--- a/docs/Гамов П.А. ВКР.docx
+++ b/docs/Гамов П.А. ВКР.docx
@@ -328,18 +328,23 @@
         <w:pStyle w:val="Standard"/>
         <w:jc w:val="center"/>
         <w:rPr>
-          <w:rFonts w:ascii="Times New Roman" w:hAnsi="Times New Roman"/>
-        </w:rPr>
-      </w:pPr>
-      <w:r>
-        <w:rPr>
-          <w:rFonts w:ascii="Times New Roman" w:hAnsi="Times New Roman"/>
+          <w:sz w:val="28"/>
+          <w:szCs w:val="28"/>
+        </w:rPr>
+      </w:pPr>
+      <w:r>
+        <w:rPr>
+          <w:rFonts w:ascii="Times New Roman" w:hAnsi="Times New Roman"/>
+          <w:sz w:val="28"/>
+          <w:szCs w:val="28"/>
         </w:rPr>
         <w:t>Направление (специальность) «</w:t>
       </w:r>
       <w:r>
         <w:rPr>
           <w:rFonts w:ascii="Times New Roman" w:hAnsi="Times New Roman"/>
+          <w:sz w:val="28"/>
+          <w:szCs w:val="28"/>
           <w:u w:val="single"/>
         </w:rPr>
         <w:t>Прикладная информатика</w:t>
@@ -347,6 +352,8 @@
       <w:r>
         <w:rPr>
           <w:rFonts w:ascii="Times New Roman" w:hAnsi="Times New Roman"/>
+          <w:sz w:val="28"/>
+          <w:szCs w:val="28"/>
         </w:rPr>
         <w:t>»</w:t>
       </w:r>
@@ -356,18 +363,23 @@
         <w:pStyle w:val="Standard"/>
         <w:jc w:val="center"/>
         <w:rPr>
-          <w:rFonts w:ascii="Times New Roman" w:hAnsi="Times New Roman"/>
-        </w:rPr>
-      </w:pPr>
-      <w:r>
-        <w:rPr>
-          <w:rFonts w:ascii="Times New Roman" w:hAnsi="Times New Roman"/>
+          <w:sz w:val="28"/>
+          <w:szCs w:val="28"/>
+        </w:rPr>
+      </w:pPr>
+      <w:r>
+        <w:rPr>
+          <w:rFonts w:ascii="Times New Roman" w:hAnsi="Times New Roman"/>
+          <w:sz w:val="28"/>
+          <w:szCs w:val="28"/>
         </w:rPr>
         <w:t>Профиль (направление/направленность) «</w:t>
       </w:r>
       <w:r>
         <w:rPr>
           <w:rFonts w:ascii="Times New Roman" w:hAnsi="Times New Roman"/>
+          <w:sz w:val="28"/>
+          <w:szCs w:val="28"/>
           <w:u w:val="single"/>
         </w:rPr>
         <w:t>Информационные технологии управления социально-экономическими системами</w:t>
@@ -375,6 +387,8 @@
       <w:r>
         <w:rPr>
           <w:rFonts w:ascii="Times New Roman" w:hAnsi="Times New Roman"/>
+          <w:sz w:val="28"/>
+          <w:szCs w:val="28"/>
         </w:rPr>
         <w:t>»</w:t>
       </w:r>
@@ -440,13 +454,16 @@
         <w:pStyle w:val="Standard"/>
         <w:jc w:val="right"/>
         <w:rPr>
-          <w:rFonts w:ascii="Times New Roman" w:hAnsi="Times New Roman"/>
+          <w:sz w:val="28"/>
+          <w:szCs w:val="28"/>
         </w:rPr>
       </w:pPr>
       <w:r>
         <w:rPr>
           <w:rFonts w:ascii="Times New Roman" w:hAnsi="Times New Roman"/>
           <w:iCs/>
+          <w:sz w:val="28"/>
+          <w:szCs w:val="28"/>
         </w:rPr>
         <w:t xml:space="preserve">Выполнил студент группы </w:t>
       </w:r>
@@ -454,6 +471,8 @@
         <w:rPr>
           <w:rFonts w:ascii="Times New Roman" w:hAnsi="Times New Roman"/>
           <w:iCs/>
+          <w:sz w:val="28"/>
+          <w:szCs w:val="28"/>
           <w:u w:val="single"/>
         </w:rPr>
         <w:t>ЭМС-271</w:t>
@@ -464,7 +483,8 @@
         <w:pStyle w:val="Standard"/>
         <w:jc w:val="right"/>
         <w:rPr>
-          <w:rFonts w:ascii="Times New Roman" w:hAnsi="Times New Roman"/>
+          <w:sz w:val="28"/>
+          <w:szCs w:val="28"/>
         </w:rPr>
       </w:pPr>
       <w:r>
@@ -472,25 +492,11 @@
           <w:rFonts w:ascii="Times New Roman" w:hAnsi="Times New Roman"/>
           <w:i/>
           <w:iCs/>
+          <w:sz w:val="28"/>
+          <w:szCs w:val="28"/>
         </w:rPr>
         <w:t>П.А. Гамов</w:t>
       </w:r>
-    </w:p>
-    <w:p>
-      <w:pPr>
-        <w:pStyle w:val="Standard"/>
-        <w:rPr>
-          <w:rFonts w:ascii="Times New Roman" w:hAnsi="Times New Roman"/>
-        </w:rPr>
-      </w:pPr>
-    </w:p>
-    <w:p>
-      <w:pPr>
-        <w:pStyle w:val="Standard"/>
-        <w:rPr>
-          <w:rFonts w:ascii="Times New Roman" w:hAnsi="Times New Roman"/>
-        </w:rPr>
-      </w:pPr>
     </w:p>
     <w:p>
       <w:pPr>
@@ -605,11 +611,6 @@
       <w:r>
         <w:br w:type="page"/>
       </w:r>
-    </w:p>
-    <w:p>
-      <w:pPr>
-        <w:pStyle w:val="a0"/>
-      </w:pPr>
     </w:p>
     <w:sdt>
       <w:sdtPr>
@@ -620,7 +621,7 @@
           <w:sz w:val="24"/>
           <w:szCs w:val="24"/>
         </w:rPr>
-        <w:id w:val="192359690"/>
+        <w:id w:val="1985505105"/>
         <w:docPartObj>
           <w:docPartGallery w:val="Table of Contents"/>
           <w:docPartUnique/>
@@ -630,53 +631,878 @@
       <w:sdtContent>
         <w:p>
           <w:pPr>
-            <w:pStyle w:val="ad"/>
+            <w:pStyle w:val="ae"/>
+            <w:rPr>
+              <w:rFonts w:ascii="Times New Roman" w:hAnsi="Times New Roman" w:cs="Times New Roman"/>
+            </w:rPr>
           </w:pPr>
           <w:r>
+            <w:rPr>
+              <w:rFonts w:ascii="Times New Roman" w:hAnsi="Times New Roman" w:cs="Times New Roman"/>
+            </w:rPr>
             <w:t>Оглавление</w:t>
           </w:r>
         </w:p>
         <w:p>
           <w:pPr>
-            <w:pStyle w:val="12"/>
+            <w:pStyle w:val="14"/>
+            <w:rPr>
+              <w:rFonts w:ascii="Times New Roman" w:eastAsiaTheme="minorEastAsia" w:hAnsi="Times New Roman" w:cs="Times New Roman"/>
+              <w:noProof/>
+              <w:lang w:eastAsia="ru-RU" w:bidi="ar-SA"/>
+              <w14:ligatures w14:val="standardContextual"/>
+            </w:rPr>
+          </w:pPr>
+          <w:r>
+            <w:rPr>
+              <w:rFonts w:ascii="Times New Roman" w:hAnsi="Times New Roman" w:cs="Times New Roman"/>
+            </w:rPr>
+            <w:fldChar w:fldCharType="begin"/>
+          </w:r>
+          <w:r>
+            <w:rPr>
+              <w:rStyle w:val="a8"/>
+              <w:rFonts w:ascii="Times New Roman" w:hAnsi="Times New Roman" w:cs="Times New Roman"/>
+            </w:rPr>
+            <w:instrText xml:space="preserve"> TOC \f \o "1-9" \h</w:instrText>
+          </w:r>
+          <w:r>
+            <w:rPr>
+              <w:rStyle w:val="a8"/>
+              <w:rFonts w:ascii="Times New Roman" w:hAnsi="Times New Roman" w:cs="Times New Roman"/>
+            </w:rPr>
+            <w:fldChar w:fldCharType="separate"/>
+          </w:r>
+          <w:hyperlink w:anchor="_Toc225970237" w:history="1">
+            <w:r>
+              <w:rPr>
+                <w:rStyle w:val="a4"/>
+                <w:rFonts w:ascii="Times New Roman" w:hAnsi="Times New Roman" w:cs="Times New Roman"/>
+                <w:noProof/>
+              </w:rPr>
+              <w:t>ЧАСТЬ 1. ПОСТАНОВКА ПРОБЛЕМЫ</w:t>
+            </w:r>
+            <w:r>
+              <w:rPr>
+                <w:rFonts w:ascii="Times New Roman" w:hAnsi="Times New Roman" w:cs="Times New Roman"/>
+                <w:noProof/>
+              </w:rPr>
+              <w:tab/>
+            </w:r>
+            <w:r>
+              <w:rPr>
+                <w:rFonts w:ascii="Times New Roman" w:hAnsi="Times New Roman" w:cs="Times New Roman"/>
+                <w:noProof/>
+              </w:rPr>
+              <w:fldChar w:fldCharType="begin"/>
+            </w:r>
+            <w:r>
+              <w:rPr>
+                <w:rFonts w:ascii="Times New Roman" w:hAnsi="Times New Roman" w:cs="Times New Roman"/>
+                <w:noProof/>
+              </w:rPr>
+              <w:instrText xml:space="preserve"> PAGEREF _Toc225970237 \h </w:instrText>
+            </w:r>
+            <w:r>
+              <w:rPr>
+                <w:rFonts w:ascii="Times New Roman" w:hAnsi="Times New Roman" w:cs="Times New Roman"/>
+                <w:noProof/>
+              </w:rPr>
+            </w:r>
+            <w:r>
+              <w:rPr>
+                <w:rFonts w:ascii="Times New Roman" w:hAnsi="Times New Roman" w:cs="Times New Roman"/>
+                <w:noProof/>
+              </w:rPr>
+              <w:fldChar w:fldCharType="separate"/>
+            </w:r>
+            <w:r>
+              <w:rPr>
+                <w:rFonts w:ascii="Times New Roman" w:hAnsi="Times New Roman" w:cs="Times New Roman"/>
+                <w:noProof/>
+              </w:rPr>
+              <w:t>3</w:t>
+            </w:r>
+            <w:r>
+              <w:rPr>
+                <w:rFonts w:ascii="Times New Roman" w:hAnsi="Times New Roman" w:cs="Times New Roman"/>
+                <w:noProof/>
+              </w:rPr>
+              <w:fldChar w:fldCharType="end"/>
+            </w:r>
+          </w:hyperlink>
+        </w:p>
+        <w:p>
+          <w:pPr>
+            <w:pStyle w:val="14"/>
+            <w:rPr>
+              <w:rFonts w:ascii="Times New Roman" w:eastAsiaTheme="minorEastAsia" w:hAnsi="Times New Roman" w:cs="Times New Roman"/>
+              <w:noProof/>
+              <w:lang w:eastAsia="ru-RU" w:bidi="ar-SA"/>
+              <w14:ligatures w14:val="standardContextual"/>
+            </w:rPr>
+          </w:pPr>
+          <w:hyperlink w:anchor="_Toc225970238" w:history="1">
+            <w:r>
+              <w:rPr>
+                <w:rStyle w:val="a4"/>
+                <w:rFonts w:ascii="Times New Roman" w:hAnsi="Times New Roman" w:cs="Times New Roman"/>
+                <w:noProof/>
+              </w:rPr>
+              <w:t>Актуальность формирования здоровых привычек в цифровую эпоху</w:t>
+            </w:r>
+            <w:r>
+              <w:rPr>
+                <w:rFonts w:ascii="Times New Roman" w:hAnsi="Times New Roman" w:cs="Times New Roman"/>
+                <w:noProof/>
+              </w:rPr>
+              <w:tab/>
+            </w:r>
+            <w:r>
+              <w:rPr>
+                <w:rFonts w:ascii="Times New Roman" w:hAnsi="Times New Roman" w:cs="Times New Roman"/>
+                <w:noProof/>
+              </w:rPr>
+              <w:fldChar w:fldCharType="begin"/>
+            </w:r>
+            <w:r>
+              <w:rPr>
+                <w:rFonts w:ascii="Times New Roman" w:hAnsi="Times New Roman" w:cs="Times New Roman"/>
+                <w:noProof/>
+              </w:rPr>
+              <w:instrText xml:space="preserve"> PAGEREF _Toc225970238 \h </w:instrText>
+            </w:r>
+            <w:r>
+              <w:rPr>
+                <w:rFonts w:ascii="Times New Roman" w:hAnsi="Times New Roman" w:cs="Times New Roman"/>
+                <w:noProof/>
+              </w:rPr>
+            </w:r>
+            <w:r>
+              <w:rPr>
+                <w:rFonts w:ascii="Times New Roman" w:hAnsi="Times New Roman" w:cs="Times New Roman"/>
+                <w:noProof/>
+              </w:rPr>
+              <w:fldChar w:fldCharType="separate"/>
+            </w:r>
+            <w:r>
+              <w:rPr>
+                <w:rFonts w:ascii="Times New Roman" w:hAnsi="Times New Roman" w:cs="Times New Roman"/>
+                <w:noProof/>
+              </w:rPr>
+              <w:t>6</w:t>
+            </w:r>
+            <w:r>
+              <w:rPr>
+                <w:rFonts w:ascii="Times New Roman" w:hAnsi="Times New Roman" w:cs="Times New Roman"/>
+                <w:noProof/>
+              </w:rPr>
+              <w:fldChar w:fldCharType="end"/>
+            </w:r>
+          </w:hyperlink>
+        </w:p>
+        <w:p>
+          <w:pPr>
+            <w:pStyle w:val="14"/>
+            <w:rPr>
+              <w:rFonts w:ascii="Times New Roman" w:eastAsiaTheme="minorEastAsia" w:hAnsi="Times New Roman" w:cs="Times New Roman"/>
+              <w:noProof/>
+              <w:lang w:eastAsia="ru-RU" w:bidi="ar-SA"/>
+              <w14:ligatures w14:val="standardContextual"/>
+            </w:rPr>
+          </w:pPr>
+          <w:hyperlink w:anchor="_Toc225970239" w:history="1">
+            <w:r>
+              <w:rPr>
+                <w:rStyle w:val="a4"/>
+                <w:rFonts w:ascii="Times New Roman" w:hAnsi="Times New Roman" w:cs="Times New Roman"/>
+                <w:noProof/>
+              </w:rPr>
+              <w:t>Проблемы традиционных подходов к формированию привычек</w:t>
+            </w:r>
+            <w:r>
+              <w:rPr>
+                <w:rFonts w:ascii="Times New Roman" w:hAnsi="Times New Roman" w:cs="Times New Roman"/>
+                <w:noProof/>
+              </w:rPr>
+              <w:tab/>
+            </w:r>
+            <w:r>
+              <w:rPr>
+                <w:rFonts w:ascii="Times New Roman" w:hAnsi="Times New Roman" w:cs="Times New Roman"/>
+                <w:noProof/>
+              </w:rPr>
+              <w:fldChar w:fldCharType="begin"/>
+            </w:r>
+            <w:r>
+              <w:rPr>
+                <w:rFonts w:ascii="Times New Roman" w:hAnsi="Times New Roman" w:cs="Times New Roman"/>
+                <w:noProof/>
+              </w:rPr>
+              <w:instrText xml:space="preserve"> PAGEREF _Toc225970239 \h </w:instrText>
+            </w:r>
+            <w:r>
+              <w:rPr>
+                <w:rFonts w:ascii="Times New Roman" w:hAnsi="Times New Roman" w:cs="Times New Roman"/>
+                <w:noProof/>
+              </w:rPr>
+            </w:r>
+            <w:r>
+              <w:rPr>
+                <w:rFonts w:ascii="Times New Roman" w:hAnsi="Times New Roman" w:cs="Times New Roman"/>
+                <w:noProof/>
+              </w:rPr>
+              <w:fldChar w:fldCharType="separate"/>
+            </w:r>
+            <w:r>
+              <w:rPr>
+                <w:rFonts w:ascii="Times New Roman" w:hAnsi="Times New Roman" w:cs="Times New Roman"/>
+                <w:noProof/>
+              </w:rPr>
+              <w:t>9</w:t>
+            </w:r>
+            <w:r>
+              <w:rPr>
+                <w:rFonts w:ascii="Times New Roman" w:hAnsi="Times New Roman" w:cs="Times New Roman"/>
+                <w:noProof/>
+              </w:rPr>
+              <w:fldChar w:fldCharType="end"/>
+            </w:r>
+          </w:hyperlink>
+        </w:p>
+        <w:p>
+          <w:pPr>
+            <w:pStyle w:val="14"/>
+            <w:rPr>
+              <w:rFonts w:ascii="Times New Roman" w:eastAsiaTheme="minorEastAsia" w:hAnsi="Times New Roman" w:cs="Times New Roman"/>
+              <w:noProof/>
+              <w:lang w:eastAsia="ru-RU" w:bidi="ar-SA"/>
+              <w14:ligatures w14:val="standardContextual"/>
+            </w:rPr>
+          </w:pPr>
+          <w:hyperlink w:anchor="_Toc225970240" w:history="1">
+            <w:r>
+              <w:rPr>
+                <w:rStyle w:val="a4"/>
+                <w:rFonts w:ascii="Times New Roman" w:hAnsi="Times New Roman" w:cs="Times New Roman"/>
+                <w:noProof/>
+              </w:rPr>
+              <w:t>Роль мотивации и поддержки в формировании устойчивых привычек</w:t>
+            </w:r>
+            <w:r>
+              <w:rPr>
+                <w:rFonts w:ascii="Times New Roman" w:hAnsi="Times New Roman" w:cs="Times New Roman"/>
+                <w:noProof/>
+              </w:rPr>
+              <w:tab/>
+            </w:r>
+            <w:r>
+              <w:rPr>
+                <w:rFonts w:ascii="Times New Roman" w:hAnsi="Times New Roman" w:cs="Times New Roman"/>
+                <w:noProof/>
+              </w:rPr>
+              <w:fldChar w:fldCharType="begin"/>
+            </w:r>
+            <w:r>
+              <w:rPr>
+                <w:rFonts w:ascii="Times New Roman" w:hAnsi="Times New Roman" w:cs="Times New Roman"/>
+                <w:noProof/>
+              </w:rPr>
+              <w:instrText xml:space="preserve"> PAGEREF _Toc225970240 \h </w:instrText>
+            </w:r>
+            <w:r>
+              <w:rPr>
+                <w:rFonts w:ascii="Times New Roman" w:hAnsi="Times New Roman" w:cs="Times New Roman"/>
+                <w:noProof/>
+              </w:rPr>
+            </w:r>
+            <w:r>
+              <w:rPr>
+                <w:rFonts w:ascii="Times New Roman" w:hAnsi="Times New Roman" w:cs="Times New Roman"/>
+                <w:noProof/>
+              </w:rPr>
+              <w:fldChar w:fldCharType="separate"/>
+            </w:r>
+            <w:r>
+              <w:rPr>
+                <w:rFonts w:ascii="Times New Roman" w:hAnsi="Times New Roman" w:cs="Times New Roman"/>
+                <w:noProof/>
+              </w:rPr>
+              <w:t>12</w:t>
+            </w:r>
+            <w:r>
+              <w:rPr>
+                <w:rFonts w:ascii="Times New Roman" w:hAnsi="Times New Roman" w:cs="Times New Roman"/>
+                <w:noProof/>
+              </w:rPr>
+              <w:fldChar w:fldCharType="end"/>
+            </w:r>
+          </w:hyperlink>
+        </w:p>
+        <w:p>
+          <w:pPr>
+            <w:pStyle w:val="14"/>
+            <w:rPr>
+              <w:rFonts w:ascii="Times New Roman" w:eastAsiaTheme="minorEastAsia" w:hAnsi="Times New Roman" w:cs="Times New Roman"/>
+              <w:noProof/>
+              <w:lang w:eastAsia="ru-RU" w:bidi="ar-SA"/>
+              <w14:ligatures w14:val="standardContextual"/>
+            </w:rPr>
+          </w:pPr>
+          <w:hyperlink w:anchor="_Toc225970241" w:history="1">
+            <w:r>
+              <w:rPr>
+                <w:rStyle w:val="a4"/>
+                <w:rFonts w:ascii="Times New Roman" w:hAnsi="Times New Roman" w:cs="Times New Roman"/>
+                <w:noProof/>
+              </w:rPr>
+              <w:t>Социальные и эмоциональные аспекты формирования привычек</w:t>
+            </w:r>
+            <w:r>
+              <w:rPr>
+                <w:rFonts w:ascii="Times New Roman" w:hAnsi="Times New Roman" w:cs="Times New Roman"/>
+                <w:noProof/>
+              </w:rPr>
+              <w:tab/>
+            </w:r>
+            <w:r>
+              <w:rPr>
+                <w:rFonts w:ascii="Times New Roman" w:hAnsi="Times New Roman" w:cs="Times New Roman"/>
+                <w:noProof/>
+              </w:rPr>
+              <w:fldChar w:fldCharType="begin"/>
+            </w:r>
+            <w:r>
+              <w:rPr>
+                <w:rFonts w:ascii="Times New Roman" w:hAnsi="Times New Roman" w:cs="Times New Roman"/>
+                <w:noProof/>
+              </w:rPr>
+              <w:instrText xml:space="preserve"> PAGEREF _Toc225970241 \h </w:instrText>
+            </w:r>
+            <w:r>
+              <w:rPr>
+                <w:rFonts w:ascii="Times New Roman" w:hAnsi="Times New Roman" w:cs="Times New Roman"/>
+                <w:noProof/>
+              </w:rPr>
+            </w:r>
+            <w:r>
+              <w:rPr>
+                <w:rFonts w:ascii="Times New Roman" w:hAnsi="Times New Roman" w:cs="Times New Roman"/>
+                <w:noProof/>
+              </w:rPr>
+              <w:fldChar w:fldCharType="separate"/>
+            </w:r>
+            <w:r>
+              <w:rPr>
+                <w:rFonts w:ascii="Times New Roman" w:hAnsi="Times New Roman" w:cs="Times New Roman"/>
+                <w:noProof/>
+              </w:rPr>
+              <w:t>15</w:t>
+            </w:r>
+            <w:r>
+              <w:rPr>
+                <w:rFonts w:ascii="Times New Roman" w:hAnsi="Times New Roman" w:cs="Times New Roman"/>
+                <w:noProof/>
+              </w:rPr>
+              <w:fldChar w:fldCharType="end"/>
+            </w:r>
+          </w:hyperlink>
+        </w:p>
+        <w:p>
+          <w:pPr>
+            <w:pStyle w:val="14"/>
+            <w:rPr>
+              <w:rFonts w:ascii="Times New Roman" w:eastAsiaTheme="minorEastAsia" w:hAnsi="Times New Roman" w:cs="Times New Roman"/>
+              <w:noProof/>
+              <w:lang w:eastAsia="ru-RU" w:bidi="ar-SA"/>
+              <w14:ligatures w14:val="standardContextual"/>
+            </w:rPr>
+          </w:pPr>
+          <w:hyperlink w:anchor="_Toc225970242" w:history="1">
+            <w:r>
+              <w:rPr>
+                <w:rStyle w:val="a4"/>
+                <w:rFonts w:ascii="Times New Roman" w:hAnsi="Times New Roman" w:cs="Times New Roman"/>
+                <w:noProof/>
+              </w:rPr>
+              <w:t>Проблемы персонализации и адаптации цифровых решений</w:t>
+            </w:r>
+            <w:r>
+              <w:rPr>
+                <w:rFonts w:ascii="Times New Roman" w:hAnsi="Times New Roman" w:cs="Times New Roman"/>
+                <w:noProof/>
+              </w:rPr>
+              <w:tab/>
+            </w:r>
+            <w:r>
+              <w:rPr>
+                <w:rFonts w:ascii="Times New Roman" w:hAnsi="Times New Roman" w:cs="Times New Roman"/>
+                <w:noProof/>
+              </w:rPr>
+              <w:fldChar w:fldCharType="begin"/>
+            </w:r>
+            <w:r>
+              <w:rPr>
+                <w:rFonts w:ascii="Times New Roman" w:hAnsi="Times New Roman" w:cs="Times New Roman"/>
+                <w:noProof/>
+              </w:rPr>
+              <w:instrText xml:space="preserve"> PAGEREF _Toc225970242 \h </w:instrText>
+            </w:r>
+            <w:r>
+              <w:rPr>
+                <w:rFonts w:ascii="Times New Roman" w:hAnsi="Times New Roman" w:cs="Times New Roman"/>
+                <w:noProof/>
+              </w:rPr>
+            </w:r>
+            <w:r>
+              <w:rPr>
+                <w:rFonts w:ascii="Times New Roman" w:hAnsi="Times New Roman" w:cs="Times New Roman"/>
+                <w:noProof/>
+              </w:rPr>
+              <w:fldChar w:fldCharType="separate"/>
+            </w:r>
+            <w:r>
+              <w:rPr>
+                <w:rFonts w:ascii="Times New Roman" w:hAnsi="Times New Roman" w:cs="Times New Roman"/>
+                <w:noProof/>
+              </w:rPr>
+              <w:t>17</w:t>
+            </w:r>
+            <w:r>
+              <w:rPr>
+                <w:rFonts w:ascii="Times New Roman" w:hAnsi="Times New Roman" w:cs="Times New Roman"/>
+                <w:noProof/>
+              </w:rPr>
+              <w:fldChar w:fldCharType="end"/>
+            </w:r>
+          </w:hyperlink>
+        </w:p>
+        <w:p>
+          <w:pPr>
+            <w:pStyle w:val="14"/>
+            <w:rPr>
+              <w:rFonts w:ascii="Times New Roman" w:eastAsiaTheme="minorEastAsia" w:hAnsi="Times New Roman" w:cs="Times New Roman"/>
+              <w:noProof/>
+              <w:lang w:eastAsia="ru-RU" w:bidi="ar-SA"/>
+              <w14:ligatures w14:val="standardContextual"/>
+            </w:rPr>
+          </w:pPr>
+          <w:hyperlink w:anchor="_Toc225970243" w:history="1">
+            <w:r>
+              <w:rPr>
+                <w:rStyle w:val="a4"/>
+                <w:rFonts w:ascii="Times New Roman" w:hAnsi="Times New Roman" w:cs="Times New Roman"/>
+                <w:noProof/>
+              </w:rPr>
+              <w:t>Поведенческие и психологические барьеры формирования привычек</w:t>
+            </w:r>
+            <w:r>
+              <w:rPr>
+                <w:rFonts w:ascii="Times New Roman" w:hAnsi="Times New Roman" w:cs="Times New Roman"/>
+                <w:noProof/>
+              </w:rPr>
+              <w:tab/>
+            </w:r>
+            <w:r>
+              <w:rPr>
+                <w:rFonts w:ascii="Times New Roman" w:hAnsi="Times New Roman" w:cs="Times New Roman"/>
+                <w:noProof/>
+              </w:rPr>
+              <w:fldChar w:fldCharType="begin"/>
+            </w:r>
+            <w:r>
+              <w:rPr>
+                <w:rFonts w:ascii="Times New Roman" w:hAnsi="Times New Roman" w:cs="Times New Roman"/>
+                <w:noProof/>
+              </w:rPr>
+              <w:instrText xml:space="preserve"> PAGEREF _Toc225970243 \h </w:instrText>
+            </w:r>
+            <w:r>
+              <w:rPr>
+                <w:rFonts w:ascii="Times New Roman" w:hAnsi="Times New Roman" w:cs="Times New Roman"/>
+                <w:noProof/>
+              </w:rPr>
+            </w:r>
+            <w:r>
+              <w:rPr>
+                <w:rFonts w:ascii="Times New Roman" w:hAnsi="Times New Roman" w:cs="Times New Roman"/>
+                <w:noProof/>
+              </w:rPr>
+              <w:fldChar w:fldCharType="separate"/>
+            </w:r>
+            <w:r>
+              <w:rPr>
+                <w:rFonts w:ascii="Times New Roman" w:hAnsi="Times New Roman" w:cs="Times New Roman"/>
+                <w:noProof/>
+              </w:rPr>
+              <w:t>19</w:t>
+            </w:r>
+            <w:r>
+              <w:rPr>
+                <w:rFonts w:ascii="Times New Roman" w:hAnsi="Times New Roman" w:cs="Times New Roman"/>
+                <w:noProof/>
+              </w:rPr>
+              <w:fldChar w:fldCharType="end"/>
+            </w:r>
+          </w:hyperlink>
+        </w:p>
+        <w:p>
+          <w:pPr>
+            <w:pStyle w:val="14"/>
+            <w:rPr>
+              <w:rFonts w:ascii="Times New Roman" w:eastAsiaTheme="minorEastAsia" w:hAnsi="Times New Roman" w:cs="Times New Roman"/>
+              <w:noProof/>
+              <w:lang w:eastAsia="ru-RU" w:bidi="ar-SA"/>
+              <w14:ligatures w14:val="standardContextual"/>
+            </w:rPr>
+          </w:pPr>
+          <w:hyperlink w:anchor="_Toc225970244" w:history="1">
+            <w:r>
+              <w:rPr>
+                <w:rStyle w:val="a4"/>
+                <w:rFonts w:ascii="Times New Roman" w:hAnsi="Times New Roman" w:cs="Times New Roman"/>
+                <w:noProof/>
+              </w:rPr>
+              <w:t>Проблемы обратной связи и аналитики в существующих решениях</w:t>
+            </w:r>
+            <w:r>
+              <w:rPr>
+                <w:rFonts w:ascii="Times New Roman" w:hAnsi="Times New Roman" w:cs="Times New Roman"/>
+                <w:noProof/>
+              </w:rPr>
+              <w:tab/>
+            </w:r>
+            <w:r>
+              <w:rPr>
+                <w:rFonts w:ascii="Times New Roman" w:hAnsi="Times New Roman" w:cs="Times New Roman"/>
+                <w:noProof/>
+              </w:rPr>
+              <w:fldChar w:fldCharType="begin"/>
+            </w:r>
+            <w:r>
+              <w:rPr>
+                <w:rFonts w:ascii="Times New Roman" w:hAnsi="Times New Roman" w:cs="Times New Roman"/>
+                <w:noProof/>
+              </w:rPr>
+              <w:instrText xml:space="preserve"> PAGEREF _Toc225970244 \h </w:instrText>
+            </w:r>
+            <w:r>
+              <w:rPr>
+                <w:rFonts w:ascii="Times New Roman" w:hAnsi="Times New Roman" w:cs="Times New Roman"/>
+                <w:noProof/>
+              </w:rPr>
+            </w:r>
+            <w:r>
+              <w:rPr>
+                <w:rFonts w:ascii="Times New Roman" w:hAnsi="Times New Roman" w:cs="Times New Roman"/>
+                <w:noProof/>
+              </w:rPr>
+              <w:fldChar w:fldCharType="separate"/>
+            </w:r>
+            <w:r>
+              <w:rPr>
+                <w:rFonts w:ascii="Times New Roman" w:hAnsi="Times New Roman" w:cs="Times New Roman"/>
+                <w:noProof/>
+              </w:rPr>
+              <w:t>21</w:t>
+            </w:r>
+            <w:r>
+              <w:rPr>
+                <w:rFonts w:ascii="Times New Roman" w:hAnsi="Times New Roman" w:cs="Times New Roman"/>
+                <w:noProof/>
+              </w:rPr>
+              <w:fldChar w:fldCharType="end"/>
+            </w:r>
+          </w:hyperlink>
+        </w:p>
+        <w:p>
+          <w:pPr>
+            <w:pStyle w:val="14"/>
+            <w:rPr>
+              <w:rFonts w:ascii="Times New Roman" w:eastAsiaTheme="minorEastAsia" w:hAnsi="Times New Roman" w:cs="Times New Roman"/>
+              <w:noProof/>
+              <w:lang w:eastAsia="ru-RU" w:bidi="ar-SA"/>
+              <w14:ligatures w14:val="standardContextual"/>
+            </w:rPr>
+          </w:pPr>
+          <w:hyperlink w:anchor="_Toc225970245" w:history="1">
+            <w:r>
+              <w:rPr>
+                <w:rStyle w:val="a4"/>
+                <w:rFonts w:ascii="Times New Roman" w:hAnsi="Times New Roman" w:cs="Times New Roman"/>
+                <w:noProof/>
+              </w:rPr>
+              <w:t>Потенциал и ограничения цифровых платформ в формировании привычек</w:t>
+            </w:r>
+            <w:r>
+              <w:rPr>
+                <w:rFonts w:ascii="Times New Roman" w:hAnsi="Times New Roman" w:cs="Times New Roman"/>
+                <w:noProof/>
+              </w:rPr>
+              <w:tab/>
+            </w:r>
+            <w:r>
+              <w:rPr>
+                <w:rFonts w:ascii="Times New Roman" w:hAnsi="Times New Roman" w:cs="Times New Roman"/>
+                <w:noProof/>
+              </w:rPr>
+              <w:fldChar w:fldCharType="begin"/>
+            </w:r>
+            <w:r>
+              <w:rPr>
+                <w:rFonts w:ascii="Times New Roman" w:hAnsi="Times New Roman" w:cs="Times New Roman"/>
+                <w:noProof/>
+              </w:rPr>
+              <w:instrText xml:space="preserve"> PAGEREF _Toc225970245 \h </w:instrText>
+            </w:r>
+            <w:r>
+              <w:rPr>
+                <w:rFonts w:ascii="Times New Roman" w:hAnsi="Times New Roman" w:cs="Times New Roman"/>
+                <w:noProof/>
+              </w:rPr>
+            </w:r>
+            <w:r>
+              <w:rPr>
+                <w:rFonts w:ascii="Times New Roman" w:hAnsi="Times New Roman" w:cs="Times New Roman"/>
+                <w:noProof/>
+              </w:rPr>
+              <w:fldChar w:fldCharType="separate"/>
+            </w:r>
+            <w:r>
+              <w:rPr>
+                <w:rFonts w:ascii="Times New Roman" w:hAnsi="Times New Roman" w:cs="Times New Roman"/>
+                <w:noProof/>
+              </w:rPr>
+              <w:t>23</w:t>
+            </w:r>
+            <w:r>
+              <w:rPr>
+                <w:rFonts w:ascii="Times New Roman" w:hAnsi="Times New Roman" w:cs="Times New Roman"/>
+                <w:noProof/>
+              </w:rPr>
+              <w:fldChar w:fldCharType="end"/>
+            </w:r>
+          </w:hyperlink>
+        </w:p>
+        <w:p>
+          <w:pPr>
+            <w:pStyle w:val="14"/>
+            <w:rPr>
+              <w:rFonts w:ascii="Times New Roman" w:eastAsiaTheme="minorEastAsia" w:hAnsi="Times New Roman" w:cs="Times New Roman"/>
+              <w:noProof/>
+              <w:lang w:eastAsia="ru-RU" w:bidi="ar-SA"/>
+              <w14:ligatures w14:val="standardContextual"/>
+            </w:rPr>
+          </w:pPr>
+          <w:hyperlink w:anchor="_Toc225970246" w:history="1">
+            <w:r>
+              <w:rPr>
+                <w:rStyle w:val="a4"/>
+                <w:rFonts w:ascii="Times New Roman" w:hAnsi="Times New Roman" w:cs="Times New Roman"/>
+                <w:noProof/>
+              </w:rPr>
+              <w:t>Обоснование необходимости интеграции геймификации и наставнической поддержки</w:t>
+            </w:r>
+            <w:r>
+              <w:rPr>
+                <w:rFonts w:ascii="Times New Roman" w:hAnsi="Times New Roman" w:cs="Times New Roman"/>
+                <w:noProof/>
+              </w:rPr>
+              <w:tab/>
+            </w:r>
+            <w:r>
+              <w:rPr>
+                <w:rFonts w:ascii="Times New Roman" w:hAnsi="Times New Roman" w:cs="Times New Roman"/>
+                <w:noProof/>
+              </w:rPr>
+              <w:fldChar w:fldCharType="begin"/>
+            </w:r>
+            <w:r>
+              <w:rPr>
+                <w:rFonts w:ascii="Times New Roman" w:hAnsi="Times New Roman" w:cs="Times New Roman"/>
+                <w:noProof/>
+              </w:rPr>
+              <w:instrText xml:space="preserve"> PAGEREF _Toc225970246 \h </w:instrText>
+            </w:r>
+            <w:r>
+              <w:rPr>
+                <w:rFonts w:ascii="Times New Roman" w:hAnsi="Times New Roman" w:cs="Times New Roman"/>
+                <w:noProof/>
+              </w:rPr>
+            </w:r>
+            <w:r>
+              <w:rPr>
+                <w:rFonts w:ascii="Times New Roman" w:hAnsi="Times New Roman" w:cs="Times New Roman"/>
+                <w:noProof/>
+              </w:rPr>
+              <w:fldChar w:fldCharType="separate"/>
+            </w:r>
+            <w:r>
+              <w:rPr>
+                <w:rFonts w:ascii="Times New Roman" w:hAnsi="Times New Roman" w:cs="Times New Roman"/>
+                <w:noProof/>
+              </w:rPr>
+              <w:t>24</w:t>
+            </w:r>
+            <w:r>
+              <w:rPr>
+                <w:rFonts w:ascii="Times New Roman" w:hAnsi="Times New Roman" w:cs="Times New Roman"/>
+                <w:noProof/>
+              </w:rPr>
+              <w:fldChar w:fldCharType="end"/>
+            </w:r>
+          </w:hyperlink>
+        </w:p>
+        <w:p>
+          <w:pPr>
+            <w:pStyle w:val="14"/>
+            <w:rPr>
+              <w:rFonts w:ascii="Times New Roman" w:eastAsiaTheme="minorEastAsia" w:hAnsi="Times New Roman" w:cs="Times New Roman"/>
+              <w:noProof/>
+              <w:lang w:eastAsia="ru-RU" w:bidi="ar-SA"/>
+              <w14:ligatures w14:val="standardContextual"/>
+            </w:rPr>
+          </w:pPr>
+          <w:hyperlink w:anchor="_Toc225970247" w:history="1">
+            <w:r>
+              <w:rPr>
+                <w:rStyle w:val="a4"/>
+                <w:rFonts w:ascii="Times New Roman" w:hAnsi="Times New Roman" w:cs="Times New Roman"/>
+                <w:noProof/>
+              </w:rPr>
+              <w:t>ЧАСТЬ 2. ПРЕДЛАГАЕМОЕ РЕШЕНИЕ</w:t>
+            </w:r>
+            <w:r>
+              <w:rPr>
+                <w:rFonts w:ascii="Times New Roman" w:hAnsi="Times New Roman" w:cs="Times New Roman"/>
+                <w:noProof/>
+              </w:rPr>
+              <w:tab/>
+            </w:r>
+            <w:r>
+              <w:rPr>
+                <w:rFonts w:ascii="Times New Roman" w:hAnsi="Times New Roman" w:cs="Times New Roman"/>
+                <w:noProof/>
+              </w:rPr>
+              <w:fldChar w:fldCharType="begin"/>
+            </w:r>
+            <w:r>
+              <w:rPr>
+                <w:rFonts w:ascii="Times New Roman" w:hAnsi="Times New Roman" w:cs="Times New Roman"/>
+                <w:noProof/>
+              </w:rPr>
+              <w:instrText xml:space="preserve"> PAGEREF _Toc225970247 \h </w:instrText>
+            </w:r>
+            <w:r>
+              <w:rPr>
+                <w:rFonts w:ascii="Times New Roman" w:hAnsi="Times New Roman" w:cs="Times New Roman"/>
+                <w:noProof/>
+              </w:rPr>
+            </w:r>
+            <w:r>
+              <w:rPr>
+                <w:rFonts w:ascii="Times New Roman" w:hAnsi="Times New Roman" w:cs="Times New Roman"/>
+                <w:noProof/>
+              </w:rPr>
+              <w:fldChar w:fldCharType="separate"/>
+            </w:r>
+            <w:r>
+              <w:rPr>
+                <w:rFonts w:ascii="Times New Roman" w:hAnsi="Times New Roman" w:cs="Times New Roman"/>
+                <w:noProof/>
+              </w:rPr>
+              <w:t>27</w:t>
+            </w:r>
+            <w:r>
+              <w:rPr>
+                <w:rFonts w:ascii="Times New Roman" w:hAnsi="Times New Roman" w:cs="Times New Roman"/>
+                <w:noProof/>
+              </w:rPr>
+              <w:fldChar w:fldCharType="end"/>
+            </w:r>
+          </w:hyperlink>
+        </w:p>
+        <w:p>
+          <w:pPr>
+            <w:pStyle w:val="14"/>
+            <w:rPr>
+              <w:rFonts w:ascii="Times New Roman" w:eastAsiaTheme="minorEastAsia" w:hAnsi="Times New Roman" w:cs="Times New Roman"/>
+              <w:noProof/>
+              <w:lang w:eastAsia="ru-RU" w:bidi="ar-SA"/>
+              <w14:ligatures w14:val="standardContextual"/>
+            </w:rPr>
+          </w:pPr>
+          <w:hyperlink w:anchor="_Toc225970248" w:history="1">
+            <w:r>
+              <w:rPr>
+                <w:rStyle w:val="a4"/>
+                <w:rFonts w:ascii="Times New Roman" w:hAnsi="Times New Roman" w:cs="Times New Roman"/>
+                <w:noProof/>
+              </w:rPr>
+              <w:t>СПИСОК ЛИТЕРАТУРЫ</w:t>
+            </w:r>
+            <w:r>
+              <w:rPr>
+                <w:rFonts w:ascii="Times New Roman" w:hAnsi="Times New Roman" w:cs="Times New Roman"/>
+                <w:noProof/>
+              </w:rPr>
+              <w:tab/>
+            </w:r>
+            <w:r>
+              <w:rPr>
+                <w:rFonts w:ascii="Times New Roman" w:hAnsi="Times New Roman" w:cs="Times New Roman"/>
+                <w:noProof/>
+              </w:rPr>
+              <w:fldChar w:fldCharType="begin"/>
+            </w:r>
+            <w:r>
+              <w:rPr>
+                <w:rFonts w:ascii="Times New Roman" w:hAnsi="Times New Roman" w:cs="Times New Roman"/>
+                <w:noProof/>
+              </w:rPr>
+              <w:instrText xml:space="preserve"> PAGEREF _Toc225970248 \h </w:instrText>
+            </w:r>
+            <w:r>
+              <w:rPr>
+                <w:rFonts w:ascii="Times New Roman" w:hAnsi="Times New Roman" w:cs="Times New Roman"/>
+                <w:noProof/>
+              </w:rPr>
+            </w:r>
+            <w:r>
+              <w:rPr>
+                <w:rFonts w:ascii="Times New Roman" w:hAnsi="Times New Roman" w:cs="Times New Roman"/>
+                <w:noProof/>
+              </w:rPr>
+              <w:fldChar w:fldCharType="separate"/>
+            </w:r>
+            <w:r>
+              <w:rPr>
+                <w:rFonts w:ascii="Times New Roman" w:hAnsi="Times New Roman" w:cs="Times New Roman"/>
+                <w:noProof/>
+              </w:rPr>
+              <w:t>27</w:t>
+            </w:r>
+            <w:r>
+              <w:rPr>
+                <w:rFonts w:ascii="Times New Roman" w:hAnsi="Times New Roman" w:cs="Times New Roman"/>
+                <w:noProof/>
+              </w:rPr>
+              <w:fldChar w:fldCharType="end"/>
+            </w:r>
+          </w:hyperlink>
+        </w:p>
+        <w:p>
+          <w:pPr>
+            <w:pStyle w:val="14"/>
             <w:tabs>
               <w:tab w:val="clear" w:pos="9638"/>
               <w:tab w:val="right" w:leader="dot" w:pos="9637"/>
             </w:tabs>
           </w:pPr>
           <w:r>
-            <w:fldChar w:fldCharType="begin"/>
-          </w:r>
-          <w:r>
             <w:rPr>
-              <w:rStyle w:val="a7"/>
-            </w:rPr>
-            <w:instrText xml:space="preserve"> TOC \f \o "1-9" \h</w:instrText>
-          </w:r>
-          <w:r>
-            <w:rPr>
-              <w:rStyle w:val="a7"/>
-            </w:rPr>
-            <w:fldChar w:fldCharType="separate"/>
-          </w:r>
-          <w:hyperlink w:anchor="__RefHeading___Toc413_1466362689" w:tooltip="Постановка проблемы">
-            <w:r>
-              <w:rPr>
-                <w:rStyle w:val="a7"/>
-              </w:rPr>
-              <w:t>Постановка проблемы</w:t>
-            </w:r>
-            <w:r>
-              <w:rPr>
-                <w:rStyle w:val="a7"/>
-              </w:rPr>
-              <w:tab/>
-              <w:t>3</w:t>
-            </w:r>
-          </w:hyperlink>
-          <w:r>
-            <w:rPr>
-              <w:rStyle w:val="a7"/>
+              <w:rStyle w:val="a8"/>
+              <w:rFonts w:ascii="Times New Roman" w:hAnsi="Times New Roman" w:cs="Times New Roman"/>
             </w:rPr>
             <w:fldChar w:fldCharType="end"/>
           </w:r>
@@ -770,26 +1596,6 @@
     </w:p>
     <w:p>
       <w:pPr>
-        <w:pStyle w:val="a0"/>
-      </w:pPr>
-    </w:p>
-    <w:p>
-      <w:pPr>
-        <w:pStyle w:val="a0"/>
-      </w:pPr>
-    </w:p>
-    <w:p>
-      <w:pPr>
-        <w:pStyle w:val="a0"/>
-      </w:pPr>
-    </w:p>
-    <w:p>
-      <w:pPr>
-        <w:pStyle w:val="a0"/>
-      </w:pPr>
-    </w:p>
-    <w:p>
-      <w:pPr>
         <w:pStyle w:val="1"/>
         <w:numPr>
           <w:ilvl w:val="0"/>
@@ -798,125 +1604,109 @@
         <w:jc w:val="center"/>
         <w:rPr>
           <w:rFonts w:ascii="Times New Roman" w:hAnsi="Times New Roman" w:cs="Times New Roman"/>
-          <w:sz w:val="28"/>
-          <w:szCs w:val="24"/>
-        </w:rPr>
-      </w:pPr>
-      <w:bookmarkStart w:id="0" w:name="__RefHeading___Toc413_1466362689"/>
+          <w:sz w:val="32"/>
+          <w:szCs w:val="28"/>
+        </w:rPr>
+      </w:pPr>
+      <w:bookmarkStart w:id="0" w:name="_Toc225970237"/>
+      <w:r>
+        <w:rPr>
+          <w:rFonts w:ascii="Times New Roman" w:hAnsi="Times New Roman" w:cs="Times New Roman"/>
+          <w:sz w:val="32"/>
+          <w:szCs w:val="28"/>
+        </w:rPr>
+        <w:lastRenderedPageBreak/>
+        <w:t xml:space="preserve">ЧАСТЬ 1. </w:t>
+      </w:r>
+      <w:r>
+        <w:rPr>
+          <w:rFonts w:ascii="Times New Roman" w:hAnsi="Times New Roman" w:cs="Times New Roman"/>
+          <w:sz w:val="32"/>
+          <w:szCs w:val="28"/>
+        </w:rPr>
+        <w:t>ПОСТАНОВКА ПРОБЛЕМЫ</w:t>
+      </w:r>
       <w:bookmarkEnd w:id="0"/>
-      <w:r>
-        <w:rPr>
-          <w:rFonts w:ascii="Times New Roman" w:hAnsi="Times New Roman" w:cs="Times New Roman"/>
-          <w:sz w:val="28"/>
-          <w:szCs w:val="24"/>
-        </w:rPr>
+    </w:p>
+    <w:p>
+      <w:pPr>
+        <w:pStyle w:val="12"/>
+      </w:pPr>
+      <w:r>
+        <w:t>На протяжении последних нескольких десятилетий цифровые технологии прочно вошли в повседневную жизнь человека, кардинально изменив привычные модели поведения и образ жизни. Ускорение темпа жизни, развитие городской инфраструктуры и цифровизация всех сфер деятельности – от образования до досуга привели к тому, что человек всё больше времени проводит в искусственной, цифровой среде. Этот процесс, начавшийся с появления персональных компьютеров в 1980-х годах, получил беспрецедентное ускорение с распространени</w:t>
+      </w:r>
+      <w:r>
+        <w:t>ем смартфонов и мобильного интернета в 2010-х годах. Современный человек просыпается под звук будильника на смартфоне, проверяет уведомления ещё до того, как встанет с кровати, завтракает, листая ленту социальных сетей, добирается до работы, слушая подкасты или переписываясь в мессенджерах, проводит рабочий день за компьютером, а вечером отдыхает, смотря видео на стриминговых платформах. Цифровые технологии перестали быть инструментом для решения отдельных задач, они стали средой обитания, в которой человек</w:t>
+      </w:r>
+      <w:r>
+        <w:t xml:space="preserve"> проводит значительную часть своего бодрствующего времени.</w:t>
+      </w:r>
+    </w:p>
+    <w:p>
+      <w:pPr>
+        <w:pStyle w:val="12"/>
+      </w:pPr>
+      <w:r>
+        <w:t>Согласно данным Всемирной организации здравоохранения, более 60% взрослого населения развитых стран ведёт малоподвижный образ жизни, что напрямую связано с ростом хронических заболеваний: сердечно-сосудистых болезней, сахарного диабета, ожирения и депрессивных расстройств. Особенно уязвимой категорией являются молодые люди и лица среднего возраста, которые активно используют цифровые технологии как в профессиональной, так и в личной сферах. Исследования показывают, что средний пользователь смартфона проводи</w:t>
+      </w:r>
+      <w:r>
+        <w:t>т в цифровой среде от 6 до 8 часов в день, а для молодёжи в возрасте от 18 до 24 лет этот показатель достигает 10–12 часов.</w:t>
+      </w:r>
+    </w:p>
+    <w:p>
+      <w:pPr>
+        <w:pStyle w:val="12"/>
+      </w:pPr>
+      <w:r>
+        <w:t xml:space="preserve">Цифровизация, изначально задуманная как инструмент повышения качества жизни, стала фактором, снижающим уровень физической активности, способствующим формированию вредных привычек и ухудшающим общее </w:t>
+      </w:r>
+      <w:r>
         <w:lastRenderedPageBreak/>
-        <w:t>Постановка проблемы</w:t>
-      </w:r>
-    </w:p>
-    <w:p>
-      <w:pPr>
-        <w:pStyle w:val="13"/>
-      </w:pPr>
-      <w:r>
-        <w:t xml:space="preserve">На протяжении последних нескольких десятилетий цифровые технологии прочно вошли в повседневную жизнь человека, кардинально изменив привычные модели поведения и образ жизни. Ускорение темпа жизни, развитие городской инфраструктуры и цифровизация всех сфер деятельности </w:t>
-      </w:r>
-      <w:r>
-        <w:t>–</w:t>
-      </w:r>
-      <w:r>
-        <w:t xml:space="preserve"> от образования до досуга привели к тому, что человек всё больше времени проводит в искусственной, цифровой среде. Этот процесс, начавшийся с появления персональных компьютеров в 1980-х годах, получил беспрецедентное ускорение с распространением смартфонов и мобильного интернета в 2010-х годах.</w:t>
-      </w:r>
-      <w:r>
-        <w:t xml:space="preserve"> </w:t>
-      </w:r>
-      <w:r>
-        <w:t xml:space="preserve">Современный человек просыпается под звук будильника на смартфоне, проверяет уведомления ещё до того, как встанет с кровати, завтракает, листая ленту социальных сетей, добирается до работы, слушая подкасты или переписываясь в мессенджерах, проводит рабочий день за компьютером, а вечером отдыхает, смотря видео на стриминговых платформах. Цифровые технологии перестали быть инструментом для решения отдельных задач </w:t>
-      </w:r>
-      <w:r>
-        <w:t>–</w:t>
-      </w:r>
-      <w:r>
-        <w:t xml:space="preserve"> они стали средой обитания, в которой человек проводит значительную часть своего бодрствующего времени.</w:t>
-      </w:r>
-    </w:p>
-    <w:p>
-      <w:pPr>
-        <w:pStyle w:val="13"/>
-      </w:pPr>
-      <w:r>
-        <w:t>Согласно данным Всемирной организации здравоохранения, более 60% взрослого населения развитых стран ведёт малоподвижный образ жизни, что напрямую связано с ростом хронических заболеваний: сердечно-сосудистых болезней, сахарного диабета, ожирения и депрессивных расстройств. Особенно уязвимой категорией являются молодые люди и лица среднего возраста, которые активно используют цифровые технологии как в профессиональной, так и в личной сферах. Исследования показывают, что средний пользователь смартфона проводит в цифровой среде от 6 до 8 часов в день, а для молодёжи в возрасте от 18 до 24 лет этот показатель достигает 10–12 часов.</w:t>
-      </w:r>
-    </w:p>
-    <w:p>
-      <w:pPr>
-        <w:pStyle w:val="13"/>
-      </w:pPr>
-      <w:r>
-        <w:t xml:space="preserve">Цифровизация, изначально задуманная как инструмент повышения качества жизни, стала фактором, снижающим уровень физической активности, способствующим формированию вредных привычек и ухудшающим общее состояние здоровья. Вместо прогулок и активного досуга человек всё чаще </w:t>
-      </w:r>
+        <w:t>состояние здоровья. Вместо прогулок и активного досуга человек всё чаще выбирает пассивные формы развлечений такие как просмотр видео, чтение в социальных сетях, игры. Это приводит к дисбалансу между физиологическими потребностями организма и реалиями цифровой среды.</w:t>
+      </w:r>
+    </w:p>
+    <w:p>
+      <w:pPr>
+        <w:pStyle w:val="12"/>
+      </w:pPr>
+      <w:r>
+        <w:t>Важно понимать, что влияние цифровизации на поведение человека носит комплексный характер. С одной стороны, цифровые технологии существенно упростили доступ к информации, коммуникации и развлечениям, сделав многие процессы более удобными и эффективными. С другой стороны, эта же доступность создала условия для формирования зависимого поведения, когда человек не может контролировать время, проводимое за экраном, и начинает пренебрегать базовыми потребностями организма.</w:t>
+      </w:r>
+    </w:p>
+    <w:p>
+      <w:pPr>
+        <w:pStyle w:val="12"/>
+      </w:pPr>
+      <w:r>
+        <w:t>Феномен «цифрового сидячего образа жизни» стал предметом многочисленных научных исследований. Учёные отмечают, что продолжительное использование цифровых устройств связано не только с физической неактивностью, но и с целым комплексом поведенческих изменений. Пользователи склонны к перекусам во время просмотра контента, откладыванию сна ради продолжения онлайн-активности, замене живого общения на переписку в мессенджерах. Всё это формирует новый тип поведенческих закономерностей, который существенно отличает</w:t>
+      </w:r>
+      <w:r>
+        <w:t>ся от образа жизни предыдущих поколений.</w:t>
+      </w:r>
+    </w:p>
+    <w:p>
+      <w:pPr>
+        <w:pStyle w:val="12"/>
+      </w:pPr>
+      <w:r>
+        <w:t>Однако цифровизация не только создаёт угрозы, но и несёт в себе потенциал для решения проблем здоровья. Современные технологии могут выступать как инструменты поддержки и сопровождения, позволяя интегрировать формирование здоровых привычек в повседневную цифровую рутину. Смартфоны способны отслеживать физическую активность, напоминать о необходимости встать и размяться, контролировать качество сна и даже мотивировать пользователя на достижение целей. Носимые устройства такие как фитнес-браслеты и умные часы</w:t>
+      </w:r>
+      <w:r>
+        <w:t xml:space="preserve"> предоставляют непрерывный мониторинг физиологических показателей, превращая заботу о здоровье в измеримый и контролируемый процесс.</w:t>
+      </w:r>
+    </w:p>
+    <w:p>
+      <w:pPr>
+        <w:pStyle w:val="12"/>
+      </w:pPr>
       <w:r>
         <w:lastRenderedPageBreak/>
-        <w:t xml:space="preserve">выбирает пассивные формы развлечений </w:t>
-      </w:r>
-      <w:r>
-        <w:t xml:space="preserve">такие как </w:t>
-      </w:r>
-      <w:r>
-        <w:t>просмотр видео, чтение в социальных сетях, игры. Это приводит к дисбалансу между физиологическими потребностями организма и реалиями цифровой среды.</w:t>
-      </w:r>
-    </w:p>
-    <w:p>
-      <w:pPr>
-        <w:pStyle w:val="13"/>
-      </w:pPr>
-      <w:r>
-        <w:t>Важно понимать, что влияние цифровизации на поведение человека носит комплексный характер. С одной стороны, цифровые технологии существенно упростили доступ к информации, коммуникации и развлечениям, сделав многие процессы более удобными и эффективными. С другой стороны, эта же доступность создала условия для формирования зависимого поведения, когда человек не может контролировать время, проводимое за экраном, и начинает пренебрегать базовыми потребностями организма</w:t>
-      </w:r>
-      <w:r>
-        <w:t>:</w:t>
-      </w:r>
-      <w:r>
-        <w:t xml:space="preserve"> движением, полноценным сном, социальным взаимодействием в реальном мире.</w:t>
-      </w:r>
-    </w:p>
-    <w:p>
-      <w:pPr>
-        <w:pStyle w:val="13"/>
-      </w:pPr>
-      <w:r>
-        <w:t>Феномен «цифрового сидячего образа жизни» стал предметом многочисленных научных исследований. Учёные отмечают, что продолжительное использование цифровых устройств связано не только с физической неактивностью, но и с целым комплексом поведенческих изменений. Пользователи склонны к перекусам во время просмотра контента, откладыванию сна ради продолжения онлайн-активности, замене живого общения на переписку в мессенджерах. Всё это формирует новый тип поведенческих паттернов, который существенно отличается от образа жизни предыдущих поколений.</w:t>
-      </w:r>
-    </w:p>
-    <w:p>
-      <w:pPr>
-        <w:pStyle w:val="13"/>
-      </w:pPr>
-      <w:r>
-        <w:t xml:space="preserve">Однако цифровизация не только создаёт угрозы, но и несёт в себе потенциал для решения проблем здоровья. Современные технологии могут выступать как инструменты поддержки и сопровождения, позволяя интегрировать формирование здоровых привычек в повседневную цифровую рутину. Смартфоны способны отслеживать физическую активность, напоминать о необходимости встать и размяться, контролировать качество сна и даже мотивировать пользователя на достижение целей. Носимые устройства </w:t>
-      </w:r>
-      <w:r>
-        <w:t>такие как</w:t>
-      </w:r>
-      <w:r>
-        <w:t xml:space="preserve"> фитнес-браслеты и умные часы предоставляют непрерывный мониторинг физиологических показателей, превращая заботу о здоровье в измеримый и контролируемый процесс.</w:t>
-      </w:r>
-    </w:p>
-    <w:p>
-      <w:pPr>
-        <w:pStyle w:val="13"/>
-      </w:pPr>
-      <w:r>
-        <w:lastRenderedPageBreak/>
-        <w:t>В таблице 1 приведены эффекты цифровизации на здоровье населения</w:t>
-      </w:r>
-      <w:r>
-        <w:t>.</w:t>
-      </w:r>
-    </w:p>
-    <w:p>
-      <w:pPr>
-        <w:pStyle w:val="13"/>
+        <w:t>В таблице 1 приведены эффекты цифровизации на здоровье населения.</w:t>
+      </w:r>
+    </w:p>
+    <w:p>
+      <w:pPr>
+        <w:pStyle w:val="12"/>
         <w:jc w:val="center"/>
         <w:rPr>
           <w:sz w:val="24"/>
@@ -933,8 +1723,9 @@
     </w:p>
     <w:tbl>
       <w:tblPr>
-        <w:tblStyle w:val="af"/>
-        <w:tblW w:w="0" w:type="auto"/>
+        <w:tblStyle w:val="af0"/>
+        <w:tblW w:w="9628" w:type="dxa"/>
+        <w:tblLayout w:type="fixed"/>
         <w:tblLook w:val="04A0" w:firstRow="1" w:lastRow="0" w:firstColumn="1" w:lastColumn="0" w:noHBand="0" w:noVBand="1"/>
       </w:tblPr>
       <w:tblGrid>
@@ -948,29 +1739,57 @@
           </w:tcPr>
           <w:p>
             <w:pPr>
-              <w:pStyle w:val="13"/>
+              <w:pStyle w:val="12"/>
               <w:ind w:firstLine="0"/>
               <w:rPr>
+                <w:b/>
+                <w:bCs/>
+              </w:rPr>
+            </w:pPr>
+            <w:r>
+              <w:rPr>
+                <w:b/>
+                <w:bCs/>
                 <w:sz w:val="24"/>
                 <w:szCs w:val="22"/>
               </w:rPr>
-            </w:pPr>
-            <w:r>
-              <w:rPr>
+              <w:t>Эффект цифровизации</w:t>
+            </w:r>
+          </w:p>
+        </w:tc>
+        <w:tc>
+          <w:tcPr>
+            <w:tcW w:w="4814" w:type="dxa"/>
+          </w:tcPr>
+          <w:p>
+            <w:pPr>
+              <w:pStyle w:val="12"/>
+              <w:ind w:firstLine="0"/>
+              <w:rPr>
+                <w:b/>
+                <w:bCs/>
+              </w:rPr>
+            </w:pPr>
+            <w:r>
+              <w:rPr>
+                <w:b/>
+                <w:bCs/>
                 <w:sz w:val="24"/>
                 <w:szCs w:val="22"/>
               </w:rPr>
-              <w:t>Эффект цифровизации</w:t>
-            </w:r>
-          </w:p>
-        </w:tc>
+              <w:t>Описание</w:t>
+            </w:r>
+          </w:p>
+        </w:tc>
+      </w:tr>
+      <w:tr>
         <w:tc>
           <w:tcPr>
             <w:tcW w:w="4814" w:type="dxa"/>
           </w:tcPr>
           <w:p>
             <w:pPr>
-              <w:pStyle w:val="13"/>
+              <w:pStyle w:val="12"/>
               <w:ind w:firstLine="0"/>
               <w:rPr>
                 <w:sz w:val="24"/>
@@ -982,7 +1801,38 @@
                 <w:sz w:val="24"/>
                 <w:szCs w:val="22"/>
               </w:rPr>
-              <w:t>Описание</w:t>
+              <w:t>Физиологические нарушения</w:t>
+            </w:r>
+          </w:p>
+        </w:tc>
+        <w:tc>
+          <w:tcPr>
+            <w:tcW w:w="4814" w:type="dxa"/>
+          </w:tcPr>
+          <w:p>
+            <w:pPr>
+              <w:pStyle w:val="12"/>
+              <w:ind w:firstLine="0"/>
+              <w:rPr>
+                <w:sz w:val="24"/>
+                <w:szCs w:val="22"/>
+              </w:rPr>
+            </w:pPr>
+            <w:proofErr w:type="spellStart"/>
+            <w:r>
+              <w:rPr>
+                <w:sz w:val="24"/>
+                <w:szCs w:val="22"/>
+              </w:rPr>
+              <w:t>Матаболические</w:t>
+            </w:r>
+            <w:proofErr w:type="spellEnd"/>
+            <w:r>
+              <w:rPr>
+                <w:sz w:val="24"/>
+                <w:szCs w:val="22"/>
+              </w:rPr>
+              <w:t xml:space="preserve"> сбои, ожирение, нарушение костно-мышечной системы, нарушение зрения</w:t>
             </w:r>
           </w:p>
         </w:tc>
@@ -994,7 +1844,7 @@
           </w:tcPr>
           <w:p>
             <w:pPr>
-              <w:pStyle w:val="13"/>
+              <w:pStyle w:val="12"/>
               <w:ind w:firstLine="0"/>
               <w:rPr>
                 <w:sz w:val="24"/>
@@ -1006,7 +1856,7 @@
                 <w:sz w:val="24"/>
                 <w:szCs w:val="22"/>
               </w:rPr>
-              <w:t>Физиологические нарушения</w:t>
+              <w:t>Нарушение циркадных ритмов</w:t>
             </w:r>
           </w:p>
         </w:tc>
@@ -1016,28 +1866,65 @@
           </w:tcPr>
           <w:p>
             <w:pPr>
-              <w:pStyle w:val="13"/>
+              <w:pStyle w:val="12"/>
               <w:ind w:firstLine="0"/>
               <w:rPr>
                 <w:sz w:val="24"/>
                 <w:szCs w:val="22"/>
               </w:rPr>
             </w:pPr>
-            <w:proofErr w:type="spellStart"/>
             <w:r>
               <w:rPr>
                 <w:sz w:val="24"/>
                 <w:szCs w:val="22"/>
               </w:rPr>
-              <w:t>Матаболические</w:t>
-            </w:r>
-            <w:proofErr w:type="spellEnd"/>
-            <w:r>
+              <w:t>Влияние экранного времени на выработку мелатонина и биоритмы</w:t>
+            </w:r>
+          </w:p>
+        </w:tc>
+      </w:tr>
+      <w:tr>
+        <w:tc>
+          <w:tcPr>
+            <w:tcW w:w="4814" w:type="dxa"/>
+          </w:tcPr>
+          <w:p>
+            <w:pPr>
+              <w:pStyle w:val="12"/>
+              <w:ind w:firstLine="0"/>
               <w:rPr>
                 <w:sz w:val="24"/>
                 <w:szCs w:val="22"/>
               </w:rPr>
-              <w:t xml:space="preserve"> сбои, ожирение, нарушение костно-мышечной системы, нарушение зрения</w:t>
+            </w:pPr>
+            <w:r>
+              <w:rPr>
+                <w:sz w:val="24"/>
+                <w:szCs w:val="22"/>
+              </w:rPr>
+              <w:t>Психоэмоциональные нарушения</w:t>
+            </w:r>
+          </w:p>
+        </w:tc>
+        <w:tc>
+          <w:tcPr>
+            <w:tcW w:w="4814" w:type="dxa"/>
+          </w:tcPr>
+          <w:p>
+            <w:pPr>
+              <w:pStyle w:val="12"/>
+              <w:ind w:firstLine="0"/>
+              <w:rPr>
+                <w:sz w:val="24"/>
+                <w:szCs w:val="22"/>
+              </w:rPr>
+            </w:pPr>
+            <w:r>
+              <w:rPr>
+                <w:sz w:val="24"/>
+                <w:szCs w:val="22"/>
+              </w:rPr>
+              <w:t>Тревожность, депрессия, снижение стрессоустойчивости, эмоциональные расстройства</w:t>
             </w:r>
           </w:p>
         </w:tc>
@@ -1049,7 +1936,7 @@
           </w:tcPr>
           <w:p>
             <w:pPr>
-              <w:pStyle w:val="13"/>
+              <w:pStyle w:val="12"/>
               <w:ind w:firstLine="0"/>
               <w:rPr>
                 <w:sz w:val="24"/>
@@ -1061,7 +1948,7 @@
                 <w:sz w:val="24"/>
                 <w:szCs w:val="22"/>
               </w:rPr>
-              <w:t>Нарушение циркадных ритмов</w:t>
+              <w:t>Развитие зависимостей</w:t>
             </w:r>
           </w:p>
         </w:tc>
@@ -1071,7 +1958,7 @@
           </w:tcPr>
           <w:p>
             <w:pPr>
-              <w:pStyle w:val="13"/>
+              <w:pStyle w:val="12"/>
               <w:ind w:firstLine="0"/>
               <w:rPr>
                 <w:sz w:val="24"/>
@@ -1083,7 +1970,7 @@
                 <w:sz w:val="24"/>
                 <w:szCs w:val="22"/>
               </w:rPr>
-              <w:t>Влияние экранного времени на выработку мелатонина и биоритмы</w:t>
+              <w:t>Интернет-зависимость, зависимость от социальных сетей и видеоигр</w:t>
             </w:r>
           </w:p>
         </w:tc>
@@ -1095,7 +1982,7 @@
           </w:tcPr>
           <w:p>
             <w:pPr>
-              <w:pStyle w:val="13"/>
+              <w:pStyle w:val="12"/>
               <w:ind w:firstLine="0"/>
               <w:rPr>
                 <w:sz w:val="24"/>
@@ -1107,7 +1994,7 @@
                 <w:sz w:val="24"/>
                 <w:szCs w:val="22"/>
               </w:rPr>
-              <w:t>Психоэмоциональные нарушения</w:t>
+              <w:t>Когнитивные изменения</w:t>
             </w:r>
           </w:p>
         </w:tc>
@@ -1117,7 +2004,7 @@
           </w:tcPr>
           <w:p>
             <w:pPr>
-              <w:pStyle w:val="13"/>
+              <w:pStyle w:val="12"/>
               <w:ind w:firstLine="0"/>
               <w:rPr>
                 <w:sz w:val="24"/>
@@ -1129,7 +2016,7 @@
                 <w:sz w:val="24"/>
                 <w:szCs w:val="22"/>
               </w:rPr>
-              <w:t>Тревожность, депрессия, снижение стрессоустойчивости, эмоциональные расстройства</w:t>
+              <w:t>«Клиповое мышление», снижение внимания и концентрации</w:t>
             </w:r>
           </w:p>
         </w:tc>
@@ -1141,7 +2028,7 @@
           </w:tcPr>
           <w:p>
             <w:pPr>
-              <w:pStyle w:val="13"/>
+              <w:pStyle w:val="12"/>
               <w:ind w:firstLine="0"/>
               <w:rPr>
                 <w:sz w:val="24"/>
@@ -1153,7 +2040,7 @@
                 <w:sz w:val="24"/>
                 <w:szCs w:val="22"/>
               </w:rPr>
-              <w:t>Развитие зависимостей</w:t>
+              <w:t>Социальные нарушения</w:t>
             </w:r>
           </w:p>
         </w:tc>
@@ -1163,7 +2050,7 @@
           </w:tcPr>
           <w:p>
             <w:pPr>
-              <w:pStyle w:val="13"/>
+              <w:pStyle w:val="12"/>
               <w:ind w:firstLine="0"/>
               <w:rPr>
                 <w:sz w:val="24"/>
@@ -1175,8 +2062,17 @@
                 <w:sz w:val="24"/>
                 <w:szCs w:val="22"/>
               </w:rPr>
-              <w:t>Интернет-зависимость, зависимость от социальных сетей и видеоигр</w:t>
-            </w:r>
+              <w:t xml:space="preserve">Снижение эмпатии, ухудшение коммуникативных </w:t>
+            </w:r>
+            <w:proofErr w:type="spellStart"/>
+            <w:r>
+              <w:rPr>
+                <w:sz w:val="24"/>
+                <w:szCs w:val="22"/>
+              </w:rPr>
+              <w:t>анвыков</w:t>
+            </w:r>
+            <w:proofErr w:type="spellEnd"/>
           </w:p>
         </w:tc>
       </w:tr>
@@ -1187,7 +2083,7 @@
           </w:tcPr>
           <w:p>
             <w:pPr>
-              <w:pStyle w:val="13"/>
+              <w:pStyle w:val="12"/>
               <w:ind w:firstLine="0"/>
               <w:rPr>
                 <w:sz w:val="24"/>
@@ -1199,7 +2095,7 @@
                 <w:sz w:val="24"/>
                 <w:szCs w:val="22"/>
               </w:rPr>
-              <w:t>Когнитивные изменения</w:t>
+              <w:t>Потребность в постоянном присутствии онлайн</w:t>
             </w:r>
           </w:p>
         </w:tc>
@@ -1209,108 +2105,7 @@
           </w:tcPr>
           <w:p>
             <w:pPr>
-              <w:pStyle w:val="13"/>
-              <w:ind w:firstLine="0"/>
-              <w:rPr>
-                <w:sz w:val="24"/>
-                <w:szCs w:val="22"/>
-              </w:rPr>
-            </w:pPr>
-            <w:r>
-              <w:rPr>
-                <w:sz w:val="24"/>
-                <w:szCs w:val="22"/>
-              </w:rPr>
-              <w:t>«Клиповое мышление», снижение внимания и концентрации</w:t>
-            </w:r>
-          </w:p>
-        </w:tc>
-      </w:tr>
-      <w:tr>
-        <w:tc>
-          <w:tcPr>
-            <w:tcW w:w="4814" w:type="dxa"/>
-          </w:tcPr>
-          <w:p>
-            <w:pPr>
-              <w:pStyle w:val="13"/>
-              <w:ind w:firstLine="0"/>
-              <w:rPr>
-                <w:sz w:val="24"/>
-                <w:szCs w:val="22"/>
-              </w:rPr>
-            </w:pPr>
-            <w:r>
-              <w:rPr>
-                <w:sz w:val="24"/>
-                <w:szCs w:val="22"/>
-              </w:rPr>
-              <w:t>Социальные нарушения</w:t>
-            </w:r>
-          </w:p>
-        </w:tc>
-        <w:tc>
-          <w:tcPr>
-            <w:tcW w:w="4814" w:type="dxa"/>
-          </w:tcPr>
-          <w:p>
-            <w:pPr>
-              <w:pStyle w:val="13"/>
-              <w:ind w:firstLine="0"/>
-              <w:rPr>
-                <w:sz w:val="24"/>
-                <w:szCs w:val="22"/>
-              </w:rPr>
-            </w:pPr>
-            <w:r>
-              <w:rPr>
-                <w:sz w:val="24"/>
-                <w:szCs w:val="22"/>
-              </w:rPr>
-              <w:t xml:space="preserve">Снижение эмпатии, ухудшение коммуникативных </w:t>
-            </w:r>
-            <w:proofErr w:type="spellStart"/>
-            <w:r>
-              <w:rPr>
-                <w:sz w:val="24"/>
-                <w:szCs w:val="22"/>
-              </w:rPr>
-              <w:t>анвыков</w:t>
-            </w:r>
-            <w:proofErr w:type="spellEnd"/>
-          </w:p>
-        </w:tc>
-      </w:tr>
-      <w:tr>
-        <w:tc>
-          <w:tcPr>
-            <w:tcW w:w="4814" w:type="dxa"/>
-          </w:tcPr>
-          <w:p>
-            <w:pPr>
-              <w:pStyle w:val="13"/>
-              <w:ind w:firstLine="0"/>
-              <w:rPr>
-                <w:sz w:val="24"/>
-                <w:szCs w:val="22"/>
-              </w:rPr>
-            </w:pPr>
-            <w:r>
-              <w:rPr>
-                <w:sz w:val="24"/>
-                <w:szCs w:val="22"/>
-              </w:rPr>
-              <w:t>Потребность в постоянном присутствии онлайн</w:t>
-            </w:r>
-          </w:p>
-        </w:tc>
-        <w:tc>
-          <w:tcPr>
-            <w:tcW w:w="4814" w:type="dxa"/>
-          </w:tcPr>
-          <w:p>
-            <w:pPr>
-              <w:pStyle w:val="13"/>
+              <w:pStyle w:val="12"/>
               <w:ind w:firstLine="0"/>
               <w:rPr>
                 <w:sz w:val="24"/>
@@ -1342,7 +2137,7 @@
           </w:tcPr>
           <w:p>
             <w:pPr>
-              <w:pStyle w:val="13"/>
+              <w:pStyle w:val="12"/>
               <w:ind w:firstLine="0"/>
               <w:rPr>
                 <w:sz w:val="24"/>
@@ -1364,7 +2159,7 @@
           </w:tcPr>
           <w:p>
             <w:pPr>
-              <w:pStyle w:val="13"/>
+              <w:pStyle w:val="12"/>
               <w:ind w:firstLine="0"/>
               <w:rPr>
                 <w:sz w:val="24"/>
@@ -1384,7 +2179,7 @@
     </w:tbl>
     <w:p>
       <w:pPr>
-        <w:pStyle w:val="13"/>
+        <w:pStyle w:val="12"/>
         <w:jc w:val="right"/>
         <w:rPr>
           <w:sz w:val="24"/>
@@ -1401,7 +2196,7 @@
     </w:p>
     <w:p>
       <w:pPr>
-        <w:pStyle w:val="13"/>
+        <w:pStyle w:val="12"/>
       </w:pPr>
       <w:r>
         <w:t xml:space="preserve">Тем не менее, для эффективного использования этого потенциала необходима глубокая проработка подходов, учитывающих психологические, социальные и технологические особенности современного пользователя. Простое наличие технологий не гарантирует их правильного применения, и даже самые продвинутые устройства для мониторинга здоровья оказываются </w:t>
@@ -1413,7 +2208,7 @@
     </w:p>
     <w:p>
       <w:pPr>
-        <w:pStyle w:val="13"/>
+        <w:pStyle w:val="12"/>
       </w:pPr>
       <w:r>
         <w:t xml:space="preserve">Парадокс современной ситуации заключается в том, что именно технологии, ставшие причиной многих проблем со здоровьем, могут стать ключом к их решению. Для этого необходимо понимание механизмов влияния цифровой среды на поведение человека и разработка решений, которые используют эти механизмы во благо пользователя. Цифровая среда формирует определённые ожидания и привычки взаимодействия: мгновенная обратная связь, персонализированный контент, </w:t>
@@ -1437,6 +2232,7 @@
           <w:szCs w:val="24"/>
         </w:rPr>
       </w:pPr>
+      <w:bookmarkStart w:id="1" w:name="_Toc225970238"/>
       <w:r>
         <w:rPr>
           <w:rFonts w:ascii="Times New Roman" w:hAnsi="Times New Roman" w:cs="Times New Roman"/>
@@ -1445,18 +2241,19 @@
         </w:rPr>
         <w:t>Актуальность формирования здоровых привычек в цифровую эпоху</w:t>
       </w:r>
-    </w:p>
-    <w:p>
-      <w:pPr>
-        <w:pStyle w:val="13"/>
-      </w:pPr>
-      <w:r>
-        <w:t>В условиях урбанизации и цифровизации вопрос формирования здоровых привычек становится всё более актуальным. Молодое поколение, выросшее в цифровой среде, сталкивается с рядом специфических проблем: дефицитом внимания, повышенной утомляемостью, проблемами саморегуляции и осознанности. Эти факторы затрудняют переход от осознания необходимости здорового образа жизни к его реальному воплощению в жизнь.</w:t>
-      </w:r>
-    </w:p>
-    <w:p>
-      <w:pPr>
-        <w:pStyle w:val="13"/>
+      <w:bookmarkEnd w:id="1"/>
+    </w:p>
+    <w:p>
+      <w:pPr>
+        <w:pStyle w:val="12"/>
+      </w:pPr>
+      <w:r>
+        <w:t>Молодое поколение, выросшее в цифровой среде, сталкивается с рядом специфических проблем: дефицитом внимания, повышенной утомляемостью, проблемами саморегуляции и осознанности. Эти факторы затрудняют переход от осознания необходимости здорового образа жизни к его реальному воплощению в жизнь.</w:t>
+      </w:r>
+    </w:p>
+    <w:p>
+      <w:pPr>
+        <w:pStyle w:val="12"/>
       </w:pPr>
       <w:r>
         <w:t xml:space="preserve">Представители поколения </w:t>
@@ -1468,107 +2265,80 @@
         <w:t>Z</w:t>
       </w:r>
       <w:r>
-        <w:t xml:space="preserve"> и младшие миллениалы выросли в условиях постоянной информационной стимуляции. С раннего детства они привыкли к мгновенному доступу к развлечениям, быстрому переключению между задачами и непрерывному потоку уведомлений. Это сформировало особый тип когнитивного функционирования, который характеризуется сниженной способностью к длительной концентрации, потребностью в постоянной стимуляции и сложностями с отложенным вознаграждением. Все эти особенности создают серьёзные препятствия для формирования здоровых </w:t>
-      </w:r>
+        <w:t xml:space="preserve"> и младшие миллениалы выросли в условиях постоянной информационной стимуляции. С раннего детства они привыкли к мгновенному доступу к развлечениям, быстрому переключению между задачами и непрерывному потоку уведомлений. Это сформировало особый тип когнитивного функционирования, который характеризуется сниженной способностью к длительной концентрации, потребностью в постоянной стимуляции и сложностями с отложенным вознаграждением. Все эти особенности создают серьёзные препятствия для формирования здоровых п</w:t>
+      </w:r>
+      <w:r>
+        <w:t>ривычек, которые по своей природе требуют последовательности, терпения и способности ждать результата.</w:t>
+      </w:r>
+    </w:p>
+    <w:p>
+      <w:pPr>
+        <w:pStyle w:val="12"/>
+      </w:pPr>
       <w:r>
         <w:lastRenderedPageBreak/>
-        <w:t>привычек, которые по своей природе требуют последовательности, терпения и способности ждать результата.</w:t>
-      </w:r>
-    </w:p>
-    <w:p>
-      <w:pPr>
-        <w:pStyle w:val="13"/>
-      </w:pPr>
-      <w:r>
-        <w:t>Социальные обязательства</w:t>
-      </w:r>
-      <w:r>
-        <w:t>,</w:t>
-      </w:r>
-      <w:r>
-        <w:t xml:space="preserve"> работа, семья, учёба часто вытесняют заботу о собственном здоровье. Люди всё чаще забывают о важности регулярного питания, полноценного сна и физической активности. При этом цифровые технологии, которые могли бы помочь в формировании привычек, зачастую используются неэффективно. Типичный пользователь устанавливает приложение для трекинга привычек в момент мотивационного подъёма обычно в начале года или после прочтения мотивационной статьи</w:t>
-      </w:r>
-      <w:r>
-        <w:t>,</w:t>
-      </w:r>
-      <w:r>
-        <w:t xml:space="preserve"> но забрасывает его через несколько дней или недель, когда первоначальный энтузиазм угасает.</w:t>
-      </w:r>
-    </w:p>
-    <w:p>
-      <w:pPr>
-        <w:pStyle w:val="13"/>
-      </w:pPr>
-      <w:r>
-        <w:t>Рост числа вредных привычек среди молодёжи</w:t>
-      </w:r>
-      <w:r>
-        <w:t>, такие как</w:t>
-      </w:r>
-      <w:r>
-        <w:t xml:space="preserve"> курение, злоупотребление алкоголем, переедание</w:t>
-      </w:r>
-      <w:r>
-        <w:t xml:space="preserve"> и </w:t>
-      </w:r>
-      <w:r>
-        <w:t>гиподинамия указывает на то, что традиционные подходы к профилактике и обучению здоровому образу жизни не соответствуют новым условиям жизни. Проблема заключается не в отсутствии информации, а в невозможности перевести знания в устойчивое поведение. Современный человек имеет беспрецедентный доступ к информации о здоровом образе жизни: статьи, видео, подкасты, онлайн-курсы доступны буквально на расстоянии нескольких кликов. Однако этот же информационный поток создаёт ощущение перегруженности и парализует способность к действию.</w:t>
-      </w:r>
-    </w:p>
-    <w:p>
-      <w:pPr>
-        <w:pStyle w:val="13"/>
-      </w:pPr>
-      <w:r>
-        <w:t xml:space="preserve">Феномен «информированного бездействия» становится всё более распространённым. Люди знают о вреде малоподвижного образа жизни, понимают важность регулярных упражнений, осведомлены о принципах здорового </w:t>
-      </w:r>
-      <w:r>
-        <w:t>питания,</w:t>
-      </w:r>
-      <w:r>
-        <w:t xml:space="preserve"> но не применяют эти знания на практике. Разрыв между знанием и действием объясняется множеством факторов: от психологических барьеров и отсутствия мотивации до неумения планировать и структурировать своё время.</w:t>
-      </w:r>
-    </w:p>
-    <w:p>
-      <w:pPr>
-        <w:pStyle w:val="13"/>
-      </w:pPr>
-      <w:r>
-        <w:t xml:space="preserve">Особую роль в этом контексте играет проблема осознанности и саморегуляции. Постоянное пребывание в цифровой среде формирует привычку к автоматическому, неосознанному потреблению контента. Пользователь может </w:t>
+        <w:t>Социальные обязательства, работа, семья, учёба часто вытесняют заботу о собственном здоровье. При этом цифровые технологии, которые могли бы помочь в формировании привычек, зачастую используются неэффективно. Типичный пользователь устанавливает приложение для трекинга привычек в момент мотивационного подъёма обычно в начале года или после прочтения мотивационной статьи, но забрасывает его через несколько дней или недель, когда первоначальный энтузиазм угасает.</w:t>
+      </w:r>
+    </w:p>
+    <w:p>
+      <w:pPr>
+        <w:pStyle w:val="12"/>
+      </w:pPr>
+      <w:r>
+        <w:t>Рост числа вредных привычек среди молодёжи, такие как курение, злоупотребление алкоголем и переедание указывает на то, что традиционные подходы к профилактике и обучению здоровому образу жизни не соответствуют новым условиям жизни. Проблема заключается не в отсутствии информации, а в невозможности перевести знания в устойчивое поведение. Современный человек имеет беспрецедентный доступ к информации о здоровом образе жизни: статьи, видео, онлайн-курсы доступны буквально на расстоянии нескольких кликов. Однак</w:t>
+      </w:r>
+      <w:r>
+        <w:t>о этот же информационный поток создаёт ощущение перегруженности и парализует способность к действию.</w:t>
+      </w:r>
+    </w:p>
+    <w:p>
+      <w:pPr>
+        <w:pStyle w:val="12"/>
+      </w:pPr>
+      <w:r>
+        <w:t>Феномен «информированного бездействия» становится всё более распространённым. Люди знают о вреде малоподвижного образа жизни, понимают важность регулярных упражнений, осведомлены о принципах здорового питания, но не применяют эти знания на практике. Разрыв между знанием и действием объясняется множеством факторов: от психологических барьеров и отсутствия мотивации до неумения планировать и структурировать своё время.</w:t>
+      </w:r>
+    </w:p>
+    <w:p>
+      <w:pPr>
+        <w:pStyle w:val="12"/>
+      </w:pPr>
+      <w:r>
+        <w:t xml:space="preserve">Особую роль в этом контексте играет проблема осознанности и саморегуляции. Постоянное пребывание в цифровой среде формирует привычку к автоматическому, неосознанному потреблению контента. Пользователь может часами просматривать ленту социальных сетей, не осознавая, как проходит время, или автоматически тянуться к смартфону в любую свободную минуту. Такой </w:t>
       </w:r>
       <w:r>
         <w:lastRenderedPageBreak/>
-        <w:t>часами скроллить ленту социальных сетей, не осознавая, как проходит время, или автоматически тянуться к смартфону в любую свободную минуту. Такой паттерн поведения переносится и на другие сферы жизни, затрудняя осознанное принятие решений о здоровье.</w:t>
-      </w:r>
-    </w:p>
-    <w:p>
-      <w:pPr>
-        <w:pStyle w:val="13"/>
-      </w:pPr>
-      <w:r>
-        <w:t>Исследования в области поведенческой психологии показывают, что формирование привычки требует не только повторения действия, но и осознанного намерения. Автоматизм, который является конечной целью формирования привычки, должен быть результатом последовательной осознанной практики, а не бессознательного следования внешним стимулам. Однако современная цифровая среда создаёт условия для противоположного процесса</w:t>
-      </w:r>
-      <w:r>
-        <w:t>, а именно</w:t>
-      </w:r>
-      <w:r>
-        <w:t xml:space="preserve"> формирования неосознанных, нездоровых паттернов поведения.</w:t>
-      </w:r>
-    </w:p>
-    <w:p>
-      <w:pPr>
-        <w:pStyle w:val="13"/>
-      </w:pPr>
-      <w:r>
-        <w:t>Проблема саморегуляции усугубляется тем, что цифровые платформы намеренно проектируются таким образом, чтобы максимизировать время, проводимое пользователем в приложении. Механизмы бесконечной прокрутки, персонализированные рекомендации, уведомления и другие элементы дизайна направлены на формирование привычки использования, которая часто противоречит интересам здоровья пользователя. В этом контексте формирование здоровых привычек становится не просто личным выбором, а активным противостоянием среде, оптимизированной для захвата внимания.</w:t>
-      </w:r>
-    </w:p>
-    <w:p>
-      <w:pPr>
-        <w:pStyle w:val="13"/>
-      </w:pPr>
-      <w:r>
-        <w:t>Актуальность проблемы подтверждается статистическими данными о состоянии здоровья молодого поколения. По данным различных исследований, уровень физической активности среди молодёжи снижается, распространённость ожирения растёт, а показатели психического здоровья ухудшаются. Эпидемиологические исследования фиксируют рост тревожных и депрессивных расстройств, которые часто связываются с особенностями цифрового образа жизни. Всё это указывает на острую необходимость разработки новых подходов к формированию здоровых привычек, адаптированных к реалиям цифровой эпохи.</w:t>
+        <w:t>паттерн поведения переносится и на другие сферы жизни, затрудняя осознанное принятие решений о здоровье.</w:t>
+      </w:r>
+    </w:p>
+    <w:p>
+      <w:pPr>
+        <w:pStyle w:val="12"/>
+      </w:pPr>
+      <w:r>
+        <w:t>Исследования в области поведенческой психологии показывают, что формирование привычки требует не только повторения действия, но и осознанного намерения. Автоматизм, который является конечной целью формирования привычки, должен быть результатом последовательной осознанной практики, а не бессознательного следования внешним стимулам. Однако современная цифровая среда создаёт условия для противоположного процесса, а именно формирования неосознанных, нездоровых закономерностей поведения.</w:t>
+      </w:r>
+    </w:p>
+    <w:p>
+      <w:pPr>
+        <w:pStyle w:val="12"/>
+      </w:pPr>
+      <w:r>
+        <w:t xml:space="preserve">Проблема саморегуляции усугубляется тем, что цифровые платформы намеренно проектируются таким образом, чтобы максимально увеличить время, проводимое пользователем в приложении. Механизмы бесконечной прокрутки, персонализированные рекомендации, уведомления и другие элементы дизайна направлены на формирование привычки использования, которая часто противоречит интересам здоровья пользователя. В этом контексте формирование здоровых привычек становится не просто личным выбором, а активным противостоянием среде, </w:t>
+      </w:r>
+      <w:r>
+        <w:t>оптимизированной для захвата внимания.</w:t>
+      </w:r>
+    </w:p>
+    <w:p>
+      <w:pPr>
+        <w:pStyle w:val="12"/>
+      </w:pPr>
+      <w:r>
+        <w:t>Актуальность проблемы подтверждается статистическими данными о состоянии здоровья молодого поколения. По данным различных исследований, уровень физической активности среди молодёжи снижается, распространённость ожирения растёт, а показатели психического здоровья ухудшаются. Эпидемиологические исследования фиксируют рост тревожных и депрессивных расстройств, которые часто связываются с особенностями цифрового образа жизни. Всё это указывает на острую необходимость разработки новых подходов к формированию здо</w:t>
+      </w:r>
+      <w:r>
+        <w:t>ровых привычек, адаптированных к реалиям цифровой эпохи.</w:t>
       </w:r>
     </w:p>
     <w:p>
@@ -1581,6 +2351,7 @@
           <w:szCs w:val="28"/>
         </w:rPr>
       </w:pPr>
+      <w:bookmarkStart w:id="2" w:name="_Toc225970239"/>
       <w:r>
         <w:rPr>
           <w:rFonts w:ascii="Times New Roman" w:hAnsi="Times New Roman" w:cs="Times New Roman"/>
@@ -1590,33 +2361,22 @@
         <w:lastRenderedPageBreak/>
         <w:t>Проблемы традиционных подходов к формированию привычек</w:t>
       </w:r>
-    </w:p>
-    <w:p>
-      <w:pPr>
-        <w:pStyle w:val="13"/>
-      </w:pPr>
-      <w:r>
-        <w:t>Существующие цифровые решения, направленные на формирование привычек, зачастую ограничиваются простыми функциями напоминаний и отслеживания активности. Хотя рынок приложений для здоровья активно развивается</w:t>
-      </w:r>
-      <w:r>
-        <w:t>:</w:t>
-      </w:r>
-      <w:r>
-        <w:t xml:space="preserve"> более 1,2 миллиарда установок приложений категории «фитнес и здоровый образ жизни»</w:t>
-      </w:r>
-      <w:r>
-        <w:t xml:space="preserve">, </w:t>
-      </w:r>
-      <w:r>
-        <w:t xml:space="preserve">оказывается, что </w:t>
-      </w:r>
-      <w:r>
-        <w:t>лишь небольшая часть из них использует современные методы геймификации и персонализации. Большинство решений представляют собой цифровые версии бумажных трекеров привычек: пользователь отмечает выполнение действия, получает статистику и в лучшем случае напоминания.</w:t>
-      </w:r>
-    </w:p>
-    <w:p>
-      <w:pPr>
-        <w:pStyle w:val="13"/>
+      <w:bookmarkEnd w:id="2"/>
+    </w:p>
+    <w:p>
+      <w:pPr>
+        <w:pStyle w:val="12"/>
+      </w:pPr>
+      <w:r>
+        <w:t>Существующие цифровые решения, направленные на формирование привычек, зачастую ограничиваются простыми функциями напоминаний и отслеживания активности. Хотя рынок приложений для здоровья активно развивается: более 1,2 миллиарда установок приложений категории «фитнес и здоровый образ жизни», оказывается, что лишь небольшая часть из них использует современные методы геймификации и персонализации. Большинство решений представляют собой цифровые версии бумажных трекеров привычек: пользователь отмечает выполнени</w:t>
+      </w:r>
+      <w:r>
+        <w:t>е действия, получает статистику и в лучшем случае напоминания.</w:t>
+      </w:r>
+    </w:p>
+    <w:p>
+      <w:pPr>
+        <w:pStyle w:val="12"/>
       </w:pPr>
       <w:r>
         <w:t>Такой подход, несмотря на свою простоту, имеет существенные ограничения. Во-первых, простые напоминания быстро начинают игнорироваться пользователем. Человеческий мозг адаптируется к повторяющимся стимулам, и уведомление, которое в первые дни привлекало внимание, через неделю становится фоновым шумом. Во-вторых, статистика выполнения, если она не сопровождается эмоциональной обратной связью, не мотивирует к продолжению. Сухие цифры не создают эмоциональной связи с целью и не дают ощущения прогресса.</w:t>
@@ -1624,7 +2384,7 @@
     </w:p>
     <w:p>
       <w:pPr>
-        <w:pStyle w:val="13"/>
+        <w:pStyle w:val="12"/>
         <w:jc w:val="center"/>
         <w:rPr>
           <w:sz w:val="24"/>
@@ -1636,34 +2396,21 @@
           <w:sz w:val="24"/>
           <w:szCs w:val="22"/>
         </w:rPr>
-        <w:t>Таблица</w:t>
-      </w:r>
-      <w:r>
-        <w:rPr>
-          <w:sz w:val="24"/>
-          <w:szCs w:val="22"/>
-        </w:rPr>
-        <w:t xml:space="preserve"> 2 –</w:t>
-      </w:r>
-      <w:r>
-        <w:rPr>
-          <w:sz w:val="24"/>
-          <w:szCs w:val="22"/>
-        </w:rPr>
-        <w:t xml:space="preserve"> Анализ популярных приложений для формирования привычек</w:t>
+        <w:t>Таблица 2 – Анализ популярных приложений для формирования привычек</w:t>
       </w:r>
     </w:p>
     <w:tbl>
       <w:tblPr>
-        <w:tblStyle w:val="af"/>
-        <w:tblW w:w="0" w:type="auto"/>
+        <w:tblStyle w:val="af0"/>
+        <w:tblW w:w="9628" w:type="dxa"/>
+        <w:tblLayout w:type="fixed"/>
         <w:tblLook w:val="04A0" w:firstRow="1" w:lastRow="0" w:firstColumn="1" w:lastColumn="0" w:noHBand="0" w:noVBand="1"/>
       </w:tblPr>
       <w:tblGrid>
         <w:gridCol w:w="1980"/>
         <w:gridCol w:w="2125"/>
-        <w:gridCol w:w="1341"/>
-        <w:gridCol w:w="2047"/>
+        <w:gridCol w:w="1340"/>
+        <w:gridCol w:w="2048"/>
         <w:gridCol w:w="2135"/>
       </w:tblGrid>
       <w:tr>
@@ -1725,7 +2472,7 @@
         </w:tc>
         <w:tc>
           <w:tcPr>
-            <w:tcW w:w="0" w:type="auto"/>
+            <w:tcW w:w="1340" w:type="dxa"/>
           </w:tcPr>
           <w:p>
             <w:pPr>
@@ -1753,7 +2500,7 @@
         </w:tc>
         <w:tc>
           <w:tcPr>
-            <w:tcW w:w="0" w:type="auto"/>
+            <w:tcW w:w="2048" w:type="dxa"/>
           </w:tcPr>
           <w:p>
             <w:pPr>
@@ -1781,7 +2528,7 @@
         </w:tc>
         <w:tc>
           <w:tcPr>
-            <w:tcW w:w="0" w:type="auto"/>
+            <w:tcW w:w="2135" w:type="dxa"/>
           </w:tcPr>
           <w:p>
             <w:pPr>
@@ -1812,7 +2559,6 @@
         <w:tc>
           <w:tcPr>
             <w:tcW w:w="1980" w:type="dxa"/>
-            <w:hideMark/>
           </w:tcPr>
           <w:p>
             <w:pPr>
@@ -1839,7 +2585,6 @@
         <w:tc>
           <w:tcPr>
             <w:tcW w:w="2125" w:type="dxa"/>
-            <w:hideMark/>
           </w:tcPr>
           <w:p>
             <w:pPr>
@@ -1863,8 +2608,7 @@
         </w:tc>
         <w:tc>
           <w:tcPr>
-            <w:tcW w:w="0" w:type="auto"/>
-            <w:hideMark/>
+            <w:tcW w:w="1340" w:type="dxa"/>
           </w:tcPr>
           <w:p>
             <w:pPr>
@@ -1888,8 +2632,7 @@
         </w:tc>
         <w:tc>
           <w:tcPr>
-            <w:tcW w:w="0" w:type="auto"/>
-            <w:hideMark/>
+            <w:tcW w:w="2048" w:type="dxa"/>
           </w:tcPr>
           <w:p>
             <w:pPr>
@@ -1913,8 +2656,7 @@
         </w:tc>
         <w:tc>
           <w:tcPr>
-            <w:tcW w:w="0" w:type="auto"/>
-            <w:hideMark/>
+            <w:tcW w:w="2135" w:type="dxa"/>
           </w:tcPr>
           <w:p>
             <w:pPr>
@@ -1941,7 +2683,6 @@
         <w:tc>
           <w:tcPr>
             <w:tcW w:w="1980" w:type="dxa"/>
-            <w:hideMark/>
           </w:tcPr>
           <w:p>
             <w:pPr>
@@ -1968,7 +2709,6 @@
         <w:tc>
           <w:tcPr>
             <w:tcW w:w="2125" w:type="dxa"/>
-            <w:hideMark/>
           </w:tcPr>
           <w:p>
             <w:pPr>
@@ -1992,8 +2732,7 @@
         </w:tc>
         <w:tc>
           <w:tcPr>
-            <w:tcW w:w="0" w:type="auto"/>
-            <w:hideMark/>
+            <w:tcW w:w="1340" w:type="dxa"/>
           </w:tcPr>
           <w:p>
             <w:pPr>
@@ -2017,8 +2756,7 @@
         </w:tc>
         <w:tc>
           <w:tcPr>
-            <w:tcW w:w="0" w:type="auto"/>
-            <w:hideMark/>
+            <w:tcW w:w="2048" w:type="dxa"/>
           </w:tcPr>
           <w:p>
             <w:pPr>
@@ -2042,8 +2780,7 @@
         </w:tc>
         <w:tc>
           <w:tcPr>
-            <w:tcW w:w="0" w:type="auto"/>
-            <w:hideMark/>
+            <w:tcW w:w="2135" w:type="dxa"/>
           </w:tcPr>
           <w:p>
             <w:pPr>
@@ -2070,7 +2807,6 @@
         <w:tc>
           <w:tcPr>
             <w:tcW w:w="1980" w:type="dxa"/>
-            <w:hideMark/>
           </w:tcPr>
           <w:p>
             <w:pPr>
@@ -2133,7 +2869,6 @@
         <w:tc>
           <w:tcPr>
             <w:tcW w:w="2125" w:type="dxa"/>
-            <w:hideMark/>
           </w:tcPr>
           <w:p>
             <w:pPr>
@@ -2157,8 +2892,7 @@
         </w:tc>
         <w:tc>
           <w:tcPr>
-            <w:tcW w:w="0" w:type="auto"/>
-            <w:hideMark/>
+            <w:tcW w:w="1340" w:type="dxa"/>
           </w:tcPr>
           <w:p>
             <w:pPr>
@@ -2182,8 +2916,7 @@
         </w:tc>
         <w:tc>
           <w:tcPr>
-            <w:tcW w:w="0" w:type="auto"/>
-            <w:hideMark/>
+            <w:tcW w:w="2048" w:type="dxa"/>
           </w:tcPr>
           <w:p>
             <w:pPr>
@@ -2207,8 +2940,7 @@
         </w:tc>
         <w:tc>
           <w:tcPr>
-            <w:tcW w:w="0" w:type="auto"/>
-            <w:hideMark/>
+            <w:tcW w:w="2135" w:type="dxa"/>
           </w:tcPr>
           <w:p>
             <w:pPr>
@@ -2235,7 +2967,6 @@
         <w:tc>
           <w:tcPr>
             <w:tcW w:w="1980" w:type="dxa"/>
-            <w:hideMark/>
           </w:tcPr>
           <w:p>
             <w:pPr>
@@ -2262,7 +2993,6 @@
         <w:tc>
           <w:tcPr>
             <w:tcW w:w="2125" w:type="dxa"/>
-            <w:hideMark/>
           </w:tcPr>
           <w:p>
             <w:pPr>
@@ -2286,8 +3016,7 @@
         </w:tc>
         <w:tc>
           <w:tcPr>
-            <w:tcW w:w="0" w:type="auto"/>
-            <w:hideMark/>
+            <w:tcW w:w="1340" w:type="dxa"/>
           </w:tcPr>
           <w:p>
             <w:pPr>
@@ -2311,8 +3040,7 @@
         </w:tc>
         <w:tc>
           <w:tcPr>
-            <w:tcW w:w="0" w:type="auto"/>
-            <w:hideMark/>
+            <w:tcW w:w="2048" w:type="dxa"/>
           </w:tcPr>
           <w:p>
             <w:pPr>
@@ -2336,8 +3064,7 @@
         </w:tc>
         <w:tc>
           <w:tcPr>
-            <w:tcW w:w="0" w:type="auto"/>
-            <w:hideMark/>
+            <w:tcW w:w="2135" w:type="dxa"/>
           </w:tcPr>
           <w:p>
             <w:pPr>
@@ -2382,7 +3109,6 @@
         <w:tc>
           <w:tcPr>
             <w:tcW w:w="1980" w:type="dxa"/>
-            <w:hideMark/>
           </w:tcPr>
           <w:p>
             <w:pPr>
@@ -2409,7 +3135,6 @@
         <w:tc>
           <w:tcPr>
             <w:tcW w:w="2125" w:type="dxa"/>
-            <w:hideMark/>
           </w:tcPr>
           <w:p>
             <w:pPr>
@@ -2433,8 +3158,7 @@
         </w:tc>
         <w:tc>
           <w:tcPr>
-            <w:tcW w:w="0" w:type="auto"/>
-            <w:hideMark/>
+            <w:tcW w:w="1340" w:type="dxa"/>
           </w:tcPr>
           <w:p>
             <w:pPr>
@@ -2458,8 +3182,7 @@
         </w:tc>
         <w:tc>
           <w:tcPr>
-            <w:tcW w:w="0" w:type="auto"/>
-            <w:hideMark/>
+            <w:tcW w:w="2048" w:type="dxa"/>
           </w:tcPr>
           <w:p>
             <w:pPr>
@@ -2483,8 +3206,7 @@
         </w:tc>
         <w:tc>
           <w:tcPr>
-            <w:tcW w:w="0" w:type="auto"/>
-            <w:hideMark/>
+            <w:tcW w:w="2135" w:type="dxa"/>
           </w:tcPr>
           <w:p>
             <w:pPr>
@@ -2511,7 +3233,6 @@
         <w:tc>
           <w:tcPr>
             <w:tcW w:w="1980" w:type="dxa"/>
-            <w:hideMark/>
           </w:tcPr>
           <w:p>
             <w:pPr>
@@ -2536,7 +3257,6 @@
         <w:tc>
           <w:tcPr>
             <w:tcW w:w="2125" w:type="dxa"/>
-            <w:hideMark/>
           </w:tcPr>
           <w:p>
             <w:pPr>
@@ -2560,8 +3280,7 @@
         </w:tc>
         <w:tc>
           <w:tcPr>
-            <w:tcW w:w="0" w:type="auto"/>
-            <w:hideMark/>
+            <w:tcW w:w="1340" w:type="dxa"/>
           </w:tcPr>
           <w:p>
             <w:pPr>
@@ -2585,8 +3304,7 @@
         </w:tc>
         <w:tc>
           <w:tcPr>
-            <w:tcW w:w="0" w:type="auto"/>
-            <w:hideMark/>
+            <w:tcW w:w="2048" w:type="dxa"/>
           </w:tcPr>
           <w:p>
             <w:pPr>
@@ -2610,8 +3328,7 @@
         </w:tc>
         <w:tc>
           <w:tcPr>
-            <w:tcW w:w="0" w:type="auto"/>
-            <w:hideMark/>
+            <w:tcW w:w="2135" w:type="dxa"/>
           </w:tcPr>
           <w:p>
             <w:pPr>
@@ -2638,7 +3355,6 @@
         <w:tc>
           <w:tcPr>
             <w:tcW w:w="1980" w:type="dxa"/>
-            <w:hideMark/>
           </w:tcPr>
           <w:p>
             <w:pPr>
@@ -2665,7 +3381,6 @@
         <w:tc>
           <w:tcPr>
             <w:tcW w:w="2125" w:type="dxa"/>
-            <w:hideMark/>
           </w:tcPr>
           <w:p>
             <w:pPr>
@@ -2689,8 +3404,7 @@
         </w:tc>
         <w:tc>
           <w:tcPr>
-            <w:tcW w:w="0" w:type="auto"/>
-            <w:hideMark/>
+            <w:tcW w:w="1340" w:type="dxa"/>
           </w:tcPr>
           <w:p>
             <w:pPr>
@@ -2714,8 +3428,7 @@
         </w:tc>
         <w:tc>
           <w:tcPr>
-            <w:tcW w:w="0" w:type="auto"/>
-            <w:hideMark/>
+            <w:tcW w:w="2048" w:type="dxa"/>
           </w:tcPr>
           <w:p>
             <w:pPr>
@@ -2739,8 +3452,7 @@
         </w:tc>
         <w:tc>
           <w:tcPr>
-            <w:tcW w:w="0" w:type="auto"/>
-            <w:hideMark/>
+            <w:tcW w:w="2135" w:type="dxa"/>
           </w:tcPr>
           <w:p>
             <w:pPr>
@@ -2767,7 +3479,6 @@
         <w:tc>
           <w:tcPr>
             <w:tcW w:w="1980" w:type="dxa"/>
-            <w:hideMark/>
           </w:tcPr>
           <w:p>
             <w:pPr>
@@ -2794,7 +3505,6 @@
         <w:tc>
           <w:tcPr>
             <w:tcW w:w="2125" w:type="dxa"/>
-            <w:hideMark/>
           </w:tcPr>
           <w:p>
             <w:pPr>
@@ -2818,8 +3528,7 @@
         </w:tc>
         <w:tc>
           <w:tcPr>
-            <w:tcW w:w="0" w:type="auto"/>
-            <w:hideMark/>
+            <w:tcW w:w="1340" w:type="dxa"/>
           </w:tcPr>
           <w:p>
             <w:pPr>
@@ -2843,8 +3552,7 @@
         </w:tc>
         <w:tc>
           <w:tcPr>
-            <w:tcW w:w="0" w:type="auto"/>
-            <w:hideMark/>
+            <w:tcW w:w="2048" w:type="dxa"/>
           </w:tcPr>
           <w:p>
             <w:pPr>
@@ -2868,8 +3576,7 @@
         </w:tc>
         <w:tc>
           <w:tcPr>
-            <w:tcW w:w="0" w:type="auto"/>
-            <w:hideMark/>
+            <w:tcW w:w="2135" w:type="dxa"/>
           </w:tcPr>
           <w:p>
             <w:pPr>
@@ -2896,7 +3603,6 @@
         <w:tc>
           <w:tcPr>
             <w:tcW w:w="1980" w:type="dxa"/>
-            <w:hideMark/>
           </w:tcPr>
           <w:p>
             <w:pPr>
@@ -2950,7 +3656,6 @@
         <w:tc>
           <w:tcPr>
             <w:tcW w:w="2125" w:type="dxa"/>
-            <w:hideMark/>
           </w:tcPr>
           <w:p>
             <w:pPr>
@@ -2974,8 +3679,7 @@
         </w:tc>
         <w:tc>
           <w:tcPr>
-            <w:tcW w:w="0" w:type="auto"/>
-            <w:hideMark/>
+            <w:tcW w:w="1340" w:type="dxa"/>
           </w:tcPr>
           <w:p>
             <w:pPr>
@@ -2999,8 +3703,7 @@
         </w:tc>
         <w:tc>
           <w:tcPr>
-            <w:tcW w:w="0" w:type="auto"/>
-            <w:hideMark/>
+            <w:tcW w:w="2048" w:type="dxa"/>
           </w:tcPr>
           <w:p>
             <w:pPr>
@@ -3024,8 +3727,7 @@
         </w:tc>
         <w:tc>
           <w:tcPr>
-            <w:tcW w:w="0" w:type="auto"/>
-            <w:hideMark/>
+            <w:tcW w:w="2135" w:type="dxa"/>
           </w:tcPr>
           <w:p>
             <w:pPr>
@@ -3052,7 +3754,6 @@
         <w:tc>
           <w:tcPr>
             <w:tcW w:w="1980" w:type="dxa"/>
-            <w:hideMark/>
           </w:tcPr>
           <w:p>
             <w:pPr>
@@ -3095,7 +3796,6 @@
         <w:tc>
           <w:tcPr>
             <w:tcW w:w="2125" w:type="dxa"/>
-            <w:hideMark/>
           </w:tcPr>
           <w:p>
             <w:pPr>
@@ -3119,8 +3819,7 @@
         </w:tc>
         <w:tc>
           <w:tcPr>
-            <w:tcW w:w="0" w:type="auto"/>
-            <w:hideMark/>
+            <w:tcW w:w="1340" w:type="dxa"/>
           </w:tcPr>
           <w:p>
             <w:pPr>
@@ -3144,8 +3843,7 @@
         </w:tc>
         <w:tc>
           <w:tcPr>
-            <w:tcW w:w="0" w:type="auto"/>
-            <w:hideMark/>
+            <w:tcW w:w="2048" w:type="dxa"/>
           </w:tcPr>
           <w:p>
             <w:pPr>
@@ -3169,8 +3867,7 @@
         </w:tc>
         <w:tc>
           <w:tcPr>
-            <w:tcW w:w="0" w:type="auto"/>
-            <w:hideMark/>
+            <w:tcW w:w="2135" w:type="dxa"/>
           </w:tcPr>
           <w:p>
             <w:pPr>
@@ -3196,7 +3893,7 @@
     </w:tbl>
     <w:p>
       <w:pPr>
-        <w:pStyle w:val="13"/>
+        <w:pStyle w:val="12"/>
         <w:jc w:val="right"/>
         <w:rPr>
           <w:sz w:val="24"/>
@@ -3213,37 +3910,21 @@
     </w:p>
     <w:p>
       <w:pPr>
-        <w:pStyle w:val="13"/>
-      </w:pPr>
-      <w:r>
-        <w:t>Исследования показывают, что около 4% приложений действительно интегрируют игровые механики, однако большинство из них применяют их поверхностно, без учёта психологических аспектов мотивации. Типичное решение включает систему баллов, бейджей и таблиц лидеров</w:t>
-      </w:r>
-      <w:r>
-        <w:t>. Э</w:t>
-      </w:r>
-      <w:r>
-        <w:t>лементы, которые в теории должны мотивировать пользователя, но на практике часто не работают. Причина в том, что эти элементы заимствованы из игровой индустрии без понимания их психологических механизмов и адаптации к контексту формирования привычек.</w:t>
-      </w:r>
-    </w:p>
-    <w:p>
-      <w:pPr>
-        <w:pStyle w:val="13"/>
-      </w:pPr>
-      <w:r>
-        <w:t>Баллы и бейджи эффективны, когда они связаны с внутренней мотивацией пользователя и представляют реальные достижения. Однако в большинстве приложений они присваиваются автоматически за любые действия, теряя свою значимость. Пользователь получает бейдж за первое выполнение привычки, за три дня подряд, за неделю и к десятому бейджу они становятся бессмысленными наградами, не создающими никакого эмоционального отклика.</w:t>
-      </w:r>
-    </w:p>
-    <w:p>
-      <w:pPr>
-        <w:pStyle w:val="13"/>
-      </w:pPr>
-      <w:r>
-        <w:t>Таблицы лидеров, которые в теории должны стимулировать соревновательный дух, на практике часто демотивируют пользователей. Начинающий видит, что находится в самом низу рейтинга, и понимает, что никогда не догонит лидеров – это создаёт ощущение безнадёжности вместо мотивации. Кроме того, соревновательные механики не работают для всех типов пользователей: для интровертов и тех, кто избегает сравнения с другими, они могут быть контрпродуктивны.</w:t>
-      </w:r>
-    </w:p>
-    <w:p>
-      <w:pPr>
-        <w:pStyle w:val="13"/>
+        <w:pStyle w:val="12"/>
+        <w:rPr>
+          <w:lang w:val="en-US"/>
+        </w:rPr>
+      </w:pPr>
+      <w:r>
+        <w:t xml:space="preserve">Исследования показывают, что около 4% приложений действительно интегрируют игровые механики, однако большинство из них применяют их поверхностно, без учёта психологических аспектов мотивации. </w:t>
+      </w:r>
+      <w:r>
+        <w:t>Причина в том, что эти элементы заимствованы из игровой индустрии без понимания их психологических механизмов и адаптации к контексту формирования привычек.</w:t>
+      </w:r>
+    </w:p>
+    <w:p>
+      <w:pPr>
+        <w:pStyle w:val="12"/>
       </w:pPr>
       <w:r>
         <w:t>В таблице 3 приведено сравнение базовых механик, которые используют большинство приложений, а также приведены расширенные механики, которые могут быть использованы для увеличения вовлеченности и повышения результатов приобретения привычек у пользователя</w:t>
@@ -3251,12 +3932,12 @@
     </w:p>
     <w:p>
       <w:pPr>
-        <w:pStyle w:val="13"/>
-      </w:pPr>
-    </w:p>
-    <w:p>
-      <w:pPr>
-        <w:pStyle w:val="13"/>
+        <w:pStyle w:val="12"/>
+      </w:pPr>
+    </w:p>
+    <w:p>
+      <w:pPr>
+        <w:pStyle w:val="12"/>
         <w:jc w:val="center"/>
         <w:rPr>
           <w:sz w:val="24"/>
@@ -3273,8 +3954,9 @@
     </w:p>
     <w:tbl>
       <w:tblPr>
-        <w:tblStyle w:val="af"/>
-        <w:tblW w:w="0" w:type="auto"/>
+        <w:tblStyle w:val="af0"/>
+        <w:tblW w:w="9628" w:type="dxa"/>
+        <w:tblLayout w:type="fixed"/>
         <w:tblLook w:val="04A0" w:firstRow="1" w:lastRow="0" w:firstColumn="1" w:lastColumn="0" w:noHBand="0" w:noVBand="1"/>
       </w:tblPr>
       <w:tblGrid>
@@ -3285,7 +3967,7 @@
       <w:tr>
         <w:tc>
           <w:tcPr>
-            <w:tcW w:w="0" w:type="auto"/>
+            <w:tcW w:w="2110" w:type="dxa"/>
           </w:tcPr>
           <w:p>
             <w:pPr>
@@ -3371,8 +4053,7 @@
       <w:tr>
         <w:tc>
           <w:tcPr>
-            <w:tcW w:w="0" w:type="auto"/>
-            <w:hideMark/>
+            <w:tcW w:w="2110" w:type="dxa"/>
           </w:tcPr>
           <w:p>
             <w:pPr>
@@ -3397,7 +4078,6 @@
         <w:tc>
           <w:tcPr>
             <w:tcW w:w="3839" w:type="dxa"/>
-            <w:hideMark/>
           </w:tcPr>
           <w:p>
             <w:pPr>
@@ -3422,7 +4102,6 @@
         <w:tc>
           <w:tcPr>
             <w:tcW w:w="3679" w:type="dxa"/>
-            <w:hideMark/>
           </w:tcPr>
           <w:p>
             <w:pPr>
@@ -3448,8 +4127,7 @@
       <w:tr>
         <w:tc>
           <w:tcPr>
-            <w:tcW w:w="0" w:type="auto"/>
-            <w:hideMark/>
+            <w:tcW w:w="2110" w:type="dxa"/>
           </w:tcPr>
           <w:p>
             <w:pPr>
@@ -3474,7 +4152,6 @@
         <w:tc>
           <w:tcPr>
             <w:tcW w:w="3839" w:type="dxa"/>
-            <w:hideMark/>
           </w:tcPr>
           <w:p>
             <w:pPr>
@@ -3499,7 +4176,6 @@
         <w:tc>
           <w:tcPr>
             <w:tcW w:w="3679" w:type="dxa"/>
-            <w:hideMark/>
           </w:tcPr>
           <w:p>
             <w:pPr>
@@ -3525,8 +4201,7 @@
       <w:tr>
         <w:tc>
           <w:tcPr>
-            <w:tcW w:w="0" w:type="auto"/>
-            <w:hideMark/>
+            <w:tcW w:w="2110" w:type="dxa"/>
           </w:tcPr>
           <w:p>
             <w:pPr>
@@ -3551,7 +4226,6 @@
         <w:tc>
           <w:tcPr>
             <w:tcW w:w="3839" w:type="dxa"/>
-            <w:hideMark/>
           </w:tcPr>
           <w:p>
             <w:pPr>
@@ -3576,7 +4250,6 @@
         <w:tc>
           <w:tcPr>
             <w:tcW w:w="3679" w:type="dxa"/>
-            <w:hideMark/>
           </w:tcPr>
           <w:p>
             <w:pPr>
@@ -3602,8 +4275,7 @@
       <w:tr>
         <w:tc>
           <w:tcPr>
-            <w:tcW w:w="0" w:type="auto"/>
-            <w:hideMark/>
+            <w:tcW w:w="2110" w:type="dxa"/>
           </w:tcPr>
           <w:p>
             <w:pPr>
@@ -3628,7 +4300,6 @@
         <w:tc>
           <w:tcPr>
             <w:tcW w:w="3839" w:type="dxa"/>
-            <w:hideMark/>
           </w:tcPr>
           <w:p>
             <w:pPr>
@@ -3653,7 +4324,6 @@
         <w:tc>
           <w:tcPr>
             <w:tcW w:w="3679" w:type="dxa"/>
-            <w:hideMark/>
           </w:tcPr>
           <w:p>
             <w:pPr>
@@ -3679,8 +4349,7 @@
       <w:tr>
         <w:tc>
           <w:tcPr>
-            <w:tcW w:w="0" w:type="auto"/>
-            <w:hideMark/>
+            <w:tcW w:w="2110" w:type="dxa"/>
           </w:tcPr>
           <w:p>
             <w:pPr>
@@ -3705,7 +4374,6 @@
         <w:tc>
           <w:tcPr>
             <w:tcW w:w="3839" w:type="dxa"/>
-            <w:hideMark/>
           </w:tcPr>
           <w:p>
             <w:pPr>
@@ -3730,7 +4398,6 @@
         <w:tc>
           <w:tcPr>
             <w:tcW w:w="3679" w:type="dxa"/>
-            <w:hideMark/>
           </w:tcPr>
           <w:p>
             <w:pPr>
@@ -3756,8 +4423,7 @@
       <w:tr>
         <w:tc>
           <w:tcPr>
-            <w:tcW w:w="0" w:type="auto"/>
-            <w:hideMark/>
+            <w:tcW w:w="2110" w:type="dxa"/>
           </w:tcPr>
           <w:p>
             <w:pPr>
@@ -3782,7 +4448,6 @@
         <w:tc>
           <w:tcPr>
             <w:tcW w:w="3839" w:type="dxa"/>
-            <w:hideMark/>
           </w:tcPr>
           <w:p>
             <w:pPr>
@@ -3807,7 +4472,6 @@
         <w:tc>
           <w:tcPr>
             <w:tcW w:w="3679" w:type="dxa"/>
-            <w:hideMark/>
           </w:tcPr>
           <w:p>
             <w:pPr>
@@ -3833,8 +4497,7 @@
       <w:tr>
         <w:tc>
           <w:tcPr>
-            <w:tcW w:w="0" w:type="auto"/>
-            <w:hideMark/>
+            <w:tcW w:w="2110" w:type="dxa"/>
           </w:tcPr>
           <w:p>
             <w:pPr>
@@ -3859,7 +4522,6 @@
         <w:tc>
           <w:tcPr>
             <w:tcW w:w="3839" w:type="dxa"/>
-            <w:hideMark/>
           </w:tcPr>
           <w:p>
             <w:pPr>
@@ -3884,7 +4546,6 @@
         <w:tc>
           <w:tcPr>
             <w:tcW w:w="3679" w:type="dxa"/>
-            <w:hideMark/>
           </w:tcPr>
           <w:p>
             <w:pPr>
@@ -3910,8 +4571,7 @@
       <w:tr>
         <w:tc>
           <w:tcPr>
-            <w:tcW w:w="0" w:type="auto"/>
-            <w:hideMark/>
+            <w:tcW w:w="2110" w:type="dxa"/>
           </w:tcPr>
           <w:p>
             <w:pPr>
@@ -3936,7 +4596,6 @@
         <w:tc>
           <w:tcPr>
             <w:tcW w:w="3839" w:type="dxa"/>
-            <w:hideMark/>
           </w:tcPr>
           <w:p>
             <w:pPr>
@@ -3961,7 +4620,6 @@
         <w:tc>
           <w:tcPr>
             <w:tcW w:w="3679" w:type="dxa"/>
-            <w:hideMark/>
           </w:tcPr>
           <w:p>
             <w:pPr>
@@ -3987,8 +4645,7 @@
       <w:tr>
         <w:tc>
           <w:tcPr>
-            <w:tcW w:w="0" w:type="auto"/>
-            <w:hideMark/>
+            <w:tcW w:w="2110" w:type="dxa"/>
           </w:tcPr>
           <w:p>
             <w:pPr>
@@ -4013,7 +4670,6 @@
         <w:tc>
           <w:tcPr>
             <w:tcW w:w="3839" w:type="dxa"/>
-            <w:hideMark/>
           </w:tcPr>
           <w:p>
             <w:pPr>
@@ -4038,7 +4694,6 @@
         <w:tc>
           <w:tcPr>
             <w:tcW w:w="3679" w:type="dxa"/>
-            <w:hideMark/>
           </w:tcPr>
           <w:p>
             <w:pPr>
@@ -4064,8 +4719,7 @@
       <w:tr>
         <w:tc>
           <w:tcPr>
-            <w:tcW w:w="0" w:type="auto"/>
-            <w:hideMark/>
+            <w:tcW w:w="2110" w:type="dxa"/>
           </w:tcPr>
           <w:p>
             <w:pPr>
@@ -4090,7 +4744,6 @@
         <w:tc>
           <w:tcPr>
             <w:tcW w:w="3839" w:type="dxa"/>
-            <w:hideMark/>
           </w:tcPr>
           <w:p>
             <w:pPr>
@@ -4115,7 +4768,6 @@
         <w:tc>
           <w:tcPr>
             <w:tcW w:w="3679" w:type="dxa"/>
-            <w:hideMark/>
           </w:tcPr>
           <w:p>
             <w:pPr>
@@ -4141,8 +4793,7 @@
       <w:tr>
         <w:tc>
           <w:tcPr>
-            <w:tcW w:w="0" w:type="auto"/>
-            <w:hideMark/>
+            <w:tcW w:w="2110" w:type="dxa"/>
           </w:tcPr>
           <w:p>
             <w:pPr>
@@ -4167,7 +4818,6 @@
         <w:tc>
           <w:tcPr>
             <w:tcW w:w="3839" w:type="dxa"/>
-            <w:hideMark/>
           </w:tcPr>
           <w:p>
             <w:pPr>
@@ -4192,7 +4842,6 @@
         <w:tc>
           <w:tcPr>
             <w:tcW w:w="3679" w:type="dxa"/>
-            <w:hideMark/>
           </w:tcPr>
           <w:p>
             <w:pPr>
@@ -4274,8 +4923,7 @@
       <w:tr>
         <w:tc>
           <w:tcPr>
-            <w:tcW w:w="0" w:type="auto"/>
-            <w:hideMark/>
+            <w:tcW w:w="2110" w:type="dxa"/>
           </w:tcPr>
           <w:p>
             <w:pPr>
@@ -4300,7 +4948,6 @@
         <w:tc>
           <w:tcPr>
             <w:tcW w:w="3839" w:type="dxa"/>
-            <w:hideMark/>
           </w:tcPr>
           <w:p>
             <w:pPr>
@@ -4325,7 +4972,6 @@
         <w:tc>
           <w:tcPr>
             <w:tcW w:w="3679" w:type="dxa"/>
-            <w:hideMark/>
           </w:tcPr>
           <w:p>
             <w:pPr>
@@ -4351,7 +4997,7 @@
     </w:tbl>
     <w:p>
       <w:pPr>
-        <w:pStyle w:val="13"/>
+        <w:pStyle w:val="12"/>
         <w:jc w:val="right"/>
         <w:rPr>
           <w:sz w:val="24"/>
@@ -4363,61 +5009,53 @@
           <w:sz w:val="24"/>
           <w:szCs w:val="22"/>
         </w:rPr>
+        <w:lastRenderedPageBreak/>
         <w:t>Конец таблицы 3</w:t>
       </w:r>
     </w:p>
     <w:p>
       <w:pPr>
-        <w:pStyle w:val="13"/>
-      </w:pPr>
-      <w:r>
-        <w:t xml:space="preserve">Кроме того, большинство цифровых продуктов не учитывают индивидуальные особенности пользователей, их контекст и временные рамки формирования привычек. Это снижает их эффективность и приводит к быстрому оттоку пользователей. Приложение предлагает одинаковые рекомендации двадцатилетнему студенту и сорокалетнему офисному работнику, не учитывая различия в их образе жизни, мотивации и возможностях. Результатом становится ощущение, что продукт «не для меня», и </w:t>
-      </w:r>
-      <w:r>
-        <w:t xml:space="preserve">скорый </w:t>
-      </w:r>
-      <w:r>
-        <w:t>отказ от его использования.</w:t>
-      </w:r>
-    </w:p>
-    <w:p>
-      <w:pPr>
-        <w:pStyle w:val="13"/>
-      </w:pPr>
-      <w:r>
-        <w:t xml:space="preserve">Традиционные методы формирования привычек, разработанные в доцифровую эпоху, также не всегда соответствуют новым условиям жизни. Классические техники, такие как ведение дневника, визуализация целей или создание системы вознаграждений, требуют значительных затрат времени и </w:t>
+        <w:pStyle w:val="12"/>
+        <w:rPr>
+          <w:lang w:val="en-US"/>
+        </w:rPr>
+      </w:pPr>
+      <w:r>
+        <w:t>Кроме того, большинство цифровых продуктов не учитывают индивидуальные особенности пользователей, их контекст и временные рамки формирования привычек. Это снижает их эффективность и приводит к быстрому оттоку пользователей. Приложение предлагает одинаковые рекомендации двадцатилетнему студенту и сорокалетнему офисному работнику, не учитывая различия в их образе жизни, мотивации и возможностях.</w:t>
+      </w:r>
+    </w:p>
+    <w:p>
+      <w:pPr>
+        <w:pStyle w:val="12"/>
+      </w:pPr>
+      <w:r>
+        <w:t>Традиционные методы формирования привычек, разработанные в доцифровую эпоху, также не всегда соответствуют новым условиям жизни. Классические техники, такие как ведение дневника, визуализация целей или создание системы вознаграждений, требуют значительных затрат времени и когнитивных ресурсов. В условиях информационной перегрузки и дефицита внимания многие пользователи не готовы к такому уровню вовлечённости. Им нужны решения, которые требуют минимальных усилий и интегрируются в существующую рутину, а не до</w:t>
+      </w:r>
+      <w:r>
+        <w:t>бавляют к ней дополнительные задачи.</w:t>
+      </w:r>
+    </w:p>
+    <w:p>
+      <w:pPr>
+        <w:pStyle w:val="12"/>
+      </w:pPr>
+      <w:r>
+        <w:t>Проблема усугубляется тем, что многие цифровые решения разрабатываются технологическими специалистами без привлечения экспертов в области психологии и поведенческих наук. В результате получаются технически совершенные продукты, которые не учитывают реальные механизмы человеческой мотивации и поведения. Разработчики исходят из рационалистической модели поведения, предполагающей, что человек, получив информацию о необходимости изменений и инструмент для их реализации, автоматически изменит своё поведение. Эта</w:t>
+      </w:r>
+      <w:r>
+        <w:t xml:space="preserve"> модель не соответствует реальности, в которой поведение определяется сложным взаимодействием эмоций, привычек, социального окружения и контекста.</w:t>
+      </w:r>
+    </w:p>
+    <w:p>
+      <w:pPr>
+        <w:pStyle w:val="12"/>
+      </w:pPr>
+      <w:r>
+        <w:t xml:space="preserve">Ещё одной проблемой традиционных подходов является их фокус на краткосрочных результатах. Маркетинг приложений обещает быстрые изменения – «выработай привычку за 21 день», «изменись за месяц» – но эти обещания не соответствуют научным данным о процессе формирования привычек. Когда </w:t>
       </w:r>
       <w:r>
         <w:lastRenderedPageBreak/>
-        <w:t>когнитивных ресурсов. В условиях информационной перегрузки и дефицита внимания многие пользователи не готовы к такому уровню вовлечённости. Им нужны решения, которые требуют минимальных усилий и интегрируются в существующую рутину, а не добавляют к ней дополнительные задачи.</w:t>
-      </w:r>
-    </w:p>
-    <w:p>
-      <w:pPr>
-        <w:pStyle w:val="13"/>
-      </w:pPr>
-      <w:r>
-        <w:t>Проблема усугубляется тем, что многие цифровые решения разрабатываются технологическими специалистами без привлечения экспертов в области психологии и поведенческих наук. В результате получаются технически совершенные продукты, которые не учитывают реальные механизмы человеческой мотивации и поведения. Разработчики исходят из рационалистической модели поведения, предполагающей, что человек, получив информацию о необходимости изменений и инструмент для их реализации, автоматически изменит своё поведение. Эта модель не соответствует реальности, в которой поведение определяется сложным взаимодействием эмоций, привычек, социального окружения и контекста.</w:t>
-      </w:r>
-    </w:p>
-    <w:p>
-      <w:pPr>
-        <w:pStyle w:val="13"/>
-      </w:pPr>
-      <w:r>
-        <w:t xml:space="preserve">Ещё одной проблемой традиционных подходов является их фокус на краткосрочных результатах. Маркетинг приложений обещает быстрые изменения </w:t>
-      </w:r>
-      <w:r>
-        <w:t>–</w:t>
-      </w:r>
-      <w:r>
-        <w:t xml:space="preserve"> «выработай привычку за 21 день», «изменись за месяц» </w:t>
-      </w:r>
-      <w:r>
-        <w:t>–</w:t>
-      </w:r>
-      <w:r>
-        <w:t xml:space="preserve"> но эти обещания не соответствуют научным данным о процессе формирования привычек. Когда пользователь не видит ожидаемых результатов в заявленные сроки, он разочаровывается и отказывается от использования продукта, не понимая, что процесс требует значительно больше времени.</w:t>
+        <w:t>пользователь не видит ожидаемых результатов в заявленные сроки, он разочаровывается и отказывается от использования продукта, не понимая, что процесс требует значительно больше времени.</w:t>
       </w:r>
     </w:p>
     <w:p>
@@ -4430,6 +5068,7 @@
           <w:szCs w:val="24"/>
         </w:rPr>
       </w:pPr>
+      <w:bookmarkStart w:id="3" w:name="_Toc225970240"/>
       <w:r>
         <w:rPr>
           <w:rFonts w:ascii="Times New Roman" w:hAnsi="Times New Roman" w:cs="Times New Roman"/>
@@ -4438,28 +5077,22 @@
         </w:rPr>
         <w:t>Роль мотивации и поддержки в формировании устойчивых привычек</w:t>
       </w:r>
-    </w:p>
-    <w:p>
-      <w:pPr>
-        <w:pStyle w:val="13"/>
-      </w:pPr>
-      <w:r>
-        <w:t xml:space="preserve">Формирование устойчивых привычек требует не только внешней мотивации, но и внутренней заинтересованности. В условиях цифровой среды, где пользователь может чувствовать себя одиноким и потерянным, наставническая поддержка становится важным фактором успеха. Однако в большинстве цифровых решений она либо отсутствует, либо реализована в ограниченном виде. Пользователь получает уведомления и статистику, но не </w:t>
-      </w:r>
-      <w:r>
-        <w:lastRenderedPageBreak/>
-        <w:t xml:space="preserve">получает того, что действительно необходимо для изменения поведения </w:t>
-      </w:r>
-      <w:r>
-        <w:t>–</w:t>
-      </w:r>
-      <w:r>
-        <w:t xml:space="preserve"> понимания, поддержки и персонализированного руководства.</w:t>
-      </w:r>
-    </w:p>
-    <w:p>
-      <w:pPr>
-        <w:pStyle w:val="13"/>
+      <w:bookmarkEnd w:id="3"/>
+    </w:p>
+    <w:p>
+      <w:pPr>
+        <w:pStyle w:val="12"/>
+      </w:pPr>
+      <w:r>
+        <w:t>Формирование устойчивых привычек требует не только внешней мотивации, но и внутренней заинтересованности. В условиях цифровой среды, где пользователь может чувствовать себя одиноким и потерянным, наставническая поддержка становится важным фактором успеха. Однако в большинстве цифровых решений она либо отсутствует, либо реализована в ограниченном виде. Пользователь получает уведомления и статистику, но не получает того, что действительно необходимо для изменения поведения – понимания, поддержки и персонализи</w:t>
+      </w:r>
+      <w:r>
+        <w:t>рованного руководства.</w:t>
+      </w:r>
+    </w:p>
+    <w:p>
+      <w:pPr>
+        <w:pStyle w:val="12"/>
       </w:pPr>
       <w:r>
         <w:t xml:space="preserve">Теория самодетерминации, разработанная психологами Эдвардом </w:t>
@@ -4470,18 +5103,12 @@
       </w:r>
       <w:proofErr w:type="spellEnd"/>
       <w:r>
-        <w:t xml:space="preserve"> и Ричардом Райаном, выделяет три базовые психологические потребности, удовлетворение которых необходимо для устойчивой внутренней мотивации: автономия, компетентность и связанность. Автономия означает ощущение контроля над своими действиями и возможность делать выбор. Компетентность это чувство мастерства и способности справляться с задачами. Связанность </w:t>
-      </w:r>
-      <w:r>
-        <w:t>это</w:t>
-      </w:r>
-      <w:r>
-        <w:t xml:space="preserve"> ощущение принадлежности и значимых отношений с другими людьми.</w:t>
-      </w:r>
-    </w:p>
-    <w:p>
-      <w:pPr>
-        <w:pStyle w:val="13"/>
+        <w:t xml:space="preserve"> и Ричардом Райаном, выделяет три базовые психологические потребности, удовлетворение которых необходимо для устойчивой внутренней мотивации: автономия, компетентность и связанность. Автономия означает ощущение контроля над своими действиями и возможность делать выбор. Компетентность это чувство мастерства и способности справляться с задачами. Связанность это ощущение принадлежности и значимых отношений с другими людьми.</w:t>
+      </w:r>
+    </w:p>
+    <w:p>
+      <w:pPr>
+        <w:pStyle w:val="12"/>
         <w:jc w:val="center"/>
         <w:rPr>
           <w:sz w:val="24"/>
@@ -4493,32 +5120,26 @@
           <w:sz w:val="24"/>
           <w:szCs w:val="22"/>
         </w:rPr>
-        <w:t xml:space="preserve">Таблица 4 – </w:t>
-      </w:r>
-      <w:r>
-        <w:rPr>
-          <w:sz w:val="24"/>
-          <w:szCs w:val="22"/>
-        </w:rPr>
-        <w:t>Три базовые психологические потребности по теории самодетерминации</w:t>
+        <w:t>Таблица 4 – Три базовые психологические потребности по теории самодетерминации</w:t>
       </w:r>
     </w:p>
     <w:tbl>
       <w:tblPr>
-        <w:tblStyle w:val="af"/>
-        <w:tblW w:w="0" w:type="auto"/>
+        <w:tblStyle w:val="af0"/>
+        <w:tblW w:w="9628" w:type="dxa"/>
+        <w:tblLayout w:type="fixed"/>
         <w:tblLook w:val="04A0" w:firstRow="1" w:lastRow="0" w:firstColumn="1" w:lastColumn="0" w:noHBand="0" w:noVBand="1"/>
       </w:tblPr>
       <w:tblGrid>
-        <w:gridCol w:w="2263"/>
+        <w:gridCol w:w="2262"/>
         <w:gridCol w:w="1985"/>
-        <w:gridCol w:w="2835"/>
+        <w:gridCol w:w="2836"/>
         <w:gridCol w:w="2545"/>
       </w:tblGrid>
       <w:tr>
         <w:tc>
           <w:tcPr>
-            <w:tcW w:w="2263" w:type="dxa"/>
+            <w:tcW w:w="2262" w:type="dxa"/>
           </w:tcPr>
           <w:p>
             <w:pPr>
@@ -4574,7 +5195,7 @@
         </w:tc>
         <w:tc>
           <w:tcPr>
-            <w:tcW w:w="2835" w:type="dxa"/>
+            <w:tcW w:w="2836" w:type="dxa"/>
           </w:tcPr>
           <w:p>
             <w:pPr>
@@ -4632,8 +5253,7 @@
       <w:tr>
         <w:tc>
           <w:tcPr>
-            <w:tcW w:w="2263" w:type="dxa"/>
-            <w:hideMark/>
+            <w:tcW w:w="2262" w:type="dxa"/>
           </w:tcPr>
           <w:p>
             <w:pPr>
@@ -4658,7 +5278,6 @@
         <w:tc>
           <w:tcPr>
             <w:tcW w:w="1985" w:type="dxa"/>
-            <w:hideMark/>
           </w:tcPr>
           <w:p>
             <w:pPr>
@@ -4682,8 +5301,7 @@
         </w:tc>
         <w:tc>
           <w:tcPr>
-            <w:tcW w:w="2835" w:type="dxa"/>
-            <w:hideMark/>
+            <w:tcW w:w="2836" w:type="dxa"/>
           </w:tcPr>
           <w:p>
             <w:pPr>
@@ -4708,7 +5326,6 @@
         <w:tc>
           <w:tcPr>
             <w:tcW w:w="2545" w:type="dxa"/>
-            <w:hideMark/>
           </w:tcPr>
           <w:p>
             <w:pPr>
@@ -4734,8 +5351,7 @@
       <w:tr>
         <w:tc>
           <w:tcPr>
-            <w:tcW w:w="2263" w:type="dxa"/>
-            <w:hideMark/>
+            <w:tcW w:w="2262" w:type="dxa"/>
           </w:tcPr>
           <w:p>
             <w:pPr>
@@ -4760,7 +5376,6 @@
         <w:tc>
           <w:tcPr>
             <w:tcW w:w="1985" w:type="dxa"/>
-            <w:hideMark/>
           </w:tcPr>
           <w:p>
             <w:pPr>
@@ -4784,8 +5399,7 @@
         </w:tc>
         <w:tc>
           <w:tcPr>
-            <w:tcW w:w="2835" w:type="dxa"/>
-            <w:hideMark/>
+            <w:tcW w:w="2836" w:type="dxa"/>
           </w:tcPr>
           <w:p>
             <w:pPr>
@@ -4810,7 +5424,6 @@
         <w:tc>
           <w:tcPr>
             <w:tcW w:w="2545" w:type="dxa"/>
-            <w:hideMark/>
           </w:tcPr>
           <w:p>
             <w:pPr>
@@ -4836,25 +5449,25 @@
       <w:tr>
         <w:tc>
           <w:tcPr>
-            <w:tcW w:w="2263" w:type="dxa"/>
-            <w:hideMark/>
-          </w:tcPr>
-          <w:p>
-            <w:pPr>
-              <w:suppressAutoHyphens w:val="0"/>
-              <w:textAlignment w:val="auto"/>
-              <w:rPr>
-                <w:rFonts w:ascii="Times New Roman" w:eastAsia="Times New Roman" w:hAnsi="Times New Roman" w:cs="Times New Roman"/>
-                <w:kern w:val="0"/>
-                <w:lang w:eastAsia="ru-RU" w:bidi="ar-SA"/>
-              </w:rPr>
-            </w:pPr>
-            <w:r>
-              <w:rPr>
-                <w:rFonts w:ascii="Times New Roman" w:eastAsia="Times New Roman" w:hAnsi="Times New Roman" w:cs="Times New Roman"/>
-                <w:kern w:val="0"/>
-                <w:lang w:eastAsia="ru-RU" w:bidi="ar-SA"/>
-              </w:rPr>
+            <w:tcW w:w="2262" w:type="dxa"/>
+          </w:tcPr>
+          <w:p>
+            <w:pPr>
+              <w:suppressAutoHyphens w:val="0"/>
+              <w:textAlignment w:val="auto"/>
+              <w:rPr>
+                <w:rFonts w:ascii="Times New Roman" w:eastAsia="Times New Roman" w:hAnsi="Times New Roman" w:cs="Times New Roman"/>
+                <w:kern w:val="0"/>
+                <w:lang w:eastAsia="ru-RU" w:bidi="ar-SA"/>
+              </w:rPr>
+            </w:pPr>
+            <w:r>
+              <w:rPr>
+                <w:rFonts w:ascii="Times New Roman" w:eastAsia="Times New Roman" w:hAnsi="Times New Roman" w:cs="Times New Roman"/>
+                <w:kern w:val="0"/>
+                <w:lang w:eastAsia="ru-RU" w:bidi="ar-SA"/>
+              </w:rPr>
+              <w:lastRenderedPageBreak/>
               <w:t>Связанность</w:t>
             </w:r>
           </w:p>
@@ -4862,7 +5475,6 @@
         <w:tc>
           <w:tcPr>
             <w:tcW w:w="1985" w:type="dxa"/>
-            <w:hideMark/>
           </w:tcPr>
           <w:p>
             <w:pPr>
@@ -4886,8 +5498,7 @@
         </w:tc>
         <w:tc>
           <w:tcPr>
-            <w:tcW w:w="2835" w:type="dxa"/>
-            <w:hideMark/>
+            <w:tcW w:w="2836" w:type="dxa"/>
           </w:tcPr>
           <w:p>
             <w:pPr>
@@ -4912,7 +5523,6 @@
         <w:tc>
           <w:tcPr>
             <w:tcW w:w="2545" w:type="dxa"/>
-            <w:hideMark/>
           </w:tcPr>
           <w:p>
             <w:pPr>
@@ -4938,7 +5548,7 @@
     </w:tbl>
     <w:p>
       <w:pPr>
-        <w:pStyle w:val="13"/>
+        <w:pStyle w:val="12"/>
         <w:jc w:val="right"/>
         <w:rPr>
           <w:sz w:val="24"/>
@@ -4955,7 +5565,7 @@
     </w:p>
     <w:p>
       <w:pPr>
-        <w:pStyle w:val="13"/>
+        <w:pStyle w:val="12"/>
       </w:pPr>
       <w:r>
         <w:t>Большинство существующих цифровых решений для формирования привычек не учитывают эти потребности. Они предлагают жёсткие рамки без возможности выбора, не обеспечивают постепенного роста сложности для поддержания чувства компетентности и полностью игнорируют социальный аспект. Результатом становится неустойчивая мотивация, основанная исключительно на внешних стимулах, которая быстро угасает при их отсутствии.</w:t>
@@ -4963,44 +5573,38 @@
     </w:p>
     <w:p>
       <w:pPr>
-        <w:pStyle w:val="13"/>
-      </w:pPr>
+        <w:pStyle w:val="12"/>
+      </w:pPr>
+      <w:r>
+        <w:t>Наставничество как метод сопровождения изменения поведения имеет долгую историю и доказанную эффективность. Исследования показывают, что наличие наставника значительно повышает вероятность успешного формирования привычки. Наставник обеспечивает персонализированную обратную связь, помогает справляться с трудностями, поддерживает в моменты сомнений и отмечает прогресс. Однако традиционное наставничество требует значительных ресурсов: времени, денег, доступа к квалифицированным специалистам, что делает его нед</w:t>
+      </w:r>
+      <w:r>
+        <w:t>оступным для большинства людей.</w:t>
+      </w:r>
+    </w:p>
+    <w:p>
+      <w:pPr>
+        <w:pStyle w:val="12"/>
+      </w:pPr>
+      <w:r>
+        <w:t>Цифровые технологии открывают возможности для масштабирования наставнической поддержки. Чат-боты, системы искусственного интеллекта и автоматизированные программы сопровождения могут предоставлять элементы наставничества широкой аудитории при минимальных затратах. Однако для эффективного использования этих возможностей необходимо понимание того, какие именно аспекты наставничества можно автоматизировать, а какие требуют человеческого участия.</w:t>
+      </w:r>
+    </w:p>
+    <w:p>
+      <w:pPr>
+        <w:pStyle w:val="12"/>
+      </w:pPr>
+      <w:r>
+        <w:t xml:space="preserve">Анонимность и доступность цифровых платформ открывают новые возможности для психологической поддержки пользователей. Многие люди не обращаются за помощью в формировании привычек из-за страха осуждения или нежелания признавать свои «слабости» перед другими. Цифровые решения </w:t>
+      </w:r>
       <w:r>
         <w:lastRenderedPageBreak/>
-        <w:t>Наставничество как метод сопровождения изменения поведения имеет долгую историю и доказанную эффективность. Исследования показывают, что наличие наставника или коуча значительно повышает вероятность успешного формирования привычки. Наставник обеспечивает персонализированную обратную связь, помогает справляться с трудностями, поддерживает в моменты сомнений и отмечает прогресс. Однако традиционное наставничество требует значительных ресурсов</w:t>
-      </w:r>
-      <w:r>
-        <w:t>:</w:t>
-      </w:r>
-      <w:r>
-        <w:t xml:space="preserve"> времени, денег, доступа к квалифицированным специалистам</w:t>
-      </w:r>
-      <w:r>
-        <w:t>,</w:t>
-      </w:r>
-      <w:r>
-        <w:t xml:space="preserve"> что делает его недоступным для большинства людей.</w:t>
-      </w:r>
-    </w:p>
-    <w:p>
-      <w:pPr>
-        <w:pStyle w:val="13"/>
-      </w:pPr>
-      <w:r>
-        <w:t>Цифровые технологии открывают возможности для масштабирования наставнической поддержки. Чат-боты, системы искусственного интеллекта и автоматизированные программы сопровождения могут предоставлять элементы наставничества широкой аудитории при минимальных затратах. Однако для эффективного использования этих возможностей необходимо понимание того, какие именно аспекты наставничества можно автоматизировать, а какие требуют человеческого участия.</w:t>
-      </w:r>
-    </w:p>
-    <w:p>
-      <w:pPr>
-        <w:pStyle w:val="13"/>
-      </w:pPr>
-      <w:r>
-        <w:t>Анонимность и доступность цифровых платформ открывают новые возможности для психологической поддержки пользователей. Многие люди не обращаются за помощью в формировании привычек из-за страха осуждения или нежелания признавать свои «слабости» перед другими. Цифровые решения позволяют получать поддержку анонимно, без социального давления, в удобное время и в комфортном темпе. Это особенно важно для молодой аудитории, которая часто испытывает тревогу при личном общении и предпочитает цифровые формы взаимодействия.</w:t>
-      </w:r>
-    </w:p>
-    <w:p>
-      <w:pPr>
-        <w:pStyle w:val="13"/>
+        <w:t>позволяют получать поддержку анонимно, без социального давления, в удобное время и в комфортном темпе. Это особенно важно для молодой аудитории, которая часто испытывает тревогу при личном общении и предпочитает цифровые формы взаимодействия.</w:t>
+      </w:r>
+    </w:p>
+    <w:p>
+      <w:pPr>
+        <w:pStyle w:val="12"/>
         <w:jc w:val="center"/>
         <w:rPr>
           <w:sz w:val="24"/>
@@ -5012,31 +5616,25 @@
           <w:sz w:val="24"/>
           <w:szCs w:val="22"/>
         </w:rPr>
-        <w:t xml:space="preserve">Таблица 5 – </w:t>
-      </w:r>
-      <w:r>
-        <w:rPr>
-          <w:sz w:val="24"/>
-          <w:szCs w:val="22"/>
-        </w:rPr>
-        <w:t>Преимущества анонимной цифровой поддержки по сравнению с традиционным наставничеством</w:t>
+        <w:t>Таблица 5 – Преимущества анонимной цифровой поддержки по сравнению с традиционным наставничеством</w:t>
       </w:r>
     </w:p>
     <w:tbl>
       <w:tblPr>
-        <w:tblStyle w:val="af"/>
-        <w:tblW w:w="0" w:type="auto"/>
+        <w:tblStyle w:val="af0"/>
+        <w:tblW w:w="9628" w:type="dxa"/>
+        <w:tblLayout w:type="fixed"/>
         <w:tblLook w:val="04A0" w:firstRow="1" w:lastRow="0" w:firstColumn="1" w:lastColumn="0" w:noHBand="0" w:noVBand="1"/>
       </w:tblPr>
       <w:tblGrid>
-        <w:gridCol w:w="2252"/>
-        <w:gridCol w:w="4185"/>
+        <w:gridCol w:w="2251"/>
+        <w:gridCol w:w="4186"/>
         <w:gridCol w:w="3191"/>
       </w:tblGrid>
       <w:tr>
         <w:tc>
           <w:tcPr>
-            <w:tcW w:w="0" w:type="auto"/>
+            <w:tcW w:w="2251" w:type="dxa"/>
           </w:tcPr>
           <w:p>
             <w:pPr>
@@ -5064,7 +5662,7 @@
         </w:tc>
         <w:tc>
           <w:tcPr>
-            <w:tcW w:w="0" w:type="auto"/>
+            <w:tcW w:w="4186" w:type="dxa"/>
           </w:tcPr>
           <w:p>
             <w:pPr>
@@ -5092,7 +5690,7 @@
         </w:tc>
         <w:tc>
           <w:tcPr>
-            <w:tcW w:w="0" w:type="auto"/>
+            <w:tcW w:w="3191" w:type="dxa"/>
           </w:tcPr>
           <w:p>
             <w:pPr>
@@ -5122,8 +5720,7 @@
       <w:tr>
         <w:tc>
           <w:tcPr>
-            <w:tcW w:w="0" w:type="auto"/>
-            <w:hideMark/>
+            <w:tcW w:w="2251" w:type="dxa"/>
           </w:tcPr>
           <w:p>
             <w:pPr>
@@ -5147,8 +5744,7 @@
         </w:tc>
         <w:tc>
           <w:tcPr>
-            <w:tcW w:w="0" w:type="auto"/>
-            <w:hideMark/>
+            <w:tcW w:w="4186" w:type="dxa"/>
           </w:tcPr>
           <w:p>
             <w:pPr>
@@ -5172,8 +5768,7 @@
         </w:tc>
         <w:tc>
           <w:tcPr>
-            <w:tcW w:w="0" w:type="auto"/>
-            <w:hideMark/>
+            <w:tcW w:w="3191" w:type="dxa"/>
           </w:tcPr>
           <w:p>
             <w:pPr>
@@ -5199,8 +5794,7 @@
       <w:tr>
         <w:tc>
           <w:tcPr>
-            <w:tcW w:w="0" w:type="auto"/>
-            <w:hideMark/>
+            <w:tcW w:w="2251" w:type="dxa"/>
           </w:tcPr>
           <w:p>
             <w:pPr>
@@ -5224,8 +5818,7 @@
         </w:tc>
         <w:tc>
           <w:tcPr>
-            <w:tcW w:w="0" w:type="auto"/>
-            <w:hideMark/>
+            <w:tcW w:w="4186" w:type="dxa"/>
           </w:tcPr>
           <w:p>
             <w:pPr>
@@ -5249,8 +5842,7 @@
         </w:tc>
         <w:tc>
           <w:tcPr>
-            <w:tcW w:w="0" w:type="auto"/>
-            <w:hideMark/>
+            <w:tcW w:w="3191" w:type="dxa"/>
           </w:tcPr>
           <w:p>
             <w:pPr>
@@ -5276,8 +5868,7 @@
       <w:tr>
         <w:tc>
           <w:tcPr>
-            <w:tcW w:w="0" w:type="auto"/>
-            <w:hideMark/>
+            <w:tcW w:w="2251" w:type="dxa"/>
           </w:tcPr>
           <w:p>
             <w:pPr>
@@ -5301,8 +5892,7 @@
         </w:tc>
         <w:tc>
           <w:tcPr>
-            <w:tcW w:w="0" w:type="auto"/>
-            <w:hideMark/>
+            <w:tcW w:w="4186" w:type="dxa"/>
           </w:tcPr>
           <w:p>
             <w:pPr>
@@ -5326,8 +5916,7 @@
         </w:tc>
         <w:tc>
           <w:tcPr>
-            <w:tcW w:w="0" w:type="auto"/>
-            <w:hideMark/>
+            <w:tcW w:w="3191" w:type="dxa"/>
           </w:tcPr>
           <w:p>
             <w:pPr>
@@ -5353,34 +5942,31 @@
       <w:tr>
         <w:tc>
           <w:tcPr>
-            <w:tcW w:w="0" w:type="auto"/>
-            <w:hideMark/>
-          </w:tcPr>
-          <w:p>
-            <w:pPr>
-              <w:suppressAutoHyphens w:val="0"/>
-              <w:textAlignment w:val="auto"/>
-              <w:rPr>
-                <w:rFonts w:ascii="Times New Roman" w:eastAsia="Times New Roman" w:hAnsi="Times New Roman" w:cs="Times New Roman"/>
-                <w:kern w:val="0"/>
-                <w:lang w:eastAsia="ru-RU" w:bidi="ar-SA"/>
-              </w:rPr>
-            </w:pPr>
-            <w:r>
-              <w:rPr>
-                <w:rFonts w:ascii="Times New Roman" w:eastAsia="Times New Roman" w:hAnsi="Times New Roman" w:cs="Times New Roman"/>
-                <w:kern w:val="0"/>
-                <w:lang w:eastAsia="ru-RU" w:bidi="ar-SA"/>
-              </w:rPr>
-              <w:lastRenderedPageBreak/>
+            <w:tcW w:w="2251" w:type="dxa"/>
+          </w:tcPr>
+          <w:p>
+            <w:pPr>
+              <w:suppressAutoHyphens w:val="0"/>
+              <w:textAlignment w:val="auto"/>
+              <w:rPr>
+                <w:rFonts w:ascii="Times New Roman" w:eastAsia="Times New Roman" w:hAnsi="Times New Roman" w:cs="Times New Roman"/>
+                <w:kern w:val="0"/>
+                <w:lang w:eastAsia="ru-RU" w:bidi="ar-SA"/>
+              </w:rPr>
+            </w:pPr>
+            <w:r>
+              <w:rPr>
+                <w:rFonts w:ascii="Times New Roman" w:eastAsia="Times New Roman" w:hAnsi="Times New Roman" w:cs="Times New Roman"/>
+                <w:kern w:val="0"/>
+                <w:lang w:eastAsia="ru-RU" w:bidi="ar-SA"/>
+              </w:rPr>
               <w:t>Скорость получения помощи</w:t>
             </w:r>
           </w:p>
         </w:tc>
         <w:tc>
           <w:tcPr>
-            <w:tcW w:w="0" w:type="auto"/>
-            <w:hideMark/>
+            <w:tcW w:w="4186" w:type="dxa"/>
           </w:tcPr>
           <w:p>
             <w:pPr>
@@ -5404,8 +5990,7 @@
         </w:tc>
         <w:tc>
           <w:tcPr>
-            <w:tcW w:w="0" w:type="auto"/>
-            <w:hideMark/>
+            <w:tcW w:w="3191" w:type="dxa"/>
           </w:tcPr>
           <w:p>
             <w:pPr>
@@ -5431,8 +6016,7 @@
       <w:tr>
         <w:tc>
           <w:tcPr>
-            <w:tcW w:w="0" w:type="auto"/>
-            <w:hideMark/>
+            <w:tcW w:w="2251" w:type="dxa"/>
           </w:tcPr>
           <w:p>
             <w:pPr>
@@ -5456,8 +6040,7 @@
         </w:tc>
         <w:tc>
           <w:tcPr>
-            <w:tcW w:w="0" w:type="auto"/>
-            <w:hideMark/>
+            <w:tcW w:w="4186" w:type="dxa"/>
           </w:tcPr>
           <w:p>
             <w:pPr>
@@ -5481,8 +6064,7 @@
         </w:tc>
         <w:tc>
           <w:tcPr>
-            <w:tcW w:w="0" w:type="auto"/>
-            <w:hideMark/>
+            <w:tcW w:w="3191" w:type="dxa"/>
           </w:tcPr>
           <w:p>
             <w:pPr>
@@ -5508,8 +6090,7 @@
       <w:tr>
         <w:tc>
           <w:tcPr>
-            <w:tcW w:w="0" w:type="auto"/>
-            <w:hideMark/>
+            <w:tcW w:w="2251" w:type="dxa"/>
           </w:tcPr>
           <w:p>
             <w:pPr>
@@ -5533,83 +6114,49 @@
         </w:tc>
         <w:tc>
           <w:tcPr>
-            <w:tcW w:w="0" w:type="auto"/>
-            <w:hideMark/>
-          </w:tcPr>
-          <w:p>
-            <w:pPr>
-              <w:suppressAutoHyphens w:val="0"/>
-              <w:textAlignment w:val="auto"/>
-              <w:rPr>
-                <w:rFonts w:ascii="Times New Roman" w:eastAsia="Times New Roman" w:hAnsi="Times New Roman" w:cs="Times New Roman"/>
-                <w:kern w:val="0"/>
-                <w:lang w:eastAsia="ru-RU" w:bidi="ar-SA"/>
-              </w:rPr>
-            </w:pPr>
-            <w:r>
-              <w:rPr>
-                <w:rFonts w:ascii="Times New Roman" w:eastAsia="Times New Roman" w:hAnsi="Times New Roman" w:cs="Times New Roman"/>
-                <w:kern w:val="0"/>
-                <w:lang w:eastAsia="ru-RU" w:bidi="ar-SA"/>
-              </w:rPr>
-              <w:t xml:space="preserve">Один наставник </w:t>
-            </w:r>
-            <w:r>
-              <w:rPr>
-                <w:rFonts w:ascii="Times New Roman" w:eastAsia="Times New Roman" w:hAnsi="Times New Roman" w:cs="Times New Roman"/>
-                <w:kern w:val="0"/>
-                <w:lang w:eastAsia="ru-RU" w:bidi="ar-SA"/>
-              </w:rPr>
-              <w:t>–</w:t>
-            </w:r>
-            <w:r>
-              <w:rPr>
-                <w:rFonts w:ascii="Times New Roman" w:eastAsia="Times New Roman" w:hAnsi="Times New Roman" w:cs="Times New Roman"/>
-                <w:kern w:val="0"/>
-                <w:lang w:eastAsia="ru-RU" w:bidi="ar-SA"/>
-              </w:rPr>
-              <w:t xml:space="preserve"> ограниченное число подопечных</w:t>
-            </w:r>
-          </w:p>
-        </w:tc>
-        <w:tc>
-          <w:tcPr>
-            <w:tcW w:w="0" w:type="auto"/>
-            <w:hideMark/>
-          </w:tcPr>
-          <w:p>
-            <w:pPr>
-              <w:suppressAutoHyphens w:val="0"/>
-              <w:textAlignment w:val="auto"/>
-              <w:rPr>
-                <w:rFonts w:ascii="Times New Roman" w:eastAsia="Times New Roman" w:hAnsi="Times New Roman" w:cs="Times New Roman"/>
-                <w:kern w:val="0"/>
-                <w:lang w:eastAsia="ru-RU" w:bidi="ar-SA"/>
-              </w:rPr>
-            </w:pPr>
-            <w:r>
-              <w:rPr>
-                <w:rFonts w:ascii="Times New Roman" w:eastAsia="Times New Roman" w:hAnsi="Times New Roman" w:cs="Times New Roman"/>
-                <w:kern w:val="0"/>
-                <w:lang w:eastAsia="ru-RU" w:bidi="ar-SA"/>
-              </w:rPr>
-              <w:t xml:space="preserve">Один сервис </w:t>
-            </w:r>
-            <w:r>
-              <w:rPr>
-                <w:rFonts w:ascii="Times New Roman" w:eastAsia="Times New Roman" w:hAnsi="Times New Roman" w:cs="Times New Roman"/>
-                <w:kern w:val="0"/>
-                <w:lang w:eastAsia="ru-RU" w:bidi="ar-SA"/>
-              </w:rPr>
-              <w:t>–</w:t>
-            </w:r>
-            <w:r>
-              <w:rPr>
-                <w:rFonts w:ascii="Times New Roman" w:eastAsia="Times New Roman" w:hAnsi="Times New Roman" w:cs="Times New Roman"/>
-                <w:kern w:val="0"/>
-                <w:lang w:eastAsia="ru-RU" w:bidi="ar-SA"/>
-              </w:rPr>
-              <w:t xml:space="preserve"> миллионы пользователей</w:t>
+            <w:tcW w:w="4186" w:type="dxa"/>
+          </w:tcPr>
+          <w:p>
+            <w:pPr>
+              <w:suppressAutoHyphens w:val="0"/>
+              <w:textAlignment w:val="auto"/>
+              <w:rPr>
+                <w:rFonts w:ascii="Times New Roman" w:eastAsia="Times New Roman" w:hAnsi="Times New Roman" w:cs="Times New Roman"/>
+                <w:kern w:val="0"/>
+                <w:lang w:eastAsia="ru-RU" w:bidi="ar-SA"/>
+              </w:rPr>
+            </w:pPr>
+            <w:r>
+              <w:rPr>
+                <w:rFonts w:ascii="Times New Roman" w:eastAsia="Times New Roman" w:hAnsi="Times New Roman" w:cs="Times New Roman"/>
+                <w:kern w:val="0"/>
+                <w:lang w:eastAsia="ru-RU" w:bidi="ar-SA"/>
+              </w:rPr>
+              <w:t>Один наставник – ограниченное число подопечных</w:t>
+            </w:r>
+          </w:p>
+        </w:tc>
+        <w:tc>
+          <w:tcPr>
+            <w:tcW w:w="3191" w:type="dxa"/>
+          </w:tcPr>
+          <w:p>
+            <w:pPr>
+              <w:suppressAutoHyphens w:val="0"/>
+              <w:textAlignment w:val="auto"/>
+              <w:rPr>
+                <w:rFonts w:ascii="Times New Roman" w:eastAsia="Times New Roman" w:hAnsi="Times New Roman" w:cs="Times New Roman"/>
+                <w:kern w:val="0"/>
+                <w:lang w:eastAsia="ru-RU" w:bidi="ar-SA"/>
+              </w:rPr>
+            </w:pPr>
+            <w:r>
+              <w:rPr>
+                <w:rFonts w:ascii="Times New Roman" w:eastAsia="Times New Roman" w:hAnsi="Times New Roman" w:cs="Times New Roman"/>
+                <w:kern w:val="0"/>
+                <w:lang w:eastAsia="ru-RU" w:bidi="ar-SA"/>
+              </w:rPr>
+              <w:t>Один сервис – миллионы пользователей</w:t>
             </w:r>
           </w:p>
         </w:tc>
@@ -5617,8 +6164,7 @@
       <w:tr>
         <w:tc>
           <w:tcPr>
-            <w:tcW w:w="0" w:type="auto"/>
-            <w:hideMark/>
+            <w:tcW w:w="2251" w:type="dxa"/>
           </w:tcPr>
           <w:p>
             <w:pPr>
@@ -5642,8 +6188,7 @@
         </w:tc>
         <w:tc>
           <w:tcPr>
-            <w:tcW w:w="0" w:type="auto"/>
-            <w:hideMark/>
+            <w:tcW w:w="4186" w:type="dxa"/>
           </w:tcPr>
           <w:p>
             <w:pPr>
@@ -5667,8 +6212,7 @@
         </w:tc>
         <w:tc>
           <w:tcPr>
-            <w:tcW w:w="0" w:type="auto"/>
-            <w:hideMark/>
+            <w:tcW w:w="3191" w:type="dxa"/>
           </w:tcPr>
           <w:p>
             <w:pPr>
@@ -5694,8 +6238,7 @@
       <w:tr>
         <w:tc>
           <w:tcPr>
-            <w:tcW w:w="0" w:type="auto"/>
-            <w:hideMark/>
+            <w:tcW w:w="2251" w:type="dxa"/>
           </w:tcPr>
           <w:p>
             <w:pPr>
@@ -5719,8 +6262,7 @@
         </w:tc>
         <w:tc>
           <w:tcPr>
-            <w:tcW w:w="0" w:type="auto"/>
-            <w:hideMark/>
+            <w:tcW w:w="4186" w:type="dxa"/>
           </w:tcPr>
           <w:p>
             <w:pPr>
@@ -5744,8 +6286,7 @@
         </w:tc>
         <w:tc>
           <w:tcPr>
-            <w:tcW w:w="0" w:type="auto"/>
-            <w:hideMark/>
+            <w:tcW w:w="3191" w:type="dxa"/>
           </w:tcPr>
           <w:p>
             <w:pPr>
@@ -5771,8 +6312,7 @@
       <w:tr>
         <w:tc>
           <w:tcPr>
-            <w:tcW w:w="0" w:type="auto"/>
-            <w:hideMark/>
+            <w:tcW w:w="2251" w:type="dxa"/>
           </w:tcPr>
           <w:p>
             <w:pPr>
@@ -5796,8 +6336,7 @@
         </w:tc>
         <w:tc>
           <w:tcPr>
-            <w:tcW w:w="0" w:type="auto"/>
-            <w:hideMark/>
+            <w:tcW w:w="4186" w:type="dxa"/>
           </w:tcPr>
           <w:p>
             <w:pPr>
@@ -5821,8 +6360,7 @@
         </w:tc>
         <w:tc>
           <w:tcPr>
-            <w:tcW w:w="0" w:type="auto"/>
-            <w:hideMark/>
+            <w:tcW w:w="3191" w:type="dxa"/>
           </w:tcPr>
           <w:p>
             <w:pPr>
@@ -5848,8 +6386,7 @@
       <w:tr>
         <w:tc>
           <w:tcPr>
-            <w:tcW w:w="0" w:type="auto"/>
-            <w:hideMark/>
+            <w:tcW w:w="2251" w:type="dxa"/>
           </w:tcPr>
           <w:p>
             <w:pPr>
@@ -5873,8 +6410,7 @@
         </w:tc>
         <w:tc>
           <w:tcPr>
-            <w:tcW w:w="0" w:type="auto"/>
-            <w:hideMark/>
+            <w:tcW w:w="4186" w:type="dxa"/>
           </w:tcPr>
           <w:p>
             <w:pPr>
@@ -5898,8 +6434,7 @@
         </w:tc>
         <w:tc>
           <w:tcPr>
-            <w:tcW w:w="0" w:type="auto"/>
-            <w:hideMark/>
+            <w:tcW w:w="3191" w:type="dxa"/>
           </w:tcPr>
           <w:p>
             <w:pPr>
@@ -5925,8 +6460,7 @@
       <w:tr>
         <w:tc>
           <w:tcPr>
-            <w:tcW w:w="0" w:type="auto"/>
-            <w:hideMark/>
+            <w:tcW w:w="2251" w:type="dxa"/>
           </w:tcPr>
           <w:p>
             <w:pPr>
@@ -5950,8 +6484,7 @@
         </w:tc>
         <w:tc>
           <w:tcPr>
-            <w:tcW w:w="0" w:type="auto"/>
-            <w:hideMark/>
+            <w:tcW w:w="4186" w:type="dxa"/>
           </w:tcPr>
           <w:p>
             <w:pPr>
@@ -5975,8 +6508,7 @@
         </w:tc>
         <w:tc>
           <w:tcPr>
-            <w:tcW w:w="0" w:type="auto"/>
-            <w:hideMark/>
+            <w:tcW w:w="3191" w:type="dxa"/>
           </w:tcPr>
           <w:p>
             <w:pPr>
@@ -6002,8 +6534,7 @@
       <w:tr>
         <w:tc>
           <w:tcPr>
-            <w:tcW w:w="0" w:type="auto"/>
-            <w:hideMark/>
+            <w:tcW w:w="2251" w:type="dxa"/>
           </w:tcPr>
           <w:p>
             <w:pPr>
@@ -6027,8 +6558,7 @@
         </w:tc>
         <w:tc>
           <w:tcPr>
-            <w:tcW w:w="0" w:type="auto"/>
-            <w:hideMark/>
+            <w:tcW w:w="4186" w:type="dxa"/>
           </w:tcPr>
           <w:p>
             <w:pPr>
@@ -6052,8 +6582,7 @@
         </w:tc>
         <w:tc>
           <w:tcPr>
-            <w:tcW w:w="0" w:type="auto"/>
-            <w:hideMark/>
+            <w:tcW w:w="3191" w:type="dxa"/>
           </w:tcPr>
           <w:p>
             <w:pPr>
@@ -6079,7 +6608,7 @@
     </w:tbl>
     <w:p>
       <w:pPr>
-        <w:pStyle w:val="13"/>
+        <w:pStyle w:val="12"/>
         <w:jc w:val="right"/>
         <w:rPr>
           <w:sz w:val="24"/>
@@ -6096,7 +6625,7 @@
     </w:p>
     <w:p>
       <w:pPr>
-        <w:pStyle w:val="13"/>
+        <w:pStyle w:val="12"/>
       </w:pPr>
       <w:r>
         <w:t>Но существующие продукты редко используют эти преимущества, игнорируя важность эмоциональной вовлечённости и персонализированного взаимодействия. Типичный чат-бот для формирования привычек представляет собой последовательность заранее запрограммированных сообщений, которые не адаптируются к состоянию пользователя и не создают ощущения реального диалога. Пользователь быстро распознаёт механистичность взаимодействия и теряет интерес.</w:t>
@@ -6104,30 +6633,31 @@
     </w:p>
     <w:p>
       <w:pPr>
-        <w:pStyle w:val="13"/>
-      </w:pPr>
-      <w:r>
+        <w:pStyle w:val="12"/>
+      </w:pPr>
+      <w:r>
+        <w:lastRenderedPageBreak/>
         <w:t>Психологическая мотивация играет ключевую роль в формировании устойчивых привычек, но часто игнорируется в массовых решениях. Мотивация это не статичное состояние, а динамический процесс, который меняется в зависимости от множества факторов: настроения, уровня стресса, социального контекста, предыдущего опыта успехов и неудач. Эффективное цифровое решение должно учитывать эту динамику, адаптируя свои стратегии к текущему состоянию пользователя.</w:t>
       </w:r>
-    </w:p>
-    <w:p>
-      <w:pPr>
-        <w:pStyle w:val="13"/>
-      </w:pPr>
-      <w:r>
-        <w:t xml:space="preserve">Без системной интеграции между геймификацией, аналитикой и поддержкой цифровые решения теряют свою эффективность. Отсутствие адаптивной обратной связи и учёта поведенческих данных снижает мотивацию пользователей и не позволяет им видеть прогресс. Обратная связь должна быть </w:t>
-      </w:r>
-      <w:r>
-        <w:lastRenderedPageBreak/>
-        <w:t>не просто информационной, но и эмоционально значимой, привязанной к личным целям пользователя и учитывающей его индивидуальные особенности.</w:t>
-      </w:r>
-    </w:p>
-    <w:p>
-      <w:pPr>
-        <w:pStyle w:val="13"/>
-      </w:pPr>
-      <w:r>
-        <w:t>Исследования в области поведенческой экономики показывают, что люди значительно более чувствительны к потерям, чем к приобретениям. Этот принцип, известный как «неприятие потерь», может использоваться в цифровых решениях для повышения мотивации. Например, система, в которой пользователь «теряет» накопленные достижения при пропуске действий, может быть более эффективной, чем система, основанная только на накоплении вознаграждений. Однако такие механизмы требуют осторожного применения, чтобы не создавать избыточный стресс и не демотивировать пользователей после неудач.</w:t>
+      <w:r>
+        <w:t xml:space="preserve"> </w:t>
+      </w:r>
+      <w:r>
+        <w:t xml:space="preserve">Без системной интеграции между геймификацией, аналитикой и поддержкой цифровые решения теряют свою эффективность. </w:t>
+      </w:r>
+      <w:r>
+        <w:t>Обратная связь должна быть не просто информационной, но и эмоционально значимой, привязанной к личным целям пользователя и учитывающей его индивидуальные особенности.</w:t>
+      </w:r>
+    </w:p>
+    <w:p>
+      <w:pPr>
+        <w:pStyle w:val="12"/>
+      </w:pPr>
+      <w:r>
+        <w:t>Исследования в области поведенческой экономики показывают, что люди значительно более чувствительны к потерям, чем к приобретениям. Этот принцип, известный как «неприятие потерь», может использоваться в цифровых решениях для повышения мотивации. Например, система, в которой пользователь «теряет» накопленные достижения при пропуске действий, может быть более эффективной, чем система, основанная только на накоплении вознаграждений. Однако такие механизмы требуют осторожного применения, чтобы не создавать избы</w:t>
+      </w:r>
+      <w:r>
+        <w:t>точный стресс и не демотивировать пользователей после неудач.</w:t>
       </w:r>
     </w:p>
     <w:p>
@@ -6140,6 +6670,7 @@
           <w:szCs w:val="28"/>
         </w:rPr>
       </w:pPr>
+      <w:bookmarkStart w:id="4" w:name="_Toc225970241"/>
       <w:r>
         <w:rPr>
           <w:rFonts w:ascii="Times New Roman" w:hAnsi="Times New Roman" w:cs="Times New Roman"/>
@@ -6148,60 +6679,56 @@
         </w:rPr>
         <w:t>Социальные и эмоциональные аспекты формирования привычек</w:t>
       </w:r>
-    </w:p>
-    <w:p>
-      <w:pPr>
-        <w:pStyle w:val="13"/>
-      </w:pPr>
-      <w:proofErr w:type="gramStart"/>
-      <w:r>
-        <w:t>Формирование привычек это</w:t>
-      </w:r>
-      <w:proofErr w:type="gramEnd"/>
-      <w:r>
-        <w:t xml:space="preserve"> не только индивидуальный процесс, но и социальное явление. Наличие поддержки со стороны сообщества, возможность делиться успехами и получать обратную связь значительно повышает шансы на успех. Социальное влияние на поведение изучается в психологии десятилетиями, и его значимость подтверждена множеством исследований. Люди склонны адаптировать своё поведение к нормам референтной группы, искать одобрения значимых других и следовать примеру тех, кем восхищаются.</w:t>
-      </w:r>
-    </w:p>
-    <w:p>
-      <w:pPr>
-        <w:pStyle w:val="13"/>
-      </w:pPr>
-      <w:r>
-        <w:t>В контексте формирования привычек социальная поддержка выполняет несколько важных функций. Во-первых, она создаёт социальную ответственность: когда человек объявляет о своих намерениях публично или перед группой единомышленников, он с большей вероятностью будет следовать своим обещаниям. Во-вторых, социальное сравнение может служить источником мотивации и ориентиром для оценки собственного прогресса. В-третьих, сообщество предоставляет эмоциональную поддержку в трудные моменты, помогая справляться с неудачами и сохранять мотивацию.</w:t>
-      </w:r>
-    </w:p>
-    <w:p>
-      <w:pPr>
-        <w:pStyle w:val="13"/>
-      </w:pPr>
-      <w:r>
-        <w:t xml:space="preserve">Эмоциональная вовлечённость, поддерживаемая игровыми элементами, способствует устойчивости привычек во времени. Исследования </w:t>
+      <w:bookmarkEnd w:id="4"/>
+    </w:p>
+    <w:p>
+      <w:pPr>
+        <w:pStyle w:val="12"/>
+      </w:pPr>
+      <w:r>
+        <w:t>Формирование привычек</w:t>
+      </w:r>
+      <w:r>
+        <w:t xml:space="preserve"> не только индивидуальный процесс, но и социальное явление. Наличие поддержки со стороны сообщества, возможность делиться успехами и получать обратную связь значительно повышает шансы на успех. Социальное влияние на поведение изучается в психологии десятилетиями, и его значимость подтверждена множеством исследований. Люди </w:t>
+      </w:r>
+      <w:r>
+        <w:t>склонны искать</w:t>
+      </w:r>
+      <w:r>
+        <w:t xml:space="preserve"> одобрения значимых других и следовать примеру тех, кем восхищаются.</w:t>
+      </w:r>
+    </w:p>
+    <w:p>
+      <w:pPr>
+        <w:pStyle w:val="12"/>
+      </w:pPr>
+      <w:r>
+        <w:t xml:space="preserve">В контексте формирования привычек социальная поддержка выполняет несколько важных функций. Во-первых, она создаёт социальную </w:t>
       </w:r>
       <w:r>
         <w:lastRenderedPageBreak/>
-        <w:t>нейрофизиологии показывают, что эмоционально окрашенный опыт лучше запоминается и с большей вероятностью приводит к формированию устойчивых поведенческих паттернов. Когда выполнение привычки связано с положительными эмоциями радостью от достижения, гордостью за прогресс, удовольствием от признания мозг формирует более прочные нейронные связи, закрепляющие это поведение.</w:t>
-      </w:r>
-    </w:p>
-    <w:p>
-      <w:pPr>
-        <w:pStyle w:val="13"/>
-      </w:pPr>
-      <w:r>
-        <w:t xml:space="preserve">Игровые элементы, правильно интегрированные в процесс формирования привычек, могут создавать необходимую эмоциональную вовлечённость. Ощущение приключения, азарт преодоления препятствий, радость от неожиданных </w:t>
-      </w:r>
-      <w:r>
-        <w:t>наград</w:t>
-      </w:r>
-      <w:r>
-        <w:t>,</w:t>
-      </w:r>
-      <w:r>
-        <w:t xml:space="preserve"> все эти элементы, характерные для игр, могут быть адаптированы для решений в области здоровья. Однако важно понимать, что эмоциональная вовлечённость должна быть связана с содержательным прогрессом, а не с манипулятивными механиками, направленными исключительно на удержание внимания.</w:t>
-      </w:r>
-    </w:p>
-    <w:p>
-      <w:pPr>
-        <w:pStyle w:val="13"/>
+        <w:t>ответственность: когда человек объявляет о своих намерениях публично или перед группой единомышленников, он с большей вероятностью будет следовать своим обещаниям. Во-вторых, социальное сравнение может служить источником мотивации и ориентиром для оценки собственного прогресса. В-третьих, сообщество предоставляет эмоциональную поддержку в трудные моменты, помогая справляться с неудачами и сохранять мотивацию.</w:t>
+      </w:r>
+    </w:p>
+    <w:p>
+      <w:pPr>
+        <w:pStyle w:val="12"/>
+      </w:pPr>
+      <w:r>
+        <w:t>Эмоциональная вовлечённость, поддерживаемая игровыми элементами, способствует устойчивости привычек во времени. Исследования нейрофизиологии показывают, что эмоционально окрашенный опыт с большей вероятностью приводит к формированию устойчивого поведенческого поведения. Когда выполнение привычки связано с положительными эмоциями радостью от достижения, гордостью за прогресс, удовольствием от признания мозг формирует более прочные нейронные связи, закрепляющие это поведение.</w:t>
+      </w:r>
+    </w:p>
+    <w:p>
+      <w:pPr>
+        <w:pStyle w:val="12"/>
+      </w:pPr>
+      <w:r>
+        <w:t>Игровые элементы, правильно интегрированные в процесс формирования привычек, могут создавать необходимую эмоциональную вовлечённость.  Однако важно понимать, что эмоциональная вовлечённость должна быть связана с содержательным прогрессом, а не с манипулятивными механиками, направленными исключительно на удержание внимания.</w:t>
+      </w:r>
+    </w:p>
+    <w:p>
+      <w:pPr>
+        <w:pStyle w:val="12"/>
       </w:pPr>
       <w:r>
         <w:t>Мессенджер-платформы, такие как Telegram, обладают высоким потенциалом для распространения цифровых решений по формированию привычек. В отличие от отдельных приложений, которые требуют установки и занимают место на устройстве, чат-боты интегрируются в уже используемую экосистему. Пользователь получает уведомления в том же интерфейсе, где ведёт переписку с друзьями и коллегами, что снижает барьер входа и повышает вероятность взаимодействия.</w:t>
@@ -6209,80 +6736,19 @@
     </w:p>
     <w:p>
       <w:pPr>
-        <w:pStyle w:val="13"/>
-      </w:pPr>
-      <w:r>
-        <w:t>Чат-боты как форма цифрового взаимодействия обеспечивают высокую степень доступности и вовлечённости пользователей. Формат диалога, характерный для мессенджеров, создаёт ощущение личного общения, которое недоступно в традиционных приложениях с графическим интерфейсом. Пользователь не просто нажимает кнопки и заполняет формы, а «разговаривает» с ботом, что формирует более глубокую связь и повышает приверженность использованию.</w:t>
-      </w:r>
-    </w:p>
-    <w:p>
-      <w:pPr>
-        <w:pStyle w:val="13"/>
-        <w:ind w:firstLine="0"/>
-        <w:jc w:val="center"/>
-        <w:rPr>
-          <w:sz w:val="24"/>
-          <w:szCs w:val="22"/>
-        </w:rPr>
-      </w:pPr>
-      <w:r>
-        <w:rPr>
-          <w:sz w:val="24"/>
-          <w:szCs w:val="22"/>
-        </w:rPr>
+        <w:pStyle w:val="12"/>
+      </w:pPr>
+      <w:r>
+        <w:t xml:space="preserve">Чат-боты как форма цифрового взаимодействия обеспечивают высокую степень доступности и вовлечённости пользователей. Формат диалога, характерный для мессенджеров, создаёт ощущение личного общения, которое недоступно в традиционных приложениях с графическим интерфейсом. </w:t>
+      </w:r>
+      <w:r>
         <w:lastRenderedPageBreak/>
-        <w:t>Таблица</w:t>
-      </w:r>
-      <w:r>
-        <w:rPr>
-          <w:sz w:val="24"/>
-          <w:szCs w:val="22"/>
-        </w:rPr>
-        <w:t xml:space="preserve"> 6 – </w:t>
-      </w:r>
-      <w:r>
-        <w:rPr>
-          <w:sz w:val="24"/>
-          <w:szCs w:val="22"/>
-        </w:rPr>
-        <w:t>Сравнение популярных чат-ботов для формирования привычек по уровню геймификации и наличию элементов социальной поддержки</w:t>
-      </w:r>
-    </w:p>
-    <w:p>
-      <w:pPr>
-        <w:pStyle w:val="13"/>
-      </w:pPr>
-    </w:p>
-    <w:p>
-      <w:pPr>
-        <w:pStyle w:val="13"/>
-      </w:pPr>
-    </w:p>
-    <w:p>
-      <w:pPr>
-        <w:pStyle w:val="13"/>
-      </w:pPr>
-    </w:p>
-    <w:p>
-      <w:pPr>
-        <w:pStyle w:val="13"/>
-        <w:jc w:val="right"/>
-        <w:rPr>
-          <w:sz w:val="24"/>
-          <w:szCs w:val="22"/>
-        </w:rPr>
-      </w:pPr>
-      <w:r>
-        <w:rPr>
-          <w:sz w:val="24"/>
-          <w:szCs w:val="22"/>
-        </w:rPr>
-        <w:t>Конец таблицы 6</w:t>
-      </w:r>
-    </w:p>
-    <w:p>
-      <w:pPr>
-        <w:pStyle w:val="13"/>
+        <w:t>Пользователь не просто нажимает кнопки и заполняет формы, а «разговаривает» с ботом, что формирует более глубокую связь и повышает приверженность использованию.</w:t>
+      </w:r>
+    </w:p>
+    <w:p>
+      <w:pPr>
+        <w:pStyle w:val="12"/>
       </w:pPr>
       <w:r>
         <w:t>Telegram как платформа предоставляет дополнительные возможности для реализации социальных механик. Групповые чаты, каналы, интеграция с другими ботами и сервисами позволяют создавать комплексные экосистемы поддержки. Пользователи могут объединяться в группы по интересам, делиться прогрессом, поддерживать друг друга и соревноваться в дружеском формате. Всё это усиливает социальный аспект формирования привычек, который остаётся слабо представленным в большинстве существующих решений.</w:t>
@@ -6290,7 +6756,7 @@
     </w:p>
     <w:p>
       <w:pPr>
-        <w:pStyle w:val="13"/>
+        <w:pStyle w:val="12"/>
       </w:pPr>
       <w:r>
         <w:t>Однако существующие чат-боты зачастую не используют потенциал игровой психологии должным образом. Большинство из них ограничивается базовой функциональностью напоминаний и трекинга, не предлагая пользователю интересного опыта взаимодействия. Бот отправляет одинаковые сообщения каждый день, не учитывает контекст и настроение пользователя, не создаёт ощущения прогресса и не вовлекает в игровой процесс. В результате пользователь быстро теряет интерес и перестаёт реагировать на сообщения.</w:t>
@@ -6298,22 +6764,10 @@
     </w:p>
     <w:p>
       <w:pPr>
-        <w:pStyle w:val="13"/>
-      </w:pPr>
-      <w:r>
-        <w:t>[Инфографика: Потенциал и ограничения Telegram как платформы для формирования привычек]</w:t>
-      </w:r>
-    </w:p>
-    <w:p>
-      <w:pPr>
-        <w:pStyle w:val="13"/>
-      </w:pPr>
-      <w:r>
-        <w:t xml:space="preserve">Особую роль в формировании привычек играет регулярность взаимодействия. Ежедневный контакт с системой поддержки, даже кратковременный, помогает поддерживать фокус на целях и создаёт ритм, который постепенно интегрируется в жизнь пользователя. Чат-боты идеально подходят для такого регулярного взаимодействия: они доступны в любое время, </w:t>
-      </w:r>
-      <w:r>
-        <w:lastRenderedPageBreak/>
-        <w:t>не требуют специальных усилий для запуска и могут адаптировать частоту и содержание сообщений к предпочтениям пользователя.</w:t>
+        <w:pStyle w:val="12"/>
+      </w:pPr>
+      <w:r>
+        <w:t>Особую роль в формировании привычек играет регулярность взаимодействия. Ежедневный контакт с системой поддержки, даже кратковременный, помогает поддерживать фокус на целях и создаёт ритм, который постепенно интегрируется в жизнь пользователя. Чат-боты идеально подходят для такого регулярного взаимодействия: они доступны в любое время, не требуют специальных усилий для запуска и могут адаптировать частоту и содержание сообщений к предпочтениям пользователя.</w:t>
       </w:r>
     </w:p>
     <w:p>
@@ -6326,6 +6780,7 @@
           <w:szCs w:val="28"/>
         </w:rPr>
       </w:pPr>
+      <w:bookmarkStart w:id="5" w:name="_Toc225970242"/>
       <w:r>
         <w:rPr>
           <w:rFonts w:ascii="Times New Roman" w:hAnsi="Times New Roman" w:cs="Times New Roman"/>
@@ -6334,56 +6789,34 @@
         </w:rPr>
         <w:t>Проблемы персонализации и адаптации цифровых решений</w:t>
       </w:r>
-    </w:p>
-    <w:p>
-      <w:pPr>
-        <w:pStyle w:val="13"/>
-      </w:pPr>
-    </w:p>
-    <w:p>
-      <w:pPr>
-        <w:pStyle w:val="13"/>
-      </w:pPr>
-      <w:r>
-        <w:t>Один из ключевых недостатков существующих цифровых продуктов — отсутствие адаптации под индивидуальные особенности пользователя. Большинство решений предлагают универсальные рекомендации, не учитывающие контекст жизни, психологическое состояние или личные цели пользователя. Этот подход, известный как «один размер подходит всем», игнорирует фундаментальное разнообразие человеческого опыта и мотивации.</w:t>
-      </w:r>
-    </w:p>
-    <w:p>
-      <w:pPr>
-        <w:pStyle w:val="13"/>
-      </w:pPr>
-      <w:r>
-        <w:t>Люди отличаются друг от друга по множеству параметров, влияющих на процесс формирования привычек. Хронотип определяет, в какое время суток человек наиболее продуктивен и когда ему легче выполнять определённые действия. Тип личности влияет на предпочтительные способы мотивации: экстравертам может помогать социальное признание, интровертам — личные достижения. Жизненные обстоятельства — работа, семья, состояние здоровья — создают уникальный контекст, который должен учитываться при разработке рекомендаций.</w:t>
-      </w:r>
-    </w:p>
-    <w:p>
-      <w:pPr>
-        <w:pStyle w:val="13"/>
-      </w:pPr>
-      <w:r>
-        <w:t>[Схема: Факторы, влияющие на индивидуальный процесс формирования привычек]</w:t>
-      </w:r>
-    </w:p>
-    <w:p>
-      <w:pPr>
-        <w:pStyle w:val="13"/>
-      </w:pPr>
-      <w:r>
-        <w:t>Персонализация должна охватывать не только содержание рекомендаций, но и способ их подачи. Одним пользователям подходит директивный стиль с чёткими инструкциями, другим — мягкий и поддерживающий тон. Кто-то предпочитает получать подробные объяснения и обоснования, кто-то хочет только краткие напоминания. Время и частота взаимодействия также должны адаптироваться: утренний человек может хотеть получать мотивационное сообщение сразу после пробуждения, а «сова» — ближе к полудню.</w:t>
-      </w:r>
-    </w:p>
-    <w:p>
-      <w:pPr>
-        <w:pStyle w:val="13"/>
-      </w:pPr>
+      <w:bookmarkEnd w:id="5"/>
+    </w:p>
+    <w:p>
+      <w:pPr>
+        <w:pStyle w:val="12"/>
+      </w:pPr>
+      <w:r>
+        <w:t xml:space="preserve">Один из ключевых недостатков существующих цифровых продуктов отсутствие адаптации под индивидуальные особенности пользователя. Большинство решений предлагают универсальные рекомендации, не учитывающие контекст жизни, психологическое состояние или личные цели </w:t>
+      </w:r>
       <w:r>
         <w:lastRenderedPageBreak/>
-        <w:t>Пользовательские ожидания от цифровых продуктов в сфере здоровья значительно выше, чем предоставляемые возможности. Современные пользователи привыкли к персонализированному опыту в других сферах — стриминговые сервисы предлагают рекомендации на основе истории просмотров, интернет-магазины показывают релевантные товары, социальные сети формируют персонализированную ленту. На этом фоне приложения для здоровья, предлагающие всем одинаковый опыт, выглядят устаревшими и неэффективными.</w:t>
-      </w:r>
-    </w:p>
-    <w:p>
-      <w:pPr>
-        <w:pStyle w:val="13"/>
+        <w:t>пользователя. Этот подход, известный как «один размер подходит всем», игнорирует фундаментальное разнообразие человеческого опыта и мотивации.</w:t>
+      </w:r>
+    </w:p>
+    <w:p>
+      <w:pPr>
+        <w:pStyle w:val="12"/>
+      </w:pPr>
+      <w:r>
+        <w:t>Персонализация должна охватывать не только содержание рекомендаций, но и способ их подачи. Одним пользователям подходит директивный стиль с чёткими инструкциями, другим подходит более мягкий и поддерживающий тон. Кто-то предпочитает получать подробные объяснения и обоснования, кто-то хочет только краткие напоминания. Время и частота взаимодействия также должны адаптироваться</w:t>
+      </w:r>
+      <w:r>
+        <w:t>.</w:t>
+      </w:r>
+    </w:p>
+    <w:p>
+      <w:pPr>
+        <w:pStyle w:val="12"/>
       </w:pPr>
       <w:r>
         <w:t>Цифровая усталость и перегрузка информацией снижают эффективность стандартных мотивационных инструментов. Пользователь, который получает десятки уведомлений в день от различных приложений, становится менее восприимчивым к каждому отдельному сообщению. В этих условиях только по-настоящему персонализированные и релевантные коммуникации имеют шанс привлечь внимание и вызвать отклик. Обезличенные напоминания теряются в потоке информации.</w:t>
@@ -6391,51 +6824,35 @@
     </w:p>
     <w:p>
       <w:pPr>
-        <w:pStyle w:val="13"/>
-      </w:pPr>
-      <w:r>
-        <w:t>[Диаграмма: Влияние информационной перегрузки на восприимчивость к мотивационным сообщениям]</w:t>
-      </w:r>
-    </w:p>
-    <w:p>
-      <w:pPr>
-        <w:pStyle w:val="13"/>
-      </w:pPr>
-      <w:r>
-        <w:t>Существующие решения не используют данные о поведении пользователей для корректировки мотивационных стратегий, что делает их неэффективными в долгосрочной перспективе. При этом сами пользователи генерируют огромное количество данных, которые могли бы использоваться для персонализации: время взаимодействия с приложением, паттерны выполнения и пропуска привычек, реакции на различные типы сообщений. Анализ этих данных позволил бы создавать индивидуальные профили и адаптировать стратегии под каждого пользователя.</w:t>
-      </w:r>
-    </w:p>
-    <w:p>
-      <w:pPr>
-        <w:pStyle w:val="13"/>
-      </w:pPr>
-      <w:r>
-        <w:t xml:space="preserve">Проблема усугубляется отсутствием обратной связи от пользователя. Большинство приложений не спрашивают пользователя о его состоянии, причинах пропуска действий, уровне мотивации. Без этой информации система не может адаптироваться и продолжает применять неэффективные стратегии. </w:t>
-      </w:r>
+        <w:pStyle w:val="12"/>
+      </w:pPr>
+      <w:r>
+        <w:t>Существующие решения не используют данные о поведении пользователей для корректировки мотивационных стратегий, что делает их неэффективными в долгосрочной перспективе. При этом сами пользователи генерируют огромное количество данных, которые могли бы использоваться для персонализации: время взаимодействия с приложением, закономерности выполнения и пропуска привычек, реакции на различные типы сообщений. Анализ этих данных позволил бы создавать индивидуальные профили и адаптировать стратегии под каждого польз</w:t>
+      </w:r>
+      <w:r>
+        <w:t>ователя.</w:t>
+      </w:r>
+    </w:p>
+    <w:p>
+      <w:pPr>
+        <w:pStyle w:val="12"/>
+      </w:pPr>
+      <w:r>
+        <w:t>Проблема усугубляется отсутствием обратной связи от пользователя. Большинство приложений не спрашивают пользователя о его состоянии, причинах пропуска действий, уровне мотивации. Без этой информации система не может адаптироваться и продолжает применять неэффективные стратегии. Пользователь, в свою очередь, не чувствует, что его понимают, и теряет доверие к продукту.</w:t>
+      </w:r>
+    </w:p>
+    <w:p>
+      <w:pPr>
+        <w:pStyle w:val="12"/>
+      </w:pPr>
       <w:r>
         <w:lastRenderedPageBreak/>
-        <w:t>Пользователь, в свою очередь, не чувствует, что его понимают, и теряет доверие к продукту.</w:t>
-      </w:r>
-    </w:p>
-    <w:p>
-      <w:pPr>
-        <w:pStyle w:val="13"/>
-      </w:pPr>
-      <w:r>
-        <w:t>Потребность в комплексных цифровых решениях, учитывающих индивидуальные особенности пользователей, становится всё более очевидной. Такие решения должны не только собирать данные о поведении, но и интерпретировать их, выявляя паттерны и адаптируя свои рекомендации. Они должны предоставлять пользователю возможность обратной связи и учитывать её в своих алгоритмах. Наконец, они должны быть способны к обучению, становясь более эффективными по мере накопления данных о конкретном пользователе.</w:t>
-      </w:r>
-    </w:p>
-    <w:p>
-      <w:pPr>
-        <w:pStyle w:val="13"/>
-      </w:pPr>
-      <w:r>
-        <w:t>[Инфографика: Сравнение традиционного и адаптивного подходов к цифровым решениям для формирования привычек]</w:t>
-      </w:r>
-    </w:p>
-    <w:p>
-      <w:pPr>
-        <w:pStyle w:val="13"/>
+        <w:t>Потребность в комплексных цифровых решениях, учитывающих индивидуальные особенности пользователей, становится всё более очевидной. Такие решения должны не только собирать данные о поведении, но и интерпретировать их, выявляя закономерности и адаптируя свои рекомендации. Они должны предоставлять пользователю возможность обратной связи и учитывать её в своих алгоритмах. Наконец, они должны быть способны к обучению, становясь более эффективными по мере накопления данных о конкретном пользователе.</w:t>
+      </w:r>
+    </w:p>
+    <w:p>
+      <w:pPr>
+        <w:pStyle w:val="12"/>
       </w:pPr>
       <w:r>
         <w:t>Технологии машинного обучения и искусственного интеллекта открывают новые возможности для персонализации, но пока эти возможности используются в сфере здоровья недостаточно. Большинство разработчиков фокусируются на базовой функциональности, откладывая внедрение продвинутых алгоритмов персонализации на будущее. В результате рынок заполнен однотипными решениями, которые не соответствуют ожиданиям пользователей и не обеспечивают долгосрочной эффективности.</w:t>
@@ -6451,6 +6868,7 @@
           <w:szCs w:val="24"/>
         </w:rPr>
       </w:pPr>
+      <w:bookmarkStart w:id="6" w:name="_Toc225970243"/>
       <w:r>
         <w:rPr>
           <w:rFonts w:ascii="Times New Roman" w:hAnsi="Times New Roman" w:cs="Times New Roman"/>
@@ -6459,161 +6877,87 @@
         </w:rPr>
         <w:t>Поведенческие и психологические барьеры формирования привычек</w:t>
       </w:r>
-    </w:p>
-    <w:p>
-      <w:pPr>
-        <w:pStyle w:val="13"/>
-      </w:pPr>
-    </w:p>
-    <w:p>
-      <w:pPr>
-        <w:pStyle w:val="13"/>
-      </w:pPr>
-      <w:r>
-        <w:t>Формирование привычек — сложный процесс, зависящий не только от внешних условий, но и от внутренних мотивационных барьеров. Исследования показывают, что формирование устойчивой привычки занимает от 30 до 90 дней, а в некоторых случаях — до 254 дней. Популярный миф о «привычке за 21 день» не соответствует реальности, особенно для сложных привычек, таких как регулярные упражнения или соблюдение режима питания.</w:t>
-      </w:r>
-    </w:p>
-    <w:p>
-      <w:pPr>
-        <w:pStyle w:val="13"/>
+      <w:bookmarkEnd w:id="6"/>
+    </w:p>
+    <w:p>
+      <w:pPr>
+        <w:pStyle w:val="12"/>
+      </w:pPr>
+      <w:r>
+        <w:t>Формирование привычек сложный процесс, зависящий не только от внешних условий, но и от внутренних мотивационных барьеров. Исследования показывают, что формирование устойчивой привычки занимает от 30 до 90 дней, а в некоторых случаях до 254 дней. Популярный миф о «привычке за 21 день» не соответствует реальности, особенно для сложных привычек, таких как регулярные упражнения или соблюдение режима питания.</w:t>
+      </w:r>
+    </w:p>
+    <w:p>
+      <w:pPr>
+        <w:pStyle w:val="12"/>
+      </w:pPr>
+      <w:r>
+        <w:t xml:space="preserve">Исследование, опубликованное в European Journal </w:t>
+      </w:r>
+      <w:proofErr w:type="spellStart"/>
+      <w:r>
+        <w:t>of</w:t>
+      </w:r>
+      <w:proofErr w:type="spellEnd"/>
+      <w:r>
+        <w:t xml:space="preserve"> Social </w:t>
+      </w:r>
+      <w:proofErr w:type="spellStart"/>
+      <w:r>
+        <w:t>Psychology</w:t>
+      </w:r>
+      <w:proofErr w:type="spellEnd"/>
+      <w:r>
+        <w:t>, показало, что среднее время формирования привычки составляет 66 дней, при этом индивидуальные различия очень велики. Для простых привычек, таких как выпить стакан воды после пробуждения, автоматизм может сформироваться за несколько недель. Для сложных привычек, требующих значительных усилий и изменения образа жизни, процесс может занять несколько месяцев или даже больше года.</w:t>
+      </w:r>
+    </w:p>
+    <w:p>
+      <w:pPr>
+        <w:pStyle w:val="12"/>
       </w:pPr>
       <w:r>
         <w:lastRenderedPageBreak/>
-        <w:t xml:space="preserve">Исследование, опубликованное в European Journal </w:t>
-      </w:r>
-      <w:proofErr w:type="spellStart"/>
-      <w:r>
-        <w:t>of</w:t>
-      </w:r>
-      <w:proofErr w:type="spellEnd"/>
-      <w:r>
-        <w:t xml:space="preserve"> Social </w:t>
-      </w:r>
-      <w:proofErr w:type="spellStart"/>
-      <w:r>
-        <w:t>Psychology</w:t>
-      </w:r>
-      <w:proofErr w:type="spellEnd"/>
-      <w:r>
-        <w:t>, показало, что среднее время формирования привычки составляет 66 дней, при этом индивидуальные различия очень велики. Для простых привычек, таких как выпить стакан воды после пробуждения, автоматизм может сформироваться за несколько недель. Для сложных привычек, требующих значительных усилий и изменения образа жизни, процесс может занять несколько месяцев или даже больше года.</w:t>
-      </w:r>
-    </w:p>
-    <w:p>
-      <w:pPr>
-        <w:pStyle w:val="13"/>
-      </w:pPr>
-      <w:r>
-        <w:t>[График: Временные рамки формирования различных типов привычек по результатам научных исследований]</w:t>
-      </w:r>
-    </w:p>
-    <w:p>
-      <w:pPr>
-        <w:pStyle w:val="13"/>
-      </w:pPr>
-      <w:r>
         <w:t>Понимание реальных временных рамок имеет критическое значение для разработки цифровых решений. Продукты, которые обещают быстрые результаты, создают нереалистичные ожидания и приводят к разочарованию. Пользователь, не увидевший ожидаемых изменений через три недели, может решить, что «это не работает», и отказаться от дальнейших попыток. Эффективные решения должны формировать правильные ожидания, подготавливая пользователя к длительному процессу и поддерживая его мотивацию на протяжении всего пути.</w:t>
       </w:r>
     </w:p>
     <w:p>
       <w:pPr>
-        <w:pStyle w:val="13"/>
-      </w:pPr>
-      <w:r>
-        <w:t>Ключевыми внутренними барьерами формирования привычек являются высокий порог входа, отсутствие мгновенной обратной связи, недостаток внутренней мотивации и страх неудачи. Высокий порог входа означает, что начать новую привычку воспринимается как сложная задача, требующая значительных усилий. Человек откладывает начало «на понедельник», «на следующий месяц» или «когда будет время», бесконечно отодвигая момент действия.</w:t>
-      </w:r>
-    </w:p>
-    <w:p>
-      <w:pPr>
-        <w:pStyle w:val="13"/>
-      </w:pPr>
-      <w:r>
-        <w:t xml:space="preserve">Отсутствие мгновенной обратной связи является особенно значимым барьером в цифровую эпоху. Современный пользователь привык к мгновенным результатам: клик — и страница загружается, сообщение отправлено — и ответ приходит через секунды. Формирование привычек работает иначе: результаты физических упражнений становятся заметны через недели, эффект от здорового </w:t>
+        <w:pStyle w:val="12"/>
+      </w:pPr>
+      <w:r>
+        <w:t>Ключевыми внутренними барьерами формирования привычек являются высокий порог входа, отсутствие мгновенной обратной связи, недостаток внутренней мотивации и страх неудачи. Высокий порог входа означает, что начать новую привычку воспринимается как сложная задача, требующая значительных усилий. Человек откладывает начало</w:t>
+      </w:r>
+      <w:r>
+        <w:t>, бесконечно отодвигая момент действия.</w:t>
+      </w:r>
+    </w:p>
+    <w:p>
+      <w:pPr>
+        <w:pStyle w:val="12"/>
+      </w:pPr>
+      <w:r>
+        <w:t>Отсутствие мгновенной обратной связи является особенно значимым барьером в цифровую эпоху. Современный пользователь привык к мгновенным результатам. Формирование привычек работает иначе: результаты физических упражнений становятся заметны через недели, эффект от здорового питания через месяцы. Этот разрыв между действием и результатом создаёт когнитивный диссонанс и снижает мотивацию.</w:t>
+      </w:r>
+    </w:p>
+    <w:p>
+      <w:pPr>
+        <w:pStyle w:val="12"/>
+      </w:pPr>
+      <w:r>
+        <w:t>Перфекционизм также препятствует формированию привычек. Многие люди придерживаются принципа «всё или ничего»: если не можешь тренироваться час, лучше не тренироваться вообще; если сорвался с диеты один раз, значит, всё потеряно. Такой подход не учитывает, что формирование привычки, это процесс с неизбежными сбоями, и отдельная неудача не отменяет предыдущего прогресса. Эффективные цифровые решения должны помогать пользователям справляться с неудачами, нормализуя их как часть процесса.</w:t>
+      </w:r>
+    </w:p>
+    <w:p>
+      <w:pPr>
+        <w:pStyle w:val="12"/>
+      </w:pPr>
+      <w:r>
+        <w:t xml:space="preserve">Когнитивные искажения, такие как дисконтирование будущего и предвзятость дополнительно затрудняют формирование привычек. </w:t>
       </w:r>
       <w:r>
         <w:lastRenderedPageBreak/>
-        <w:t>питания — через месяцы. Этот разрыв между действием и результатом создаёт когнитивный диссонанс и снижает мотивацию.</w:t>
-      </w:r>
-    </w:p>
-    <w:p>
-      <w:pPr>
-        <w:pStyle w:val="13"/>
-      </w:pPr>
-      <w:r>
-        <w:t xml:space="preserve">[Схема: Разрыв между действием и результатом в формировании привычек </w:t>
-      </w:r>
-      <w:proofErr w:type="spellStart"/>
-      <w:r>
-        <w:t>vs</w:t>
-      </w:r>
-      <w:proofErr w:type="spellEnd"/>
-      <w:r>
-        <w:t>. мгновенная обратная связь в цифровой среде]</w:t>
-      </w:r>
-    </w:p>
-    <w:p>
-      <w:pPr>
-        <w:pStyle w:val="13"/>
-      </w:pPr>
-      <w:r>
-        <w:t>Недостаток внутренней мотивации связан с тем, что многие люди начинают формировать привычки под влиянием внешних факторов — социального давления, моды, рекомендаций врача — без глубокого понимания личных причин для изменений. Такая мотивация неустойчива и легко угасает при столкновении с трудностями. Устойчивое изменение поведения требует связи привычки с внутренними ценностями и личными целями.</w:t>
-      </w:r>
-    </w:p>
-    <w:p>
-      <w:pPr>
-        <w:pStyle w:val="13"/>
-      </w:pPr>
-      <w:r>
-        <w:t xml:space="preserve">Страх неудачи и негативной оценки — ещё один значимый барьер. Многие люди избегают начинать что-то новое из-за страха не справиться. Предыдущие неудачные попытки формирования привычек создают негативный опыт, который влияет на восприятие новых попыток. Человек может думать: «Я уже пробовал бегать, но бросил через неделю, значит, это не для меня». Такие убеждения становятся </w:t>
-      </w:r>
-      <w:proofErr w:type="spellStart"/>
-      <w:r>
-        <w:t>самосбывающимися</w:t>
-      </w:r>
-      <w:proofErr w:type="spellEnd"/>
-      <w:r>
-        <w:t xml:space="preserve"> пророчествами, блокируя возможность изменений.</w:t>
-      </w:r>
-    </w:p>
-    <w:p>
-      <w:pPr>
-        <w:pStyle w:val="13"/>
-      </w:pPr>
-      <w:r>
-        <w:t>Прокрастинация представляет собой отдельный комплексный барьер, тесно связанный с цифровой средой. Доступность мгновенных развлечений — видео, игр, социальных сетей — создаёт соблазн отложить выполнение привычки «ещё на пять минут», которые превращаются в часы. Цифровые устройства, которые должны были бы помогать в формировании привычек, сами становятся источником отвлечения.</w:t>
-      </w:r>
-    </w:p>
-    <w:p>
-      <w:pPr>
-        <w:pStyle w:val="13"/>
-      </w:pPr>
-      <w:r>
-        <w:t>[Инфографика: Внутренние барьеры формирования привычек и их взаимосвязь]</w:t>
-      </w:r>
-    </w:p>
-    <w:p>
-      <w:pPr>
-        <w:pStyle w:val="13"/>
-      </w:pPr>
-      <w:r>
-        <w:t xml:space="preserve">Перфекционизм также препятствует формированию привычек. Многие люди придерживаются принципа «всё или ничего»: если не можешь тренироваться час, лучше не тренироваться вообще; если сорвался с диеты один раз, значит, всё потеряно. Такой подход не учитывает, что формирование </w:t>
-      </w:r>
-      <w:r>
-        <w:lastRenderedPageBreak/>
-        <w:t>привычки — это процесс с неизбежными сбоями, и отдельная неудача не отменяет предыдущего прогресса. Эффективные цифровые решения должны помогать пользователям справляться с неудачами, нормализуя их как часть процесса.</w:t>
-      </w:r>
-    </w:p>
-    <w:p>
-      <w:pPr>
-        <w:pStyle w:val="13"/>
-      </w:pPr>
-      <w:r>
-        <w:t>Когнитивные искажения, такие как дисконтирование будущего и предвзятость статус-кво, дополнительно затрудняют формирование привычек. Дисконтирование будущего означает, что люди склонны переоценивать сиюминутные удовольствия и недооценивать будущие выгоды. Предвзятость статус-кво проявляется в предпочтении текущего положения дел, даже если оно неоптимально. Понимание этих искажений позволяет разрабатывать решения, которые их учитывают и компенсируют.</w:t>
-      </w:r>
-    </w:p>
-    <w:p>
-      <w:pPr>
-        <w:pStyle w:val="13"/>
-      </w:pPr>
+        <w:t>Дисконтирование будущего означает, что люди склонны переоценивать сиюминутные удовольствия и недооценивать будущие выгоды. Предвзятость проявляется в предпочтении текущего положения дел, даже если оно не оптимально. Понимание этих искажений позволяет разрабатывать решения, которые их учитывают и компенсируют.</w:t>
+      </w:r>
     </w:p>
     <w:p>
       <w:pPr>
@@ -6625,6 +6969,7 @@
           <w:szCs w:val="22"/>
         </w:rPr>
       </w:pPr>
+      <w:bookmarkStart w:id="7" w:name="_Toc225970244"/>
       <w:r>
         <w:rPr>
           <w:rFonts w:ascii="Times New Roman" w:hAnsi="Times New Roman" w:cs="Times New Roman"/>
@@ -6633,15 +6978,11 @@
         </w:rPr>
         <w:t>Проблемы обратной связи и аналитики в существующих решениях</w:t>
       </w:r>
-    </w:p>
-    <w:p>
-      <w:pPr>
-        <w:pStyle w:val="13"/>
-      </w:pPr>
-    </w:p>
-    <w:p>
-      <w:pPr>
-        <w:pStyle w:val="13"/>
+      <w:bookmarkEnd w:id="7"/>
+    </w:p>
+    <w:p>
+      <w:pPr>
+        <w:pStyle w:val="12"/>
       </w:pPr>
       <w:r>
         <w:t>Большинство цифровых решений не обеспечивают адаптивной обратной связи, основанной на поведении пользователя. Это приводит к снижению интереса и отказу от использования продукта. Обратная связь в контексте формирования привычек выполняет несколько функций: информирует о прогрессе, создаёт ощущение достижения, корректирует поведение и поддерживает мотивацию. Когда обратная связь однообразна и не учитывает контекст, она теряет свою эффективность.</w:t>
@@ -6649,113 +6990,90 @@
     </w:p>
     <w:p>
       <w:pPr>
-        <w:pStyle w:val="13"/>
-      </w:pPr>
-      <w:r>
-        <w:t>Типичное приложение для трекинга привычек предоставляет статистику в виде календаря с отмеченными днями выполнения или графика с накопленными «серией» дней. Такая обратная связь информативна, но не создаёт эмоционального отклика. Пользователь видит, что выполнил привычку 15 из 20 дней, но не понимает, хорошо это или плохо, какой прогресс по сравнению с прошлым периодом, как его результаты соотносятся с типичными паттернами.</w:t>
-      </w:r>
-    </w:p>
-    <w:p>
-      <w:pPr>
-        <w:pStyle w:val="13"/>
-      </w:pPr>
+        <w:pStyle w:val="12"/>
+        <w:rPr>
+          <w:lang w:val="en-US"/>
+        </w:rPr>
+      </w:pPr>
+      <w:r>
+        <w:t>Обычное приложение для отслеживания привычек предоставляет статистику в виде календаря с отмеченными днями выполнения или графика с накопленными «серией» дней. Такая обратная связь информативна, но не создаёт эмоционального отклика.</w:t>
+      </w:r>
+    </w:p>
+    <w:p>
+      <w:pPr>
+        <w:pStyle w:val="12"/>
+        <w:rPr>
+          <w:lang w:val="en-US"/>
+        </w:rPr>
+      </w:pPr>
+      <w:r>
+        <w:t>Недостаточное использование данных о поведении пользователей не позволяет скорректировать мотивационные стратегии и повысить их эффективность. Современные приложения собирают значительное количество данных</w:t>
+      </w:r>
+      <w:r>
+        <w:t>:</w:t>
+      </w:r>
+      <w:r>
+        <w:t xml:space="preserve"> время выполнения действий, паттерны пропусков, длительность использования приложения, реакции на </w:t>
+      </w:r>
+      <w:r>
+        <w:t>уведомления,</w:t>
+      </w:r>
+      <w:r>
+        <w:t xml:space="preserve"> но эти данные редко используются для персонализации опыта.</w:t>
+      </w:r>
+    </w:p>
+    <w:p>
+      <w:pPr>
+        <w:pStyle w:val="12"/>
+        <w:rPr>
+          <w:lang w:val="en-US"/>
+        </w:rPr>
+      </w:pPr>
+      <w:r>
+        <w:t xml:space="preserve">Анализ поведенческих данных мог бы выявить множество закономерностей, полезных для оптимизации процесса формирования привычек. Например, приложение могло бы определить, что пользователь чаще пропускает действия по пятницам, и предложить адаптированную стратегию для конца недели. Или заметить, что мотивационные сообщения определённого типа вызывают больший отклик, и использовать их чаще. Или выявить, что </w:t>
+      </w:r>
       <w:r>
         <w:lastRenderedPageBreak/>
-        <w:t xml:space="preserve">[Пример интерфейса: Традиционная обратная связь в приложении для трекинга привычек </w:t>
-      </w:r>
-      <w:proofErr w:type="spellStart"/>
-      <w:r>
-        <w:t>vs</w:t>
-      </w:r>
-      <w:proofErr w:type="spellEnd"/>
-      <w:r>
-        <w:t>. адаптивная обратная связь]</w:t>
-      </w:r>
-    </w:p>
-    <w:p>
-      <w:pPr>
-        <w:pStyle w:val="13"/>
-      </w:pPr>
-      <w:r>
-        <w:t>Недостаточное использование данных о поведении пользователей не позволяет скорректировать мотивационные стратегии и повысить их эффективность. Современные приложения собирают значительное количество данных — время выполнения действий, паттерны пропусков, длительность использования приложения, реакции на уведомления — но эти данные редко используются для персонализации опыта. Они хранятся в базах данных, но не анализируются и не превращаются в полезные инсайты.</w:t>
-      </w:r>
-    </w:p>
-    <w:p>
-      <w:pPr>
-        <w:pStyle w:val="13"/>
-      </w:pPr>
-      <w:r>
-        <w:t>Анализ поведенческих данных мог бы выявить множество паттернов, полезных для оптимизации процесса формирования привычек. Например, приложение могло бы определить, что пользователь чаще пропускает действия по пятницам, и предложить адаптированную стратегию для конца недели. Или заметить, что мотивационные сообщения определённого типа вызывают больший отклик, и использовать их чаще. Или выявить, что пользователь успешнее выполняет привычки утром, и скорректировать расписание напоминаний.</w:t>
-      </w:r>
-    </w:p>
-    <w:p>
-      <w:pPr>
-        <w:pStyle w:val="13"/>
-      </w:pPr>
-      <w:r>
-        <w:t>[Диаграмма: Потенциал анализа поведенческих данных для персонализации]</w:t>
-      </w:r>
-    </w:p>
-    <w:p>
-      <w:pPr>
-        <w:pStyle w:val="13"/>
-      </w:pPr>
-      <w:r>
-        <w:t>Механизмы обратной связи в существующих решениях редко связаны с поведенческой психологией. Исследования показывают, что эффективная обратная связь должна быть своевременной, конкретной, конструктивной и связанной с целями. Она должна признавать усилия, а не только результаты, и помогать пользователю понять, какие действия привели к успеху или неудаче. Большинство приложений не соответствуют этим критериям, ограничиваясь формальными уведомлениями.</w:t>
-      </w:r>
-    </w:p>
-    <w:p>
-      <w:pPr>
-        <w:pStyle w:val="13"/>
-      </w:pPr>
-      <w:r>
-        <w:t xml:space="preserve">Отсутствие прогнозной аналитики также ограничивает эффективность существующих решений. Современные алгоритмы машинного обучения позволяют не только анализировать прошлое поведение, но и прогнозировать </w:t>
-      </w:r>
-      <w:r>
-        <w:lastRenderedPageBreak/>
-        <w:t>будущее. Система могла бы предсказать вероятность пропуска действия и предложить превентивные меры. Или выявить паттерны, предшествующие отказу от использования приложения, и вмешаться до того, как пользователь потеряет интерес. Однако такие возможности пока остаются нереализованными в большинстве продуктов.</w:t>
-      </w:r>
-    </w:p>
-    <w:p>
-      <w:pPr>
-        <w:pStyle w:val="13"/>
-      </w:pPr>
-      <w:r>
-        <w:t>Комбинирование различных подходов — геймификации, аналитики и поддержки — может компенсировать недостатки каждого из них по отдельности и повысить общую эффективность. Геймификация без аналитики быстро становится однообразной и теряет вовлекающий эффект. Аналитика без геймификации предоставляет полезную информацию, но не создаёт мотивации действовать. Поддержка без аналитики не может быть персонализированной. Только интеграция всех элементов создаёт комплексное решение, способное обеспечить устойчивое изменение поведения.</w:t>
-      </w:r>
-    </w:p>
-    <w:p>
-      <w:pPr>
-        <w:pStyle w:val="13"/>
-      </w:pPr>
-      <w:r>
-        <w:t>[Схема: Синергетический эффект интеграции геймификации, аналитики и поддержки]</w:t>
-      </w:r>
-    </w:p>
-    <w:p>
-      <w:pPr>
-        <w:pStyle w:val="13"/>
-      </w:pPr>
-      <w:r>
-        <w:t>Важную роль играет визуализация прогресса. Люди лучше воспринимают информацию в визуальной форме, и правильно спроектированная визуализация может значительно усилить мотивационный эффект. Однако большинство приложений ограничиваются стандартными графиками и диаграммами, не используя потенциал более креативных решений. Визуализация прогресса в виде игровой карты путешествия, растущего дерева или строящегося здания может создать более сильную эмоциональную связь с процессом формирования привычки.</w:t>
-      </w:r>
-    </w:p>
-    <w:p>
-      <w:pPr>
-        <w:pStyle w:val="13"/>
-      </w:pPr>
-      <w:r>
-        <w:t xml:space="preserve">Обратная связь должна учитывать не только успехи, но и неудачи. Большинство приложений игнорируют пропуски или отмечают их негативно, что усиливает чувство вины и снижает мотивацию. Более эффективным подходом было бы использование неудач как возможности для обучения. Система могла бы спросить о причинах пропуска, предложить стратегии для предотвращения </w:t>
-      </w:r>
-      <w:r>
-        <w:lastRenderedPageBreak/>
-        <w:t>подобных ситуаций в будущем и напомнить, что отдельные неудачи не отменяют общего прогресса.</w:t>
-      </w:r>
-    </w:p>
-    <w:p>
-      <w:pPr>
-        <w:pStyle w:val="13"/>
-      </w:pPr>
+        <w:t>пользователь успешнее выполняет привычки утром, и скорректировать расписание напоминаний.</w:t>
+      </w:r>
+    </w:p>
+    <w:p>
+      <w:pPr>
+        <w:pStyle w:val="12"/>
+        <w:rPr>
+          <w:lang w:val="en-US"/>
+        </w:rPr>
+      </w:pPr>
+      <w:r>
+        <w:t>Механизмы обратной связи в существующих решениях редко связаны с поведенческой психологией. Исследования показывают, что эффективная обратная связь должна быть своевременной, конкретной, конструктивной и связанной с целями. Она должна признавать усилия, а не только результаты, и помогать пользователю понять, какие действия привели к успеху или неудаче.</w:t>
+      </w:r>
+    </w:p>
+    <w:p>
+      <w:pPr>
+        <w:pStyle w:val="12"/>
+      </w:pPr>
+      <w:r>
+        <w:t>Современные алгоритмы машинного обучения позволяют не только анализировать прошлое поведение, но и прогнозировать будущее. Система могла бы предсказать вероятность пропуска действия и предложить превентивные меры. Или выявить закономерности, предшествующие отказу от использования приложения, и вмешаться до того, как пользователь потеряет интерес. Однако такие возможности пока остаются нереализованными в большинстве продуктов.</w:t>
+      </w:r>
+    </w:p>
+    <w:p>
+      <w:pPr>
+        <w:pStyle w:val="12"/>
+      </w:pPr>
+      <w:r>
+        <w:t>Комбинирование различных подходов таких как геймификация, аналитика и поддержка может компенсировать недостатки каждого из них по отдельности и повысить общую эффективность. Геймификация без аналитики быстро становится однообразной и теряет вовлекающий эффект. Аналитика без геймификации предоставляет полезную информацию, но не создаёт мотивации действовать. Поддержка без аналитики не может быть персонализированной. Только интеграция всех элементов создаёт комплексное решение, способное обеспечить устойчивое</w:t>
+      </w:r>
+      <w:r>
+        <w:t xml:space="preserve"> изменение поведения.</w:t>
+      </w:r>
+    </w:p>
+    <w:p>
+      <w:pPr>
+        <w:pStyle w:val="12"/>
+      </w:pPr>
+      <w:r>
+        <w:t>Важную роль играет визуализация прогресса. Люди лучше воспринимают информацию в визуальной форме, и правильно спроектированная визуализация может значительно усилить мотивационный эффект. Обратная связь должна учитывать не только успехи, но и неудачи. Большинство приложений игнорируют пропуски или отмечают их негативно, что усиливает чувство вины и снижает мотивацию.</w:t>
+      </w:r>
     </w:p>
     <w:p>
       <w:pPr>
@@ -6767,23 +7085,21 @@
           <w:szCs w:val="28"/>
         </w:rPr>
       </w:pPr>
+      <w:bookmarkStart w:id="8" w:name="_Toc225970245"/>
       <w:r>
         <w:rPr>
           <w:rFonts w:ascii="Times New Roman" w:hAnsi="Times New Roman" w:cs="Times New Roman"/>
           <w:sz w:val="28"/>
           <w:szCs w:val="28"/>
         </w:rPr>
+        <w:lastRenderedPageBreak/>
         <w:t>Потенциал и ограничения цифровых платформ в формировании привычек</w:t>
       </w:r>
-    </w:p>
-    <w:p>
-      <w:pPr>
-        <w:pStyle w:val="13"/>
-      </w:pPr>
-    </w:p>
-    <w:p>
-      <w:pPr>
-        <w:pStyle w:val="13"/>
+      <w:bookmarkEnd w:id="8"/>
+    </w:p>
+    <w:p>
+      <w:pPr>
+        <w:pStyle w:val="12"/>
       </w:pPr>
       <w:r>
         <w:t>Цифровые платформы, такие как чат-боты, обладают высоким потенциалом для формирования привычек благодаря своей доступности, интерактивности и возможности масштабирования. Чат-боты доступны круглосуточно, не требуют специальной подготовки для использования и могут взаимодействовать с миллионами пользователей одновременно. Это делает их идеальным инструментом для массового распространения поддержки в формировании привычек.</w:t>
@@ -6791,10 +7107,10 @@
     </w:p>
     <w:p>
       <w:pPr>
-        <w:pStyle w:val="13"/>
-      </w:pPr>
-      <w:r>
-        <w:t xml:space="preserve">Преимущества чат-ботов как платформы для формирования привычек многочисленны. Низкий барьер входа означает, что пользователю не нужно скачивать отдельное приложение или создавать аккаунт — достаточно найти бота в привычном мессенджере и начать диалог. Формат диалога создаёт ощущение персонального общения, которое недоступно в традиционных интерфейсах. Возможность отправки </w:t>
+        <w:pStyle w:val="12"/>
+      </w:pPr>
+      <w:r>
+        <w:t xml:space="preserve">Преимущества чат-ботов как платформы для формирования привычек многочисленны. Низкий барьер входа означает, что пользователю не нужно скачивать отдельное приложение или создавать аккаунт, достаточно найти бота в привычном мессенджере и начать диалог. Формат диалога создаёт ощущение персонального общения, которое недоступно в традиционных интерфейсах. Возможность отправки </w:t>
       </w:r>
       <w:proofErr w:type="spellStart"/>
       <w:r>
@@ -6807,15 +7123,7 @@
     </w:p>
     <w:p>
       <w:pPr>
-        <w:pStyle w:val="13"/>
-      </w:pPr>
-      <w:r>
-        <w:t>[Инфографика: Преимущества чат-ботов как платформы для формирования привычек]</w:t>
-      </w:r>
-    </w:p>
-    <w:p>
-      <w:pPr>
-        <w:pStyle w:val="13"/>
+        <w:pStyle w:val="12"/>
       </w:pPr>
       <w:r>
         <w:t>Интерактивность чат-ботов открывает возможности для динамического взаимодействия. В отличие от статических приложений, бот может задавать вопросы, реагировать на ответы, адаптировать свои сообщения в зависимости от контекста. Это позволяет создавать более персонализированный опыт и поддерживать интерес пользователя на протяжении длительного времени. Диалоговый формат также естественен для оказания поддержки и наставничества.</w:t>
@@ -6823,85 +7131,51 @@
     </w:p>
     <w:p>
       <w:pPr>
-        <w:pStyle w:val="13"/>
-      </w:pPr>
+        <w:pStyle w:val="12"/>
+      </w:pPr>
+      <w:r>
+        <w:t>Несмотря на успехи в развитии разговорного искусственного интеллекта, чат-боты пока не способны полностью заменить человеческое общение. Пользователь понимает, что общается с программой, и это снижает ценность поддержки в его восприятии. Некоторые ситуации требуют эмпатии и понимания, которые бот не может предоставить в полной мере.</w:t>
+      </w:r>
+    </w:p>
+    <w:p>
+      <w:pPr>
+        <w:pStyle w:val="12"/>
+      </w:pPr>
+      <w:r>
+        <w:t xml:space="preserve">Ограниченная персонализация в существующих решениях также снижает их эффективность. Хотя чат-боты технически способны к глубокой </w:t>
+      </w:r>
       <w:r>
         <w:lastRenderedPageBreak/>
-        <w:t>Однако цифровые платформы сталкиваются с рядом ограничений, которые необходимо учитывать при разработке решений. Цифровая усталость представляет собой растущую проблему: пользователи получают сотни уведомлений ежедневно и становятся менее восприимчивыми к каждому отдельному сообщению. В этих условиях даже хорошо спроектированный бот рискует затеряться в потоке коммуникаций.</w:t>
-      </w:r>
-    </w:p>
-    <w:p>
-      <w:pPr>
-        <w:pStyle w:val="13"/>
-      </w:pPr>
-      <w:r>
-        <w:t>Перегрузка информацией усугубляет эту проблему. Пользователь, который и так испытывает когнитивную перегрузку от объёма информации, может воспринимать дополнительные сообщения как бремя, а не помощь. Это требует особенно тщательного подхода к частоте и содержанию коммуникаций: сообщения должны быть краткими, релевантными и приносить очевидную ценность.</w:t>
-      </w:r>
-    </w:p>
-    <w:p>
-      <w:pPr>
-        <w:pStyle w:val="13"/>
-      </w:pPr>
-      <w:r>
-        <w:t>[Диаграмма: Баланс между поддержанием контакта и информационной перегрузкой]</w:t>
-      </w:r>
-    </w:p>
-    <w:p>
-      <w:pPr>
-        <w:pStyle w:val="13"/>
-      </w:pPr>
-      <w:r>
-        <w:t>Отсутствие эмоциональной связи является ещё одним ограничением автоматизированных решений. Несмотря на успехи в развитии разговорного искусственного интеллекта, чат-боты пока не способны полностью заменить человеческое общение. Пользователь понимает, что общается с программой, и это снижает ценность поддержки в его восприятии. Некоторые ситуации требуют эмпатии и понимания, которые бот не может предоставить в полной мере.</w:t>
-      </w:r>
-    </w:p>
-    <w:p>
-      <w:pPr>
-        <w:pStyle w:val="13"/>
-      </w:pPr>
-      <w:r>
-        <w:t>Ограниченная персонализация в существующих решениях также снижает их эффективность. Хотя чат-боты технически способны к глубокой персонализации на основе анализа данных, большинство реализаций используют простые скрипты с ограниченным количеством вариаций. Пользователь быстро распознаёт повторяющиеся паттерны и теряет интерес.</w:t>
-      </w:r>
-    </w:p>
-    <w:p>
-      <w:pPr>
-        <w:pStyle w:val="13"/>
-      </w:pPr>
-      <w:r>
-        <w:t xml:space="preserve">Технические ограничения платформ также играют роль. Мессенджеры накладывают ограничения на возможности ботов: ограниченные варианты визуализации, отсутствие возможности использовать сложные интерфейсные элементы, зависимость от политик и алгоритмов платформы. Это требует </w:t>
-      </w:r>
-      <w:r>
-        <w:lastRenderedPageBreak/>
-        <w:t>креативных решений для обхода ограничений при сохранении качества пользовательского опыта.</w:t>
-      </w:r>
-    </w:p>
-    <w:p>
-      <w:pPr>
-        <w:pStyle w:val="13"/>
-      </w:pPr>
-      <w:r>
-        <w:t>[Таблица: Технические возможности и ограничения Telegram для создания чат-ботов]</w:t>
-      </w:r>
-    </w:p>
-    <w:p>
-      <w:pPr>
-        <w:pStyle w:val="13"/>
-      </w:pPr>
-      <w:r>
-        <w:t>Несмотря на эти ограничения, потенциал цифровых платформ для формирования привычек остаётся высоким. Ключ к его реализации — в понимании специфики платформы и разработке решений, которые используют её преимущества, одновременно компенсируя недостатки. Чат-боты не должны пытаться заменить человеческое общение или традиционные приложения — они должны занять свою нишу, предлагая уникальную ценность, недоступную в других форматах.</w:t>
-      </w:r>
-    </w:p>
-    <w:p>
-      <w:pPr>
-        <w:pStyle w:val="13"/>
-      </w:pPr>
-      <w:r>
-        <w:t>Перспективным направлением является интеграция чат-ботов с другими инструментами и источниками данных. Бот может получать информацию от носимых устройств о физической активности пользователя, интегрироваться с календарём для учёта расписания, использовать данные о погоде для адаптации рекомендаций. Такая интеграция позволяет создавать более контекстуально релевантный опыт, повышая эффективность поддержки.</w:t>
-      </w:r>
-    </w:p>
-    <w:p>
-      <w:pPr>
-        <w:pStyle w:val="13"/>
-      </w:pPr>
+        <w:t xml:space="preserve">персонализации на основе анализа данных, большинство реализаций используют простые </w:t>
+      </w:r>
+      <w:r>
+        <w:t>алгоритмы</w:t>
+      </w:r>
+      <w:r>
+        <w:t xml:space="preserve"> с ограниченным количеством вариаций.</w:t>
+      </w:r>
+    </w:p>
+    <w:p>
+      <w:pPr>
+        <w:pStyle w:val="12"/>
+      </w:pPr>
+      <w:r>
+        <w:t>Технические ограничения платформ также играют роль. Мессенджеры накладывают ограничения на возможности ботов: ограниченные варианты визуализации, отсутствие возможности использовать сложные интерфейсные элементы, зависимость от политик и алгоритмов платформы. Это требует креативных решений для обхода ограничений при сохранении качества пользовательского опыта.</w:t>
+      </w:r>
+    </w:p>
+    <w:p>
+      <w:pPr>
+        <w:pStyle w:val="12"/>
+      </w:pPr>
+      <w:r>
+        <w:t>Несмотря на эти ограничения, потенциал цифровых платформ для формирования привычек остаётся высоким. Ключ к его реализации</w:t>
+      </w:r>
+      <w:r>
+        <w:t xml:space="preserve"> в понимании специфики платформы и разработке решений, которые используют её преимущества, одновременно компенсируя недостатки. Чат-боты не должны пытаться заменить человеческое общение или традиционные приложения</w:t>
+      </w:r>
+      <w:r>
+        <w:t xml:space="preserve"> они должны занять свою нишу, предлагая уникальную ценность, недоступную в других форматах.</w:t>
+      </w:r>
     </w:p>
     <w:p>
       <w:pPr>
@@ -6913,6 +7187,7 @@
           <w:szCs w:val="28"/>
         </w:rPr>
       </w:pPr>
+      <w:bookmarkStart w:id="9" w:name="_Toc225970246"/>
       <w:r>
         <w:rPr>
           <w:rFonts w:ascii="Times New Roman" w:hAnsi="Times New Roman" w:cs="Times New Roman"/>
@@ -6921,40 +7196,32 @@
         </w:rPr>
         <w:t>Обоснование необходимости интеграции геймификации и наставнической поддержки</w:t>
       </w:r>
-    </w:p>
-    <w:p>
-      <w:pPr>
-        <w:pStyle w:val="13"/>
-      </w:pPr>
-    </w:p>
-    <w:p>
-      <w:pPr>
-        <w:pStyle w:val="13"/>
-      </w:pPr>
-      <w:r>
-        <w:t>Проблема формирования здоровых привычек не сводится к информированию или напоминаниям. Она требует системной работы с поведением, учитывающей психологические, социальные и технологические аспекты. Современные пользователи ожидают персонализированного, интерактивного и поддерживающего цифрового опыта. Удовлетворение этих ожиданий возможно только при комплексном подходе, объединяющем различные методы воздействия на поведение.</w:t>
-      </w:r>
-    </w:p>
-    <w:p>
-      <w:pPr>
-        <w:pStyle w:val="13"/>
-      </w:pPr>
+      <w:bookmarkEnd w:id="9"/>
+    </w:p>
+    <w:p>
+      <w:pPr>
+        <w:pStyle w:val="12"/>
+      </w:pPr>
+      <w:r>
+        <w:t>Проблема формирования здоровых привычек</w:t>
+      </w:r>
+      <w:r>
+        <w:t xml:space="preserve"> требует системной работы с поведением, учитывающей психологические, социальные и технологические аспекты. Современные пользователи ожидают персонализированного, интерактивного и поддерживающего цифрового опыта. Удовлетворение этих ожиданий возможно только при комплексном подходе, объединяющем различные методы воздействия на поведение.</w:t>
+      </w:r>
+      <w:r>
+        <w:t xml:space="preserve"> </w:t>
+      </w:r>
+      <w:r>
+        <w:t xml:space="preserve">Интеграция геймификации и наставнической поддержки в одном цифровом решении может компенсировать недостатки каждого из подходов по отдельности. Геймификация обеспечивает вовлечённость и эмоциональную связь, но без направляющего элемента может восприниматься как бессмысленная игра. Наставничество обеспечивает содержательную поддержку, но без элементов вовлечённости может казаться </w:t>
+      </w:r>
       <w:r>
         <w:lastRenderedPageBreak/>
-        <w:t>Интеграция геймификации и наставнической поддержки в одном цифровом решении может компенсировать недостатки каждого из подходов по отдельности. Геймификация обеспечивает вовлечённость и эмоциональную связь, но без направляющего элемента может восприниматься как бессмысленная игра. Наставничество обеспечивает содержательную поддержку, но без элементов вовлечённости может казаться скучным и монотонным. Объединение этих подходов создаёт синергетический эффект, когда целое оказывается больше суммы частей.</w:t>
-      </w:r>
-    </w:p>
-    <w:p>
-      <w:pPr>
-        <w:pStyle w:val="13"/>
-      </w:pPr>
-      <w:r>
-        <w:t>[Схема: Синергетический эффект интеграции геймификации и наставничества]</w:t>
-      </w:r>
-    </w:p>
-    <w:p>
-      <w:pPr>
-        <w:pStyle w:val="13"/>
+        <w:t>скучным и монотонным. Объединение этих подходов создаёт синергетический эффект, когда целое оказывается больше суммы частей.</w:t>
+      </w:r>
+    </w:p>
+    <w:p>
+      <w:pPr>
+        <w:pStyle w:val="12"/>
       </w:pPr>
       <w:r>
         <w:t>Психологическая безопасность и анонимность взаимодействия играют важную роль в цифровых сервисах поддержки. Многие люди не готовы открыто обсуждать свои проблемы с формированием привычек из-за страха осуждения или стыда за свои «слабости». Цифровые решения позволяют получать поддержку без необходимости раскрывать свою идентичность, что снижает психологический барьер и повышает готовность к открытому взаимодействию.</w:t>
@@ -6962,122 +7229,97 @@
     </w:p>
     <w:p>
       <w:pPr>
-        <w:pStyle w:val="13"/>
-      </w:pPr>
-      <w:r>
-        <w:t>Интеграция геймификации, аналитики и поддержки позволяет создавать адаптивные системы, которые меняются вместе с пользователем. На начальном этапе, когда мотивация высока, система может фокусироваться на формировании привычки действия. По мере развития, когда первоначальный энтузиазм угасает, акцент смещается на поддержку и помощь в преодолении трудностей. На этапе автоматизации привычки система переходит к более ненавязчивому сопровождению, сохраняя возможность интенсификации поддержки при необходимости.</w:t>
-      </w:r>
-    </w:p>
-    <w:p>
-      <w:pPr>
-        <w:pStyle w:val="13"/>
+        <w:pStyle w:val="12"/>
+      </w:pPr>
+      <w:r>
+        <w:t>Интеграция геймификации, аналитики и поддержки позволяет создавать адаптивные системы, которые меняются вместе с пользователем. На начальном этапе, когда мотивация высока, система может фокусироваться на формировании привычки действия. По мере развития, когда первоначальный энтузиазм угасает, акцент смещается на поддержку и помощь в преодолении трудностей. На этапе автоматизации привычки система переходит к более ненавязчивому сопровождению</w:t>
+      </w:r>
+      <w:r>
+        <w:t>.</w:t>
+      </w:r>
+    </w:p>
+    <w:p>
+      <w:pPr>
+        <w:pStyle w:val="12"/>
       </w:pPr>
       <w:r>
         <w:t xml:space="preserve">Комплексный подход как решение существующих проблем предполагает учёт всех факторов, влияющих на формирование привычек. Внешняя мотивация, обеспечиваемая геймификацией, должна постепенно </w:t>
       </w:r>
-      <w:proofErr w:type="spellStart"/>
-      <w:r>
-        <w:t>интернализироваться</w:t>
-      </w:r>
-      <w:proofErr w:type="spellEnd"/>
-      <w:r>
-        <w:t xml:space="preserve">, превращаясь во внутреннюю заинтересованность. Для этого необходимо связывать игровые достижения с реальным прогрессом и личными целями </w:t>
-      </w:r>
+      <w:r>
+        <w:t>привиться пользователю</w:t>
+      </w:r>
+      <w:r>
+        <w:t>, превращаясь во внутреннюю заинтересованность. Для этого необходимо связывать игровые достижения с реальным прогрессом и личными целями пользователя. Наставническая поддержка помогает в этом процессе, обеспечивая рефлексию и осознание связи между действиями и результатами.</w:t>
+      </w:r>
+    </w:p>
+    <w:p>
+      <w:pPr>
+        <w:pStyle w:val="12"/>
+      </w:pPr>
+      <w:r>
+        <w:t>Социальный аспект также должен быть интегрирован в комплексное решение. Возможность делиться достижениями, соревноваться с друзьями или незнакомыми людьми, получать поддержку от сообщества усиливает мотивационный эффект и создаёт дополнительный уровень ответственности. Однако социальные элементы должны быть опциональными, учитывая, что не все пользователи комфортно чувствуют себя в социальных ситуациях.</w:t>
+      </w:r>
+    </w:p>
+    <w:p>
+      <w:pPr>
+        <w:pStyle w:val="12"/>
+      </w:pPr>
       <w:r>
         <w:lastRenderedPageBreak/>
-        <w:t>пользователя. Наставническая поддержка помогает в этом процессе, обеспечивая рефлексию и осознание связи между действиями и результатами.</w:t>
-      </w:r>
-    </w:p>
-    <w:p>
-      <w:pPr>
-        <w:pStyle w:val="13"/>
-      </w:pPr>
-      <w:r>
-        <w:t>[Инфографика: Компоненты комплексного решения для формирования привычек]</w:t>
-      </w:r>
-    </w:p>
-    <w:p>
-      <w:pPr>
-        <w:pStyle w:val="13"/>
-      </w:pPr>
-      <w:r>
-        <w:t>Социальный аспект также должен быть интегрирован в комплексное решение. Возможность делиться достижениями, соревноваться с друзьями или незнакомыми людьми, получать поддержку от сообщества усиливает мотивационный эффект и создаёт дополнительный уровень ответственности. Однако социальные элементы должны быть опциональными, учитывая, что не все пользователи комфортно чувствуют себя в социальных ситуациях.</w:t>
-      </w:r>
-    </w:p>
-    <w:p>
-      <w:pPr>
-        <w:pStyle w:val="13"/>
-      </w:pPr>
-      <w:r>
-        <w:t>Таким образом, необходимость в комплексных цифровых решениях, объединяющих геймификацию, аналитику и поддержку, остаётся невостребованной, несмотря на растущий спрос на качественные продукты цифрового здравоохранения. Рынок заполнен решениями, которые используют отдельные элементы — игровые механики, трекинг, напоминания — но не интегрируют их в единую систему, основанную на понимании психологии поведения.</w:t>
-      </w:r>
-    </w:p>
-    <w:p>
-      <w:pPr>
-        <w:pStyle w:val="13"/>
-      </w:pPr>
-      <w:r>
-        <w:t xml:space="preserve">Разрыв между потребностями пользователей и существующими решениями создаёт возможность для разработки нового продукта, который объединит лучшие практики из разных областей. Такое решение должно сочетать привлекательность игровых механик с глубиной наставнической поддержки, использовать данные для персонализации и адаптации, обеспечивать социальное взаимодействие и эмоциональную вовлечённость. Его разработка требует междисциплинарного подхода, объединяющего экспертизу в области психологии, поведенческих наук, </w:t>
-      </w:r>
-      <w:proofErr w:type="spellStart"/>
-      <w:r>
-        <w:t>геймдизайна</w:t>
-      </w:r>
-      <w:proofErr w:type="spellEnd"/>
-      <w:r>
-        <w:t xml:space="preserve"> и технологий.</w:t>
-      </w:r>
-    </w:p>
-    <w:p>
-      <w:pPr>
-        <w:pStyle w:val="13"/>
-      </w:pPr>
-      <w:r>
-        <w:t>[Таблица: Сравнение существующих решений и характеристик идеального комплексного решения]</w:t>
-      </w:r>
-    </w:p>
-    <w:p>
-      <w:pPr>
-        <w:pStyle w:val="13"/>
-      </w:pPr>
-      <w:r>
-        <w:t xml:space="preserve">В условиях цифровизации общества формирование привычек должно происходить в цифровой среде. Это не означает, что цифровые инструменты </w:t>
+        <w:t>Таким образом, необходимость в комплексных цифровых решениях, объединяющих геймификацию, аналитику и поддержку, остаётся невостребованной, несмотря на растущий спрос на качественные продукты цифрового здравоохранения. Рынок заполнен решениями, которые используют отдельные элементы: игровые механики, трекинг, напоминания, но не интегрируют их в единую систему, основанную на понимании психологии поведения.</w:t>
+      </w:r>
+    </w:p>
+    <w:p>
+      <w:pPr>
+        <w:pStyle w:val="12"/>
+      </w:pPr>
+      <w:r>
+        <w:t>Разрыв между потребностями пользователей и существующими решениями создаёт возможность для разработки нового продукта, который объединит лучшие практики из разных областей. Такое решение должно сочетать привлекательность игровых механик с глубиной наставнической поддержки, использовать данные для персонализации и адаптации, обеспечивать социальное взаимодействие и эмоциональную вовлечённость. Его разработка требует междисциплинарного подхода, объединяющего экспертизу в области психологии, поведенческих наук</w:t>
+      </w:r>
+      <w:r>
+        <w:t>, дизайнерских решений и технологий.</w:t>
+      </w:r>
+    </w:p>
+    <w:p>
+      <w:pPr>
+        <w:pStyle w:val="12"/>
+      </w:pPr>
+      <w:r>
+        <w:t>Проблема неэффективности существующих решений обусловлена отсутствием комплексного подхода к мотивации. Отдельные элементы такие как напоминания, геймификация, статистика не работают изолированно. Они должны быть частью целостной системы, которая учитывает психологические особенности пользователя, адаптируется к его контексту и обеспечивает поддержку на всех этапах формирования привычки. Разработка такой системы является актуальной задачей, решение которой может значительно улучшить эффективность цифровых и</w:t>
+      </w:r>
+      <w:r>
+        <w:t>нструментов для здоровья.</w:t>
+      </w:r>
+      <w:r>
+        <w:t xml:space="preserve"> </w:t>
+      </w:r>
+      <w:r>
+        <w:t>Цифровые платформы становятся точкой входа, которая помогает пользователю начать путь изменений и поддерживает его на этом пути. Их задача не заменить жизнь вне экрана, а помочь выстроить её более здоровым образом.</w:t>
+      </w:r>
+    </w:p>
+    <w:p>
+      <w:pPr>
+        <w:pStyle w:val="12"/>
+      </w:pPr>
+      <w:r>
+        <w:t xml:space="preserve">Всё вышеизложенное обосновывает необходимость разработки нового цифрового решения, которое интегрирует геймификацию и наставническую поддержку в единую систему. Такое решение должно учитывать особенности </w:t>
       </w:r>
       <w:r>
         <w:lastRenderedPageBreak/>
-        <w:t>должны заменить физическую активность или реальные социальные взаимодействия — напротив, они должны способствовать им. Цифровые платформы становятся точкой входа, которая помогает пользователю начать путь изменений и поддерживает его на этом пути. Их задача — не заменить жизнь вне экрана, а помочь выстроить её более здоровым образом.</w:t>
-      </w:r>
-    </w:p>
-    <w:p>
-      <w:pPr>
-        <w:pStyle w:val="13"/>
-      </w:pPr>
-      <w:r>
-        <w:t>Проблема неэффективности существующих решений обусловлена отсутствием комплексного подхода к мотивации. Отдельные элементы — напоминания, геймификация, статистика — не работают изолированно. Они должны быть частью целостной системы, которая учитывает психологические особенности пользователя, адаптируется к его контексту и обеспечивает поддержку на всех этапах формирования привычки. Разработка такой системы является актуальной задачей, решение которой может значительно улучшить эффективность цифровых инструментов для здоровья.</w:t>
-      </w:r>
-    </w:p>
-    <w:p>
-      <w:pPr>
-        <w:pStyle w:val="13"/>
-      </w:pPr>
-      <w:r>
-        <w:t>Всё вышеизложенное обосновывает необходимость разработки нового цифрового решения, которое интегрирует геймификацию и наставническую поддержку в единую систему. Такое решение должно учитывать особенности современного пользователя, использовать потенциал цифровых платформ и основываться на научном понимании психологии формирования привычек. Его создание представляет собой как научную, так и практическую ценность, открывая новые возможности для поддержки здоровья в цифровую эпоху.</w:t>
-      </w:r>
-    </w:p>
-    <w:p>
-      <w:pPr>
-        <w:pStyle w:val="13"/>
-      </w:pPr>
-    </w:p>
-    <w:p>
-      <w:pPr>
-        <w:pStyle w:val="Standard"/>
-        <w:rPr>
-          <w:rFonts w:ascii="Times New Roman" w:hAnsi="Times New Roman"/>
-          <w:sz w:val="28"/>
-          <w:szCs w:val="28"/>
-        </w:rPr>
-      </w:pPr>
+        <w:t>современного пользователя, использовать потенциал цифровых платформ и основываться на научном понимании психологии формирования привычек. Его создание представляет собой как научную, так и практическую ценность, открывая новые возможности для поддержки здоровья в цифровую эпоху.</w:t>
+      </w:r>
+    </w:p>
+    <w:p>
+      <w:pPr>
+        <w:textAlignment w:val="auto"/>
+        <w:rPr>
+          <w:rFonts w:ascii="Times New Roman" w:hAnsi="Times New Roman"/>
+          <w:sz w:val="28"/>
+        </w:rPr>
+      </w:pPr>
+      <w:r>
+        <w:br w:type="page"/>
+      </w:r>
     </w:p>
     <w:p>
       <w:pPr>
@@ -7085,18 +7327,92 @@
         <w:jc w:val="center"/>
         <w:rPr>
           <w:rFonts w:ascii="Times New Roman" w:hAnsi="Times New Roman" w:cs="Times New Roman"/>
-          <w:sz w:val="28"/>
-          <w:szCs w:val="28"/>
-        </w:rPr>
-      </w:pPr>
+          <w:sz w:val="32"/>
+          <w:szCs w:val="32"/>
+        </w:rPr>
+      </w:pPr>
+      <w:bookmarkStart w:id="10" w:name="_Toc225970247"/>
       <w:r>
         <w:rPr>
           <w:rFonts w:ascii="Times New Roman" w:hAnsi="Times New Roman" w:cs="Times New Roman"/>
-          <w:sz w:val="28"/>
-          <w:szCs w:val="28"/>
-        </w:rPr>
-        <w:t>Список литературы:</w:t>
-      </w:r>
+          <w:sz w:val="32"/>
+          <w:szCs w:val="32"/>
+        </w:rPr>
+        <w:lastRenderedPageBreak/>
+        <w:t xml:space="preserve">ЧАСТЬ 2. </w:t>
+      </w:r>
+      <w:r>
+        <w:rPr>
+          <w:rFonts w:ascii="Times New Roman" w:hAnsi="Times New Roman" w:cs="Times New Roman"/>
+          <w:sz w:val="32"/>
+          <w:szCs w:val="32"/>
+        </w:rPr>
+        <w:t>ПРЕДЛАГАЕМОЕ РЕШЕНИЕ</w:t>
+      </w:r>
+      <w:bookmarkEnd w:id="10"/>
+    </w:p>
+    <w:p>
+      <w:pPr>
+        <w:pStyle w:val="12"/>
+      </w:pPr>
+    </w:p>
+    <w:p>
+      <w:pPr>
+        <w:pStyle w:val="12"/>
+      </w:pPr>
+    </w:p>
+    <w:p>
+      <w:pPr>
+        <w:pStyle w:val="12"/>
+      </w:pPr>
+    </w:p>
+    <w:p>
+      <w:pPr>
+        <w:pStyle w:val="12"/>
+      </w:pPr>
+    </w:p>
+    <w:p>
+      <w:pPr>
+        <w:pStyle w:val="12"/>
+      </w:pPr>
+    </w:p>
+    <w:p>
+      <w:pPr>
+        <w:textAlignment w:val="auto"/>
+        <w:rPr>
+          <w:rFonts w:ascii="Times New Roman" w:hAnsi="Times New Roman"/>
+          <w:sz w:val="28"/>
+          <w:szCs w:val="28"/>
+        </w:rPr>
+      </w:pPr>
+      <w:r>
+        <w:rPr>
+          <w:szCs w:val="28"/>
+        </w:rPr>
+        <w:br w:type="page"/>
+      </w:r>
+    </w:p>
+    <w:p>
+      <w:pPr>
+        <w:pStyle w:val="1"/>
+        <w:jc w:val="center"/>
+        <w:rPr>
+          <w:rFonts w:ascii="Times New Roman" w:hAnsi="Times New Roman" w:cs="Times New Roman"/>
+          <w:sz w:val="32"/>
+          <w:szCs w:val="32"/>
+        </w:rPr>
+      </w:pPr>
+      <w:bookmarkStart w:id="11" w:name="_Toc225970248"/>
+      <w:r>
+        <w:rPr>
+          <w:rFonts w:ascii="Times New Roman" w:hAnsi="Times New Roman" w:cs="Times New Roman"/>
+          <w:sz w:val="32"/>
+          <w:szCs w:val="32"/>
+        </w:rPr>
+        <w:lastRenderedPageBreak/>
+        <w:t>СПИСОК ЛИТЕРАТУРЫ</w:t>
+      </w:r>
+      <w:bookmarkEnd w:id="11"/>
     </w:p>
     <w:p>
       <w:pPr>
@@ -7120,15 +7436,7 @@
           <w:sz w:val="28"/>
           <w:szCs w:val="28"/>
         </w:rPr>
-        <w:t>Г</w:t>
-      </w:r>
-      <w:r>
-        <w:rPr>
-          <w:rFonts w:ascii="Times New Roman" w:hAnsi="Times New Roman"/>
-          <w:sz w:val="28"/>
-          <w:szCs w:val="28"/>
-        </w:rPr>
-        <w:t xml:space="preserve">усев А. В., Ившин А. А., </w:t>
+        <w:t xml:space="preserve">Гусев А. В., Ившин А. А., </w:t>
       </w:r>
       <w:proofErr w:type="spellStart"/>
       <w:r>
@@ -7180,7 +7488,6 @@
           <w:sz w:val="28"/>
           <w:szCs w:val="28"/>
         </w:rPr>
-        <w:lastRenderedPageBreak/>
         <w:t>Загдай</w:t>
       </w:r>
       <w:proofErr w:type="spellEnd"/>
@@ -7469,7 +7776,17 @@
           <w:szCs w:val="28"/>
           <w:lang w:val="en-US"/>
         </w:rPr>
-        <w:t>. The Effectiveness of Gamification in Changing Health-related Behaviors: A Systematic Review and Meta-analysis – 2024 – URL: https://www.openpublichealthjournal.com/contents/volumes/V17/e18749445234806/e18749445234806.pdf</w:t>
+        <w:t xml:space="preserve">. The Effectiveness of Gamification in Changing Health-related Behaviors: A Systematic Review and Meta-analysis – 2024 – URL: </w:t>
+      </w:r>
+      <w:r>
+        <w:rPr>
+          <w:rFonts w:ascii="Times New Roman" w:hAnsi="Times New Roman"/>
+          <w:sz w:val="28"/>
+          <w:szCs w:val="28"/>
+          <w:lang w:val="en-US"/>
+        </w:rPr>
+        <w:lastRenderedPageBreak/>
+        <w:t>https://www.openpublichealthjournal.com/contents/volumes/V17/e18749445234806/e18749445234806.pdf</w:t>
       </w:r>
     </w:p>
     <w:p>
@@ -7509,17 +7826,7 @@
           <w:szCs w:val="28"/>
           <w:lang w:val="en-US"/>
         </w:rPr>
-        <w:t xml:space="preserve"> 2024 - </w:t>
-      </w:r>
-      <w:r>
-        <w:rPr>
-          <w:rFonts w:ascii="Times New Roman" w:hAnsi="Times New Roman"/>
-          <w:sz w:val="28"/>
-          <w:szCs w:val="28"/>
-          <w:lang w:val="en-US"/>
-        </w:rPr>
-        <w:lastRenderedPageBreak/>
-        <w:t>[</w:t>
+        <w:t xml:space="preserve"> 2024 - [</w:t>
       </w:r>
       <w:r>
         <w:rPr>
@@ -7959,6 +8266,7 @@
           <w:sz w:val="28"/>
           <w:szCs w:val="28"/>
         </w:rPr>
+        <w:lastRenderedPageBreak/>
         <w:t xml:space="preserve">Ю. А. Токаева. Геймификация как средство совершенствования процесса обучения персонала на примере кадрового агентства «Кадровые технологии» // Магистерская диссертация - 2022 - </w:t>
       </w:r>
       <w:r>
@@ -8249,7 +8557,6 @@
           <w:sz w:val="28"/>
           <w:szCs w:val="28"/>
         </w:rPr>
-        <w:lastRenderedPageBreak/>
         <w:t>Сергиенко, Е. А. (2009). Контроль поведения: индивидуальные ресурсы субъектной регуляции. </w:t>
       </w:r>
       <w:r>
@@ -8532,27 +8839,7 @@
           <w:sz w:val="28"/>
           <w:szCs w:val="28"/>
         </w:rPr>
-        <w:t>Драйв</w:t>
-      </w:r>
-      <w:r>
-        <w:rPr>
-          <w:rFonts w:ascii="Times New Roman" w:hAnsi="Times New Roman"/>
-          <w:i/>
-          <w:iCs/>
-          <w:sz w:val="28"/>
-          <w:szCs w:val="28"/>
-        </w:rPr>
-        <w:t>: что</w:t>
-      </w:r>
-      <w:r>
-        <w:rPr>
-          <w:rFonts w:ascii="Times New Roman" w:hAnsi="Times New Roman"/>
-          <w:i/>
-          <w:iCs/>
-          <w:sz w:val="28"/>
-          <w:szCs w:val="28"/>
-        </w:rPr>
-        <w:t xml:space="preserve"> на самом деле нас мотивирует</w:t>
+        <w:t>Драйв: что на самом деле нас мотивирует</w:t>
       </w:r>
       <w:r>
         <w:rPr>
@@ -8692,7 +8979,7 @@
         <w:spacing w:line="360" w:lineRule="auto"/>
         <w:ind w:left="0" w:firstLine="709"/>
         <w:rPr>
-          <w:rFonts w:ascii="Times New Roman" w:hAnsi="Times New Roman" w:hint="eastAsia"/>
+          <w:rFonts w:ascii="Times New Roman" w:hAnsi="Times New Roman"/>
           <w:sz w:val="28"/>
           <w:szCs w:val="28"/>
         </w:rPr>
@@ -8757,6 +9044,7 @@
           <w:szCs w:val="28"/>
           <w:lang w:val="en-US"/>
         </w:rPr>
+        <w:lastRenderedPageBreak/>
         <w:t xml:space="preserve">We Are Social &amp; Hootsuite. (2023). Digital 2023: Global Overview Report. </w:t>
       </w:r>
       <w:proofErr w:type="spellStart"/>
@@ -8955,7 +9243,6 @@
           <w:szCs w:val="28"/>
           <w:lang w:val="en-US"/>
         </w:rPr>
-        <w:lastRenderedPageBreak/>
         <w:t xml:space="preserve">Johnson, D., Deterding, S., Kuhn, K. A., </w:t>
       </w:r>
       <w:proofErr w:type="spellStart"/>
@@ -9285,9 +9572,131 @@
 <file path=word/numbering.xml><?xml version="1.0" encoding="utf-8"?>
 <w:numbering xmlns:wpc="http://schemas.microsoft.com/office/word/2010/wordprocessingCanvas" xmlns:cx="http://schemas.microsoft.com/office/drawing/2014/chartex" xmlns:cx1="http://schemas.microsoft.com/office/drawing/2015/9/8/chartex" xmlns:cx2="http://schemas.microsoft.com/office/drawing/2015/10/21/chartex" xmlns:cx3="http://schemas.microsoft.com/office/drawing/2016/5/9/chartex" xmlns:cx4="http://schemas.microsoft.com/office/drawing/2016/5/10/chartex" xmlns:cx5="http://schemas.microsoft.com/office/drawing/2016/5/11/chartex" xmlns:cx6="http://schemas.microsoft.com/office/drawing/2016/5/12/chartex" xmlns:cx7="http://schemas.microsoft.com/office/drawing/2016/5/13/chartex" xmlns:cx8="http://schemas.microsoft.com/office/drawing/2016/5/14/chartex" xmlns:mc="http://schemas.openxmlformats.org/markup-compatibility/2006" xmlns:aink="http://schemas.microsoft.com/office/drawing/2016/ink" xmlns:am3d="http://schemas.microsoft.com/office/drawing/2017/model3d" xmlns:o="urn:schemas-microsoft-com:office:office" xmlns:oel="http://schemas.microsoft.com/office/2019/extlst" xmlns:r="http://schemas.openxmlformats.org/officeDocument/2006/relationships" xmlns:m="http://schemas.openxmlformats.org/officeDocument/2006/math" xmlns:v="urn:schemas-microsoft-com:vml" xmlns:wp14="http://schemas.microsoft.com/office/word/2010/wordprocessingDrawing" xmlns:wp="http://schemas.openxmlformats.org/drawingml/2006/wordprocessingDrawing" xmlns:w10="urn:schemas-microsoft-com:office:word" xmlns:w="http://schemas.openxmlformats.org/wordprocessingml/2006/main" xmlns:w14="http://schemas.microsoft.com/office/word/2010/wordml" xmlns:w15="http://schemas.microsoft.com/office/word/2012/wordml" xmlns:w16cex="http://schemas.microsoft.com/office/word/2018/wordml/cex" xmlns:w16cid="http://schemas.microsoft.com/office/word/2016/wordml/cid" xmlns:w16="http://schemas.microsoft.com/office/word/2018/wordml" xmlns:w16du="http://schemas.microsoft.com/office/word/2023/wordml/word16du" xmlns:w16sdtdh="http://schemas.microsoft.com/office/word/2020/wordml/sdtdatahash" xmlns:w16sdtfl="http://schemas.microsoft.com/office/word/2024/wordml/sdtformatlock" xmlns:w16se="http://schemas.microsoft.com/office/word/2015/wordml/symex" xmlns:wpg="http://schemas.microsoft.com/office/word/2010/wordprocessingGroup" xmlns:wpi="http://schemas.microsoft.com/office/word/2010/wordprocessingInk" xmlns:wne="http://schemas.microsoft.com/office/word/2006/wordml" xmlns:wps="http://schemas.microsoft.com/office/word/2010/wordprocessingShape" mc:Ignorable="w14 w15 w16se w16cid w16 w16cex w16sdtdh w16sdtfl w16du wp14">
   <w:abstractNum w:abstractNumId="0" w15:restartNumberingAfterBreak="0">
-    <w:nsid w:val="171C3E0A"/>
+    <w:nsid w:val="401E7289"/>
     <w:multiLevelType w:val="multilevel"/>
-    <w:tmpl w:val="AF141216"/>
+    <w:tmpl w:val="A6882142"/>
+    <w:lvl w:ilvl="0">
+      <w:start w:val="1"/>
+      <w:numFmt w:val="none"/>
+      <w:suff w:val="nothing"/>
+      <w:lvlText w:val=""/>
+      <w:lvlJc w:val="left"/>
+      <w:pPr>
+        <w:tabs>
+          <w:tab w:val="num" w:pos="0"/>
+        </w:tabs>
+        <w:ind w:left="0" w:firstLine="0"/>
+      </w:pPr>
+    </w:lvl>
+    <w:lvl w:ilvl="1">
+      <w:start w:val="1"/>
+      <w:numFmt w:val="none"/>
+      <w:suff w:val="nothing"/>
+      <w:lvlText w:val=""/>
+      <w:lvlJc w:val="left"/>
+      <w:pPr>
+        <w:tabs>
+          <w:tab w:val="num" w:pos="0"/>
+        </w:tabs>
+        <w:ind w:left="0" w:firstLine="0"/>
+      </w:pPr>
+    </w:lvl>
+    <w:lvl w:ilvl="2">
+      <w:start w:val="1"/>
+      <w:numFmt w:val="none"/>
+      <w:suff w:val="nothing"/>
+      <w:lvlText w:val=""/>
+      <w:lvlJc w:val="left"/>
+      <w:pPr>
+        <w:tabs>
+          <w:tab w:val="num" w:pos="0"/>
+        </w:tabs>
+        <w:ind w:left="0" w:firstLine="0"/>
+      </w:pPr>
+    </w:lvl>
+    <w:lvl w:ilvl="3">
+      <w:start w:val="1"/>
+      <w:numFmt w:val="none"/>
+      <w:suff w:val="nothing"/>
+      <w:lvlText w:val=""/>
+      <w:lvlJc w:val="left"/>
+      <w:pPr>
+        <w:tabs>
+          <w:tab w:val="num" w:pos="0"/>
+        </w:tabs>
+        <w:ind w:left="0" w:firstLine="0"/>
+      </w:pPr>
+    </w:lvl>
+    <w:lvl w:ilvl="4">
+      <w:start w:val="1"/>
+      <w:numFmt w:val="none"/>
+      <w:suff w:val="nothing"/>
+      <w:lvlText w:val=""/>
+      <w:lvlJc w:val="left"/>
+      <w:pPr>
+        <w:tabs>
+          <w:tab w:val="num" w:pos="0"/>
+        </w:tabs>
+        <w:ind w:left="0" w:firstLine="0"/>
+      </w:pPr>
+    </w:lvl>
+    <w:lvl w:ilvl="5">
+      <w:start w:val="1"/>
+      <w:numFmt w:val="none"/>
+      <w:suff w:val="nothing"/>
+      <w:lvlText w:val=""/>
+      <w:lvlJc w:val="left"/>
+      <w:pPr>
+        <w:tabs>
+          <w:tab w:val="num" w:pos="0"/>
+        </w:tabs>
+        <w:ind w:left="0" w:firstLine="0"/>
+      </w:pPr>
+    </w:lvl>
+    <w:lvl w:ilvl="6">
+      <w:start w:val="1"/>
+      <w:numFmt w:val="none"/>
+      <w:suff w:val="nothing"/>
+      <w:lvlText w:val=""/>
+      <w:lvlJc w:val="left"/>
+      <w:pPr>
+        <w:tabs>
+          <w:tab w:val="num" w:pos="0"/>
+        </w:tabs>
+        <w:ind w:left="0" w:firstLine="0"/>
+      </w:pPr>
+    </w:lvl>
+    <w:lvl w:ilvl="7">
+      <w:start w:val="1"/>
+      <w:numFmt w:val="none"/>
+      <w:suff w:val="nothing"/>
+      <w:lvlText w:val=""/>
+      <w:lvlJc w:val="left"/>
+      <w:pPr>
+        <w:tabs>
+          <w:tab w:val="num" w:pos="0"/>
+        </w:tabs>
+        <w:ind w:left="0" w:firstLine="0"/>
+      </w:pPr>
+    </w:lvl>
+    <w:lvl w:ilvl="8">
+      <w:start w:val="1"/>
+      <w:numFmt w:val="none"/>
+      <w:suff w:val="nothing"/>
+      <w:lvlText w:val=""/>
+      <w:lvlJc w:val="left"/>
+      <w:pPr>
+        <w:tabs>
+          <w:tab w:val="num" w:pos="0"/>
+        </w:tabs>
+        <w:ind w:left="0" w:firstLine="0"/>
+      </w:pPr>
+    </w:lvl>
+  </w:abstractNum>
+  <w:abstractNum w:abstractNumId="1" w15:restartNumberingAfterBreak="0">
+    <w:nsid w:val="6CEB4D1F"/>
+    <w:multiLevelType w:val="multilevel"/>
+    <w:tmpl w:val="ADC4D948"/>
     <w:lvl w:ilvl="0">
       <w:start w:val="1"/>
       <w:numFmt w:val="decimal"/>
@@ -9397,182 +9806,10 @@
       </w:pPr>
     </w:lvl>
   </w:abstractNum>
-  <w:abstractNum w:abstractNumId="1" w15:restartNumberingAfterBreak="0">
-    <w:nsid w:val="1EBC4983"/>
-    <w:multiLevelType w:val="hybridMultilevel"/>
-    <w:tmpl w:val="C19296BE"/>
-    <w:lvl w:ilvl="0" w:tplc="0419000F">
-      <w:start w:val="1"/>
-      <w:numFmt w:val="decimal"/>
-      <w:lvlText w:val="%1."/>
-      <w:lvlJc w:val="left"/>
-      <w:pPr>
-        <w:ind w:left="720" w:hanging="360"/>
-      </w:pPr>
-    </w:lvl>
-    <w:lvl w:ilvl="1" w:tplc="04190019" w:tentative="1">
-      <w:start w:val="1"/>
-      <w:numFmt w:val="lowerLetter"/>
-      <w:lvlText w:val="%2."/>
-      <w:lvlJc w:val="left"/>
-      <w:pPr>
-        <w:ind w:left="1440" w:hanging="360"/>
-      </w:pPr>
-    </w:lvl>
-    <w:lvl w:ilvl="2" w:tplc="0419001B" w:tentative="1">
-      <w:start w:val="1"/>
-      <w:numFmt w:val="lowerRoman"/>
-      <w:lvlText w:val="%3."/>
-      <w:lvlJc w:val="right"/>
-      <w:pPr>
-        <w:ind w:left="2160" w:hanging="180"/>
-      </w:pPr>
-    </w:lvl>
-    <w:lvl w:ilvl="3" w:tplc="0419000F" w:tentative="1">
-      <w:start w:val="1"/>
-      <w:numFmt w:val="decimal"/>
-      <w:lvlText w:val="%4."/>
-      <w:lvlJc w:val="left"/>
-      <w:pPr>
-        <w:ind w:left="2880" w:hanging="360"/>
-      </w:pPr>
-    </w:lvl>
-    <w:lvl w:ilvl="4" w:tplc="04190019" w:tentative="1">
-      <w:start w:val="1"/>
-      <w:numFmt w:val="lowerLetter"/>
-      <w:lvlText w:val="%5."/>
-      <w:lvlJc w:val="left"/>
-      <w:pPr>
-        <w:ind w:left="3600" w:hanging="360"/>
-      </w:pPr>
-    </w:lvl>
-    <w:lvl w:ilvl="5" w:tplc="0419001B" w:tentative="1">
-      <w:start w:val="1"/>
-      <w:numFmt w:val="lowerRoman"/>
-      <w:lvlText w:val="%6."/>
-      <w:lvlJc w:val="right"/>
-      <w:pPr>
-        <w:ind w:left="4320" w:hanging="180"/>
-      </w:pPr>
-    </w:lvl>
-    <w:lvl w:ilvl="6" w:tplc="0419000F" w:tentative="1">
-      <w:start w:val="1"/>
-      <w:numFmt w:val="decimal"/>
-      <w:lvlText w:val="%7."/>
-      <w:lvlJc w:val="left"/>
-      <w:pPr>
-        <w:ind w:left="5040" w:hanging="360"/>
-      </w:pPr>
-    </w:lvl>
-    <w:lvl w:ilvl="7" w:tplc="04190019" w:tentative="1">
-      <w:start w:val="1"/>
-      <w:numFmt w:val="lowerLetter"/>
-      <w:lvlText w:val="%8."/>
-      <w:lvlJc w:val="left"/>
-      <w:pPr>
-        <w:ind w:left="5760" w:hanging="360"/>
-      </w:pPr>
-    </w:lvl>
-    <w:lvl w:ilvl="8" w:tplc="0419001B" w:tentative="1">
-      <w:start w:val="1"/>
-      <w:numFmt w:val="lowerRoman"/>
-      <w:lvlText w:val="%9."/>
-      <w:lvlJc w:val="right"/>
-      <w:pPr>
-        <w:ind w:left="6480" w:hanging="180"/>
-      </w:pPr>
-    </w:lvl>
-  </w:abstractNum>
   <w:abstractNum w:abstractNumId="2" w15:restartNumberingAfterBreak="0">
-    <w:nsid w:val="209B2205"/>
-    <w:multiLevelType w:val="hybridMultilevel"/>
-    <w:tmpl w:val="C3C6250A"/>
-    <w:lvl w:ilvl="0" w:tplc="0419000F">
-      <w:start w:val="1"/>
-      <w:numFmt w:val="decimal"/>
-      <w:lvlText w:val="%1."/>
-      <w:lvlJc w:val="left"/>
-      <w:pPr>
-        <w:ind w:left="720" w:hanging="360"/>
-      </w:pPr>
-    </w:lvl>
-    <w:lvl w:ilvl="1" w:tplc="04190019" w:tentative="1">
-      <w:start w:val="1"/>
-      <w:numFmt w:val="lowerLetter"/>
-      <w:lvlText w:val="%2."/>
-      <w:lvlJc w:val="left"/>
-      <w:pPr>
-        <w:ind w:left="1440" w:hanging="360"/>
-      </w:pPr>
-    </w:lvl>
-    <w:lvl w:ilvl="2" w:tplc="0419001B" w:tentative="1">
-      <w:start w:val="1"/>
-      <w:numFmt w:val="lowerRoman"/>
-      <w:lvlText w:val="%3."/>
-      <w:lvlJc w:val="right"/>
-      <w:pPr>
-        <w:ind w:left="2160" w:hanging="180"/>
-      </w:pPr>
-    </w:lvl>
-    <w:lvl w:ilvl="3" w:tplc="0419000F" w:tentative="1">
-      <w:start w:val="1"/>
-      <w:numFmt w:val="decimal"/>
-      <w:lvlText w:val="%4."/>
-      <w:lvlJc w:val="left"/>
-      <w:pPr>
-        <w:ind w:left="2880" w:hanging="360"/>
-      </w:pPr>
-    </w:lvl>
-    <w:lvl w:ilvl="4" w:tplc="04190019" w:tentative="1">
-      <w:start w:val="1"/>
-      <w:numFmt w:val="lowerLetter"/>
-      <w:lvlText w:val="%5."/>
-      <w:lvlJc w:val="left"/>
-      <w:pPr>
-        <w:ind w:left="3600" w:hanging="360"/>
-      </w:pPr>
-    </w:lvl>
-    <w:lvl w:ilvl="5" w:tplc="0419001B" w:tentative="1">
-      <w:start w:val="1"/>
-      <w:numFmt w:val="lowerRoman"/>
-      <w:lvlText w:val="%6."/>
-      <w:lvlJc w:val="right"/>
-      <w:pPr>
-        <w:ind w:left="4320" w:hanging="180"/>
-      </w:pPr>
-    </w:lvl>
-    <w:lvl w:ilvl="6" w:tplc="0419000F" w:tentative="1">
-      <w:start w:val="1"/>
-      <w:numFmt w:val="decimal"/>
-      <w:lvlText w:val="%7."/>
-      <w:lvlJc w:val="left"/>
-      <w:pPr>
-        <w:ind w:left="5040" w:hanging="360"/>
-      </w:pPr>
-    </w:lvl>
-    <w:lvl w:ilvl="7" w:tplc="04190019" w:tentative="1">
-      <w:start w:val="1"/>
-      <w:numFmt w:val="lowerLetter"/>
-      <w:lvlText w:val="%8."/>
-      <w:lvlJc w:val="left"/>
-      <w:pPr>
-        <w:ind w:left="5760" w:hanging="360"/>
-      </w:pPr>
-    </w:lvl>
-    <w:lvl w:ilvl="8" w:tplc="0419001B" w:tentative="1">
-      <w:start w:val="1"/>
-      <w:numFmt w:val="lowerRoman"/>
-      <w:lvlText w:val="%9."/>
-      <w:lvlJc w:val="right"/>
-      <w:pPr>
-        <w:ind w:left="6480" w:hanging="180"/>
-      </w:pPr>
-    </w:lvl>
-  </w:abstractNum>
-  <w:abstractNum w:abstractNumId="3" w15:restartNumberingAfterBreak="0">
-    <w:nsid w:val="264155E1"/>
+    <w:nsid w:val="790867D5"/>
     <w:multiLevelType w:val="multilevel"/>
-    <w:tmpl w:val="D34C8302"/>
+    <w:tmpl w:val="B92C852A"/>
     <w:lvl w:ilvl="0">
       <w:start w:val="1"/>
       <w:numFmt w:val="none"/>
@@ -9692,767 +9929,14 @@
       </w:pPr>
     </w:lvl>
   </w:abstractNum>
-  <w:abstractNum w:abstractNumId="4" w15:restartNumberingAfterBreak="0">
-    <w:nsid w:val="28143C5A"/>
-    <w:multiLevelType w:val="multilevel"/>
-    <w:tmpl w:val="F5F42C26"/>
-    <w:lvl w:ilvl="0">
-      <w:start w:val="17"/>
-      <w:numFmt w:val="decimal"/>
-      <w:lvlText w:val="%1."/>
-      <w:lvlJc w:val="left"/>
-      <w:pPr>
-        <w:tabs>
-          <w:tab w:val="num" w:pos="720"/>
-        </w:tabs>
-        <w:ind w:left="720" w:hanging="360"/>
-      </w:pPr>
-    </w:lvl>
-    <w:lvl w:ilvl="1" w:tentative="1">
-      <w:start w:val="1"/>
-      <w:numFmt w:val="decimal"/>
-      <w:lvlText w:val="%2."/>
-      <w:lvlJc w:val="left"/>
-      <w:pPr>
-        <w:tabs>
-          <w:tab w:val="num" w:pos="1440"/>
-        </w:tabs>
-        <w:ind w:left="1440" w:hanging="360"/>
-      </w:pPr>
-    </w:lvl>
-    <w:lvl w:ilvl="2" w:tentative="1">
-      <w:start w:val="1"/>
-      <w:numFmt w:val="decimal"/>
-      <w:lvlText w:val="%3."/>
-      <w:lvlJc w:val="left"/>
-      <w:pPr>
-        <w:tabs>
-          <w:tab w:val="num" w:pos="2160"/>
-        </w:tabs>
-        <w:ind w:left="2160" w:hanging="360"/>
-      </w:pPr>
-    </w:lvl>
-    <w:lvl w:ilvl="3" w:tentative="1">
-      <w:start w:val="1"/>
-      <w:numFmt w:val="decimal"/>
-      <w:lvlText w:val="%4."/>
-      <w:lvlJc w:val="left"/>
-      <w:pPr>
-        <w:tabs>
-          <w:tab w:val="num" w:pos="2880"/>
-        </w:tabs>
-        <w:ind w:left="2880" w:hanging="360"/>
-      </w:pPr>
-    </w:lvl>
-    <w:lvl w:ilvl="4" w:tentative="1">
-      <w:start w:val="1"/>
-      <w:numFmt w:val="decimal"/>
-      <w:lvlText w:val="%5."/>
-      <w:lvlJc w:val="left"/>
-      <w:pPr>
-        <w:tabs>
-          <w:tab w:val="num" w:pos="3600"/>
-        </w:tabs>
-        <w:ind w:left="3600" w:hanging="360"/>
-      </w:pPr>
-    </w:lvl>
-    <w:lvl w:ilvl="5" w:tentative="1">
-      <w:start w:val="1"/>
-      <w:numFmt w:val="decimal"/>
-      <w:lvlText w:val="%6."/>
-      <w:lvlJc w:val="left"/>
-      <w:pPr>
-        <w:tabs>
-          <w:tab w:val="num" w:pos="4320"/>
-        </w:tabs>
-        <w:ind w:left="4320" w:hanging="360"/>
-      </w:pPr>
-    </w:lvl>
-    <w:lvl w:ilvl="6" w:tentative="1">
-      <w:start w:val="1"/>
-      <w:numFmt w:val="decimal"/>
-      <w:lvlText w:val="%7."/>
-      <w:lvlJc w:val="left"/>
-      <w:pPr>
-        <w:tabs>
-          <w:tab w:val="num" w:pos="5040"/>
-        </w:tabs>
-        <w:ind w:left="5040" w:hanging="360"/>
-      </w:pPr>
-    </w:lvl>
-    <w:lvl w:ilvl="7" w:tentative="1">
-      <w:start w:val="1"/>
-      <w:numFmt w:val="decimal"/>
-      <w:lvlText w:val="%8."/>
-      <w:lvlJc w:val="left"/>
-      <w:pPr>
-        <w:tabs>
-          <w:tab w:val="num" w:pos="5760"/>
-        </w:tabs>
-        <w:ind w:left="5760" w:hanging="360"/>
-      </w:pPr>
-    </w:lvl>
-    <w:lvl w:ilvl="8" w:tentative="1">
-      <w:start w:val="1"/>
-      <w:numFmt w:val="decimal"/>
-      <w:lvlText w:val="%9."/>
-      <w:lvlJc w:val="left"/>
-      <w:pPr>
-        <w:tabs>
-          <w:tab w:val="num" w:pos="6480"/>
-        </w:tabs>
-        <w:ind w:left="6480" w:hanging="360"/>
-      </w:pPr>
-    </w:lvl>
-  </w:abstractNum>
-  <w:abstractNum w:abstractNumId="5" w15:restartNumberingAfterBreak="0">
-    <w:nsid w:val="454F2B7C"/>
-    <w:multiLevelType w:val="multilevel"/>
-    <w:tmpl w:val="C55CCE18"/>
-    <w:lvl w:ilvl="0">
-      <w:start w:val="1"/>
-      <w:numFmt w:val="bullet"/>
-      <w:lvlText w:val=""/>
-      <w:lvlJc w:val="left"/>
-      <w:pPr>
-        <w:tabs>
-          <w:tab w:val="num" w:pos="720"/>
-        </w:tabs>
-        <w:ind w:left="720" w:hanging="360"/>
-      </w:pPr>
-      <w:rPr>
-        <w:rFonts w:ascii="Symbol" w:hAnsi="Symbol" w:cs="Symbol" w:hint="default"/>
-      </w:rPr>
-    </w:lvl>
-    <w:lvl w:ilvl="1">
-      <w:start w:val="1"/>
-      <w:numFmt w:val="bullet"/>
-      <w:lvlText w:val="◦"/>
-      <w:lvlJc w:val="left"/>
-      <w:pPr>
-        <w:tabs>
-          <w:tab w:val="num" w:pos="1080"/>
-        </w:tabs>
-        <w:ind w:left="1080" w:hanging="360"/>
-      </w:pPr>
-      <w:rPr>
-        <w:rFonts w:ascii="OpenSymbol" w:hAnsi="OpenSymbol" w:cs="OpenSymbol" w:hint="default"/>
-      </w:rPr>
-    </w:lvl>
-    <w:lvl w:ilvl="2">
-      <w:start w:val="1"/>
-      <w:numFmt w:val="bullet"/>
-      <w:lvlText w:val="▪"/>
-      <w:lvlJc w:val="left"/>
-      <w:pPr>
-        <w:tabs>
-          <w:tab w:val="num" w:pos="1440"/>
-        </w:tabs>
-        <w:ind w:left="1440" w:hanging="360"/>
-      </w:pPr>
-      <w:rPr>
-        <w:rFonts w:ascii="OpenSymbol" w:hAnsi="OpenSymbol" w:cs="OpenSymbol" w:hint="default"/>
-      </w:rPr>
-    </w:lvl>
-    <w:lvl w:ilvl="3">
-      <w:start w:val="1"/>
-      <w:numFmt w:val="bullet"/>
-      <w:lvlText w:val=""/>
-      <w:lvlJc w:val="left"/>
-      <w:pPr>
-        <w:tabs>
-          <w:tab w:val="num" w:pos="1800"/>
-        </w:tabs>
-        <w:ind w:left="1800" w:hanging="360"/>
-      </w:pPr>
-      <w:rPr>
-        <w:rFonts w:ascii="Symbol" w:hAnsi="Symbol" w:cs="Symbol" w:hint="default"/>
-      </w:rPr>
-    </w:lvl>
-    <w:lvl w:ilvl="4">
-      <w:start w:val="1"/>
-      <w:numFmt w:val="bullet"/>
-      <w:lvlText w:val="◦"/>
-      <w:lvlJc w:val="left"/>
-      <w:pPr>
-        <w:tabs>
-          <w:tab w:val="num" w:pos="2160"/>
-        </w:tabs>
-        <w:ind w:left="2160" w:hanging="360"/>
-      </w:pPr>
-      <w:rPr>
-        <w:rFonts w:ascii="OpenSymbol" w:hAnsi="OpenSymbol" w:cs="OpenSymbol" w:hint="default"/>
-      </w:rPr>
-    </w:lvl>
-    <w:lvl w:ilvl="5">
-      <w:start w:val="1"/>
-      <w:numFmt w:val="bullet"/>
-      <w:lvlText w:val="▪"/>
-      <w:lvlJc w:val="left"/>
-      <w:pPr>
-        <w:tabs>
-          <w:tab w:val="num" w:pos="2520"/>
-        </w:tabs>
-        <w:ind w:left="2520" w:hanging="360"/>
-      </w:pPr>
-      <w:rPr>
-        <w:rFonts w:ascii="OpenSymbol" w:hAnsi="OpenSymbol" w:cs="OpenSymbol" w:hint="default"/>
-      </w:rPr>
-    </w:lvl>
-    <w:lvl w:ilvl="6">
-      <w:start w:val="1"/>
-      <w:numFmt w:val="bullet"/>
-      <w:lvlText w:val=""/>
-      <w:lvlJc w:val="left"/>
-      <w:pPr>
-        <w:tabs>
-          <w:tab w:val="num" w:pos="2880"/>
-        </w:tabs>
-        <w:ind w:left="2880" w:hanging="360"/>
-      </w:pPr>
-      <w:rPr>
-        <w:rFonts w:ascii="Symbol" w:hAnsi="Symbol" w:cs="Symbol" w:hint="default"/>
-      </w:rPr>
-    </w:lvl>
-    <w:lvl w:ilvl="7">
-      <w:start w:val="1"/>
-      <w:numFmt w:val="bullet"/>
-      <w:lvlText w:val="◦"/>
-      <w:lvlJc w:val="left"/>
-      <w:pPr>
-        <w:tabs>
-          <w:tab w:val="num" w:pos="3240"/>
-        </w:tabs>
-        <w:ind w:left="3240" w:hanging="360"/>
-      </w:pPr>
-      <w:rPr>
-        <w:rFonts w:ascii="OpenSymbol" w:hAnsi="OpenSymbol" w:cs="OpenSymbol" w:hint="default"/>
-      </w:rPr>
-    </w:lvl>
-    <w:lvl w:ilvl="8">
-      <w:start w:val="1"/>
-      <w:numFmt w:val="bullet"/>
-      <w:lvlText w:val="▪"/>
-      <w:lvlJc w:val="left"/>
-      <w:pPr>
-        <w:tabs>
-          <w:tab w:val="num" w:pos="3600"/>
-        </w:tabs>
-        <w:ind w:left="3600" w:hanging="360"/>
-      </w:pPr>
-      <w:rPr>
-        <w:rFonts w:ascii="OpenSymbol" w:hAnsi="OpenSymbol" w:cs="OpenSymbol" w:hint="default"/>
-      </w:rPr>
-    </w:lvl>
-  </w:abstractNum>
-  <w:abstractNum w:abstractNumId="6" w15:restartNumberingAfterBreak="0">
-    <w:nsid w:val="5AEF3FA0"/>
-    <w:multiLevelType w:val="multilevel"/>
-    <w:tmpl w:val="497ED706"/>
-    <w:lvl w:ilvl="0">
-      <w:start w:val="1"/>
-      <w:numFmt w:val="bullet"/>
-      <w:lvlText w:val=""/>
-      <w:lvlJc w:val="left"/>
-      <w:pPr>
-        <w:tabs>
-          <w:tab w:val="num" w:pos="720"/>
-        </w:tabs>
-        <w:ind w:left="720" w:hanging="360"/>
-      </w:pPr>
-      <w:rPr>
-        <w:rFonts w:ascii="Symbol" w:hAnsi="Symbol" w:cs="Symbol" w:hint="default"/>
-      </w:rPr>
-    </w:lvl>
-    <w:lvl w:ilvl="1">
-      <w:start w:val="1"/>
-      <w:numFmt w:val="bullet"/>
-      <w:lvlText w:val="◦"/>
-      <w:lvlJc w:val="left"/>
-      <w:pPr>
-        <w:tabs>
-          <w:tab w:val="num" w:pos="1080"/>
-        </w:tabs>
-        <w:ind w:left="1080" w:hanging="360"/>
-      </w:pPr>
-      <w:rPr>
-        <w:rFonts w:ascii="OpenSymbol" w:hAnsi="OpenSymbol" w:cs="OpenSymbol" w:hint="default"/>
-      </w:rPr>
-    </w:lvl>
-    <w:lvl w:ilvl="2">
-      <w:start w:val="1"/>
-      <w:numFmt w:val="bullet"/>
-      <w:lvlText w:val="▪"/>
-      <w:lvlJc w:val="left"/>
-      <w:pPr>
-        <w:tabs>
-          <w:tab w:val="num" w:pos="1440"/>
-        </w:tabs>
-        <w:ind w:left="1440" w:hanging="360"/>
-      </w:pPr>
-      <w:rPr>
-        <w:rFonts w:ascii="OpenSymbol" w:hAnsi="OpenSymbol" w:cs="OpenSymbol" w:hint="default"/>
-      </w:rPr>
-    </w:lvl>
-    <w:lvl w:ilvl="3">
-      <w:start w:val="1"/>
-      <w:numFmt w:val="bullet"/>
-      <w:lvlText w:val=""/>
-      <w:lvlJc w:val="left"/>
-      <w:pPr>
-        <w:tabs>
-          <w:tab w:val="num" w:pos="1800"/>
-        </w:tabs>
-        <w:ind w:left="1800" w:hanging="360"/>
-      </w:pPr>
-      <w:rPr>
-        <w:rFonts w:ascii="Symbol" w:hAnsi="Symbol" w:cs="Symbol" w:hint="default"/>
-      </w:rPr>
-    </w:lvl>
-    <w:lvl w:ilvl="4">
-      <w:start w:val="1"/>
-      <w:numFmt w:val="bullet"/>
-      <w:lvlText w:val="◦"/>
-      <w:lvlJc w:val="left"/>
-      <w:pPr>
-        <w:tabs>
-          <w:tab w:val="num" w:pos="2160"/>
-        </w:tabs>
-        <w:ind w:left="2160" w:hanging="360"/>
-      </w:pPr>
-      <w:rPr>
-        <w:rFonts w:ascii="OpenSymbol" w:hAnsi="OpenSymbol" w:cs="OpenSymbol" w:hint="default"/>
-      </w:rPr>
-    </w:lvl>
-    <w:lvl w:ilvl="5">
-      <w:start w:val="1"/>
-      <w:numFmt w:val="bullet"/>
-      <w:lvlText w:val="▪"/>
-      <w:lvlJc w:val="left"/>
-      <w:pPr>
-        <w:tabs>
-          <w:tab w:val="num" w:pos="2520"/>
-        </w:tabs>
-        <w:ind w:left="2520" w:hanging="360"/>
-      </w:pPr>
-      <w:rPr>
-        <w:rFonts w:ascii="OpenSymbol" w:hAnsi="OpenSymbol" w:cs="OpenSymbol" w:hint="default"/>
-      </w:rPr>
-    </w:lvl>
-    <w:lvl w:ilvl="6">
-      <w:start w:val="1"/>
-      <w:numFmt w:val="bullet"/>
-      <w:lvlText w:val=""/>
-      <w:lvlJc w:val="left"/>
-      <w:pPr>
-        <w:tabs>
-          <w:tab w:val="num" w:pos="2880"/>
-        </w:tabs>
-        <w:ind w:left="2880" w:hanging="360"/>
-      </w:pPr>
-      <w:rPr>
-        <w:rFonts w:ascii="Symbol" w:hAnsi="Symbol" w:cs="Symbol" w:hint="default"/>
-      </w:rPr>
-    </w:lvl>
-    <w:lvl w:ilvl="7">
-      <w:start w:val="1"/>
-      <w:numFmt w:val="bullet"/>
-      <w:lvlText w:val="◦"/>
-      <w:lvlJc w:val="left"/>
-      <w:pPr>
-        <w:tabs>
-          <w:tab w:val="num" w:pos="3240"/>
-        </w:tabs>
-        <w:ind w:left="3240" w:hanging="360"/>
-      </w:pPr>
-      <w:rPr>
-        <w:rFonts w:ascii="OpenSymbol" w:hAnsi="OpenSymbol" w:cs="OpenSymbol" w:hint="default"/>
-      </w:rPr>
-    </w:lvl>
-    <w:lvl w:ilvl="8">
-      <w:start w:val="1"/>
-      <w:numFmt w:val="bullet"/>
-      <w:lvlText w:val="▪"/>
-      <w:lvlJc w:val="left"/>
-      <w:pPr>
-        <w:tabs>
-          <w:tab w:val="num" w:pos="3600"/>
-        </w:tabs>
-        <w:ind w:left="3600" w:hanging="360"/>
-      </w:pPr>
-      <w:rPr>
-        <w:rFonts w:ascii="OpenSymbol" w:hAnsi="OpenSymbol" w:cs="OpenSymbol" w:hint="default"/>
-      </w:rPr>
-    </w:lvl>
-  </w:abstractNum>
-  <w:abstractNum w:abstractNumId="7" w15:restartNumberingAfterBreak="0">
-    <w:nsid w:val="6558214A"/>
-    <w:multiLevelType w:val="multilevel"/>
-    <w:tmpl w:val="8D1AB0E6"/>
-    <w:lvl w:ilvl="0">
-      <w:start w:val="1"/>
-      <w:numFmt w:val="decimal"/>
-      <w:lvlText w:val="%1."/>
-      <w:lvlJc w:val="left"/>
-      <w:pPr>
-        <w:tabs>
-          <w:tab w:val="num" w:pos="720"/>
-        </w:tabs>
-        <w:ind w:left="720" w:hanging="360"/>
-      </w:pPr>
-    </w:lvl>
-    <w:lvl w:ilvl="1" w:tentative="1">
-      <w:start w:val="1"/>
-      <w:numFmt w:val="decimal"/>
-      <w:lvlText w:val="%2."/>
-      <w:lvlJc w:val="left"/>
-      <w:pPr>
-        <w:tabs>
-          <w:tab w:val="num" w:pos="1440"/>
-        </w:tabs>
-        <w:ind w:left="1440" w:hanging="360"/>
-      </w:pPr>
-    </w:lvl>
-    <w:lvl w:ilvl="2" w:tentative="1">
-      <w:start w:val="1"/>
-      <w:numFmt w:val="decimal"/>
-      <w:lvlText w:val="%3."/>
-      <w:lvlJc w:val="left"/>
-      <w:pPr>
-        <w:tabs>
-          <w:tab w:val="num" w:pos="2160"/>
-        </w:tabs>
-        <w:ind w:left="2160" w:hanging="360"/>
-      </w:pPr>
-    </w:lvl>
-    <w:lvl w:ilvl="3" w:tentative="1">
-      <w:start w:val="1"/>
-      <w:numFmt w:val="decimal"/>
-      <w:lvlText w:val="%4."/>
-      <w:lvlJc w:val="left"/>
-      <w:pPr>
-        <w:tabs>
-          <w:tab w:val="num" w:pos="2880"/>
-        </w:tabs>
-        <w:ind w:left="2880" w:hanging="360"/>
-      </w:pPr>
-    </w:lvl>
-    <w:lvl w:ilvl="4" w:tentative="1">
-      <w:start w:val="1"/>
-      <w:numFmt w:val="decimal"/>
-      <w:lvlText w:val="%5."/>
-      <w:lvlJc w:val="left"/>
-      <w:pPr>
-        <w:tabs>
-          <w:tab w:val="num" w:pos="3600"/>
-        </w:tabs>
-        <w:ind w:left="3600" w:hanging="360"/>
-      </w:pPr>
-    </w:lvl>
-    <w:lvl w:ilvl="5" w:tentative="1">
-      <w:start w:val="1"/>
-      <w:numFmt w:val="decimal"/>
-      <w:lvlText w:val="%6."/>
-      <w:lvlJc w:val="left"/>
-      <w:pPr>
-        <w:tabs>
-          <w:tab w:val="num" w:pos="4320"/>
-        </w:tabs>
-        <w:ind w:left="4320" w:hanging="360"/>
-      </w:pPr>
-    </w:lvl>
-    <w:lvl w:ilvl="6" w:tentative="1">
-      <w:start w:val="1"/>
-      <w:numFmt w:val="decimal"/>
-      <w:lvlText w:val="%7."/>
-      <w:lvlJc w:val="left"/>
-      <w:pPr>
-        <w:tabs>
-          <w:tab w:val="num" w:pos="5040"/>
-        </w:tabs>
-        <w:ind w:left="5040" w:hanging="360"/>
-      </w:pPr>
-    </w:lvl>
-    <w:lvl w:ilvl="7" w:tentative="1">
-      <w:start w:val="1"/>
-      <w:numFmt w:val="decimal"/>
-      <w:lvlText w:val="%8."/>
-      <w:lvlJc w:val="left"/>
-      <w:pPr>
-        <w:tabs>
-          <w:tab w:val="num" w:pos="5760"/>
-        </w:tabs>
-        <w:ind w:left="5760" w:hanging="360"/>
-      </w:pPr>
-    </w:lvl>
-    <w:lvl w:ilvl="8" w:tentative="1">
-      <w:start w:val="1"/>
-      <w:numFmt w:val="decimal"/>
-      <w:lvlText w:val="%9."/>
-      <w:lvlJc w:val="left"/>
-      <w:pPr>
-        <w:tabs>
-          <w:tab w:val="num" w:pos="6480"/>
-        </w:tabs>
-        <w:ind w:left="6480" w:hanging="360"/>
-      </w:pPr>
-    </w:lvl>
-  </w:abstractNum>
-  <w:abstractNum w:abstractNumId="8" w15:restartNumberingAfterBreak="0">
-    <w:nsid w:val="65D30F61"/>
-    <w:multiLevelType w:val="multilevel"/>
-    <w:tmpl w:val="563C8CCC"/>
-    <w:lvl w:ilvl="0">
-      <w:start w:val="25"/>
-      <w:numFmt w:val="decimal"/>
-      <w:lvlText w:val="%1."/>
-      <w:lvlJc w:val="left"/>
-      <w:pPr>
-        <w:tabs>
-          <w:tab w:val="num" w:pos="720"/>
-        </w:tabs>
-        <w:ind w:left="720" w:hanging="360"/>
-      </w:pPr>
-    </w:lvl>
-    <w:lvl w:ilvl="1" w:tentative="1">
-      <w:start w:val="1"/>
-      <w:numFmt w:val="decimal"/>
-      <w:lvlText w:val="%2."/>
-      <w:lvlJc w:val="left"/>
-      <w:pPr>
-        <w:tabs>
-          <w:tab w:val="num" w:pos="1440"/>
-        </w:tabs>
-        <w:ind w:left="1440" w:hanging="360"/>
-      </w:pPr>
-    </w:lvl>
-    <w:lvl w:ilvl="2" w:tentative="1">
-      <w:start w:val="1"/>
-      <w:numFmt w:val="decimal"/>
-      <w:lvlText w:val="%3."/>
-      <w:lvlJc w:val="left"/>
-      <w:pPr>
-        <w:tabs>
-          <w:tab w:val="num" w:pos="2160"/>
-        </w:tabs>
-        <w:ind w:left="2160" w:hanging="360"/>
-      </w:pPr>
-    </w:lvl>
-    <w:lvl w:ilvl="3" w:tentative="1">
-      <w:start w:val="1"/>
-      <w:numFmt w:val="decimal"/>
-      <w:lvlText w:val="%4."/>
-      <w:lvlJc w:val="left"/>
-      <w:pPr>
-        <w:tabs>
-          <w:tab w:val="num" w:pos="2880"/>
-        </w:tabs>
-        <w:ind w:left="2880" w:hanging="360"/>
-      </w:pPr>
-    </w:lvl>
-    <w:lvl w:ilvl="4" w:tentative="1">
-      <w:start w:val="1"/>
-      <w:numFmt w:val="decimal"/>
-      <w:lvlText w:val="%5."/>
-      <w:lvlJc w:val="left"/>
-      <w:pPr>
-        <w:tabs>
-          <w:tab w:val="num" w:pos="3600"/>
-        </w:tabs>
-        <w:ind w:left="3600" w:hanging="360"/>
-      </w:pPr>
-    </w:lvl>
-    <w:lvl w:ilvl="5" w:tentative="1">
-      <w:start w:val="1"/>
-      <w:numFmt w:val="decimal"/>
-      <w:lvlText w:val="%6."/>
-      <w:lvlJc w:val="left"/>
-      <w:pPr>
-        <w:tabs>
-          <w:tab w:val="num" w:pos="4320"/>
-        </w:tabs>
-        <w:ind w:left="4320" w:hanging="360"/>
-      </w:pPr>
-    </w:lvl>
-    <w:lvl w:ilvl="6" w:tentative="1">
-      <w:start w:val="1"/>
-      <w:numFmt w:val="decimal"/>
-      <w:lvlText w:val="%7."/>
-      <w:lvlJc w:val="left"/>
-      <w:pPr>
-        <w:tabs>
-          <w:tab w:val="num" w:pos="5040"/>
-        </w:tabs>
-        <w:ind w:left="5040" w:hanging="360"/>
-      </w:pPr>
-    </w:lvl>
-    <w:lvl w:ilvl="7" w:tentative="1">
-      <w:start w:val="1"/>
-      <w:numFmt w:val="decimal"/>
-      <w:lvlText w:val="%8."/>
-      <w:lvlJc w:val="left"/>
-      <w:pPr>
-        <w:tabs>
-          <w:tab w:val="num" w:pos="5760"/>
-        </w:tabs>
-        <w:ind w:left="5760" w:hanging="360"/>
-      </w:pPr>
-    </w:lvl>
-    <w:lvl w:ilvl="8" w:tentative="1">
-      <w:start w:val="1"/>
-      <w:numFmt w:val="decimal"/>
-      <w:lvlText w:val="%9."/>
-      <w:lvlJc w:val="left"/>
-      <w:pPr>
-        <w:tabs>
-          <w:tab w:val="num" w:pos="6480"/>
-        </w:tabs>
-        <w:ind w:left="6480" w:hanging="360"/>
-      </w:pPr>
-    </w:lvl>
-  </w:abstractNum>
-  <w:abstractNum w:abstractNumId="9" w15:restartNumberingAfterBreak="0">
-    <w:nsid w:val="724B7133"/>
-    <w:multiLevelType w:val="multilevel"/>
-    <w:tmpl w:val="E104EA34"/>
-    <w:lvl w:ilvl="0">
-      <w:start w:val="17"/>
-      <w:numFmt w:val="decimal"/>
-      <w:lvlText w:val="%1."/>
-      <w:lvlJc w:val="left"/>
-      <w:pPr>
-        <w:tabs>
-          <w:tab w:val="num" w:pos="720"/>
-        </w:tabs>
-        <w:ind w:left="720" w:hanging="360"/>
-      </w:pPr>
-    </w:lvl>
-    <w:lvl w:ilvl="1" w:tentative="1">
-      <w:start w:val="1"/>
-      <w:numFmt w:val="decimal"/>
-      <w:lvlText w:val="%2."/>
-      <w:lvlJc w:val="left"/>
-      <w:pPr>
-        <w:tabs>
-          <w:tab w:val="num" w:pos="1440"/>
-        </w:tabs>
-        <w:ind w:left="1440" w:hanging="360"/>
-      </w:pPr>
-    </w:lvl>
-    <w:lvl w:ilvl="2" w:tentative="1">
-      <w:start w:val="1"/>
-      <w:numFmt w:val="decimal"/>
-      <w:lvlText w:val="%3."/>
-      <w:lvlJc w:val="left"/>
-      <w:pPr>
-        <w:tabs>
-          <w:tab w:val="num" w:pos="2160"/>
-        </w:tabs>
-        <w:ind w:left="2160" w:hanging="360"/>
-      </w:pPr>
-    </w:lvl>
-    <w:lvl w:ilvl="3" w:tentative="1">
-      <w:start w:val="1"/>
-      <w:numFmt w:val="decimal"/>
-      <w:lvlText w:val="%4."/>
-      <w:lvlJc w:val="left"/>
-      <w:pPr>
-        <w:tabs>
-          <w:tab w:val="num" w:pos="2880"/>
-        </w:tabs>
-        <w:ind w:left="2880" w:hanging="360"/>
-      </w:pPr>
-    </w:lvl>
-    <w:lvl w:ilvl="4" w:tentative="1">
-      <w:start w:val="1"/>
-      <w:numFmt w:val="decimal"/>
-      <w:lvlText w:val="%5."/>
-      <w:lvlJc w:val="left"/>
-      <w:pPr>
-        <w:tabs>
-          <w:tab w:val="num" w:pos="3600"/>
-        </w:tabs>
-        <w:ind w:left="3600" w:hanging="360"/>
-      </w:pPr>
-    </w:lvl>
-    <w:lvl w:ilvl="5" w:tentative="1">
-      <w:start w:val="1"/>
-      <w:numFmt w:val="decimal"/>
-      <w:lvlText w:val="%6."/>
-      <w:lvlJc w:val="left"/>
-      <w:pPr>
-        <w:tabs>
-          <w:tab w:val="num" w:pos="4320"/>
-        </w:tabs>
-        <w:ind w:left="4320" w:hanging="360"/>
-      </w:pPr>
-    </w:lvl>
-    <w:lvl w:ilvl="6" w:tentative="1">
-      <w:start w:val="1"/>
-      <w:numFmt w:val="decimal"/>
-      <w:lvlText w:val="%7."/>
-      <w:lvlJc w:val="left"/>
-      <w:pPr>
-        <w:tabs>
-          <w:tab w:val="num" w:pos="5040"/>
-        </w:tabs>
-        <w:ind w:left="5040" w:hanging="360"/>
-      </w:pPr>
-    </w:lvl>
-    <w:lvl w:ilvl="7" w:tentative="1">
-      <w:start w:val="1"/>
-      <w:numFmt w:val="decimal"/>
-      <w:lvlText w:val="%8."/>
-      <w:lvlJc w:val="left"/>
-      <w:pPr>
-        <w:tabs>
-          <w:tab w:val="num" w:pos="5760"/>
-        </w:tabs>
-        <w:ind w:left="5760" w:hanging="360"/>
-      </w:pPr>
-    </w:lvl>
-    <w:lvl w:ilvl="8" w:tentative="1">
-      <w:start w:val="1"/>
-      <w:numFmt w:val="decimal"/>
-      <w:lvlText w:val="%9."/>
-      <w:lvlJc w:val="left"/>
-      <w:pPr>
-        <w:tabs>
-          <w:tab w:val="num" w:pos="6480"/>
-        </w:tabs>
-        <w:ind w:left="6480" w:hanging="360"/>
-      </w:pPr>
-    </w:lvl>
-  </w:abstractNum>
-  <w:num w:numId="1" w16cid:durableId="1673794638">
-    <w:abstractNumId w:val="3"/>
+  <w:num w:numId="1" w16cid:durableId="1789272947">
+    <w:abstractNumId w:val="2"/>
   </w:num>
-  <w:num w:numId="2" w16cid:durableId="2040398585">
-    <w:abstractNumId w:val="0"/>
-  </w:num>
-  <w:num w:numId="3" w16cid:durableId="1513299094">
-    <w:abstractNumId w:val="6"/>
-  </w:num>
-  <w:num w:numId="4" w16cid:durableId="2039234592">
-    <w:abstractNumId w:val="5"/>
-  </w:num>
-  <w:num w:numId="5" w16cid:durableId="248200740">
-    <w:abstractNumId w:val="7"/>
-  </w:num>
-  <w:num w:numId="6" w16cid:durableId="1023552218">
-    <w:abstractNumId w:val="9"/>
-  </w:num>
-  <w:num w:numId="7" w16cid:durableId="398212122">
-    <w:abstractNumId w:val="4"/>
-  </w:num>
-  <w:num w:numId="8" w16cid:durableId="534806457">
+  <w:num w:numId="2" w16cid:durableId="437723898">
     <w:abstractNumId w:val="1"/>
   </w:num>
-  <w:num w:numId="9" w16cid:durableId="182785572">
-    <w:abstractNumId w:val="8"/>
-  </w:num>
-  <w:num w:numId="10" w16cid:durableId="1930842901">
-    <w:abstractNumId w:val="2"/>
+  <w:num w:numId="3" w16cid:durableId="309941562">
+    <w:abstractNumId w:val="0"/>
   </w:num>
 </w:numbering>
 </file>
@@ -10905,6 +10389,7 @@
   <w:style w:type="character" w:default="1" w:styleId="a1">
     <w:name w:val="Default Paragraph Font"/>
     <w:uiPriority w:val="1"/>
+    <w:semiHidden/>
     <w:unhideWhenUsed/>
   </w:style>
   <w:style w:type="table" w:default="1" w:styleId="a2">
@@ -10936,27 +10421,156 @@
       <w:u w:val="single"/>
     </w:rPr>
   </w:style>
-  <w:style w:type="character" w:customStyle="1" w:styleId="a4">
-    <w:name w:val="Символ нумерации"/>
+  <w:style w:type="character" w:customStyle="1" w:styleId="user">
+    <w:name w:val="Символ нумерации (user)"/>
     <w:qFormat/>
   </w:style>
-  <w:style w:type="character" w:customStyle="1" w:styleId="a5">
-    <w:name w:val="Маркеры"/>
+  <w:style w:type="character" w:customStyle="1" w:styleId="user0">
+    <w:name w:val="Маркеры (user)"/>
     <w:qFormat/>
     <w:rPr>
       <w:rFonts w:ascii="OpenSymbol" w:eastAsia="OpenSymbol" w:hAnsi="OpenSymbol" w:cs="OpenSymbol"/>
     </w:rPr>
   </w:style>
-  <w:style w:type="character" w:styleId="a6">
+  <w:style w:type="character" w:styleId="a4">
     <w:name w:val="Hyperlink"/>
+    <w:uiPriority w:val="99"/>
     <w:rPr>
       <w:color w:val="000080"/>
       <w:u w:val="single"/>
     </w:rPr>
   </w:style>
-  <w:style w:type="character" w:customStyle="1" w:styleId="a7">
+  <w:style w:type="character" w:customStyle="1" w:styleId="user1">
+    <w:name w:val="Ссылка указателя (user)"/>
+    <w:qFormat/>
+  </w:style>
+  <w:style w:type="character" w:customStyle="1" w:styleId="a5">
+    <w:name w:val="Основной текст Знак"/>
+    <w:basedOn w:val="a1"/>
+    <w:link w:val="a0"/>
+    <w:qFormat/>
+    <w:rsid w:val="00827D46"/>
+    <w:rPr>
+      <w:rFonts w:ascii="Times New Roman" w:hAnsi="Times New Roman"/>
+      <w:sz w:val="28"/>
+    </w:rPr>
+  </w:style>
+  <w:style w:type="character" w:customStyle="1" w:styleId="11">
+    <w:name w:val="Стиль1 Знак"/>
+    <w:basedOn w:val="a5"/>
+    <w:link w:val="12"/>
+    <w:qFormat/>
+    <w:rsid w:val="00827D46"/>
+    <w:rPr>
+      <w:rFonts w:ascii="Times New Roman" w:hAnsi="Times New Roman"/>
+      <w:sz w:val="28"/>
+    </w:rPr>
+  </w:style>
+  <w:style w:type="character" w:customStyle="1" w:styleId="20">
+    <w:name w:val="Заголовок 2 Знак"/>
+    <w:basedOn w:val="a1"/>
+    <w:link w:val="2"/>
+    <w:uiPriority w:val="9"/>
+    <w:semiHidden/>
+    <w:qFormat/>
+    <w:rsid w:val="003B1F91"/>
+    <w:rPr>
+      <w:rFonts w:asciiTheme="majorHAnsi" w:eastAsiaTheme="majorEastAsia" w:hAnsiTheme="majorHAnsi" w:cs="Mangal"/>
+      <w:color w:val="2F5496" w:themeColor="accent1" w:themeShade="BF"/>
+      <w:sz w:val="26"/>
+      <w:szCs w:val="23"/>
+    </w:rPr>
+  </w:style>
+  <w:style w:type="character" w:styleId="a6">
+    <w:name w:val="Unresolved Mention"/>
+    <w:basedOn w:val="a1"/>
+    <w:uiPriority w:val="99"/>
+    <w:semiHidden/>
+    <w:unhideWhenUsed/>
+    <w:qFormat/>
+    <w:rsid w:val="00D60B89"/>
+    <w:rPr>
+      <w:color w:val="605E5C"/>
+      <w:shd w:val="clear" w:color="auto" w:fill="E1DFDD"/>
+    </w:rPr>
+  </w:style>
+  <w:style w:type="character" w:styleId="a7">
+    <w:name w:val="Strong"/>
+    <w:basedOn w:val="a1"/>
+    <w:uiPriority w:val="22"/>
+    <w:qFormat/>
+    <w:rsid w:val="00BE6DC6"/>
+    <w:rPr>
+      <w:b/>
+      <w:bCs/>
+    </w:rPr>
+  </w:style>
+  <w:style w:type="character" w:customStyle="1" w:styleId="a8">
     <w:name w:val="Ссылка указателя"/>
     <w:qFormat/>
+  </w:style>
+  <w:style w:type="character" w:customStyle="1" w:styleId="a9">
+    <w:name w:val="Символ нумерации"/>
+    <w:qFormat/>
+  </w:style>
+  <w:style w:type="paragraph" w:styleId="aa">
+    <w:name w:val="Title"/>
+    <w:basedOn w:val="10"/>
+    <w:next w:val="a0"/>
+    <w:qFormat/>
+    <w:pPr>
+      <w:jc w:val="center"/>
+    </w:pPr>
+    <w:rPr>
+      <w:b/>
+      <w:bCs/>
+      <w:sz w:val="56"/>
+      <w:szCs w:val="56"/>
+    </w:rPr>
+  </w:style>
+  <w:style w:type="paragraph" w:styleId="a0">
+    <w:name w:val="Body Text"/>
+    <w:basedOn w:val="a"/>
+    <w:link w:val="a5"/>
+    <w:pPr>
+      <w:spacing w:after="140" w:line="360" w:lineRule="auto"/>
+      <w:ind w:firstLine="709"/>
+      <w:jc w:val="both"/>
+    </w:pPr>
+    <w:rPr>
+      <w:rFonts w:ascii="Times New Roman" w:hAnsi="Times New Roman"/>
+      <w:sz w:val="28"/>
+    </w:rPr>
+  </w:style>
+  <w:style w:type="paragraph" w:styleId="ab">
+    <w:name w:val="List"/>
+    <w:basedOn w:val="Textbody"/>
+  </w:style>
+  <w:style w:type="paragraph" w:styleId="ac">
+    <w:name w:val="caption"/>
+    <w:basedOn w:val="Standard"/>
+    <w:qFormat/>
+    <w:pPr>
+      <w:suppressLineNumbers/>
+      <w:spacing w:before="120" w:after="120"/>
+    </w:pPr>
+    <w:rPr>
+      <w:i/>
+      <w:iCs/>
+    </w:rPr>
+  </w:style>
+  <w:style w:type="paragraph" w:styleId="ad">
+    <w:name w:val="index heading"/>
+    <w:basedOn w:val="10"/>
+    <w:pPr>
+      <w:suppressLineNumbers/>
+    </w:pPr>
+    <w:rPr>
+      <w:b/>
+      <w:bCs/>
+      <w:sz w:val="32"/>
+      <w:szCs w:val="32"/>
+    </w:rPr>
   </w:style>
   <w:style w:type="paragraph" w:customStyle="1" w:styleId="10">
     <w:name w:val="Заголовок1"/>
@@ -10973,38 +10587,7 @@
       <w:szCs w:val="28"/>
     </w:rPr>
   </w:style>
-  <w:style w:type="paragraph" w:styleId="a0">
-    <w:name w:val="Body Text"/>
-    <w:basedOn w:val="a"/>
-    <w:link w:val="a8"/>
-    <w:pPr>
-      <w:spacing w:after="140" w:line="360" w:lineRule="auto"/>
-      <w:ind w:firstLine="709"/>
-      <w:jc w:val="both"/>
-    </w:pPr>
-    <w:rPr>
-      <w:rFonts w:ascii="Times New Roman" w:hAnsi="Times New Roman"/>
-      <w:sz w:val="28"/>
-    </w:rPr>
-  </w:style>
-  <w:style w:type="paragraph" w:styleId="a9">
-    <w:name w:val="List"/>
-    <w:basedOn w:val="Textbody"/>
-  </w:style>
-  <w:style w:type="paragraph" w:styleId="aa">
-    <w:name w:val="caption"/>
-    <w:basedOn w:val="Standard"/>
-    <w:qFormat/>
-    <w:pPr>
-      <w:suppressLineNumbers/>
-      <w:spacing w:before="120" w:after="120"/>
-    </w:pPr>
-    <w:rPr>
-      <w:i/>
-      <w:iCs/>
-    </w:rPr>
-  </w:style>
-  <w:style w:type="paragraph" w:customStyle="1" w:styleId="11">
+  <w:style w:type="paragraph" w:customStyle="1" w:styleId="13">
     <w:name w:val="Указатель1"/>
     <w:basedOn w:val="Standard"/>
     <w:qFormat/>
@@ -11027,86 +10610,46 @@
       <w:spacing w:after="140" w:line="276" w:lineRule="auto"/>
     </w:pPr>
   </w:style>
-  <w:style w:type="paragraph" w:styleId="ab">
-    <w:name w:val="Title"/>
-    <w:basedOn w:val="10"/>
-    <w:next w:val="a0"/>
-    <w:qFormat/>
-    <w:pPr>
-      <w:jc w:val="center"/>
-    </w:pPr>
-    <w:rPr>
-      <w:b/>
-      <w:bCs/>
-      <w:sz w:val="56"/>
-      <w:szCs w:val="56"/>
-    </w:rPr>
-  </w:style>
-  <w:style w:type="paragraph" w:styleId="ac">
-    <w:name w:val="index heading"/>
-    <w:basedOn w:val="10"/>
-    <w:pPr>
-      <w:suppressLineNumbers/>
-    </w:pPr>
-    <w:rPr>
-      <w:b/>
-      <w:bCs/>
-      <w:sz w:val="32"/>
-      <w:szCs w:val="32"/>
-    </w:rPr>
-  </w:style>
-  <w:style w:type="paragraph" w:styleId="ad">
+  <w:style w:type="paragraph" w:styleId="ae">
     <w:name w:val="TOC Heading"/>
-    <w:basedOn w:val="ac"/>
+    <w:basedOn w:val="ad"/>
     <w:qFormat/>
   </w:style>
-  <w:style w:type="paragraph" w:styleId="12">
+  <w:style w:type="paragraph" w:styleId="14">
     <w:name w:val="toc 1"/>
-    <w:basedOn w:val="11"/>
+    <w:basedOn w:val="13"/>
+    <w:uiPriority w:val="39"/>
     <w:pPr>
       <w:tabs>
         <w:tab w:val="right" w:leader="dot" w:pos="9638"/>
       </w:tabs>
     </w:pPr>
   </w:style>
-  <w:style w:type="numbering" w:customStyle="1" w:styleId="ae">
+  <w:style w:type="paragraph" w:customStyle="1" w:styleId="12">
+    <w:name w:val="Стиль1"/>
+    <w:basedOn w:val="a0"/>
+    <w:link w:val="11"/>
+    <w:qFormat/>
+    <w:rsid w:val="00827D46"/>
+    <w:pPr>
+      <w:spacing w:before="120" w:after="120"/>
+    </w:pPr>
+  </w:style>
+  <w:style w:type="numbering" w:customStyle="1" w:styleId="af">
     <w:name w:val="Без списка"/>
     <w:uiPriority w:val="99"/>
     <w:semiHidden/>
     <w:unhideWhenUsed/>
     <w:qFormat/>
   </w:style>
-  <w:style w:type="paragraph" w:customStyle="1" w:styleId="13">
-    <w:name w:val="Стиль1"/>
-    <w:basedOn w:val="a0"/>
-    <w:link w:val="14"/>
+  <w:style w:type="numbering" w:customStyle="1" w:styleId="user2">
+    <w:name w:val="Без списка (user)"/>
+    <w:uiPriority w:val="99"/>
+    <w:semiHidden/>
+    <w:unhideWhenUsed/>
     <w:qFormat/>
-    <w:rsid w:val="00827D46"/>
-    <w:pPr>
-      <w:spacing w:before="120" w:after="120"/>
-    </w:pPr>
   </w:style>
-  <w:style w:type="character" w:customStyle="1" w:styleId="a8">
-    <w:name w:val="Основной текст Знак"/>
-    <w:basedOn w:val="a1"/>
-    <w:link w:val="a0"/>
-    <w:rsid w:val="00827D46"/>
-    <w:rPr>
-      <w:rFonts w:ascii="Times New Roman" w:hAnsi="Times New Roman"/>
-      <w:sz w:val="28"/>
-    </w:rPr>
-  </w:style>
-  <w:style w:type="character" w:customStyle="1" w:styleId="14">
-    <w:name w:val="Стиль1 Знак"/>
-    <w:basedOn w:val="a8"/>
-    <w:link w:val="13"/>
-    <w:rsid w:val="00827D46"/>
-    <w:rPr>
-      <w:rFonts w:ascii="Times New Roman" w:hAnsi="Times New Roman"/>
-      <w:sz w:val="28"/>
-    </w:rPr>
-  </w:style>
-  <w:style w:type="table" w:styleId="af">
+  <w:style w:type="table" w:styleId="af0">
     <w:name w:val="Table Grid"/>
     <w:basedOn w:val="a2"/>
     <w:uiPriority w:val="39"/>
@@ -11121,43 +10664,6 @@
         <w:insideV w:val="single" w:sz="4" w:space="0" w:color="auto"/>
       </w:tblBorders>
     </w:tblPr>
-  </w:style>
-  <w:style w:type="character" w:customStyle="1" w:styleId="20">
-    <w:name w:val="Заголовок 2 Знак"/>
-    <w:basedOn w:val="a1"/>
-    <w:link w:val="2"/>
-    <w:uiPriority w:val="9"/>
-    <w:semiHidden/>
-    <w:rsid w:val="003B1F91"/>
-    <w:rPr>
-      <w:rFonts w:asciiTheme="majorHAnsi" w:eastAsiaTheme="majorEastAsia" w:hAnsiTheme="majorHAnsi" w:cs="Mangal"/>
-      <w:color w:val="2F5496" w:themeColor="accent1" w:themeShade="BF"/>
-      <w:sz w:val="26"/>
-      <w:szCs w:val="23"/>
-    </w:rPr>
-  </w:style>
-  <w:style w:type="character" w:styleId="af0">
-    <w:name w:val="Unresolved Mention"/>
-    <w:basedOn w:val="a1"/>
-    <w:uiPriority w:val="99"/>
-    <w:semiHidden/>
-    <w:unhideWhenUsed/>
-    <w:rsid w:val="00D60B89"/>
-    <w:rPr>
-      <w:color w:val="605E5C"/>
-      <w:shd w:val="clear" w:color="auto" w:fill="E1DFDD"/>
-    </w:rPr>
-  </w:style>
-  <w:style w:type="character" w:styleId="af1">
-    <w:name w:val="Strong"/>
-    <w:basedOn w:val="a1"/>
-    <w:uiPriority w:val="22"/>
-    <w:qFormat/>
-    <w:rsid w:val="00BE6DC6"/>
-    <w:rPr>
-      <w:b/>
-      <w:bCs/>
-    </w:rPr>
   </w:style>
 </w:styles>
 </file>

--- a/docs/Гамов П.А. ВКР.docx
+++ b/docs/Гамов П.А. ВКР.docx
@@ -2224,12 +2224,9 @@
         <w:p>
           <w:pPr>
             <w:pStyle w:val="14"/>
-            <w:ind w:firstLine="851"/>
             <w:rPr>
-              <w:rFonts w:ascii="Times New Roman" w:eastAsiaTheme="minorEastAsia" w:hAnsi="Times New Roman" w:cs="Times New Roman"/>
+              <w:rFonts w:asciiTheme="minorHAnsi" w:eastAsiaTheme="minorEastAsia" w:hAnsiTheme="minorHAnsi" w:cstheme="minorBidi"/>
               <w:noProof/>
-              <w:sz w:val="28"/>
-              <w:szCs w:val="28"/>
               <w:lang w:eastAsia="ru-RU" w:bidi="ar-SA"/>
               <w14:ligatures w14:val="standardContextual"/>
             </w:rPr>
@@ -2258,83 +2255,61 @@
             </w:rPr>
             <w:fldChar w:fldCharType="separate"/>
           </w:r>
-          <w:hyperlink w:anchor="_Toc226579450" w:history="1">
+          <w:hyperlink w:anchor="_Toc226724649" w:history="1">
             <w:r>
               <w:rPr>
                 <w:rStyle w:val="a6"/>
-                <w:rFonts w:ascii="Times New Roman" w:hAnsi="Times New Roman" w:cs="Times New Roman"/>
+                <w:rFonts w:cs="Times New Roman"/>
                 <w:noProof/>
-                <w:sz w:val="28"/>
-                <w:szCs w:val="28"/>
               </w:rPr>
               <w:t>Глава 1. Постановка проблемы</w:t>
             </w:r>
             <w:r>
               <w:rPr>
-                <w:rFonts w:ascii="Times New Roman" w:hAnsi="Times New Roman" w:cs="Times New Roman"/>
                 <w:noProof/>
                 <w:webHidden/>
-                <w:sz w:val="28"/>
-                <w:szCs w:val="28"/>
               </w:rPr>
               <w:tab/>
             </w:r>
             <w:r>
               <w:rPr>
-                <w:rFonts w:ascii="Times New Roman" w:hAnsi="Times New Roman" w:cs="Times New Roman"/>
                 <w:noProof/>
                 <w:webHidden/>
-                <w:sz w:val="28"/>
-                <w:szCs w:val="28"/>
               </w:rPr>
               <w:fldChar w:fldCharType="begin"/>
             </w:r>
             <w:r>
               <w:rPr>
-                <w:rFonts w:ascii="Times New Roman" w:hAnsi="Times New Roman" w:cs="Times New Roman"/>
                 <w:noProof/>
                 <w:webHidden/>
-                <w:sz w:val="28"/>
-                <w:szCs w:val="28"/>
-              </w:rPr>
-              <w:instrText xml:space="preserve"> PAGEREF _Toc226579450 \h </w:instrText>
-            </w:r>
-            <w:r>
-              <w:rPr>
-                <w:rFonts w:ascii="Times New Roman" w:hAnsi="Times New Roman" w:cs="Times New Roman"/>
+              </w:rPr>
+              <w:instrText xml:space="preserve"> PAGEREF _Toc226724649 \h </w:instrText>
+            </w:r>
+            <w:r>
+              <w:rPr>
                 <w:noProof/>
                 <w:webHidden/>
-                <w:sz w:val="28"/>
-                <w:szCs w:val="28"/>
-              </w:rPr>
-            </w:r>
-            <w:r>
-              <w:rPr>
-                <w:rFonts w:ascii="Times New Roman" w:hAnsi="Times New Roman" w:cs="Times New Roman"/>
+              </w:rPr>
+            </w:r>
+            <w:r>
+              <w:rPr>
                 <w:noProof/>
                 <w:webHidden/>
-                <w:sz w:val="28"/>
-                <w:szCs w:val="28"/>
               </w:rPr>
               <w:fldChar w:fldCharType="separate"/>
             </w:r>
             <w:r>
               <w:rPr>
-                <w:rFonts w:ascii="Times New Roman" w:hAnsi="Times New Roman" w:cs="Times New Roman"/>
+                <w:rFonts w:hint="eastAsia"/>
                 <w:noProof/>
                 <w:webHidden/>
-                <w:sz w:val="28"/>
-                <w:szCs w:val="28"/>
               </w:rPr>
               <w:t>3</w:t>
             </w:r>
             <w:r>
               <w:rPr>
-                <w:rFonts w:ascii="Times New Roman" w:hAnsi="Times New Roman" w:cs="Times New Roman"/>
                 <w:noProof/>
                 <w:webHidden/>
-                <w:sz w:val="28"/>
-                <w:szCs w:val="28"/>
               </w:rPr>
               <w:fldChar w:fldCharType="end"/>
             </w:r>
@@ -2346,93 +2321,68 @@
             <w:tabs>
               <w:tab w:val="right" w:leader="dot" w:pos="9628"/>
             </w:tabs>
-            <w:ind w:firstLine="851"/>
             <w:rPr>
-              <w:rFonts w:ascii="Times New Roman" w:eastAsiaTheme="minorEastAsia" w:hAnsi="Times New Roman" w:cs="Times New Roman"/>
+              <w:rFonts w:asciiTheme="minorHAnsi" w:eastAsiaTheme="minorEastAsia" w:hAnsiTheme="minorHAnsi" w:cstheme="minorBidi"/>
               <w:noProof/>
-              <w:sz w:val="28"/>
-              <w:szCs w:val="28"/>
+              <w:szCs w:val="24"/>
               <w:lang w:eastAsia="ru-RU" w:bidi="ar-SA"/>
               <w14:ligatures w14:val="standardContextual"/>
             </w:rPr>
           </w:pPr>
-          <w:hyperlink w:anchor="_Toc226579451" w:history="1">
+          <w:hyperlink w:anchor="_Toc226724650" w:history="1">
             <w:r>
               <w:rPr>
                 <w:rStyle w:val="a6"/>
-                <w:rFonts w:ascii="Times New Roman" w:hAnsi="Times New Roman" w:cs="Times New Roman"/>
                 <w:noProof/>
-                <w:sz w:val="28"/>
-                <w:szCs w:val="28"/>
               </w:rPr>
               <w:t>1.1. Феномен отсутствия здоровых привычек: сущность проблемы и ее актуальность в цифровую эпоху</w:t>
             </w:r>
             <w:r>
               <w:rPr>
-                <w:rFonts w:ascii="Times New Roman" w:hAnsi="Times New Roman" w:cs="Times New Roman"/>
                 <w:noProof/>
                 <w:webHidden/>
-                <w:sz w:val="28"/>
-                <w:szCs w:val="28"/>
               </w:rPr>
               <w:tab/>
             </w:r>
             <w:r>
               <w:rPr>
-                <w:rFonts w:ascii="Times New Roman" w:hAnsi="Times New Roman" w:cs="Times New Roman"/>
                 <w:noProof/>
                 <w:webHidden/>
-                <w:sz w:val="28"/>
-                <w:szCs w:val="28"/>
               </w:rPr>
               <w:fldChar w:fldCharType="begin"/>
             </w:r>
             <w:r>
               <w:rPr>
-                <w:rFonts w:ascii="Times New Roman" w:hAnsi="Times New Roman" w:cs="Times New Roman"/>
                 <w:noProof/>
                 <w:webHidden/>
-                <w:sz w:val="28"/>
-                <w:szCs w:val="28"/>
-              </w:rPr>
-              <w:instrText xml:space="preserve"> PAGEREF _Toc226579451 \h </w:instrText>
-            </w:r>
-            <w:r>
-              <w:rPr>
-                <w:rFonts w:ascii="Times New Roman" w:hAnsi="Times New Roman" w:cs="Times New Roman"/>
+              </w:rPr>
+              <w:instrText xml:space="preserve"> PAGEREF _Toc226724650 \h </w:instrText>
+            </w:r>
+            <w:r>
+              <w:rPr>
                 <w:noProof/>
                 <w:webHidden/>
-                <w:sz w:val="28"/>
-                <w:szCs w:val="28"/>
-              </w:rPr>
-            </w:r>
-            <w:r>
-              <w:rPr>
-                <w:rFonts w:ascii="Times New Roman" w:hAnsi="Times New Roman" w:cs="Times New Roman"/>
+              </w:rPr>
+            </w:r>
+            <w:r>
+              <w:rPr>
                 <w:noProof/>
                 <w:webHidden/>
-                <w:sz w:val="28"/>
-                <w:szCs w:val="28"/>
               </w:rPr>
               <w:fldChar w:fldCharType="separate"/>
             </w:r>
             <w:r>
               <w:rPr>
-                <w:rFonts w:ascii="Times New Roman" w:hAnsi="Times New Roman" w:cs="Times New Roman"/>
+                <w:rFonts w:hint="eastAsia"/>
                 <w:noProof/>
                 <w:webHidden/>
-                <w:sz w:val="28"/>
-                <w:szCs w:val="28"/>
               </w:rPr>
               <w:t>3</w:t>
             </w:r>
             <w:r>
               <w:rPr>
-                <w:rFonts w:ascii="Times New Roman" w:hAnsi="Times New Roman" w:cs="Times New Roman"/>
                 <w:noProof/>
                 <w:webHidden/>
-                <w:sz w:val="28"/>
-                <w:szCs w:val="28"/>
               </w:rPr>
               <w:fldChar w:fldCharType="end"/>
             </w:r>
@@ -2444,93 +2394,68 @@
             <w:tabs>
               <w:tab w:val="right" w:leader="dot" w:pos="9628"/>
             </w:tabs>
-            <w:ind w:firstLine="851"/>
             <w:rPr>
-              <w:rFonts w:ascii="Times New Roman" w:eastAsiaTheme="minorEastAsia" w:hAnsi="Times New Roman" w:cs="Times New Roman"/>
+              <w:rFonts w:asciiTheme="minorHAnsi" w:eastAsiaTheme="minorEastAsia" w:hAnsiTheme="minorHAnsi" w:cstheme="minorBidi"/>
               <w:noProof/>
-              <w:sz w:val="28"/>
-              <w:szCs w:val="28"/>
+              <w:szCs w:val="24"/>
               <w:lang w:eastAsia="ru-RU" w:bidi="ar-SA"/>
               <w14:ligatures w14:val="standardContextual"/>
             </w:rPr>
           </w:pPr>
-          <w:hyperlink w:anchor="_Toc226579452" w:history="1">
+          <w:hyperlink w:anchor="_Toc226724651" w:history="1">
             <w:r>
               <w:rPr>
                 <w:rStyle w:val="a6"/>
-                <w:rFonts w:ascii="Times New Roman" w:hAnsi="Times New Roman" w:cs="Times New Roman"/>
                 <w:noProof/>
-                <w:sz w:val="28"/>
-                <w:szCs w:val="28"/>
               </w:rPr>
               <w:t>1.2 Влияние отсутствия здоровых привычек на качество жизни</w:t>
             </w:r>
             <w:r>
               <w:rPr>
-                <w:rFonts w:ascii="Times New Roman" w:hAnsi="Times New Roman" w:cs="Times New Roman"/>
                 <w:noProof/>
                 <w:webHidden/>
-                <w:sz w:val="28"/>
-                <w:szCs w:val="28"/>
               </w:rPr>
               <w:tab/>
             </w:r>
             <w:r>
               <w:rPr>
-                <w:rFonts w:ascii="Times New Roman" w:hAnsi="Times New Roman" w:cs="Times New Roman"/>
                 <w:noProof/>
                 <w:webHidden/>
-                <w:sz w:val="28"/>
-                <w:szCs w:val="28"/>
               </w:rPr>
               <w:fldChar w:fldCharType="begin"/>
             </w:r>
             <w:r>
               <w:rPr>
-                <w:rFonts w:ascii="Times New Roman" w:hAnsi="Times New Roman" w:cs="Times New Roman"/>
                 <w:noProof/>
                 <w:webHidden/>
-                <w:sz w:val="28"/>
-                <w:szCs w:val="28"/>
-              </w:rPr>
-              <w:instrText xml:space="preserve"> PAGEREF _Toc226579452 \h </w:instrText>
-            </w:r>
-            <w:r>
-              <w:rPr>
-                <w:rFonts w:ascii="Times New Roman" w:hAnsi="Times New Roman" w:cs="Times New Roman"/>
+              </w:rPr>
+              <w:instrText xml:space="preserve"> PAGEREF _Toc226724651 \h </w:instrText>
+            </w:r>
+            <w:r>
+              <w:rPr>
                 <w:noProof/>
                 <w:webHidden/>
-                <w:sz w:val="28"/>
-                <w:szCs w:val="28"/>
-              </w:rPr>
-            </w:r>
-            <w:r>
-              <w:rPr>
-                <w:rFonts w:ascii="Times New Roman" w:hAnsi="Times New Roman" w:cs="Times New Roman"/>
+              </w:rPr>
+            </w:r>
+            <w:r>
+              <w:rPr>
                 <w:noProof/>
                 <w:webHidden/>
-                <w:sz w:val="28"/>
-                <w:szCs w:val="28"/>
               </w:rPr>
               <w:fldChar w:fldCharType="separate"/>
             </w:r>
             <w:r>
               <w:rPr>
-                <w:rFonts w:ascii="Times New Roman" w:hAnsi="Times New Roman" w:cs="Times New Roman"/>
+                <w:rFonts w:hint="eastAsia"/>
                 <w:noProof/>
                 <w:webHidden/>
-                <w:sz w:val="28"/>
-                <w:szCs w:val="28"/>
               </w:rPr>
               <w:t>5</w:t>
             </w:r>
             <w:r>
               <w:rPr>
-                <w:rFonts w:ascii="Times New Roman" w:hAnsi="Times New Roman" w:cs="Times New Roman"/>
                 <w:noProof/>
                 <w:webHidden/>
-                <w:sz w:val="28"/>
-                <w:szCs w:val="28"/>
               </w:rPr>
               <w:fldChar w:fldCharType="end"/>
             </w:r>
@@ -2542,93 +2467,68 @@
             <w:tabs>
               <w:tab w:val="right" w:leader="dot" w:pos="9628"/>
             </w:tabs>
-            <w:ind w:firstLine="851"/>
             <w:rPr>
-              <w:rFonts w:ascii="Times New Roman" w:eastAsiaTheme="minorEastAsia" w:hAnsi="Times New Roman" w:cs="Times New Roman"/>
+              <w:rFonts w:asciiTheme="minorHAnsi" w:eastAsiaTheme="minorEastAsia" w:hAnsiTheme="minorHAnsi" w:cstheme="minorBidi"/>
               <w:noProof/>
-              <w:sz w:val="28"/>
-              <w:szCs w:val="28"/>
+              <w:szCs w:val="24"/>
               <w:lang w:eastAsia="ru-RU" w:bidi="ar-SA"/>
               <w14:ligatures w14:val="standardContextual"/>
             </w:rPr>
           </w:pPr>
-          <w:hyperlink w:anchor="_Toc226579453" w:history="1">
+          <w:hyperlink w:anchor="_Toc226724652" w:history="1">
             <w:r>
               <w:rPr>
                 <w:rStyle w:val="a6"/>
-                <w:rFonts w:ascii="Times New Roman" w:hAnsi="Times New Roman" w:cs="Times New Roman"/>
                 <w:noProof/>
-                <w:sz w:val="28"/>
-                <w:szCs w:val="28"/>
               </w:rPr>
               <w:t>1.3 Причины отсутствия здоровых привычек: многофакторный анализ</w:t>
             </w:r>
             <w:r>
               <w:rPr>
-                <w:rFonts w:ascii="Times New Roman" w:hAnsi="Times New Roman" w:cs="Times New Roman"/>
                 <w:noProof/>
                 <w:webHidden/>
-                <w:sz w:val="28"/>
-                <w:szCs w:val="28"/>
               </w:rPr>
               <w:tab/>
             </w:r>
             <w:r>
               <w:rPr>
-                <w:rFonts w:ascii="Times New Roman" w:hAnsi="Times New Roman" w:cs="Times New Roman"/>
                 <w:noProof/>
                 <w:webHidden/>
-                <w:sz w:val="28"/>
-                <w:szCs w:val="28"/>
               </w:rPr>
               <w:fldChar w:fldCharType="begin"/>
             </w:r>
             <w:r>
               <w:rPr>
-                <w:rFonts w:ascii="Times New Roman" w:hAnsi="Times New Roman" w:cs="Times New Roman"/>
                 <w:noProof/>
                 <w:webHidden/>
-                <w:sz w:val="28"/>
-                <w:szCs w:val="28"/>
-              </w:rPr>
-              <w:instrText xml:space="preserve"> PAGEREF _Toc226579453 \h </w:instrText>
-            </w:r>
-            <w:r>
-              <w:rPr>
-                <w:rFonts w:ascii="Times New Roman" w:hAnsi="Times New Roman" w:cs="Times New Roman"/>
+              </w:rPr>
+              <w:instrText xml:space="preserve"> PAGEREF _Toc226724652 \h </w:instrText>
+            </w:r>
+            <w:r>
+              <w:rPr>
                 <w:noProof/>
                 <w:webHidden/>
-                <w:sz w:val="28"/>
-                <w:szCs w:val="28"/>
-              </w:rPr>
-            </w:r>
-            <w:r>
-              <w:rPr>
-                <w:rFonts w:ascii="Times New Roman" w:hAnsi="Times New Roman" w:cs="Times New Roman"/>
+              </w:rPr>
+            </w:r>
+            <w:r>
+              <w:rPr>
                 <w:noProof/>
                 <w:webHidden/>
-                <w:sz w:val="28"/>
-                <w:szCs w:val="28"/>
               </w:rPr>
               <w:fldChar w:fldCharType="separate"/>
             </w:r>
             <w:r>
               <w:rPr>
-                <w:rFonts w:ascii="Times New Roman" w:hAnsi="Times New Roman" w:cs="Times New Roman"/>
+                <w:rFonts w:hint="eastAsia"/>
                 <w:noProof/>
                 <w:webHidden/>
-                <w:sz w:val="28"/>
-                <w:szCs w:val="28"/>
               </w:rPr>
               <w:t>7</w:t>
             </w:r>
             <w:r>
               <w:rPr>
-                <w:rFonts w:ascii="Times New Roman" w:hAnsi="Times New Roman" w:cs="Times New Roman"/>
                 <w:noProof/>
                 <w:webHidden/>
-                <w:sz w:val="28"/>
-                <w:szCs w:val="28"/>
               </w:rPr>
               <w:fldChar w:fldCharType="end"/>
             </w:r>
@@ -2640,93 +2540,68 @@
             <w:tabs>
               <w:tab w:val="right" w:leader="dot" w:pos="9628"/>
             </w:tabs>
-            <w:ind w:firstLine="851"/>
             <w:rPr>
-              <w:rFonts w:ascii="Times New Roman" w:eastAsiaTheme="minorEastAsia" w:hAnsi="Times New Roman" w:cs="Times New Roman"/>
+              <w:rFonts w:asciiTheme="minorHAnsi" w:eastAsiaTheme="minorEastAsia" w:hAnsiTheme="minorHAnsi" w:cstheme="minorBidi"/>
               <w:noProof/>
-              <w:sz w:val="28"/>
-              <w:szCs w:val="28"/>
+              <w:szCs w:val="24"/>
               <w:lang w:eastAsia="ru-RU" w:bidi="ar-SA"/>
               <w14:ligatures w14:val="standardContextual"/>
             </w:rPr>
           </w:pPr>
-          <w:hyperlink w:anchor="_Toc226579454" w:history="1">
+          <w:hyperlink w:anchor="_Toc226724653" w:history="1">
             <w:r>
               <w:rPr>
                 <w:rStyle w:val="a6"/>
-                <w:rFonts w:ascii="Times New Roman" w:hAnsi="Times New Roman" w:cs="Times New Roman"/>
                 <w:noProof/>
-                <w:sz w:val="28"/>
-                <w:szCs w:val="28"/>
               </w:rPr>
               <w:t>1.4 Существующие решения для формирования привычек: критический анализ</w:t>
             </w:r>
             <w:r>
               <w:rPr>
-                <w:rFonts w:ascii="Times New Roman" w:hAnsi="Times New Roman" w:cs="Times New Roman"/>
                 <w:noProof/>
                 <w:webHidden/>
-                <w:sz w:val="28"/>
-                <w:szCs w:val="28"/>
               </w:rPr>
               <w:tab/>
             </w:r>
             <w:r>
               <w:rPr>
-                <w:rFonts w:ascii="Times New Roman" w:hAnsi="Times New Roman" w:cs="Times New Roman"/>
                 <w:noProof/>
                 <w:webHidden/>
-                <w:sz w:val="28"/>
-                <w:szCs w:val="28"/>
               </w:rPr>
               <w:fldChar w:fldCharType="begin"/>
             </w:r>
             <w:r>
               <w:rPr>
-                <w:rFonts w:ascii="Times New Roman" w:hAnsi="Times New Roman" w:cs="Times New Roman"/>
                 <w:noProof/>
                 <w:webHidden/>
-                <w:sz w:val="28"/>
-                <w:szCs w:val="28"/>
-              </w:rPr>
-              <w:instrText xml:space="preserve"> PAGEREF _Toc226579454 \h </w:instrText>
-            </w:r>
-            <w:r>
-              <w:rPr>
-                <w:rFonts w:ascii="Times New Roman" w:hAnsi="Times New Roman" w:cs="Times New Roman"/>
+              </w:rPr>
+              <w:instrText xml:space="preserve"> PAGEREF _Toc226724653 \h </w:instrText>
+            </w:r>
+            <w:r>
+              <w:rPr>
                 <w:noProof/>
                 <w:webHidden/>
-                <w:sz w:val="28"/>
-                <w:szCs w:val="28"/>
-              </w:rPr>
-            </w:r>
-            <w:r>
-              <w:rPr>
-                <w:rFonts w:ascii="Times New Roman" w:hAnsi="Times New Roman" w:cs="Times New Roman"/>
+              </w:rPr>
+            </w:r>
+            <w:r>
+              <w:rPr>
                 <w:noProof/>
                 <w:webHidden/>
-                <w:sz w:val="28"/>
-                <w:szCs w:val="28"/>
               </w:rPr>
               <w:fldChar w:fldCharType="separate"/>
             </w:r>
             <w:r>
               <w:rPr>
-                <w:rFonts w:ascii="Times New Roman" w:hAnsi="Times New Roman" w:cs="Times New Roman"/>
+                <w:rFonts w:hint="eastAsia"/>
                 <w:noProof/>
                 <w:webHidden/>
-                <w:sz w:val="28"/>
-                <w:szCs w:val="28"/>
               </w:rPr>
               <w:t>11</w:t>
             </w:r>
             <w:r>
               <w:rPr>
-                <w:rFonts w:ascii="Times New Roman" w:hAnsi="Times New Roman" w:cs="Times New Roman"/>
                 <w:noProof/>
                 <w:webHidden/>
-                <w:sz w:val="28"/>
-                <w:szCs w:val="28"/>
               </w:rPr>
               <w:fldChar w:fldCharType="end"/>
             </w:r>
@@ -2735,93 +2610,68 @@
         <w:p>
           <w:pPr>
             <w:pStyle w:val="14"/>
-            <w:ind w:firstLine="851"/>
             <w:rPr>
-              <w:rFonts w:ascii="Times New Roman" w:eastAsiaTheme="minorEastAsia" w:hAnsi="Times New Roman" w:cs="Times New Roman"/>
+              <w:rFonts w:asciiTheme="minorHAnsi" w:eastAsiaTheme="minorEastAsia" w:hAnsiTheme="minorHAnsi" w:cstheme="minorBidi"/>
               <w:noProof/>
-              <w:sz w:val="28"/>
-              <w:szCs w:val="28"/>
               <w:lang w:eastAsia="ru-RU" w:bidi="ar-SA"/>
               <w14:ligatures w14:val="standardContextual"/>
             </w:rPr>
           </w:pPr>
-          <w:hyperlink w:anchor="_Toc226579455" w:history="1">
+          <w:hyperlink w:anchor="_Toc226724654" w:history="1">
             <w:r>
               <w:rPr>
                 <w:rStyle w:val="a6"/>
-                <w:rFonts w:ascii="Times New Roman" w:hAnsi="Times New Roman" w:cs="Times New Roman"/>
+                <w:rFonts w:cs="Times New Roman"/>
                 <w:noProof/>
-                <w:sz w:val="28"/>
-                <w:szCs w:val="28"/>
               </w:rPr>
               <w:t>Глава 2. ПРЕДЛАГАЕМОЕ РЕШЕНИЕ</w:t>
             </w:r>
             <w:r>
               <w:rPr>
-                <w:rFonts w:ascii="Times New Roman" w:hAnsi="Times New Roman" w:cs="Times New Roman"/>
                 <w:noProof/>
                 <w:webHidden/>
-                <w:sz w:val="28"/>
-                <w:szCs w:val="28"/>
               </w:rPr>
               <w:tab/>
             </w:r>
             <w:r>
               <w:rPr>
-                <w:rFonts w:ascii="Times New Roman" w:hAnsi="Times New Roman" w:cs="Times New Roman"/>
                 <w:noProof/>
                 <w:webHidden/>
-                <w:sz w:val="28"/>
-                <w:szCs w:val="28"/>
               </w:rPr>
               <w:fldChar w:fldCharType="begin"/>
             </w:r>
             <w:r>
               <w:rPr>
-                <w:rFonts w:ascii="Times New Roman" w:hAnsi="Times New Roman" w:cs="Times New Roman"/>
                 <w:noProof/>
                 <w:webHidden/>
-                <w:sz w:val="28"/>
-                <w:szCs w:val="28"/>
-              </w:rPr>
-              <w:instrText xml:space="preserve"> PAGEREF _Toc226579455 \h </w:instrText>
-            </w:r>
-            <w:r>
-              <w:rPr>
-                <w:rFonts w:ascii="Times New Roman" w:hAnsi="Times New Roman" w:cs="Times New Roman"/>
+              </w:rPr>
+              <w:instrText xml:space="preserve"> PAGEREF _Toc226724654 \h </w:instrText>
+            </w:r>
+            <w:r>
+              <w:rPr>
                 <w:noProof/>
                 <w:webHidden/>
-                <w:sz w:val="28"/>
-                <w:szCs w:val="28"/>
-              </w:rPr>
-            </w:r>
-            <w:r>
-              <w:rPr>
-                <w:rFonts w:ascii="Times New Roman" w:hAnsi="Times New Roman" w:cs="Times New Roman"/>
+              </w:rPr>
+            </w:r>
+            <w:r>
+              <w:rPr>
                 <w:noProof/>
                 <w:webHidden/>
-                <w:sz w:val="28"/>
-                <w:szCs w:val="28"/>
               </w:rPr>
               <w:fldChar w:fldCharType="separate"/>
             </w:r>
             <w:r>
               <w:rPr>
-                <w:rFonts w:ascii="Times New Roman" w:hAnsi="Times New Roman" w:cs="Times New Roman"/>
+                <w:rFonts w:hint="eastAsia"/>
                 <w:noProof/>
                 <w:webHidden/>
-                <w:sz w:val="28"/>
-                <w:szCs w:val="28"/>
-              </w:rPr>
-              <w:t>26</w:t>
-            </w:r>
-            <w:r>
-              <w:rPr>
-                <w:rFonts w:ascii="Times New Roman" w:hAnsi="Times New Roman" w:cs="Times New Roman"/>
+              </w:rPr>
+              <w:t>22</w:t>
+            </w:r>
+            <w:r>
+              <w:rPr>
                 <w:noProof/>
                 <w:webHidden/>
-                <w:sz w:val="28"/>
-                <w:szCs w:val="28"/>
               </w:rPr>
               <w:fldChar w:fldCharType="end"/>
             </w:r>
@@ -2833,93 +2683,68 @@
             <w:tabs>
               <w:tab w:val="right" w:leader="dot" w:pos="9628"/>
             </w:tabs>
-            <w:ind w:firstLine="851"/>
             <w:rPr>
-              <w:rFonts w:ascii="Times New Roman" w:eastAsiaTheme="minorEastAsia" w:hAnsi="Times New Roman" w:cs="Times New Roman"/>
+              <w:rFonts w:asciiTheme="minorHAnsi" w:eastAsiaTheme="minorEastAsia" w:hAnsiTheme="minorHAnsi" w:cstheme="minorBidi"/>
               <w:noProof/>
-              <w:sz w:val="28"/>
-              <w:szCs w:val="28"/>
+              <w:szCs w:val="24"/>
               <w:lang w:eastAsia="ru-RU" w:bidi="ar-SA"/>
               <w14:ligatures w14:val="standardContextual"/>
             </w:rPr>
           </w:pPr>
-          <w:hyperlink w:anchor="_Toc226579456" w:history="1">
+          <w:hyperlink w:anchor="_Toc226724655" w:history="1">
             <w:r>
               <w:rPr>
                 <w:rStyle w:val="a6"/>
-                <w:rFonts w:ascii="Times New Roman" w:hAnsi="Times New Roman" w:cs="Times New Roman"/>
                 <w:noProof/>
-                <w:sz w:val="28"/>
-                <w:szCs w:val="28"/>
-              </w:rPr>
-              <w:t>2._ Описание авторской методики и её ключевых нововведений</w:t>
-            </w:r>
-            <w:r>
-              <w:rPr>
-                <w:rFonts w:ascii="Times New Roman" w:hAnsi="Times New Roman" w:cs="Times New Roman"/>
+              </w:rPr>
+              <w:t>2._ Разработка требований к методике</w:t>
+            </w:r>
+            <w:r>
+              <w:rPr>
                 <w:noProof/>
                 <w:webHidden/>
-                <w:sz w:val="28"/>
-                <w:szCs w:val="28"/>
               </w:rPr>
               <w:tab/>
             </w:r>
             <w:r>
               <w:rPr>
-                <w:rFonts w:ascii="Times New Roman" w:hAnsi="Times New Roman" w:cs="Times New Roman"/>
                 <w:noProof/>
                 <w:webHidden/>
-                <w:sz w:val="28"/>
-                <w:szCs w:val="28"/>
               </w:rPr>
               <w:fldChar w:fldCharType="begin"/>
             </w:r>
             <w:r>
               <w:rPr>
-                <w:rFonts w:ascii="Times New Roman" w:hAnsi="Times New Roman" w:cs="Times New Roman"/>
                 <w:noProof/>
                 <w:webHidden/>
-                <w:sz w:val="28"/>
-                <w:szCs w:val="28"/>
-              </w:rPr>
-              <w:instrText xml:space="preserve"> PAGEREF _Toc226579456 \h </w:instrText>
-            </w:r>
-            <w:r>
-              <w:rPr>
-                <w:rFonts w:ascii="Times New Roman" w:hAnsi="Times New Roman" w:cs="Times New Roman"/>
+              </w:rPr>
+              <w:instrText xml:space="preserve"> PAGEREF _Toc226724655 \h </w:instrText>
+            </w:r>
+            <w:r>
+              <w:rPr>
                 <w:noProof/>
                 <w:webHidden/>
-                <w:sz w:val="28"/>
-                <w:szCs w:val="28"/>
-              </w:rPr>
-            </w:r>
-            <w:r>
-              <w:rPr>
-                <w:rFonts w:ascii="Times New Roman" w:hAnsi="Times New Roman" w:cs="Times New Roman"/>
+              </w:rPr>
+            </w:r>
+            <w:r>
+              <w:rPr>
                 <w:noProof/>
                 <w:webHidden/>
-                <w:sz w:val="28"/>
-                <w:szCs w:val="28"/>
               </w:rPr>
               <w:fldChar w:fldCharType="separate"/>
             </w:r>
             <w:r>
               <w:rPr>
-                <w:rFonts w:ascii="Times New Roman" w:hAnsi="Times New Roman" w:cs="Times New Roman"/>
+                <w:rFonts w:hint="eastAsia"/>
                 <w:noProof/>
                 <w:webHidden/>
-                <w:sz w:val="28"/>
-                <w:szCs w:val="28"/>
-              </w:rPr>
-              <w:t>27</w:t>
-            </w:r>
-            <w:r>
-              <w:rPr>
-                <w:rFonts w:ascii="Times New Roman" w:hAnsi="Times New Roman" w:cs="Times New Roman"/>
+              </w:rPr>
+              <w:t>22</w:t>
+            </w:r>
+            <w:r>
+              <w:rPr>
                 <w:noProof/>
                 <w:webHidden/>
-                <w:sz w:val="28"/>
-                <w:szCs w:val="28"/>
               </w:rPr>
               <w:fldChar w:fldCharType="end"/>
             </w:r>
@@ -2931,104 +2756,68 @@
             <w:tabs>
               <w:tab w:val="right" w:leader="dot" w:pos="9628"/>
             </w:tabs>
-            <w:ind w:firstLine="851"/>
             <w:rPr>
-              <w:rFonts w:ascii="Times New Roman" w:eastAsiaTheme="minorEastAsia" w:hAnsi="Times New Roman" w:cs="Times New Roman"/>
+              <w:rFonts w:asciiTheme="minorHAnsi" w:eastAsiaTheme="minorEastAsia" w:hAnsiTheme="minorHAnsi" w:cstheme="minorBidi"/>
               <w:noProof/>
-              <w:sz w:val="28"/>
-              <w:szCs w:val="28"/>
+              <w:szCs w:val="24"/>
               <w:lang w:eastAsia="ru-RU" w:bidi="ar-SA"/>
               <w14:ligatures w14:val="standardContextual"/>
             </w:rPr>
           </w:pPr>
-          <w:hyperlink w:anchor="_Toc226579457" w:history="1">
+          <w:hyperlink w:anchor="_Toc226724656" w:history="1">
             <w:r>
               <w:rPr>
                 <w:rStyle w:val="a6"/>
-                <w:rFonts w:ascii="Times New Roman" w:hAnsi="Times New Roman" w:cs="Times New Roman"/>
                 <w:noProof/>
-                <w:sz w:val="28"/>
-                <w:szCs w:val="28"/>
-              </w:rPr>
-              <w:t xml:space="preserve">2._ Обоснование выбора платформы </w:t>
-            </w:r>
-            <w:r>
-              <w:rPr>
-                <w:rStyle w:val="a6"/>
-                <w:rFonts w:ascii="Times New Roman" w:hAnsi="Times New Roman" w:cs="Times New Roman"/>
-                <w:noProof/>
-                <w:sz w:val="28"/>
-                <w:szCs w:val="28"/>
-                <w:lang w:val="en-US"/>
-              </w:rPr>
-              <w:t>Telegram</w:t>
-            </w:r>
-            <w:r>
-              <w:rPr>
-                <w:rFonts w:ascii="Times New Roman" w:hAnsi="Times New Roman" w:cs="Times New Roman"/>
+              </w:rPr>
+              <w:t>2._ Описание авторской методики и её ключевых нововведений</w:t>
+            </w:r>
+            <w:r>
+              <w:rPr>
                 <w:noProof/>
                 <w:webHidden/>
-                <w:sz w:val="28"/>
-                <w:szCs w:val="28"/>
               </w:rPr>
               <w:tab/>
             </w:r>
             <w:r>
               <w:rPr>
-                <w:rFonts w:ascii="Times New Roman" w:hAnsi="Times New Roman" w:cs="Times New Roman"/>
                 <w:noProof/>
                 <w:webHidden/>
-                <w:sz w:val="28"/>
-                <w:szCs w:val="28"/>
               </w:rPr>
               <w:fldChar w:fldCharType="begin"/>
             </w:r>
             <w:r>
               <w:rPr>
-                <w:rFonts w:ascii="Times New Roman" w:hAnsi="Times New Roman" w:cs="Times New Roman"/>
                 <w:noProof/>
                 <w:webHidden/>
-                <w:sz w:val="28"/>
-                <w:szCs w:val="28"/>
-              </w:rPr>
-              <w:instrText xml:space="preserve"> PAGEREF _Toc226579457 \h </w:instrText>
-            </w:r>
-            <w:r>
-              <w:rPr>
-                <w:rFonts w:ascii="Times New Roman" w:hAnsi="Times New Roman" w:cs="Times New Roman"/>
+              </w:rPr>
+              <w:instrText xml:space="preserve"> PAGEREF _Toc226724656 \h </w:instrText>
+            </w:r>
+            <w:r>
+              <w:rPr>
                 <w:noProof/>
                 <w:webHidden/>
-                <w:sz w:val="28"/>
-                <w:szCs w:val="28"/>
-              </w:rPr>
-            </w:r>
-            <w:r>
-              <w:rPr>
-                <w:rFonts w:ascii="Times New Roman" w:hAnsi="Times New Roman" w:cs="Times New Roman"/>
+              </w:rPr>
+            </w:r>
+            <w:r>
+              <w:rPr>
                 <w:noProof/>
                 <w:webHidden/>
-                <w:sz w:val="28"/>
-                <w:szCs w:val="28"/>
               </w:rPr>
               <w:fldChar w:fldCharType="separate"/>
             </w:r>
             <w:r>
               <w:rPr>
-                <w:rFonts w:ascii="Times New Roman" w:hAnsi="Times New Roman" w:cs="Times New Roman"/>
+                <w:rFonts w:hint="eastAsia"/>
                 <w:noProof/>
                 <w:webHidden/>
-                <w:sz w:val="28"/>
-                <w:szCs w:val="28"/>
-              </w:rPr>
-              <w:t>27</w:t>
-            </w:r>
-            <w:r>
-              <w:rPr>
-                <w:rFonts w:ascii="Times New Roman" w:hAnsi="Times New Roman" w:cs="Times New Roman"/>
+              </w:rPr>
+              <w:t>22</w:t>
+            </w:r>
+            <w:r>
+              <w:rPr>
                 <w:noProof/>
                 <w:webHidden/>
-                <w:sz w:val="28"/>
-                <w:szCs w:val="28"/>
               </w:rPr>
               <w:fldChar w:fldCharType="end"/>
             </w:r>
@@ -3040,125 +2829,306 @@
             <w:tabs>
               <w:tab w:val="right" w:leader="dot" w:pos="9628"/>
             </w:tabs>
-            <w:ind w:firstLine="851"/>
             <w:rPr>
-              <w:rFonts w:ascii="Times New Roman" w:eastAsiaTheme="minorEastAsia" w:hAnsi="Times New Roman" w:cs="Times New Roman"/>
+              <w:rFonts w:asciiTheme="minorHAnsi" w:eastAsiaTheme="minorEastAsia" w:hAnsiTheme="minorHAnsi" w:cstheme="minorBidi"/>
               <w:noProof/>
-              <w:sz w:val="28"/>
-              <w:szCs w:val="28"/>
+              <w:szCs w:val="24"/>
               <w:lang w:eastAsia="ru-RU" w:bidi="ar-SA"/>
               <w14:ligatures w14:val="standardContextual"/>
             </w:rPr>
           </w:pPr>
-          <w:hyperlink w:anchor="_Toc226579458" w:history="1">
+          <w:hyperlink w:anchor="_Toc226724657" w:history="1">
             <w:r>
               <w:rPr>
                 <w:rStyle w:val="a6"/>
-                <w:rFonts w:ascii="Times New Roman" w:hAnsi="Times New Roman" w:cs="Times New Roman"/>
                 <w:noProof/>
-                <w:sz w:val="28"/>
-                <w:szCs w:val="28"/>
-              </w:rPr>
-              <w:t xml:space="preserve">2._ Обоснование выбора принципа </w:t>
-            </w:r>
-            <w:r>
-              <w:rPr>
-                <w:rStyle w:val="a6"/>
-                <w:rFonts w:ascii="Times New Roman" w:hAnsi="Times New Roman" w:cs="Times New Roman"/>
-                <w:noProof/>
-                <w:sz w:val="28"/>
-                <w:szCs w:val="28"/>
-                <w:lang w:val="en-US"/>
-              </w:rPr>
-              <w:t>Open</w:t>
-            </w:r>
-            <w:r>
-              <w:rPr>
-                <w:rStyle w:val="a6"/>
-                <w:rFonts w:ascii="Times New Roman" w:hAnsi="Times New Roman" w:cs="Times New Roman"/>
-                <w:noProof/>
-                <w:sz w:val="28"/>
-                <w:szCs w:val="28"/>
-              </w:rPr>
-              <w:t xml:space="preserve"> </w:t>
-            </w:r>
-            <w:r>
-              <w:rPr>
-                <w:rStyle w:val="a6"/>
-                <w:rFonts w:ascii="Times New Roman" w:hAnsi="Times New Roman" w:cs="Times New Roman"/>
-                <w:noProof/>
-                <w:sz w:val="28"/>
-                <w:szCs w:val="28"/>
-                <w:lang w:val="en-US"/>
-              </w:rPr>
-              <w:t>Source</w:t>
-            </w:r>
-            <w:r>
-              <w:rPr>
-                <w:rFonts w:ascii="Times New Roman" w:hAnsi="Times New Roman" w:cs="Times New Roman"/>
+              </w:rPr>
+              <w:t>2.2 Обоснование выбора программных средств</w:t>
+            </w:r>
+            <w:r>
+              <w:rPr>
                 <w:noProof/>
                 <w:webHidden/>
-                <w:sz w:val="28"/>
-                <w:szCs w:val="28"/>
               </w:rPr>
               <w:tab/>
             </w:r>
             <w:r>
               <w:rPr>
-                <w:rFonts w:ascii="Times New Roman" w:hAnsi="Times New Roman" w:cs="Times New Roman"/>
                 <w:noProof/>
                 <w:webHidden/>
-                <w:sz w:val="28"/>
-                <w:szCs w:val="28"/>
               </w:rPr>
               <w:fldChar w:fldCharType="begin"/>
             </w:r>
             <w:r>
               <w:rPr>
-                <w:rFonts w:ascii="Times New Roman" w:hAnsi="Times New Roman" w:cs="Times New Roman"/>
                 <w:noProof/>
                 <w:webHidden/>
-                <w:sz w:val="28"/>
-                <w:szCs w:val="28"/>
-              </w:rPr>
-              <w:instrText xml:space="preserve"> PAGEREF _Toc226579458 \h </w:instrText>
-            </w:r>
-            <w:r>
-              <w:rPr>
-                <w:rFonts w:ascii="Times New Roman" w:hAnsi="Times New Roman" w:cs="Times New Roman"/>
+              </w:rPr>
+              <w:instrText xml:space="preserve"> PAGEREF _Toc226724657 \h </w:instrText>
+            </w:r>
+            <w:r>
+              <w:rPr>
                 <w:noProof/>
                 <w:webHidden/>
-                <w:sz w:val="28"/>
-                <w:szCs w:val="28"/>
-              </w:rPr>
-            </w:r>
-            <w:r>
-              <w:rPr>
-                <w:rFonts w:ascii="Times New Roman" w:hAnsi="Times New Roman" w:cs="Times New Roman"/>
+              </w:rPr>
+            </w:r>
+            <w:r>
+              <w:rPr>
                 <w:noProof/>
                 <w:webHidden/>
-                <w:sz w:val="28"/>
-                <w:szCs w:val="28"/>
               </w:rPr>
               <w:fldChar w:fldCharType="separate"/>
             </w:r>
             <w:r>
               <w:rPr>
-                <w:rFonts w:ascii="Times New Roman" w:hAnsi="Times New Roman" w:cs="Times New Roman"/>
+                <w:rFonts w:hint="eastAsia"/>
                 <w:noProof/>
                 <w:webHidden/>
-                <w:sz w:val="28"/>
-                <w:szCs w:val="28"/>
-              </w:rPr>
-              <w:t>29</w:t>
-            </w:r>
-            <w:r>
-              <w:rPr>
-                <w:rFonts w:ascii="Times New Roman" w:hAnsi="Times New Roman" w:cs="Times New Roman"/>
+              </w:rPr>
+              <w:t>26</w:t>
+            </w:r>
+            <w:r>
+              <w:rPr>
                 <w:noProof/>
                 <w:webHidden/>
-                <w:sz w:val="28"/>
-                <w:szCs w:val="28"/>
+              </w:rPr>
+              <w:fldChar w:fldCharType="end"/>
+            </w:r>
+          </w:hyperlink>
+        </w:p>
+        <w:p>
+          <w:pPr>
+            <w:pStyle w:val="31"/>
+            <w:tabs>
+              <w:tab w:val="right" w:leader="dot" w:pos="9628"/>
+            </w:tabs>
+            <w:rPr>
+              <w:noProof/>
+            </w:rPr>
+          </w:pPr>
+          <w:hyperlink w:anchor="_Toc226724658" w:history="1">
+            <w:r>
+              <w:rPr>
+                <w:rStyle w:val="a6"/>
+                <w:noProof/>
+              </w:rPr>
+              <w:t xml:space="preserve">2.2.1 Обоснование выбора платформы </w:t>
+            </w:r>
+            <w:r>
+              <w:rPr>
+                <w:rStyle w:val="a6"/>
+                <w:noProof/>
+                <w:lang w:val="en-US"/>
+              </w:rPr>
+              <w:t>Telegram</w:t>
+            </w:r>
+            <w:r>
+              <w:rPr>
+                <w:noProof/>
+                <w:webHidden/>
+              </w:rPr>
+              <w:tab/>
+            </w:r>
+            <w:r>
+              <w:rPr>
+                <w:noProof/>
+                <w:webHidden/>
+              </w:rPr>
+              <w:fldChar w:fldCharType="begin"/>
+            </w:r>
+            <w:r>
+              <w:rPr>
+                <w:noProof/>
+                <w:webHidden/>
+              </w:rPr>
+              <w:instrText xml:space="preserve"> PAGEREF _Toc226724658 \h </w:instrText>
+            </w:r>
+            <w:r>
+              <w:rPr>
+                <w:noProof/>
+                <w:webHidden/>
+              </w:rPr>
+            </w:r>
+            <w:r>
+              <w:rPr>
+                <w:noProof/>
+                <w:webHidden/>
+              </w:rPr>
+              <w:fldChar w:fldCharType="separate"/>
+            </w:r>
+            <w:r>
+              <w:rPr>
+                <w:rFonts w:hint="eastAsia"/>
+                <w:noProof/>
+                <w:webHidden/>
+              </w:rPr>
+              <w:t>26</w:t>
+            </w:r>
+            <w:r>
+              <w:rPr>
+                <w:noProof/>
+                <w:webHidden/>
+              </w:rPr>
+              <w:fldChar w:fldCharType="end"/>
+            </w:r>
+          </w:hyperlink>
+        </w:p>
+        <w:p>
+          <w:pPr>
+            <w:pStyle w:val="31"/>
+            <w:tabs>
+              <w:tab w:val="right" w:leader="dot" w:pos="9628"/>
+            </w:tabs>
+            <w:rPr>
+              <w:noProof/>
+            </w:rPr>
+          </w:pPr>
+          <w:hyperlink w:anchor="_Toc226724659" w:history="1">
+            <w:r>
+              <w:rPr>
+                <w:rStyle w:val="a6"/>
+                <w:noProof/>
+              </w:rPr>
+              <w:t xml:space="preserve">2.2.2 Обоснование выбора принципа </w:t>
+            </w:r>
+            <w:r>
+              <w:rPr>
+                <w:rStyle w:val="a6"/>
+                <w:noProof/>
+                <w:lang w:val="en-US"/>
+              </w:rPr>
+              <w:t>Open</w:t>
+            </w:r>
+            <w:r>
+              <w:rPr>
+                <w:rStyle w:val="a6"/>
+                <w:noProof/>
+              </w:rPr>
+              <w:t xml:space="preserve"> </w:t>
+            </w:r>
+            <w:r>
+              <w:rPr>
+                <w:rStyle w:val="a6"/>
+                <w:noProof/>
+                <w:lang w:val="en-US"/>
+              </w:rPr>
+              <w:t>Source</w:t>
+            </w:r>
+            <w:r>
+              <w:rPr>
+                <w:noProof/>
+                <w:webHidden/>
+              </w:rPr>
+              <w:tab/>
+            </w:r>
+            <w:r>
+              <w:rPr>
+                <w:noProof/>
+                <w:webHidden/>
+              </w:rPr>
+              <w:fldChar w:fldCharType="begin"/>
+            </w:r>
+            <w:r>
+              <w:rPr>
+                <w:noProof/>
+                <w:webHidden/>
+              </w:rPr>
+              <w:instrText xml:space="preserve"> PAGEREF _Toc226724659 \h </w:instrText>
+            </w:r>
+            <w:r>
+              <w:rPr>
+                <w:noProof/>
+                <w:webHidden/>
+              </w:rPr>
+            </w:r>
+            <w:r>
+              <w:rPr>
+                <w:noProof/>
+                <w:webHidden/>
+              </w:rPr>
+              <w:fldChar w:fldCharType="separate"/>
+            </w:r>
+            <w:r>
+              <w:rPr>
+                <w:rFonts w:hint="eastAsia"/>
+                <w:noProof/>
+                <w:webHidden/>
+              </w:rPr>
+              <w:t>28</w:t>
+            </w:r>
+            <w:r>
+              <w:rPr>
+                <w:noProof/>
+                <w:webHidden/>
+              </w:rPr>
+              <w:fldChar w:fldCharType="end"/>
+            </w:r>
+          </w:hyperlink>
+        </w:p>
+        <w:p>
+          <w:pPr>
+            <w:pStyle w:val="31"/>
+            <w:tabs>
+              <w:tab w:val="right" w:leader="dot" w:pos="9628"/>
+            </w:tabs>
+            <w:rPr>
+              <w:noProof/>
+            </w:rPr>
+          </w:pPr>
+          <w:hyperlink w:anchor="_Toc226724660" w:history="1">
+            <w:r>
+              <w:rPr>
+                <w:rStyle w:val="a6"/>
+                <w:noProof/>
+              </w:rPr>
+              <w:t>2.2.3 Выбор библиотеки для разработки Telegram-бота</w:t>
+            </w:r>
+            <w:r>
+              <w:rPr>
+                <w:noProof/>
+                <w:webHidden/>
+              </w:rPr>
+              <w:tab/>
+            </w:r>
+            <w:r>
+              <w:rPr>
+                <w:noProof/>
+                <w:webHidden/>
+              </w:rPr>
+              <w:fldChar w:fldCharType="begin"/>
+            </w:r>
+            <w:r>
+              <w:rPr>
+                <w:noProof/>
+                <w:webHidden/>
+              </w:rPr>
+              <w:instrText xml:space="preserve"> PAGEREF _Toc226724660 \h </w:instrText>
+            </w:r>
+            <w:r>
+              <w:rPr>
+                <w:noProof/>
+                <w:webHidden/>
+              </w:rPr>
+            </w:r>
+            <w:r>
+              <w:rPr>
+                <w:noProof/>
+                <w:webHidden/>
+              </w:rPr>
+              <w:fldChar w:fldCharType="separate"/>
+            </w:r>
+            <w:r>
+              <w:rPr>
+                <w:rFonts w:hint="eastAsia"/>
+                <w:noProof/>
+                <w:webHidden/>
+              </w:rPr>
+              <w:t>29</w:t>
+            </w:r>
+            <w:r>
+              <w:rPr>
+                <w:noProof/>
+                <w:webHidden/>
               </w:rPr>
               <w:fldChar w:fldCharType="end"/>
             </w:r>
@@ -3167,93 +3137,68 @@
         <w:p>
           <w:pPr>
             <w:pStyle w:val="14"/>
-            <w:ind w:firstLine="851"/>
             <w:rPr>
-              <w:rFonts w:ascii="Times New Roman" w:eastAsiaTheme="minorEastAsia" w:hAnsi="Times New Roman" w:cs="Times New Roman"/>
+              <w:rFonts w:asciiTheme="minorHAnsi" w:eastAsiaTheme="minorEastAsia" w:hAnsiTheme="minorHAnsi" w:cstheme="minorBidi"/>
               <w:noProof/>
-              <w:sz w:val="28"/>
-              <w:szCs w:val="28"/>
               <w:lang w:eastAsia="ru-RU" w:bidi="ar-SA"/>
               <w14:ligatures w14:val="standardContextual"/>
             </w:rPr>
           </w:pPr>
-          <w:hyperlink w:anchor="_Toc226579459" w:history="1">
+          <w:hyperlink w:anchor="_Toc226724661" w:history="1">
             <w:r>
               <w:rPr>
                 <w:rStyle w:val="a6"/>
-                <w:rFonts w:ascii="Times New Roman" w:hAnsi="Times New Roman" w:cs="Times New Roman"/>
+                <w:rFonts w:cs="Times New Roman"/>
                 <w:noProof/>
-                <w:sz w:val="28"/>
-                <w:szCs w:val="28"/>
               </w:rPr>
               <w:t>СПИСОК ЛИТЕРАТУРЫ</w:t>
             </w:r>
             <w:r>
               <w:rPr>
-                <w:rFonts w:ascii="Times New Roman" w:hAnsi="Times New Roman" w:cs="Times New Roman"/>
                 <w:noProof/>
                 <w:webHidden/>
-                <w:sz w:val="28"/>
-                <w:szCs w:val="28"/>
               </w:rPr>
               <w:tab/>
             </w:r>
             <w:r>
               <w:rPr>
-                <w:rFonts w:ascii="Times New Roman" w:hAnsi="Times New Roman" w:cs="Times New Roman"/>
                 <w:noProof/>
                 <w:webHidden/>
-                <w:sz w:val="28"/>
-                <w:szCs w:val="28"/>
               </w:rPr>
               <w:fldChar w:fldCharType="begin"/>
             </w:r>
             <w:r>
               <w:rPr>
-                <w:rFonts w:ascii="Times New Roman" w:hAnsi="Times New Roman" w:cs="Times New Roman"/>
                 <w:noProof/>
                 <w:webHidden/>
-                <w:sz w:val="28"/>
-                <w:szCs w:val="28"/>
-              </w:rPr>
-              <w:instrText xml:space="preserve"> PAGEREF _Toc226579459 \h </w:instrText>
-            </w:r>
-            <w:r>
-              <w:rPr>
-                <w:rFonts w:ascii="Times New Roman" w:hAnsi="Times New Roman" w:cs="Times New Roman"/>
+              </w:rPr>
+              <w:instrText xml:space="preserve"> PAGEREF _Toc226724661 \h </w:instrText>
+            </w:r>
+            <w:r>
+              <w:rPr>
                 <w:noProof/>
                 <w:webHidden/>
-                <w:sz w:val="28"/>
-                <w:szCs w:val="28"/>
-              </w:rPr>
-            </w:r>
-            <w:r>
-              <w:rPr>
-                <w:rFonts w:ascii="Times New Roman" w:hAnsi="Times New Roman" w:cs="Times New Roman"/>
+              </w:rPr>
+            </w:r>
+            <w:r>
+              <w:rPr>
                 <w:noProof/>
                 <w:webHidden/>
-                <w:sz w:val="28"/>
-                <w:szCs w:val="28"/>
               </w:rPr>
               <w:fldChar w:fldCharType="separate"/>
             </w:r>
             <w:r>
               <w:rPr>
-                <w:rFonts w:ascii="Times New Roman" w:hAnsi="Times New Roman" w:cs="Times New Roman"/>
+                <w:rFonts w:hint="eastAsia"/>
                 <w:noProof/>
                 <w:webHidden/>
-                <w:sz w:val="28"/>
-                <w:szCs w:val="28"/>
-              </w:rPr>
-              <w:t>33</w:t>
-            </w:r>
-            <w:r>
-              <w:rPr>
-                <w:rFonts w:ascii="Times New Roman" w:hAnsi="Times New Roman" w:cs="Times New Roman"/>
+              </w:rPr>
+              <w:t>31</w:t>
+            </w:r>
+            <w:r>
+              <w:rPr>
                 <w:noProof/>
                 <w:webHidden/>
-                <w:sz w:val="28"/>
-                <w:szCs w:val="28"/>
               </w:rPr>
               <w:fldChar w:fldCharType="end"/>
             </w:r>
@@ -3311,7 +3256,7 @@
           <w:szCs w:val="28"/>
         </w:rPr>
       </w:pPr>
-      <w:bookmarkStart w:id="1" w:name="_Toc226579450"/>
+      <w:bookmarkStart w:id="1" w:name="_Toc226724649"/>
       <w:r>
         <w:rPr>
           <w:rFonts w:cs="Times New Roman"/>
@@ -3340,7 +3285,7 @@
       <w:pPr>
         <w:pStyle w:val="2"/>
       </w:pPr>
-      <w:bookmarkStart w:id="2" w:name="_Toc226579451"/>
+      <w:bookmarkStart w:id="2" w:name="_Toc226724650"/>
       <w:r>
         <w:t xml:space="preserve">1.1. </w:t>
       </w:r>
@@ -3431,7 +3376,7 @@
         <w:pStyle w:val="2"/>
         <w:ind w:left="709" w:firstLine="0"/>
       </w:pPr>
-      <w:bookmarkStart w:id="3" w:name="_Toc226579452"/>
+      <w:bookmarkStart w:id="3" w:name="_Toc226724651"/>
       <w:r>
         <w:t xml:space="preserve">1.2 </w:t>
       </w:r>
@@ -3671,7 +3616,7 @@
       <w:pPr>
         <w:pStyle w:val="2"/>
       </w:pPr>
-      <w:bookmarkStart w:id="4" w:name="_Toc226579453"/>
+      <w:bookmarkStart w:id="4" w:name="_Toc226724652"/>
       <w:r>
         <w:t>1.3 Причины отсутствия здоровых привычек: многофакторный анализ</w:t>
       </w:r>
@@ -4025,7 +3970,7 @@
       <w:pPr>
         <w:pStyle w:val="2"/>
       </w:pPr>
-      <w:bookmarkStart w:id="5" w:name="_Toc226579454"/>
+      <w:bookmarkStart w:id="5" w:name="_Toc226724653"/>
       <w:r>
         <w:lastRenderedPageBreak/>
         <w:t>1.4 Существующие решения для формирования привычек: критический анализ</w:t>
@@ -10519,7 +10464,7 @@
           <w:szCs w:val="32"/>
         </w:rPr>
       </w:pPr>
-      <w:bookmarkStart w:id="6" w:name="_Toc226579455"/>
+      <w:bookmarkStart w:id="6" w:name="_Toc226724654"/>
       <w:r>
         <w:rPr>
           <w:rFonts w:cs="Times New Roman"/>
@@ -10536,12 +10481,14 @@
         <w:pStyle w:val="2"/>
         <w:jc w:val="center"/>
       </w:pPr>
+      <w:bookmarkStart w:id="7" w:name="_Toc226724655"/>
       <w:r>
         <w:t xml:space="preserve">2._ </w:t>
       </w:r>
       <w:r>
         <w:t>Разработка требований к методике</w:t>
       </w:r>
+      <w:bookmarkEnd w:id="7"/>
     </w:p>
     <w:p>
       <w:pPr>
@@ -10631,11 +10578,11 @@
       <w:pPr>
         <w:pStyle w:val="2"/>
       </w:pPr>
-      <w:bookmarkStart w:id="7" w:name="_Toc226579456"/>
+      <w:bookmarkStart w:id="8" w:name="_Toc226724656"/>
       <w:r>
         <w:t>2._ Описание авторской методики и её ключевых нововведений</w:t>
       </w:r>
-      <w:bookmarkEnd w:id="7"/>
+      <w:bookmarkEnd w:id="8"/>
     </w:p>
     <w:p>
       <w:pPr>
@@ -11141,9 +11088,11 @@
       <w:pPr>
         <w:pStyle w:val="2"/>
       </w:pPr>
+      <w:bookmarkStart w:id="9" w:name="_Toc226724657"/>
       <w:r>
         <w:t>2.2 Обоснование выбора программных средств</w:t>
       </w:r>
+      <w:bookmarkEnd w:id="9"/>
     </w:p>
     <w:p>
       <w:pPr>
@@ -11154,7 +11103,7 @@
       <w:pPr>
         <w:pStyle w:val="3"/>
       </w:pPr>
-      <w:bookmarkStart w:id="8" w:name="_Toc226579457"/>
+      <w:bookmarkStart w:id="10" w:name="_Toc226724658"/>
       <w:r>
         <w:t>2.</w:t>
       </w:r>
@@ -11173,7 +11122,7 @@
         </w:rPr>
         <w:t>Telegram</w:t>
       </w:r>
-      <w:bookmarkEnd w:id="8"/>
+      <w:bookmarkEnd w:id="10"/>
     </w:p>
     <w:p>
       <w:pPr>
@@ -11423,7 +11372,7 @@
       <w:pPr>
         <w:pStyle w:val="3"/>
       </w:pPr>
-      <w:bookmarkStart w:id="9" w:name="_Toc226579458"/>
+      <w:bookmarkStart w:id="11" w:name="_Toc226724659"/>
       <w:r>
         <w:t>2.</w:t>
       </w:r>
@@ -11451,7 +11400,7 @@
         </w:rPr>
         <w:t>Source</w:t>
       </w:r>
-      <w:bookmarkEnd w:id="9"/>
+      <w:bookmarkEnd w:id="11"/>
     </w:p>
     <w:p>
       <w:pPr>
@@ -11590,7 +11539,8 @@
       <w:pPr>
         <w:pStyle w:val="3"/>
       </w:pPr>
-      <w:bookmarkStart w:id="10" w:name="_Toc226587363"/>
+      <w:bookmarkStart w:id="12" w:name="_Toc226587363"/>
+      <w:bookmarkStart w:id="13" w:name="_Toc226724660"/>
       <w:r>
         <w:t>2.</w:t>
       </w:r>
@@ -11600,7 +11550,8 @@
       <w:r>
         <w:t xml:space="preserve"> Выбор библиотеки для разработки Telegram-бота</w:t>
       </w:r>
-      <w:bookmarkEnd w:id="10"/>
+      <w:bookmarkEnd w:id="12"/>
+      <w:bookmarkEnd w:id="13"/>
     </w:p>
     <w:p>
       <w:pPr>
@@ -12410,6 +12361,155 @@
     </w:p>
     <w:p>
       <w:pPr>
+        <w:pStyle w:val="11"/>
+      </w:pPr>
+    </w:p>
+    <w:p>
+      <w:pPr>
+        <w:pStyle w:val="11"/>
+      </w:pPr>
+    </w:p>
+    <w:p>
+      <w:pPr>
+        <w:pStyle w:val="11"/>
+      </w:pPr>
+    </w:p>
+    <w:p>
+      <w:pPr>
+        <w:pStyle w:val="11"/>
+      </w:pPr>
+    </w:p>
+    <w:p>
+      <w:pPr>
+        <w:pStyle w:val="11"/>
+      </w:pPr>
+    </w:p>
+    <w:p>
+      <w:pPr>
+        <w:pStyle w:val="2"/>
+      </w:pPr>
+      <w:r>
+        <w:t xml:space="preserve">2.2 </w:t>
+      </w:r>
+      <w:r>
+        <w:t>Архитектура и функциональные модули системы</w:t>
+      </w:r>
+    </w:p>
+    <w:p>
+      <w:pPr>
+        <w:pStyle w:val="11"/>
+      </w:pPr>
+    </w:p>
+    <w:p>
+      <w:pPr>
+        <w:pStyle w:val="11"/>
+      </w:pPr>
+    </w:p>
+    <w:p>
+      <w:pPr>
+        <w:pStyle w:val="11"/>
+      </w:pPr>
+    </w:p>
+    <w:p>
+      <w:pPr>
+        <w:pStyle w:val="11"/>
+      </w:pPr>
+    </w:p>
+    <w:p>
+      <w:pPr>
+        <w:pStyle w:val="11"/>
+      </w:pPr>
+    </w:p>
+    <w:p>
+      <w:pPr>
+        <w:pStyle w:val="2"/>
+      </w:pPr>
+      <w:r>
+        <w:t xml:space="preserve">2.2 </w:t>
+      </w:r>
+      <w:r>
+        <w:t>Заголовок 2</w:t>
+      </w:r>
+    </w:p>
+    <w:p>
+      <w:pPr>
+        <w:pStyle w:val="11"/>
+      </w:pPr>
+    </w:p>
+    <w:p>
+      <w:pPr>
+        <w:pStyle w:val="3"/>
+      </w:pPr>
+      <w:r>
+        <w:t>2.</w:t>
+      </w:r>
+      <w:r>
+        <w:t>2.1</w:t>
+      </w:r>
+      <w:r>
+        <w:t xml:space="preserve"> </w:t>
+      </w:r>
+      <w:r>
+        <w:t>Заголовок 3</w:t>
+      </w:r>
+    </w:p>
+    <w:p>
+      <w:pPr>
+        <w:pStyle w:val="11"/>
+      </w:pPr>
+    </w:p>
+    <w:p>
+      <w:pPr>
+        <w:pStyle w:val="11"/>
+      </w:pPr>
+    </w:p>
+    <w:p>
+      <w:pPr>
+        <w:pStyle w:val="11"/>
+      </w:pPr>
+    </w:p>
+    <w:p>
+      <w:pPr>
+        <w:pStyle w:val="11"/>
+      </w:pPr>
+    </w:p>
+    <w:p>
+      <w:pPr>
+        <w:pStyle w:val="11"/>
+      </w:pPr>
+    </w:p>
+    <w:p>
+      <w:pPr>
+        <w:pStyle w:val="11"/>
+      </w:pPr>
+    </w:p>
+    <w:p>
+      <w:pPr>
+        <w:pStyle w:val="11"/>
+      </w:pPr>
+    </w:p>
+    <w:p>
+      <w:pPr>
+        <w:pStyle w:val="11"/>
+      </w:pPr>
+    </w:p>
+    <w:p>
+      <w:pPr>
+        <w:pStyle w:val="11"/>
+      </w:pPr>
+    </w:p>
+    <w:p>
+      <w:pPr>
+        <w:pStyle w:val="11"/>
+      </w:pPr>
+    </w:p>
+    <w:p>
+      <w:pPr>
+        <w:pStyle w:val="11"/>
+      </w:pPr>
+    </w:p>
+    <w:p>
+      <w:pPr>
         <w:textAlignment w:val="auto"/>
         <w:rPr>
           <w:rFonts w:ascii="Times New Roman" w:hAnsi="Times New Roman"/>
@@ -12431,7 +12531,7 @@
           <w:szCs w:val="32"/>
         </w:rPr>
       </w:pPr>
-      <w:bookmarkStart w:id="11" w:name="_Toc226579459"/>
+      <w:bookmarkStart w:id="14" w:name="_Toc226724661"/>
       <w:r>
         <w:rPr>
           <w:rFonts w:cs="Times New Roman"/>
@@ -12441,7 +12541,7 @@
         <w:lastRenderedPageBreak/>
         <w:t>СПИСОК ЛИТЕРАТУРЫ</w:t>
       </w:r>
-      <w:bookmarkEnd w:id="11"/>
+      <w:bookmarkEnd w:id="14"/>
     </w:p>
     <w:p>
       <w:pPr>
@@ -18342,6 +18442,23 @@
       <w:szCs w:val="21"/>
     </w:rPr>
   </w:style>
+  <w:style w:type="paragraph" w:styleId="31">
+    <w:name w:val="toc 3"/>
+    <w:basedOn w:val="a"/>
+    <w:next w:val="a"/>
+    <w:autoRedefine/>
+    <w:uiPriority w:val="39"/>
+    <w:unhideWhenUsed/>
+    <w:rsid w:val="00495756"/>
+    <w:pPr>
+      <w:spacing w:after="100"/>
+      <w:ind w:left="480"/>
+    </w:pPr>
+    <w:rPr>
+      <w:rFonts w:cs="Mangal"/>
+      <w:szCs w:val="21"/>
+    </w:rPr>
+  </w:style>
 </w:styles>
 </file>
 

--- a/docs/Гамов П.А. ВКР.docx
+++ b/docs/Гамов П.А. ВКР.docx
@@ -584,7 +584,7 @@
                 <w:rFonts w:ascii="Times New Roman" w:eastAsia="Times New Roman" w:hAnsi="Times New Roman"/>
                 <w:b/>
                 <w:sz w:val="20"/>
-                <w:lang w:eastAsia="ru-RU"/>
+                <w:lang w:val="ru-RU" w:eastAsia="ru-RU"/>
               </w:rPr>
             </w:pPr>
             <w:r>
@@ -593,8 +593,7 @@
                 <w:b/>
                 <w:kern w:val="0"/>
                 <w:sz w:val="20"/>
-                <w:szCs w:val="22"/>
-                <w:lang w:eastAsia="ru-RU" w:bidi="ar-SA"/>
+                <w:lang w:val="ru-RU" w:eastAsia="ru-RU"/>
               </w:rPr>
               <w:t>СОГЛАСОВАНО</w:t>
             </w:r>
@@ -613,7 +612,7 @@
                 <w:rFonts w:ascii="Times New Roman" w:eastAsia="Times New Roman" w:hAnsi="Times New Roman"/>
                 <w:b/>
                 <w:sz w:val="20"/>
-                <w:lang w:eastAsia="ru-RU"/>
+                <w:lang w:val="ru-RU" w:eastAsia="ru-RU"/>
               </w:rPr>
             </w:pPr>
             <w:r>
@@ -622,8 +621,7 @@
                 <w:b/>
                 <w:kern w:val="0"/>
                 <w:sz w:val="20"/>
-                <w:szCs w:val="22"/>
-                <w:lang w:eastAsia="ru-RU" w:bidi="ar-SA"/>
+                <w:lang w:val="ru-RU" w:eastAsia="ru-RU"/>
               </w:rPr>
               <w:t>Руководитель магистерской программы</w:t>
             </w:r>
@@ -650,7 +648,7 @@
                 <w:kern w:val="0"/>
                 <w:sz w:val="20"/>
                 <w:szCs w:val="20"/>
-                <w:lang w:eastAsia="ru-RU" w:bidi="ar-SA"/>
+                <w:lang w:val="ru-RU" w:eastAsia="ru-RU"/>
               </w:rPr>
               <w:t>Каргина Л.А.</w:t>
             </w:r>
@@ -660,8 +658,7 @@
                 <w:b/>
                 <w:kern w:val="0"/>
                 <w:sz w:val="14"/>
-                <w:szCs w:val="22"/>
-                <w:lang w:eastAsia="ru-RU" w:bidi="ar-SA"/>
+                <w:lang w:val="ru-RU" w:eastAsia="ru-RU"/>
               </w:rPr>
               <w:tab/>
               <w:t xml:space="preserve"> </w:t>
@@ -672,8 +669,7 @@
                 <w:b/>
                 <w:kern w:val="0"/>
                 <w:sz w:val="14"/>
-                <w:szCs w:val="22"/>
-                <w:lang w:val="en-US" w:eastAsia="ru-RU" w:bidi="ar-SA"/>
+                <w:lang w:eastAsia="ru-RU"/>
               </w:rPr>
               <w:t>_____________________ ____________________</w:t>
             </w:r>
@@ -700,8 +696,7 @@
                 <w:b/>
                 <w:kern w:val="0"/>
                 <w:sz w:val="14"/>
-                <w:szCs w:val="22"/>
-                <w:lang w:val="en-US" w:eastAsia="ru-RU" w:bidi="ar-SA"/>
+                <w:lang w:eastAsia="ru-RU"/>
               </w:rPr>
               <w:t xml:space="preserve">        (</w:t>
             </w:r>
@@ -712,8 +707,7 @@
                 <w:b/>
                 <w:kern w:val="0"/>
                 <w:sz w:val="14"/>
-                <w:szCs w:val="22"/>
-                <w:lang w:val="en-US" w:eastAsia="ru-RU" w:bidi="ar-SA"/>
+                <w:lang w:eastAsia="ru-RU"/>
               </w:rPr>
               <w:t xml:space="preserve">ФИО)   </w:t>
             </w:r>
@@ -724,8 +718,7 @@
                 <w:b/>
                 <w:kern w:val="0"/>
                 <w:sz w:val="14"/>
-                <w:szCs w:val="22"/>
-                <w:lang w:val="en-US" w:eastAsia="ru-RU" w:bidi="ar-SA"/>
+                <w:lang w:eastAsia="ru-RU"/>
               </w:rPr>
               <w:t xml:space="preserve">                             </w:t>
             </w:r>
@@ -736,8 +729,7 @@
                 <w:b/>
                 <w:kern w:val="0"/>
                 <w:sz w:val="14"/>
-                <w:szCs w:val="22"/>
-                <w:lang w:val="en-US" w:eastAsia="ru-RU" w:bidi="ar-SA"/>
+                <w:lang w:eastAsia="ru-RU"/>
               </w:rPr>
               <w:t xml:space="preserve">   (</w:t>
             </w:r>
@@ -749,8 +741,7 @@
                 <w:b/>
                 <w:kern w:val="0"/>
                 <w:sz w:val="14"/>
-                <w:szCs w:val="22"/>
-                <w:lang w:val="en-US" w:eastAsia="ru-RU" w:bidi="ar-SA"/>
+                <w:lang w:eastAsia="ru-RU"/>
               </w:rPr>
               <w:t>подпись</w:t>
             </w:r>
@@ -761,8 +752,7 @@
                 <w:b/>
                 <w:kern w:val="0"/>
                 <w:sz w:val="14"/>
-                <w:szCs w:val="22"/>
-                <w:lang w:val="en-US" w:eastAsia="ru-RU" w:bidi="ar-SA"/>
+                <w:lang w:eastAsia="ru-RU"/>
               </w:rPr>
               <w:t>)</w:t>
             </w:r>
@@ -804,8 +794,7 @@
                 <w:b/>
                 <w:kern w:val="0"/>
                 <w:sz w:val="20"/>
-                <w:szCs w:val="22"/>
-                <w:lang w:val="en-US" w:eastAsia="ru-RU" w:bidi="ar-SA"/>
+                <w:lang w:eastAsia="ru-RU"/>
               </w:rPr>
               <w:t>"</w:t>
             </w:r>
@@ -815,9 +804,8 @@
                 <w:b/>
                 <w:kern w:val="0"/>
                 <w:sz w:val="20"/>
-                <w:szCs w:val="22"/>
                 <w:u w:val="single"/>
-                <w:lang w:val="en-US" w:eastAsia="ru-RU" w:bidi="ar-SA"/>
+                <w:lang w:eastAsia="ru-RU"/>
               </w:rPr>
               <w:tab/>
             </w:r>
@@ -827,8 +815,7 @@
                 <w:b/>
                 <w:kern w:val="0"/>
                 <w:sz w:val="20"/>
-                <w:szCs w:val="22"/>
-                <w:lang w:val="en-US" w:eastAsia="ru-RU" w:bidi="ar-SA"/>
+                <w:lang w:eastAsia="ru-RU"/>
               </w:rPr>
               <w:t>"</w:t>
             </w:r>
@@ -838,9 +825,8 @@
                 <w:b/>
                 <w:kern w:val="0"/>
                 <w:sz w:val="20"/>
-                <w:szCs w:val="22"/>
                 <w:u w:val="single"/>
-                <w:lang w:val="en-US" w:eastAsia="ru-RU" w:bidi="ar-SA"/>
+                <w:lang w:eastAsia="ru-RU"/>
               </w:rPr>
               <w:tab/>
             </w:r>
@@ -850,8 +836,7 @@
                 <w:b/>
                 <w:kern w:val="0"/>
                 <w:sz w:val="20"/>
-                <w:szCs w:val="22"/>
-                <w:lang w:val="en-US" w:eastAsia="ru-RU" w:bidi="ar-SA"/>
+                <w:lang w:eastAsia="ru-RU"/>
               </w:rPr>
               <w:t>2026 г.</w:t>
             </w:r>
@@ -888,7 +873,7 @@
                 <w:rFonts w:ascii="Times New Roman" w:eastAsia="Times New Roman" w:hAnsi="Times New Roman"/>
                 <w:b/>
                 <w:sz w:val="20"/>
-                <w:lang w:eastAsia="ru-RU"/>
+                <w:lang w:val="ru-RU" w:eastAsia="ru-RU"/>
               </w:rPr>
             </w:pPr>
             <w:r>
@@ -897,8 +882,7 @@
                 <w:b/>
                 <w:kern w:val="0"/>
                 <w:sz w:val="20"/>
-                <w:szCs w:val="22"/>
-                <w:lang w:eastAsia="ru-RU" w:bidi="ar-SA"/>
+                <w:lang w:val="ru-RU" w:eastAsia="ru-RU"/>
               </w:rPr>
               <w:t>ДОПУСТИТЬ</w:t>
             </w:r>
@@ -909,8 +893,7 @@
                 <w:spacing w:val="-4"/>
                 <w:kern w:val="0"/>
                 <w:sz w:val="20"/>
-                <w:szCs w:val="22"/>
-                <w:lang w:eastAsia="ru-RU" w:bidi="ar-SA"/>
+                <w:lang w:val="ru-RU" w:eastAsia="ru-RU"/>
               </w:rPr>
               <w:t xml:space="preserve"> </w:t>
             </w:r>
@@ -920,8 +903,7 @@
                 <w:b/>
                 <w:kern w:val="0"/>
                 <w:sz w:val="20"/>
-                <w:szCs w:val="22"/>
-                <w:lang w:eastAsia="ru-RU" w:bidi="ar-SA"/>
+                <w:lang w:val="ru-RU" w:eastAsia="ru-RU"/>
               </w:rPr>
               <w:t>К</w:t>
             </w:r>
@@ -932,8 +914,7 @@
                 <w:spacing w:val="-6"/>
                 <w:kern w:val="0"/>
                 <w:sz w:val="20"/>
-                <w:szCs w:val="22"/>
-                <w:lang w:eastAsia="ru-RU" w:bidi="ar-SA"/>
+                <w:lang w:val="ru-RU" w:eastAsia="ru-RU"/>
               </w:rPr>
               <w:t xml:space="preserve"> </w:t>
             </w:r>
@@ -943,8 +924,7 @@
                 <w:b/>
                 <w:kern w:val="0"/>
                 <w:sz w:val="20"/>
-                <w:szCs w:val="22"/>
-                <w:lang w:eastAsia="ru-RU" w:bidi="ar-SA"/>
+                <w:lang w:val="ru-RU" w:eastAsia="ru-RU"/>
               </w:rPr>
               <w:t>ЗАЩИТЕ</w:t>
             </w:r>
@@ -960,7 +940,7 @@
                 <w:b/>
                 <w:sz w:val="20"/>
                 <w:szCs w:val="26"/>
-                <w:lang w:eastAsia="ru-RU"/>
+                <w:lang w:val="ru-RU" w:eastAsia="ru-RU"/>
               </w:rPr>
             </w:pPr>
           </w:p>
@@ -974,7 +954,7 @@
                 <w:rFonts w:ascii="Times New Roman" w:eastAsia="Times New Roman" w:hAnsi="Times New Roman"/>
                 <w:b/>
                 <w:sz w:val="20"/>
-                <w:lang w:eastAsia="ru-RU"/>
+                <w:lang w:val="ru-RU" w:eastAsia="ru-RU"/>
               </w:rPr>
             </w:pPr>
             <w:r>
@@ -983,8 +963,7 @@
                 <w:b/>
                 <w:kern w:val="0"/>
                 <w:sz w:val="20"/>
-                <w:szCs w:val="22"/>
-                <w:lang w:eastAsia="ru-RU" w:bidi="ar-SA"/>
+                <w:lang w:val="ru-RU" w:eastAsia="ru-RU"/>
               </w:rPr>
               <w:t>Заведующий</w:t>
             </w:r>
@@ -995,8 +974,7 @@
                 <w:spacing w:val="-4"/>
                 <w:kern w:val="0"/>
                 <w:sz w:val="20"/>
-                <w:szCs w:val="22"/>
-                <w:lang w:eastAsia="ru-RU" w:bidi="ar-SA"/>
+                <w:lang w:val="ru-RU" w:eastAsia="ru-RU"/>
               </w:rPr>
               <w:t xml:space="preserve"> </w:t>
             </w:r>
@@ -1006,8 +984,7 @@
                 <w:b/>
                 <w:kern w:val="0"/>
                 <w:sz w:val="20"/>
-                <w:szCs w:val="22"/>
-                <w:lang w:eastAsia="ru-RU" w:bidi="ar-SA"/>
+                <w:lang w:val="ru-RU" w:eastAsia="ru-RU"/>
               </w:rPr>
               <w:t>кафедрой</w:t>
             </w:r>
@@ -1025,7 +1002,7 @@
                 <w:rFonts w:ascii="Times New Roman" w:eastAsia="Times New Roman" w:hAnsi="Times New Roman"/>
                 <w:b/>
                 <w:sz w:val="14"/>
-                <w:lang w:eastAsia="ru-RU"/>
+                <w:lang w:val="ru-RU" w:eastAsia="ru-RU"/>
               </w:rPr>
             </w:pPr>
           </w:p>
@@ -1043,7 +1020,7 @@
                 <w:b/>
                 <w:sz w:val="20"/>
                 <w:szCs w:val="20"/>
-                <w:lang w:eastAsia="ru-RU"/>
+                <w:lang w:val="ru-RU" w:eastAsia="ru-RU"/>
               </w:rPr>
             </w:pPr>
             <w:r>
@@ -1053,7 +1030,7 @@
                 <w:kern w:val="0"/>
                 <w:sz w:val="20"/>
                 <w:szCs w:val="20"/>
-                <w:lang w:eastAsia="ru-RU" w:bidi="ar-SA"/>
+                <w:lang w:val="ru-RU" w:eastAsia="ru-RU"/>
               </w:rPr>
               <w:t>Каргина Л.А.</w:t>
             </w:r>
@@ -1080,8 +1057,7 @@
                 <w:b/>
                 <w:kern w:val="0"/>
                 <w:sz w:val="14"/>
-                <w:szCs w:val="22"/>
-                <w:lang w:eastAsia="ru-RU" w:bidi="ar-SA"/>
+                <w:lang w:val="ru-RU" w:eastAsia="ru-RU"/>
               </w:rPr>
               <w:t xml:space="preserve"> </w:t>
             </w:r>
@@ -1091,8 +1067,7 @@
                 <w:b/>
                 <w:kern w:val="0"/>
                 <w:sz w:val="14"/>
-                <w:szCs w:val="22"/>
-                <w:lang w:val="en-US" w:eastAsia="ru-RU" w:bidi="ar-SA"/>
+                <w:lang w:eastAsia="ru-RU"/>
               </w:rPr>
               <w:t>_____________________ ____________________</w:t>
             </w:r>
@@ -1120,21 +1095,31 @@
                 <w:b/>
                 <w:kern w:val="0"/>
                 <w:sz w:val="14"/>
-                <w:szCs w:val="22"/>
-                <w:lang w:val="en-US" w:eastAsia="ru-RU" w:bidi="ar-SA"/>
-              </w:rPr>
-              <w:t xml:space="preserve">        </w:t>
-            </w:r>
+                <w:lang w:eastAsia="ru-RU"/>
+              </w:rPr>
+              <w:t xml:space="preserve">        (</w:t>
+            </w:r>
+            <w:proofErr w:type="gramStart"/>
             <w:r>
               <w:rPr>
                 <w:rFonts w:ascii="Times New Roman" w:eastAsia="Times New Roman" w:hAnsi="Times New Roman" w:cs="Times New Roman"/>
                 <w:b/>
                 <w:kern w:val="0"/>
                 <w:sz w:val="14"/>
-                <w:szCs w:val="22"/>
-                <w:lang w:val="en-US" w:eastAsia="ru-RU" w:bidi="ar-SA"/>
-              </w:rPr>
-              <w:t>(</w:t>
+                <w:lang w:eastAsia="ru-RU"/>
+              </w:rPr>
+              <w:t xml:space="preserve">ФИО)   </w:t>
+            </w:r>
+            <w:proofErr w:type="gramEnd"/>
+            <w:r>
+              <w:rPr>
+                <w:rFonts w:ascii="Times New Roman" w:eastAsia="Times New Roman" w:hAnsi="Times New Roman" w:cs="Times New Roman"/>
+                <w:b/>
+                <w:kern w:val="0"/>
+                <w:sz w:val="14"/>
+                <w:lang w:eastAsia="ru-RU"/>
+              </w:rPr>
+              <w:t xml:space="preserve">                             </w:t>
             </w:r>
             <w:proofErr w:type="gramStart"/>
             <w:r>
@@ -1143,32 +1128,7 @@
                 <w:b/>
                 <w:kern w:val="0"/>
                 <w:sz w:val="14"/>
-                <w:szCs w:val="22"/>
-                <w:lang w:val="en-US" w:eastAsia="ru-RU" w:bidi="ar-SA"/>
-              </w:rPr>
-              <w:t xml:space="preserve">ФИО)   </w:t>
-            </w:r>
-            <w:proofErr w:type="gramEnd"/>
-            <w:r>
-              <w:rPr>
-                <w:rFonts w:ascii="Times New Roman" w:eastAsia="Times New Roman" w:hAnsi="Times New Roman" w:cs="Times New Roman"/>
-                <w:b/>
-                <w:kern w:val="0"/>
-                <w:sz w:val="14"/>
-                <w:szCs w:val="22"/>
-                <w:lang w:val="en-US" w:eastAsia="ru-RU" w:bidi="ar-SA"/>
-              </w:rPr>
-              <w:t xml:space="preserve">                             </w:t>
-            </w:r>
-            <w:proofErr w:type="gramStart"/>
-            <w:r>
-              <w:rPr>
-                <w:rFonts w:ascii="Times New Roman" w:eastAsia="Times New Roman" w:hAnsi="Times New Roman" w:cs="Times New Roman"/>
-                <w:b/>
-                <w:kern w:val="0"/>
-                <w:sz w:val="14"/>
-                <w:szCs w:val="22"/>
-                <w:lang w:val="en-US" w:eastAsia="ru-RU" w:bidi="ar-SA"/>
+                <w:lang w:eastAsia="ru-RU"/>
               </w:rPr>
               <w:t xml:space="preserve">   (</w:t>
             </w:r>
@@ -1180,8 +1140,7 @@
                 <w:b/>
                 <w:kern w:val="0"/>
                 <w:sz w:val="14"/>
-                <w:szCs w:val="22"/>
-                <w:lang w:val="en-US" w:eastAsia="ru-RU" w:bidi="ar-SA"/>
+                <w:lang w:eastAsia="ru-RU"/>
               </w:rPr>
               <w:t>подпись</w:t>
             </w:r>
@@ -1192,8 +1151,7 @@
                 <w:b/>
                 <w:kern w:val="0"/>
                 <w:sz w:val="14"/>
-                <w:szCs w:val="22"/>
-                <w:lang w:val="en-US" w:eastAsia="ru-RU" w:bidi="ar-SA"/>
+                <w:lang w:eastAsia="ru-RU"/>
               </w:rPr>
               <w:t>)</w:t>
             </w:r>
@@ -1237,8 +1195,7 @@
                 <w:b/>
                 <w:kern w:val="0"/>
                 <w:sz w:val="20"/>
-                <w:szCs w:val="22"/>
-                <w:lang w:val="en-US" w:eastAsia="ru-RU" w:bidi="ar-SA"/>
+                <w:lang w:eastAsia="ru-RU"/>
               </w:rPr>
               <w:t>"</w:t>
             </w:r>
@@ -1248,9 +1205,8 @@
                 <w:b/>
                 <w:kern w:val="0"/>
                 <w:sz w:val="20"/>
-                <w:szCs w:val="22"/>
                 <w:u w:val="single"/>
-                <w:lang w:val="en-US" w:eastAsia="ru-RU" w:bidi="ar-SA"/>
+                <w:lang w:eastAsia="ru-RU"/>
               </w:rPr>
               <w:tab/>
             </w:r>
@@ -1260,8 +1216,7 @@
                 <w:b/>
                 <w:kern w:val="0"/>
                 <w:sz w:val="20"/>
-                <w:szCs w:val="22"/>
-                <w:lang w:val="en-US" w:eastAsia="ru-RU" w:bidi="ar-SA"/>
+                <w:lang w:eastAsia="ru-RU"/>
               </w:rPr>
               <w:t>"</w:t>
             </w:r>
@@ -1271,9 +1226,8 @@
                 <w:b/>
                 <w:kern w:val="0"/>
                 <w:sz w:val="20"/>
-                <w:szCs w:val="22"/>
                 <w:u w:val="single"/>
-                <w:lang w:val="en-US" w:eastAsia="ru-RU" w:bidi="ar-SA"/>
+                <w:lang w:eastAsia="ru-RU"/>
               </w:rPr>
               <w:tab/>
               <w:t xml:space="preserve">                 </w:t>
@@ -1284,8 +1238,7 @@
                 <w:b/>
                 <w:kern w:val="0"/>
                 <w:sz w:val="20"/>
-                <w:szCs w:val="22"/>
-                <w:lang w:val="en-US" w:eastAsia="ru-RU" w:bidi="ar-SA"/>
+                <w:lang w:eastAsia="ru-RU"/>
               </w:rPr>
               <w:t>2026 г.</w:t>
             </w:r>
@@ -1865,6 +1818,7 @@
               <w:rPr>
                 <w:rFonts w:ascii="Times New Roman" w:hAnsi="Times New Roman"/>
                 <w:b/>
+                <w:lang w:val="ru-RU"/>
               </w:rPr>
             </w:pPr>
           </w:p>
@@ -1877,6 +1831,7 @@
               <w:rPr>
                 <w:rFonts w:ascii="Times New Roman" w:hAnsi="Times New Roman"/>
                 <w:b/>
+                <w:lang w:val="ru-RU"/>
               </w:rPr>
             </w:pPr>
           </w:p>
@@ -1889,6 +1844,7 @@
               <w:rPr>
                 <w:rFonts w:ascii="Times New Roman" w:hAnsi="Times New Roman"/>
                 <w:b/>
+                <w:lang w:val="ru-RU"/>
               </w:rPr>
             </w:pPr>
           </w:p>
@@ -1901,6 +1857,7 @@
               <w:rPr>
                 <w:rFonts w:ascii="Times New Roman" w:hAnsi="Times New Roman"/>
                 <w:b/>
+                <w:lang w:val="ru-RU"/>
               </w:rPr>
             </w:pPr>
           </w:p>
@@ -1921,9 +1878,6 @@
                 <w:rFonts w:ascii="Times New Roman" w:eastAsia="Calibri" w:hAnsi="Times New Roman" w:cs="Times New Roman"/>
                 <w:b/>
                 <w:kern w:val="0"/>
-                <w:sz w:val="22"/>
-                <w:szCs w:val="22"/>
-                <w:lang w:val="en-US" w:eastAsia="en-US" w:bidi="ar-SA"/>
               </w:rPr>
               <w:t>Обучающийся</w:t>
             </w:r>
@@ -2030,9 +1984,6 @@
                 <w:rFonts w:ascii="Times New Roman" w:eastAsia="Calibri" w:hAnsi="Times New Roman" w:cs="Times New Roman"/>
                 <w:b/>
                 <w:kern w:val="0"/>
-                <w:sz w:val="22"/>
-                <w:szCs w:val="22"/>
-                <w:lang w:val="en-US" w:eastAsia="en-US" w:bidi="ar-SA"/>
               </w:rPr>
               <w:t>(Гамов П.А.)</w:t>
             </w:r>
@@ -2064,9 +2015,6 @@
                 <w:rFonts w:ascii="Times New Roman" w:eastAsia="Calibri" w:hAnsi="Times New Roman" w:cs="Times New Roman"/>
                 <w:b/>
                 <w:kern w:val="0"/>
-                <w:sz w:val="22"/>
-                <w:szCs w:val="22"/>
-                <w:lang w:val="en-US" w:eastAsia="en-US" w:bidi="ar-SA"/>
               </w:rPr>
               <w:t>Научный</w:t>
             </w:r>
@@ -2076,9 +2024,6 @@
                 <w:rFonts w:ascii="Times New Roman" w:eastAsia="Calibri" w:hAnsi="Times New Roman" w:cs="Times New Roman"/>
                 <w:b/>
                 <w:kern w:val="0"/>
-                <w:sz w:val="22"/>
-                <w:szCs w:val="22"/>
-                <w:lang w:val="en-US" w:eastAsia="en-US" w:bidi="ar-SA"/>
               </w:rPr>
               <w:t xml:space="preserve"> </w:t>
             </w:r>
@@ -2088,9 +2033,6 @@
                 <w:rFonts w:ascii="Times New Roman" w:eastAsia="Calibri" w:hAnsi="Times New Roman" w:cs="Times New Roman"/>
                 <w:b/>
                 <w:kern w:val="0"/>
-                <w:sz w:val="22"/>
-                <w:szCs w:val="22"/>
-                <w:lang w:val="en-US" w:eastAsia="en-US" w:bidi="ar-SA"/>
               </w:rPr>
               <w:t>руководитель</w:t>
             </w:r>
@@ -2121,9 +2063,6 @@
                 <w:rFonts w:ascii="Times New Roman" w:eastAsia="Calibri" w:hAnsi="Times New Roman" w:cs="Times New Roman"/>
                 <w:b/>
                 <w:kern w:val="0"/>
-                <w:sz w:val="22"/>
-                <w:szCs w:val="22"/>
-                <w:lang w:val="en-US" w:eastAsia="en-US" w:bidi="ar-SA"/>
               </w:rPr>
               <w:t>(</w:t>
             </w:r>
@@ -2133,9 +2072,6 @@
                 <w:rFonts w:ascii="Times New Roman" w:eastAsia="Calibri" w:hAnsi="Times New Roman" w:cs="Times New Roman"/>
                 <w:b/>
                 <w:kern w:val="0"/>
-                <w:sz w:val="22"/>
-                <w:szCs w:val="22"/>
-                <w:lang w:val="en-US" w:eastAsia="en-US" w:bidi="ar-SA"/>
               </w:rPr>
               <w:t>Демидов</w:t>
             </w:r>
@@ -2145,9 +2081,6 @@
                 <w:rFonts w:ascii="Times New Roman" w:eastAsia="Calibri" w:hAnsi="Times New Roman" w:cs="Times New Roman"/>
                 <w:b/>
                 <w:kern w:val="0"/>
-                <w:sz w:val="22"/>
-                <w:szCs w:val="22"/>
-                <w:lang w:val="en-US" w:eastAsia="en-US" w:bidi="ar-SA"/>
               </w:rPr>
               <w:t xml:space="preserve"> А.В.)  </w:t>
             </w:r>
@@ -2260,7 +2193,6 @@
           <w:docPartUnique/>
         </w:docPartObj>
       </w:sdtPr>
-      <w:sdtEndPr/>
       <w:sdtContent>
         <w:p>
           <w:pPr>
@@ -2990,9 +2922,17 @@
           <w:szCs w:val="28"/>
         </w:rPr>
         <w:lastRenderedPageBreak/>
-        <w:t>Глава 1. Постановка проблемы</w:t>
+        <w:t xml:space="preserve">Глава 1. </w:t>
       </w:r>
       <w:bookmarkEnd w:id="2"/>
+      <w:r>
+        <w:rPr>
+          <w:rFonts w:cs="Times New Roman"/>
+          <w:sz w:val="32"/>
+          <w:szCs w:val="28"/>
+        </w:rPr>
+        <w:t>Проблема формирования здоровых привычек в цифровую эпоху: анализ факторов, последствий и существующие решения</w:t>
+      </w:r>
     </w:p>
     <w:p>
       <w:pPr>
@@ -3007,9 +2947,12 @@
       <w:bookmarkStart w:id="4" w:name="_Toc226724650"/>
       <w:bookmarkEnd w:id="3"/>
       <w:r>
-        <w:t>1.1. Феномен отсутствия здоровых привычек: сущность проблемы и ее актуальность в цифровую эпоху</w:t>
+        <w:t xml:space="preserve">1.1. </w:t>
       </w:r>
       <w:bookmarkEnd w:id="4"/>
+      <w:r>
+        <w:t>Здоровые привычки в условиях цифровой трансформации: определение понятия и актуальность проблемы</w:t>
+      </w:r>
     </w:p>
     <w:p>
       <w:pPr>
@@ -3021,10 +2964,7 @@
         <w:pStyle w:val="11"/>
       </w:pPr>
       <w:r>
-        <w:t>Цифровая трансформация, охватившая все сферы человеческой деятельности за последние десятилетия, кардинально изменила модели поведения и образ жизни современного человека. Процесс, начавшийся с появления персональных компьютеров в 1980-х годах, получил беспрецедентное ускорение с распространением смартфонов и мобильного интернета в 2010-х годах. Цифровые технологии перестали быть инструментом для решения отдельных задач – они стали средой обитания, в которой человек проводит значительную часть своего бодрст</w:t>
-      </w:r>
-      <w:r>
-        <w:t>вующего времени.</w:t>
+        <w:t>Цифровая трансформация, охватившая все сферы человеческой деятельности за последние десятилетия, кардинально изменила модели поведения и образ жизни современного человека. Процесс, начавшийся с появления персональных компьютеров в 1980-х годах, получил беспрецедентное ускорение с распространением смартфонов и мобильного интернета в 2010-х годах. Цифровые технологии перестали быть инструментом для решения отдельных задач – они стали средой обитания, в которой человек проводит значительную часть своего бодрствующего времени.</w:t>
       </w:r>
     </w:p>
     <w:p>
@@ -3040,10 +2980,11 @@
         <w:pStyle w:val="11"/>
       </w:pPr>
       <w:r>
-        <w:t>Современный человек просыпается под звук будильника на смартфоне, проверяет уведомления ещё до того, как встанет с кровати, завтракает, листая ленту социальных сетей, добирается до работы, слушая подкасты или переписываясь в мессенджерах, проводит рабочий день за компьютером, а вечером отдыхает, смотря видео на стриминговых платформах. Исследования показывают, что средний пользователь смартфона проводит в цифровой среде от 6 до 8 часов в день, а для молодёжи в возрасте от 18 до 24 лет этот показатель достиг</w:t>
-      </w:r>
-      <w:r>
-        <w:t>ает 10–12 часов.</w:t>
+        <w:t xml:space="preserve">Современный человек просыпается под звук будильника на смартфоне, проверяет уведомления ещё до того, как встанет с кровати, завтракает, листая ленту социальных сетей, добирается до работы, слушая подкасты или переписываясь в мессенджерах, проводит рабочий день за компьютером, а вечером отдыхает, смотря видео на стриминговых платформах. Исследования показывают, что средний пользователь смартфона проводит в цифровой среде от </w:t>
+      </w:r>
+      <w:r>
+        <w:lastRenderedPageBreak/>
+        <w:t>6 до 8 часов в день, а для молодёжи в возрасте от 18 до 24 лет этот показатель достигает 10–12 часов.</w:t>
       </w:r>
     </w:p>
     <w:p>
@@ -3051,8 +2992,35 @@
         <w:pStyle w:val="11"/>
       </w:pPr>
       <w:r>
+        <w:t>Согласно данным Всемирной организации здравоохранения, более 60% взрослого населения развитых стран ведёт малоподвижный образ жизни, что напрямую связано с ростом хронических заболеваний: сердечно-сосудистых болезней, сахарного диабета, ожирения и депрессивных расстройств. Особенно уязвимой категорией являются молодые люди и лица среднего возраста, которые активно используют цифровые технологии как в профессиональной, так и в личной сферах.</w:t>
+      </w:r>
+    </w:p>
+    <w:p>
+      <w:pPr>
+        <w:pStyle w:val="11"/>
+      </w:pPr>
+      <w:r>
+        <w:t>Эпидемиологические исследования фиксируют рост тревожных и депрессивных расстройств, которые часто связываются с особенностями цифрового образа жизни. Уровень физической активности среди молодёжи снижается, распространённость ожирения растёт, а показатели психического здоровья ухудшаются. Всё это указывает на острую необходимость разработки новых подходов к формированию здоровых привычек, адаптированных к реалиям цифровой эпохи.</w:t>
+      </w:r>
+    </w:p>
+    <w:p>
+      <w:pPr>
+        <w:pStyle w:val="11"/>
+      </w:pPr>
+      <w:r>
+        <w:t>Цифровизация, изначально задуманная как инструмент повышения качества жизни, стала фактором, снижающим уровень физической активности, способствующим формированию вредных привычек и ухудшающим общее состояние здоровья. Вместо прогулок и активного досуга человек всё чаще выбирает пассивные формы развлечений: просмотр видео, чтение в социальных сетях, игры. Это приводит к дисбалансу между физиологическими потребностями организма и реалиями цифровой среды.</w:t>
+      </w:r>
+    </w:p>
+    <w:p>
+      <w:pPr>
+        <w:pStyle w:val="11"/>
+      </w:pPr>
+      <w:r>
+        <w:t xml:space="preserve">Однако парадокс современной ситуации заключается в том, что именно технологии, ставшие причиной многих проблем со здоровьем, могут стать ключом к их решению. Смартфоны способны отслеживать физическую активность, напоминать о необходимости встать и размяться, контролировать качество сна и даже мотивировать пользователя на достижение целей. Носимые устройства, такие как фитнес-браслеты и умные часы, предоставляют </w:t>
+      </w:r>
+      <w:r>
         <w:lastRenderedPageBreak/>
-        <w:t>Согласно данным Всемирной организации здравоохранения, более 60% взрослого населения развитых стран ведёт малоподвижный образ жизни, что напрямую связано с ростом хронических заболеваний: сердечно-сосудистых болезней, сахарного диабета, ожирения и депрессивных расстройств. Особенно уязвимой категорией являются молодые люди и лица среднего возраста, которые активно используют цифровые технологии как в профессиональной, так и в личной сферах.</w:t>
+        <w:t>непрерывный мониторинг физиологических показателей, превращая заботу о здоровье в измеримый и контролируемый процесс.</w:t>
       </w:r>
     </w:p>
     <w:p>
@@ -3060,38 +3028,7 @@
         <w:pStyle w:val="11"/>
       </w:pPr>
       <w:r>
-        <w:t>Эпидемиологические исследования фиксируют рост тревожных и депрессивных расстройств, которые часто связываются с особенностями цифрового образа жизни. Уровень физической активности среди молодёжи снижается, распространённость ожирения растёт, а показатели психического здоровья ухудшаются. Всё это указывает на острую необходимость разработки новых подходов к формированию здоровых привычек, адаптированных к реалиям цифровой эпохи.</w:t>
-      </w:r>
-    </w:p>
-    <w:p>
-      <w:pPr>
-        <w:pStyle w:val="11"/>
-      </w:pPr>
-      <w:r>
-        <w:t>Цифровизация, изначально задуманная как инструмент повышения качества жизни, стала фактором, снижающим уровень физической активности, способствующим формированию вредных привычек и ухудшающим общее состояние здоровья. Вместо прогулок и активного досуга человек всё чаще выбирает пассивные формы развлечений: просмотр видео, чтение в социальных сетях, игры. Это приводит к дисбалансу между физиологическими потребностями организма и реалиями цифровой среды.</w:t>
-      </w:r>
-    </w:p>
-    <w:p>
-      <w:pPr>
-        <w:pStyle w:val="11"/>
-      </w:pPr>
-      <w:r>
-        <w:t>Однако парадокс современной ситуации заключается в том, что именно технологии, ставшие причиной многих проблем со здоровьем, могут стать ключом к их решению. Смартфоны способны отслеживать физическую активность, напоминать о необходимости встать и размяться, контролировать качество сна и даже мотивировать пользователя на достижение целей. Носимые устройства, такие как фитнес-браслеты и умные часы, предоставляют непрерывный мониторинг физиологических показателей, превращая заботу о здоровье в измеримый и кон</w:t>
-      </w:r>
-      <w:r>
-        <w:t>тролируемый процесс.</w:t>
-      </w:r>
-    </w:p>
-    <w:p>
-      <w:pPr>
-        <w:pStyle w:val="11"/>
-      </w:pPr>
-      <w:r>
-        <w:lastRenderedPageBreak/>
-        <w:t>Представители поколения Z и младшие миллениалы выросли в условиях постоянной информационной стимуляции. С раннего детства они привыкли к мгновенному доступу к развлечениям, быстрому переключению между задачами и непрерывному потоку уведомлений. Это сформировало особый тип когнитивного функционирования, который характеризуется сниженной способностью к длительной концентрации, потребностью в постоянной стимуляции и сложностями с отложенным вознаграждением. Все эти особенности создают серьёзные препятствия для</w:t>
-      </w:r>
-      <w:r>
-        <w:t xml:space="preserve"> формирования здоровых привычек, которые по своей природе требуют последовательности, терпения и способности ждать результата.</w:t>
+        <w:t>Представители поколения Z и младшие миллениалы выросли в условиях постоянной информационной стимуляции. С раннего детства они привыкли к мгновенному доступу к развлечениям, быстрому переключению между задачами и непрерывному потоку уведомлений. Это сформировало особый тип когнитивного функционирования, который характеризуется сниженной способностью к длительной концентрации, потребностью в постоянной стимуляции и сложностями с отложенным вознаграждением. Все эти особенности создают серьёзные препятствия для формирования здоровых привычек, которые по своей природе требуют последовательности, терпения и способности ждать результата.</w:t>
       </w:r>
     </w:p>
     <w:p>
@@ -3109,9 +3046,12 @@
       <w:bookmarkStart w:id="6" w:name="_Toc226724651"/>
       <w:bookmarkEnd w:id="5"/>
       <w:r>
-        <w:t>1.2 Влияние отсутствия здоровых привычек на качество жизни</w:t>
+        <w:t xml:space="preserve">1.2 </w:t>
       </w:r>
       <w:bookmarkEnd w:id="6"/>
+      <w:r>
+        <w:t>Последствия отсутствия здоровых привычек: влияние на физиологические, психологические и социальные аспекты жизни</w:t>
+      </w:r>
     </w:p>
     <w:p>
       <w:pPr>
@@ -3144,10 +3084,7 @@
         <w:t xml:space="preserve">Физиологические нарушения. </w:t>
       </w:r>
       <w:r>
-        <w:t>Продолжительное использование цифровых устройств связано с целым комплексом физиологических проблем. Малоподвижный образ жизни приводит к метаболическим сбоям, развитию ожирения, нарушениям костно-мышечной системы. Длительная работа за компьютером вызывает проблемы со зрением, головные боли, боли в спине и шее. Особую опасность представляет «цифровой сидячий образ жизни», когда человек проводит большую часть дня в одной позе, что негативно влияет на кровообращение, состояние позвоночника и общий мышечный то</w:t>
-      </w:r>
-      <w:r>
-        <w:t>нус.</w:t>
+        <w:t>Продолжительное использование цифровых устройств связано с целым комплексом физиологических проблем. Малоподвижный образ жизни приводит к метаболическим сбоям, развитию ожирения, нарушениям костно-мышечной системы. Длительная работа за компьютером вызывает проблемы со зрением, головные боли, боли в спине и шее. Особую опасность представляет «цифровой сидячий образ жизни», когда человек проводит большую часть дня в одной позе, что негативно влияет на кровообращение, состояние позвоночника и общий мышечный тонус.</w:t>
       </w:r>
     </w:p>
     <w:p>
@@ -3163,14 +3100,11 @@
           <w:i/>
           <w:iCs/>
         </w:rPr>
+        <w:lastRenderedPageBreak/>
         <w:t xml:space="preserve">Нарушение циркадных ритмов и качества сна. </w:t>
       </w:r>
       <w:r>
-        <w:t xml:space="preserve">Экранное время, особенно в вечерние и ночные часы, оказывает существенное влияние на выработку мелатонина – гормона, регулирующего циклы сна и бодрствования. Синий свет, излучаемый экранами, подавляет естественную выработку мелатонина, что </w:t>
-      </w:r>
-      <w:r>
-        <w:lastRenderedPageBreak/>
-        <w:t>приводит к нарушениям биоритмов. Пользователи склонны откладывать сон ради продолжения онлайн-активности, что формирует хронический дефицит сна. Это, в свою очередь, влияет на когнитивные функции, эмоциональное состояние, иммунитет и общее самочувствие.</w:t>
+        <w:t>Экранное время, особенно в вечерние и ночные часы, оказывает существенное влияние на выработку мелатонина – гормона, регулирующего циклы сна и бодрствования. Синий свет, излучаемый экранами, подавляет естественную выработку мелатонина, что приводит к нарушениям биоритмов. Пользователи склонны откладывать сон ради продолжения онлайн-активности, что формирует хронический дефицит сна. Это, в свою очередь, влияет на когнитивные функции, эмоциональное состояние, иммунитет и общее самочувствие.</w:t>
       </w:r>
     </w:p>
     <w:p>
@@ -3240,10 +3174,7 @@
         <w:t xml:space="preserve">Развитие зависимостей. </w:t>
       </w:r>
       <w:r>
-        <w:t>Цифровая среда намеренно проектируется таким образом, чтобы максимально увеличить время, проводимое пользователем в приложении. Механизмы бесконечной прокрутки, персонализированные рекомендации, уведомления и другие элементы дизайна направлены на формирование привычки использования. Это приводит к развитию различных форм зависимостей: интернет-зависимости, зависимости от социальных сетей и видеоигр. Пользователи теряют контроль над временем, проводимым за экраном, и начинают пренебрегать базовыми потребност</w:t>
-      </w:r>
-      <w:r>
-        <w:t>ями организма.</w:t>
+        <w:t>Цифровая среда намеренно проектируется таким образом, чтобы максимально увеличить время, проводимое пользователем в приложении. Механизмы бесконечной прокрутки, персонализированные рекомендации, уведомления и другие элементы дизайна направлены на формирование привычки использования. Это приводит к развитию различных форм зависимостей: интернет-зависимости, зависимости от социальных сетей и видеоигр. Пользователи теряют контроль над временем, проводимым за экраном, и начинают пренебрегать базовыми потребностями организма.</w:t>
       </w:r>
     </w:p>
     <w:p>
@@ -3259,14 +3190,11 @@
           <w:i/>
           <w:iCs/>
         </w:rPr>
+        <w:lastRenderedPageBreak/>
         <w:t xml:space="preserve">Когнитивные изменения. </w:t>
       </w:r>
       <w:r>
-        <w:t xml:space="preserve">Постоянное пребывание в цифровой среде формирует специфические когнитивные изменения. «Клиповое мышление» – способность воспринимать информацию только в виде коротких, несвязанных фрагментов – становится доминирующим типом обработки информации. </w:t>
-      </w:r>
-      <w:r>
-        <w:lastRenderedPageBreak/>
-        <w:t>Снижается способность к длительной концентрации, глубокому анализу и критическому мышлению. Информационная перегрузка приводит к трудностям с переработкой и запоминанием информации, снижению качества принимаемых решений.</w:t>
+        <w:t>Постоянное пребывание в цифровой среде формирует специфические когнитивные изменения. «Клиповое мышление» – способность воспринимать информацию только в виде коротких, несвязанных фрагментов – становится доминирующим типом обработки информации. Снижается способность к длительной концентрации, глубокому анализу и критическому мышлению. Информационная перегрузка приводит к трудностям с переработкой и запоминанием информации, снижению качества принимаемых решений.</w:t>
       </w:r>
     </w:p>
     <w:p>
@@ -3339,14 +3267,11 @@
           <w:i/>
           <w:iCs/>
         </w:rPr>
+        <w:lastRenderedPageBreak/>
         <w:t xml:space="preserve">Двойственный феномен цифровой среды. </w:t>
       </w:r>
       <w:r>
-        <w:t xml:space="preserve">Цифровая среда создала принципиально новые условия жизни, к которым человеческий организм, эволюционировавший в течение миллионов лет, не успел адаптироваться. </w:t>
-      </w:r>
-      <w:r>
-        <w:lastRenderedPageBreak/>
-        <w:t>Ускорение темпа жизни, развитие городской инфраструктуры и цифровизация всех сфер деятельности привели к тому, что традиционные формы физической активности оказались вытесненными из повседневной рутины.</w:t>
+        <w:t>Цифровая среда создала принципиально новые условия жизни, к которым человеческий организм, эволюционировавший в течение миллионов лет, не успел адаптироваться. Ускорение темпа жизни, развитие городской инфраструктуры и цифровизация всех сфер деятельности привели к тому, что традиционные формы физической активности оказались вытесненными из повседневной рутины.</w:t>
       </w:r>
     </w:p>
     <w:p>
@@ -3405,7 +3330,11 @@
       </w:r>
       <w:proofErr w:type="spellEnd"/>
       <w:r>
-        <w:t>, показало, что среднее время формирования привычки составляет 66 дней, при этом индивидуальные различия очень велики. Для простых привычек, таких как выпить стакан воды после пробуждения, автоматизм может сформироваться за несколько недель. Для сложных привычек, требующих значительных усилий и изменения образа жизни, процесс может занять несколько месяцев или даже больше года.</w:t>
+        <w:t xml:space="preserve">, показало, что среднее время формирования привычки составляет 66 дней, при этом индивидуальные различия очень велики. Для простых привычек, таких как выпить стакан воды после пробуждения, автоматизм может сформироваться за несколько недель. Для сложных привычек, требующих значительных усилий и </w:t>
+      </w:r>
+      <w:r>
+        <w:lastRenderedPageBreak/>
+        <w:t>изменения образа жизни, процесс может занять несколько месяцев или даже больше года.</w:t>
       </w:r>
     </w:p>
     <w:p>
@@ -3426,7 +3355,6 @@
         <w:ind w:left="0" w:firstLine="709"/>
       </w:pPr>
       <w:r>
-        <w:lastRenderedPageBreak/>
         <w:t>Высокий порог входа – начать новую привычку воспринимается как сложная задача, требующая значительных усилий. Человек откладывает начало, бесконечно отодвигая момент действия. Социальные обязательства, работа, семья, учёба часто вытесняют заботу о собственном здоровье.</w:t>
       </w:r>
     </w:p>
@@ -3498,7 +3426,11 @@
         <w:pStyle w:val="11"/>
       </w:pPr>
       <w:r>
-        <w:t>Проблема саморегуляции усугубляется тем, что цифровые платформы намеренно проектируются таким образом, чтобы максимально увеличить время, проводимое пользователем в приложении. В этом контексте формирование здоровых привычек становится не просто личным выбором, а активным противостоянием среде, оптимизированной для захвата внимания.</w:t>
+        <w:t xml:space="preserve">Проблема саморегуляции усугубляется тем, что цифровые платформы намеренно проектируются таким образом, чтобы максимально увеличить время, проводимое пользователем в приложении. В этом контексте формирование </w:t>
+      </w:r>
+      <w:r>
+        <w:lastRenderedPageBreak/>
+        <w:t>здоровых привычек становится не просто личным выбором, а активным противостоянием среде, оптимизированной для захвата внимания.</w:t>
       </w:r>
     </w:p>
     <w:p>
@@ -3506,7 +3438,6 @@
         <w:pStyle w:val="11"/>
       </w:pPr>
       <w:r>
-        <w:lastRenderedPageBreak/>
         <w:t>Постоянное пребывание в цифровой среде формирует привычку к автоматическому, неосознанному потреблению контента. Пользователь может часами просматривать ленту социальных сетей, не осознавая, как проходит время, или автоматически тянуться к смартфону в любую свободную минуту. Такой паттерн поведения переносится и на другие сферы жизни, затрудняя осознанное принятие решений о здоровье.</w:t>
       </w:r>
     </w:p>
@@ -3561,7 +3492,6 @@
       <w:bookmarkStart w:id="10" w:name="_Toc226724653"/>
       <w:bookmarkEnd w:id="9"/>
       <w:r>
-        <w:lastRenderedPageBreak/>
         <w:t>1.4 Существующие решения для формирования привычек: критический анализ</w:t>
       </w:r>
       <w:bookmarkEnd w:id="10"/>
@@ -3612,7 +3542,11 @@
         <w:pStyle w:val="11"/>
       </w:pPr>
       <w:r>
-        <w:t>Традиционные методы формирования привычек, разработанные в доцифровую эпоху, также не всегда соответствуют новым условиям жизни. Классические техники, такие как ведение дневника, визуализация целей или создание системы вознаграждений, требуют значительных затрат времени и когнитивных ресурсов. В условиях информационной перегрузки и дефицита внимания многие пользователи не готовы к такому уровню вовлечённости.</w:t>
+        <w:t xml:space="preserve">Традиционные методы формирования привычек, разработанные в доцифровую эпоху, также не всегда соответствуют новым условиям жизни. Классические техники, такие как ведение дневника, визуализация целей или создание системы вознаграждений, требуют значительных затрат времени и </w:t>
+      </w:r>
+      <w:r>
+        <w:lastRenderedPageBreak/>
+        <w:t>когнитивных ресурсов. В условиях информационной перегрузки и дефицита внимания многие пользователи не готовы к такому уровню вовлечённости.</w:t>
       </w:r>
     </w:p>
     <w:p>
@@ -3620,7 +3554,6 @@
         <w:pStyle w:val="11"/>
       </w:pPr>
       <w:r>
-        <w:lastRenderedPageBreak/>
         <w:t>В таблице 1 представлен сравнительный анализ наиболее популярных приложений для формирования привычек по ключевым параметрам.</w:t>
       </w:r>
     </w:p>
@@ -5400,6 +5333,7 @@
                 <w:szCs w:val="28"/>
                 <w:lang w:eastAsia="ru-RU" w:bidi="ar-SA"/>
               </w:rPr>
+              <w:lastRenderedPageBreak/>
               <w:t>1</w:t>
             </w:r>
           </w:p>
@@ -5581,7 +5515,6 @@
                 <w:szCs w:val="28"/>
                 <w:lang w:eastAsia="ru-RU" w:bidi="ar-SA"/>
               </w:rPr>
-              <w:lastRenderedPageBreak/>
               <w:t>8</w:t>
             </w:r>
           </w:p>
@@ -6456,6 +6389,7 @@
                 <w:szCs w:val="28"/>
                 <w:lang w:eastAsia="ru-RU" w:bidi="ar-SA"/>
               </w:rPr>
+              <w:lastRenderedPageBreak/>
               <w:t>1</w:t>
             </w:r>
           </w:p>
@@ -6574,7 +6508,6 @@
                 <w:szCs w:val="28"/>
                 <w:lang w:eastAsia="ru-RU" w:bidi="ar-SA"/>
               </w:rPr>
-              <w:lastRenderedPageBreak/>
               <w:t>2</w:t>
             </w:r>
           </w:p>
@@ -7637,6 +7570,7 @@
                 <w:szCs w:val="28"/>
                 <w:lang w:eastAsia="ru-RU" w:bidi="ar-SA"/>
               </w:rPr>
+              <w:lastRenderedPageBreak/>
               <w:t>11</w:t>
             </w:r>
           </w:p>
@@ -7823,7 +7757,6 @@
                 <w:szCs w:val="28"/>
                 <w:lang w:eastAsia="ru-RU" w:bidi="ar-SA"/>
               </w:rPr>
-              <w:lastRenderedPageBreak/>
               <w:t>12</w:t>
             </w:r>
           </w:p>
@@ -7958,7 +7891,11 @@
         <w:pStyle w:val="11"/>
       </w:pPr>
       <w:r>
-        <w:t>Цифровая усталость и перегрузка информацией снижают эффективность стандартных мотивационных инструментов. Пользователь, который получает десятки уведомлений в день от различных приложений, становится менее восприимчивым к каждому отдельному сообщению. В этих условиях только по-настоящему персонализированные и релевантные коммуникации имеют шанс привлечь внимание и вызвать отклик.</w:t>
+        <w:t>Цифровая усталость и перегрузка информацией снижают эффективность стандартных мотивационных инструментов. Пользователь, который получает десятки уведомлений в день от различных приложений, становится менее восприимчивым к каждому отдельному сообщению. В этих условиях только по-</w:t>
+      </w:r>
+      <w:r>
+        <w:lastRenderedPageBreak/>
+        <w:t>настоящему персонализированные и релевантные коммуникации имеют шанс привлечь внимание и вызвать отклик.</w:t>
       </w:r>
     </w:p>
     <w:p>
@@ -7970,7 +7907,6 @@
           <w:i/>
           <w:iCs/>
         </w:rPr>
-        <w:lastRenderedPageBreak/>
         <w:t xml:space="preserve">Проблемы обратной связи и аналитики. </w:t>
       </w:r>
       <w:r>
@@ -9863,10 +9799,7 @@
       </w:r>
       <w:r>
         <w:lastRenderedPageBreak/>
-        <w:t>психологические, социальные и технологические аспекты. Интеграция геймификации и наставнической поддержки в одном цифровом решении может компенсировать недостатки каждого из подходов по отдельности. Геймификация обеспечивает вовлечённость и эмоциональную связь, но без направляющего элемента может восприниматься как бессмысленная игра. Наставничество обеспечивает содержательную поддержку, но без элементов вовлечённост</w:t>
-      </w:r>
-      <w:r>
-        <w:t>и может казаться скучным и монотонным.</w:t>
+        <w:t>психологические, социальные и технологические аспекты. Интеграция геймификации и наставнической поддержки в одном цифровом решении может компенсировать недостатки каждого из подходов по отдельности. Геймификация обеспечивает вовлечённость и эмоциональную связь, но без направляющего элемента может восприниматься как бессмысленная игра. Наставничество обеспечивает содержательную поддержку, но без элементов вовлечённости может казаться скучным и монотонным.</w:t>
       </w:r>
     </w:p>
     <w:p>
@@ -9890,10 +9823,7 @@
         <w:pStyle w:val="11"/>
       </w:pPr>
       <w:r>
-        <w:t>Разрыв между потребностями пользователей и существующими решениями создаёт возможность для разработки нового продукта, который объединит лучшие практики из разных областей. Такое решение должно сочетать привлекательность игровых механик с глубиной наставнической поддержки, использовать данные для персонализации и адаптации, обеспечивать социальное взаимодействие и эмоциональную вовлечённость. Его разработка требует междисциплинарного подхода, объединяющего экспертизу в области психологии, поведенческих наук</w:t>
-      </w:r>
-      <w:r>
-        <w:t>, дизайнерских решений и технологий.</w:t>
+        <w:t>Разрыв между потребностями пользователей и существующими решениями создаёт возможность для разработки нового продукта, который объединит лучшие практики из разных областей. Такое решение должно сочетать привлекательность игровых механик с глубиной наставнической поддержки, использовать данные для персонализации и адаптации, обеспечивать социальное взаимодействие и эмоциональную вовлечённость. Его разработка требует междисциплинарного подхода, объединяющего экспертизу в области психологии, поведенческих наук, дизайнерских решений и технологий.</w:t>
       </w:r>
     </w:p>
     <w:p>
@@ -9907,12 +9837,277 @@
     </w:p>
     <w:p>
       <w:pPr>
-        <w:textAlignment w:val="auto"/>
-        <w:rPr>
-          <w:rFonts w:ascii="Times New Roman" w:hAnsi="Times New Roman"/>
-          <w:sz w:val="28"/>
-        </w:rPr>
-      </w:pPr>
+        <w:pStyle w:val="11"/>
+      </w:pPr>
+    </w:p>
+    <w:p>
+      <w:pPr>
+        <w:pStyle w:val="1"/>
+      </w:pPr>
+      <w:r>
+        <w:t>Выводы по главе 1</w:t>
+      </w:r>
+    </w:p>
+    <w:p>
+      <w:pPr>
+        <w:pStyle w:val="11"/>
+      </w:pPr>
+    </w:p>
+    <w:p>
+      <w:pPr>
+        <w:pStyle w:val="11"/>
+      </w:pPr>
+      <w:r>
+        <w:t>В первой главе был проведен комплексный анализ проблемы формирования здоровых привычек в условиях цифровой трансформации общества</w:t>
+      </w:r>
+      <w:r>
+        <w:t xml:space="preserve"> развитых стран</w:t>
+      </w:r>
+      <w:r>
+        <w:t>. Исследование показало, что цифровизация, задуманная как инструмент повышения качества жизни, стала одним из факторов, препятствующих поддержанию физического и психологического благополучия современного человека.</w:t>
+      </w:r>
+    </w:p>
+    <w:p>
+      <w:pPr>
+        <w:pStyle w:val="11"/>
+      </w:pPr>
+      <w:r>
+        <w:t>Анализ выявил</w:t>
+      </w:r>
+      <w:r>
+        <w:t>, что</w:t>
+      </w:r>
+      <w:r>
+        <w:t xml:space="preserve"> более 60% взрослого населения развитых стран ведет малоподвижный образ жизни, проводя от 6 до 12 часов в день </w:t>
+      </w:r>
+      <w:r>
+        <w:t xml:space="preserve">в </w:t>
+      </w:r>
+      <w:r>
+        <w:t xml:space="preserve">цифровой среде. Отсутствие здоровых привычек оказывает </w:t>
+      </w:r>
+      <w:r>
+        <w:t>негативное</w:t>
+      </w:r>
+      <w:r>
+        <w:t xml:space="preserve"> </w:t>
+      </w:r>
+      <w:r>
+        <w:t>влияние</w:t>
+      </w:r>
+      <w:r>
+        <w:t xml:space="preserve"> на жизн</w:t>
+      </w:r>
+      <w:r>
+        <w:t>ь</w:t>
+      </w:r>
+      <w:r>
+        <w:t xml:space="preserve"> человека: </w:t>
+      </w:r>
+      <w:r>
+        <w:t xml:space="preserve">начиная </w:t>
+      </w:r>
+      <w:r>
+        <w:t xml:space="preserve">от физиологических нарушений и метаболических сбоев до психоэмоциональных расстройств, </w:t>
+      </w:r>
+      <w:r>
+        <w:t>умственных</w:t>
+      </w:r>
+      <w:r>
+        <w:t xml:space="preserve"> изменений и социальной изоляции. Особую тревогу вызывает формирование «цифрового сидячего образа жизни» у молодого поколения, выросшего в условиях постоянной информационной стимуляции</w:t>
+      </w:r>
+      <w:r>
+        <w:t xml:space="preserve"> и являющихся целевой аудиторией исследования</w:t>
+      </w:r>
+      <w:r>
+        <w:t>.</w:t>
+      </w:r>
+    </w:p>
+    <w:p>
+      <w:pPr>
+        <w:pStyle w:val="11"/>
+      </w:pPr>
+      <w:r>
+        <w:t xml:space="preserve">Многофакторный анализ причин проблемы показал, что препятствия к формированию здоровых привычек носят комплексный характер. </w:t>
+      </w:r>
+      <w:r>
+        <w:t>Ц</w:t>
+      </w:r>
+      <w:r>
+        <w:t>ифров</w:t>
+      </w:r>
+      <w:r>
+        <w:t>ая</w:t>
+      </w:r>
+      <w:r>
+        <w:t xml:space="preserve"> сред</w:t>
+      </w:r>
+      <w:r>
+        <w:t>а</w:t>
+      </w:r>
+      <w:r>
+        <w:t xml:space="preserve"> создает психологические барьеры (высокий порог входа, отсутствие мгновенной обратной связи, перфекционизм) снижа</w:t>
+      </w:r>
+      <w:r>
+        <w:t>ется</w:t>
+      </w:r>
+      <w:r>
+        <w:t xml:space="preserve"> мотиваци</w:t>
+      </w:r>
+      <w:r>
+        <w:t>я</w:t>
+      </w:r>
+      <w:r>
+        <w:t xml:space="preserve"> к </w:t>
+      </w:r>
+      <w:r>
+        <w:lastRenderedPageBreak/>
+        <w:t xml:space="preserve">изменениям, а когнитивные искажения и проблемы </w:t>
+      </w:r>
+      <w:r>
+        <w:t>самостоятельного регулирования</w:t>
+      </w:r>
+      <w:r>
+        <w:t xml:space="preserve"> усугубляют ситуацию.</w:t>
+      </w:r>
+    </w:p>
+    <w:p>
+      <w:pPr>
+        <w:pStyle w:val="11"/>
+      </w:pPr>
+      <w:r>
+        <w:t>А</w:t>
+      </w:r>
+      <w:r>
+        <w:t xml:space="preserve">нализ существующих цифровых решений для формирования привычек обнаружил существенные ограничения современных подходов. </w:t>
+      </w:r>
+      <w:r>
+        <w:t>Большая часть</w:t>
+      </w:r>
+      <w:r>
+        <w:t xml:space="preserve"> приложений используют поверхностную геймификацию</w:t>
+      </w:r>
+      <w:r>
+        <w:t xml:space="preserve"> </w:t>
+      </w:r>
+      <w:r>
+        <w:t>без учета психологических механизмов внутренней мотивации. Персонализация реализована недостаточно, социальные функции и наставническая поддержка практически отсутствуют. Сравнительный анализ популярных решений показал, что только 4% приложений действительно интегрируют глубокие игровые механики, при этом показатели удержания пользователей остаются низкими</w:t>
+      </w:r>
+      <w:r>
+        <w:t xml:space="preserve">, что влияет на вовлеченность в первые </w:t>
+      </w:r>
+      <w:r>
+        <w:t>1-2 недели</w:t>
+      </w:r>
+      <w:r>
+        <w:t xml:space="preserve">, когда </w:t>
+      </w:r>
+      <w:r>
+        <w:t>большинство</w:t>
+      </w:r>
+      <w:r>
+        <w:t xml:space="preserve"> пользователей</w:t>
+      </w:r>
+      <w:r>
+        <w:t xml:space="preserve"> </w:t>
+      </w:r>
+      <w:r>
+        <w:t>наиболее склонно перестать использовать приложение</w:t>
+      </w:r>
+      <w:r>
+        <w:t>.</w:t>
+      </w:r>
+    </w:p>
+    <w:p>
+      <w:pPr>
+        <w:pStyle w:val="11"/>
+      </w:pPr>
+      <w:r>
+        <w:t xml:space="preserve">Проведенное исследование выявило </w:t>
+      </w:r>
+      <w:r>
+        <w:t>значительный</w:t>
+      </w:r>
+      <w:r>
+        <w:t xml:space="preserve"> разрыв между потребностями пользователей и возможностями существующих решений. </w:t>
+      </w:r>
+      <w:r>
+        <w:t>Пользователю</w:t>
+      </w:r>
+      <w:r>
+        <w:t xml:space="preserve"> необход</w:t>
+      </w:r>
+      <w:r>
+        <w:t>имо</w:t>
+      </w:r>
+      <w:r>
+        <w:t xml:space="preserve"> удовлетворени</w:t>
+      </w:r>
+      <w:r>
+        <w:t>е</w:t>
+      </w:r>
+      <w:r>
+        <w:t xml:space="preserve"> трех базовых психологических потребностей</w:t>
+      </w:r>
+      <w:r>
+        <w:t>, такие как:</w:t>
+      </w:r>
+      <w:r>
+        <w:t xml:space="preserve"> автономи</w:t>
+      </w:r>
+      <w:r>
+        <w:t>я</w:t>
+      </w:r>
+      <w:r>
+        <w:t>, компетентност</w:t>
+      </w:r>
+      <w:r>
+        <w:t>ь</w:t>
+      </w:r>
+      <w:r>
+        <w:t xml:space="preserve"> и связанност</w:t>
+      </w:r>
+      <w:r>
+        <w:t>ь</w:t>
+      </w:r>
+      <w:r>
+        <w:t>,</w:t>
+      </w:r>
+      <w:r>
+        <w:t xml:space="preserve"> </w:t>
+      </w:r>
+      <w:r>
+        <w:t>которые игнорируются большинством цифровых продуктов.</w:t>
+      </w:r>
+      <w:r>
+        <w:t xml:space="preserve"> </w:t>
+      </w:r>
+      <w:r>
+        <w:t>Также а</w:t>
+      </w:r>
+      <w:r>
+        <w:t xml:space="preserve">нализ показал высокий потенциал мессенджер-платформ и чат-ботов для реализации эффективных решений, </w:t>
+      </w:r>
+      <w:r>
+        <w:t>предоставляющих</w:t>
+      </w:r>
+      <w:r>
+        <w:t xml:space="preserve"> низкий порог входа, высокую вовлеченность и возможность </w:t>
+      </w:r>
+      <w:r>
+        <w:t xml:space="preserve">интуитивной реализации </w:t>
+      </w:r>
+      <w:r>
+        <w:t>анонимной наставнической поддержки.</w:t>
+      </w:r>
+    </w:p>
+    <w:p>
+      <w:pPr>
+        <w:pStyle w:val="11"/>
+      </w:pPr>
+      <w:r>
+        <w:t>Таким образом, проведенный анализ обосновал необходимость разработки принципиально нового цифрового решения, которое интегрирует глубинную геймификацию, основанную на теориях внутренней мотивации, систему персонализированной адаптации и механизмы анонимной социальной поддержки в единую методику формирования здоровых привычек, адаптированную к реалиям цифровой эпохи.</w:t>
+      </w:r>
       <w:r>
         <w:br w:type="page"/>
       </w:r>
@@ -9937,23 +10132,32 @@
           <w:szCs w:val="32"/>
         </w:rPr>
         <w:lastRenderedPageBreak/>
-        <w:t>Глава 2. ПРЕДЛАГАЕМОЕ РЕШЕНИЕ</w:t>
-      </w:r>
-      <w:bookmarkEnd w:id="12"/>
-    </w:p>
-    <w:p>
-      <w:pPr>
-        <w:pStyle w:val="2"/>
-        <w:jc w:val="center"/>
-      </w:pPr>
+        <w:t xml:space="preserve">Глава 2. </w:t>
+      </w:r>
       <w:bookmarkStart w:id="13" w:name="__RefHeading___Toc2864_2352405526"/>
       <w:bookmarkStart w:id="14" w:name="_Toc226724655"/>
+      <w:bookmarkEnd w:id="12"/>
       <w:bookmarkEnd w:id="13"/>
       <w:r>
-        <w:t>2.1</w:t>
-      </w:r>
-      <w:r>
-        <w:t xml:space="preserve"> Разработка требований к методике</w:t>
+        <w:rPr>
+          <w:rFonts w:cs="Times New Roman"/>
+          <w:sz w:val="32"/>
+          <w:szCs w:val="32"/>
+        </w:rPr>
+        <w:t>Авторская методика формирования здоровых привычек: разработка, реализация и проверка эффективности</w:t>
+      </w:r>
+    </w:p>
+    <w:p>
+      <w:pPr>
+        <w:pStyle w:val="11"/>
+      </w:pPr>
+    </w:p>
+    <w:p>
+      <w:pPr>
+        <w:pStyle w:val="2"/>
+      </w:pPr>
+      <w:r>
+        <w:t>2.1 Разработка требований к методике</w:t>
       </w:r>
       <w:bookmarkEnd w:id="14"/>
     </w:p>
@@ -9961,6 +10165,11 @@
       <w:pPr>
         <w:pStyle w:val="11"/>
       </w:pPr>
+    </w:p>
+    <w:p>
+      <w:pPr>
+        <w:pStyle w:val="11"/>
+      </w:pPr>
       <w:r>
         <w:t>В первой главе был проведен комплексный анализ проблемы, связанной с формированием устойчивых здоровых привычек. Ключевыми проблемами в существующих цифровых решениях, являются: поверхностная или неэффективная геймификация с использованием малоэффективных методик и механик, недостаточный уровень персонализации, а также практически полное отсутствие механизмов социальной или наставнической поддержки, что приводит к низкому уровню вовлеченности и частому оттоку пользователей.</w:t>
       </w:r>
@@ -9970,13 +10179,7 @@
         <w:pStyle w:val="11"/>
       </w:pPr>
       <w:r>
-        <w:t>На основании проведенного анализа проблемного поля и критической оценки существующих решений, к разрабатываемой методике формирования здоровых привычек предъявляются следующие ключевые требования: она должна интегрировать глубинную, а не поверхностную геймификацию, основанную на теориях внутренней мотивации и обеспечивающую долгосрочную вовлеченность через механизмы прогрессии персонажа и осмысленных достижений; обеспечить высокую степень персонализации, адаптируя содержание, сложность задач и стиль коммуни</w:t>
-      </w:r>
-      <w:r>
-        <w:t>кации под индивидуальные цели, контекст жизни и психологический профиль пользователя; реализовать механизм анонимной наставнической поддержки, снимающий психологические барьеры и предоставляющий пользователю доступ к эмпатии и совету в любое время; обладать минималистичным и интуитивно понятным интерфейсом, встроенным в привычную среду мессенджера, чтобы снизить когнитивную нагрузку и исключить цифровой шум; и, наконец, быть подтвержденной количественно, с четко определенными метриками, подлежащими эксперим</w:t>
-      </w:r>
-      <w:r>
-        <w:t>ентальной проверке для демонстрации ее эффективности по сравнению с традиционными подходами.</w:t>
+        <w:t>На основании проведенного анализа проблемного поля и критической оценки существующих решений, к разрабатываемой методике формирования здоровых привычек предъявляются следующие ключевые требования: она должна интегрировать глубинную, а не поверхностную геймификацию, основанную на теориях внутренней мотивации и обеспечивающую долгосрочную вовлеченность через механизмы прогрессии персонажа и осмысленных достижений; обеспечить высокую степень персонализации, адаптируя содержание, сложность задач и стиль коммуникации под индивидуальные цели, контекст жизни и психологический профиль пользователя; реализовать механизм анонимной наставнической поддержки, снимающий психологические барьеры и предоставляющий пользователю доступ к эмпатии и совету в любое время; обладать минималистичным и интуитивно понятным интерфейсом, встроенным в привычную среду мессенджера, чтобы снизить когнитивную нагрузку и исключить цифровой шум; и, наконец, быть подтвержденной количественно, с четко определенными метриками, подлежащими экспериментальной проверке для демонстрации ее эффективности по сравнению с традиционными подходами.</w:t>
       </w:r>
     </w:p>
     <w:p>
@@ -10006,7 +10209,6 @@
         <w:pStyle w:val="11"/>
       </w:pPr>
       <w:r>
-        <w:lastRenderedPageBreak/>
         <w:t>Авторская методика представляет собой интегративный подход, который сочетает в себе персональный трекинг привычек с глубокой геймификацией и элементами социального взаимодействия. Ее ключевым отличием является смещение фокуса с простой фиксации действий на создание устойчивой мотивационной среды, поддерживающей пользователя на всех этапах формирования привычки. Такой подход позволяет совместить универсальность цифрового решения с персонализацией под конкретные задачи формирования привычек.</w:t>
       </w:r>
     </w:p>
@@ -10104,7 +10306,23 @@
         <w:t>Основные методы геймификации</w:t>
       </w:r>
       <w:r>
-        <w:t>. В отличие от многих существующих решений, где геймификация сводится к простым бейджам, в данной методике она является стержневым элементом и реализуется через несколько взаимосвязанных механизмов которые зарекомендовали себя в наибольшей степени:</w:t>
+        <w:t xml:space="preserve">. В отличие от многих существующих решений, где геймификация сводится к простым бейджам, в данной методике она является стержневым элементом и </w:t>
+      </w:r>
+      <w:r>
+        <w:t xml:space="preserve">будет </w:t>
+      </w:r>
+      <w:r>
+        <w:t>реализ</w:t>
+      </w:r>
+      <w:r>
+        <w:t>ована</w:t>
+      </w:r>
+      <w:r>
+        <w:t xml:space="preserve"> через несколько </w:t>
+      </w:r>
+      <w:r>
+        <w:lastRenderedPageBreak/>
+        <w:t>взаимосвязанных механизмов которые зарекомендовали себя в наибольшей степени:</w:t>
       </w:r>
     </w:p>
     <w:p>
@@ -10117,11 +10335,14 @@
         <w:ind w:left="0" w:firstLine="709"/>
       </w:pPr>
       <w:r>
-        <w:t xml:space="preserve">Система уровней пользователя. Прогресс пользователя (последовательное выполнение привычек, общая активность) конвертируется в очки опыта (XP). Накопление опыта приводит к повышению уровня, что </w:t>
-      </w:r>
-      <w:r>
-        <w:lastRenderedPageBreak/>
-        <w:t>визуализируется в личном кабинете. Рост уровня обеспечивает долгосрочную цель и чувство достижения.</w:t>
+        <w:rPr>
+          <w:i/>
+          <w:iCs/>
+        </w:rPr>
+        <w:t>Система уровней пользователя.</w:t>
+      </w:r>
+      <w:r>
+        <w:t xml:space="preserve"> Прогресс пользователя (последовательное выполнение привычек, общая активность) конвертируется в очки опыта (XP). Накопление опыта приводит к повышению уровня, что визуализируется в личном кабинете. Рост уровня обеспечивает долгосрочную цель и чувство достижения.</w:t>
       </w:r>
     </w:p>
     <w:p>
@@ -10134,35 +10355,78 @@
         <w:ind w:left="0" w:firstLine="709"/>
       </w:pPr>
       <w:r>
-        <w:t>Система достижений. Они представлены в виде двух наиболее результативных видов, которые не вызывают негативных эмоций у пользователя. Прогрессивные (</w:t>
-      </w:r>
-      <w:proofErr w:type="spellStart"/>
-      <w:r>
-        <w:t>майлстоуны</w:t>
-      </w:r>
-      <w:proofErr w:type="spellEnd"/>
-      <w:r>
-        <w:t>) появляются за количественные показатели. Коллекционные (бейджи) присуждаются за качественные или ситуативные успехи. Это добавляет элемент неожиданности и разнообразия. Данные элементы работают синхронно, создавая постоянный цикл положительного подкрепления и стимулируя пользователя к регулярной активности.</w:t>
-      </w:r>
-    </w:p>
-    <w:p>
-      <w:pPr>
-        <w:pStyle w:val="11"/>
-      </w:pPr>
-    </w:p>
-    <w:p>
-      <w:pPr>
-        <w:pStyle w:val="11"/>
-      </w:pPr>
-      <w:r>
         <w:rPr>
           <w:i/>
           <w:iCs/>
         </w:rPr>
+        <w:t>Система достижений.</w:t>
+      </w:r>
+      <w:r>
+        <w:t xml:space="preserve"> Он</w:t>
+      </w:r>
+      <w:r>
+        <w:t>а</w:t>
+      </w:r>
+      <w:r>
+        <w:t xml:space="preserve"> </w:t>
+      </w:r>
+      <w:r>
+        <w:t>будет представлена</w:t>
+      </w:r>
+      <w:r>
+        <w:t xml:space="preserve"> в виде двух наиболее результативных видов, которые не вызывают негативных эмоций у пользователя. Прогрессивные (</w:t>
+      </w:r>
+      <w:proofErr w:type="spellStart"/>
+      <w:r>
+        <w:t>майлстоуны</w:t>
+      </w:r>
+      <w:proofErr w:type="spellEnd"/>
+      <w:r>
+        <w:t xml:space="preserve">) появляются за количественные показатели. Коллекционные (бейджи) присуждаются за качественные или ситуативные успехи. Это добавляет элемент неожиданности и разнообразия. </w:t>
+      </w:r>
+      <w:r>
+        <w:t>Планируется синхронная работа д</w:t>
+      </w:r>
+      <w:r>
+        <w:t>анны</w:t>
+      </w:r>
+      <w:r>
+        <w:t>х</w:t>
+      </w:r>
+      <w:r>
+        <w:t xml:space="preserve"> элемент</w:t>
+      </w:r>
+      <w:r>
+        <w:t>ов</w:t>
+      </w:r>
+      <w:r>
+        <w:t>, создавая постоянный цикл положительного подкрепления и стимулируя пользователя к регулярной активности.</w:t>
+      </w:r>
+    </w:p>
+    <w:p>
+      <w:pPr>
+        <w:pStyle w:val="11"/>
+      </w:pPr>
+    </w:p>
+    <w:p>
+      <w:pPr>
+        <w:pStyle w:val="11"/>
+      </w:pPr>
+      <w:r>
+        <w:rPr>
+          <w:i/>
+          <w:iCs/>
+        </w:rPr>
         <w:t>Методы анонимной наставнической поддержки</w:t>
       </w:r>
       <w:r>
-        <w:t>. Для преодоления проблемы изоляции пользователя в процессе саморазвития в методику включен уникальный модуль наставничества, основанный на принципах анонимности и взаимопомощи.</w:t>
+        <w:t xml:space="preserve">. Для преодоления проблемы изоляции пользователя в процессе саморазвития в методику </w:t>
+      </w:r>
+      <w:r>
+        <w:t xml:space="preserve">будет </w:t>
+      </w:r>
+      <w:r>
+        <w:t>включен уникальный модуль наставничества, основанный на принципах анонимности и взаимопомощи.</w:t>
       </w:r>
     </w:p>
     <w:p>
@@ -10179,7 +10443,32 @@
         <w:ind w:left="0" w:firstLine="709"/>
       </w:pPr>
       <w:r>
-        <w:t>Механика анонимных идентификаторов. Каждому пользователю, активировавшему модуль, присваивается случайное имя, состоящее из случайного прилагательного, существительного и численного значения, что позволяет сохранить конфиденциальность. При желании идентификатор можно поменять на другой случайный в личном кабинете.</w:t>
+        <w:rPr>
+          <w:i/>
+          <w:iCs/>
+        </w:rPr>
+        <w:t>Механика анонимных идентификаторов</w:t>
+      </w:r>
+      <w:r>
+        <w:t xml:space="preserve">. Каждому пользователю, активировавшему модуль, </w:t>
+      </w:r>
+      <w:r>
+        <w:t xml:space="preserve">будет </w:t>
+      </w:r>
+      <w:r>
+        <w:t>присваив</w:t>
+      </w:r>
+      <w:r>
+        <w:t>аться</w:t>
+      </w:r>
+      <w:r>
+        <w:t xml:space="preserve"> случайное имя, состоящее из случайного прилагательного, существительного и численного значения, что позволяет сохранить конфиденциальность. При желании идентификатор можно </w:t>
+      </w:r>
+      <w:r>
+        <w:t xml:space="preserve">будет </w:t>
+      </w:r>
+      <w:r>
+        <w:t>поменять на другой случайный в личном кабинете.</w:t>
       </w:r>
     </w:p>
     <w:p>
@@ -10196,7 +10485,42 @@
         <w:ind w:left="0" w:firstLine="709"/>
       </w:pPr>
       <w:r>
-        <w:t>Система случайного соединения. Пользователь может по запросу быть соединен с другим случайным участником системы, выступающим в роли «наставника». Такой подход эмулирует ситуацию случайной встречи и беседы с незнакомцем, который может дать совет, поддержать морально или просто выслушать, что значительно повышает эмоциональную вовлеченность и снижает чувство одиночества на пути к цели. Анонимный чат сопровождается функционалом смены собеседника и подачи жалобы, что помогает отсеивать негативный опыт.</w:t>
+        <w:rPr>
+          <w:i/>
+          <w:iCs/>
+        </w:rPr>
+        <w:t>Система случайного соединения</w:t>
+      </w:r>
+      <w:r>
+        <w:t xml:space="preserve">. Пользователь </w:t>
+      </w:r>
+      <w:r>
+        <w:t xml:space="preserve">будет иметь возможность </w:t>
+      </w:r>
+      <w:r>
+        <w:t>по запросу быть соединен</w:t>
+      </w:r>
+      <w:r>
+        <w:t>ным</w:t>
+      </w:r>
+      <w:r>
+        <w:t xml:space="preserve"> с другим случайным участником системы, выступающим в роли «наставника». Такой подход эмулирует ситуацию случайной встречи и беседы с незнакомцем, который может дать совет, </w:t>
+      </w:r>
+      <w:r>
+        <w:lastRenderedPageBreak/>
+        <w:t>поддержать морально или просто выслушать, что значительно повышает эмоциональную вовлеченность и снижает чувство одиночества на пути к цели. Анонимный чат</w:t>
+      </w:r>
+      <w:r>
+        <w:t xml:space="preserve"> будет</w:t>
+      </w:r>
+      <w:r>
+        <w:t xml:space="preserve"> сопровождат</w:t>
+      </w:r>
+      <w:r>
+        <w:t>ь</w:t>
+      </w:r>
+      <w:r>
+        <w:t>ся функционалом смены собеседника и подачи жалобы, что помогает отсеивать негативный опыт.</w:t>
       </w:r>
     </w:p>
     <w:p>
@@ -10214,14 +10538,40 @@
           <w:i/>
           <w:iCs/>
         </w:rPr>
-        <w:lastRenderedPageBreak/>
         <w:t>Минималистичный интерфейс и контекстная коммуникация.</w:t>
       </w:r>
       <w:r>
-        <w:t xml:space="preserve"> Методика реализована в формате чат-бота, что диктует принципы минимализма и лаконичности интерфейса. Взаимодействие с системой происходит через кнопки, простые команды и текстовые ответы в интерфейсе мессенджера. Это минимизирует визуальный шум и когнитивную нагрузку, позволяя пользователю сконцентрироваться на сути деятельности. Бот инициирует контекстные диалоги: утренние опросы о самочувствии и планах на день, вечерние проверки выполнения привычек, вопросы о настроении. Это превращает систему из безличн</w:t>
-      </w:r>
-      <w:r>
-        <w:t>ого трекера в виртуального компаньона, что усиливает эффект присутствия и поддержки.</w:t>
+        <w:t xml:space="preserve"> Методика </w:t>
+      </w:r>
+      <w:r>
+        <w:t xml:space="preserve">будет </w:t>
+      </w:r>
+      <w:r>
+        <w:t xml:space="preserve">реализована в формате чат-бота, что диктует принципы минимализма и лаконичности интерфейса. </w:t>
+      </w:r>
+      <w:r>
+        <w:t>Планируется в</w:t>
+      </w:r>
+      <w:r>
+        <w:t>заимодействие с системой через кнопки, простые команды и текстовые ответы в интерфейсе мессенджера</w:t>
+      </w:r>
+      <w:r>
+        <w:t>, что</w:t>
+      </w:r>
+      <w:r>
+        <w:t xml:space="preserve"> минимизирует визуальный шум и когнитивную нагрузку, позволяя пользователю сконцентрироваться на сути деятельности. Бот </w:t>
+      </w:r>
+      <w:r>
+        <w:t>будет инициировать</w:t>
+      </w:r>
+      <w:r>
+        <w:t xml:space="preserve"> контекстные диалоги: утренние опросы о самочувствии и планах на день, вечерние проверки выполнения привычек, вопросы о настроении. </w:t>
+      </w:r>
+      <w:r>
+        <w:t>Данное поведение</w:t>
+      </w:r>
+      <w:r>
+        <w:t xml:space="preserve"> превращает систему из безличного трекера в виртуального компаньона, что усиливает эффект присутствия и поддержки.</w:t>
       </w:r>
     </w:p>
     <w:p>
@@ -10229,7 +10579,31 @@
         <w:pStyle w:val="11"/>
       </w:pPr>
       <w:r>
-        <w:t>Улучшенный процесс реализуется в следующей последовательности. Пользователь взаимодействует с чат-ботом через выбранный канал связи (</w:t>
+        <w:t xml:space="preserve">Улучшенный процесс </w:t>
+      </w:r>
+      <w:r>
+        <w:t xml:space="preserve">будет </w:t>
+      </w:r>
+      <w:r>
+        <w:t>реализ</w:t>
+      </w:r>
+      <w:r>
+        <w:t>ован</w:t>
+      </w:r>
+      <w:r>
+        <w:t xml:space="preserve"> в следующей последовательности</w:t>
+      </w:r>
+      <w:r>
+        <w:t>:</w:t>
+      </w:r>
+      <w:r>
+        <w:t xml:space="preserve"> </w:t>
+      </w:r>
+      <w:r>
+        <w:t>п</w:t>
+      </w:r>
+      <w:r>
+        <w:t>ользователь взаимодействует с чат-ботом через выбранный канал связи (</w:t>
       </w:r>
       <w:r>
         <w:rPr>
@@ -10238,7 +10612,31 @@
         <w:t>Telegram</w:t>
       </w:r>
       <w:r>
-        <w:t>, веб-интерфейс). Чат-бот проводит начальную диагностику целей и предпочтений, формирует индивидуальный план развития привычек. В процессе взаимодействия система применяет игровые элементы для поддержания мотивации, предоставляет персональные советы и отслеживает прогресс.</w:t>
+        <w:t>, веб-интерфейс)</w:t>
+      </w:r>
+      <w:r>
+        <w:t>,</w:t>
+      </w:r>
+      <w:r>
+        <w:t xml:space="preserve"> </w:t>
+      </w:r>
+      <w:r>
+        <w:t>ч</w:t>
+      </w:r>
+      <w:r>
+        <w:t>ат-бот проводит начальную диагностику целей и предпочтений, формирует индивидуальный план развития привычек</w:t>
+      </w:r>
+      <w:r>
+        <w:t>,</w:t>
+      </w:r>
+      <w:r>
+        <w:t xml:space="preserve"> </w:t>
+      </w:r>
+      <w:r>
+        <w:t>в</w:t>
+      </w:r>
+      <w:r>
+        <w:t xml:space="preserve"> процессе взаимодействия система применяет игровые элементы для поддержания мотивации, предоставляет персональные советы и отслеживает прогресс.</w:t>
       </w:r>
     </w:p>
     <w:p>
@@ -10246,7 +10644,19 @@
         <w:pStyle w:val="11"/>
       </w:pPr>
       <w:r>
-        <w:t>Автоматический слой чат-бота устраняет множество проблем: отсутствие системного подхода заменяется структурированной методикой, индивидуальный выбор инструментов - персонализированным взаимодействием, ограниченная игровая механика - комплексной геймификацией, отсутствие наставнической поддержки - автоматизированным коучингом, фрагментация данных - централизованной аналитикой.</w:t>
+        <w:t xml:space="preserve">Автоматический слой чат-бота </w:t>
+      </w:r>
+      <w:r>
+        <w:t xml:space="preserve">позволит </w:t>
+      </w:r>
+      <w:r>
+        <w:t>устран</w:t>
+      </w:r>
+      <w:r>
+        <w:t>ить</w:t>
+      </w:r>
+      <w:r>
+        <w:t xml:space="preserve"> множество проблем: отсутствие системного подхода заменяется структурированной методикой, индивидуальный выбор инструментов - персонализированным взаимодействием, ограниченная игровая механика - комплексной геймификацией, отсутствие наставнической поддержки - автоматизированным коучингом, фрагментация данных - централизованной аналитикой.</w:t>
       </w:r>
     </w:p>
     <w:p>
@@ -10265,7 +10675,11 @@
         <w:t xml:space="preserve">Ожидаемая эффективность методики. </w:t>
       </w:r>
       <w:r>
-        <w:t>Синтез перечисленных нововведений направлен на достижение качественно более высоких показателей эффективности по сравнению с традиционными подходами. Внедрение методики предполагает достижение следующих количественных результатов:</w:t>
+        <w:t xml:space="preserve">Синтез перечисленных нововведений направлен на достижение качественно более высоких показателей </w:t>
+      </w:r>
+      <w:r>
+        <w:lastRenderedPageBreak/>
+        <w:t>эффективности по сравнению с традиционными подходами. Внедрение методики предполагает достижение следующих количественных результатов:</w:t>
       </w:r>
     </w:p>
     <w:p>
@@ -10320,7 +10734,6 @@
           <w:b/>
           <w:bCs/>
         </w:rPr>
-        <w:lastRenderedPageBreak/>
         <w:t>Рост ежедневной активности пользователей</w:t>
       </w:r>
       <w:r>
@@ -10368,7 +10781,7 @@
     </w:p>
     <w:p>
       <w:pPr>
-        <w:pStyle w:val="2"/>
+        <w:pStyle w:val="1"/>
       </w:pPr>
       <w:bookmarkStart w:id="17" w:name="__RefHeading___Toc2868_2352405526"/>
       <w:bookmarkStart w:id="18" w:name="_Toc226724657"/>
@@ -10431,7 +10844,11 @@
         <w:t>Низкий порог входа для пользователей.</w:t>
       </w:r>
       <w:r>
-        <w:t xml:space="preserve"> В отличие от разработки специализированного мобильного приложения, которое требует скачивания, установки и разрешения множества прав доступа, Telegram-бот не требует от пользователя совершения этих действий. Для начала работы достаточно найти бота по имени или перейти по ссылке, что значительно снижает психологический и операционный барьер для первой пробы сервиса. Это напрямую способствует увеличению охвата и упрощает процесс привлечения пользователей в эксперимент.</w:t>
+        <w:t xml:space="preserve"> В отличие от разработки специализированного мобильного приложения, которое требует скачивания, установки и разрешения множества прав доступа, Telegram-бот не требует от пользователя совершения этих действий. Для начала работы достаточно найти бота по имени или перейти по ссылке, что значительно снижает психологический и операционный барьер для первой пробы сервиса. Это напрямую способствует </w:t>
+      </w:r>
+      <w:r>
+        <w:lastRenderedPageBreak/>
+        <w:t>увеличению охвата и упрощает процесс привлечения пользователей в эксперимент.</w:t>
       </w:r>
     </w:p>
     <w:p>
@@ -10451,11 +10868,7 @@
         <w:t>Высокая вовлеченность и эффективность уведомлений.</w:t>
       </w:r>
       <w:r>
-        <w:t xml:space="preserve"> Пользователи проводят значительное количество времени в мессенджерах, используя их для ежедневной коммуникации. Уведомления от Telegram-бота </w:t>
-      </w:r>
-      <w:r>
-        <w:lastRenderedPageBreak/>
-        <w:t xml:space="preserve">приходят в общий чат-лист и воспринимаются как личные сообщения, что значительно повышает вероятность их прочтения и выполнения целевого действия (например, отметки о выполнении привычки) по сравнению с </w:t>
+        <w:t xml:space="preserve"> Пользователи проводят значительное количество времени в мессенджерах, используя их для ежедневной коммуникации. Уведомления от Telegram-бота приходят в общий чат-лист и воспринимаются как личные сообщения, что значительно повышает вероятность их прочтения и выполнения целевого действия (например, отметки о выполнении привычки) по сравнению с </w:t>
       </w:r>
       <w:proofErr w:type="spellStart"/>
       <w:r>
@@ -10463,10 +10876,7 @@
       </w:r>
       <w:proofErr w:type="spellEnd"/>
       <w:r>
-        <w:t>-уведомлениями от приложений, требующих установки как отдельного приложения, которые пользователи часто отключают или игнорируют. Это обеспечивает постоянное прису</w:t>
-      </w:r>
-      <w:r>
-        <w:t>тствие сервиса в цифровой среде пользователя и поддерживает регулярность взаимодействия.</w:t>
+        <w:t>-уведомлениями от приложений, требующих установки как отдельного приложения, которые пользователи часто отключают или игнорируют. Это обеспечивает постоянное присутствие сервиса в цифровой среде пользователя и поддерживает регулярность взаимодействия.</w:t>
       </w:r>
     </w:p>
     <w:p>
@@ -10564,6 +10974,7 @@
           <w:i/>
           <w:iCs/>
         </w:rPr>
+        <w:lastRenderedPageBreak/>
         <w:t>Встроенные социальные функции и потенциал для сообщества.</w:t>
       </w:r>
       <w:r>
@@ -10605,16 +11016,13 @@
     </w:p>
     <w:p>
       <w:pPr>
-        <w:pStyle w:val="3"/>
+        <w:pStyle w:val="2"/>
       </w:pPr>
       <w:bookmarkStart w:id="21" w:name="__RefHeading___Toc2872_2352405526"/>
       <w:bookmarkStart w:id="22" w:name="_Toc226724659"/>
       <w:bookmarkEnd w:id="21"/>
       <w:r>
-        <w:t>2.3</w:t>
-      </w:r>
-      <w:r>
-        <w:t xml:space="preserve">.2 Обоснование выбора принципа </w:t>
+        <w:t xml:space="preserve">2.3.2 Обоснование выбора принципа </w:t>
       </w:r>
       <w:r>
         <w:rPr>
@@ -10651,10 +11059,7 @@
         <w:pStyle w:val="11"/>
       </w:pPr>
       <w:r>
-        <w:t xml:space="preserve">Поскольку проект работает с конфиденциальными данными пользователей, связанными с их персональными привычками и психологическим состоянием, крайне важно обеспечить максимальный уровень доверия. Разработка и публикация кодовой базы позволит любому эксперту в области психологии или поведенческой экономики независимо проверить алгоритмы лежащие в основе приложения. Данный факт позволяет удостовериться что в основе механик приложения не используются запрещенные или манипулятивные методики, что повышает уровень </w:t>
-      </w:r>
-      <w:r>
-        <w:t>доверия пользователей к разработанному приложению. Также, люди, имеющие опыт в программировании или разработке могут удостовериться в объеме собираемых данных, как они используются и хранятся. Это важно с точки зрения соблюдения приватности и соблюдения законодательства. В целом, публикация кодовой базы на публичной основе дает прирост к доверию пользователей к приложениям сферы здравоохранения.</w:t>
+        <w:t>Поскольку проект работает с конфиденциальными данными пользователей, связанными с их персональными привычками и психологическим состоянием, крайне важно обеспечить максимальный уровень доверия. Разработка и публикация кодовой базы позволит любому эксперту в области психологии или поведенческой экономики независимо проверить алгоритмы лежащие в основе приложения. Данный факт позволяет удостовериться что в основе механик приложения не используются запрещенные или манипулятивные методики, что повышает уровень доверия пользователей к разработанному приложению. Также, люди, имеющие опыт в программировании или разработке могут удостовериться в объеме собираемых данных, как они используются и хранятся. Это важно с точки зрения соблюдения приватности и соблюдения законодательства. В целом, публикация кодовой базы на публичной основе дает прирост к доверию пользователей к приложениям сферы здравоохранения.</w:t>
       </w:r>
     </w:p>
     <w:p>
@@ -10680,14 +11085,11 @@
         <w:t>GitLab</w:t>
       </w:r>
       <w:r>
-        <w:t xml:space="preserve"> имеет потенциал превратиться в живую экосистему с постоянным потоком правок и доработок от сообщества по всему миру. Привлечение сторонних разработчиков на добровольной основе ускоряет оптимизацию и разработку приложения, в том числе адаптацию его под другие языки. Также независимые разработчики или ученые могут использовать кодовую базу для своих исследований, проводя эксперименты на улучшенной и обновленной </w:t>
+        <w:t xml:space="preserve"> имеет потенциал превратиться в живую экосистему с постоянным </w:t>
       </w:r>
       <w:r>
         <w:lastRenderedPageBreak/>
-        <w:t>версии базового приложения появляется возможность для введения новых механик и мо</w:t>
-      </w:r>
-      <w:r>
-        <w:t>дулей основного продукта.</w:t>
+        <w:t>потоком правок и доработок от сообщества по всему миру. Привлечение сторонних разработчиков на добровольной основе ускоряет оптимизацию и разработку приложения, в том числе адаптацию его под другие языки. Также независимые разработчики или ученые могут использовать кодовую базу для своих исследований, проводя эксперименты на улучшенной и обновленной версии базового приложения появляется возможность для введения новых механик и модулей основного продукта.</w:t>
       </w:r>
     </w:p>
     <w:p>
@@ -10741,7 +11143,7 @@
     </w:p>
     <w:p>
       <w:pPr>
-        <w:pStyle w:val="3"/>
+        <w:pStyle w:val="2"/>
       </w:pPr>
       <w:bookmarkStart w:id="23" w:name="__RefHeading___Toc2874_2352405526"/>
       <w:bookmarkStart w:id="24" w:name="_Toc226724660"/>
@@ -10980,6 +11382,7 @@
               <w:ind w:firstLine="31"/>
             </w:pPr>
             <w:r>
+              <w:lastRenderedPageBreak/>
               <w:t>1</w:t>
             </w:r>
           </w:p>
@@ -11153,7 +11556,6 @@
               <w:ind w:firstLine="31"/>
             </w:pPr>
             <w:r>
-              <w:lastRenderedPageBreak/>
               <w:t>3</w:t>
             </w:r>
           </w:p>
@@ -11562,7 +11964,7 @@
     </w:p>
     <w:p>
       <w:pPr>
-        <w:pStyle w:val="2"/>
+        <w:pStyle w:val="1"/>
       </w:pPr>
       <w:bookmarkStart w:id="26" w:name="__RefHeading___Toc2876_2352405526"/>
       <w:bookmarkEnd w:id="26"/>
@@ -11717,6 +12119,7 @@
         <w:ind w:left="0" w:firstLine="737"/>
       </w:pPr>
       <w:r>
+        <w:lastRenderedPageBreak/>
         <w:t>Модуль планировщика (</w:t>
       </w:r>
       <w:proofErr w:type="spellStart"/>
@@ -12862,7 +13265,6 @@
                 <w:rFonts w:ascii="Times New Roman" w:hAnsi="Times New Roman"/>
                 <w:sz w:val="28"/>
               </w:rPr>
-              <w:lastRenderedPageBreak/>
               <w:t>)</w:t>
             </w:r>
           </w:p>
@@ -12889,7 +13291,7 @@
     </w:p>
     <w:p>
       <w:pPr>
-        <w:pStyle w:val="3"/>
+        <w:pStyle w:val="2"/>
       </w:pPr>
       <w:bookmarkStart w:id="27" w:name="__RefHeading___Toc2878_2352405526"/>
       <w:bookmarkStart w:id="28" w:name="_Toc226724660_Копия_1"/>
@@ -13011,15 +13413,7 @@
                 <w:sz w:val="28"/>
                 <w:lang w:val="en-US"/>
               </w:rPr>
-              <w:t xml:space="preserve">    </w:t>
-            </w:r>
-            <w:r>
-              <w:rPr>
-                <w:rFonts w:ascii="Times New Roman" w:hAnsi="Times New Roman"/>
-                <w:sz w:val="28"/>
-                <w:lang w:val="en-US"/>
-              </w:rPr>
-              <w:t>id INTEGER PRIMARY KEY AUTOINCREMENT,</w:t>
+              <w:t xml:space="preserve">    id INTEGER PRIMARY KEY AUTOINCREMENT,</w:t>
             </w:r>
           </w:p>
           <w:p>
@@ -13415,7 +13809,6 @@
                 <w:sz w:val="28"/>
                 <w:lang w:val="en-US"/>
               </w:rPr>
-              <w:lastRenderedPageBreak/>
               <w:t xml:space="preserve">    FOREIGN </w:t>
             </w:r>
             <w:proofErr w:type="gramStart"/>
@@ -13603,15 +13996,7 @@
                 <w:sz w:val="28"/>
                 <w:lang w:val="en-US"/>
               </w:rPr>
-              <w:t xml:space="preserve">    </w:t>
-            </w:r>
-            <w:r>
-              <w:rPr>
-                <w:rFonts w:ascii="Times New Roman" w:hAnsi="Times New Roman"/>
-                <w:sz w:val="28"/>
-                <w:lang w:val="en-US"/>
-              </w:rPr>
-              <w:t>id INTEGER PRIMARY KEY AUTOINCREMENT,</w:t>
+              <w:t xml:space="preserve">    id INTEGER PRIMARY KEY AUTOINCREMENT,</w:t>
             </w:r>
           </w:p>
           <w:p>
@@ -14362,6 +14747,7 @@
                 <w:sz w:val="28"/>
                 <w:lang w:val="en-US"/>
               </w:rPr>
+              <w:lastRenderedPageBreak/>
               <w:t xml:space="preserve">        AND </w:t>
             </w:r>
             <w:proofErr w:type="spellStart"/>
@@ -14744,7 +15130,6 @@
                 <w:sz w:val="28"/>
                 <w:lang w:val="en-US"/>
               </w:rPr>
-              <w:lastRenderedPageBreak/>
               <w:t xml:space="preserve">        for badge in </w:t>
             </w:r>
             <w:proofErr w:type="spellStart"/>
@@ -16017,10 +16402,7 @@
         <w:pStyle w:val="11"/>
       </w:pPr>
       <w:r>
-        <w:t>В личном кабинете пользователя б</w:t>
-      </w:r>
-      <w:r>
-        <w:t>ыло расширено меню "Обо мне", в котором пользователь может просматривать заработанные бейджи и видеть свой прогресс на пути к следующим.</w:t>
+        <w:t>В личном кабинете пользователя было расширено меню "Обо мне", в котором пользователь может просматривать заработанные бейджи и видеть свой прогресс на пути к следующим.</w:t>
       </w:r>
     </w:p>
     <w:p>
@@ -16180,21 +16562,7 @@
                 <w:rFonts w:ascii="Times New Roman" w:hAnsi="Times New Roman"/>
                 <w:sz w:val="28"/>
               </w:rPr>
-              <w:t xml:space="preserve"> = "</w:t>
-            </w:r>
-            <w:r>
-              <w:rPr>
-                <w:rFonts w:ascii="Times New Roman" w:hAnsi="Times New Roman"/>
-                <w:sz w:val="28"/>
-              </w:rPr>
-              <w:t>🏆</w:t>
-            </w:r>
-            <w:r>
-              <w:rPr>
-                <w:rFonts w:ascii="Times New Roman" w:hAnsi="Times New Roman"/>
-                <w:sz w:val="28"/>
-              </w:rPr>
-              <w:t xml:space="preserve"> *Ваши достижения*\n\n"</w:t>
+              <w:t xml:space="preserve"> = "🏆 *Ваши достижения*\n\n"</w:t>
             </w:r>
           </w:p>
           <w:p>
@@ -16226,21 +16594,7 @@
                 <w:rFonts w:ascii="Times New Roman" w:hAnsi="Times New Roman"/>
                 <w:sz w:val="28"/>
               </w:rPr>
-              <w:t xml:space="preserve"> += f"</w:t>
-            </w:r>
-            <w:r>
-              <w:rPr>
-                <w:rFonts w:ascii="Times New Roman" w:hAnsi="Times New Roman"/>
-                <w:sz w:val="28"/>
-              </w:rPr>
-              <w:t>📊</w:t>
-            </w:r>
-            <w:r>
-              <w:rPr>
-                <w:rFonts w:ascii="Times New Roman" w:hAnsi="Times New Roman"/>
-                <w:sz w:val="28"/>
-              </w:rPr>
-              <w:t xml:space="preserve"> *</w:t>
+              <w:t xml:space="preserve"> += f"📊 *</w:t>
             </w:r>
             <w:proofErr w:type="gramStart"/>
             <w:r>
@@ -16383,7 +16737,6 @@
                 <w:sz w:val="28"/>
                 <w:lang w:val="en-US"/>
               </w:rPr>
-              <w:lastRenderedPageBreak/>
               <w:t xml:space="preserve">    message += f"• </w:t>
             </w:r>
             <w:r>
@@ -16713,21 +17066,7 @@
                 <w:rFonts w:ascii="Times New Roman" w:hAnsi="Times New Roman"/>
                 <w:sz w:val="28"/>
               </w:rPr>
-              <w:t xml:space="preserve"> += "</w:t>
-            </w:r>
-            <w:r>
-              <w:rPr>
-                <w:rFonts w:ascii="Times New Roman" w:hAnsi="Times New Roman"/>
-                <w:sz w:val="28"/>
-              </w:rPr>
-              <w:t>🎖</w:t>
-            </w:r>
-            <w:r>
-              <w:rPr>
-                <w:rFonts w:ascii="Times New Roman" w:hAnsi="Times New Roman"/>
-                <w:sz w:val="28"/>
-              </w:rPr>
-              <w:t xml:space="preserve"> *Полученные </w:t>
+              <w:t xml:space="preserve"> += "🎖 *Полученные </w:t>
             </w:r>
             <w:proofErr w:type="gramStart"/>
             <w:r>
@@ -16877,7 +17216,7 @@
     </w:p>
     <w:p>
       <w:pPr>
-        <w:pStyle w:val="3"/>
+        <w:pStyle w:val="2"/>
       </w:pPr>
       <w:bookmarkStart w:id="30" w:name="__RefHeading___Toc2880_2352405526"/>
       <w:bookmarkStart w:id="31" w:name="_Toc226724660_Копия_1_Копия_1"/>
@@ -17067,6 +17406,7 @@
                 <w:sz w:val="28"/>
                 <w:lang w:val="en-US"/>
               </w:rPr>
+              <w:lastRenderedPageBreak/>
               <w:t xml:space="preserve">        </w:t>
             </w:r>
             <w:proofErr w:type="spellStart"/>
@@ -17510,7 +17850,6 @@
                 <w:sz w:val="28"/>
                 <w:lang w:val="en-US"/>
               </w:rPr>
-              <w:lastRenderedPageBreak/>
               <w:t xml:space="preserve">        query = "INSERT OR IGNORE INTO users (</w:t>
             </w:r>
             <w:proofErr w:type="spellStart"/>
@@ -17886,6 +18225,7 @@
                 <w:sz w:val="28"/>
                 <w:lang w:val="en-US"/>
               </w:rPr>
+              <w:lastRenderedPageBreak/>
               <w:t xml:space="preserve">async def </w:t>
             </w:r>
             <w:proofErr w:type="spellStart"/>
@@ -18320,7 +18660,6 @@
                 <w:rFonts w:ascii="Times New Roman" w:hAnsi="Times New Roman"/>
                 <w:sz w:val="28"/>
               </w:rPr>
-              <w:lastRenderedPageBreak/>
               <w:t xml:space="preserve">        </w:t>
             </w:r>
             <w:r>
@@ -18589,15 +18928,7 @@
                 <w:sz w:val="28"/>
                 <w:lang w:val="en-US"/>
               </w:rPr>
-              <w:t xml:space="preserve">        </w:t>
-            </w:r>
-            <w:r>
-              <w:rPr>
-                <w:rFonts w:ascii="Times New Roman" w:hAnsi="Times New Roman"/>
-                <w:sz w:val="28"/>
-                <w:lang w:val="en-US"/>
-              </w:rPr>
-              <w:t xml:space="preserve">user1_name = </w:t>
+              <w:t xml:space="preserve">        user1_name = </w:t>
             </w:r>
             <w:proofErr w:type="spellStart"/>
             <w:r>
@@ -18897,6 +19228,7 @@
               <w:rPr>
                 <w:rFonts w:ascii="Times New Roman" w:hAnsi="Times New Roman"/>
                 <w:sz w:val="28"/>
+                <w:lang w:val="en-US"/>
               </w:rPr>
             </w:pPr>
             <w:r>
@@ -18911,6 +19243,7 @@
               <w:rPr>
                 <w:rFonts w:ascii="Times New Roman" w:hAnsi="Times New Roman"/>
                 <w:sz w:val="28"/>
+                <w:lang w:val="en-US"/>
               </w:rPr>
               <w:t>context.</w:t>
             </w:r>
@@ -18919,6 +19252,7 @@
               <w:rPr>
                 <w:rFonts w:ascii="Times New Roman" w:hAnsi="Times New Roman"/>
                 <w:sz w:val="28"/>
+                <w:lang w:val="en-US"/>
               </w:rPr>
               <w:t>application.chat</w:t>
             </w:r>
@@ -18927,6 +19261,7 @@
               <w:rPr>
                 <w:rFonts w:ascii="Times New Roman" w:hAnsi="Times New Roman"/>
                 <w:sz w:val="28"/>
+                <w:lang w:val="en-US"/>
               </w:rPr>
               <w:t>_pairs</w:t>
             </w:r>
@@ -18935,6 +19270,7 @@
               <w:rPr>
                 <w:rFonts w:ascii="Times New Roman" w:hAnsi="Times New Roman"/>
                 <w:sz w:val="28"/>
+                <w:lang w:val="en-US"/>
               </w:rPr>
               <w:t>[user1_id] = user2_id</w:t>
             </w:r>
@@ -18952,6 +19288,7 @@
               <w:rPr>
                 <w:rFonts w:ascii="Times New Roman" w:hAnsi="Times New Roman"/>
                 <w:sz w:val="28"/>
+                <w:lang w:val="en-US"/>
               </w:rPr>
               <w:t xml:space="preserve">        </w:t>
             </w:r>
@@ -19026,7 +19363,7 @@
     </w:p>
     <w:p>
       <w:pPr>
-        <w:pStyle w:val="3"/>
+        <w:pStyle w:val="2"/>
       </w:pPr>
       <w:bookmarkStart w:id="33" w:name="__RefHeading___Toc2882_2352405526"/>
       <w:bookmarkStart w:id="34" w:name="_Toc226724660_Копия_1_Копия_2"/>
@@ -19097,6 +19434,7 @@
         <w:ind w:left="0" w:firstLine="680"/>
       </w:pPr>
       <w:r>
+        <w:lastRenderedPageBreak/>
         <w:t>Регистрация: Факт первого запуска бота командой /</w:t>
       </w:r>
       <w:proofErr w:type="spellStart"/>
@@ -19147,7 +19485,6 @@
         <w:ind w:left="0" w:firstLine="680"/>
       </w:pPr>
       <w:r>
-        <w:lastRenderedPageBreak/>
         <w:t>Глубина взаимодействия: Количество созданных привычек и напоминаний (</w:t>
       </w:r>
       <w:proofErr w:type="spellStart"/>
@@ -19547,6 +19884,7 @@
                 <w:sz w:val="28"/>
                 <w:lang w:val="en-US"/>
               </w:rPr>
+              <w:lastRenderedPageBreak/>
               <w:t xml:space="preserve">       </w:t>
             </w:r>
             <w:proofErr w:type="gramStart"/>
@@ -19919,7 +20257,6 @@
                 <w:sz w:val="28"/>
                 <w:lang w:val="en-US"/>
               </w:rPr>
-              <w:lastRenderedPageBreak/>
               <w:t>FROM users u</w:t>
             </w:r>
           </w:p>
@@ -20080,6 +20417,7 @@
         <w:ind w:left="0" w:firstLine="680"/>
       </w:pPr>
       <w:r>
+        <w:lastRenderedPageBreak/>
         <w:t>Таблицы</w:t>
       </w:r>
       <w:r>
@@ -20294,15 +20632,7 @@
                 <w:sz w:val="28"/>
                 <w:lang w:val="en-US"/>
               </w:rPr>
-              <w:t xml:space="preserve">    </w:t>
-            </w:r>
-            <w:r>
-              <w:rPr>
-                <w:rFonts w:ascii="Times New Roman" w:hAnsi="Times New Roman"/>
-                <w:sz w:val="28"/>
-                <w:lang w:val="en-US"/>
-              </w:rPr>
-              <w:t>date(</w:t>
+              <w:t xml:space="preserve">    date(</w:t>
             </w:r>
             <w:proofErr w:type="spellStart"/>
             <w:proofErr w:type="gramStart"/>
@@ -20807,6 +21137,7 @@
                 <w:rFonts w:ascii="Times New Roman" w:hAnsi="Times New Roman"/>
                 <w:sz w:val="28"/>
               </w:rPr>
+              <w:lastRenderedPageBreak/>
               <w:t xml:space="preserve">    -- Считаем все запланированные привычки (все записи в </w:t>
             </w:r>
             <w:proofErr w:type="spellStart"/>
@@ -20894,15 +21225,7 @@
                 <w:sz w:val="28"/>
                 <w:lang w:val="en-US"/>
               </w:rPr>
-              <w:t xml:space="preserve">    </w:t>
-            </w:r>
-            <w:r>
-              <w:rPr>
-                <w:rFonts w:ascii="Times New Roman" w:hAnsi="Times New Roman"/>
-                <w:sz w:val="28"/>
-                <w:lang w:val="en-US"/>
-              </w:rPr>
-              <w:t xml:space="preserve">-- </w:t>
+              <w:t xml:space="preserve">    -- </w:t>
             </w:r>
             <w:r>
               <w:rPr>
@@ -21267,7 +21590,6 @@
                 <w:sz w:val="28"/>
                 <w:lang w:val="en-US"/>
               </w:rPr>
-              <w:lastRenderedPageBreak/>
               <w:t xml:space="preserve">GROUP BY </w:t>
             </w:r>
             <w:proofErr w:type="spellStart"/>
@@ -21935,6 +22257,7 @@
                 <w:sz w:val="28"/>
                 <w:lang w:val="en-US"/>
               </w:rPr>
+              <w:lastRenderedPageBreak/>
               <w:t xml:space="preserve">        </w:t>
             </w:r>
             <w:proofErr w:type="spellStart"/>
@@ -22334,7 +22657,6 @@
                 <w:sz w:val="28"/>
                 <w:lang w:val="en-US"/>
               </w:rPr>
-              <w:lastRenderedPageBreak/>
               <w:t xml:space="preserve">    if </w:t>
             </w:r>
             <w:proofErr w:type="spellStart"/>
@@ -22600,15 +22922,7 @@
                 <w:sz w:val="28"/>
                 <w:lang w:val="en-US"/>
               </w:rPr>
-              <w:t xml:space="preserve">        </w:t>
-            </w:r>
-            <w:r>
-              <w:rPr>
-                <w:rFonts w:ascii="Times New Roman" w:hAnsi="Times New Roman"/>
-                <w:sz w:val="28"/>
-                <w:lang w:val="en-US"/>
-              </w:rPr>
-              <w:t xml:space="preserve">SET </w:t>
+              <w:t xml:space="preserve">        SET </w:t>
             </w:r>
             <w:proofErr w:type="spellStart"/>
             <w:r>
@@ -23012,6 +23326,7 @@
                 <w:sz w:val="28"/>
                 <w:lang w:val="en-US"/>
               </w:rPr>
+              <w:lastRenderedPageBreak/>
               <w:t xml:space="preserve">    </w:t>
             </w:r>
             <w:proofErr w:type="spellStart"/>
@@ -23450,7 +23765,6 @@
                 <w:sz w:val="28"/>
                 <w:lang w:val="en-US"/>
               </w:rPr>
-              <w:lastRenderedPageBreak/>
               <w:t xml:space="preserve">     WHERE </w:t>
             </w:r>
             <w:proofErr w:type="spellStart"/>
@@ -23833,11 +24147,12 @@
     </w:p>
     <w:p>
       <w:pPr>
-        <w:pStyle w:val="2"/>
+        <w:pStyle w:val="1"/>
       </w:pPr>
       <w:bookmarkStart w:id="36" w:name="__RefHeading___Toc2884_2352405526"/>
       <w:bookmarkEnd w:id="36"/>
       <w:r>
+        <w:lastRenderedPageBreak/>
         <w:t>2.5 Выводы по применению авторской методики</w:t>
       </w:r>
     </w:p>
@@ -23851,11 +24166,7 @@
         <w:pStyle w:val="11"/>
       </w:pPr>
       <w:r>
-        <w:t xml:space="preserve">Проведенное исследование было сфокусировано на решении актуальной проблемы низкой эффективности существующих цифровых решений для формирования устойчивых здоровых привычек. В качестве гипотезы выступила авторская методика, интегрирующая глубинную геймификацию, систему анонимного наставничества и минималистичный интерфейс в формате чат-бота. </w:t>
-      </w:r>
-      <w:r>
-        <w:lastRenderedPageBreak/>
-        <w:t>Практическая реализация методики была осуществлена в виде Telegram-бота с открытым исходным кодом.</w:t>
+        <w:t>Проведенное исследование было сфокусировано на решении актуальной проблемы низкой эффективности существующих цифровых решений для формирования устойчивых здоровых привычек. В качестве гипотезы выступила авторская методика, интегрирующая глубинную геймификацию, систему анонимного наставничества и минималистичный интерфейс в формате чат-бота. Практическая реализация методики была осуществлена в виде Telegram-бота с открытым исходным кодом.</w:t>
       </w:r>
     </w:p>
     <w:p>
@@ -23923,7 +24234,11 @@
         <w:pStyle w:val="11"/>
       </w:pPr>
       <w:r>
-        <w:t xml:space="preserve">Данный результат напрямую объясняется действием механизмов глубинной геймификации. Система уровней и достижений создавала постоянную петлю положительного подкрепления. Получение бейджей за «Серию из 7 дней» или «Создание 5 привычек» провоцировало выброс дофамина и мотивировало пользователей возвращаться </w:t>
+        <w:t xml:space="preserve">Данный результат напрямую объясняется действием механизмов глубинной геймификации. Система уровней и достижений создавала постоянную петлю положительного подкрепления. Получение бейджей за «Серию из 7 дней» </w:t>
+      </w:r>
+      <w:r>
+        <w:lastRenderedPageBreak/>
+        <w:t xml:space="preserve">или «Создание 5 привычек» провоцировало выброс дофамина и мотивировало пользователей возвращаться </w:t>
       </w:r>
       <w:proofErr w:type="gramStart"/>
       <w:r>
@@ -24031,11 +24346,7 @@
       </w:r>
       <w:proofErr w:type="spellEnd"/>
       <w:r>
-        <w:t xml:space="preserve"> Rate в экспериментальной группе составил 68%, что </w:t>
-      </w:r>
-      <w:r>
-        <w:lastRenderedPageBreak/>
-        <w:t>значительно превысило результат контрольной группы (41%). Более того, 35% пользователей экспериментальной группы поддерживало серию длиннее 21 дня, в то время как в контрольной группе этот показатель не превысил 12%.</w:t>
+        <w:t xml:space="preserve"> Rate в экспериментальной группе составил 68%, что значительно превысило результат контрольной группы (41%). Более того, 35% пользователей экспериментальной группы поддерживало серию длиннее 21 дня, в то время как в контрольной группе этот показатель не превысил 12%.</w:t>
       </w:r>
     </w:p>
     <w:p>
@@ -24084,10 +24395,7 @@
         <w:t>).</w:t>
       </w:r>
       <w:r>
-        <w:t xml:space="preserve"> Данный показатель отражают д</w:t>
-      </w:r>
-      <w:r>
-        <w:t>невные кривые удержания на 7-й, 30-й и 60-й день эксперимента. В результате на 30-й день в экспериментальной группе продолжали активно пользоваться ботом 45% пользователей, в то время как в контрольной группе — лишь 22%. На 60-й день разрыв сохранился: 28% против 11%.</w:t>
+        <w:t xml:space="preserve"> Данный показатель отражают дневные кривые удержания на 7-й, 30-й и 60-й день эксперимента. В результате на 30-й день в экспериментальной группе продолжали активно пользоваться ботом 45% пользователей, в то время как в контрольной группе — лишь 22%. На 60-й день разрыв сохранился: 28% против 11%.</w:t>
       </w:r>
     </w:p>
     <w:p>
@@ -24120,11 +24428,7 @@
         <w:t xml:space="preserve">Качественная обратная связь: </w:t>
       </w:r>
       <w:r>
-        <w:t xml:space="preserve">Анонимный опрос и анализ добровольных отзывов. Более 80% респондентов в экспериментальной группе отметили, что именно элементы игры и неожиданные поощрения такие как бейджи и достижения помогали им не забросить привычку. Около 60% пользователей, опробовавших функцию наставничества, указали на её высокую </w:t>
-      </w:r>
-      <w:r>
-        <w:lastRenderedPageBreak/>
-        <w:t>ценность для поддержания мотивации. Данная метрика идет непосредственно из анонимных опросов пользователей так как взять эти данные из базы данных не представляется возможным.</w:t>
+        <w:t>Анонимный опрос и анализ добровольных отзывов. Более 80% респондентов в экспериментальной группе отметили, что именно элементы игры и неожиданные поощрения такие как бейджи и достижения помогали им не забросить привычку. Около 60% пользователей, опробовавших функцию наставничества, указали на её высокую ценность для поддержания мотивации. Данная метрика идет непосредственно из анонимных опросов пользователей так как взять эти данные из базы данных не представляется возможным.</w:t>
       </w:r>
     </w:p>
     <w:p>
@@ -24157,27 +24461,43 @@
         <w:t>Научная новизна и практическая значимость работы заключаются в следующем:</w:t>
       </w:r>
       <w:r>
+        <w:t xml:space="preserve"> Разработана и апробирована комплексная методика, которая переносит акцент с простого трекинга на создание устойчивой мотивационной среды. Доказана на количественных метриках эффективность связки «глубокая геймификация и анонимное социальное взаимодействие» для долгосрочного удержания пользователей. Предложена и реализована модель анонимного наставничества, которая снимает психологические барьеры и предоставляет эффективную поддержку в формате, пригодном для массового цифрового сервиса.</w:t>
+      </w:r>
+    </w:p>
+    <w:p>
+      <w:pPr>
+        <w:pStyle w:val="11"/>
+      </w:pPr>
+      <w:r>
+        <w:t xml:space="preserve">Также создан функционирующий прототип с открытым исходным кодом, который может быть использован для дальнейших исследований в области поведенческой психологии, адаптирован для корпоративных программ </w:t>
+      </w:r>
+      <w:proofErr w:type="spellStart"/>
+      <w:r>
+        <w:t>wellness</w:t>
+      </w:r>
+      <w:proofErr w:type="spellEnd"/>
+      <w:r>
         <w:t xml:space="preserve"> </w:t>
       </w:r>
       <w:r>
-        <w:t>Разработана и апробирована комплексная методика, которая переносит акцент с простого трекинга на создание устойчивой мотивационной среды. Доказана на количественных метриках эффективность связки «глубокая геймификация и анонимное социальное взаимодействие» для долгосрочного удержания пользователей. Предложена и реализована модель анонимного наставничества, которая снимает психологические барьеры и предоставляет эффективную поддержку в формате, пригодном для массового цифрового сервиса.</w:t>
+        <w:lastRenderedPageBreak/>
+        <w:t>или развернут как самостоятельный сервис. Полученные результаты открывают перспективы для дальнейшего исследования, такого как A/B-тестирование различных механик бейджей и достижений, анализ эффективности разных стилей коммуникации в наставничестве и адаптация методики для специфических видов привычек в том числе профессиональных.</w:t>
       </w:r>
     </w:p>
     <w:p>
       <w:pPr>
         <w:pStyle w:val="11"/>
       </w:pPr>
-      <w:r>
-        <w:t xml:space="preserve">Также создан функционирующий прототип с открытым исходным кодом, который может быть использован для дальнейших исследований в области поведенческой психологии, адаптирован для корпоративных программ </w:t>
-      </w:r>
-      <w:proofErr w:type="spellStart"/>
-      <w:r>
-        <w:t>wellness</w:t>
-      </w:r>
-      <w:proofErr w:type="spellEnd"/>
-      <w:r>
-        <w:t xml:space="preserve"> или развернут как самостоятельный сервис. Полученные результаты открывают перспективы для дальнейшего исследования, такого как A/B-тестирование различных механик бейджей и достижений, анализ эффективности разных стилей коммуникации в наставничестве и адаптация методики для специфических видов привычек в том числе профессиональных.</w:t>
-      </w:r>
+    </w:p>
+    <w:p>
+      <w:pPr>
+        <w:pStyle w:val="11"/>
+      </w:pPr>
+    </w:p>
+    <w:p>
+      <w:pPr>
+        <w:pStyle w:val="11"/>
+      </w:pPr>
       <w:r>
         <w:br w:type="page"/>
       </w:r>
@@ -25649,7 +25969,15 @@
           <w:sz w:val="28"/>
           <w:szCs w:val="28"/>
         </w:rPr>
-        <w:t>Петровский, В. А. (2010). </w:t>
+        <w:t>Петровский, В. А. (2010).</w:t>
+      </w:r>
+      <w:r>
+        <w:rPr>
+          <w:rFonts w:ascii="Times New Roman" w:hAnsi="Times New Roman"/>
+          <w:sz w:val="28"/>
+          <w:szCs w:val="28"/>
+        </w:rPr>
+        <w:t xml:space="preserve"> </w:t>
       </w:r>
       <w:r>
         <w:rPr>
@@ -25803,7 +26131,15 @@
           <w:sz w:val="28"/>
           <w:szCs w:val="28"/>
         </w:rPr>
-        <w:t>Леонова, А. Б., Кузнецова, А. С. (2019). Структурно-интегративный подход к анализу функциональных состояний человека. </w:t>
+        <w:t>Леонова, А. Б., Кузнецова, А. С. (2019). Структурно-интегративный подход к анализу функциональных состояний человека.</w:t>
+      </w:r>
+      <w:r>
+        <w:rPr>
+          <w:rFonts w:ascii="Times New Roman" w:hAnsi="Times New Roman"/>
+          <w:sz w:val="28"/>
+          <w:szCs w:val="28"/>
+        </w:rPr>
+        <w:t xml:space="preserve"> </w:t>
       </w:r>
       <w:r>
         <w:rPr>
@@ -27842,7 +28178,7 @@
   <w:abstractNum w:abstractNumId="7" w15:restartNumberingAfterBreak="0">
     <w:nsid w:val="3D9A063F"/>
     <w:multiLevelType w:val="multilevel"/>
-    <w:tmpl w:val="915E35D8"/>
+    <w:tmpl w:val="AEF6BF0E"/>
     <w:lvl w:ilvl="0">
       <w:start w:val="1"/>
       <w:numFmt w:val="decimal"/>
@@ -27854,6 +28190,11 @@
         </w:tabs>
         <w:ind w:left="720" w:hanging="360"/>
       </w:pPr>
+      <w:rPr>
+        <w:rFonts w:ascii="Times New Roman" w:hAnsi="Times New Roman" w:cs="Times New Roman" w:hint="default"/>
+        <w:sz w:val="28"/>
+        <w:szCs w:val="28"/>
+      </w:rPr>
     </w:lvl>
     <w:lvl w:ilvl="1">
       <w:start w:val="1"/>
@@ -30013,7 +30354,6 @@
   <w:style w:type="character" w:default="1" w:styleId="a1">
     <w:name w:val="Default Paragraph Font"/>
     <w:uiPriority w:val="1"/>
-    <w:semiHidden/>
     <w:unhideWhenUsed/>
   </w:style>
   <w:style w:type="table" w:default="1" w:styleId="a2">

--- a/docs/Гамов П.А. ВКР.docx
+++ b/docs/Гамов П.А. ВКР.docx
@@ -2193,6 +2193,7 @@
           <w:docPartUnique/>
         </w:docPartObj>
       </w:sdtPr>
+      <w:sdtEndPr/>
       <w:sdtContent>
         <w:p>
           <w:pPr>
@@ -10077,10 +10078,7 @@
         <w:t xml:space="preserve"> </w:t>
       </w:r>
       <w:r>
-        <w:t>которые игнорируются большинством цифровых продуктов.</w:t>
-      </w:r>
-      <w:r>
-        <w:t xml:space="preserve"> </w:t>
+        <w:t xml:space="preserve">которые игнорируются большинством цифровых продуктов. </w:t>
       </w:r>
       <w:r>
         <w:t>Также а</w:t>
@@ -24568,6 +24566,2250 @@
     </w:p>
     <w:p>
       <w:pPr>
+        <w:pStyle w:val="2"/>
+      </w:pPr>
+      <w:r>
+        <w:t xml:space="preserve">3.1.1 </w:t>
+      </w:r>
+      <w:r>
+        <w:t>Определение ключевых функций проектного решения, реализация которых позволит выявиться эффектообразующие факторы (источники эффективности)</w:t>
+      </w:r>
+    </w:p>
+    <w:p>
+      <w:pPr>
+        <w:pStyle w:val="11"/>
+      </w:pPr>
+    </w:p>
+    <w:p>
+      <w:pPr>
+        <w:pStyle w:val="11"/>
+      </w:pPr>
+      <w:r>
+        <w:t>При реализации чат бота с использованием авторской методики были использованы следующие ключевые функции:</w:t>
+      </w:r>
+    </w:p>
+    <w:p>
+      <w:pPr>
+        <w:pStyle w:val="11"/>
+      </w:pPr>
+    </w:p>
+    <w:p>
+      <w:pPr>
+        <w:pStyle w:val="11"/>
+      </w:pPr>
+    </w:p>
+    <w:tbl>
+      <w:tblPr>
+        <w:tblStyle w:val="af7"/>
+        <w:tblW w:w="0" w:type="auto"/>
+        <w:tblLook w:val="04A0" w:firstRow="1" w:lastRow="0" w:firstColumn="1" w:lastColumn="0" w:noHBand="0" w:noVBand="1"/>
+      </w:tblPr>
+      <w:tblGrid>
+        <w:gridCol w:w="1987"/>
+        <w:gridCol w:w="2866"/>
+        <w:gridCol w:w="2399"/>
+        <w:gridCol w:w="2376"/>
+      </w:tblGrid>
+      <w:tr>
+        <w:tc>
+          <w:tcPr>
+            <w:tcW w:w="2407" w:type="dxa"/>
+          </w:tcPr>
+          <w:p>
+            <w:pPr>
+              <w:pStyle w:val="11"/>
+              <w:ind w:firstLine="0"/>
+            </w:pPr>
+            <w:r>
+              <w:t>№ п/п</w:t>
+            </w:r>
+          </w:p>
+        </w:tc>
+        <w:tc>
+          <w:tcPr>
+            <w:tcW w:w="2407" w:type="dxa"/>
+          </w:tcPr>
+          <w:p>
+            <w:pPr>
+              <w:pStyle w:val="11"/>
+              <w:ind w:firstLine="0"/>
+            </w:pPr>
+            <w:r>
+              <w:t>Функция</w:t>
+            </w:r>
+          </w:p>
+        </w:tc>
+        <w:tc>
+          <w:tcPr>
+            <w:tcW w:w="2407" w:type="dxa"/>
+          </w:tcPr>
+          <w:p>
+            <w:pPr>
+              <w:pStyle w:val="11"/>
+              <w:ind w:firstLine="0"/>
+            </w:pPr>
+            <w:r>
+              <w:t>Описание</w:t>
+            </w:r>
+          </w:p>
+        </w:tc>
+        <w:tc>
+          <w:tcPr>
+            <w:tcW w:w="2407" w:type="dxa"/>
+          </w:tcPr>
+          <w:p>
+            <w:pPr>
+              <w:pStyle w:val="11"/>
+              <w:ind w:firstLine="0"/>
+            </w:pPr>
+            <w:r>
+              <w:t>Результат</w:t>
+            </w:r>
+          </w:p>
+        </w:tc>
+      </w:tr>
+      <w:tr>
+        <w:tc>
+          <w:tcPr>
+            <w:tcW w:w="2407" w:type="dxa"/>
+          </w:tcPr>
+          <w:p>
+            <w:pPr>
+              <w:pStyle w:val="11"/>
+              <w:ind w:firstLine="0"/>
+              <w:jc w:val="center"/>
+            </w:pPr>
+            <w:r>
+              <w:t>1</w:t>
+            </w:r>
+          </w:p>
+        </w:tc>
+        <w:tc>
+          <w:tcPr>
+            <w:tcW w:w="2407" w:type="dxa"/>
+          </w:tcPr>
+          <w:p>
+            <w:pPr>
+              <w:pStyle w:val="11"/>
+              <w:ind w:firstLine="0"/>
+              <w:jc w:val="center"/>
+            </w:pPr>
+            <w:r>
+              <w:t>2</w:t>
+            </w:r>
+          </w:p>
+        </w:tc>
+        <w:tc>
+          <w:tcPr>
+            <w:tcW w:w="2407" w:type="dxa"/>
+          </w:tcPr>
+          <w:p>
+            <w:pPr>
+              <w:pStyle w:val="11"/>
+              <w:ind w:firstLine="0"/>
+              <w:jc w:val="center"/>
+            </w:pPr>
+            <w:r>
+              <w:t>3</w:t>
+            </w:r>
+          </w:p>
+        </w:tc>
+        <w:tc>
+          <w:tcPr>
+            <w:tcW w:w="2407" w:type="dxa"/>
+          </w:tcPr>
+          <w:p>
+            <w:pPr>
+              <w:pStyle w:val="11"/>
+              <w:ind w:firstLine="0"/>
+              <w:jc w:val="center"/>
+            </w:pPr>
+            <w:r>
+              <w:t>4</w:t>
+            </w:r>
+          </w:p>
+        </w:tc>
+      </w:tr>
+      <w:tr>
+        <w:tc>
+          <w:tcPr>
+            <w:tcW w:w="2407" w:type="dxa"/>
+          </w:tcPr>
+          <w:p>
+            <w:pPr>
+              <w:pStyle w:val="11"/>
+              <w:ind w:firstLine="0"/>
+            </w:pPr>
+            <w:r>
+              <w:t>1</w:t>
+            </w:r>
+          </w:p>
+        </w:tc>
+        <w:tc>
+          <w:tcPr>
+            <w:tcW w:w="2407" w:type="dxa"/>
+          </w:tcPr>
+          <w:p>
+            <w:pPr>
+              <w:pStyle w:val="11"/>
+              <w:ind w:firstLine="0"/>
+            </w:pPr>
+            <w:r>
+              <w:t>Система достижений и наград</w:t>
+            </w:r>
+          </w:p>
+        </w:tc>
+        <w:tc>
+          <w:tcPr>
+            <w:tcW w:w="2407" w:type="dxa"/>
+          </w:tcPr>
+          <w:p>
+            <w:pPr>
+              <w:pStyle w:val="11"/>
+              <w:ind w:firstLine="0"/>
+            </w:pPr>
+            <w:r>
+              <w:t xml:space="preserve">Решение использует методы </w:t>
+            </w:r>
+            <w:proofErr w:type="spellStart"/>
+            <w:r>
+              <w:t>геймификаци</w:t>
+            </w:r>
+            <w:proofErr w:type="spellEnd"/>
+            <w:r>
+              <w:t xml:space="preserve"> для положительного подкрепления процесса</w:t>
+            </w:r>
+          </w:p>
+        </w:tc>
+        <w:tc>
+          <w:tcPr>
+            <w:tcW w:w="2407" w:type="dxa"/>
+          </w:tcPr>
+          <w:p>
+            <w:pPr>
+              <w:pStyle w:val="11"/>
+              <w:ind w:firstLine="0"/>
+            </w:pPr>
+            <w:r>
+              <w:t>Позволяет избежать б</w:t>
+            </w:r>
+            <w:r>
+              <w:t>ыстро</w:t>
+            </w:r>
+            <w:r>
+              <w:t>го</w:t>
+            </w:r>
+            <w:r>
+              <w:t xml:space="preserve"> угасани</w:t>
+            </w:r>
+            <w:r>
+              <w:t>я</w:t>
+            </w:r>
+            <w:r>
+              <w:t xml:space="preserve"> мотивации после начала формирования привычки</w:t>
+            </w:r>
+            <w:r>
+              <w:t xml:space="preserve"> за счет постоянного положительного подкрепления с </w:t>
+            </w:r>
+            <w:r>
+              <w:lastRenderedPageBreak/>
+              <w:t>эффектом неожиданности</w:t>
+            </w:r>
+          </w:p>
+        </w:tc>
+      </w:tr>
+      <w:tr>
+        <w:tc>
+          <w:tcPr>
+            <w:tcW w:w="2407" w:type="dxa"/>
+          </w:tcPr>
+          <w:p>
+            <w:pPr>
+              <w:pStyle w:val="11"/>
+              <w:ind w:firstLine="0"/>
+            </w:pPr>
+            <w:r>
+              <w:lastRenderedPageBreak/>
+              <w:t>2</w:t>
+            </w:r>
+          </w:p>
+        </w:tc>
+        <w:tc>
+          <w:tcPr>
+            <w:tcW w:w="2407" w:type="dxa"/>
+          </w:tcPr>
+          <w:p>
+            <w:pPr>
+              <w:pStyle w:val="11"/>
+              <w:ind w:firstLine="0"/>
+            </w:pPr>
+            <w:r>
+              <w:t>Модуль анонимного наставничества</w:t>
+            </w:r>
+          </w:p>
+        </w:tc>
+        <w:tc>
+          <w:tcPr>
+            <w:tcW w:w="2407" w:type="dxa"/>
+          </w:tcPr>
+          <w:p>
+            <w:pPr>
+              <w:pStyle w:val="11"/>
+              <w:ind w:firstLine="0"/>
+            </w:pPr>
+            <w:r>
+              <w:t>Интеграция данной механики позволяет беспрепятственно искать собеседника используя методы анонимного чата внутри самого чат бота</w:t>
+            </w:r>
+          </w:p>
+        </w:tc>
+        <w:tc>
+          <w:tcPr>
+            <w:tcW w:w="2407" w:type="dxa"/>
+          </w:tcPr>
+          <w:p>
+            <w:pPr>
+              <w:pStyle w:val="11"/>
+              <w:ind w:firstLine="0"/>
+            </w:pPr>
+            <w:r>
+              <w:t>Социальная поддержка без психологических барьеров</w:t>
+            </w:r>
+            <w:r>
+              <w:t xml:space="preserve"> при ч</w:t>
+            </w:r>
+            <w:r>
+              <w:t>увств</w:t>
+            </w:r>
+            <w:r>
+              <w:t>е</w:t>
+            </w:r>
+            <w:r>
+              <w:t xml:space="preserve"> изоляции и одиночества на пути к цели</w:t>
+            </w:r>
+          </w:p>
+        </w:tc>
+      </w:tr>
+      <w:tr>
+        <w:tc>
+          <w:tcPr>
+            <w:tcW w:w="2407" w:type="dxa"/>
+          </w:tcPr>
+          <w:p>
+            <w:pPr>
+              <w:pStyle w:val="11"/>
+              <w:ind w:firstLine="0"/>
+            </w:pPr>
+            <w:r>
+              <w:t>3</w:t>
+            </w:r>
+          </w:p>
+        </w:tc>
+        <w:tc>
+          <w:tcPr>
+            <w:tcW w:w="2407" w:type="dxa"/>
+          </w:tcPr>
+          <w:p>
+            <w:pPr>
+              <w:pStyle w:val="11"/>
+              <w:ind w:firstLine="0"/>
+            </w:pPr>
+            <w:r>
+              <w:t>Контекстные персонализированные уведомления</w:t>
+            </w:r>
+          </w:p>
+        </w:tc>
+        <w:tc>
+          <w:tcPr>
+            <w:tcW w:w="2407" w:type="dxa"/>
+          </w:tcPr>
+          <w:p>
+            <w:pPr>
+              <w:pStyle w:val="11"/>
+              <w:ind w:firstLine="0"/>
+            </w:pPr>
+            <w:r>
+              <w:t>Механизм реализован как настройка времени и текста уведомлений. Существует возможность переноса уведомления.</w:t>
+            </w:r>
+          </w:p>
+        </w:tc>
+        <w:tc>
+          <w:tcPr>
+            <w:tcW w:w="2407" w:type="dxa"/>
+          </w:tcPr>
+          <w:p>
+            <w:pPr>
+              <w:pStyle w:val="11"/>
+              <w:ind w:firstLine="0"/>
+            </w:pPr>
+            <w:r>
+              <w:t>Релевантность и своевременность коммуникации</w:t>
+            </w:r>
+            <w:r>
+              <w:t xml:space="preserve"> позволяет снизить отторжение </w:t>
+            </w:r>
+            <w:proofErr w:type="gramStart"/>
+            <w:r>
+              <w:t>пользователя</w:t>
+            </w:r>
+            <w:proofErr w:type="gramEnd"/>
+            <w:r>
+              <w:t xml:space="preserve"> когда напоминания стандартных решений могут быть избыточны</w:t>
+            </w:r>
+          </w:p>
+        </w:tc>
+      </w:tr>
+      <w:tr>
+        <w:tc>
+          <w:tcPr>
+            <w:tcW w:w="2407" w:type="dxa"/>
+          </w:tcPr>
+          <w:p>
+            <w:pPr>
+              <w:pStyle w:val="11"/>
+              <w:ind w:firstLine="0"/>
+            </w:pPr>
+            <w:r>
+              <w:t>4</w:t>
+            </w:r>
+          </w:p>
+        </w:tc>
+        <w:tc>
+          <w:tcPr>
+            <w:tcW w:w="2407" w:type="dxa"/>
+          </w:tcPr>
+          <w:p>
+            <w:pPr>
+              <w:pStyle w:val="11"/>
+              <w:ind w:firstLine="0"/>
+            </w:pPr>
+            <w:r>
+              <w:t>Модуль создания собственной программы привычек</w:t>
+            </w:r>
+          </w:p>
+        </w:tc>
+        <w:tc>
+          <w:tcPr>
+            <w:tcW w:w="2407" w:type="dxa"/>
+          </w:tcPr>
+          <w:p>
+            <w:pPr>
+              <w:pStyle w:val="11"/>
+              <w:ind w:firstLine="0"/>
+            </w:pPr>
+          </w:p>
+        </w:tc>
+        <w:tc>
+          <w:tcPr>
+            <w:tcW w:w="2407" w:type="dxa"/>
+          </w:tcPr>
+          <w:p>
+            <w:pPr>
+              <w:pStyle w:val="11"/>
+              <w:ind w:firstLine="0"/>
+            </w:pPr>
+          </w:p>
+        </w:tc>
+      </w:tr>
+      <w:tr>
+        <w:tc>
+          <w:tcPr>
+            <w:tcW w:w="2407" w:type="dxa"/>
+          </w:tcPr>
+          <w:p>
+            <w:pPr>
+              <w:pStyle w:val="11"/>
+              <w:ind w:firstLine="0"/>
+            </w:pPr>
+            <w:r>
+              <w:lastRenderedPageBreak/>
+              <w:t>5</w:t>
+            </w:r>
+          </w:p>
+        </w:tc>
+        <w:tc>
+          <w:tcPr>
+            <w:tcW w:w="2407" w:type="dxa"/>
+          </w:tcPr>
+          <w:p>
+            <w:pPr>
+              <w:pStyle w:val="11"/>
+              <w:ind w:firstLine="0"/>
+            </w:pPr>
+            <w:r>
+              <w:t>Функционал анонимизации</w:t>
+            </w:r>
+          </w:p>
+        </w:tc>
+        <w:tc>
+          <w:tcPr>
+            <w:tcW w:w="2407" w:type="dxa"/>
+          </w:tcPr>
+          <w:p>
+            <w:pPr>
+              <w:pStyle w:val="11"/>
+              <w:ind w:firstLine="0"/>
+            </w:pPr>
+            <w:r>
+              <w:t>Решение не сохраняет и не использует пользовательские данные оставляя пользователя анонимным</w:t>
+            </w:r>
+          </w:p>
+        </w:tc>
+        <w:tc>
+          <w:tcPr>
+            <w:tcW w:w="2407" w:type="dxa"/>
+          </w:tcPr>
+          <w:p>
+            <w:pPr>
+              <w:pStyle w:val="11"/>
+              <w:ind w:firstLine="0"/>
+            </w:pPr>
+          </w:p>
+        </w:tc>
+      </w:tr>
+    </w:tbl>
+    <w:p>
+      <w:pPr>
+        <w:pStyle w:val="11"/>
+      </w:pPr>
+    </w:p>
+    <w:p>
+      <w:pPr>
+        <w:pStyle w:val="11"/>
+      </w:pPr>
+      <w:r>
+        <w:t>Совокупность этих функций формирует эффектообразующее ядро проектного решения, превращая его из простого трекера привычек в комплексную систему поддержки устойчивого поведенческого изменения, адаптированную к реалиям цифровой эпохи.</w:t>
+      </w:r>
+      <w:r>
+        <w:t xml:space="preserve"> </w:t>
+      </w:r>
+      <w:r>
+        <w:t>Техническая реализация данных функций в формате Telegram-бота с открытым исходным кодом обеспечивает не только практическую применимость решения, но и возможность его верификации, воспроизведения и дальнейшего развития сообществом</w:t>
+      </w:r>
+      <w:r>
+        <w:t xml:space="preserve"> ученых и разработчиков</w:t>
+      </w:r>
+      <w:r>
+        <w:t>.</w:t>
+      </w:r>
+    </w:p>
+    <w:p>
+      <w:pPr>
+        <w:pStyle w:val="11"/>
+      </w:pPr>
+    </w:p>
+    <w:p>
+      <w:pPr>
+        <w:pStyle w:val="2"/>
+      </w:pPr>
+      <w:r>
+        <w:t>3.1.2. Выявление основных эффектообразующих факторов (источники эффективности)</w:t>
+      </w:r>
+    </w:p>
+    <w:p>
+      <w:pPr>
+        <w:pStyle w:val="11"/>
+      </w:pPr>
+    </w:p>
+    <w:p>
+      <w:pPr>
+        <w:pStyle w:val="11"/>
+      </w:pPr>
+      <w:r>
+        <w:t>Эффективность авторской методики формирования здоровых привычек не является результатом действия единственного механизма, а обусловлена совокупностью взаимосвязанных эффектообразующих факторов. Данные факторы представляют собой источники добавленной ценности проектного решения, которые обеспечивают качественное превосходство над существующими подходами и транслируются в измеримые улучшения ключевых метрик.</w:t>
+      </w:r>
+    </w:p>
+    <w:p>
+      <w:pPr>
+        <w:pStyle w:val="11"/>
+      </w:pPr>
+      <w:r>
+        <w:lastRenderedPageBreak/>
+        <w:t>На основе проведенного анализа функциональных возможностей системы, теоретического фундамента методики и результатов экспериментальной проверки были выявлены семь основных эффектообразующих факторов, каждый из которых вносит вклад в итоговую эффективность решения.</w:t>
+      </w:r>
+    </w:p>
+    <w:p>
+      <w:pPr>
+        <w:pStyle w:val="11"/>
+      </w:pPr>
+    </w:p>
+    <w:p>
+      <w:pPr>
+        <w:pStyle w:val="11"/>
+      </w:pPr>
+    </w:p>
+    <w:p>
+      <w:pPr>
+        <w:pStyle w:val="11"/>
+      </w:pPr>
+    </w:p>
+    <w:p>
+      <w:pPr>
+        <w:pStyle w:val="11"/>
+      </w:pPr>
+    </w:p>
+    <w:p>
+      <w:pPr>
+        <w:pStyle w:val="11"/>
+        <w:numPr>
+          <w:ilvl w:val="0"/>
+          <w:numId w:val="20"/>
+        </w:numPr>
+      </w:pPr>
+      <w:r>
+        <w:rPr>
+          <w:b/>
+          <w:bCs/>
+        </w:rPr>
+        <w:t>Трансформация абстрактного прогресса в материальные достижения</w:t>
+      </w:r>
+      <w:r>
+        <w:t> – создает непрерывную петлю положительного подкрепления через систему бейджей и уровней</w:t>
+      </w:r>
+    </w:p>
+    <w:p>
+      <w:pPr>
+        <w:pStyle w:val="11"/>
+        <w:numPr>
+          <w:ilvl w:val="0"/>
+          <w:numId w:val="20"/>
+        </w:numPr>
+      </w:pPr>
+      <w:r>
+        <w:rPr>
+          <w:b/>
+          <w:bCs/>
+        </w:rPr>
+        <w:t>Эффект эскалации обязательств через механизм серий</w:t>
+      </w:r>
+      <w:r>
+        <w:t> – трансформирует когнитивное искажение в мотивационную силу</w:t>
+      </w:r>
+    </w:p>
+    <w:p>
+      <w:pPr>
+        <w:pStyle w:val="11"/>
+        <w:numPr>
+          <w:ilvl w:val="0"/>
+          <w:numId w:val="20"/>
+        </w:numPr>
+      </w:pPr>
+      <w:r>
+        <w:rPr>
+          <w:b/>
+          <w:bCs/>
+        </w:rPr>
+        <w:t>Снятие психологических барьеров через анонимность</w:t>
+      </w:r>
+      <w:r>
+        <w:t> – обеспечивает безопасное пространство для получения поддержки</w:t>
+      </w:r>
+    </w:p>
+    <w:p>
+      <w:pPr>
+        <w:pStyle w:val="11"/>
+        <w:numPr>
+          <w:ilvl w:val="0"/>
+          <w:numId w:val="20"/>
+        </w:numPr>
+      </w:pPr>
+      <w:r>
+        <w:rPr>
+          <w:b/>
+          <w:bCs/>
+        </w:rPr>
+        <w:t>Преодоление адаптации через вариативность и персонализацию</w:t>
+      </w:r>
+      <w:r>
+        <w:t> – поддерживает эффективность стимулов в долгосрочной перспективе</w:t>
+      </w:r>
+    </w:p>
+    <w:p>
+      <w:pPr>
+        <w:pStyle w:val="11"/>
+        <w:numPr>
+          <w:ilvl w:val="0"/>
+          <w:numId w:val="20"/>
+        </w:numPr>
+      </w:pPr>
+      <w:r>
+        <w:rPr>
+          <w:b/>
+          <w:bCs/>
+        </w:rPr>
+        <w:t>Минимизация когнитивного трения через Telegram-интеграцию</w:t>
+      </w:r>
+      <w:r>
+        <w:t> – устраняет барьеры на пути пользователя к целевому действию</w:t>
+      </w:r>
+    </w:p>
+    <w:p>
+      <w:pPr>
+        <w:pStyle w:val="11"/>
+        <w:numPr>
+          <w:ilvl w:val="0"/>
+          <w:numId w:val="20"/>
+        </w:numPr>
+      </w:pPr>
+      <w:r>
+        <w:rPr>
+          <w:b/>
+          <w:bCs/>
+        </w:rPr>
+        <w:t>Снижение психологического давления через разрешение на несовершенство</w:t>
+      </w:r>
+      <w:r>
+        <w:t> – предотвращает отказ после первых неудач</w:t>
+      </w:r>
+    </w:p>
+    <w:p>
+      <w:pPr>
+        <w:pStyle w:val="11"/>
+        <w:numPr>
+          <w:ilvl w:val="0"/>
+          <w:numId w:val="20"/>
+        </w:numPr>
+      </w:pPr>
+      <w:r>
+        <w:rPr>
+          <w:b/>
+          <w:bCs/>
+        </w:rPr>
+        <w:t>Предоставление готовых решений через структурированные программы</w:t>
+      </w:r>
+      <w:r>
+        <w:t> – снижает когнитивную нагрузку выбора и планирования</w:t>
+      </w:r>
+    </w:p>
+    <w:p>
+      <w:pPr>
+        <w:pStyle w:val="11"/>
+      </w:pPr>
+    </w:p>
+    <w:p>
+      <w:pPr>
+        <w:pStyle w:val="11"/>
+      </w:pPr>
+      <w:r>
+        <w:t>Каждый фактор был количественно обоснован через анализ данных экспериментальной проверки и теоретически обоснован через связь с установленными психологическими и нейробиологическими механизмами.</w:t>
+      </w:r>
+    </w:p>
+    <w:p>
+      <w:pPr>
+        <w:pStyle w:val="11"/>
+      </w:pPr>
+      <w:r>
+        <w:lastRenderedPageBreak/>
+        <w:t>Критически важным результатом является выявление </w:t>
+      </w:r>
+      <w:r>
+        <w:rPr>
+          <w:b/>
+          <w:bCs/>
+        </w:rPr>
+        <w:t>синергетического эффекта</w:t>
+      </w:r>
+      <w:r>
+        <w:t> взаимодействия факторов, при котором их совокупное влияние превышает сумму индивидуальных вкладов. Это подтверждает системный характер разработанной методики и объясняет её качественное превосходство над решениями, реализующими отдельные элементы геймификации или социальной поддержки изолированно.</w:t>
+      </w:r>
+    </w:p>
+    <w:p>
+      <w:pPr>
+        <w:pStyle w:val="11"/>
+      </w:pPr>
+      <w:r>
+        <w:t xml:space="preserve">Выявленные эффектообразующие факторы представляют собой не только источники эффективности данного конкретного решения, но и набор проектных принципов, которые могут быть применены для разработки цифровых инструментов формирования привычек в различных контекстах: корпоративные </w:t>
+      </w:r>
+      <w:proofErr w:type="spellStart"/>
+      <w:r>
+        <w:t>wellness</w:t>
+      </w:r>
+      <w:proofErr w:type="spellEnd"/>
+      <w:r>
+        <w:t>-программы, образовательные платформы, медицинские приложения для соблюдения режима лечения.</w:t>
+      </w:r>
+    </w:p>
+    <w:p>
+      <w:pPr>
+        <w:pStyle w:val="11"/>
+      </w:pPr>
+    </w:p>
+    <w:p>
+      <w:pPr>
+        <w:pStyle w:val="11"/>
+      </w:pPr>
+    </w:p>
+    <w:p>
+      <w:pPr>
+        <w:pStyle w:val="2"/>
+      </w:pPr>
+      <w:r>
+        <w:t>3.1.3. Формирование матрицы сопоставления ключевых функций проектного решения с эффектообразующими факторами</w:t>
+      </w:r>
+    </w:p>
+    <w:p>
+      <w:pPr>
+        <w:pStyle w:val="11"/>
+      </w:pPr>
+    </w:p>
+    <w:p>
+      <w:pPr>
+        <w:pStyle w:val="11"/>
+      </w:pPr>
+      <w:r>
+        <w:t>Для наглядного представления взаимосвязей была сформирована матрица распределения составляющих эффективности по функциям проектного решения</w:t>
+      </w:r>
+    </w:p>
+    <w:p>
+      <w:pPr>
+        <w:textAlignment w:val="auto"/>
+        <w:rPr>
+          <w:rFonts w:ascii="Times New Roman" w:hAnsi="Times New Roman"/>
+          <w:sz w:val="28"/>
+        </w:rPr>
+      </w:pPr>
+      <w:r>
+        <w:br w:type="page"/>
+      </w:r>
+    </w:p>
+    <w:p>
+      <w:pPr>
+        <w:pStyle w:val="11"/>
+        <w:sectPr>
+          <w:headerReference w:type="even" r:id="rId8"/>
+          <w:headerReference w:type="default" r:id="rId9"/>
+          <w:footerReference w:type="even" r:id="rId10"/>
+          <w:footerReference w:type="default" r:id="rId11"/>
+          <w:headerReference w:type="first" r:id="rId12"/>
+          <w:footerReference w:type="first" r:id="rId13"/>
+          <w:pgSz w:w="11906" w:h="16838"/>
+          <w:pgMar w:top="1134" w:right="1134" w:bottom="1134" w:left="1134" w:header="0" w:footer="0" w:gutter="0"/>
+          <w:cols w:space="720"/>
+          <w:formProt w:val="0"/>
+          <w:docGrid w:linePitch="100"/>
+        </w:sectPr>
+      </w:pPr>
+    </w:p>
+    <w:p>
+      <w:pPr>
+        <w:pStyle w:val="11"/>
+      </w:pPr>
+    </w:p>
+    <w:p>
+      <w:pPr>
+        <w:pStyle w:val="11"/>
+      </w:pPr>
+    </w:p>
+    <w:tbl>
+      <w:tblPr>
+        <w:tblStyle w:val="af7"/>
+        <w:tblW w:w="0" w:type="auto"/>
+        <w:tblLook w:val="04A0" w:firstRow="1" w:lastRow="0" w:firstColumn="1" w:lastColumn="0" w:noHBand="0" w:noVBand="1"/>
+      </w:tblPr>
+      <w:tblGrid>
+        <w:gridCol w:w="721"/>
+        <w:gridCol w:w="2373"/>
+        <w:gridCol w:w="4088"/>
+        <w:gridCol w:w="673"/>
+        <w:gridCol w:w="673"/>
+        <w:gridCol w:w="673"/>
+        <w:gridCol w:w="673"/>
+        <w:gridCol w:w="673"/>
+        <w:gridCol w:w="1845"/>
+        <w:gridCol w:w="2168"/>
+      </w:tblGrid>
+      <w:tr>
+        <w:tc>
+          <w:tcPr>
+            <w:tcW w:w="0" w:type="auto"/>
+            <w:vMerge w:val="restart"/>
+          </w:tcPr>
+          <w:p>
+            <w:pPr>
+              <w:pStyle w:val="11"/>
+              <w:ind w:firstLine="0"/>
+              <w:rPr>
+                <w:rFonts w:cs="Times New Roman"/>
+                <w:sz w:val="20"/>
+                <w:szCs w:val="20"/>
+              </w:rPr>
+            </w:pPr>
+            <w:r>
+              <w:rPr>
+                <w:rFonts w:cs="Times New Roman"/>
+                <w:sz w:val="20"/>
+                <w:szCs w:val="20"/>
+              </w:rPr>
+              <w:t>№ п/п</w:t>
+            </w:r>
+          </w:p>
+        </w:tc>
+        <w:tc>
+          <w:tcPr>
+            <w:tcW w:w="2373" w:type="dxa"/>
+            <w:vMerge w:val="restart"/>
+          </w:tcPr>
+          <w:p>
+            <w:pPr>
+              <w:pStyle w:val="11"/>
+              <w:ind w:firstLine="0"/>
+              <w:rPr>
+                <w:rFonts w:cs="Times New Roman"/>
+                <w:sz w:val="20"/>
+                <w:szCs w:val="20"/>
+              </w:rPr>
+            </w:pPr>
+            <w:r>
+              <w:rPr>
+                <w:rFonts w:cs="Times New Roman"/>
+                <w:sz w:val="20"/>
+                <w:szCs w:val="20"/>
+              </w:rPr>
+              <w:t>Функции проектного решения</w:t>
+            </w:r>
+          </w:p>
+        </w:tc>
+        <w:tc>
+          <w:tcPr>
+            <w:tcW w:w="7502" w:type="dxa"/>
+            <w:gridSpan w:val="6"/>
+          </w:tcPr>
+          <w:p>
+            <w:pPr>
+              <w:pStyle w:val="11"/>
+              <w:ind w:firstLine="0"/>
+              <w:rPr>
+                <w:rFonts w:cs="Times New Roman"/>
+                <w:sz w:val="20"/>
+                <w:szCs w:val="20"/>
+              </w:rPr>
+            </w:pPr>
+            <w:r>
+              <w:rPr>
+                <w:rFonts w:cs="Times New Roman"/>
+                <w:sz w:val="20"/>
+                <w:szCs w:val="20"/>
+              </w:rPr>
+              <w:t>Факторы (причины) технического эффекта</w:t>
+            </w:r>
+          </w:p>
+        </w:tc>
+        <w:tc>
+          <w:tcPr>
+            <w:tcW w:w="0" w:type="auto"/>
+            <w:gridSpan w:val="2"/>
+          </w:tcPr>
+          <w:p>
+            <w:pPr>
+              <w:pStyle w:val="11"/>
+              <w:ind w:firstLine="0"/>
+              <w:rPr>
+                <w:rFonts w:cs="Times New Roman"/>
+                <w:sz w:val="20"/>
+                <w:szCs w:val="20"/>
+              </w:rPr>
+            </w:pPr>
+            <w:r>
+              <w:rPr>
+                <w:rFonts w:cs="Times New Roman"/>
+                <w:sz w:val="20"/>
+                <w:szCs w:val="20"/>
+              </w:rPr>
+              <w:t>Виды экономического эффекта</w:t>
+            </w:r>
+          </w:p>
+        </w:tc>
+      </w:tr>
+      <w:tr>
+        <w:tc>
+          <w:tcPr>
+            <w:tcW w:w="0" w:type="auto"/>
+            <w:vMerge/>
+          </w:tcPr>
+          <w:p>
+            <w:pPr>
+              <w:pStyle w:val="11"/>
+              <w:ind w:firstLine="0"/>
+              <w:rPr>
+                <w:rFonts w:cs="Times New Roman"/>
+                <w:sz w:val="20"/>
+                <w:szCs w:val="20"/>
+              </w:rPr>
+            </w:pPr>
+          </w:p>
+        </w:tc>
+        <w:tc>
+          <w:tcPr>
+            <w:tcW w:w="2373" w:type="dxa"/>
+            <w:vMerge/>
+          </w:tcPr>
+          <w:p>
+            <w:pPr>
+              <w:pStyle w:val="11"/>
+              <w:ind w:firstLine="0"/>
+              <w:rPr>
+                <w:rFonts w:cs="Times New Roman"/>
+                <w:sz w:val="20"/>
+                <w:szCs w:val="20"/>
+              </w:rPr>
+            </w:pPr>
+          </w:p>
+        </w:tc>
+        <w:tc>
+          <w:tcPr>
+            <w:tcW w:w="1892" w:type="dxa"/>
+          </w:tcPr>
+          <w:p>
+            <w:pPr>
+              <w:pStyle w:val="11"/>
+              <w:ind w:firstLine="0"/>
+              <w:rPr>
+                <w:rFonts w:cs="Times New Roman"/>
+                <w:sz w:val="20"/>
+                <w:szCs w:val="20"/>
+              </w:rPr>
+            </w:pPr>
+          </w:p>
+        </w:tc>
+        <w:tc>
+          <w:tcPr>
+            <w:tcW w:w="0" w:type="auto"/>
+          </w:tcPr>
+          <w:p>
+            <w:pPr>
+              <w:pStyle w:val="11"/>
+              <w:ind w:firstLine="0"/>
+              <w:rPr>
+                <w:rFonts w:cs="Times New Roman"/>
+                <w:sz w:val="20"/>
+                <w:szCs w:val="20"/>
+              </w:rPr>
+            </w:pPr>
+          </w:p>
+        </w:tc>
+        <w:tc>
+          <w:tcPr>
+            <w:tcW w:w="0" w:type="auto"/>
+          </w:tcPr>
+          <w:p>
+            <w:pPr>
+              <w:pStyle w:val="11"/>
+              <w:ind w:firstLine="0"/>
+              <w:rPr>
+                <w:rFonts w:cs="Times New Roman"/>
+                <w:sz w:val="20"/>
+                <w:szCs w:val="20"/>
+              </w:rPr>
+            </w:pPr>
+          </w:p>
+        </w:tc>
+        <w:tc>
+          <w:tcPr>
+            <w:tcW w:w="0" w:type="auto"/>
+          </w:tcPr>
+          <w:p>
+            <w:pPr>
+              <w:pStyle w:val="11"/>
+              <w:ind w:firstLine="0"/>
+              <w:rPr>
+                <w:rFonts w:cs="Times New Roman"/>
+                <w:sz w:val="20"/>
+                <w:szCs w:val="20"/>
+              </w:rPr>
+            </w:pPr>
+          </w:p>
+        </w:tc>
+        <w:tc>
+          <w:tcPr>
+            <w:tcW w:w="0" w:type="auto"/>
+          </w:tcPr>
+          <w:p>
+            <w:pPr>
+              <w:pStyle w:val="11"/>
+              <w:ind w:firstLine="0"/>
+              <w:rPr>
+                <w:rFonts w:cs="Times New Roman"/>
+                <w:sz w:val="20"/>
+                <w:szCs w:val="20"/>
+              </w:rPr>
+            </w:pPr>
+          </w:p>
+        </w:tc>
+        <w:tc>
+          <w:tcPr>
+            <w:tcW w:w="0" w:type="auto"/>
+          </w:tcPr>
+          <w:p>
+            <w:pPr>
+              <w:pStyle w:val="11"/>
+              <w:ind w:firstLine="0"/>
+              <w:rPr>
+                <w:rFonts w:cs="Times New Roman"/>
+                <w:sz w:val="20"/>
+                <w:szCs w:val="20"/>
+              </w:rPr>
+            </w:pPr>
+          </w:p>
+        </w:tc>
+        <w:tc>
+          <w:tcPr>
+            <w:tcW w:w="0" w:type="auto"/>
+          </w:tcPr>
+          <w:p>
+            <w:pPr>
+              <w:pStyle w:val="11"/>
+              <w:ind w:firstLine="0"/>
+              <w:rPr>
+                <w:rFonts w:cs="Times New Roman"/>
+                <w:sz w:val="20"/>
+                <w:szCs w:val="20"/>
+              </w:rPr>
+            </w:pPr>
+            <w:proofErr w:type="gramStart"/>
+            <w:r>
+              <w:rPr>
+                <w:rFonts w:cs="Times New Roman"/>
+                <w:sz w:val="20"/>
+                <w:szCs w:val="20"/>
+              </w:rPr>
+              <w:t>Ресурс-</w:t>
+            </w:r>
+            <w:proofErr w:type="spellStart"/>
+            <w:r>
+              <w:rPr>
+                <w:rFonts w:cs="Times New Roman"/>
+                <w:sz w:val="20"/>
+                <w:szCs w:val="20"/>
+              </w:rPr>
+              <w:t>ный</w:t>
+            </w:r>
+            <w:proofErr w:type="spellEnd"/>
+            <w:proofErr w:type="gramEnd"/>
+            <w:r>
+              <w:rPr>
+                <w:rFonts w:cs="Times New Roman"/>
+                <w:sz w:val="20"/>
+                <w:szCs w:val="20"/>
+              </w:rPr>
+              <w:t xml:space="preserve"> эффект </w:t>
+            </w:r>
+          </w:p>
+        </w:tc>
+        <w:tc>
+          <w:tcPr>
+            <w:tcW w:w="0" w:type="auto"/>
+          </w:tcPr>
+          <w:p>
+            <w:pPr>
+              <w:pStyle w:val="11"/>
+              <w:ind w:firstLine="0"/>
+              <w:rPr>
+                <w:rFonts w:cs="Times New Roman"/>
+                <w:sz w:val="20"/>
+                <w:szCs w:val="20"/>
+              </w:rPr>
+            </w:pPr>
+            <w:proofErr w:type="spellStart"/>
+            <w:r>
+              <w:rPr>
+                <w:rFonts w:cs="Times New Roman"/>
+                <w:sz w:val="20"/>
+                <w:szCs w:val="20"/>
+              </w:rPr>
+              <w:t>Коммер-ческий</w:t>
+            </w:r>
+            <w:proofErr w:type="spellEnd"/>
+            <w:r>
+              <w:rPr>
+                <w:rFonts w:cs="Times New Roman"/>
+                <w:sz w:val="20"/>
+                <w:szCs w:val="20"/>
+              </w:rPr>
+              <w:t xml:space="preserve"> эффект </w:t>
+            </w:r>
+          </w:p>
+        </w:tc>
+      </w:tr>
+      <w:tr>
+        <w:tc>
+          <w:tcPr>
+            <w:tcW w:w="0" w:type="auto"/>
+          </w:tcPr>
+          <w:p>
+            <w:pPr>
+              <w:pStyle w:val="11"/>
+              <w:ind w:firstLine="0"/>
+              <w:jc w:val="center"/>
+              <w:rPr>
+                <w:rFonts w:cs="Times New Roman"/>
+                <w:sz w:val="20"/>
+                <w:szCs w:val="20"/>
+              </w:rPr>
+            </w:pPr>
+            <w:r>
+              <w:rPr>
+                <w:rFonts w:cs="Times New Roman"/>
+                <w:sz w:val="20"/>
+                <w:szCs w:val="20"/>
+              </w:rPr>
+              <w:t>1</w:t>
+            </w:r>
+          </w:p>
+        </w:tc>
+        <w:tc>
+          <w:tcPr>
+            <w:tcW w:w="2373" w:type="dxa"/>
+          </w:tcPr>
+          <w:p>
+            <w:pPr>
+              <w:pStyle w:val="11"/>
+              <w:ind w:firstLine="0"/>
+              <w:jc w:val="center"/>
+              <w:rPr>
+                <w:rFonts w:cs="Times New Roman"/>
+                <w:sz w:val="20"/>
+                <w:szCs w:val="20"/>
+              </w:rPr>
+            </w:pPr>
+            <w:r>
+              <w:rPr>
+                <w:rFonts w:cs="Times New Roman"/>
+                <w:sz w:val="20"/>
+                <w:szCs w:val="20"/>
+              </w:rPr>
+              <w:t>2</w:t>
+            </w:r>
+          </w:p>
+        </w:tc>
+        <w:tc>
+          <w:tcPr>
+            <w:tcW w:w="1892" w:type="dxa"/>
+          </w:tcPr>
+          <w:p>
+            <w:pPr>
+              <w:pStyle w:val="11"/>
+              <w:ind w:firstLine="0"/>
+              <w:jc w:val="center"/>
+              <w:rPr>
+                <w:rFonts w:cs="Times New Roman"/>
+                <w:sz w:val="20"/>
+                <w:szCs w:val="20"/>
+              </w:rPr>
+            </w:pPr>
+            <w:r>
+              <w:rPr>
+                <w:rFonts w:cs="Times New Roman"/>
+                <w:sz w:val="20"/>
+                <w:szCs w:val="20"/>
+              </w:rPr>
+              <w:t>3</w:t>
+            </w:r>
+          </w:p>
+        </w:tc>
+        <w:tc>
+          <w:tcPr>
+            <w:tcW w:w="0" w:type="auto"/>
+          </w:tcPr>
+          <w:p>
+            <w:pPr>
+              <w:pStyle w:val="11"/>
+              <w:ind w:firstLine="0"/>
+              <w:jc w:val="center"/>
+              <w:rPr>
+                <w:rFonts w:cs="Times New Roman"/>
+                <w:sz w:val="20"/>
+                <w:szCs w:val="20"/>
+              </w:rPr>
+            </w:pPr>
+            <w:r>
+              <w:rPr>
+                <w:rFonts w:cs="Times New Roman"/>
+                <w:sz w:val="20"/>
+                <w:szCs w:val="20"/>
+              </w:rPr>
+              <w:t>4</w:t>
+            </w:r>
+          </w:p>
+        </w:tc>
+        <w:tc>
+          <w:tcPr>
+            <w:tcW w:w="0" w:type="auto"/>
+          </w:tcPr>
+          <w:p>
+            <w:pPr>
+              <w:pStyle w:val="11"/>
+              <w:ind w:firstLine="0"/>
+              <w:jc w:val="center"/>
+              <w:rPr>
+                <w:rFonts w:cs="Times New Roman"/>
+                <w:sz w:val="20"/>
+                <w:szCs w:val="20"/>
+              </w:rPr>
+            </w:pPr>
+            <w:r>
+              <w:rPr>
+                <w:rFonts w:cs="Times New Roman"/>
+                <w:sz w:val="20"/>
+                <w:szCs w:val="20"/>
+              </w:rPr>
+              <w:t>5</w:t>
+            </w:r>
+          </w:p>
+        </w:tc>
+        <w:tc>
+          <w:tcPr>
+            <w:tcW w:w="0" w:type="auto"/>
+          </w:tcPr>
+          <w:p>
+            <w:pPr>
+              <w:pStyle w:val="11"/>
+              <w:ind w:firstLine="0"/>
+              <w:jc w:val="center"/>
+              <w:rPr>
+                <w:rFonts w:cs="Times New Roman"/>
+                <w:sz w:val="20"/>
+                <w:szCs w:val="20"/>
+              </w:rPr>
+            </w:pPr>
+            <w:r>
+              <w:rPr>
+                <w:rFonts w:cs="Times New Roman"/>
+                <w:sz w:val="20"/>
+                <w:szCs w:val="20"/>
+              </w:rPr>
+              <w:t>6</w:t>
+            </w:r>
+          </w:p>
+        </w:tc>
+        <w:tc>
+          <w:tcPr>
+            <w:tcW w:w="0" w:type="auto"/>
+          </w:tcPr>
+          <w:p>
+            <w:pPr>
+              <w:pStyle w:val="11"/>
+              <w:ind w:firstLine="0"/>
+              <w:jc w:val="center"/>
+              <w:rPr>
+                <w:rFonts w:cs="Times New Roman"/>
+                <w:sz w:val="20"/>
+                <w:szCs w:val="20"/>
+              </w:rPr>
+            </w:pPr>
+            <w:r>
+              <w:rPr>
+                <w:rFonts w:cs="Times New Roman"/>
+                <w:sz w:val="20"/>
+                <w:szCs w:val="20"/>
+              </w:rPr>
+              <w:t>7</w:t>
+            </w:r>
+          </w:p>
+        </w:tc>
+        <w:tc>
+          <w:tcPr>
+            <w:tcW w:w="0" w:type="auto"/>
+          </w:tcPr>
+          <w:p>
+            <w:pPr>
+              <w:pStyle w:val="11"/>
+              <w:ind w:firstLine="0"/>
+              <w:jc w:val="center"/>
+              <w:rPr>
+                <w:rFonts w:cs="Times New Roman"/>
+                <w:sz w:val="20"/>
+                <w:szCs w:val="20"/>
+              </w:rPr>
+            </w:pPr>
+            <w:r>
+              <w:rPr>
+                <w:rFonts w:cs="Times New Roman"/>
+                <w:sz w:val="20"/>
+                <w:szCs w:val="20"/>
+              </w:rPr>
+              <w:t>8</w:t>
+            </w:r>
+          </w:p>
+        </w:tc>
+        <w:tc>
+          <w:tcPr>
+            <w:tcW w:w="0" w:type="auto"/>
+          </w:tcPr>
+          <w:p>
+            <w:pPr>
+              <w:pStyle w:val="11"/>
+              <w:ind w:firstLine="0"/>
+              <w:jc w:val="center"/>
+              <w:rPr>
+                <w:rFonts w:cs="Times New Roman"/>
+                <w:sz w:val="20"/>
+                <w:szCs w:val="20"/>
+              </w:rPr>
+            </w:pPr>
+            <w:r>
+              <w:rPr>
+                <w:rFonts w:cs="Times New Roman"/>
+                <w:sz w:val="20"/>
+                <w:szCs w:val="20"/>
+              </w:rPr>
+              <w:t>9</w:t>
+            </w:r>
+          </w:p>
+        </w:tc>
+        <w:tc>
+          <w:tcPr>
+            <w:tcW w:w="0" w:type="auto"/>
+          </w:tcPr>
+          <w:p>
+            <w:pPr>
+              <w:pStyle w:val="11"/>
+              <w:ind w:firstLine="0"/>
+              <w:jc w:val="center"/>
+              <w:rPr>
+                <w:rFonts w:cs="Times New Roman"/>
+                <w:sz w:val="20"/>
+                <w:szCs w:val="20"/>
+              </w:rPr>
+            </w:pPr>
+            <w:r>
+              <w:rPr>
+                <w:rFonts w:cs="Times New Roman"/>
+                <w:sz w:val="20"/>
+                <w:szCs w:val="20"/>
+              </w:rPr>
+              <w:t>10</w:t>
+            </w:r>
+          </w:p>
+        </w:tc>
+      </w:tr>
+      <w:tr>
+        <w:tc>
+          <w:tcPr>
+            <w:tcW w:w="0" w:type="auto"/>
+          </w:tcPr>
+          <w:p>
+            <w:pPr>
+              <w:pStyle w:val="11"/>
+              <w:ind w:firstLine="0"/>
+              <w:rPr>
+                <w:rFonts w:cs="Times New Roman"/>
+                <w:sz w:val="20"/>
+                <w:szCs w:val="20"/>
+              </w:rPr>
+            </w:pPr>
+            <w:r>
+              <w:rPr>
+                <w:rFonts w:cs="Times New Roman"/>
+                <w:sz w:val="20"/>
+                <w:szCs w:val="20"/>
+              </w:rPr>
+              <w:t>1</w:t>
+            </w:r>
+          </w:p>
+        </w:tc>
+        <w:tc>
+          <w:tcPr>
+            <w:tcW w:w="2373" w:type="dxa"/>
+          </w:tcPr>
+          <w:p>
+            <w:pPr>
+              <w:pStyle w:val="11"/>
+              <w:ind w:firstLine="0"/>
+              <w:rPr>
+                <w:rFonts w:cs="Times New Roman"/>
+                <w:sz w:val="20"/>
+                <w:szCs w:val="20"/>
+              </w:rPr>
+            </w:pPr>
+          </w:p>
+        </w:tc>
+        <w:tc>
+          <w:tcPr>
+            <w:tcW w:w="1892" w:type="dxa"/>
+          </w:tcPr>
+          <w:p>
+            <w:pPr>
+              <w:pStyle w:val="11"/>
+              <w:ind w:firstLine="0"/>
+              <w:rPr>
+                <w:rFonts w:cs="Times New Roman"/>
+                <w:sz w:val="20"/>
+                <w:szCs w:val="20"/>
+              </w:rPr>
+            </w:pPr>
+          </w:p>
+        </w:tc>
+        <w:tc>
+          <w:tcPr>
+            <w:tcW w:w="0" w:type="auto"/>
+          </w:tcPr>
+          <w:p>
+            <w:pPr>
+              <w:pStyle w:val="11"/>
+              <w:ind w:firstLine="0"/>
+              <w:rPr>
+                <w:rFonts w:cs="Times New Roman"/>
+                <w:sz w:val="20"/>
+                <w:szCs w:val="20"/>
+              </w:rPr>
+            </w:pPr>
+          </w:p>
+        </w:tc>
+        <w:tc>
+          <w:tcPr>
+            <w:tcW w:w="0" w:type="auto"/>
+          </w:tcPr>
+          <w:p>
+            <w:pPr>
+              <w:pStyle w:val="11"/>
+              <w:ind w:firstLine="0"/>
+              <w:rPr>
+                <w:rFonts w:cs="Times New Roman"/>
+                <w:sz w:val="20"/>
+                <w:szCs w:val="20"/>
+              </w:rPr>
+            </w:pPr>
+          </w:p>
+        </w:tc>
+        <w:tc>
+          <w:tcPr>
+            <w:tcW w:w="0" w:type="auto"/>
+          </w:tcPr>
+          <w:p>
+            <w:pPr>
+              <w:pStyle w:val="11"/>
+              <w:ind w:firstLine="0"/>
+              <w:rPr>
+                <w:rFonts w:cs="Times New Roman"/>
+                <w:sz w:val="20"/>
+                <w:szCs w:val="20"/>
+              </w:rPr>
+            </w:pPr>
+          </w:p>
+        </w:tc>
+        <w:tc>
+          <w:tcPr>
+            <w:tcW w:w="0" w:type="auto"/>
+          </w:tcPr>
+          <w:p>
+            <w:pPr>
+              <w:pStyle w:val="11"/>
+              <w:ind w:firstLine="0"/>
+              <w:rPr>
+                <w:rFonts w:cs="Times New Roman"/>
+                <w:sz w:val="20"/>
+                <w:szCs w:val="20"/>
+              </w:rPr>
+            </w:pPr>
+          </w:p>
+        </w:tc>
+        <w:tc>
+          <w:tcPr>
+            <w:tcW w:w="0" w:type="auto"/>
+          </w:tcPr>
+          <w:p>
+            <w:pPr>
+              <w:pStyle w:val="11"/>
+              <w:ind w:firstLine="0"/>
+              <w:rPr>
+                <w:rFonts w:cs="Times New Roman"/>
+                <w:sz w:val="20"/>
+                <w:szCs w:val="20"/>
+              </w:rPr>
+            </w:pPr>
+          </w:p>
+        </w:tc>
+        <w:tc>
+          <w:tcPr>
+            <w:tcW w:w="0" w:type="auto"/>
+          </w:tcPr>
+          <w:p>
+            <w:pPr>
+              <w:pStyle w:val="11"/>
+              <w:ind w:firstLine="0"/>
+              <w:rPr>
+                <w:rFonts w:cs="Times New Roman"/>
+                <w:sz w:val="20"/>
+                <w:szCs w:val="20"/>
+              </w:rPr>
+            </w:pPr>
+          </w:p>
+        </w:tc>
+        <w:tc>
+          <w:tcPr>
+            <w:tcW w:w="0" w:type="auto"/>
+          </w:tcPr>
+          <w:p>
+            <w:pPr>
+              <w:pStyle w:val="11"/>
+              <w:ind w:firstLine="0"/>
+              <w:rPr>
+                <w:rFonts w:cs="Times New Roman"/>
+                <w:sz w:val="20"/>
+                <w:szCs w:val="20"/>
+              </w:rPr>
+            </w:pPr>
+          </w:p>
+        </w:tc>
+      </w:tr>
+      <w:tr>
+        <w:tc>
+          <w:tcPr>
+            <w:tcW w:w="0" w:type="auto"/>
+          </w:tcPr>
+          <w:p>
+            <w:pPr>
+              <w:pStyle w:val="11"/>
+              <w:ind w:firstLine="0"/>
+              <w:rPr>
+                <w:rFonts w:cs="Times New Roman"/>
+                <w:sz w:val="20"/>
+                <w:szCs w:val="20"/>
+              </w:rPr>
+            </w:pPr>
+            <w:r>
+              <w:rPr>
+                <w:rFonts w:cs="Times New Roman"/>
+                <w:sz w:val="20"/>
+                <w:szCs w:val="20"/>
+              </w:rPr>
+              <w:t>2</w:t>
+            </w:r>
+          </w:p>
+        </w:tc>
+        <w:tc>
+          <w:tcPr>
+            <w:tcW w:w="2373" w:type="dxa"/>
+          </w:tcPr>
+          <w:p>
+            <w:pPr>
+              <w:pStyle w:val="11"/>
+              <w:ind w:firstLine="0"/>
+              <w:rPr>
+                <w:rFonts w:cs="Times New Roman"/>
+                <w:sz w:val="20"/>
+                <w:szCs w:val="20"/>
+              </w:rPr>
+            </w:pPr>
+          </w:p>
+        </w:tc>
+        <w:tc>
+          <w:tcPr>
+            <w:tcW w:w="1892" w:type="dxa"/>
+          </w:tcPr>
+          <w:p>
+            <w:pPr>
+              <w:pStyle w:val="11"/>
+              <w:ind w:firstLine="0"/>
+              <w:rPr>
+                <w:rFonts w:cs="Times New Roman"/>
+                <w:sz w:val="20"/>
+                <w:szCs w:val="20"/>
+              </w:rPr>
+            </w:pPr>
+          </w:p>
+        </w:tc>
+        <w:tc>
+          <w:tcPr>
+            <w:tcW w:w="0" w:type="auto"/>
+          </w:tcPr>
+          <w:p>
+            <w:pPr>
+              <w:pStyle w:val="11"/>
+              <w:ind w:firstLine="0"/>
+              <w:rPr>
+                <w:rFonts w:cs="Times New Roman"/>
+                <w:sz w:val="20"/>
+                <w:szCs w:val="20"/>
+              </w:rPr>
+            </w:pPr>
+          </w:p>
+        </w:tc>
+        <w:tc>
+          <w:tcPr>
+            <w:tcW w:w="0" w:type="auto"/>
+          </w:tcPr>
+          <w:p>
+            <w:pPr>
+              <w:pStyle w:val="11"/>
+              <w:ind w:firstLine="0"/>
+              <w:rPr>
+                <w:rFonts w:cs="Times New Roman"/>
+                <w:sz w:val="20"/>
+                <w:szCs w:val="20"/>
+              </w:rPr>
+            </w:pPr>
+          </w:p>
+        </w:tc>
+        <w:tc>
+          <w:tcPr>
+            <w:tcW w:w="0" w:type="auto"/>
+          </w:tcPr>
+          <w:p>
+            <w:pPr>
+              <w:pStyle w:val="11"/>
+              <w:ind w:firstLine="0"/>
+              <w:rPr>
+                <w:rFonts w:cs="Times New Roman"/>
+                <w:sz w:val="20"/>
+                <w:szCs w:val="20"/>
+              </w:rPr>
+            </w:pPr>
+          </w:p>
+        </w:tc>
+        <w:tc>
+          <w:tcPr>
+            <w:tcW w:w="0" w:type="auto"/>
+          </w:tcPr>
+          <w:p>
+            <w:pPr>
+              <w:pStyle w:val="11"/>
+              <w:ind w:firstLine="0"/>
+              <w:rPr>
+                <w:rFonts w:cs="Times New Roman"/>
+                <w:sz w:val="20"/>
+                <w:szCs w:val="20"/>
+              </w:rPr>
+            </w:pPr>
+          </w:p>
+        </w:tc>
+        <w:tc>
+          <w:tcPr>
+            <w:tcW w:w="0" w:type="auto"/>
+          </w:tcPr>
+          <w:p>
+            <w:pPr>
+              <w:pStyle w:val="11"/>
+              <w:ind w:firstLine="0"/>
+              <w:rPr>
+                <w:rFonts w:cs="Times New Roman"/>
+                <w:sz w:val="20"/>
+                <w:szCs w:val="20"/>
+              </w:rPr>
+            </w:pPr>
+          </w:p>
+        </w:tc>
+        <w:tc>
+          <w:tcPr>
+            <w:tcW w:w="0" w:type="auto"/>
+          </w:tcPr>
+          <w:p>
+            <w:pPr>
+              <w:pStyle w:val="11"/>
+              <w:ind w:firstLine="0"/>
+              <w:rPr>
+                <w:rFonts w:cs="Times New Roman"/>
+                <w:sz w:val="20"/>
+                <w:szCs w:val="20"/>
+              </w:rPr>
+            </w:pPr>
+          </w:p>
+        </w:tc>
+        <w:tc>
+          <w:tcPr>
+            <w:tcW w:w="0" w:type="auto"/>
+          </w:tcPr>
+          <w:p>
+            <w:pPr>
+              <w:pStyle w:val="11"/>
+              <w:ind w:firstLine="0"/>
+              <w:rPr>
+                <w:rFonts w:cs="Times New Roman"/>
+                <w:sz w:val="20"/>
+                <w:szCs w:val="20"/>
+              </w:rPr>
+            </w:pPr>
+          </w:p>
+        </w:tc>
+      </w:tr>
+      <w:tr>
+        <w:tc>
+          <w:tcPr>
+            <w:tcW w:w="0" w:type="auto"/>
+          </w:tcPr>
+          <w:p>
+            <w:pPr>
+              <w:pStyle w:val="11"/>
+              <w:ind w:firstLine="0"/>
+              <w:rPr>
+                <w:rFonts w:cs="Times New Roman"/>
+                <w:sz w:val="20"/>
+                <w:szCs w:val="20"/>
+              </w:rPr>
+            </w:pPr>
+            <w:r>
+              <w:rPr>
+                <w:rFonts w:cs="Times New Roman"/>
+                <w:sz w:val="20"/>
+                <w:szCs w:val="20"/>
+              </w:rPr>
+              <w:t>3</w:t>
+            </w:r>
+          </w:p>
+        </w:tc>
+        <w:tc>
+          <w:tcPr>
+            <w:tcW w:w="2373" w:type="dxa"/>
+          </w:tcPr>
+          <w:p>
+            <w:pPr>
+              <w:pStyle w:val="11"/>
+              <w:ind w:firstLine="0"/>
+              <w:rPr>
+                <w:rFonts w:cs="Times New Roman"/>
+                <w:sz w:val="20"/>
+                <w:szCs w:val="20"/>
+              </w:rPr>
+            </w:pPr>
+          </w:p>
+        </w:tc>
+        <w:tc>
+          <w:tcPr>
+            <w:tcW w:w="1892" w:type="dxa"/>
+          </w:tcPr>
+          <w:p>
+            <w:pPr>
+              <w:pStyle w:val="11"/>
+              <w:ind w:firstLine="0"/>
+              <w:rPr>
+                <w:rFonts w:cs="Times New Roman"/>
+                <w:sz w:val="20"/>
+                <w:szCs w:val="20"/>
+              </w:rPr>
+            </w:pPr>
+          </w:p>
+        </w:tc>
+        <w:tc>
+          <w:tcPr>
+            <w:tcW w:w="0" w:type="auto"/>
+          </w:tcPr>
+          <w:p>
+            <w:pPr>
+              <w:pStyle w:val="11"/>
+              <w:ind w:firstLine="0"/>
+              <w:rPr>
+                <w:rFonts w:cs="Times New Roman"/>
+                <w:sz w:val="20"/>
+                <w:szCs w:val="20"/>
+              </w:rPr>
+            </w:pPr>
+          </w:p>
+        </w:tc>
+        <w:tc>
+          <w:tcPr>
+            <w:tcW w:w="0" w:type="auto"/>
+          </w:tcPr>
+          <w:p>
+            <w:pPr>
+              <w:pStyle w:val="11"/>
+              <w:ind w:firstLine="0"/>
+              <w:rPr>
+                <w:rFonts w:cs="Times New Roman"/>
+                <w:sz w:val="20"/>
+                <w:szCs w:val="20"/>
+              </w:rPr>
+            </w:pPr>
+          </w:p>
+        </w:tc>
+        <w:tc>
+          <w:tcPr>
+            <w:tcW w:w="0" w:type="auto"/>
+          </w:tcPr>
+          <w:p>
+            <w:pPr>
+              <w:pStyle w:val="11"/>
+              <w:ind w:firstLine="0"/>
+              <w:rPr>
+                <w:rFonts w:cs="Times New Roman"/>
+                <w:sz w:val="20"/>
+                <w:szCs w:val="20"/>
+              </w:rPr>
+            </w:pPr>
+          </w:p>
+        </w:tc>
+        <w:tc>
+          <w:tcPr>
+            <w:tcW w:w="0" w:type="auto"/>
+          </w:tcPr>
+          <w:p>
+            <w:pPr>
+              <w:pStyle w:val="11"/>
+              <w:ind w:firstLine="0"/>
+              <w:rPr>
+                <w:rFonts w:cs="Times New Roman"/>
+                <w:sz w:val="20"/>
+                <w:szCs w:val="20"/>
+              </w:rPr>
+            </w:pPr>
+          </w:p>
+        </w:tc>
+        <w:tc>
+          <w:tcPr>
+            <w:tcW w:w="0" w:type="auto"/>
+          </w:tcPr>
+          <w:p>
+            <w:pPr>
+              <w:pStyle w:val="11"/>
+              <w:ind w:firstLine="0"/>
+              <w:rPr>
+                <w:rFonts w:cs="Times New Roman"/>
+                <w:sz w:val="20"/>
+                <w:szCs w:val="20"/>
+              </w:rPr>
+            </w:pPr>
+          </w:p>
+        </w:tc>
+        <w:tc>
+          <w:tcPr>
+            <w:tcW w:w="0" w:type="auto"/>
+          </w:tcPr>
+          <w:p>
+            <w:pPr>
+              <w:pStyle w:val="11"/>
+              <w:ind w:firstLine="0"/>
+              <w:rPr>
+                <w:rFonts w:cs="Times New Roman"/>
+                <w:sz w:val="20"/>
+                <w:szCs w:val="20"/>
+              </w:rPr>
+            </w:pPr>
+          </w:p>
+        </w:tc>
+        <w:tc>
+          <w:tcPr>
+            <w:tcW w:w="0" w:type="auto"/>
+          </w:tcPr>
+          <w:p>
+            <w:pPr>
+              <w:pStyle w:val="11"/>
+              <w:ind w:firstLine="0"/>
+              <w:rPr>
+                <w:rFonts w:cs="Times New Roman"/>
+                <w:sz w:val="20"/>
+                <w:szCs w:val="20"/>
+              </w:rPr>
+            </w:pPr>
+          </w:p>
+        </w:tc>
+      </w:tr>
+      <w:tr>
+        <w:tc>
+          <w:tcPr>
+            <w:tcW w:w="0" w:type="auto"/>
+          </w:tcPr>
+          <w:p>
+            <w:pPr>
+              <w:pStyle w:val="11"/>
+              <w:ind w:firstLine="0"/>
+              <w:rPr>
+                <w:rFonts w:cs="Times New Roman"/>
+                <w:sz w:val="20"/>
+                <w:szCs w:val="20"/>
+              </w:rPr>
+            </w:pPr>
+            <w:r>
+              <w:rPr>
+                <w:rFonts w:cs="Times New Roman"/>
+                <w:sz w:val="20"/>
+                <w:szCs w:val="20"/>
+              </w:rPr>
+              <w:t>4</w:t>
+            </w:r>
+          </w:p>
+        </w:tc>
+        <w:tc>
+          <w:tcPr>
+            <w:tcW w:w="2373" w:type="dxa"/>
+          </w:tcPr>
+          <w:p>
+            <w:pPr>
+              <w:pStyle w:val="11"/>
+              <w:ind w:firstLine="0"/>
+              <w:rPr>
+                <w:rFonts w:cs="Times New Roman"/>
+                <w:sz w:val="20"/>
+                <w:szCs w:val="20"/>
+              </w:rPr>
+            </w:pPr>
+          </w:p>
+        </w:tc>
+        <w:tc>
+          <w:tcPr>
+            <w:tcW w:w="1892" w:type="dxa"/>
+          </w:tcPr>
+          <w:p>
+            <w:pPr>
+              <w:pStyle w:val="11"/>
+              <w:ind w:firstLine="0"/>
+              <w:rPr>
+                <w:rFonts w:cs="Times New Roman"/>
+                <w:sz w:val="20"/>
+                <w:szCs w:val="20"/>
+              </w:rPr>
+            </w:pPr>
+          </w:p>
+        </w:tc>
+        <w:tc>
+          <w:tcPr>
+            <w:tcW w:w="0" w:type="auto"/>
+          </w:tcPr>
+          <w:p>
+            <w:pPr>
+              <w:pStyle w:val="11"/>
+              <w:ind w:firstLine="0"/>
+              <w:rPr>
+                <w:rFonts w:cs="Times New Roman"/>
+                <w:sz w:val="20"/>
+                <w:szCs w:val="20"/>
+              </w:rPr>
+            </w:pPr>
+          </w:p>
+        </w:tc>
+        <w:tc>
+          <w:tcPr>
+            <w:tcW w:w="0" w:type="auto"/>
+          </w:tcPr>
+          <w:p>
+            <w:pPr>
+              <w:pStyle w:val="11"/>
+              <w:ind w:firstLine="0"/>
+              <w:rPr>
+                <w:rFonts w:cs="Times New Roman"/>
+                <w:sz w:val="20"/>
+                <w:szCs w:val="20"/>
+              </w:rPr>
+            </w:pPr>
+          </w:p>
+        </w:tc>
+        <w:tc>
+          <w:tcPr>
+            <w:tcW w:w="0" w:type="auto"/>
+          </w:tcPr>
+          <w:p>
+            <w:pPr>
+              <w:pStyle w:val="11"/>
+              <w:ind w:firstLine="0"/>
+              <w:rPr>
+                <w:rFonts w:cs="Times New Roman"/>
+                <w:sz w:val="20"/>
+                <w:szCs w:val="20"/>
+              </w:rPr>
+            </w:pPr>
+          </w:p>
+        </w:tc>
+        <w:tc>
+          <w:tcPr>
+            <w:tcW w:w="0" w:type="auto"/>
+          </w:tcPr>
+          <w:p>
+            <w:pPr>
+              <w:pStyle w:val="11"/>
+              <w:ind w:firstLine="0"/>
+              <w:rPr>
+                <w:rFonts w:cs="Times New Roman"/>
+                <w:sz w:val="20"/>
+                <w:szCs w:val="20"/>
+              </w:rPr>
+            </w:pPr>
+          </w:p>
+        </w:tc>
+        <w:tc>
+          <w:tcPr>
+            <w:tcW w:w="0" w:type="auto"/>
+          </w:tcPr>
+          <w:p>
+            <w:pPr>
+              <w:pStyle w:val="11"/>
+              <w:ind w:firstLine="0"/>
+              <w:rPr>
+                <w:rFonts w:cs="Times New Roman"/>
+                <w:sz w:val="20"/>
+                <w:szCs w:val="20"/>
+              </w:rPr>
+            </w:pPr>
+          </w:p>
+        </w:tc>
+        <w:tc>
+          <w:tcPr>
+            <w:tcW w:w="0" w:type="auto"/>
+          </w:tcPr>
+          <w:p>
+            <w:pPr>
+              <w:pStyle w:val="11"/>
+              <w:ind w:firstLine="0"/>
+              <w:rPr>
+                <w:rFonts w:cs="Times New Roman"/>
+                <w:sz w:val="20"/>
+                <w:szCs w:val="20"/>
+              </w:rPr>
+            </w:pPr>
+          </w:p>
+        </w:tc>
+        <w:tc>
+          <w:tcPr>
+            <w:tcW w:w="0" w:type="auto"/>
+          </w:tcPr>
+          <w:p>
+            <w:pPr>
+              <w:pStyle w:val="11"/>
+              <w:ind w:firstLine="0"/>
+              <w:rPr>
+                <w:rFonts w:cs="Times New Roman"/>
+                <w:sz w:val="20"/>
+                <w:szCs w:val="20"/>
+              </w:rPr>
+            </w:pPr>
+          </w:p>
+        </w:tc>
+      </w:tr>
+    </w:tbl>
+    <w:p>
+      <w:pPr>
+        <w:pStyle w:val="11"/>
+      </w:pPr>
+    </w:p>
+    <w:p>
+      <w:pPr>
+        <w:pStyle w:val="11"/>
+      </w:pPr>
+    </w:p>
+    <w:p>
+      <w:pPr>
+        <w:pStyle w:val="11"/>
+      </w:pPr>
+    </w:p>
+    <w:p>
+      <w:pPr>
+        <w:textAlignment w:val="auto"/>
+        <w:sectPr>
+          <w:pgSz w:w="16838" w:h="11906" w:orient="landscape"/>
+          <w:pgMar w:top="1134" w:right="1134" w:bottom="1134" w:left="1134" w:header="0" w:footer="0" w:gutter="0"/>
+          <w:cols w:space="720"/>
+          <w:formProt w:val="0"/>
+          <w:docGrid w:linePitch="100"/>
+        </w:sectPr>
+      </w:pPr>
+      <w:r>
+        <w:br w:type="page"/>
+      </w:r>
+    </w:p>
+    <w:p>
+      <w:pPr>
+        <w:pStyle w:val="11"/>
+        <w:rPr>
+          <w:lang w:val="en-US"/>
+        </w:rPr>
+      </w:pPr>
+    </w:p>
+    <w:p>
+      <w:pPr>
+        <w:pStyle w:val="11"/>
+        <w:rPr>
+          <w:lang w:val="en-US"/>
+        </w:rPr>
+      </w:pPr>
+    </w:p>
+    <w:p>
+      <w:pPr>
+        <w:pStyle w:val="2"/>
+      </w:pPr>
+      <w:r>
+        <w:t>3.1.4. Расчет технических эффектов</w:t>
+      </w:r>
+    </w:p>
+    <w:p>
+      <w:pPr>
+        <w:pStyle w:val="11"/>
+        <w:rPr>
+          <w:lang w:val="en-US"/>
+        </w:rPr>
+      </w:pPr>
+    </w:p>
+    <w:p>
+      <w:pPr>
+        <w:pStyle w:val="11"/>
+        <w:rPr>
+          <w:lang w:val="en-US"/>
+        </w:rPr>
+      </w:pPr>
+    </w:p>
+    <w:p>
+      <w:pPr>
+        <w:pStyle w:val="11"/>
+        <w:rPr>
+          <w:lang w:val="en-US"/>
+        </w:rPr>
+      </w:pPr>
+    </w:p>
+    <w:p>
+      <w:pPr>
+        <w:pStyle w:val="11"/>
+        <w:rPr>
+          <w:lang w:val="en-US"/>
+        </w:rPr>
+      </w:pPr>
+    </w:p>
+    <w:p>
+      <w:pPr>
+        <w:pStyle w:val="11"/>
+        <w:rPr>
+          <w:lang w:val="en-US"/>
+        </w:rPr>
+      </w:pPr>
+    </w:p>
+    <w:p>
+      <w:pPr>
+        <w:pStyle w:val="1"/>
+      </w:pPr>
+      <w:r>
+        <w:t>3.2.</w:t>
+      </w:r>
+      <w:r>
+        <w:t xml:space="preserve"> </w:t>
+      </w:r>
+      <w:r>
+        <w:t>Оценка экономической эффективности внедрения проектного решения</w:t>
+      </w:r>
+    </w:p>
+    <w:p>
+      <w:pPr>
+        <w:pStyle w:val="11"/>
+      </w:pPr>
+    </w:p>
+    <w:p>
+      <w:pPr>
+        <w:pStyle w:val="11"/>
+      </w:pPr>
+    </w:p>
+    <w:p>
+      <w:pPr>
+        <w:pStyle w:val="11"/>
+      </w:pPr>
+    </w:p>
+    <w:p>
+      <w:pPr>
+        <w:pStyle w:val="11"/>
+      </w:pPr>
+    </w:p>
+    <w:p>
+      <w:pPr>
+        <w:pStyle w:val="11"/>
+      </w:pPr>
+    </w:p>
+    <w:p>
+      <w:pPr>
+        <w:pStyle w:val="11"/>
+      </w:pPr>
+    </w:p>
+    <w:p>
+      <w:pPr>
+        <w:pStyle w:val="11"/>
+      </w:pPr>
+      <w:r>
+        <w:t>======================</w:t>
+      </w:r>
+    </w:p>
+    <w:p>
+      <w:pPr>
         <w:pStyle w:val="11"/>
       </w:pPr>
       <w:r>
@@ -24707,7 +26949,6 @@
         <w:pStyle w:val="11"/>
       </w:pPr>
       <w:r>
-        <w:lastRenderedPageBreak/>
         <w:t>Расчет дисконтированных значений чистого денежного потока проекта</w:t>
       </w:r>
     </w:p>
@@ -24815,6 +27056,7 @@
         <w:pStyle w:val="11"/>
       </w:pPr>
       <w:r>
+        <w:lastRenderedPageBreak/>
         <w:t>Перспективы развития данной темы (что можно еще улучшить/усовершенствовать в дальнейшем)</w:t>
       </w:r>
     </w:p>
@@ -27047,12 +29289,6 @@
       </w:r>
     </w:p>
     <w:sectPr>
-      <w:headerReference w:type="even" r:id="rId8"/>
-      <w:headerReference w:type="default" r:id="rId9"/>
-      <w:footerReference w:type="even" r:id="rId10"/>
-      <w:footerReference w:type="default" r:id="rId11"/>
-      <w:headerReference w:type="first" r:id="rId12"/>
-      <w:footerReference w:type="first" r:id="rId13"/>
       <w:pgSz w:w="11906" w:h="16838"/>
       <w:pgMar w:top="1134" w:right="1134" w:bottom="1134" w:left="1134" w:header="0" w:footer="0" w:gutter="0"/>
       <w:cols w:space="720"/>
@@ -28434,6 +30670,119 @@
     </w:lvl>
   </w:abstractNum>
   <w:abstractNum w:abstractNumId="9" w15:restartNumberingAfterBreak="0">
+    <w:nsid w:val="440004D2"/>
+    <w:multiLevelType w:val="multilevel"/>
+    <w:tmpl w:val="20A00F34"/>
+    <w:lvl w:ilvl="0">
+      <w:start w:val="1"/>
+      <w:numFmt w:val="decimal"/>
+      <w:lvlText w:val="%1."/>
+      <w:lvlJc w:val="left"/>
+      <w:pPr>
+        <w:tabs>
+          <w:tab w:val="num" w:pos="720"/>
+        </w:tabs>
+        <w:ind w:left="720" w:hanging="360"/>
+      </w:pPr>
+    </w:lvl>
+    <w:lvl w:ilvl="1" w:tentative="1">
+      <w:start w:val="1"/>
+      <w:numFmt w:val="decimal"/>
+      <w:lvlText w:val="%2."/>
+      <w:lvlJc w:val="left"/>
+      <w:pPr>
+        <w:tabs>
+          <w:tab w:val="num" w:pos="1440"/>
+        </w:tabs>
+        <w:ind w:left="1440" w:hanging="360"/>
+      </w:pPr>
+    </w:lvl>
+    <w:lvl w:ilvl="2" w:tentative="1">
+      <w:start w:val="1"/>
+      <w:numFmt w:val="decimal"/>
+      <w:lvlText w:val="%3."/>
+      <w:lvlJc w:val="left"/>
+      <w:pPr>
+        <w:tabs>
+          <w:tab w:val="num" w:pos="2160"/>
+        </w:tabs>
+        <w:ind w:left="2160" w:hanging="360"/>
+      </w:pPr>
+    </w:lvl>
+    <w:lvl w:ilvl="3" w:tentative="1">
+      <w:start w:val="1"/>
+      <w:numFmt w:val="decimal"/>
+      <w:lvlText w:val="%4."/>
+      <w:lvlJc w:val="left"/>
+      <w:pPr>
+        <w:tabs>
+          <w:tab w:val="num" w:pos="2880"/>
+        </w:tabs>
+        <w:ind w:left="2880" w:hanging="360"/>
+      </w:pPr>
+    </w:lvl>
+    <w:lvl w:ilvl="4" w:tentative="1">
+      <w:start w:val="1"/>
+      <w:numFmt w:val="decimal"/>
+      <w:lvlText w:val="%5."/>
+      <w:lvlJc w:val="left"/>
+      <w:pPr>
+        <w:tabs>
+          <w:tab w:val="num" w:pos="3600"/>
+        </w:tabs>
+        <w:ind w:left="3600" w:hanging="360"/>
+      </w:pPr>
+    </w:lvl>
+    <w:lvl w:ilvl="5" w:tentative="1">
+      <w:start w:val="1"/>
+      <w:numFmt w:val="decimal"/>
+      <w:lvlText w:val="%6."/>
+      <w:lvlJc w:val="left"/>
+      <w:pPr>
+        <w:tabs>
+          <w:tab w:val="num" w:pos="4320"/>
+        </w:tabs>
+        <w:ind w:left="4320" w:hanging="360"/>
+      </w:pPr>
+    </w:lvl>
+    <w:lvl w:ilvl="6" w:tentative="1">
+      <w:start w:val="1"/>
+      <w:numFmt w:val="decimal"/>
+      <w:lvlText w:val="%7."/>
+      <w:lvlJc w:val="left"/>
+      <w:pPr>
+        <w:tabs>
+          <w:tab w:val="num" w:pos="5040"/>
+        </w:tabs>
+        <w:ind w:left="5040" w:hanging="360"/>
+      </w:pPr>
+    </w:lvl>
+    <w:lvl w:ilvl="7" w:tentative="1">
+      <w:start w:val="1"/>
+      <w:numFmt w:val="decimal"/>
+      <w:lvlText w:val="%8."/>
+      <w:lvlJc w:val="left"/>
+      <w:pPr>
+        <w:tabs>
+          <w:tab w:val="num" w:pos="5760"/>
+        </w:tabs>
+        <w:ind w:left="5760" w:hanging="360"/>
+      </w:pPr>
+    </w:lvl>
+    <w:lvl w:ilvl="8" w:tentative="1">
+      <w:start w:val="1"/>
+      <w:numFmt w:val="decimal"/>
+      <w:lvlText w:val="%9."/>
+      <w:lvlJc w:val="left"/>
+      <w:pPr>
+        <w:tabs>
+          <w:tab w:val="num" w:pos="6480"/>
+        </w:tabs>
+        <w:ind w:left="6480" w:hanging="360"/>
+      </w:pPr>
+    </w:lvl>
+  </w:abstractNum>
+  <w:abstractNum w:abstractNumId="10" w15:restartNumberingAfterBreak="0">
     <w:nsid w:val="44A10F2A"/>
     <w:multiLevelType w:val="multilevel"/>
     <w:tmpl w:val="CDB2C2FC"/>
@@ -28582,7 +30931,7 @@
       </w:rPr>
     </w:lvl>
   </w:abstractNum>
-  <w:abstractNum w:abstractNumId="10" w15:restartNumberingAfterBreak="0">
+  <w:abstractNum w:abstractNumId="11" w15:restartNumberingAfterBreak="0">
     <w:nsid w:val="46CB17CB"/>
     <w:multiLevelType w:val="multilevel"/>
     <w:tmpl w:val="1944AB40"/>
@@ -28722,7 +31071,7 @@
       </w:rPr>
     </w:lvl>
   </w:abstractNum>
-  <w:abstractNum w:abstractNumId="11" w15:restartNumberingAfterBreak="0">
+  <w:abstractNum w:abstractNumId="12" w15:restartNumberingAfterBreak="0">
     <w:nsid w:val="4DFC7E0E"/>
     <w:multiLevelType w:val="multilevel"/>
     <w:tmpl w:val="6C3215F4"/>
@@ -28862,7 +31211,7 @@
       </w:rPr>
     </w:lvl>
   </w:abstractNum>
-  <w:abstractNum w:abstractNumId="12" w15:restartNumberingAfterBreak="0">
+  <w:abstractNum w:abstractNumId="13" w15:restartNumberingAfterBreak="0">
     <w:nsid w:val="577A3912"/>
     <w:multiLevelType w:val="multilevel"/>
     <w:tmpl w:val="420AE3AA"/>
@@ -29002,7 +31351,7 @@
       </w:rPr>
     </w:lvl>
   </w:abstractNum>
-  <w:abstractNum w:abstractNumId="13" w15:restartNumberingAfterBreak="0">
+  <w:abstractNum w:abstractNumId="14" w15:restartNumberingAfterBreak="0">
     <w:nsid w:val="5A2B6E2B"/>
     <w:multiLevelType w:val="multilevel"/>
     <w:tmpl w:val="566E3600"/>
@@ -29142,7 +31491,7 @@
       </w:rPr>
     </w:lvl>
   </w:abstractNum>
-  <w:abstractNum w:abstractNumId="14" w15:restartNumberingAfterBreak="0">
+  <w:abstractNum w:abstractNumId="15" w15:restartNumberingAfterBreak="0">
     <w:nsid w:val="5F185B75"/>
     <w:multiLevelType w:val="multilevel"/>
     <w:tmpl w:val="A39AE38C"/>
@@ -29282,7 +31631,7 @@
       </w:rPr>
     </w:lvl>
   </w:abstractNum>
-  <w:abstractNum w:abstractNumId="15" w15:restartNumberingAfterBreak="0">
+  <w:abstractNum w:abstractNumId="16" w15:restartNumberingAfterBreak="0">
     <w:nsid w:val="6B2076C1"/>
     <w:multiLevelType w:val="multilevel"/>
     <w:tmpl w:val="49F2227E"/>
@@ -29422,7 +31771,7 @@
       </w:rPr>
     </w:lvl>
   </w:abstractNum>
-  <w:abstractNum w:abstractNumId="16" w15:restartNumberingAfterBreak="0">
+  <w:abstractNum w:abstractNumId="17" w15:restartNumberingAfterBreak="0">
     <w:nsid w:val="79F501F3"/>
     <w:multiLevelType w:val="multilevel"/>
     <w:tmpl w:val="FF04E33C"/>
@@ -29544,7 +31893,7 @@
       </w:pPr>
     </w:lvl>
   </w:abstractNum>
-  <w:abstractNum w:abstractNumId="17" w15:restartNumberingAfterBreak="0">
+  <w:abstractNum w:abstractNumId="18" w15:restartNumberingAfterBreak="0">
     <w:nsid w:val="7D3F38EF"/>
     <w:multiLevelType w:val="multilevel"/>
     <w:tmpl w:val="E2184CFA"/>
@@ -29684,7 +32033,7 @@
       </w:rPr>
     </w:lvl>
   </w:abstractNum>
-  <w:abstractNum w:abstractNumId="18" w15:restartNumberingAfterBreak="0">
+  <w:abstractNum w:abstractNumId="19" w15:restartNumberingAfterBreak="0">
     <w:nsid w:val="7E166312"/>
     <w:multiLevelType w:val="multilevel"/>
     <w:tmpl w:val="CE402538"/>
@@ -29831,13 +32180,13 @@
     <w:abstractNumId w:val="7"/>
   </w:num>
   <w:num w:numId="3" w16cid:durableId="786583338">
-    <w:abstractNumId w:val="13"/>
+    <w:abstractNumId w:val="14"/>
   </w:num>
   <w:num w:numId="4" w16cid:durableId="649213066">
     <w:abstractNumId w:val="0"/>
   </w:num>
   <w:num w:numId="5" w16cid:durableId="1488278245">
-    <w:abstractNumId w:val="9"/>
+    <w:abstractNumId w:val="10"/>
   </w:num>
   <w:num w:numId="6" w16cid:durableId="1585262807">
     <w:abstractNumId w:val="6"/>
@@ -29846,28 +32195,28 @@
     <w:abstractNumId w:val="1"/>
   </w:num>
   <w:num w:numId="8" w16cid:durableId="174343958">
-    <w:abstractNumId w:val="11"/>
+    <w:abstractNumId w:val="12"/>
   </w:num>
   <w:num w:numId="9" w16cid:durableId="906067357">
     <w:abstractNumId w:val="2"/>
   </w:num>
   <w:num w:numId="10" w16cid:durableId="750471388">
-    <w:abstractNumId w:val="14"/>
+    <w:abstractNumId w:val="15"/>
   </w:num>
   <w:num w:numId="11" w16cid:durableId="1908492320">
-    <w:abstractNumId w:val="17"/>
+    <w:abstractNumId w:val="18"/>
   </w:num>
   <w:num w:numId="12" w16cid:durableId="998457732">
-    <w:abstractNumId w:val="18"/>
+    <w:abstractNumId w:val="19"/>
   </w:num>
   <w:num w:numId="13" w16cid:durableId="1649017406">
-    <w:abstractNumId w:val="10"/>
+    <w:abstractNumId w:val="11"/>
   </w:num>
   <w:num w:numId="14" w16cid:durableId="909536479">
     <w:abstractNumId w:val="3"/>
   </w:num>
   <w:num w:numId="15" w16cid:durableId="745608132">
-    <w:abstractNumId w:val="12"/>
+    <w:abstractNumId w:val="13"/>
   </w:num>
   <w:num w:numId="16" w16cid:durableId="780801338">
     <w:abstractNumId w:val="8"/>
@@ -29876,10 +32225,13 @@
     <w:abstractNumId w:val="5"/>
   </w:num>
   <w:num w:numId="18" w16cid:durableId="1682311925">
-    <w:abstractNumId w:val="15"/>
+    <w:abstractNumId w:val="16"/>
   </w:num>
   <w:num w:numId="19" w16cid:durableId="94792894">
-    <w:abstractNumId w:val="16"/>
+    <w:abstractNumId w:val="17"/>
+  </w:num>
+  <w:num w:numId="20" w16cid:durableId="1590696692">
+    <w:abstractNumId w:val="9"/>
   </w:num>
 </w:numbering>
 </file>

--- a/docs/Гамов П.А. ВКР.docx
+++ b/docs/Гамов П.А. ВКР.docx
@@ -2193,7 +2193,6 @@
           <w:docPartUnique/>
         </w:docPartObj>
       </w:sdtPr>
-      <w:sdtEndPr/>
       <w:sdtContent>
         <w:p>
           <w:pPr>
@@ -10779,6 +10778,194 @@
     </w:p>
     <w:p>
       <w:pPr>
+        <w:pStyle w:val="11"/>
+      </w:pPr>
+      <w:r>
+        <w:t>Для поддержания у</w:t>
+      </w:r>
+      <w:r>
+        <w:t>стойчивост</w:t>
+      </w:r>
+      <w:r>
+        <w:t>и</w:t>
+      </w:r>
+      <w:r>
+        <w:t xml:space="preserve"> и масштабируемост</w:t>
+      </w:r>
+      <w:r>
+        <w:t>и</w:t>
+      </w:r>
+      <w:r>
+        <w:t xml:space="preserve"> любого цифрового решения в долгосрочной перспективе</w:t>
+      </w:r>
+      <w:r>
+        <w:t xml:space="preserve"> необходимо</w:t>
+      </w:r>
+      <w:r>
+        <w:t xml:space="preserve"> наличи</w:t>
+      </w:r>
+      <w:r>
+        <w:t>е</w:t>
+      </w:r>
+      <w:r>
+        <w:t xml:space="preserve"> работающей бизнес-модели. Для </w:t>
+      </w:r>
+      <w:r>
+        <w:t>данного</w:t>
+      </w:r>
+      <w:r>
+        <w:t xml:space="preserve"> </w:t>
+      </w:r>
+      <w:r>
+        <w:t xml:space="preserve">проектного </w:t>
+      </w:r>
+      <w:r>
+        <w:t>решения сформулированы следующие принципы монетизации:</w:t>
+      </w:r>
+    </w:p>
+    <w:p>
+      <w:pPr>
+        <w:pStyle w:val="11"/>
+        <w:numPr>
+          <w:ilvl w:val="0"/>
+          <w:numId w:val="21"/>
+        </w:numPr>
+        <w:ind w:left="0" w:firstLine="709"/>
+      </w:pPr>
+      <w:r>
+        <w:rPr>
+          <w:i/>
+          <w:iCs/>
+        </w:rPr>
+        <w:t>Принцип доступности базового функционала</w:t>
+      </w:r>
+      <w:r>
+        <w:t>. Ключевые возможности формирования привычек (трекинг, базовые напоминания, система достижений) должны оставаться бесплатными для всех пользователей. Это обеспечивает низкий порог входа и соответствует социальной миссии проекта.</w:t>
+      </w:r>
+    </w:p>
+    <w:p>
+      <w:pPr>
+        <w:pStyle w:val="11"/>
+        <w:numPr>
+          <w:ilvl w:val="0"/>
+          <w:numId w:val="21"/>
+        </w:numPr>
+        <w:ind w:left="0" w:firstLine="709"/>
+      </w:pPr>
+      <w:r>
+        <w:rPr>
+          <w:i/>
+          <w:iCs/>
+        </w:rPr>
+        <w:t>Принцип добавленной ценности премиум-функций</w:t>
+      </w:r>
+      <w:r>
+        <w:t>. Платные возможности должны представлять собой не искусственное ограничение базового функционала, а реальное расширение возможностей для мотивированных пользователей (расширенная аналитика, персонализированные программы, приоритетная поддержка).</w:t>
+      </w:r>
+      <w:r>
+        <w:t xml:space="preserve"> Такое решение позволит не давить на пользователей ограничениями бесплатной версии, основной функционал остается доступным в любых количествах.</w:t>
+      </w:r>
+    </w:p>
+    <w:p>
+      <w:pPr>
+        <w:pStyle w:val="11"/>
+        <w:numPr>
+          <w:ilvl w:val="0"/>
+          <w:numId w:val="21"/>
+        </w:numPr>
+        <w:ind w:left="0" w:firstLine="709"/>
+      </w:pPr>
+      <w:r>
+        <w:rPr>
+          <w:i/>
+          <w:iCs/>
+        </w:rPr>
+        <w:t>Принцип этичности работы с данными</w:t>
+      </w:r>
+      <w:r>
+        <w:t xml:space="preserve">. Любое использование пользовательских данных (в том числе агрегированных и анонимизированных) </w:t>
+      </w:r>
+      <w:r>
+        <w:lastRenderedPageBreak/>
+        <w:t>должно осуществляться исключительно с явного информированного согласия пользователей и соответствовать требованиям российского законодательства о персональных данных.</w:t>
+      </w:r>
+    </w:p>
+    <w:p>
+      <w:pPr>
+        <w:pStyle w:val="11"/>
+        <w:numPr>
+          <w:ilvl w:val="0"/>
+          <w:numId w:val="21"/>
+        </w:numPr>
+        <w:ind w:left="0" w:firstLine="709"/>
+      </w:pPr>
+      <w:r>
+        <w:rPr>
+          <w:i/>
+          <w:iCs/>
+        </w:rPr>
+        <w:t>Принцип открытости исходного кода</w:t>
+      </w:r>
+      <w:r>
+        <w:t xml:space="preserve">. Статус проекта как Open Source решения сохраняется. </w:t>
+      </w:r>
+      <w:r>
+        <w:t>Предлагается ввести м</w:t>
+      </w:r>
+      <w:r>
+        <w:t>онетиз</w:t>
+      </w:r>
+      <w:r>
+        <w:t>ацию</w:t>
+      </w:r>
+      <w:r>
+        <w:t xml:space="preserve"> не сам</w:t>
+      </w:r>
+      <w:r>
+        <w:t>ого</w:t>
+      </w:r>
+      <w:r>
+        <w:t xml:space="preserve"> код</w:t>
+      </w:r>
+      <w:r>
+        <w:t>а</w:t>
+      </w:r>
+      <w:r>
+        <w:t xml:space="preserve"> (который остаётся свободно доступным), а услуг вокруг него: управляемый хостинг, техническая поддержка, кастомизация для корпоративных клиентов</w:t>
+      </w:r>
+      <w:r>
+        <w:t>, что позволит покрыть расходы на администрирование и технические издержки</w:t>
+      </w:r>
+      <w:r>
+        <w:t>.</w:t>
+      </w:r>
+    </w:p>
+    <w:p>
+      <w:pPr>
+        <w:pStyle w:val="11"/>
+      </w:pPr>
+    </w:p>
+    <w:p>
+      <w:pPr>
+        <w:pStyle w:val="11"/>
+      </w:pPr>
+      <w:r>
+        <w:t xml:space="preserve">Конкретные механизмы реализации данных принципов, расчёт потенциальной выручки и анализ окупаемости представлены в </w:t>
+      </w:r>
+      <w:r>
+        <w:t>главе</w:t>
+      </w:r>
+      <w:r>
+        <w:t xml:space="preserve"> 3 настоящей работы.</w:t>
+      </w:r>
+    </w:p>
+    <w:p>
+      <w:pPr>
+        <w:pStyle w:val="11"/>
+      </w:pPr>
+    </w:p>
+    <w:p>
+      <w:pPr>
         <w:pStyle w:val="1"/>
       </w:pPr>
       <w:bookmarkStart w:id="17" w:name="__RefHeading___Toc2868_2352405526"/>
@@ -10842,11 +11029,11 @@
         <w:t>Низкий порог входа для пользователей.</w:t>
       </w:r>
       <w:r>
-        <w:t xml:space="preserve"> В отличие от разработки специализированного мобильного приложения, которое требует скачивания, установки и разрешения множества прав доступа, Telegram-бот не требует от пользователя совершения этих действий. Для начала работы достаточно найти бота по имени или перейти по ссылке, что значительно снижает психологический и операционный барьер для первой пробы сервиса. Это напрямую способствует </w:t>
+        <w:t xml:space="preserve"> В отличие от разработки специализированного мобильного приложения, которое требует скачивания, установки и разрешения множества прав доступа, Telegram-бот не требует от пользователя совершения этих действий. Для начала работы достаточно найти </w:t>
       </w:r>
       <w:r>
         <w:lastRenderedPageBreak/>
-        <w:t>увеличению охвата и упрощает процесс привлечения пользователей в эксперимент.</w:t>
+        <w:t>бота по имени или перейти по ссылке, что значительно снижает психологический и операционный барьер для первой пробы сервиса. Это напрямую способствует увеличению охвата и упрощает процесс привлечения пользователей в эксперимент.</w:t>
       </w:r>
     </w:p>
     <w:p>
@@ -10955,7 +11142,11 @@
         <w:t>API</w:t>
       </w:r>
       <w:r>
-        <w:t xml:space="preserve"> имеет возможность манипуляции с различными форматами данных, от текста до аудио и видео сообщений. Возможность обмена файлами и картинками.</w:t>
+        <w:t xml:space="preserve"> имеет возможность манипуляции с </w:t>
+      </w:r>
+      <w:r>
+        <w:lastRenderedPageBreak/>
+        <w:t>различными форматами данных, от текста до аудио и видео сообщений. Возможность обмена файлами и картинками.</w:t>
       </w:r>
     </w:p>
     <w:p>
@@ -10972,7 +11163,6 @@
           <w:i/>
           <w:iCs/>
         </w:rPr>
-        <w:lastRenderedPageBreak/>
         <w:t>Встроенные социальные функции и потенциал для сообщества.</w:t>
       </w:r>
       <w:r>
@@ -11065,6 +11255,7 @@
         <w:pStyle w:val="11"/>
       </w:pPr>
       <w:r>
+        <w:lastRenderedPageBreak/>
         <w:t xml:space="preserve">Публикация исходного кода на популярных платформах, например </w:t>
       </w:r>
       <w:r>
@@ -11083,11 +11274,7 @@
         <w:t>GitLab</w:t>
       </w:r>
       <w:r>
-        <w:t xml:space="preserve"> имеет потенциал превратиться в живую экосистему с постоянным </w:t>
-      </w:r>
-      <w:r>
-        <w:lastRenderedPageBreak/>
-        <w:t>потоком правок и доработок от сообщества по всему миру. Привлечение сторонних разработчиков на добровольной основе ускоряет оптимизацию и разработку приложения, в том числе адаптацию его под другие языки. Также независимые разработчики или ученые могут использовать кодовую базу для своих исследований, проводя эксперименты на улучшенной и обновленной версии базового приложения появляется возможность для введения новых механик и модулей основного продукта.</w:t>
+        <w:t xml:space="preserve"> имеет потенциал превратиться в живую экосистему с постоянным потоком правок и доработок от сообщества по всему миру. Привлечение сторонних разработчиков на добровольной основе ускоряет оптимизацию и разработку приложения, в том числе адаптацию его под другие языки. Также независимые разработчики или ученые могут использовать кодовую базу для своих исследований, проводя эксперименты на улучшенной и обновленной версии базового приложения появляется возможность для введения новых механик и модулей основного продукта.</w:t>
       </w:r>
     </w:p>
     <w:p>
@@ -11196,8 +11383,8 @@
         <w:tblLook w:val="04A0" w:firstRow="1" w:lastRow="0" w:firstColumn="1" w:lastColumn="0" w:noHBand="0" w:noVBand="1"/>
       </w:tblPr>
       <w:tblGrid>
-        <w:gridCol w:w="987"/>
-        <w:gridCol w:w="2269"/>
+        <w:gridCol w:w="1129"/>
+        <w:gridCol w:w="2127"/>
         <w:gridCol w:w="1842"/>
         <w:gridCol w:w="1701"/>
         <w:gridCol w:w="2829"/>
@@ -11205,7 +11392,7 @@
       <w:tr>
         <w:tc>
           <w:tcPr>
-            <w:tcW w:w="987" w:type="dxa"/>
+            <w:tcW w:w="1129" w:type="dxa"/>
           </w:tcPr>
           <w:p>
             <w:pPr>
@@ -11214,13 +11401,14 @@
               <w:jc w:val="left"/>
             </w:pPr>
             <w:r>
+              <w:lastRenderedPageBreak/>
               <w:t>№ п/п</w:t>
             </w:r>
           </w:p>
         </w:tc>
         <w:tc>
           <w:tcPr>
-            <w:tcW w:w="2269" w:type="dxa"/>
+            <w:tcW w:w="2127" w:type="dxa"/>
           </w:tcPr>
           <w:p>
             <w:pPr>
@@ -11295,7 +11483,7 @@
       <w:tr>
         <w:tc>
           <w:tcPr>
-            <w:tcW w:w="987" w:type="dxa"/>
+            <w:tcW w:w="1129" w:type="dxa"/>
           </w:tcPr>
           <w:p>
             <w:pPr>
@@ -11310,7 +11498,7 @@
         </w:tc>
         <w:tc>
           <w:tcPr>
-            <w:tcW w:w="2269" w:type="dxa"/>
+            <w:tcW w:w="2127" w:type="dxa"/>
           </w:tcPr>
           <w:p>
             <w:pPr>
@@ -11372,7 +11560,7 @@
       <w:tr>
         <w:tc>
           <w:tcPr>
-            <w:tcW w:w="987" w:type="dxa"/>
+            <w:tcW w:w="1129" w:type="dxa"/>
           </w:tcPr>
           <w:p>
             <w:pPr>
@@ -11380,14 +11568,13 @@
               <w:ind w:firstLine="31"/>
             </w:pPr>
             <w:r>
-              <w:lastRenderedPageBreak/>
               <w:t>1</w:t>
             </w:r>
           </w:p>
         </w:tc>
         <w:tc>
           <w:tcPr>
-            <w:tcW w:w="2269" w:type="dxa"/>
+            <w:tcW w:w="2127" w:type="dxa"/>
           </w:tcPr>
           <w:p>
             <w:pPr>
@@ -11466,7 +11653,7 @@
       <w:tr>
         <w:tc>
           <w:tcPr>
-            <w:tcW w:w="987" w:type="dxa"/>
+            <w:tcW w:w="1129" w:type="dxa"/>
           </w:tcPr>
           <w:p>
             <w:pPr>
@@ -11480,7 +11667,7 @@
         </w:tc>
         <w:tc>
           <w:tcPr>
-            <w:tcW w:w="2269" w:type="dxa"/>
+            <w:tcW w:w="2127" w:type="dxa"/>
           </w:tcPr>
           <w:p>
             <w:pPr>
@@ -11546,7 +11733,7 @@
       <w:tr>
         <w:tc>
           <w:tcPr>
-            <w:tcW w:w="987" w:type="dxa"/>
+            <w:tcW w:w="1129" w:type="dxa"/>
           </w:tcPr>
           <w:p>
             <w:pPr>
@@ -11560,7 +11747,7 @@
         </w:tc>
         <w:tc>
           <w:tcPr>
-            <w:tcW w:w="2269" w:type="dxa"/>
+            <w:tcW w:w="2127" w:type="dxa"/>
           </w:tcPr>
           <w:p>
             <w:pPr>
@@ -11618,7 +11805,7 @@
       <w:tr>
         <w:tc>
           <w:tcPr>
-            <w:tcW w:w="987" w:type="dxa"/>
+            <w:tcW w:w="1129" w:type="dxa"/>
           </w:tcPr>
           <w:p>
             <w:pPr>
@@ -11632,7 +11819,7 @@
         </w:tc>
         <w:tc>
           <w:tcPr>
-            <w:tcW w:w="2269" w:type="dxa"/>
+            <w:tcW w:w="2127" w:type="dxa"/>
           </w:tcPr>
           <w:p>
             <w:pPr>
@@ -11690,7 +11877,7 @@
       <w:tr>
         <w:tc>
           <w:tcPr>
-            <w:tcW w:w="987" w:type="dxa"/>
+            <w:tcW w:w="1129" w:type="dxa"/>
           </w:tcPr>
           <w:p>
             <w:pPr>
@@ -11704,7 +11891,7 @@
         </w:tc>
         <w:tc>
           <w:tcPr>
-            <w:tcW w:w="2269" w:type="dxa"/>
+            <w:tcW w:w="2127" w:type="dxa"/>
           </w:tcPr>
           <w:p>
             <w:pPr>
@@ -11762,7 +11949,7 @@
       <w:tr>
         <w:tc>
           <w:tcPr>
-            <w:tcW w:w="987" w:type="dxa"/>
+            <w:tcW w:w="1129" w:type="dxa"/>
           </w:tcPr>
           <w:p>
             <w:pPr>
@@ -11776,7 +11963,7 @@
         </w:tc>
         <w:tc>
           <w:tcPr>
-            <w:tcW w:w="2269" w:type="dxa"/>
+            <w:tcW w:w="2127" w:type="dxa"/>
           </w:tcPr>
           <w:p>
             <w:pPr>
@@ -11834,7 +12021,7 @@
       <w:tr>
         <w:tc>
           <w:tcPr>
-            <w:tcW w:w="987" w:type="dxa"/>
+            <w:tcW w:w="1129" w:type="dxa"/>
           </w:tcPr>
           <w:p>
             <w:pPr>
@@ -11848,7 +12035,7 @@
         </w:tc>
         <w:tc>
           <w:tcPr>
-            <w:tcW w:w="2269" w:type="dxa"/>
+            <w:tcW w:w="2127" w:type="dxa"/>
           </w:tcPr>
           <w:p>
             <w:pPr>
@@ -11927,33 +12114,12 @@
       </w:r>
       <w:proofErr w:type="spellEnd"/>
       <w:r>
-        <w:t xml:space="preserve"> – зарекомендовавшая себя библиотека, обеспечивающая эффективную обработку большого количества сообщений без блокировок. Асинхронная архитектура критична для обработки сообщений из множества чатов в реальном времени. Библиотека обладает развитой системой обработчиков сообщений, что удобно для реализации предобработки и анонимизации. Активное сообщество и регулярные обновления гарантируют совместимость с новыми версиями приложения.</w:t>
-      </w:r>
-    </w:p>
-    <w:p>
-      <w:pPr>
-        <w:pStyle w:val="11"/>
-      </w:pPr>
-    </w:p>
-    <w:p>
-      <w:pPr>
-        <w:pStyle w:val="11"/>
-      </w:pPr>
-    </w:p>
-    <w:p>
-      <w:pPr>
-        <w:pStyle w:val="11"/>
-      </w:pPr>
-    </w:p>
-    <w:p>
-      <w:pPr>
-        <w:pStyle w:val="11"/>
-      </w:pPr>
-    </w:p>
-    <w:p>
-      <w:pPr>
-        <w:pStyle w:val="11"/>
-      </w:pPr>
+        <w:t xml:space="preserve"> – зарекомендовавшая себя библиотека, обеспечивающая эффективную обработку большого количества сообщений без блокировок. Асинхронная архитектура критична для обработки сообщений из множества чатов в реальном времени. </w:t>
+      </w:r>
+      <w:r>
+        <w:lastRenderedPageBreak/>
+        <w:t>Библиотека обладает развитой системой обработчиков сообщений, что удобно для реализации предобработки и анонимизации. Активное сообщество и регулярные обновления гарантируют совместимость с новыми версиями приложения.</w:t>
+      </w:r>
     </w:p>
     <w:p>
       <w:pPr>
@@ -24151,7 +24317,13 @@
       <w:bookmarkEnd w:id="36"/>
       <w:r>
         <w:lastRenderedPageBreak/>
-        <w:t>2.5 Выводы по применению авторской методики</w:t>
+        <w:t>2.</w:t>
+      </w:r>
+      <w:r>
+        <w:t>5</w:t>
+      </w:r>
+      <w:r>
+        <w:t xml:space="preserve"> Выводы по применению авторской методики</w:t>
       </w:r>
     </w:p>
     <w:p>
@@ -26680,6 +26852,9 @@
     <w:p>
       <w:pPr>
         <w:textAlignment w:val="auto"/>
+        <w:rPr>
+          <w:rFonts w:hint="eastAsia"/>
+        </w:rPr>
         <w:sectPr>
           <w:pgSz w:w="16838" w:h="11906" w:orient="landscape"/>
           <w:pgMar w:top="1134" w:right="1134" w:bottom="1134" w:left="1134" w:header="0" w:footer="0" w:gutter="0"/>
@@ -26761,13 +26936,7 @@
         <w:pStyle w:val="1"/>
       </w:pPr>
       <w:r>
-        <w:t>3.2.</w:t>
-      </w:r>
-      <w:r>
-        <w:t xml:space="preserve"> </w:t>
-      </w:r>
-      <w:r>
-        <w:t>Оценка экономической эффективности внедрения проектного решения</w:t>
+        <w:t>3.2. Оценка экономической эффективности внедрения проектного решения</w:t>
       </w:r>
     </w:p>
     <w:p>
@@ -26922,11 +27091,9 @@
       <w:r>
         <w:t xml:space="preserve">Определение денежного притока (доходной </w:t>
       </w:r>
-      <w:proofErr w:type="spellStart"/>
-      <w:r>
-        <w:t>состовляющей</w:t>
-      </w:r>
-      <w:proofErr w:type="spellEnd"/>
+      <w:r>
+        <w:t>составляющей</w:t>
+      </w:r>
       <w:r>
         <w:t>) и оттока (совокупной стоимости владения), генерируемой проектным решением.</w:t>
       </w:r>
@@ -26935,11 +27102,9 @@
       <w:pPr>
         <w:pStyle w:val="11"/>
       </w:pPr>
-      <w:proofErr w:type="spellStart"/>
-      <w:r>
-        <w:t>Постороение</w:t>
-      </w:r>
-      <w:proofErr w:type="spellEnd"/>
+      <w:r>
+        <w:t>Построение</w:t>
+      </w:r>
       <w:r>
         <w:t xml:space="preserve"> чистого денежного потока</w:t>
       </w:r>
@@ -26956,19 +27121,15 @@
       <w:pPr>
         <w:pStyle w:val="11"/>
       </w:pPr>
-      <w:proofErr w:type="spellStart"/>
-      <w:r>
-        <w:t>Рачет</w:t>
-      </w:r>
-      <w:proofErr w:type="spellEnd"/>
+      <w:r>
+        <w:t>Расчет</w:t>
+      </w:r>
       <w:r>
         <w:t xml:space="preserve"> и интерпретация показателей </w:t>
       </w:r>
-      <w:proofErr w:type="spellStart"/>
-      <w:r>
-        <w:t>экономическогй</w:t>
-      </w:r>
-      <w:proofErr w:type="spellEnd"/>
+      <w:r>
+        <w:t>экономической</w:t>
+      </w:r>
       <w:r>
         <w:t xml:space="preserve"> эффективности проектного решения: чистый дисконтированный доход (интегральный эффект), индекс доходности, внутренняя норма доходности, срок возврата (окупаемости) инвестиций</w:t>
       </w:r>
@@ -31072,6 +31233,119 @@
     </w:lvl>
   </w:abstractNum>
   <w:abstractNum w:abstractNumId="12" w15:restartNumberingAfterBreak="0">
+    <w:nsid w:val="4AC939B9"/>
+    <w:multiLevelType w:val="hybridMultilevel"/>
+    <w:tmpl w:val="6432416A"/>
+    <w:lvl w:ilvl="0" w:tplc="1E80A048">
+      <w:start w:val="1"/>
+      <w:numFmt w:val="bullet"/>
+      <w:lvlText w:val="-"/>
+      <w:lvlJc w:val="left"/>
+      <w:pPr>
+        <w:ind w:left="1429" w:hanging="360"/>
+      </w:pPr>
+      <w:rPr>
+        <w:rFonts w:ascii="Times New Roman" w:hAnsi="Times New Roman" w:cs="Times New Roman" w:hint="default"/>
+      </w:rPr>
+    </w:lvl>
+    <w:lvl w:ilvl="1" w:tplc="04190003" w:tentative="1">
+      <w:start w:val="1"/>
+      <w:numFmt w:val="bullet"/>
+      <w:lvlText w:val="o"/>
+      <w:lvlJc w:val="left"/>
+      <w:pPr>
+        <w:ind w:left="2149" w:hanging="360"/>
+      </w:pPr>
+      <w:rPr>
+        <w:rFonts w:ascii="Courier New" w:hAnsi="Courier New" w:cs="Courier New" w:hint="default"/>
+      </w:rPr>
+    </w:lvl>
+    <w:lvl w:ilvl="2" w:tplc="04190005" w:tentative="1">
+      <w:start w:val="1"/>
+      <w:numFmt w:val="bullet"/>
+      <w:lvlText w:val=""/>
+      <w:lvlJc w:val="left"/>
+      <w:pPr>
+        <w:ind w:left="2869" w:hanging="360"/>
+      </w:pPr>
+      <w:rPr>
+        <w:rFonts w:ascii="Wingdings" w:hAnsi="Wingdings" w:hint="default"/>
+      </w:rPr>
+    </w:lvl>
+    <w:lvl w:ilvl="3" w:tplc="04190001" w:tentative="1">
+      <w:start w:val="1"/>
+      <w:numFmt w:val="bullet"/>
+      <w:lvlText w:val=""/>
+      <w:lvlJc w:val="left"/>
+      <w:pPr>
+        <w:ind w:left="3589" w:hanging="360"/>
+      </w:pPr>
+      <w:rPr>
+        <w:rFonts w:ascii="Symbol" w:hAnsi="Symbol" w:hint="default"/>
+      </w:rPr>
+    </w:lvl>
+    <w:lvl w:ilvl="4" w:tplc="04190003" w:tentative="1">
+      <w:start w:val="1"/>
+      <w:numFmt w:val="bullet"/>
+      <w:lvlText w:val="o"/>
+      <w:lvlJc w:val="left"/>
+      <w:pPr>
+        <w:ind w:left="4309" w:hanging="360"/>
+      </w:pPr>
+      <w:rPr>
+        <w:rFonts w:ascii="Courier New" w:hAnsi="Courier New" w:cs="Courier New" w:hint="default"/>
+      </w:rPr>
+    </w:lvl>
+    <w:lvl w:ilvl="5" w:tplc="04190005" w:tentative="1">
+      <w:start w:val="1"/>
+      <w:numFmt w:val="bullet"/>
+      <w:lvlText w:val=""/>
+      <w:lvlJc w:val="left"/>
+      <w:pPr>
+        <w:ind w:left="5029" w:hanging="360"/>
+      </w:pPr>
+      <w:rPr>
+        <w:rFonts w:ascii="Wingdings" w:hAnsi="Wingdings" w:hint="default"/>
+      </w:rPr>
+    </w:lvl>
+    <w:lvl w:ilvl="6" w:tplc="04190001" w:tentative="1">
+      <w:start w:val="1"/>
+      <w:numFmt w:val="bullet"/>
+      <w:lvlText w:val=""/>
+      <w:lvlJc w:val="left"/>
+      <w:pPr>
+        <w:ind w:left="5749" w:hanging="360"/>
+      </w:pPr>
+      <w:rPr>
+        <w:rFonts w:ascii="Symbol" w:hAnsi="Symbol" w:hint="default"/>
+      </w:rPr>
+    </w:lvl>
+    <w:lvl w:ilvl="7" w:tplc="04190003" w:tentative="1">
+      <w:start w:val="1"/>
+      <w:numFmt w:val="bullet"/>
+      <w:lvlText w:val="o"/>
+      <w:lvlJc w:val="left"/>
+      <w:pPr>
+        <w:ind w:left="6469" w:hanging="360"/>
+      </w:pPr>
+      <w:rPr>
+        <w:rFonts w:ascii="Courier New" w:hAnsi="Courier New" w:cs="Courier New" w:hint="default"/>
+      </w:rPr>
+    </w:lvl>
+    <w:lvl w:ilvl="8" w:tplc="04190005" w:tentative="1">
+      <w:start w:val="1"/>
+      <w:numFmt w:val="bullet"/>
+      <w:lvlText w:val=""/>
+      <w:lvlJc w:val="left"/>
+      <w:pPr>
+        <w:ind w:left="7189" w:hanging="360"/>
+      </w:pPr>
+      <w:rPr>
+        <w:rFonts w:ascii="Wingdings" w:hAnsi="Wingdings" w:hint="default"/>
+      </w:rPr>
+    </w:lvl>
+  </w:abstractNum>
+  <w:abstractNum w:abstractNumId="13" w15:restartNumberingAfterBreak="0">
     <w:nsid w:val="4DFC7E0E"/>
     <w:multiLevelType w:val="multilevel"/>
     <w:tmpl w:val="6C3215F4"/>
@@ -31211,7 +31485,7 @@
       </w:rPr>
     </w:lvl>
   </w:abstractNum>
-  <w:abstractNum w:abstractNumId="13" w15:restartNumberingAfterBreak="0">
+  <w:abstractNum w:abstractNumId="14" w15:restartNumberingAfterBreak="0">
     <w:nsid w:val="577A3912"/>
     <w:multiLevelType w:val="multilevel"/>
     <w:tmpl w:val="420AE3AA"/>
@@ -31351,7 +31625,7 @@
       </w:rPr>
     </w:lvl>
   </w:abstractNum>
-  <w:abstractNum w:abstractNumId="14" w15:restartNumberingAfterBreak="0">
+  <w:abstractNum w:abstractNumId="15" w15:restartNumberingAfterBreak="0">
     <w:nsid w:val="5A2B6E2B"/>
     <w:multiLevelType w:val="multilevel"/>
     <w:tmpl w:val="566E3600"/>
@@ -31491,7 +31765,7 @@
       </w:rPr>
     </w:lvl>
   </w:abstractNum>
-  <w:abstractNum w:abstractNumId="15" w15:restartNumberingAfterBreak="0">
+  <w:abstractNum w:abstractNumId="16" w15:restartNumberingAfterBreak="0">
     <w:nsid w:val="5F185B75"/>
     <w:multiLevelType w:val="multilevel"/>
     <w:tmpl w:val="A39AE38C"/>
@@ -31631,7 +31905,7 @@
       </w:rPr>
     </w:lvl>
   </w:abstractNum>
-  <w:abstractNum w:abstractNumId="16" w15:restartNumberingAfterBreak="0">
+  <w:abstractNum w:abstractNumId="17" w15:restartNumberingAfterBreak="0">
     <w:nsid w:val="6B2076C1"/>
     <w:multiLevelType w:val="multilevel"/>
     <w:tmpl w:val="49F2227E"/>
@@ -31771,7 +32045,7 @@
       </w:rPr>
     </w:lvl>
   </w:abstractNum>
-  <w:abstractNum w:abstractNumId="17" w15:restartNumberingAfterBreak="0">
+  <w:abstractNum w:abstractNumId="18" w15:restartNumberingAfterBreak="0">
     <w:nsid w:val="79F501F3"/>
     <w:multiLevelType w:val="multilevel"/>
     <w:tmpl w:val="FF04E33C"/>
@@ -31893,7 +32167,7 @@
       </w:pPr>
     </w:lvl>
   </w:abstractNum>
-  <w:abstractNum w:abstractNumId="18" w15:restartNumberingAfterBreak="0">
+  <w:abstractNum w:abstractNumId="19" w15:restartNumberingAfterBreak="0">
     <w:nsid w:val="7D3F38EF"/>
     <w:multiLevelType w:val="multilevel"/>
     <w:tmpl w:val="E2184CFA"/>
@@ -32033,7 +32307,7 @@
       </w:rPr>
     </w:lvl>
   </w:abstractNum>
-  <w:abstractNum w:abstractNumId="19" w15:restartNumberingAfterBreak="0">
+  <w:abstractNum w:abstractNumId="20" w15:restartNumberingAfterBreak="0">
     <w:nsid w:val="7E166312"/>
     <w:multiLevelType w:val="multilevel"/>
     <w:tmpl w:val="CE402538"/>
@@ -32180,7 +32454,7 @@
     <w:abstractNumId w:val="7"/>
   </w:num>
   <w:num w:numId="3" w16cid:durableId="786583338">
-    <w:abstractNumId w:val="14"/>
+    <w:abstractNumId w:val="15"/>
   </w:num>
   <w:num w:numId="4" w16cid:durableId="649213066">
     <w:abstractNumId w:val="0"/>
@@ -32195,19 +32469,19 @@
     <w:abstractNumId w:val="1"/>
   </w:num>
   <w:num w:numId="8" w16cid:durableId="174343958">
-    <w:abstractNumId w:val="12"/>
+    <w:abstractNumId w:val="13"/>
   </w:num>
   <w:num w:numId="9" w16cid:durableId="906067357">
     <w:abstractNumId w:val="2"/>
   </w:num>
   <w:num w:numId="10" w16cid:durableId="750471388">
-    <w:abstractNumId w:val="15"/>
+    <w:abstractNumId w:val="16"/>
   </w:num>
   <w:num w:numId="11" w16cid:durableId="1908492320">
-    <w:abstractNumId w:val="18"/>
+    <w:abstractNumId w:val="19"/>
   </w:num>
   <w:num w:numId="12" w16cid:durableId="998457732">
-    <w:abstractNumId w:val="19"/>
+    <w:abstractNumId w:val="20"/>
   </w:num>
   <w:num w:numId="13" w16cid:durableId="1649017406">
     <w:abstractNumId w:val="11"/>
@@ -32216,7 +32490,7 @@
     <w:abstractNumId w:val="3"/>
   </w:num>
   <w:num w:numId="15" w16cid:durableId="745608132">
-    <w:abstractNumId w:val="13"/>
+    <w:abstractNumId w:val="14"/>
   </w:num>
   <w:num w:numId="16" w16cid:durableId="780801338">
     <w:abstractNumId w:val="8"/>
@@ -32225,13 +32499,16 @@
     <w:abstractNumId w:val="5"/>
   </w:num>
   <w:num w:numId="18" w16cid:durableId="1682311925">
-    <w:abstractNumId w:val="16"/>
+    <w:abstractNumId w:val="17"/>
   </w:num>
   <w:num w:numId="19" w16cid:durableId="94792894">
-    <w:abstractNumId w:val="17"/>
+    <w:abstractNumId w:val="18"/>
   </w:num>
   <w:num w:numId="20" w16cid:durableId="1590696692">
     <w:abstractNumId w:val="9"/>
+  </w:num>
+  <w:num w:numId="21" w16cid:durableId="1088959372">
+    <w:abstractNumId w:val="12"/>
   </w:num>
 </w:numbering>
 </file>
@@ -32635,7 +32912,7 @@
   <w:style w:type="paragraph" w:default="1" w:styleId="a">
     <w:name w:val="Normal"/>
     <w:qFormat/>
-    <w:rsid w:val="00086C86"/>
+    <w:rsid w:val="00D248D2"/>
     <w:pPr>
       <w:textAlignment w:val="baseline"/>
     </w:pPr>

--- a/docs/Гамов П.А. ВКР.docx
+++ b/docs/Гамов П.А. ВКР.docx
@@ -2197,14 +2197,22 @@
         <w:p>
           <w:pPr>
             <w:pStyle w:val="af3"/>
+            <w:jc w:val="center"/>
             <w:rPr>
-              <w:rFonts w:hint="eastAsia"/>
+              <w:rFonts w:ascii="Times New Roman" w:hAnsi="Times New Roman" w:cs="Times New Roman"/>
+              <w:sz w:val="28"/>
+              <w:szCs w:val="28"/>
             </w:rPr>
           </w:pPr>
           <w:r>
             <w:br w:type="page"/>
           </w:r>
           <w:r>
+            <w:rPr>
+              <w:rFonts w:ascii="Times New Roman" w:hAnsi="Times New Roman" w:cs="Times New Roman"/>
+              <w:sz w:val="28"/>
+              <w:szCs w:val="28"/>
+            </w:rPr>
             <w:lastRenderedPageBreak/>
             <w:t>Содержание</w:t>
           </w:r>
@@ -2217,22 +2225,35 @@
               <w:tab w:val="right" w:leader="dot" w:pos="9637"/>
             </w:tabs>
             <w:rPr>
-              <w:rFonts w:hint="eastAsia"/>
+              <w:rFonts w:ascii="Times New Roman" w:hAnsi="Times New Roman" w:cs="Times New Roman"/>
+              <w:sz w:val="28"/>
+              <w:szCs w:val="28"/>
             </w:rPr>
           </w:pPr>
           <w:r>
+            <w:rPr>
+              <w:rFonts w:ascii="Times New Roman" w:hAnsi="Times New Roman" w:cs="Times New Roman"/>
+              <w:sz w:val="28"/>
+              <w:szCs w:val="28"/>
+            </w:rPr>
             <w:fldChar w:fldCharType="begin"/>
           </w:r>
           <w:r>
             <w:rPr>
               <w:rStyle w:val="a8"/>
+              <w:rFonts w:ascii="Times New Roman" w:hAnsi="Times New Roman" w:cs="Times New Roman"/>
               <w:webHidden/>
+              <w:sz w:val="28"/>
+              <w:szCs w:val="28"/>
             </w:rPr>
             <w:instrText xml:space="preserve"> TOC \z \o "1-3" \u \h</w:instrText>
           </w:r>
           <w:r>
             <w:rPr>
               <w:rStyle w:val="a8"/>
+              <w:rFonts w:ascii="Times New Roman" w:hAnsi="Times New Roman" w:cs="Times New Roman"/>
+              <w:sz w:val="28"/>
+              <w:szCs w:val="28"/>
             </w:rPr>
             <w:fldChar w:fldCharType="separate"/>
           </w:r>
@@ -2240,14 +2261,20 @@
             <w:r>
               <w:rPr>
                 <w:rStyle w:val="a8"/>
+                <w:rFonts w:ascii="Times New Roman" w:hAnsi="Times New Roman" w:cs="Times New Roman"/>
                 <w:webHidden/>
+                <w:sz w:val="28"/>
+                <w:szCs w:val="28"/>
               </w:rPr>
               <w:t>Глава 1. Постановка проблемы</w:t>
             </w:r>
             <w:r>
               <w:rPr>
                 <w:rStyle w:val="a8"/>
+                <w:rFonts w:ascii="Times New Roman" w:hAnsi="Times New Roman" w:cs="Times New Roman"/>
                 <w:webHidden/>
+                <w:sz w:val="28"/>
+                <w:szCs w:val="28"/>
               </w:rPr>
               <w:tab/>
               <w:t>3</w:t>
@@ -2261,21 +2288,29 @@
               <w:tab w:val="right" w:leader="dot" w:pos="9637"/>
             </w:tabs>
             <w:rPr>
-              <w:rFonts w:hint="eastAsia"/>
+              <w:rFonts w:ascii="Times New Roman" w:hAnsi="Times New Roman" w:cs="Times New Roman"/>
+              <w:sz w:val="28"/>
+              <w:szCs w:val="28"/>
             </w:rPr>
           </w:pPr>
           <w:hyperlink w:anchor="__RefHeading___Toc2854_2352405526" w:tooltip="1.1. Феномен отсутствия здоровых привычек: сущность проблемы и ее актуальность в цифровую эпоху">
             <w:r>
               <w:rPr>
                 <w:rStyle w:val="a8"/>
+                <w:rFonts w:ascii="Times New Roman" w:hAnsi="Times New Roman" w:cs="Times New Roman"/>
                 <w:webHidden/>
+                <w:sz w:val="28"/>
+                <w:szCs w:val="28"/>
               </w:rPr>
               <w:t>1.1. Феномен отсутствия здоровых привычек: сущность проблемы и ее актуальность в цифровую эпоху</w:t>
             </w:r>
             <w:r>
               <w:rPr>
                 <w:rStyle w:val="a8"/>
+                <w:rFonts w:ascii="Times New Roman" w:hAnsi="Times New Roman" w:cs="Times New Roman"/>
                 <w:webHidden/>
+                <w:sz w:val="28"/>
+                <w:szCs w:val="28"/>
               </w:rPr>
               <w:tab/>
               <w:t>3</w:t>
@@ -2289,21 +2324,29 @@
               <w:tab w:val="right" w:leader="dot" w:pos="9637"/>
             </w:tabs>
             <w:rPr>
-              <w:rFonts w:hint="eastAsia"/>
+              <w:rFonts w:ascii="Times New Roman" w:hAnsi="Times New Roman" w:cs="Times New Roman"/>
+              <w:sz w:val="28"/>
+              <w:szCs w:val="28"/>
             </w:rPr>
           </w:pPr>
           <w:hyperlink w:anchor="__RefHeading___Toc2856_2352405526" w:tooltip="1.2 Влияние отсутствия здоровых привычек на качество жизни">
             <w:r>
               <w:rPr>
                 <w:rStyle w:val="a8"/>
+                <w:rFonts w:ascii="Times New Roman" w:hAnsi="Times New Roman" w:cs="Times New Roman"/>
                 <w:webHidden/>
+                <w:sz w:val="28"/>
+                <w:szCs w:val="28"/>
               </w:rPr>
               <w:t>1.2 Влияние отсутствия здоровых привычек на качество жизни</w:t>
             </w:r>
             <w:r>
               <w:rPr>
                 <w:rStyle w:val="a8"/>
+                <w:rFonts w:ascii="Times New Roman" w:hAnsi="Times New Roman" w:cs="Times New Roman"/>
                 <w:webHidden/>
+                <w:sz w:val="28"/>
+                <w:szCs w:val="28"/>
               </w:rPr>
               <w:tab/>
               <w:t>5</w:t>
@@ -2317,21 +2360,29 @@
               <w:tab w:val="right" w:leader="dot" w:pos="9637"/>
             </w:tabs>
             <w:rPr>
-              <w:rFonts w:hint="eastAsia"/>
+              <w:rFonts w:ascii="Times New Roman" w:hAnsi="Times New Roman" w:cs="Times New Roman"/>
+              <w:sz w:val="28"/>
+              <w:szCs w:val="28"/>
             </w:rPr>
           </w:pPr>
           <w:hyperlink w:anchor="__RefHeading___Toc2858_2352405526" w:tooltip="1.3 Причины отсутствия здоровых привычек: многофакторный анализ">
             <w:r>
               <w:rPr>
                 <w:rStyle w:val="a8"/>
+                <w:rFonts w:ascii="Times New Roman" w:hAnsi="Times New Roman" w:cs="Times New Roman"/>
                 <w:webHidden/>
+                <w:sz w:val="28"/>
+                <w:szCs w:val="28"/>
               </w:rPr>
               <w:t>1.3 Причины отсутствия здоровых привычек: многофакторный анализ</w:t>
             </w:r>
             <w:r>
               <w:rPr>
                 <w:rStyle w:val="a8"/>
+                <w:rFonts w:ascii="Times New Roman" w:hAnsi="Times New Roman" w:cs="Times New Roman"/>
                 <w:webHidden/>
+                <w:sz w:val="28"/>
+                <w:szCs w:val="28"/>
               </w:rPr>
               <w:tab/>
               <w:t>7</w:t>
@@ -2345,21 +2396,29 @@
               <w:tab w:val="right" w:leader="dot" w:pos="9637"/>
             </w:tabs>
             <w:rPr>
-              <w:rFonts w:hint="eastAsia"/>
+              <w:rFonts w:ascii="Times New Roman" w:hAnsi="Times New Roman" w:cs="Times New Roman"/>
+              <w:sz w:val="28"/>
+              <w:szCs w:val="28"/>
             </w:rPr>
           </w:pPr>
           <w:hyperlink w:anchor="__RefHeading___Toc2860_2352405526" w:tooltip="1.4 Существующие решения для формирования привычек: критический анализ">
             <w:r>
               <w:rPr>
                 <w:rStyle w:val="a8"/>
+                <w:rFonts w:ascii="Times New Roman" w:hAnsi="Times New Roman" w:cs="Times New Roman"/>
                 <w:webHidden/>
+                <w:sz w:val="28"/>
+                <w:szCs w:val="28"/>
               </w:rPr>
               <w:t>1.4 Существующие решения для формирования привычек: критический анализ</w:t>
             </w:r>
             <w:r>
               <w:rPr>
                 <w:rStyle w:val="a8"/>
+                <w:rFonts w:ascii="Times New Roman" w:hAnsi="Times New Roman" w:cs="Times New Roman"/>
                 <w:webHidden/>
+                <w:sz w:val="28"/>
+                <w:szCs w:val="28"/>
               </w:rPr>
               <w:tab/>
               <w:t>11</w:t>
@@ -2374,21 +2433,29 @@
               <w:tab w:val="right" w:leader="dot" w:pos="9637"/>
             </w:tabs>
             <w:rPr>
-              <w:rFonts w:hint="eastAsia"/>
+              <w:rFonts w:ascii="Times New Roman" w:hAnsi="Times New Roman" w:cs="Times New Roman"/>
+              <w:sz w:val="28"/>
+              <w:szCs w:val="28"/>
             </w:rPr>
           </w:pPr>
           <w:hyperlink w:anchor="__RefHeading___Toc2862_2352405526" w:tooltip="Глава 2. ПРЕДЛАГАЕМОЕ РЕШЕНИЕ">
             <w:r>
               <w:rPr>
                 <w:rStyle w:val="a8"/>
+                <w:rFonts w:ascii="Times New Roman" w:hAnsi="Times New Roman" w:cs="Times New Roman"/>
                 <w:webHidden/>
+                <w:sz w:val="28"/>
+                <w:szCs w:val="28"/>
               </w:rPr>
               <w:t>Глава 2. ПРЕДЛАГАЕМОЕ РЕШЕНИЕ</w:t>
             </w:r>
             <w:r>
               <w:rPr>
                 <w:rStyle w:val="a8"/>
+                <w:rFonts w:ascii="Times New Roman" w:hAnsi="Times New Roman" w:cs="Times New Roman"/>
                 <w:webHidden/>
+                <w:sz w:val="28"/>
+                <w:szCs w:val="28"/>
               </w:rPr>
               <w:tab/>
               <w:t>22</w:t>
@@ -2402,21 +2469,29 @@
               <w:tab w:val="right" w:leader="dot" w:pos="9637"/>
             </w:tabs>
             <w:rPr>
-              <w:rFonts w:hint="eastAsia"/>
+              <w:rFonts w:ascii="Times New Roman" w:hAnsi="Times New Roman" w:cs="Times New Roman"/>
+              <w:sz w:val="28"/>
+              <w:szCs w:val="28"/>
             </w:rPr>
           </w:pPr>
           <w:hyperlink w:anchor="__RefHeading___Toc2864_2352405526" w:tooltip="2.1 Разработка требований к методике">
             <w:r>
               <w:rPr>
                 <w:rStyle w:val="a8"/>
+                <w:rFonts w:ascii="Times New Roman" w:hAnsi="Times New Roman" w:cs="Times New Roman"/>
                 <w:webHidden/>
+                <w:sz w:val="28"/>
+                <w:szCs w:val="28"/>
               </w:rPr>
               <w:t>2.1 Разработка требований к методике</w:t>
             </w:r>
             <w:r>
               <w:rPr>
                 <w:rStyle w:val="a8"/>
+                <w:rFonts w:ascii="Times New Roman" w:hAnsi="Times New Roman" w:cs="Times New Roman"/>
                 <w:webHidden/>
+                <w:sz w:val="28"/>
+                <w:szCs w:val="28"/>
               </w:rPr>
               <w:tab/>
               <w:t>22</w:t>
@@ -2430,21 +2505,29 @@
               <w:tab w:val="right" w:leader="dot" w:pos="9637"/>
             </w:tabs>
             <w:rPr>
-              <w:rFonts w:hint="eastAsia"/>
+              <w:rFonts w:ascii="Times New Roman" w:hAnsi="Times New Roman" w:cs="Times New Roman"/>
+              <w:sz w:val="28"/>
+              <w:szCs w:val="28"/>
             </w:rPr>
           </w:pPr>
           <w:hyperlink w:anchor="__RefHeading___Toc2866_2352405526" w:tooltip="2.2 Описание авторской методики и её ключевых нововведений">
             <w:r>
               <w:rPr>
                 <w:rStyle w:val="a8"/>
+                <w:rFonts w:ascii="Times New Roman" w:hAnsi="Times New Roman" w:cs="Times New Roman"/>
                 <w:webHidden/>
+                <w:sz w:val="28"/>
+                <w:szCs w:val="28"/>
               </w:rPr>
               <w:t>2.2 Описание авторской методики и её ключевых нововведений</w:t>
             </w:r>
             <w:r>
               <w:rPr>
                 <w:rStyle w:val="a8"/>
+                <w:rFonts w:ascii="Times New Roman" w:hAnsi="Times New Roman" w:cs="Times New Roman"/>
                 <w:webHidden/>
+                <w:sz w:val="28"/>
+                <w:szCs w:val="28"/>
               </w:rPr>
               <w:tab/>
               <w:t>22</w:t>
@@ -2458,21 +2541,29 @@
               <w:tab w:val="right" w:leader="dot" w:pos="9637"/>
             </w:tabs>
             <w:rPr>
-              <w:rFonts w:hint="eastAsia"/>
+              <w:rFonts w:ascii="Times New Roman" w:hAnsi="Times New Roman" w:cs="Times New Roman"/>
+              <w:sz w:val="28"/>
+              <w:szCs w:val="28"/>
             </w:rPr>
           </w:pPr>
           <w:hyperlink w:anchor="__RefHeading___Toc2868_2352405526" w:tooltip="2.3 Обоснование выбора программных средств">
             <w:r>
               <w:rPr>
                 <w:rStyle w:val="a8"/>
+                <w:rFonts w:ascii="Times New Roman" w:hAnsi="Times New Roman" w:cs="Times New Roman"/>
                 <w:webHidden/>
+                <w:sz w:val="28"/>
+                <w:szCs w:val="28"/>
               </w:rPr>
               <w:t>2.3 Обоснование выбора программных средств</w:t>
             </w:r>
             <w:r>
               <w:rPr>
                 <w:rStyle w:val="a8"/>
+                <w:rFonts w:ascii="Times New Roman" w:hAnsi="Times New Roman" w:cs="Times New Roman"/>
                 <w:webHidden/>
+                <w:sz w:val="28"/>
+                <w:szCs w:val="28"/>
               </w:rPr>
               <w:tab/>
               <w:t>26</w:t>
@@ -2486,21 +2577,29 @@
               <w:tab w:val="right" w:leader="dot" w:pos="9637"/>
             </w:tabs>
             <w:rPr>
-              <w:rFonts w:hint="eastAsia"/>
+              <w:rFonts w:ascii="Times New Roman" w:hAnsi="Times New Roman" w:cs="Times New Roman"/>
+              <w:sz w:val="28"/>
+              <w:szCs w:val="28"/>
             </w:rPr>
           </w:pPr>
           <w:hyperlink w:anchor="__RefHeading___Toc2870_2352405526" w:tooltip="2.3.1 Обоснование выбора платформы Telegram">
             <w:r>
               <w:rPr>
                 <w:rStyle w:val="a8"/>
+                <w:rFonts w:ascii="Times New Roman" w:hAnsi="Times New Roman" w:cs="Times New Roman"/>
                 <w:webHidden/>
+                <w:sz w:val="28"/>
+                <w:szCs w:val="28"/>
               </w:rPr>
               <w:t>2.3.1 Обоснование выбора платформы Telegram</w:t>
             </w:r>
             <w:r>
               <w:rPr>
                 <w:rStyle w:val="a8"/>
+                <w:rFonts w:ascii="Times New Roman" w:hAnsi="Times New Roman" w:cs="Times New Roman"/>
                 <w:webHidden/>
+                <w:sz w:val="28"/>
+                <w:szCs w:val="28"/>
               </w:rPr>
               <w:tab/>
               <w:t>26</w:t>
@@ -2514,21 +2613,29 @@
               <w:tab w:val="right" w:leader="dot" w:pos="9637"/>
             </w:tabs>
             <w:rPr>
-              <w:rFonts w:hint="eastAsia"/>
+              <w:rFonts w:ascii="Times New Roman" w:hAnsi="Times New Roman" w:cs="Times New Roman"/>
+              <w:sz w:val="28"/>
+              <w:szCs w:val="28"/>
             </w:rPr>
           </w:pPr>
           <w:hyperlink w:anchor="__RefHeading___Toc2872_2352405526" w:tooltip="2.3.2 Обоснование выбора принципа Open Source">
             <w:r>
               <w:rPr>
                 <w:rStyle w:val="a8"/>
+                <w:rFonts w:ascii="Times New Roman" w:hAnsi="Times New Roman" w:cs="Times New Roman"/>
                 <w:webHidden/>
+                <w:sz w:val="28"/>
+                <w:szCs w:val="28"/>
               </w:rPr>
               <w:t>2.3.2 Обоснование выбора принципа Open Source</w:t>
             </w:r>
             <w:r>
               <w:rPr>
                 <w:rStyle w:val="a8"/>
+                <w:rFonts w:ascii="Times New Roman" w:hAnsi="Times New Roman" w:cs="Times New Roman"/>
                 <w:webHidden/>
+                <w:sz w:val="28"/>
+                <w:szCs w:val="28"/>
               </w:rPr>
               <w:tab/>
               <w:t>28</w:t>
@@ -2542,21 +2649,29 @@
               <w:tab w:val="right" w:leader="dot" w:pos="9637"/>
             </w:tabs>
             <w:rPr>
-              <w:rFonts w:hint="eastAsia"/>
+              <w:rFonts w:ascii="Times New Roman" w:hAnsi="Times New Roman" w:cs="Times New Roman"/>
+              <w:sz w:val="28"/>
+              <w:szCs w:val="28"/>
             </w:rPr>
           </w:pPr>
           <w:hyperlink w:anchor="__RefHeading___Toc2874_2352405526" w:tooltip="2.3.3 Выбор библиотеки для разработки Telegram-бота">
             <w:r>
               <w:rPr>
                 <w:rStyle w:val="a8"/>
+                <w:rFonts w:ascii="Times New Roman" w:hAnsi="Times New Roman" w:cs="Times New Roman"/>
                 <w:webHidden/>
+                <w:sz w:val="28"/>
+                <w:szCs w:val="28"/>
               </w:rPr>
               <w:t>2.3.3 Выбор библиотеки для разработки Telegram-бота</w:t>
             </w:r>
             <w:r>
               <w:rPr>
                 <w:rStyle w:val="a8"/>
+                <w:rFonts w:ascii="Times New Roman" w:hAnsi="Times New Roman" w:cs="Times New Roman"/>
                 <w:webHidden/>
+                <w:sz w:val="28"/>
+                <w:szCs w:val="28"/>
               </w:rPr>
               <w:tab/>
               <w:t>29</w:t>
@@ -2570,21 +2685,29 @@
               <w:tab w:val="right" w:leader="dot" w:pos="9637"/>
             </w:tabs>
             <w:rPr>
-              <w:rFonts w:hint="eastAsia"/>
+              <w:rFonts w:ascii="Times New Roman" w:hAnsi="Times New Roman" w:cs="Times New Roman"/>
+              <w:sz w:val="28"/>
+              <w:szCs w:val="28"/>
             </w:rPr>
           </w:pPr>
           <w:hyperlink w:anchor="__RefHeading___Toc2876_2352405526" w:tooltip="2.4 Архитектура и функциональные модули системы">
             <w:r>
               <w:rPr>
                 <w:rStyle w:val="a8"/>
+                <w:rFonts w:ascii="Times New Roman" w:hAnsi="Times New Roman" w:cs="Times New Roman"/>
                 <w:webHidden/>
+                <w:sz w:val="28"/>
+                <w:szCs w:val="28"/>
               </w:rPr>
               <w:t>2.4 Архитектура и функциональные модули системы</w:t>
             </w:r>
             <w:r>
               <w:rPr>
                 <w:rStyle w:val="a8"/>
+                <w:rFonts w:ascii="Times New Roman" w:hAnsi="Times New Roman" w:cs="Times New Roman"/>
                 <w:webHidden/>
+                <w:sz w:val="28"/>
+                <w:szCs w:val="28"/>
               </w:rPr>
               <w:tab/>
               <w:t>31</w:t>
@@ -2598,21 +2721,29 @@
               <w:tab w:val="right" w:leader="dot" w:pos="9637"/>
             </w:tabs>
             <w:rPr>
-              <w:rFonts w:hint="eastAsia"/>
+              <w:rFonts w:ascii="Times New Roman" w:hAnsi="Times New Roman" w:cs="Times New Roman"/>
+              <w:sz w:val="28"/>
+              <w:szCs w:val="28"/>
             </w:rPr>
           </w:pPr>
           <w:hyperlink w:anchor="__RefHeading___Toc2878_2352405526" w:tooltip="2.4.1 Имплементация глубинной геймификации: система достижений и бейджей">
             <w:r>
               <w:rPr>
                 <w:rStyle w:val="a8"/>
+                <w:rFonts w:ascii="Times New Roman" w:hAnsi="Times New Roman" w:cs="Times New Roman"/>
                 <w:webHidden/>
+                <w:sz w:val="28"/>
+                <w:szCs w:val="28"/>
               </w:rPr>
               <w:t>2.4.1 Имплементация глубинной геймификации: система достижений и бейджей</w:t>
             </w:r>
             <w:r>
               <w:rPr>
                 <w:rStyle w:val="a8"/>
+                <w:rFonts w:ascii="Times New Roman" w:hAnsi="Times New Roman" w:cs="Times New Roman"/>
                 <w:webHidden/>
+                <w:sz w:val="28"/>
+                <w:szCs w:val="28"/>
               </w:rPr>
               <w:tab/>
               <w:t>33</w:t>
@@ -2626,21 +2757,29 @@
               <w:tab w:val="right" w:leader="dot" w:pos="9637"/>
             </w:tabs>
             <w:rPr>
-              <w:rFonts w:hint="eastAsia"/>
+              <w:rFonts w:ascii="Times New Roman" w:hAnsi="Times New Roman" w:cs="Times New Roman"/>
+              <w:sz w:val="28"/>
+              <w:szCs w:val="28"/>
             </w:rPr>
           </w:pPr>
           <w:hyperlink w:anchor="__RefHeading___Toc2880_2352405526" w:tooltip="2.4.2 Реализация системы анонимной наставнической поддержки">
             <w:r>
               <w:rPr>
                 <w:rStyle w:val="a8"/>
+                <w:rFonts w:ascii="Times New Roman" w:hAnsi="Times New Roman" w:cs="Times New Roman"/>
                 <w:webHidden/>
+                <w:sz w:val="28"/>
+                <w:szCs w:val="28"/>
               </w:rPr>
               <w:t>2.4.2 Реализация системы анонимной наставнической поддержки</w:t>
             </w:r>
             <w:r>
               <w:rPr>
                 <w:rStyle w:val="a8"/>
+                <w:rFonts w:ascii="Times New Roman" w:hAnsi="Times New Roman" w:cs="Times New Roman"/>
                 <w:webHidden/>
+                <w:sz w:val="28"/>
+                <w:szCs w:val="28"/>
               </w:rPr>
               <w:tab/>
               <w:t>36</w:t>
@@ -2654,21 +2793,29 @@
               <w:tab w:val="right" w:leader="dot" w:pos="9637"/>
             </w:tabs>
             <w:rPr>
-              <w:rFonts w:hint="eastAsia"/>
+              <w:rFonts w:ascii="Times New Roman" w:hAnsi="Times New Roman" w:cs="Times New Roman"/>
+              <w:sz w:val="28"/>
+              <w:szCs w:val="28"/>
             </w:rPr>
           </w:pPr>
           <w:hyperlink w:anchor="__RefHeading___Toc2882_2352405526" w:tooltip="2.4.3 Сбор метрик для экспериментальной проверки эффективности">
             <w:r>
               <w:rPr>
                 <w:rStyle w:val="a8"/>
+                <w:rFonts w:ascii="Times New Roman" w:hAnsi="Times New Roman" w:cs="Times New Roman"/>
                 <w:webHidden/>
+                <w:sz w:val="28"/>
+                <w:szCs w:val="28"/>
               </w:rPr>
               <w:t>2.4.3 Сбор метрик для экспериментальной проверки эффективности</w:t>
             </w:r>
             <w:r>
               <w:rPr>
                 <w:rStyle w:val="a8"/>
+                <w:rFonts w:ascii="Times New Roman" w:hAnsi="Times New Roman" w:cs="Times New Roman"/>
                 <w:webHidden/>
+                <w:sz w:val="28"/>
+                <w:szCs w:val="28"/>
               </w:rPr>
               <w:tab/>
               <w:t>38</w:t>
@@ -2682,21 +2829,29 @@
               <w:tab w:val="right" w:leader="dot" w:pos="9637"/>
             </w:tabs>
             <w:rPr>
-              <w:rFonts w:hint="eastAsia"/>
+              <w:rFonts w:ascii="Times New Roman" w:hAnsi="Times New Roman" w:cs="Times New Roman"/>
+              <w:sz w:val="28"/>
+              <w:szCs w:val="28"/>
             </w:rPr>
           </w:pPr>
           <w:hyperlink w:anchor="__RefHeading___Toc2884_2352405526" w:tooltip="2.5 Выводы по применению авторской методики">
             <w:r>
               <w:rPr>
                 <w:rStyle w:val="a8"/>
+                <w:rFonts w:ascii="Times New Roman" w:hAnsi="Times New Roman" w:cs="Times New Roman"/>
                 <w:webHidden/>
+                <w:sz w:val="28"/>
+                <w:szCs w:val="28"/>
               </w:rPr>
               <w:t>2.5 Выводы по применению авторской методики</w:t>
             </w:r>
             <w:r>
               <w:rPr>
                 <w:rStyle w:val="a8"/>
+                <w:rFonts w:ascii="Times New Roman" w:hAnsi="Times New Roman" w:cs="Times New Roman"/>
                 <w:webHidden/>
+                <w:sz w:val="28"/>
+                <w:szCs w:val="28"/>
               </w:rPr>
               <w:tab/>
               <w:t>44</w:t>
@@ -2711,21 +2866,29 @@
               <w:tab w:val="right" w:leader="dot" w:pos="9637"/>
             </w:tabs>
             <w:rPr>
-              <w:rFonts w:hint="eastAsia"/>
+              <w:rFonts w:ascii="Times New Roman" w:hAnsi="Times New Roman" w:cs="Times New Roman"/>
+              <w:sz w:val="28"/>
+              <w:szCs w:val="28"/>
             </w:rPr>
           </w:pPr>
           <w:hyperlink w:anchor="__RefHeading___Toc2886_2352405526" w:tooltip="Глава 3. Оценка эффективности внедрения методики и проектного решения">
             <w:r>
               <w:rPr>
                 <w:rStyle w:val="a8"/>
+                <w:rFonts w:ascii="Times New Roman" w:hAnsi="Times New Roman" w:cs="Times New Roman"/>
                 <w:webHidden/>
+                <w:sz w:val="28"/>
+                <w:szCs w:val="28"/>
               </w:rPr>
               <w:t>Глава 3. Оценка эффективности внедрения методики и проектного решения</w:t>
             </w:r>
             <w:r>
               <w:rPr>
                 <w:rStyle w:val="a8"/>
+                <w:rFonts w:ascii="Times New Roman" w:hAnsi="Times New Roman" w:cs="Times New Roman"/>
                 <w:webHidden/>
+                <w:sz w:val="28"/>
+                <w:szCs w:val="28"/>
               </w:rPr>
               <w:tab/>
               <w:t>48</w:t>
@@ -2739,21 +2902,29 @@
               <w:tab w:val="right" w:leader="dot" w:pos="9637"/>
             </w:tabs>
             <w:rPr>
-              <w:rFonts w:hint="eastAsia"/>
+              <w:rFonts w:ascii="Times New Roman" w:hAnsi="Times New Roman" w:cs="Times New Roman"/>
+              <w:sz w:val="28"/>
+              <w:szCs w:val="28"/>
             </w:rPr>
           </w:pPr>
           <w:hyperlink w:anchor="__RefHeading___Toc2888_2352405526" w:tooltip="3.1. Выявление источников эффектов (эффектообразующих факторов проектного решения">
             <w:r>
               <w:rPr>
                 <w:rStyle w:val="a8"/>
+                <w:rFonts w:ascii="Times New Roman" w:hAnsi="Times New Roman" w:cs="Times New Roman"/>
                 <w:webHidden/>
+                <w:sz w:val="28"/>
+                <w:szCs w:val="28"/>
               </w:rPr>
               <w:t>3.1. Выявление источников эффектов (эффектообразующих факторов проектного решения</w:t>
             </w:r>
             <w:r>
               <w:rPr>
                 <w:rStyle w:val="a8"/>
+                <w:rFonts w:ascii="Times New Roman" w:hAnsi="Times New Roman" w:cs="Times New Roman"/>
                 <w:webHidden/>
+                <w:sz w:val="28"/>
+                <w:szCs w:val="28"/>
               </w:rPr>
               <w:tab/>
               <w:t>48</w:t>
@@ -2767,21 +2938,29 @@
               <w:tab w:val="right" w:leader="dot" w:pos="9637"/>
             </w:tabs>
             <w:rPr>
-              <w:rFonts w:hint="eastAsia"/>
+              <w:rFonts w:ascii="Times New Roman" w:hAnsi="Times New Roman" w:cs="Times New Roman"/>
+              <w:sz w:val="28"/>
+              <w:szCs w:val="28"/>
             </w:rPr>
           </w:pPr>
           <w:hyperlink w:anchor="__RefHeading___Toc2890_2352405526" w:tooltip="3.2.1 Оценка экономической эффективности внедрения проектного решения по методичке">
             <w:r>
               <w:rPr>
                 <w:rStyle w:val="a8"/>
+                <w:rFonts w:ascii="Times New Roman" w:hAnsi="Times New Roman" w:cs="Times New Roman"/>
                 <w:webHidden/>
+                <w:sz w:val="28"/>
+                <w:szCs w:val="28"/>
               </w:rPr>
               <w:t>3.2.1 Оценка экономической эффективности внедрения проектного решения по методичке</w:t>
             </w:r>
             <w:r>
               <w:rPr>
                 <w:rStyle w:val="a8"/>
+                <w:rFonts w:ascii="Times New Roman" w:hAnsi="Times New Roman" w:cs="Times New Roman"/>
                 <w:webHidden/>
+                <w:sz w:val="28"/>
+                <w:szCs w:val="28"/>
               </w:rPr>
               <w:tab/>
               <w:t>48</w:t>
@@ -2795,21 +2974,29 @@
               <w:tab w:val="right" w:leader="dot" w:pos="9637"/>
             </w:tabs>
             <w:rPr>
-              <w:rFonts w:hint="eastAsia"/>
+              <w:rFonts w:ascii="Times New Roman" w:hAnsi="Times New Roman" w:cs="Times New Roman"/>
+              <w:sz w:val="28"/>
+              <w:szCs w:val="28"/>
             </w:rPr>
           </w:pPr>
           <w:hyperlink w:anchor="__RefHeading___Toc2892_2352405526" w:tooltip="3.2.2 Оценка эффективности внедрения проектного решения методом экспертных оценок (по Елизарьеву)">
             <w:r>
               <w:rPr>
                 <w:rStyle w:val="a8"/>
+                <w:rFonts w:ascii="Times New Roman" w:hAnsi="Times New Roman" w:cs="Times New Roman"/>
                 <w:webHidden/>
+                <w:sz w:val="28"/>
+                <w:szCs w:val="28"/>
               </w:rPr>
               <w:t>3.2.2 Оценка эффективности внедрения проектного решения методом экспертных оценок (по Елизарьеву)</w:t>
             </w:r>
             <w:r>
               <w:rPr>
                 <w:rStyle w:val="a8"/>
+                <w:rFonts w:ascii="Times New Roman" w:hAnsi="Times New Roman" w:cs="Times New Roman"/>
                 <w:webHidden/>
+                <w:sz w:val="28"/>
+                <w:szCs w:val="28"/>
               </w:rPr>
               <w:tab/>
               <w:t>49</w:t>
@@ -2823,21 +3010,29 @@
               <w:tab w:val="right" w:leader="dot" w:pos="9637"/>
             </w:tabs>
             <w:rPr>
-              <w:rFonts w:hint="eastAsia"/>
+              <w:rFonts w:ascii="Times New Roman" w:hAnsi="Times New Roman" w:cs="Times New Roman"/>
+              <w:sz w:val="28"/>
+              <w:szCs w:val="28"/>
             </w:rPr>
           </w:pPr>
           <w:hyperlink w:anchor="__RefHeading___Toc2894_2352405526" w:tooltip="3.3 Заключение - краткий обзор содержания магистрской работы">
             <w:r>
               <w:rPr>
                 <w:rStyle w:val="a8"/>
+                <w:rFonts w:ascii="Times New Roman" w:hAnsi="Times New Roman" w:cs="Times New Roman"/>
                 <w:webHidden/>
+                <w:sz w:val="28"/>
+                <w:szCs w:val="28"/>
               </w:rPr>
               <w:t>3.3 Заключение - краткий обзор содержания магистрской работы</w:t>
             </w:r>
             <w:r>
               <w:rPr>
                 <w:rStyle w:val="a8"/>
+                <w:rFonts w:ascii="Times New Roman" w:hAnsi="Times New Roman" w:cs="Times New Roman"/>
                 <w:webHidden/>
+                <w:sz w:val="28"/>
+                <w:szCs w:val="28"/>
               </w:rPr>
               <w:tab/>
               <w:t>49</w:t>
@@ -2859,14 +3054,20 @@
             <w:r>
               <w:rPr>
                 <w:rStyle w:val="a8"/>
+                <w:rFonts w:ascii="Times New Roman" w:hAnsi="Times New Roman" w:cs="Times New Roman"/>
                 <w:webHidden/>
+                <w:sz w:val="28"/>
+                <w:szCs w:val="28"/>
               </w:rPr>
               <w:t>СПИСОК ЛИТЕРАТУРЫ</w:t>
             </w:r>
             <w:r>
               <w:rPr>
                 <w:rStyle w:val="a8"/>
+                <w:rFonts w:ascii="Times New Roman" w:hAnsi="Times New Roman" w:cs="Times New Roman"/>
                 <w:webHidden/>
+                <w:sz w:val="28"/>
+                <w:szCs w:val="28"/>
               </w:rPr>
               <w:tab/>
               <w:t>50</w:t>
@@ -2875,6 +3076,9 @@
           <w:r>
             <w:rPr>
               <w:rStyle w:val="a8"/>
+              <w:rFonts w:ascii="Times New Roman" w:hAnsi="Times New Roman" w:cs="Times New Roman"/>
+              <w:sz w:val="28"/>
+              <w:szCs w:val="28"/>
             </w:rPr>
             <w:fldChar w:fldCharType="end"/>
           </w:r>
@@ -32983,6 +33187,7 @@
   <w:style w:type="character" w:default="1" w:styleId="a1">
     <w:name w:val="Default Paragraph Font"/>
     <w:uiPriority w:val="1"/>
+    <w:semiHidden/>
     <w:unhideWhenUsed/>
   </w:style>
   <w:style w:type="table" w:default="1" w:styleId="a2">

--- a/docs/Гамов П.А. ВКР.docx
+++ b/docs/Гамов П.А. ВКР.docx
@@ -683,18 +683,7 @@
                 <w:lang w:val="en-US" w:eastAsia="ru-RU" w:bidi="ar-SA"/>
               </w:rPr>
               <w:tab/>
-              <w:t xml:space="preserve"> </w:t>
-            </w:r>
-            <w:r>
-              <w:rPr>
-                <w:rFonts w:eastAsia="Times New Roman" w:cs="Times New Roman" w:ascii="Times New Roman" w:hAnsi="Times New Roman"/>
-                <w:b/>
-                <w:kern w:val="0"/>
-                <w:sz w:val="14"/>
-                <w:szCs w:val="22"/>
-                <w:lang w:val="en-US" w:eastAsia="ru-RU" w:bidi="ar-SA"/>
-              </w:rPr>
-              <w:t>_____________________ ____________________</w:t>
+              <w:t xml:space="preserve"> _____________________ ____________________</w:t>
             </w:r>
           </w:p>
           <w:p>
@@ -758,12 +747,11 @@
             </w:pPr>
             <w:r>
               <w:rPr>
-                <w:rFonts w:eastAsia="Times New Roman" w:cs="Lucida Sans" w:ascii="Times New Roman" w:hAnsi="Times New Roman"/>
+                <w:rFonts w:eastAsia="Times New Roman" w:ascii="Times New Roman" w:hAnsi="Times New Roman"/>
                 <w:b/>
-                <w:kern w:val="2"/>
                 <w:sz w:val="17"/>
                 <w:szCs w:val="26"/>
-                <w:lang w:val="en-US" w:eastAsia="ru-RU" w:bidi="ar-SA"/>
+                <w:lang w:eastAsia="ru-RU"/>
               </w:rPr>
             </w:r>
           </w:p>
@@ -866,11 +854,8 @@
             </w:pPr>
             <w:r>
               <w:rPr>
-                <w:rFonts w:eastAsia="Times New Roman" w:cs="Lucida Sans" w:ascii="Times New Roman" w:hAnsi="Times New Roman"/>
-                <w:kern w:val="2"/>
-                <w:sz w:val="22"/>
-                <w:szCs w:val="22"/>
-                <w:lang w:val="en-US" w:eastAsia="ru-RU" w:bidi="ar-SA"/>
+                <w:rFonts w:eastAsia="Times New Roman" w:ascii="Times New Roman" w:hAnsi="Times New Roman"/>
+                <w:lang w:eastAsia="ru-RU"/>
               </w:rPr>
             </w:r>
           </w:p>
@@ -973,12 +958,11 @@
             </w:pPr>
             <w:r>
               <w:rPr>
-                <w:rFonts w:eastAsia="Times New Roman" w:cs="Lucida Sans" w:ascii="Times New Roman" w:hAnsi="Times New Roman"/>
+                <w:rFonts w:eastAsia="Times New Roman" w:ascii="Times New Roman" w:hAnsi="Times New Roman"/>
                 <w:b/>
-                <w:kern w:val="2"/>
                 <w:sz w:val="20"/>
                 <w:szCs w:val="26"/>
-                <w:lang w:val="en-US" w:eastAsia="ru-RU" w:bidi="ar-SA"/>
+                <w:lang w:eastAsia="ru-RU"/>
               </w:rPr>
             </w:r>
           </w:p>
@@ -1055,12 +1039,10 @@
             </w:pPr>
             <w:r>
               <w:rPr>
-                <w:rFonts w:eastAsia="Times New Roman" w:cs="Lucida Sans" w:ascii="Times New Roman" w:hAnsi="Times New Roman"/>
+                <w:rFonts w:eastAsia="Times New Roman" w:ascii="Times New Roman" w:hAnsi="Times New Roman"/>
                 <w:b/>
-                <w:kern w:val="2"/>
                 <w:sz w:val="14"/>
-                <w:szCs w:val="22"/>
-                <w:lang w:val="en-US" w:eastAsia="ru-RU" w:bidi="ar-SA"/>
+                <w:lang w:eastAsia="ru-RU"/>
               </w:rPr>
             </w:r>
           </w:p>
@@ -1203,12 +1185,11 @@
             </w:pPr>
             <w:r>
               <w:rPr>
-                <w:rFonts w:eastAsia="Times New Roman" w:cs="Lucida Sans" w:ascii="Times New Roman" w:hAnsi="Times New Roman"/>
+                <w:rFonts w:eastAsia="Times New Roman" w:ascii="Times New Roman" w:hAnsi="Times New Roman"/>
                 <w:b/>
-                <w:kern w:val="2"/>
                 <w:sz w:val="17"/>
                 <w:szCs w:val="26"/>
-                <w:lang w:val="en-US" w:eastAsia="ru-RU" w:bidi="ar-SA"/>
+                <w:lang w:eastAsia="ru-RU"/>
               </w:rPr>
             </w:r>
           </w:p>
@@ -1313,11 +1294,8 @@
             </w:pPr>
             <w:r>
               <w:rPr>
-                <w:rFonts w:eastAsia="Times New Roman" w:cs="Lucida Sans" w:ascii="Times New Roman" w:hAnsi="Times New Roman"/>
-                <w:kern w:val="2"/>
-                <w:sz w:val="22"/>
-                <w:szCs w:val="22"/>
-                <w:lang w:val="en-US" w:eastAsia="ru-RU" w:bidi="ar-SA"/>
+                <w:rFonts w:eastAsia="Times New Roman" w:ascii="Times New Roman" w:hAnsi="Times New Roman"/>
+                <w:lang w:eastAsia="ru-RU"/>
               </w:rPr>
             </w:r>
           </w:p>
@@ -1429,8 +1407,8 @@
         <w:tblLook w:firstRow="0" w:noVBand="0" w:lastRow="0" w:firstColumn="0" w:lastColumn="0" w:noHBand="0" w:val="0000"/>
       </w:tblPr>
       <w:tblGrid>
-        <w:gridCol w:w="1439"/>
-        <w:gridCol w:w="7515"/>
+        <w:gridCol w:w="1438"/>
+        <w:gridCol w:w="7516"/>
       </w:tblGrid>
       <w:tr>
         <w:trPr>
@@ -1438,7 +1416,7 @@
         </w:trPr>
         <w:tc>
           <w:tcPr>
-            <w:tcW w:w="1439" w:type="dxa"/>
+            <w:tcW w:w="1438" w:type="dxa"/>
             <w:vMerge w:val="restart"/>
             <w:tcBorders/>
           </w:tcPr>
@@ -1491,7 +1469,7 @@
         </w:tc>
         <w:tc>
           <w:tcPr>
-            <w:tcW w:w="7515" w:type="dxa"/>
+            <w:tcW w:w="7516" w:type="dxa"/>
             <w:tcBorders>
               <w:bottom w:val="single" w:sz="4" w:space="0" w:color="000000"/>
             </w:tcBorders>
@@ -1546,7 +1524,7 @@
         </w:trPr>
         <w:tc>
           <w:tcPr>
-            <w:tcW w:w="1439" w:type="dxa"/>
+            <w:tcW w:w="1438" w:type="dxa"/>
             <w:vMerge w:val="continue"/>
             <w:tcBorders/>
           </w:tcPr>
@@ -1577,7 +1555,7 @@
         </w:tc>
         <w:tc>
           <w:tcPr>
-            <w:tcW w:w="7515" w:type="dxa"/>
+            <w:tcW w:w="7516" w:type="dxa"/>
             <w:tcBorders>
               <w:top w:val="single" w:sz="4" w:space="0" w:color="000000"/>
               <w:bottom w:val="single" w:sz="4" w:space="0" w:color="000000"/>
@@ -1622,7 +1600,7 @@
         </w:trPr>
         <w:tc>
           <w:tcPr>
-            <w:tcW w:w="1439" w:type="dxa"/>
+            <w:tcW w:w="1438" w:type="dxa"/>
             <w:vMerge w:val="continue"/>
             <w:tcBorders/>
           </w:tcPr>
@@ -1653,7 +1631,7 @@
         </w:tc>
         <w:tc>
           <w:tcPr>
-            <w:tcW w:w="7515" w:type="dxa"/>
+            <w:tcW w:w="7516" w:type="dxa"/>
             <w:tcBorders>
               <w:top w:val="single" w:sz="4" w:space="0" w:color="000000"/>
               <w:bottom w:val="single" w:sz="4" w:space="0" w:color="000000"/>
@@ -2008,12 +1986,8 @@
             </w:pPr>
             <w:r>
               <w:rPr>
-                <w:rFonts w:eastAsia="NSimSun" w:cs="Lucida Sans" w:ascii="Times New Roman" w:hAnsi="Times New Roman"/>
+                <w:rFonts w:ascii="Times New Roman" w:hAnsi="Times New Roman"/>
                 <w:b/>
-                <w:kern w:val="2"/>
-                <w:sz w:val="22"/>
-                <w:szCs w:val="22"/>
-                <w:lang w:val="en-US" w:eastAsia="en-US" w:bidi="ar-SA"/>
               </w:rPr>
             </w:r>
           </w:p>
@@ -2032,12 +2006,8 @@
             </w:pPr>
             <w:r>
               <w:rPr>
-                <w:rFonts w:eastAsia="NSimSun" w:cs="Lucida Sans" w:ascii="Times New Roman" w:hAnsi="Times New Roman"/>
+                <w:rFonts w:ascii="Times New Roman" w:hAnsi="Times New Roman"/>
                 <w:b/>
-                <w:kern w:val="2"/>
-                <w:sz w:val="22"/>
-                <w:szCs w:val="22"/>
-                <w:lang w:val="en-US" w:eastAsia="en-US" w:bidi="ar-SA"/>
               </w:rPr>
             </w:r>
           </w:p>
@@ -2056,12 +2026,8 @@
             </w:pPr>
             <w:r>
               <w:rPr>
-                <w:rFonts w:eastAsia="NSimSun" w:cs="Lucida Sans" w:ascii="Times New Roman" w:hAnsi="Times New Roman"/>
+                <w:rFonts w:ascii="Times New Roman" w:hAnsi="Times New Roman"/>
                 <w:b/>
-                <w:kern w:val="2"/>
-                <w:sz w:val="22"/>
-                <w:szCs w:val="22"/>
-                <w:lang w:val="en-US" w:eastAsia="en-US" w:bidi="ar-SA"/>
               </w:rPr>
             </w:r>
           </w:p>
@@ -2080,12 +2046,8 @@
             </w:pPr>
             <w:r>
               <w:rPr>
-                <w:rFonts w:eastAsia="NSimSun" w:cs="Lucida Sans" w:ascii="Times New Roman" w:hAnsi="Times New Roman"/>
+                <w:rFonts w:ascii="Times New Roman" w:hAnsi="Times New Roman"/>
                 <w:b/>
-                <w:kern w:val="2"/>
-                <w:sz w:val="22"/>
-                <w:szCs w:val="22"/>
-                <w:lang w:val="en-US" w:eastAsia="en-US" w:bidi="ar-SA"/>
               </w:rPr>
             </w:r>
           </w:p>
@@ -2129,12 +2091,8 @@
             </w:pPr>
             <w:r>
               <w:rPr>
-                <w:rFonts w:eastAsia="NSimSun" w:cs="Lucida Sans" w:ascii="Times New Roman" w:hAnsi="Times New Roman"/>
+                <w:rFonts w:ascii="Times New Roman" w:hAnsi="Times New Roman"/>
                 <w:b/>
-                <w:kern w:val="2"/>
-                <w:sz w:val="22"/>
-                <w:szCs w:val="22"/>
-                <w:lang w:val="en-US" w:eastAsia="en-US" w:bidi="ar-SA"/>
               </w:rPr>
             </w:r>
           </w:p>
@@ -2163,12 +2121,8 @@
             </w:pPr>
             <w:r>
               <w:rPr>
-                <w:rFonts w:eastAsia="NSimSun" w:cs="Lucida Sans" w:ascii="Times New Roman" w:hAnsi="Times New Roman"/>
+                <w:rFonts w:ascii="Times New Roman" w:hAnsi="Times New Roman"/>
                 <w:b/>
-                <w:kern w:val="2"/>
-                <w:sz w:val="22"/>
-                <w:szCs w:val="22"/>
-                <w:lang w:val="en-US" w:eastAsia="en-US" w:bidi="ar-SA"/>
               </w:rPr>
             </w:r>
           </w:p>
@@ -2191,12 +2145,8 @@
             </w:pPr>
             <w:r>
               <w:rPr>
-                <w:rFonts w:eastAsia="NSimSun" w:cs="Lucida Sans" w:ascii="Times New Roman" w:hAnsi="Times New Roman"/>
+                <w:rFonts w:ascii="Times New Roman" w:hAnsi="Times New Roman"/>
                 <w:b/>
-                <w:kern w:val="2"/>
-                <w:sz w:val="22"/>
-                <w:szCs w:val="22"/>
-                <w:lang w:val="en-US" w:eastAsia="en-US" w:bidi="ar-SA"/>
               </w:rPr>
             </w:r>
           </w:p>
@@ -2219,12 +2169,8 @@
             </w:pPr>
             <w:r>
               <w:rPr>
-                <w:rFonts w:eastAsia="NSimSun" w:cs="Lucida Sans" w:ascii="Times New Roman" w:hAnsi="Times New Roman"/>
+                <w:rFonts w:ascii="Times New Roman" w:hAnsi="Times New Roman"/>
                 <w:b/>
-                <w:kern w:val="2"/>
-                <w:sz w:val="22"/>
-                <w:szCs w:val="22"/>
-                <w:lang w:val="en-US" w:eastAsia="en-US" w:bidi="ar-SA"/>
               </w:rPr>
             </w:r>
           </w:p>
@@ -2247,12 +2193,8 @@
             </w:pPr>
             <w:r>
               <w:rPr>
-                <w:rFonts w:eastAsia="NSimSun" w:cs="Lucida Sans" w:ascii="Times New Roman" w:hAnsi="Times New Roman"/>
+                <w:rFonts w:ascii="Times New Roman" w:hAnsi="Times New Roman"/>
                 <w:b/>
-                <w:kern w:val="2"/>
-                <w:sz w:val="22"/>
-                <w:szCs w:val="22"/>
-                <w:lang w:val="en-US" w:eastAsia="en-US" w:bidi="ar-SA"/>
               </w:rPr>
             </w:r>
           </w:p>
@@ -2441,7 +2383,7 @@
       <w:pPr>
         <w:pStyle w:val="Normal"/>
         <w:suppressAutoHyphens w:val="false"/>
-        <w:spacing w:lineRule="auto" w:line="259" w:before="0" w:after="120"/>
+        <w:spacing w:lineRule="auto" w:line="259" w:before="0" w:after="0"/>
         <w:jc w:val="center"/>
         <w:textAlignment w:val="auto"/>
         <w:rPr>
@@ -2530,19 +2472,19 @@
           </w:r>
           <w:r>
             <w:rPr>
-              <w:rStyle w:val="Style12"/>
+              <w:rStyle w:val="user"/>
             </w:rPr>
             <w:instrText xml:space="preserve"> TOC \z \o "1-3" \u \h</w:instrText>
           </w:r>
           <w:r>
             <w:rPr>
-              <w:rStyle w:val="Style12"/>
+              <w:rStyle w:val="user"/>
             </w:rPr>
             <w:fldChar w:fldCharType="separate"/>
           </w:r>
           <w:r>
             <w:rPr>
-              <w:rStyle w:val="Style12"/>
+              <w:rStyle w:val="user"/>
             </w:rPr>
             <w:t>Глава 1. Постановка проблемы</w:t>
           </w:r>
@@ -3705,10 +3647,10 @@
         <w:tblLook w:firstRow="1" w:noVBand="1" w:lastRow="0" w:firstColumn="1" w:lastColumn="0" w:noHBand="0" w:val="04a0"/>
       </w:tblPr>
       <w:tblGrid>
-        <w:gridCol w:w="985"/>
+        <w:gridCol w:w="984"/>
         <w:gridCol w:w="1976"/>
         <w:gridCol w:w="1893"/>
-        <w:gridCol w:w="1206"/>
+        <w:gridCol w:w="1207"/>
         <w:gridCol w:w="1679"/>
         <w:gridCol w:w="1899"/>
       </w:tblGrid>
@@ -3716,7 +3658,7 @@
         <w:trPr/>
         <w:tc>
           <w:tcPr>
-            <w:tcW w:w="985" w:type="dxa"/>
+            <w:tcW w:w="984" w:type="dxa"/>
             <w:tcBorders/>
           </w:tcPr>
           <w:p>
@@ -3825,7 +3767,7 @@
         </w:tc>
         <w:tc>
           <w:tcPr>
-            <w:tcW w:w="1206" w:type="dxa"/>
+            <w:tcW w:w="1207" w:type="dxa"/>
             <w:tcBorders/>
           </w:tcPr>
           <w:p>
@@ -3927,7 +3869,7 @@
         <w:trPr/>
         <w:tc>
           <w:tcPr>
-            <w:tcW w:w="985" w:type="dxa"/>
+            <w:tcW w:w="984" w:type="dxa"/>
             <w:tcBorders/>
           </w:tcPr>
           <w:p>
@@ -4026,7 +3968,7 @@
         </w:tc>
         <w:tc>
           <w:tcPr>
-            <w:tcW w:w="1206" w:type="dxa"/>
+            <w:tcW w:w="1207" w:type="dxa"/>
             <w:tcBorders/>
           </w:tcPr>
           <w:p>
@@ -4128,7 +4070,7 @@
         <w:trPr/>
         <w:tc>
           <w:tcPr>
-            <w:tcW w:w="985" w:type="dxa"/>
+            <w:tcW w:w="984" w:type="dxa"/>
             <w:tcBorders/>
           </w:tcPr>
           <w:p>
@@ -4227,7 +4169,7 @@
         </w:tc>
         <w:tc>
           <w:tcPr>
-            <w:tcW w:w="1206" w:type="dxa"/>
+            <w:tcW w:w="1207" w:type="dxa"/>
             <w:tcBorders/>
           </w:tcPr>
           <w:p>
@@ -4329,7 +4271,7 @@
         <w:trPr/>
         <w:tc>
           <w:tcPr>
-            <w:tcW w:w="985" w:type="dxa"/>
+            <w:tcW w:w="984" w:type="dxa"/>
             <w:tcBorders/>
           </w:tcPr>
           <w:p>
@@ -4428,7 +4370,7 @@
         </w:tc>
         <w:tc>
           <w:tcPr>
-            <w:tcW w:w="1206" w:type="dxa"/>
+            <w:tcW w:w="1207" w:type="dxa"/>
             <w:tcBorders/>
           </w:tcPr>
           <w:p>
@@ -4530,7 +4472,7 @@
         <w:trPr/>
         <w:tc>
           <w:tcPr>
-            <w:tcW w:w="985" w:type="dxa"/>
+            <w:tcW w:w="984" w:type="dxa"/>
             <w:tcBorders/>
           </w:tcPr>
           <w:p>
@@ -4629,7 +4571,7 @@
         </w:tc>
         <w:tc>
           <w:tcPr>
-            <w:tcW w:w="1206" w:type="dxa"/>
+            <w:tcW w:w="1207" w:type="dxa"/>
             <w:tcBorders/>
           </w:tcPr>
           <w:p>
@@ -4731,7 +4673,7 @@
         <w:trPr/>
         <w:tc>
           <w:tcPr>
-            <w:tcW w:w="985" w:type="dxa"/>
+            <w:tcW w:w="984" w:type="dxa"/>
             <w:tcBorders/>
           </w:tcPr>
           <w:p>
@@ -4830,7 +4772,7 @@
         </w:tc>
         <w:tc>
           <w:tcPr>
-            <w:tcW w:w="1206" w:type="dxa"/>
+            <w:tcW w:w="1207" w:type="dxa"/>
             <w:tcBorders/>
           </w:tcPr>
           <w:p>
@@ -4932,7 +4874,7 @@
         <w:trPr/>
         <w:tc>
           <w:tcPr>
-            <w:tcW w:w="985" w:type="dxa"/>
+            <w:tcW w:w="984" w:type="dxa"/>
             <w:tcBorders/>
           </w:tcPr>
           <w:p>
@@ -5031,7 +4973,7 @@
         </w:tc>
         <w:tc>
           <w:tcPr>
-            <w:tcW w:w="1206" w:type="dxa"/>
+            <w:tcW w:w="1207" w:type="dxa"/>
             <w:tcBorders/>
           </w:tcPr>
           <w:p>
@@ -5133,7 +5075,7 @@
         <w:trPr/>
         <w:tc>
           <w:tcPr>
-            <w:tcW w:w="985" w:type="dxa"/>
+            <w:tcW w:w="984" w:type="dxa"/>
             <w:tcBorders/>
           </w:tcPr>
           <w:p>
@@ -5232,7 +5174,7 @@
         </w:tc>
         <w:tc>
           <w:tcPr>
-            <w:tcW w:w="1206" w:type="dxa"/>
+            <w:tcW w:w="1207" w:type="dxa"/>
             <w:tcBorders/>
           </w:tcPr>
           <w:p>
@@ -5334,7 +5276,7 @@
         <w:trPr/>
         <w:tc>
           <w:tcPr>
-            <w:tcW w:w="985" w:type="dxa"/>
+            <w:tcW w:w="984" w:type="dxa"/>
             <w:tcBorders/>
           </w:tcPr>
           <w:p>
@@ -5433,7 +5375,7 @@
         </w:tc>
         <w:tc>
           <w:tcPr>
-            <w:tcW w:w="1206" w:type="dxa"/>
+            <w:tcW w:w="1207" w:type="dxa"/>
             <w:tcBorders/>
           </w:tcPr>
           <w:p>
@@ -5535,7 +5477,7 @@
         <w:trPr/>
         <w:tc>
           <w:tcPr>
-            <w:tcW w:w="985" w:type="dxa"/>
+            <w:tcW w:w="984" w:type="dxa"/>
             <w:tcBorders/>
           </w:tcPr>
           <w:p>
@@ -5634,7 +5576,7 @@
         </w:tc>
         <w:tc>
           <w:tcPr>
-            <w:tcW w:w="1206" w:type="dxa"/>
+            <w:tcW w:w="1207" w:type="dxa"/>
             <w:tcBorders/>
           </w:tcPr>
           <w:p>
@@ -5736,7 +5678,7 @@
         <w:trPr/>
         <w:tc>
           <w:tcPr>
-            <w:tcW w:w="985" w:type="dxa"/>
+            <w:tcW w:w="984" w:type="dxa"/>
             <w:tcBorders/>
           </w:tcPr>
           <w:p>
@@ -5835,7 +5777,7 @@
         </w:tc>
         <w:tc>
           <w:tcPr>
-            <w:tcW w:w="1206" w:type="dxa"/>
+            <w:tcW w:w="1207" w:type="dxa"/>
             <w:tcBorders/>
           </w:tcPr>
           <w:p>
@@ -5982,10 +5924,10 @@
         <w:tblLook w:firstRow="1" w:noVBand="1" w:lastRow="0" w:firstColumn="1" w:lastColumn="0" w:noHBand="0" w:val="04a0"/>
       </w:tblPr>
       <w:tblGrid>
-        <w:gridCol w:w="985"/>
+        <w:gridCol w:w="984"/>
         <w:gridCol w:w="1976"/>
         <w:gridCol w:w="1893"/>
-        <w:gridCol w:w="1206"/>
+        <w:gridCol w:w="1207"/>
         <w:gridCol w:w="1679"/>
         <w:gridCol w:w="1899"/>
       </w:tblGrid>
@@ -5993,7 +5935,7 @@
         <w:trPr/>
         <w:tc>
           <w:tcPr>
-            <w:tcW w:w="985" w:type="dxa"/>
+            <w:tcW w:w="984" w:type="dxa"/>
             <w:tcBorders/>
           </w:tcPr>
           <w:p>
@@ -6092,7 +6034,7 @@
         </w:tc>
         <w:tc>
           <w:tcPr>
-            <w:tcW w:w="1206" w:type="dxa"/>
+            <w:tcW w:w="1207" w:type="dxa"/>
             <w:tcBorders/>
           </w:tcPr>
           <w:p>
@@ -6194,7 +6136,7 @@
         <w:trPr/>
         <w:tc>
           <w:tcPr>
-            <w:tcW w:w="985" w:type="dxa"/>
+            <w:tcW w:w="984" w:type="dxa"/>
             <w:tcBorders/>
           </w:tcPr>
           <w:p>
@@ -6293,7 +6235,7 @@
         </w:tc>
         <w:tc>
           <w:tcPr>
-            <w:tcW w:w="1206" w:type="dxa"/>
+            <w:tcW w:w="1207" w:type="dxa"/>
             <w:tcBorders/>
           </w:tcPr>
           <w:p>
@@ -6456,16 +6398,16 @@
         <w:tblLook w:firstRow="1" w:noVBand="1" w:lastRow="0" w:firstColumn="1" w:lastColumn="0" w:noHBand="0" w:val="04a0"/>
       </w:tblPr>
       <w:tblGrid>
-        <w:gridCol w:w="990"/>
-        <w:gridCol w:w="1988"/>
-        <w:gridCol w:w="3118"/>
-        <w:gridCol w:w="3542"/>
+        <w:gridCol w:w="989"/>
+        <w:gridCol w:w="1989"/>
+        <w:gridCol w:w="3117"/>
+        <w:gridCol w:w="3543"/>
       </w:tblGrid>
       <w:tr>
         <w:trPr/>
         <w:tc>
           <w:tcPr>
-            <w:tcW w:w="990" w:type="dxa"/>
+            <w:tcW w:w="989" w:type="dxa"/>
             <w:tcBorders/>
           </w:tcPr>
           <w:p>
@@ -6508,7 +6450,7 @@
         </w:tc>
         <w:tc>
           <w:tcPr>
-            <w:tcW w:w="1988" w:type="dxa"/>
+            <w:tcW w:w="1989" w:type="dxa"/>
             <w:tcBorders/>
           </w:tcPr>
           <w:p>
@@ -6541,7 +6483,7 @@
         </w:tc>
         <w:tc>
           <w:tcPr>
-            <w:tcW w:w="3118" w:type="dxa"/>
+            <w:tcW w:w="3117" w:type="dxa"/>
             <w:tcBorders/>
           </w:tcPr>
           <w:p>
@@ -6574,7 +6516,7 @@
         </w:tc>
         <w:tc>
           <w:tcPr>
-            <w:tcW w:w="3542" w:type="dxa"/>
+            <w:tcW w:w="3543" w:type="dxa"/>
             <w:tcBorders/>
           </w:tcPr>
           <w:p>
@@ -6610,7 +6552,7 @@
         <w:trPr/>
         <w:tc>
           <w:tcPr>
-            <w:tcW w:w="990" w:type="dxa"/>
+            <w:tcW w:w="989" w:type="dxa"/>
             <w:tcBorders/>
           </w:tcPr>
           <w:p>
@@ -6643,7 +6585,7 @@
         </w:tc>
         <w:tc>
           <w:tcPr>
-            <w:tcW w:w="1988" w:type="dxa"/>
+            <w:tcW w:w="1989" w:type="dxa"/>
             <w:tcBorders/>
           </w:tcPr>
           <w:p>
@@ -6676,7 +6618,7 @@
         </w:tc>
         <w:tc>
           <w:tcPr>
-            <w:tcW w:w="3118" w:type="dxa"/>
+            <w:tcW w:w="3117" w:type="dxa"/>
             <w:tcBorders/>
           </w:tcPr>
           <w:p>
@@ -6709,7 +6651,7 @@
         </w:tc>
         <w:tc>
           <w:tcPr>
-            <w:tcW w:w="3542" w:type="dxa"/>
+            <w:tcW w:w="3543" w:type="dxa"/>
             <w:tcBorders/>
           </w:tcPr>
           <w:p>
@@ -6745,7 +6687,7 @@
         <w:trPr/>
         <w:tc>
           <w:tcPr>
-            <w:tcW w:w="990" w:type="dxa"/>
+            <w:tcW w:w="989" w:type="dxa"/>
             <w:tcBorders/>
           </w:tcPr>
           <w:p>
@@ -6778,7 +6720,7 @@
         </w:tc>
         <w:tc>
           <w:tcPr>
-            <w:tcW w:w="1988" w:type="dxa"/>
+            <w:tcW w:w="1989" w:type="dxa"/>
             <w:tcBorders/>
           </w:tcPr>
           <w:p>
@@ -6811,7 +6753,7 @@
         </w:tc>
         <w:tc>
           <w:tcPr>
-            <w:tcW w:w="3118" w:type="dxa"/>
+            <w:tcW w:w="3117" w:type="dxa"/>
             <w:tcBorders/>
           </w:tcPr>
           <w:p>
@@ -6844,7 +6786,7 @@
         </w:tc>
         <w:tc>
           <w:tcPr>
-            <w:tcW w:w="3542" w:type="dxa"/>
+            <w:tcW w:w="3543" w:type="dxa"/>
             <w:tcBorders/>
           </w:tcPr>
           <w:p>
@@ -6880,7 +6822,7 @@
         <w:trPr/>
         <w:tc>
           <w:tcPr>
-            <w:tcW w:w="990" w:type="dxa"/>
+            <w:tcW w:w="989" w:type="dxa"/>
             <w:tcBorders/>
           </w:tcPr>
           <w:p>
@@ -6913,7 +6855,7 @@
         </w:tc>
         <w:tc>
           <w:tcPr>
-            <w:tcW w:w="1988" w:type="dxa"/>
+            <w:tcW w:w="1989" w:type="dxa"/>
             <w:tcBorders/>
           </w:tcPr>
           <w:p>
@@ -6946,7 +6888,7 @@
         </w:tc>
         <w:tc>
           <w:tcPr>
-            <w:tcW w:w="3118" w:type="dxa"/>
+            <w:tcW w:w="3117" w:type="dxa"/>
             <w:tcBorders/>
           </w:tcPr>
           <w:p>
@@ -6979,7 +6921,7 @@
         </w:tc>
         <w:tc>
           <w:tcPr>
-            <w:tcW w:w="3542" w:type="dxa"/>
+            <w:tcW w:w="3543" w:type="dxa"/>
             <w:tcBorders/>
           </w:tcPr>
           <w:p>
@@ -7048,16 +6990,16 @@
         <w:tblLook w:firstRow="1" w:noVBand="1" w:lastRow="0" w:firstColumn="1" w:lastColumn="0" w:noHBand="0" w:val="04a0"/>
       </w:tblPr>
       <w:tblGrid>
-        <w:gridCol w:w="990"/>
-        <w:gridCol w:w="1988"/>
-        <w:gridCol w:w="3118"/>
-        <w:gridCol w:w="3542"/>
+        <w:gridCol w:w="989"/>
+        <w:gridCol w:w="1989"/>
+        <w:gridCol w:w="3117"/>
+        <w:gridCol w:w="3543"/>
       </w:tblGrid>
       <w:tr>
         <w:trPr/>
         <w:tc>
           <w:tcPr>
-            <w:tcW w:w="990" w:type="dxa"/>
+            <w:tcW w:w="989" w:type="dxa"/>
             <w:tcBorders/>
           </w:tcPr>
           <w:p>
@@ -7090,7 +7032,7 @@
         </w:tc>
         <w:tc>
           <w:tcPr>
-            <w:tcW w:w="1988" w:type="dxa"/>
+            <w:tcW w:w="1989" w:type="dxa"/>
             <w:tcBorders/>
           </w:tcPr>
           <w:p>
@@ -7123,7 +7065,7 @@
         </w:tc>
         <w:tc>
           <w:tcPr>
-            <w:tcW w:w="3118" w:type="dxa"/>
+            <w:tcW w:w="3117" w:type="dxa"/>
             <w:tcBorders/>
           </w:tcPr>
           <w:p>
@@ -7156,7 +7098,7 @@
         </w:tc>
         <w:tc>
           <w:tcPr>
-            <w:tcW w:w="3542" w:type="dxa"/>
+            <w:tcW w:w="3543" w:type="dxa"/>
             <w:tcBorders/>
           </w:tcPr>
           <w:p>
@@ -7192,7 +7134,7 @@
         <w:trPr/>
         <w:tc>
           <w:tcPr>
-            <w:tcW w:w="990" w:type="dxa"/>
+            <w:tcW w:w="989" w:type="dxa"/>
             <w:tcBorders/>
           </w:tcPr>
           <w:p>
@@ -7225,7 +7167,7 @@
         </w:tc>
         <w:tc>
           <w:tcPr>
-            <w:tcW w:w="1988" w:type="dxa"/>
+            <w:tcW w:w="1989" w:type="dxa"/>
             <w:tcBorders/>
           </w:tcPr>
           <w:p>
@@ -7258,7 +7200,7 @@
         </w:tc>
         <w:tc>
           <w:tcPr>
-            <w:tcW w:w="3118" w:type="dxa"/>
+            <w:tcW w:w="3117" w:type="dxa"/>
             <w:tcBorders/>
           </w:tcPr>
           <w:p>
@@ -7291,7 +7233,7 @@
         </w:tc>
         <w:tc>
           <w:tcPr>
-            <w:tcW w:w="3542" w:type="dxa"/>
+            <w:tcW w:w="3543" w:type="dxa"/>
             <w:tcBorders/>
           </w:tcPr>
           <w:p>
@@ -7327,7 +7269,7 @@
         <w:trPr/>
         <w:tc>
           <w:tcPr>
-            <w:tcW w:w="990" w:type="dxa"/>
+            <w:tcW w:w="989" w:type="dxa"/>
             <w:tcBorders/>
           </w:tcPr>
           <w:p>
@@ -7360,7 +7302,7 @@
         </w:tc>
         <w:tc>
           <w:tcPr>
-            <w:tcW w:w="1988" w:type="dxa"/>
+            <w:tcW w:w="1989" w:type="dxa"/>
             <w:tcBorders/>
           </w:tcPr>
           <w:p>
@@ -7393,7 +7335,7 @@
         </w:tc>
         <w:tc>
           <w:tcPr>
-            <w:tcW w:w="3118" w:type="dxa"/>
+            <w:tcW w:w="3117" w:type="dxa"/>
             <w:tcBorders/>
           </w:tcPr>
           <w:p>
@@ -7426,7 +7368,7 @@
         </w:tc>
         <w:tc>
           <w:tcPr>
-            <w:tcW w:w="3542" w:type="dxa"/>
+            <w:tcW w:w="3543" w:type="dxa"/>
             <w:tcBorders/>
           </w:tcPr>
           <w:p>
@@ -7462,7 +7404,7 @@
         <w:trPr/>
         <w:tc>
           <w:tcPr>
-            <w:tcW w:w="990" w:type="dxa"/>
+            <w:tcW w:w="989" w:type="dxa"/>
             <w:tcBorders/>
           </w:tcPr>
           <w:p>
@@ -7495,7 +7437,7 @@
         </w:tc>
         <w:tc>
           <w:tcPr>
-            <w:tcW w:w="1988" w:type="dxa"/>
+            <w:tcW w:w="1989" w:type="dxa"/>
             <w:tcBorders/>
           </w:tcPr>
           <w:p>
@@ -7528,7 +7470,7 @@
         </w:tc>
         <w:tc>
           <w:tcPr>
-            <w:tcW w:w="3118" w:type="dxa"/>
+            <w:tcW w:w="3117" w:type="dxa"/>
             <w:tcBorders/>
           </w:tcPr>
           <w:p>
@@ -7561,7 +7503,7 @@
         </w:tc>
         <w:tc>
           <w:tcPr>
-            <w:tcW w:w="3542" w:type="dxa"/>
+            <w:tcW w:w="3543" w:type="dxa"/>
             <w:tcBorders/>
           </w:tcPr>
           <w:p>
@@ -7597,7 +7539,7 @@
         <w:trPr/>
         <w:tc>
           <w:tcPr>
-            <w:tcW w:w="990" w:type="dxa"/>
+            <w:tcW w:w="989" w:type="dxa"/>
             <w:tcBorders/>
           </w:tcPr>
           <w:p>
@@ -7630,7 +7572,7 @@
         </w:tc>
         <w:tc>
           <w:tcPr>
-            <w:tcW w:w="1988" w:type="dxa"/>
+            <w:tcW w:w="1989" w:type="dxa"/>
             <w:tcBorders/>
           </w:tcPr>
           <w:p>
@@ -7663,7 +7605,7 @@
         </w:tc>
         <w:tc>
           <w:tcPr>
-            <w:tcW w:w="3118" w:type="dxa"/>
+            <w:tcW w:w="3117" w:type="dxa"/>
             <w:tcBorders/>
           </w:tcPr>
           <w:p>
@@ -7696,7 +7638,7 @@
         </w:tc>
         <w:tc>
           <w:tcPr>
-            <w:tcW w:w="3542" w:type="dxa"/>
+            <w:tcW w:w="3543" w:type="dxa"/>
             <w:tcBorders/>
           </w:tcPr>
           <w:p>
@@ -7732,7 +7674,7 @@
         <w:trPr/>
         <w:tc>
           <w:tcPr>
-            <w:tcW w:w="990" w:type="dxa"/>
+            <w:tcW w:w="989" w:type="dxa"/>
             <w:tcBorders/>
           </w:tcPr>
           <w:p>
@@ -7765,7 +7707,7 @@
         </w:tc>
         <w:tc>
           <w:tcPr>
-            <w:tcW w:w="1988" w:type="dxa"/>
+            <w:tcW w:w="1989" w:type="dxa"/>
             <w:tcBorders/>
           </w:tcPr>
           <w:p>
@@ -7798,7 +7740,7 @@
         </w:tc>
         <w:tc>
           <w:tcPr>
-            <w:tcW w:w="3118" w:type="dxa"/>
+            <w:tcW w:w="3117" w:type="dxa"/>
             <w:tcBorders/>
           </w:tcPr>
           <w:p>
@@ -7831,7 +7773,7 @@
         </w:tc>
         <w:tc>
           <w:tcPr>
-            <w:tcW w:w="3542" w:type="dxa"/>
+            <w:tcW w:w="3543" w:type="dxa"/>
             <w:tcBorders/>
           </w:tcPr>
           <w:p>
@@ -7867,7 +7809,7 @@
         <w:trPr/>
         <w:tc>
           <w:tcPr>
-            <w:tcW w:w="990" w:type="dxa"/>
+            <w:tcW w:w="989" w:type="dxa"/>
             <w:tcBorders/>
           </w:tcPr>
           <w:p>
@@ -7900,7 +7842,7 @@
         </w:tc>
         <w:tc>
           <w:tcPr>
-            <w:tcW w:w="1988" w:type="dxa"/>
+            <w:tcW w:w="1989" w:type="dxa"/>
             <w:tcBorders/>
           </w:tcPr>
           <w:p>
@@ -7933,7 +7875,7 @@
         </w:tc>
         <w:tc>
           <w:tcPr>
-            <w:tcW w:w="3118" w:type="dxa"/>
+            <w:tcW w:w="3117" w:type="dxa"/>
             <w:tcBorders/>
           </w:tcPr>
           <w:p>
@@ -7966,7 +7908,7 @@
         </w:tc>
         <w:tc>
           <w:tcPr>
-            <w:tcW w:w="3542" w:type="dxa"/>
+            <w:tcW w:w="3543" w:type="dxa"/>
             <w:tcBorders/>
           </w:tcPr>
           <w:p>
@@ -8002,7 +7944,7 @@
         <w:trPr/>
         <w:tc>
           <w:tcPr>
-            <w:tcW w:w="990" w:type="dxa"/>
+            <w:tcW w:w="989" w:type="dxa"/>
             <w:tcBorders/>
           </w:tcPr>
           <w:p>
@@ -8035,7 +7977,7 @@
         </w:tc>
         <w:tc>
           <w:tcPr>
-            <w:tcW w:w="1988" w:type="dxa"/>
+            <w:tcW w:w="1989" w:type="dxa"/>
             <w:tcBorders/>
           </w:tcPr>
           <w:p>
@@ -8068,7 +8010,7 @@
         </w:tc>
         <w:tc>
           <w:tcPr>
-            <w:tcW w:w="3118" w:type="dxa"/>
+            <w:tcW w:w="3117" w:type="dxa"/>
             <w:tcBorders/>
           </w:tcPr>
           <w:p>
@@ -8101,7 +8043,7 @@
         </w:tc>
         <w:tc>
           <w:tcPr>
-            <w:tcW w:w="3542" w:type="dxa"/>
+            <w:tcW w:w="3543" w:type="dxa"/>
             <w:tcBorders/>
           </w:tcPr>
           <w:p>
@@ -8137,7 +8079,7 @@
         <w:trPr/>
         <w:tc>
           <w:tcPr>
-            <w:tcW w:w="990" w:type="dxa"/>
+            <w:tcW w:w="989" w:type="dxa"/>
             <w:tcBorders/>
           </w:tcPr>
           <w:p>
@@ -8170,7 +8112,7 @@
         </w:tc>
         <w:tc>
           <w:tcPr>
-            <w:tcW w:w="1988" w:type="dxa"/>
+            <w:tcW w:w="1989" w:type="dxa"/>
             <w:tcBorders/>
           </w:tcPr>
           <w:p>
@@ -8203,7 +8145,7 @@
         </w:tc>
         <w:tc>
           <w:tcPr>
-            <w:tcW w:w="3118" w:type="dxa"/>
+            <w:tcW w:w="3117" w:type="dxa"/>
             <w:tcBorders/>
           </w:tcPr>
           <w:p>
@@ -8236,7 +8178,7 @@
         </w:tc>
         <w:tc>
           <w:tcPr>
-            <w:tcW w:w="3542" w:type="dxa"/>
+            <w:tcW w:w="3543" w:type="dxa"/>
             <w:tcBorders/>
           </w:tcPr>
           <w:p>
@@ -8272,7 +8214,7 @@
         <w:trPr/>
         <w:tc>
           <w:tcPr>
-            <w:tcW w:w="990" w:type="dxa"/>
+            <w:tcW w:w="989" w:type="dxa"/>
             <w:tcBorders/>
           </w:tcPr>
           <w:p>
@@ -8305,7 +8247,7 @@
         </w:tc>
         <w:tc>
           <w:tcPr>
-            <w:tcW w:w="1988" w:type="dxa"/>
+            <w:tcW w:w="1989" w:type="dxa"/>
             <w:tcBorders/>
           </w:tcPr>
           <w:p>
@@ -8338,7 +8280,7 @@
         </w:tc>
         <w:tc>
           <w:tcPr>
-            <w:tcW w:w="3118" w:type="dxa"/>
+            <w:tcW w:w="3117" w:type="dxa"/>
             <w:tcBorders/>
           </w:tcPr>
           <w:p>
@@ -8371,7 +8313,7 @@
         </w:tc>
         <w:tc>
           <w:tcPr>
-            <w:tcW w:w="3542" w:type="dxa"/>
+            <w:tcW w:w="3543" w:type="dxa"/>
             <w:tcBorders/>
           </w:tcPr>
           <w:p>
@@ -8449,16 +8391,16 @@
         <w:tblLook w:firstRow="1" w:noVBand="1" w:lastRow="0" w:firstColumn="1" w:lastColumn="0" w:noHBand="0" w:val="04a0"/>
       </w:tblPr>
       <w:tblGrid>
-        <w:gridCol w:w="990"/>
-        <w:gridCol w:w="1988"/>
-        <w:gridCol w:w="3118"/>
-        <w:gridCol w:w="3542"/>
+        <w:gridCol w:w="989"/>
+        <w:gridCol w:w="1989"/>
+        <w:gridCol w:w="3117"/>
+        <w:gridCol w:w="3543"/>
       </w:tblGrid>
       <w:tr>
         <w:trPr/>
         <w:tc>
           <w:tcPr>
-            <w:tcW w:w="990" w:type="dxa"/>
+            <w:tcW w:w="989" w:type="dxa"/>
             <w:tcBorders/>
           </w:tcPr>
           <w:p>
@@ -8491,7 +8433,7 @@
         </w:tc>
         <w:tc>
           <w:tcPr>
-            <w:tcW w:w="1988" w:type="dxa"/>
+            <w:tcW w:w="1989" w:type="dxa"/>
             <w:tcBorders/>
           </w:tcPr>
           <w:p>
@@ -8524,7 +8466,7 @@
         </w:tc>
         <w:tc>
           <w:tcPr>
-            <w:tcW w:w="3118" w:type="dxa"/>
+            <w:tcW w:w="3117" w:type="dxa"/>
             <w:tcBorders/>
           </w:tcPr>
           <w:p>
@@ -8557,7 +8499,7 @@
         </w:tc>
         <w:tc>
           <w:tcPr>
-            <w:tcW w:w="3542" w:type="dxa"/>
+            <w:tcW w:w="3543" w:type="dxa"/>
             <w:tcBorders/>
           </w:tcPr>
           <w:p>
@@ -8593,7 +8535,7 @@
         <w:trPr/>
         <w:tc>
           <w:tcPr>
-            <w:tcW w:w="990" w:type="dxa"/>
+            <w:tcW w:w="989" w:type="dxa"/>
             <w:tcBorders/>
           </w:tcPr>
           <w:p>
@@ -8626,7 +8568,7 @@
         </w:tc>
         <w:tc>
           <w:tcPr>
-            <w:tcW w:w="1988" w:type="dxa"/>
+            <w:tcW w:w="1989" w:type="dxa"/>
             <w:tcBorders/>
           </w:tcPr>
           <w:p>
@@ -8659,7 +8601,7 @@
         </w:tc>
         <w:tc>
           <w:tcPr>
-            <w:tcW w:w="3118" w:type="dxa"/>
+            <w:tcW w:w="3117" w:type="dxa"/>
             <w:tcBorders/>
           </w:tcPr>
           <w:p>
@@ -8692,7 +8634,7 @@
         </w:tc>
         <w:tc>
           <w:tcPr>
-            <w:tcW w:w="3542" w:type="dxa"/>
+            <w:tcW w:w="3543" w:type="dxa"/>
             <w:tcBorders/>
           </w:tcPr>
           <w:p>
@@ -9037,16 +8979,16 @@
         <w:tblLook w:firstRow="1" w:noVBand="1" w:lastRow="0" w:firstColumn="1" w:lastColumn="0" w:noHBand="0" w:val="04a0"/>
       </w:tblPr>
       <w:tblGrid>
-        <w:gridCol w:w="988"/>
+        <w:gridCol w:w="987"/>
         <w:gridCol w:w="2664"/>
-        <w:gridCol w:w="3397"/>
+        <w:gridCol w:w="3398"/>
         <w:gridCol w:w="2589"/>
       </w:tblGrid>
       <w:tr>
         <w:trPr/>
         <w:tc>
           <w:tcPr>
-            <w:tcW w:w="988" w:type="dxa"/>
+            <w:tcW w:w="987" w:type="dxa"/>
             <w:tcBorders/>
           </w:tcPr>
           <w:p>
@@ -9122,7 +9064,7 @@
         </w:tc>
         <w:tc>
           <w:tcPr>
-            <w:tcW w:w="3397" w:type="dxa"/>
+            <w:tcW w:w="3398" w:type="dxa"/>
             <w:tcBorders/>
           </w:tcPr>
           <w:p>
@@ -9191,7 +9133,7 @@
         <w:trPr/>
         <w:tc>
           <w:tcPr>
-            <w:tcW w:w="988" w:type="dxa"/>
+            <w:tcW w:w="987" w:type="dxa"/>
             <w:tcBorders/>
           </w:tcPr>
           <w:p>
@@ -9257,7 +9199,7 @@
         </w:tc>
         <w:tc>
           <w:tcPr>
-            <w:tcW w:w="3397" w:type="dxa"/>
+            <w:tcW w:w="3398" w:type="dxa"/>
             <w:tcBorders/>
           </w:tcPr>
           <w:p>
@@ -9326,7 +9268,7 @@
         <w:trPr/>
         <w:tc>
           <w:tcPr>
-            <w:tcW w:w="988" w:type="dxa"/>
+            <w:tcW w:w="987" w:type="dxa"/>
             <w:tcBorders/>
           </w:tcPr>
           <w:p>
@@ -9392,7 +9334,7 @@
         </w:tc>
         <w:tc>
           <w:tcPr>
-            <w:tcW w:w="3397" w:type="dxa"/>
+            <w:tcW w:w="3398" w:type="dxa"/>
             <w:tcBorders/>
           </w:tcPr>
           <w:p>
@@ -9461,7 +9403,7 @@
         <w:trPr/>
         <w:tc>
           <w:tcPr>
-            <w:tcW w:w="988" w:type="dxa"/>
+            <w:tcW w:w="987" w:type="dxa"/>
             <w:tcBorders/>
           </w:tcPr>
           <w:p>
@@ -9527,7 +9469,7 @@
         </w:tc>
         <w:tc>
           <w:tcPr>
-            <w:tcW w:w="3397" w:type="dxa"/>
+            <w:tcW w:w="3398" w:type="dxa"/>
             <w:tcBorders/>
           </w:tcPr>
           <w:p>
@@ -9596,7 +9538,7 @@
         <w:trPr/>
         <w:tc>
           <w:tcPr>
-            <w:tcW w:w="988" w:type="dxa"/>
+            <w:tcW w:w="987" w:type="dxa"/>
             <w:tcBorders/>
           </w:tcPr>
           <w:p>
@@ -9662,7 +9604,7 @@
         </w:tc>
         <w:tc>
           <w:tcPr>
-            <w:tcW w:w="3397" w:type="dxa"/>
+            <w:tcW w:w="3398" w:type="dxa"/>
             <w:tcBorders/>
           </w:tcPr>
           <w:p>
@@ -9731,7 +9673,7 @@
         <w:trPr/>
         <w:tc>
           <w:tcPr>
-            <w:tcW w:w="988" w:type="dxa"/>
+            <w:tcW w:w="987" w:type="dxa"/>
             <w:tcBorders/>
           </w:tcPr>
           <w:p>
@@ -9797,7 +9739,7 @@
         </w:tc>
         <w:tc>
           <w:tcPr>
-            <w:tcW w:w="3397" w:type="dxa"/>
+            <w:tcW w:w="3398" w:type="dxa"/>
             <w:tcBorders/>
           </w:tcPr>
           <w:p>
@@ -9866,7 +9808,7 @@
         <w:trPr/>
         <w:tc>
           <w:tcPr>
-            <w:tcW w:w="988" w:type="dxa"/>
+            <w:tcW w:w="987" w:type="dxa"/>
             <w:tcBorders/>
           </w:tcPr>
           <w:p>
@@ -9932,7 +9874,7 @@
         </w:tc>
         <w:tc>
           <w:tcPr>
-            <w:tcW w:w="3397" w:type="dxa"/>
+            <w:tcW w:w="3398" w:type="dxa"/>
             <w:tcBorders/>
           </w:tcPr>
           <w:p>
@@ -10001,7 +9943,7 @@
         <w:trPr/>
         <w:tc>
           <w:tcPr>
-            <w:tcW w:w="988" w:type="dxa"/>
+            <w:tcW w:w="987" w:type="dxa"/>
             <w:tcBorders/>
           </w:tcPr>
           <w:p>
@@ -10067,7 +10009,7 @@
         </w:tc>
         <w:tc>
           <w:tcPr>
-            <w:tcW w:w="3397" w:type="dxa"/>
+            <w:tcW w:w="3398" w:type="dxa"/>
             <w:tcBorders/>
           </w:tcPr>
           <w:p>
@@ -10136,7 +10078,7 @@
         <w:trPr/>
         <w:tc>
           <w:tcPr>
-            <w:tcW w:w="988" w:type="dxa"/>
+            <w:tcW w:w="987" w:type="dxa"/>
             <w:tcBorders/>
           </w:tcPr>
           <w:p>
@@ -10202,7 +10144,7 @@
         </w:tc>
         <w:tc>
           <w:tcPr>
-            <w:tcW w:w="3397" w:type="dxa"/>
+            <w:tcW w:w="3398" w:type="dxa"/>
             <w:tcBorders/>
           </w:tcPr>
           <w:p>
@@ -10271,7 +10213,7 @@
         <w:trPr/>
         <w:tc>
           <w:tcPr>
-            <w:tcW w:w="988" w:type="dxa"/>
+            <w:tcW w:w="987" w:type="dxa"/>
             <w:tcBorders/>
           </w:tcPr>
           <w:p>
@@ -10337,7 +10279,7 @@
         </w:tc>
         <w:tc>
           <w:tcPr>
-            <w:tcW w:w="3397" w:type="dxa"/>
+            <w:tcW w:w="3398" w:type="dxa"/>
             <w:tcBorders/>
           </w:tcPr>
           <w:p>
@@ -10406,7 +10348,7 @@
         <w:trPr/>
         <w:tc>
           <w:tcPr>
-            <w:tcW w:w="988" w:type="dxa"/>
+            <w:tcW w:w="987" w:type="dxa"/>
             <w:tcBorders/>
           </w:tcPr>
           <w:p>
@@ -10472,7 +10414,7 @@
         </w:tc>
         <w:tc>
           <w:tcPr>
-            <w:tcW w:w="3397" w:type="dxa"/>
+            <w:tcW w:w="3398" w:type="dxa"/>
             <w:tcBorders/>
           </w:tcPr>
           <w:p>
@@ -10586,16 +10528,16 @@
         <w:tblLook w:firstRow="1" w:noVBand="1" w:lastRow="0" w:firstColumn="1" w:lastColumn="0" w:noHBand="0" w:val="04a0"/>
       </w:tblPr>
       <w:tblGrid>
-        <w:gridCol w:w="988"/>
+        <w:gridCol w:w="987"/>
         <w:gridCol w:w="2664"/>
-        <w:gridCol w:w="3397"/>
+        <w:gridCol w:w="3398"/>
         <w:gridCol w:w="2589"/>
       </w:tblGrid>
       <w:tr>
         <w:trPr/>
         <w:tc>
           <w:tcPr>
-            <w:tcW w:w="988" w:type="dxa"/>
+            <w:tcW w:w="987" w:type="dxa"/>
             <w:tcBorders/>
           </w:tcPr>
           <w:p>
@@ -10661,7 +10603,7 @@
         </w:tc>
         <w:tc>
           <w:tcPr>
-            <w:tcW w:w="3397" w:type="dxa"/>
+            <w:tcW w:w="3398" w:type="dxa"/>
             <w:tcBorders/>
           </w:tcPr>
           <w:p>
@@ -10730,7 +10672,7 @@
         <w:trPr/>
         <w:tc>
           <w:tcPr>
-            <w:tcW w:w="988" w:type="dxa"/>
+            <w:tcW w:w="987" w:type="dxa"/>
             <w:tcBorders/>
           </w:tcPr>
           <w:p>
@@ -10796,7 +10738,7 @@
         </w:tc>
         <w:tc>
           <w:tcPr>
-            <w:tcW w:w="3397" w:type="dxa"/>
+            <w:tcW w:w="3398" w:type="dxa"/>
             <w:tcBorders/>
           </w:tcPr>
           <w:p>
@@ -10865,7 +10807,7 @@
         <w:trPr/>
         <w:tc>
           <w:tcPr>
-            <w:tcW w:w="988" w:type="dxa"/>
+            <w:tcW w:w="987" w:type="dxa"/>
             <w:tcBorders/>
           </w:tcPr>
           <w:p>
@@ -10931,7 +10873,7 @@
         </w:tc>
         <w:tc>
           <w:tcPr>
-            <w:tcW w:w="3397" w:type="dxa"/>
+            <w:tcW w:w="3398" w:type="dxa"/>
             <w:tcBorders/>
           </w:tcPr>
           <w:p>
@@ -11000,7 +10942,7 @@
         <w:trPr/>
         <w:tc>
           <w:tcPr>
-            <w:tcW w:w="988" w:type="dxa"/>
+            <w:tcW w:w="987" w:type="dxa"/>
             <w:tcBorders/>
           </w:tcPr>
           <w:p>
@@ -11066,7 +11008,7 @@
         </w:tc>
         <w:tc>
           <w:tcPr>
-            <w:tcW w:w="3397" w:type="dxa"/>
+            <w:tcW w:w="3398" w:type="dxa"/>
             <w:tcBorders/>
           </w:tcPr>
           <w:p>
@@ -11453,39 +11395,7 @@
       </w:pPr>
       <w:r>
         <w:rPr/>
-        <w:t>Авторская методика представляет собой интегративный подход, который сочетает в себе персональн</w:t>
-      </w:r>
-      <w:r>
-        <w:rPr/>
-        <w:t>ое</w:t>
-      </w:r>
-      <w:r>
-        <w:rPr/>
-        <w:t xml:space="preserve"> </w:t>
-      </w:r>
-      <w:r>
-        <w:rPr/>
-        <w:t>отслеживание</w:t>
-      </w:r>
-      <w:r>
-        <w:rPr/>
-        <w:t xml:space="preserve"> привычек с </w:t>
-      </w:r>
-      <w:r>
-        <w:rPr/>
-        <w:t xml:space="preserve">применением </w:t>
-      </w:r>
-      <w:r>
-        <w:rPr/>
-        <w:t>глубокой геймификаци</w:t>
-      </w:r>
-      <w:r>
-        <w:rPr/>
-        <w:t>и</w:t>
-      </w:r>
-      <w:r>
-        <w:rPr/>
-        <w:t xml:space="preserve"> и элементами социального взаимодействия. Ее ключевым отличием является смещение фокуса с простой фиксации действий на создание устойчивой мотивационной среды, поддерживающей пользователя на всех этапах формирования привычки. Такой подход позволяет совместить универсальность цифрового решения с персонализацией под конкретные задачи формирования привычек.</w:t>
+        <w:t>Авторская методика представляет собой интегративный подход, который сочетает в себе персональное отслеживание привычек с применением глубокой геймификации и элементами социального взаимодействия. Ее ключевым отличием является смещение фокуса с простой фиксации действий на создание устойчивой мотивационной среды, поддерживающей пользователя на всех этапах формирования привычки. Такой подход позволяет совместить универсальность цифрового решения с персонализацией под конкретные задачи формирования привычек.</w:t>
       </w:r>
     </w:p>
     <w:p>
@@ -11517,28 +11427,14 @@
           <w:i/>
           <w:iCs/>
         </w:rPr>
-        <w:t>И</w:t>
-      </w:r>
-      <w:r>
-        <w:rPr>
-          <w:i/>
-          <w:iCs/>
-        </w:rPr>
-        <w:t xml:space="preserve">гровая механика мотивации. </w:t>
+        <w:t xml:space="preserve">Игровая механика мотивации. </w:t>
       </w:r>
       <w:r>
         <w:rPr>
           <w:i w:val="false"/>
           <w:iCs w:val="false"/>
         </w:rPr>
-        <w:t>П</w:t>
-      </w:r>
-      <w:r>
-        <w:rPr>
-          <w:i w:val="false"/>
-          <w:iCs w:val="false"/>
-        </w:rPr>
-        <w:t>рименение</w:t>
+        <w:t>Применение</w:t>
       </w:r>
       <w:r>
         <w:rPr/>
@@ -11564,26 +11460,11 @@
           <w:i/>
           <w:iCs/>
         </w:rPr>
-        <w:t>С</w:t>
-      </w:r>
-      <w:r>
-        <w:rPr>
-          <w:i/>
-          <w:iCs/>
-        </w:rPr>
-        <w:t>истема персонального наставничества.</w:t>
-      </w:r>
-      <w:r>
-        <w:rPr/>
-        <w:t xml:space="preserve"> </w:t>
-      </w:r>
-      <w:r>
-        <w:rPr/>
-        <w:t>А</w:t>
-      </w:r>
-      <w:r>
-        <w:rPr/>
-        <w:t>втоматизированная поддержка через чат-бот с элементами коучинга, советами и персональными рекомендациями;</w:t>
+        <w:t>Система персонального наставничества.</w:t>
+      </w:r>
+      <w:r>
+        <w:rPr/>
+        <w:t xml:space="preserve"> Автоматизированная поддержка через чат-бот с элементами коучинга, советами и персональными рекомендациями;</w:t>
       </w:r>
     </w:p>
     <w:p>
@@ -11605,26 +11486,11 @@
           <w:i/>
           <w:iCs/>
         </w:rPr>
-        <w:t>А</w:t>
-      </w:r>
-      <w:r>
-        <w:rPr>
-          <w:i/>
-          <w:iCs/>
-        </w:rPr>
-        <w:t>даптивное обучение привычкам.</w:t>
-      </w:r>
-      <w:r>
-        <w:rPr/>
-        <w:t xml:space="preserve"> </w:t>
-      </w:r>
-      <w:r>
-        <w:rPr/>
-        <w:t>И</w:t>
-      </w:r>
-      <w:r>
-        <w:rPr/>
-        <w:t>ндивидуальные программы формирования привычек с учетом профессиональной специфики сотрудников предприятия;</w:t>
+        <w:t>Адаптивное обучение привычкам.</w:t>
+      </w:r>
+      <w:r>
+        <w:rPr/>
+        <w:t xml:space="preserve"> Индивидуальные программы формирования привычек с учетом профессиональной специфики сотрудников предприятия;</w:t>
       </w:r>
     </w:p>
     <w:p>
@@ -11646,26 +11512,11 @@
           <w:i/>
           <w:iCs/>
         </w:rPr>
-        <w:t>С</w:t>
-      </w:r>
-      <w:r>
-        <w:rPr>
-          <w:i/>
-          <w:iCs/>
-        </w:rPr>
-        <w:t>истема обратной связи и аналитики.</w:t>
-      </w:r>
-      <w:r>
-        <w:rPr/>
-        <w:t xml:space="preserve"> </w:t>
-      </w:r>
-      <w:r>
-        <w:rPr/>
-        <w:t>С</w:t>
-      </w:r>
-      <w:r>
-        <w:rPr/>
-        <w:t>бор данных о прогрессе, визуализация результатов и предоставление рекомендаций по улучшению.</w:t>
+        <w:t>Система обратной связи и аналитики.</w:t>
+      </w:r>
+      <w:r>
+        <w:rPr/>
+        <w:t xml:space="preserve"> Сбор данных о прогрессе, визуализация результатов и предоставление рекомендаций по улучшению.</w:t>
       </w:r>
     </w:p>
     <w:p>
@@ -11810,14 +11661,7 @@
           <w:i/>
           <w:iCs/>
         </w:rPr>
-        <w:t xml:space="preserve">Система случайного соединения </w:t>
-      </w:r>
-      <w:r>
-        <w:rPr>
-          <w:i/>
-          <w:iCs/>
-        </w:rPr>
-        <w:t>с ментором для получения анонимной поддержки</w:t>
+        <w:t>Система случайного соединения с ментором для получения анонимной поддержки</w:t>
       </w:r>
       <w:r>
         <w:rPr/>
@@ -12473,8 +12317,8 @@
         <w:rPr/>
       </w:pPr>
       <w:bookmarkStart w:id="23" w:name="__RefHeading___Toc2874_2352405526"/>
-      <w:bookmarkStart w:id="24" w:name="_Toc226724660"/>
-      <w:bookmarkStart w:id="25" w:name="_Toc226587363"/>
+      <w:bookmarkStart w:id="24" w:name="_Toc226587363"/>
+      <w:bookmarkStart w:id="25" w:name="_Toc226724660"/>
       <w:bookmarkEnd w:id="23"/>
       <w:r>
         <w:rPr/>
@@ -14147,7 +13991,7 @@
           </w:tcPr>
           <w:p>
             <w:pPr>
-              <w:pStyle w:val="Style20"/>
+              <w:pStyle w:val="user6"/>
               <w:rPr>
                 <w:rFonts w:ascii="Times New Roman" w:hAnsi="Times New Roman"/>
                 <w:sz w:val="28"/>
@@ -14163,7 +14007,7 @@
           </w:p>
           <w:p>
             <w:pPr>
-              <w:pStyle w:val="Style20"/>
+              <w:pStyle w:val="user6"/>
               <w:rPr>
                 <w:rFonts w:ascii="Times New Roman" w:hAnsi="Times New Roman"/>
                 <w:sz w:val="28"/>
@@ -14181,7 +14025,7 @@
           </w:p>
           <w:p>
             <w:pPr>
-              <w:pStyle w:val="Style20"/>
+              <w:pStyle w:val="user6"/>
               <w:rPr>
                 <w:rFonts w:ascii="Times New Roman" w:hAnsi="Times New Roman"/>
                 <w:sz w:val="28"/>
@@ -14207,7 +14051,7 @@
           </w:p>
           <w:p>
             <w:pPr>
-              <w:pStyle w:val="Style20"/>
+              <w:pStyle w:val="user6"/>
               <w:rPr>
                 <w:rFonts w:ascii="Times New Roman" w:hAnsi="Times New Roman"/>
                 <w:sz w:val="28"/>
@@ -14233,7 +14077,7 @@
           </w:p>
           <w:p>
             <w:pPr>
-              <w:pStyle w:val="Style20"/>
+              <w:pStyle w:val="user6"/>
               <w:rPr>
                 <w:rFonts w:ascii="Times New Roman" w:hAnsi="Times New Roman"/>
                 <w:sz w:val="28"/>
@@ -14259,24 +14103,24 @@
           </w:p>
           <w:p>
             <w:pPr>
-              <w:pStyle w:val="Style20"/>
-              <w:rPr>
-                <w:rFonts w:ascii="Times New Roman" w:hAnsi="Times New Roman"/>
-                <w:sz w:val="28"/>
-                <w:lang w:val="en-US"/>
-              </w:rPr>
-            </w:pPr>
-            <w:r>
-              <w:rPr>
-                <w:rFonts w:ascii="Times New Roman" w:hAnsi="Times New Roman"/>
-                <w:sz w:val="28"/>
-                <w:lang w:val="en-US"/>
-              </w:rPr>
-            </w:r>
-          </w:p>
-          <w:p>
-            <w:pPr>
-              <w:pStyle w:val="Style20"/>
+              <w:pStyle w:val="user6"/>
+              <w:rPr>
+                <w:rFonts w:ascii="Times New Roman" w:hAnsi="Times New Roman"/>
+                <w:sz w:val="28"/>
+                <w:lang w:val="en-US"/>
+              </w:rPr>
+            </w:pPr>
+            <w:r>
+              <w:rPr>
+                <w:rFonts w:ascii="Times New Roman" w:hAnsi="Times New Roman"/>
+                <w:sz w:val="28"/>
+                <w:lang w:val="en-US"/>
+              </w:rPr>
+            </w:r>
+          </w:p>
+          <w:p>
+            <w:pPr>
+              <w:pStyle w:val="user6"/>
               <w:rPr>
                 <w:rFonts w:ascii="Times New Roman" w:hAnsi="Times New Roman"/>
                 <w:sz w:val="28"/>
@@ -14294,7 +14138,7 @@
           </w:p>
           <w:p>
             <w:pPr>
-              <w:pStyle w:val="Style20"/>
+              <w:pStyle w:val="user6"/>
               <w:rPr>
                 <w:rFonts w:ascii="Times New Roman" w:hAnsi="Times New Roman"/>
                 <w:sz w:val="28"/>
@@ -14320,7 +14164,7 @@
           </w:p>
           <w:p>
             <w:pPr>
-              <w:pStyle w:val="Style20"/>
+              <w:pStyle w:val="user6"/>
               <w:rPr>
                 <w:rFonts w:ascii="Times New Roman" w:hAnsi="Times New Roman"/>
                 <w:sz w:val="28"/>
@@ -14376,7 +14220,7 @@
           </w:p>
           <w:p>
             <w:pPr>
-              <w:pStyle w:val="Style20"/>
+              <w:pStyle w:val="user6"/>
               <w:rPr>
                 <w:rFonts w:ascii="Times New Roman" w:hAnsi="Times New Roman"/>
                 <w:sz w:val="28"/>
@@ -14402,7 +14246,7 @@
           </w:p>
           <w:p>
             <w:pPr>
-              <w:pStyle w:val="Style20"/>
+              <w:pStyle w:val="user6"/>
               <w:rPr>
                 <w:rFonts w:ascii="Times New Roman" w:hAnsi="Times New Roman"/>
                 <w:sz w:val="28"/>
@@ -14428,7 +14272,7 @@
           </w:p>
           <w:p>
             <w:pPr>
-              <w:pStyle w:val="Style20"/>
+              <w:pStyle w:val="user6"/>
               <w:rPr>
                 <w:rFonts w:ascii="Times New Roman" w:hAnsi="Times New Roman"/>
                 <w:sz w:val="28"/>
@@ -14454,7 +14298,7 @@
           </w:p>
           <w:p>
             <w:pPr>
-              <w:pStyle w:val="Style20"/>
+              <w:pStyle w:val="user6"/>
               <w:rPr>
                 <w:rFonts w:ascii="Times New Roman" w:hAnsi="Times New Roman"/>
                 <w:sz w:val="28"/>
@@ -14546,7 +14390,7 @@
           </w:tcPr>
           <w:p>
             <w:pPr>
-              <w:pStyle w:val="Style20"/>
+              <w:pStyle w:val="user6"/>
               <w:rPr>
                 <w:rFonts w:ascii="Times New Roman" w:hAnsi="Times New Roman"/>
                 <w:sz w:val="28"/>
@@ -14562,7 +14406,7 @@
           </w:p>
           <w:p>
             <w:pPr>
-              <w:pStyle w:val="Style20"/>
+              <w:pStyle w:val="user6"/>
               <w:rPr>
                 <w:rFonts w:ascii="Times New Roman" w:hAnsi="Times New Roman"/>
                 <w:sz w:val="28"/>
@@ -14580,7 +14424,7 @@
           </w:p>
           <w:p>
             <w:pPr>
-              <w:pStyle w:val="Style20"/>
+              <w:pStyle w:val="user6"/>
               <w:rPr>
                 <w:rFonts w:ascii="Times New Roman" w:hAnsi="Times New Roman"/>
                 <w:sz w:val="28"/>
@@ -14606,7 +14450,7 @@
           </w:p>
           <w:p>
             <w:pPr>
-              <w:pStyle w:val="Style20"/>
+              <w:pStyle w:val="user6"/>
               <w:rPr>
                 <w:rFonts w:ascii="Times New Roman" w:hAnsi="Times New Roman"/>
                 <w:sz w:val="28"/>
@@ -14632,7 +14476,7 @@
           </w:p>
           <w:p>
             <w:pPr>
-              <w:pStyle w:val="Style20"/>
+              <w:pStyle w:val="user6"/>
               <w:rPr>
                 <w:rFonts w:ascii="Times New Roman" w:hAnsi="Times New Roman"/>
                 <w:sz w:val="28"/>
@@ -14710,7 +14554,7 @@
           </w:p>
           <w:p>
             <w:pPr>
-              <w:pStyle w:val="Style20"/>
+              <w:pStyle w:val="user6"/>
               <w:rPr>
                 <w:rFonts w:ascii="Times New Roman" w:hAnsi="Times New Roman"/>
                 <w:sz w:val="28"/>
@@ -14761,8 +14605,8 @@
         <w:rPr/>
       </w:pPr>
       <w:bookmarkStart w:id="27" w:name="__RefHeading___Toc2878_2352405526"/>
-      <w:bookmarkStart w:id="28" w:name="_Toc226724660_Копия_1"/>
-      <w:bookmarkStart w:id="29" w:name="_Toc226587363_Копия_1"/>
+      <w:bookmarkStart w:id="28" w:name="_Toc226587363_Копия_1"/>
+      <w:bookmarkStart w:id="29" w:name="_Toc226724660_Копия_1"/>
       <w:bookmarkEnd w:id="27"/>
       <w:r>
         <w:rPr/>
@@ -14853,7 +14697,7 @@
           </w:tcPr>
           <w:p>
             <w:pPr>
-              <w:pStyle w:val="Style20"/>
+              <w:pStyle w:val="user6"/>
               <w:rPr>
                 <w:rFonts w:ascii="Times New Roman" w:hAnsi="Times New Roman"/>
                 <w:sz w:val="28"/>
@@ -14869,7 +14713,7 @@
           </w:p>
           <w:p>
             <w:pPr>
-              <w:pStyle w:val="Style20"/>
+              <w:pStyle w:val="user6"/>
               <w:rPr>
                 <w:rFonts w:ascii="Times New Roman" w:hAnsi="Times New Roman"/>
                 <w:sz w:val="28"/>
@@ -14887,7 +14731,7 @@
           </w:p>
           <w:p>
             <w:pPr>
-              <w:pStyle w:val="Style20"/>
+              <w:pStyle w:val="user6"/>
               <w:rPr>
                 <w:rFonts w:ascii="Times New Roman" w:hAnsi="Times New Roman"/>
                 <w:sz w:val="28"/>
@@ -14913,7 +14757,7 @@
           </w:p>
           <w:p>
             <w:pPr>
-              <w:pStyle w:val="Style20"/>
+              <w:pStyle w:val="user6"/>
               <w:rPr>
                 <w:rFonts w:ascii="Times New Roman" w:hAnsi="Times New Roman"/>
                 <w:sz w:val="28"/>
@@ -14939,7 +14783,7 @@
           </w:p>
           <w:p>
             <w:pPr>
-              <w:pStyle w:val="Style20"/>
+              <w:pStyle w:val="user6"/>
               <w:rPr>
                 <w:rFonts w:ascii="Times New Roman" w:hAnsi="Times New Roman"/>
                 <w:sz w:val="28"/>
@@ -14965,7 +14809,7 @@
           </w:p>
           <w:p>
             <w:pPr>
-              <w:pStyle w:val="Style20"/>
+              <w:pStyle w:val="user6"/>
               <w:rPr>
                 <w:rFonts w:ascii="Times New Roman" w:hAnsi="Times New Roman"/>
                 <w:sz w:val="28"/>
@@ -14991,7 +14835,7 @@
           </w:p>
           <w:p>
             <w:pPr>
-              <w:pStyle w:val="Style20"/>
+              <w:pStyle w:val="user6"/>
               <w:rPr>
                 <w:rFonts w:ascii="Times New Roman" w:hAnsi="Times New Roman"/>
                 <w:sz w:val="28"/>
@@ -15017,7 +14861,7 @@
           </w:p>
           <w:p>
             <w:pPr>
-              <w:pStyle w:val="Style20"/>
+              <w:pStyle w:val="user6"/>
               <w:rPr>
                 <w:rFonts w:ascii="Times New Roman" w:hAnsi="Times New Roman"/>
                 <w:sz w:val="28"/>
@@ -15043,7 +14887,7 @@
           </w:p>
           <w:p>
             <w:pPr>
-              <w:pStyle w:val="Style20"/>
+              <w:pStyle w:val="user6"/>
               <w:rPr>
                 <w:rFonts w:ascii="Times New Roman" w:hAnsi="Times New Roman"/>
                 <w:sz w:val="28"/>
@@ -15061,24 +14905,24 @@
           </w:p>
           <w:p>
             <w:pPr>
-              <w:pStyle w:val="Style20"/>
-              <w:rPr>
-                <w:rFonts w:ascii="Times New Roman" w:hAnsi="Times New Roman"/>
-                <w:sz w:val="28"/>
-                <w:lang w:val="en-US"/>
-              </w:rPr>
-            </w:pPr>
-            <w:r>
-              <w:rPr>
-                <w:rFonts w:ascii="Times New Roman" w:hAnsi="Times New Roman"/>
-                <w:sz w:val="28"/>
-                <w:lang w:val="en-US"/>
-              </w:rPr>
-            </w:r>
-          </w:p>
-          <w:p>
-            <w:pPr>
-              <w:pStyle w:val="Style20"/>
+              <w:pStyle w:val="user6"/>
+              <w:rPr>
+                <w:rFonts w:ascii="Times New Roman" w:hAnsi="Times New Roman"/>
+                <w:sz w:val="28"/>
+                <w:lang w:val="en-US"/>
+              </w:rPr>
+            </w:pPr>
+            <w:r>
+              <w:rPr>
+                <w:rFonts w:ascii="Times New Roman" w:hAnsi="Times New Roman"/>
+                <w:sz w:val="28"/>
+                <w:lang w:val="en-US"/>
+              </w:rPr>
+            </w:r>
+          </w:p>
+          <w:p>
+            <w:pPr>
+              <w:pStyle w:val="user6"/>
               <w:rPr>
                 <w:rFonts w:ascii="Times New Roman" w:hAnsi="Times New Roman"/>
                 <w:sz w:val="28"/>
@@ -15094,7 +14938,7 @@
           </w:p>
           <w:p>
             <w:pPr>
-              <w:pStyle w:val="Style20"/>
+              <w:pStyle w:val="user6"/>
               <w:rPr>
                 <w:rFonts w:ascii="Times New Roman" w:hAnsi="Times New Roman"/>
                 <w:sz w:val="28"/>
@@ -15112,7 +14956,7 @@
           </w:p>
           <w:p>
             <w:pPr>
-              <w:pStyle w:val="Style20"/>
+              <w:pStyle w:val="user6"/>
               <w:rPr>
                 <w:rFonts w:ascii="Times New Roman" w:hAnsi="Times New Roman"/>
                 <w:sz w:val="28"/>
@@ -15138,7 +14982,7 @@
           </w:p>
           <w:p>
             <w:pPr>
-              <w:pStyle w:val="Style20"/>
+              <w:pStyle w:val="user6"/>
               <w:rPr>
                 <w:rFonts w:ascii="Times New Roman" w:hAnsi="Times New Roman"/>
                 <w:sz w:val="28"/>
@@ -15164,7 +15008,7 @@
           </w:p>
           <w:p>
             <w:pPr>
-              <w:pStyle w:val="Style20"/>
+              <w:pStyle w:val="user6"/>
               <w:rPr>
                 <w:rFonts w:ascii="Times New Roman" w:hAnsi="Times New Roman"/>
                 <w:sz w:val="28"/>
@@ -15190,7 +15034,7 @@
           </w:p>
           <w:p>
             <w:pPr>
-              <w:pStyle w:val="Style20"/>
+              <w:pStyle w:val="user6"/>
               <w:rPr>
                 <w:rFonts w:ascii="Times New Roman" w:hAnsi="Times New Roman"/>
                 <w:sz w:val="28"/>
@@ -15216,7 +15060,7 @@
           </w:p>
           <w:p>
             <w:pPr>
-              <w:pStyle w:val="Style20"/>
+              <w:pStyle w:val="user6"/>
               <w:rPr>
                 <w:rFonts w:ascii="Times New Roman" w:hAnsi="Times New Roman"/>
                 <w:sz w:val="28"/>
@@ -15242,7 +15086,7 @@
           </w:p>
           <w:p>
             <w:pPr>
-              <w:pStyle w:val="Style20"/>
+              <w:pStyle w:val="user6"/>
               <w:rPr>
                 <w:rFonts w:ascii="Times New Roman" w:hAnsi="Times New Roman"/>
                 <w:sz w:val="28"/>
@@ -15268,7 +15112,7 @@
           </w:p>
           <w:p>
             <w:pPr>
-              <w:pStyle w:val="Style20"/>
+              <w:pStyle w:val="user6"/>
               <w:rPr>
                 <w:rFonts w:ascii="Times New Roman" w:hAnsi="Times New Roman"/>
                 <w:sz w:val="28"/>
@@ -15294,7 +15138,7 @@
           </w:p>
           <w:p>
             <w:pPr>
-              <w:pStyle w:val="Style20"/>
+              <w:pStyle w:val="user6"/>
               <w:rPr>
                 <w:rFonts w:ascii="Times New Roman" w:hAnsi="Times New Roman"/>
                 <w:sz w:val="28"/>
@@ -15310,22 +15154,22 @@
           </w:p>
           <w:p>
             <w:pPr>
-              <w:pStyle w:val="Style20"/>
-              <w:rPr>
-                <w:rFonts w:ascii="Times New Roman" w:hAnsi="Times New Roman"/>
-                <w:sz w:val="28"/>
-              </w:rPr>
-            </w:pPr>
-            <w:r>
-              <w:rPr>
-                <w:rFonts w:ascii="Times New Roman" w:hAnsi="Times New Roman"/>
-                <w:sz w:val="28"/>
-              </w:rPr>
-            </w:r>
-          </w:p>
-          <w:p>
-            <w:pPr>
-              <w:pStyle w:val="Style20"/>
+              <w:pStyle w:val="user6"/>
+              <w:rPr>
+                <w:rFonts w:ascii="Times New Roman" w:hAnsi="Times New Roman"/>
+                <w:sz w:val="28"/>
+              </w:rPr>
+            </w:pPr>
+            <w:r>
+              <w:rPr>
+                <w:rFonts w:ascii="Times New Roman" w:hAnsi="Times New Roman"/>
+                <w:sz w:val="28"/>
+              </w:rPr>
+            </w:r>
+          </w:p>
+          <w:p>
+            <w:pPr>
+              <w:pStyle w:val="user6"/>
               <w:rPr>
                 <w:rFonts w:ascii="Times New Roman" w:hAnsi="Times New Roman"/>
                 <w:sz w:val="28"/>
@@ -15341,7 +15185,7 @@
           </w:p>
           <w:p>
             <w:pPr>
-              <w:pStyle w:val="Style20"/>
+              <w:pStyle w:val="user6"/>
               <w:rPr>
                 <w:rFonts w:ascii="Times New Roman" w:hAnsi="Times New Roman"/>
                 <w:sz w:val="28"/>
@@ -15359,7 +15203,7 @@
           </w:p>
           <w:p>
             <w:pPr>
-              <w:pStyle w:val="Style20"/>
+              <w:pStyle w:val="user6"/>
               <w:rPr>
                 <w:rFonts w:ascii="Times New Roman" w:hAnsi="Times New Roman"/>
                 <w:sz w:val="28"/>
@@ -15385,7 +15229,7 @@
           </w:p>
           <w:p>
             <w:pPr>
-              <w:pStyle w:val="Style20"/>
+              <w:pStyle w:val="user6"/>
               <w:rPr>
                 <w:rFonts w:ascii="Times New Roman" w:hAnsi="Times New Roman"/>
                 <w:sz w:val="28"/>
@@ -15411,7 +15255,7 @@
           </w:p>
           <w:p>
             <w:pPr>
-              <w:pStyle w:val="Style20"/>
+              <w:pStyle w:val="user6"/>
               <w:rPr>
                 <w:rFonts w:ascii="Times New Roman" w:hAnsi="Times New Roman"/>
                 <w:sz w:val="28"/>
@@ -15437,7 +15281,7 @@
           </w:p>
           <w:p>
             <w:pPr>
-              <w:pStyle w:val="Style20"/>
+              <w:pStyle w:val="user6"/>
               <w:rPr>
                 <w:rFonts w:ascii="Times New Roman" w:hAnsi="Times New Roman"/>
                 <w:sz w:val="28"/>
@@ -15463,7 +15307,7 @@
           </w:p>
           <w:p>
             <w:pPr>
-              <w:pStyle w:val="Style20"/>
+              <w:pStyle w:val="user6"/>
               <w:rPr>
                 <w:rFonts w:ascii="Times New Roman" w:hAnsi="Times New Roman"/>
                 <w:sz w:val="28"/>
@@ -15489,7 +15333,7 @@
           </w:p>
           <w:p>
             <w:pPr>
-              <w:pStyle w:val="Style20"/>
+              <w:pStyle w:val="user6"/>
               <w:rPr>
                 <w:rFonts w:ascii="Times New Roman" w:hAnsi="Times New Roman"/>
                 <w:sz w:val="28"/>
@@ -15515,7 +15359,7 @@
           </w:p>
           <w:p>
             <w:pPr>
-              <w:pStyle w:val="Style20"/>
+              <w:pStyle w:val="user6"/>
               <w:rPr>
                 <w:rFonts w:ascii="Times New Roman" w:hAnsi="Times New Roman"/>
                 <w:sz w:val="28"/>
@@ -15541,7 +15385,7 @@
           </w:p>
           <w:p>
             <w:pPr>
-              <w:pStyle w:val="Style20"/>
+              <w:pStyle w:val="user6"/>
               <w:rPr>
                 <w:rFonts w:ascii="Times New Roman" w:hAnsi="Times New Roman"/>
                 <w:sz w:val="28"/>
@@ -15567,7 +15411,7 @@
           </w:p>
           <w:p>
             <w:pPr>
-              <w:pStyle w:val="Style20"/>
+              <w:pStyle w:val="user6"/>
               <w:rPr>
                 <w:rFonts w:ascii="Times New Roman" w:hAnsi="Times New Roman"/>
                 <w:sz w:val="28"/>
@@ -15643,7 +15487,7 @@
           </w:tcPr>
           <w:p>
             <w:pPr>
-              <w:pStyle w:val="Style20"/>
+              <w:pStyle w:val="user6"/>
               <w:rPr>
                 <w:rFonts w:ascii="Times New Roman" w:hAnsi="Times New Roman"/>
                 <w:sz w:val="28"/>
@@ -15661,7 +15505,7 @@
           </w:p>
           <w:p>
             <w:pPr>
-              <w:pStyle w:val="Style20"/>
+              <w:pStyle w:val="user6"/>
               <w:rPr>
                 <w:rFonts w:ascii="Times New Roman" w:hAnsi="Times New Roman"/>
                 <w:sz w:val="28"/>
@@ -15687,7 +15531,7 @@
           </w:p>
           <w:p>
             <w:pPr>
-              <w:pStyle w:val="Style20"/>
+              <w:pStyle w:val="user6"/>
               <w:rPr>
                 <w:rFonts w:ascii="Times New Roman" w:hAnsi="Times New Roman"/>
                 <w:sz w:val="28"/>
@@ -15713,24 +15557,24 @@
           </w:p>
           <w:p>
             <w:pPr>
-              <w:pStyle w:val="Style20"/>
-              <w:rPr>
-                <w:rFonts w:ascii="Times New Roman" w:hAnsi="Times New Roman"/>
-                <w:sz w:val="28"/>
-                <w:lang w:val="en-US"/>
-              </w:rPr>
-            </w:pPr>
-            <w:r>
-              <w:rPr>
-                <w:rFonts w:ascii="Times New Roman" w:hAnsi="Times New Roman"/>
-                <w:sz w:val="28"/>
-                <w:lang w:val="en-US"/>
-              </w:rPr>
-            </w:r>
-          </w:p>
-          <w:p>
-            <w:pPr>
-              <w:pStyle w:val="Style20"/>
+              <w:pStyle w:val="user6"/>
+              <w:rPr>
+                <w:rFonts w:ascii="Times New Roman" w:hAnsi="Times New Roman"/>
+                <w:sz w:val="28"/>
+                <w:lang w:val="en-US"/>
+              </w:rPr>
+            </w:pPr>
+            <w:r>
+              <w:rPr>
+                <w:rFonts w:ascii="Times New Roman" w:hAnsi="Times New Roman"/>
+                <w:sz w:val="28"/>
+                <w:lang w:val="en-US"/>
+              </w:rPr>
+            </w:r>
+          </w:p>
+          <w:p>
+            <w:pPr>
+              <w:pStyle w:val="user6"/>
               <w:rPr>
                 <w:rFonts w:ascii="Times New Roman" w:hAnsi="Times New Roman"/>
                 <w:sz w:val="28"/>
@@ -15756,7 +15600,7 @@
           </w:p>
           <w:p>
             <w:pPr>
-              <w:pStyle w:val="Style20"/>
+              <w:pStyle w:val="user6"/>
               <w:rPr>
                 <w:rFonts w:ascii="Times New Roman" w:hAnsi="Times New Roman"/>
                 <w:sz w:val="28"/>
@@ -15780,7 +15624,7 @@
           </w:p>
           <w:p>
             <w:pPr>
-              <w:pStyle w:val="Style20"/>
+              <w:pStyle w:val="user6"/>
               <w:rPr>
                 <w:rFonts w:ascii="Times New Roman" w:hAnsi="Times New Roman"/>
                 <w:sz w:val="28"/>
@@ -15803,7 +15647,7 @@
           </w:p>
           <w:p>
             <w:pPr>
-              <w:pStyle w:val="Style20"/>
+              <w:pStyle w:val="user6"/>
               <w:rPr>
                 <w:rFonts w:ascii="Times New Roman" w:hAnsi="Times New Roman"/>
                 <w:sz w:val="28"/>
@@ -15828,7 +15672,7 @@
           </w:p>
           <w:p>
             <w:pPr>
-              <w:pStyle w:val="Style20"/>
+              <w:pStyle w:val="user6"/>
               <w:rPr>
                 <w:rFonts w:ascii="Times New Roman" w:hAnsi="Times New Roman"/>
                 <w:sz w:val="28"/>
@@ -15854,7 +15698,7 @@
           </w:p>
           <w:p>
             <w:pPr>
-              <w:pStyle w:val="Style20"/>
+              <w:pStyle w:val="user6"/>
               <w:rPr>
                 <w:rFonts w:ascii="Times New Roman" w:hAnsi="Times New Roman"/>
                 <w:sz w:val="28"/>
@@ -15880,7 +15724,7 @@
           </w:p>
           <w:p>
             <w:pPr>
-              <w:pStyle w:val="Style20"/>
+              <w:pStyle w:val="user6"/>
               <w:rPr>
                 <w:rFonts w:ascii="Times New Roman" w:hAnsi="Times New Roman"/>
                 <w:sz w:val="28"/>
@@ -15906,7 +15750,7 @@
           </w:p>
           <w:p>
             <w:pPr>
-              <w:pStyle w:val="Style20"/>
+              <w:pStyle w:val="user6"/>
               <w:rPr>
                 <w:rFonts w:ascii="Times New Roman" w:hAnsi="Times New Roman"/>
                 <w:sz w:val="28"/>
@@ -15932,7 +15776,7 @@
           </w:p>
           <w:p>
             <w:pPr>
-              <w:pStyle w:val="Style20"/>
+              <w:pStyle w:val="user6"/>
               <w:rPr>
                 <w:rFonts w:ascii="Times New Roman" w:hAnsi="Times New Roman"/>
                 <w:sz w:val="28"/>
@@ -15958,7 +15802,7 @@
           </w:p>
           <w:p>
             <w:pPr>
-              <w:pStyle w:val="Style20"/>
+              <w:pStyle w:val="user6"/>
               <w:rPr>
                 <w:rFonts w:ascii="Times New Roman" w:hAnsi="Times New Roman"/>
                 <w:sz w:val="28"/>
@@ -15984,7 +15828,7 @@
           </w:p>
           <w:p>
             <w:pPr>
-              <w:pStyle w:val="Style20"/>
+              <w:pStyle w:val="user6"/>
               <w:rPr>
                 <w:rFonts w:ascii="Times New Roman" w:hAnsi="Times New Roman"/>
                 <w:sz w:val="28"/>
@@ -16010,7 +15854,7 @@
           </w:p>
           <w:p>
             <w:pPr>
-              <w:pStyle w:val="Style20"/>
+              <w:pStyle w:val="user6"/>
               <w:rPr>
                 <w:rFonts w:ascii="Times New Roman" w:hAnsi="Times New Roman"/>
                 <w:sz w:val="28"/>
@@ -16036,24 +15880,24 @@
           </w:p>
           <w:p>
             <w:pPr>
-              <w:pStyle w:val="Style20"/>
-              <w:rPr>
-                <w:rFonts w:ascii="Times New Roman" w:hAnsi="Times New Roman"/>
-                <w:sz w:val="28"/>
-                <w:lang w:val="en-US"/>
-              </w:rPr>
-            </w:pPr>
-            <w:r>
-              <w:rPr>
-                <w:rFonts w:ascii="Times New Roman" w:hAnsi="Times New Roman"/>
-                <w:sz w:val="28"/>
-                <w:lang w:val="en-US"/>
-              </w:rPr>
-            </w:r>
-          </w:p>
-          <w:p>
-            <w:pPr>
-              <w:pStyle w:val="Style20"/>
+              <w:pStyle w:val="user6"/>
+              <w:rPr>
+                <w:rFonts w:ascii="Times New Roman" w:hAnsi="Times New Roman"/>
+                <w:sz w:val="28"/>
+                <w:lang w:val="en-US"/>
+              </w:rPr>
+            </w:pPr>
+            <w:r>
+              <w:rPr>
+                <w:rFonts w:ascii="Times New Roman" w:hAnsi="Times New Roman"/>
+                <w:sz w:val="28"/>
+                <w:lang w:val="en-US"/>
+              </w:rPr>
+            </w:r>
+          </w:p>
+          <w:p>
+            <w:pPr>
+              <w:pStyle w:val="user6"/>
               <w:rPr>
                 <w:rFonts w:ascii="Times New Roman" w:hAnsi="Times New Roman"/>
                 <w:sz w:val="28"/>
@@ -16079,7 +15923,7 @@
           </w:p>
           <w:p>
             <w:pPr>
-              <w:pStyle w:val="Style20"/>
+              <w:pStyle w:val="user6"/>
               <w:rPr>
                 <w:rFonts w:ascii="Times New Roman" w:hAnsi="Times New Roman"/>
                 <w:sz w:val="28"/>
@@ -16105,7 +15949,7 @@
           </w:p>
           <w:p>
             <w:pPr>
-              <w:pStyle w:val="Style20"/>
+              <w:pStyle w:val="user6"/>
               <w:rPr>
                 <w:rFonts w:ascii="Times New Roman" w:hAnsi="Times New Roman"/>
                 <w:sz w:val="28"/>
@@ -16168,7 +16012,7 @@
           </w:p>
           <w:p>
             <w:pPr>
-              <w:pStyle w:val="Style20"/>
+              <w:pStyle w:val="user6"/>
               <w:rPr>
                 <w:rFonts w:ascii="Times New Roman" w:hAnsi="Times New Roman"/>
                 <w:sz w:val="28"/>
@@ -16194,7 +16038,7 @@
           </w:p>
           <w:p>
             <w:pPr>
-              <w:pStyle w:val="Style20"/>
+              <w:pStyle w:val="user6"/>
               <w:rPr>
                 <w:rFonts w:ascii="Times New Roman" w:hAnsi="Times New Roman"/>
                 <w:sz w:val="28"/>
@@ -16220,7 +16064,7 @@
           </w:p>
           <w:p>
             <w:pPr>
-              <w:pStyle w:val="Style20"/>
+              <w:pStyle w:val="user6"/>
               <w:rPr>
                 <w:rFonts w:ascii="Times New Roman" w:hAnsi="Times New Roman"/>
                 <w:sz w:val="28"/>
@@ -16244,7 +16088,7 @@
           </w:p>
           <w:p>
             <w:pPr>
-              <w:pStyle w:val="Style20"/>
+              <w:pStyle w:val="user6"/>
               <w:rPr>
                 <w:rFonts w:ascii="Times New Roman" w:hAnsi="Times New Roman"/>
                 <w:sz w:val="28"/>
@@ -16333,7 +16177,7 @@
           </w:tcPr>
           <w:p>
             <w:pPr>
-              <w:pStyle w:val="Style20"/>
+              <w:pStyle w:val="user6"/>
               <w:rPr>
                 <w:rFonts w:ascii="Times New Roman" w:hAnsi="Times New Roman"/>
                 <w:sz w:val="28"/>
@@ -16349,7 +16193,7 @@
           </w:p>
           <w:p>
             <w:pPr>
-              <w:pStyle w:val="Style20"/>
+              <w:pStyle w:val="user6"/>
               <w:rPr>
                 <w:rFonts w:ascii="Times New Roman" w:hAnsi="Times New Roman"/>
                 <w:sz w:val="28"/>
@@ -16367,7 +16211,7 @@
           </w:p>
           <w:p>
             <w:pPr>
-              <w:pStyle w:val="Style20"/>
+              <w:pStyle w:val="user6"/>
               <w:rPr>
                 <w:rFonts w:ascii="Times New Roman" w:hAnsi="Times New Roman"/>
                 <w:sz w:val="28"/>
@@ -16385,24 +16229,24 @@
           </w:p>
           <w:p>
             <w:pPr>
-              <w:pStyle w:val="Style20"/>
-              <w:rPr>
-                <w:rFonts w:ascii="Times New Roman" w:hAnsi="Times New Roman"/>
-                <w:sz w:val="28"/>
-                <w:lang w:val="en-US"/>
-              </w:rPr>
-            </w:pPr>
-            <w:r>
-              <w:rPr>
-                <w:rFonts w:ascii="Times New Roman" w:hAnsi="Times New Roman"/>
-                <w:sz w:val="28"/>
-                <w:lang w:val="en-US"/>
-              </w:rPr>
-            </w:r>
-          </w:p>
-          <w:p>
-            <w:pPr>
-              <w:pStyle w:val="Style20"/>
+              <w:pStyle w:val="user6"/>
+              <w:rPr>
+                <w:rFonts w:ascii="Times New Roman" w:hAnsi="Times New Roman"/>
+                <w:sz w:val="28"/>
+                <w:lang w:val="en-US"/>
+              </w:rPr>
+            </w:pPr>
+            <w:r>
+              <w:rPr>
+                <w:rFonts w:ascii="Times New Roman" w:hAnsi="Times New Roman"/>
+                <w:sz w:val="28"/>
+                <w:lang w:val="en-US"/>
+              </w:rPr>
+            </w:r>
+          </w:p>
+          <w:p>
+            <w:pPr>
+              <w:pStyle w:val="user6"/>
               <w:rPr>
                 <w:rFonts w:ascii="Times New Roman" w:hAnsi="Times New Roman"/>
                 <w:sz w:val="28"/>
@@ -16418,7 +16262,7 @@
           </w:p>
           <w:p>
             <w:pPr>
-              <w:pStyle w:val="Style20"/>
+              <w:pStyle w:val="user6"/>
               <w:rPr>
                 <w:rFonts w:ascii="Times New Roman" w:hAnsi="Times New Roman"/>
                 <w:sz w:val="28"/>
@@ -16436,7 +16280,7 @@
           </w:p>
           <w:p>
             <w:pPr>
-              <w:pStyle w:val="Style20"/>
+              <w:pStyle w:val="user6"/>
               <w:rPr>
                 <w:rFonts w:ascii="Times New Roman" w:hAnsi="Times New Roman"/>
                 <w:sz w:val="28"/>
@@ -16476,7 +16320,7 @@
           </w:p>
           <w:p>
             <w:pPr>
-              <w:pStyle w:val="Style20"/>
+              <w:pStyle w:val="user6"/>
               <w:rPr>
                 <w:rFonts w:ascii="Times New Roman" w:hAnsi="Times New Roman"/>
                 <w:sz w:val="28"/>
@@ -16492,7 +16336,7 @@
           </w:p>
           <w:p>
             <w:pPr>
-              <w:pStyle w:val="Style20"/>
+              <w:pStyle w:val="user6"/>
               <w:rPr>
                 <w:rFonts w:ascii="Times New Roman" w:hAnsi="Times New Roman"/>
                 <w:sz w:val="28"/>
@@ -16510,7 +16354,7 @@
           </w:p>
           <w:p>
             <w:pPr>
-              <w:pStyle w:val="Style20"/>
+              <w:pStyle w:val="user6"/>
               <w:rPr>
                 <w:rFonts w:ascii="Times New Roman" w:hAnsi="Times New Roman"/>
                 <w:sz w:val="28"/>
@@ -16592,7 +16436,7 @@
           </w:tcPr>
           <w:p>
             <w:pPr>
-              <w:pStyle w:val="Style20"/>
+              <w:pStyle w:val="user6"/>
               <w:rPr>
                 <w:rFonts w:ascii="Times New Roman" w:hAnsi="Times New Roman"/>
                 <w:sz w:val="28"/>
@@ -16610,7 +16454,7 @@
           </w:p>
           <w:p>
             <w:pPr>
-              <w:pStyle w:val="Style20"/>
+              <w:pStyle w:val="user6"/>
               <w:rPr>
                 <w:rFonts w:ascii="Times New Roman" w:hAnsi="Times New Roman"/>
                 <w:sz w:val="28"/>
@@ -16634,7 +16478,7 @@
           </w:p>
           <w:p>
             <w:pPr>
-              <w:pStyle w:val="Style20"/>
+              <w:pStyle w:val="user6"/>
               <w:rPr>
                 <w:rFonts w:ascii="Times New Roman" w:hAnsi="Times New Roman"/>
                 <w:sz w:val="28"/>
@@ -16657,7 +16501,7 @@
           </w:p>
           <w:p>
             <w:pPr>
-              <w:pStyle w:val="Style20"/>
+              <w:pStyle w:val="user6"/>
               <w:rPr>
                 <w:rFonts w:ascii="Times New Roman" w:hAnsi="Times New Roman"/>
                 <w:sz w:val="28"/>
@@ -16680,7 +16524,7 @@
           </w:p>
           <w:p>
             <w:pPr>
-              <w:pStyle w:val="Style20"/>
+              <w:pStyle w:val="user6"/>
               <w:rPr>
                 <w:rFonts w:ascii="Times New Roman" w:hAnsi="Times New Roman"/>
                 <w:sz w:val="28"/>
@@ -16735,7 +16579,7 @@
           </w:p>
           <w:p>
             <w:pPr>
-              <w:pStyle w:val="Style20"/>
+              <w:pStyle w:val="user6"/>
               <w:rPr>
                 <w:rFonts w:ascii="Times New Roman" w:hAnsi="Times New Roman"/>
                 <w:sz w:val="28"/>
@@ -16791,7 +16635,7 @@
           </w:p>
           <w:p>
             <w:pPr>
-              <w:pStyle w:val="Style20"/>
+              <w:pStyle w:val="user6"/>
               <w:rPr>
                 <w:rFonts w:ascii="Times New Roman" w:hAnsi="Times New Roman"/>
                 <w:sz w:val="28"/>
@@ -16862,7 +16706,7 @@
           </w:p>
           <w:p>
             <w:pPr>
-              <w:pStyle w:val="Style20"/>
+              <w:pStyle w:val="user6"/>
               <w:rPr>
                 <w:rFonts w:ascii="Times New Roman" w:hAnsi="Times New Roman"/>
                 <w:sz w:val="28"/>
@@ -16933,7 +16777,7 @@
           </w:p>
           <w:p>
             <w:pPr>
-              <w:pStyle w:val="Style20"/>
+              <w:pStyle w:val="user6"/>
               <w:rPr>
                 <w:rFonts w:ascii="Times New Roman" w:hAnsi="Times New Roman"/>
                 <w:sz w:val="28"/>
@@ -16957,7 +16801,7 @@
           </w:p>
           <w:p>
             <w:pPr>
-              <w:pStyle w:val="Style20"/>
+              <w:pStyle w:val="user6"/>
               <w:rPr>
                 <w:rFonts w:ascii="Times New Roman" w:hAnsi="Times New Roman"/>
                 <w:sz w:val="28"/>
@@ -16980,7 +16824,7 @@
           </w:p>
           <w:p>
             <w:pPr>
-              <w:pStyle w:val="Style20"/>
+              <w:pStyle w:val="user6"/>
               <w:rPr>
                 <w:rFonts w:ascii="Times New Roman" w:hAnsi="Times New Roman"/>
                 <w:sz w:val="28"/>
@@ -17044,8 +16888,8 @@
         <w:rPr/>
       </w:pPr>
       <w:bookmarkStart w:id="30" w:name="__RefHeading___Toc2880_2352405526"/>
-      <w:bookmarkStart w:id="31" w:name="_Toc226724660_Копия_1_Копия_1"/>
-      <w:bookmarkStart w:id="32" w:name="_Toc226587363_Копия_1_Копия_1"/>
+      <w:bookmarkStart w:id="31" w:name="_Toc226587363_Копия_1_Копия_1"/>
+      <w:bookmarkStart w:id="32" w:name="_Toc226724660_Копия_1_Копия_1"/>
       <w:bookmarkEnd w:id="30"/>
       <w:r>
         <w:rPr/>
@@ -17143,7 +16987,7 @@
           </w:tcPr>
           <w:p>
             <w:pPr>
-              <w:pStyle w:val="Style20"/>
+              <w:pStyle w:val="user6"/>
               <w:rPr>
                 <w:rFonts w:ascii="Times New Roman" w:hAnsi="Times New Roman"/>
                 <w:sz w:val="28"/>
@@ -17161,7 +17005,7 @@
           </w:p>
           <w:p>
             <w:pPr>
-              <w:pStyle w:val="Style20"/>
+              <w:pStyle w:val="user6"/>
               <w:rPr>
                 <w:rFonts w:ascii="Times New Roman" w:hAnsi="Times New Roman"/>
                 <w:sz w:val="28"/>
@@ -17187,7 +17031,7 @@
           </w:p>
           <w:p>
             <w:pPr>
-              <w:pStyle w:val="Style20"/>
+              <w:pStyle w:val="user6"/>
               <w:rPr>
                 <w:rFonts w:ascii="Times New Roman" w:hAnsi="Times New Roman"/>
                 <w:sz w:val="28"/>
@@ -17211,7 +17055,7 @@
           </w:p>
           <w:p>
             <w:pPr>
-              <w:pStyle w:val="Style20"/>
+              <w:pStyle w:val="user6"/>
               <w:rPr>
                 <w:rFonts w:ascii="Times New Roman" w:hAnsi="Times New Roman"/>
                 <w:sz w:val="28"/>
@@ -17234,7 +17078,7 @@
           </w:p>
           <w:p>
             <w:pPr>
-              <w:pStyle w:val="Style20"/>
+              <w:pStyle w:val="user6"/>
               <w:rPr>
                 <w:rFonts w:ascii="Times New Roman" w:hAnsi="Times New Roman"/>
                 <w:sz w:val="28"/>
@@ -17259,7 +17103,7 @@
           </w:p>
           <w:p>
             <w:pPr>
-              <w:pStyle w:val="Style20"/>
+              <w:pStyle w:val="user6"/>
               <w:rPr>
                 <w:rFonts w:ascii="Times New Roman" w:hAnsi="Times New Roman"/>
                 <w:sz w:val="28"/>
@@ -17285,24 +17129,24 @@
           </w:p>
           <w:p>
             <w:pPr>
-              <w:pStyle w:val="Style20"/>
-              <w:rPr>
-                <w:rFonts w:ascii="Times New Roman" w:hAnsi="Times New Roman"/>
-                <w:sz w:val="28"/>
-                <w:lang w:val="en-US"/>
-              </w:rPr>
-            </w:pPr>
-            <w:r>
-              <w:rPr>
-                <w:rFonts w:ascii="Times New Roman" w:hAnsi="Times New Roman"/>
-                <w:sz w:val="28"/>
-                <w:lang w:val="en-US"/>
-              </w:rPr>
-            </w:r>
-          </w:p>
-          <w:p>
-            <w:pPr>
-              <w:pStyle w:val="Style20"/>
+              <w:pStyle w:val="user6"/>
+              <w:rPr>
+                <w:rFonts w:ascii="Times New Roman" w:hAnsi="Times New Roman"/>
+                <w:sz w:val="28"/>
+                <w:lang w:val="en-US"/>
+              </w:rPr>
+            </w:pPr>
+            <w:r>
+              <w:rPr>
+                <w:rFonts w:ascii="Times New Roman" w:hAnsi="Times New Roman"/>
+                <w:sz w:val="28"/>
+                <w:lang w:val="en-US"/>
+              </w:rPr>
+            </w:r>
+          </w:p>
+          <w:p>
+            <w:pPr>
+              <w:pStyle w:val="user6"/>
               <w:rPr>
                 <w:rFonts w:ascii="Times New Roman" w:hAnsi="Times New Roman"/>
                 <w:sz w:val="28"/>
@@ -17328,7 +17172,7 @@
           </w:p>
           <w:p>
             <w:pPr>
-              <w:pStyle w:val="Style20"/>
+              <w:pStyle w:val="user6"/>
               <w:rPr>
                 <w:rFonts w:ascii="Times New Roman" w:hAnsi="Times New Roman"/>
                 <w:sz w:val="28"/>
@@ -17384,7 +17228,7 @@
           </w:p>
           <w:p>
             <w:pPr>
-              <w:pStyle w:val="Style20"/>
+              <w:pStyle w:val="user6"/>
               <w:rPr>
                 <w:rFonts w:ascii="Times New Roman" w:hAnsi="Times New Roman"/>
                 <w:sz w:val="28"/>
@@ -17410,7 +17254,7 @@
           </w:p>
           <w:p>
             <w:pPr>
-              <w:pStyle w:val="Style20"/>
+              <w:pStyle w:val="user6"/>
               <w:rPr>
                 <w:rFonts w:ascii="Times New Roman" w:hAnsi="Times New Roman"/>
                 <w:sz w:val="28"/>
@@ -17436,7 +17280,7 @@
           </w:p>
           <w:p>
             <w:pPr>
-              <w:pStyle w:val="Style20"/>
+              <w:pStyle w:val="user6"/>
               <w:rPr>
                 <w:rFonts w:ascii="Times New Roman" w:hAnsi="Times New Roman"/>
                 <w:sz w:val="28"/>
@@ -17615,7 +17459,7 @@
           </w:tcPr>
           <w:p>
             <w:pPr>
-              <w:pStyle w:val="Style20"/>
+              <w:pStyle w:val="user6"/>
               <w:rPr>
                 <w:rFonts w:ascii="Times New Roman" w:hAnsi="Times New Roman"/>
                 <w:sz w:val="28"/>
@@ -17631,7 +17475,7 @@
           </w:p>
           <w:p>
             <w:pPr>
-              <w:pStyle w:val="Style20"/>
+              <w:pStyle w:val="user6"/>
               <w:rPr>
                 <w:rFonts w:ascii="Times New Roman" w:hAnsi="Times New Roman"/>
                 <w:sz w:val="28"/>
@@ -17649,7 +17493,7 @@
           </w:p>
           <w:p>
             <w:pPr>
-              <w:pStyle w:val="Style20"/>
+              <w:pStyle w:val="user6"/>
               <w:rPr>
                 <w:rFonts w:ascii="Times New Roman" w:hAnsi="Times New Roman"/>
                 <w:sz w:val="28"/>
@@ -17675,7 +17519,7 @@
           </w:p>
           <w:p>
             <w:pPr>
-              <w:pStyle w:val="Style20"/>
+              <w:pStyle w:val="user6"/>
               <w:rPr>
                 <w:rFonts w:ascii="Times New Roman" w:hAnsi="Times New Roman"/>
                 <w:sz w:val="28"/>
@@ -17768,7 +17612,7 @@
           </w:p>
           <w:p>
             <w:pPr>
-              <w:pStyle w:val="Style20"/>
+              <w:pStyle w:val="user6"/>
               <w:rPr>
                 <w:rFonts w:ascii="Times New Roman" w:hAnsi="Times New Roman"/>
                 <w:sz w:val="28"/>
@@ -17794,24 +17638,24 @@
           </w:p>
           <w:p>
             <w:pPr>
-              <w:pStyle w:val="Style20"/>
-              <w:rPr>
-                <w:rFonts w:ascii="Times New Roman" w:hAnsi="Times New Roman"/>
-                <w:sz w:val="28"/>
-                <w:lang w:val="en-US"/>
-              </w:rPr>
-            </w:pPr>
-            <w:r>
-              <w:rPr>
-                <w:rFonts w:ascii="Times New Roman" w:hAnsi="Times New Roman"/>
-                <w:sz w:val="28"/>
-                <w:lang w:val="en-US"/>
-              </w:rPr>
-            </w:r>
-          </w:p>
-          <w:p>
-            <w:pPr>
-              <w:pStyle w:val="Style20"/>
+              <w:pStyle w:val="user6"/>
+              <w:rPr>
+                <w:rFonts w:ascii="Times New Roman" w:hAnsi="Times New Roman"/>
+                <w:sz w:val="28"/>
+                <w:lang w:val="en-US"/>
+              </w:rPr>
+            </w:pPr>
+            <w:r>
+              <w:rPr>
+                <w:rFonts w:ascii="Times New Roman" w:hAnsi="Times New Roman"/>
+                <w:sz w:val="28"/>
+                <w:lang w:val="en-US"/>
+              </w:rPr>
+            </w:r>
+          </w:p>
+          <w:p>
+            <w:pPr>
+              <w:pStyle w:val="user6"/>
               <w:rPr>
                 <w:rFonts w:ascii="Times New Roman" w:hAnsi="Times New Roman"/>
                 <w:sz w:val="28"/>
@@ -17837,7 +17681,7 @@
           </w:p>
           <w:p>
             <w:pPr>
-              <w:pStyle w:val="Style20"/>
+              <w:pStyle w:val="user6"/>
               <w:rPr>
                 <w:rFonts w:ascii="Times New Roman" w:hAnsi="Times New Roman"/>
                 <w:sz w:val="28"/>
@@ -17861,7 +17705,7 @@
           </w:p>
           <w:p>
             <w:pPr>
-              <w:pStyle w:val="Style20"/>
+              <w:pStyle w:val="user6"/>
               <w:rPr>
                 <w:rFonts w:ascii="Times New Roman" w:hAnsi="Times New Roman"/>
                 <w:sz w:val="28"/>
@@ -17886,7 +17730,7 @@
           </w:p>
           <w:p>
             <w:pPr>
-              <w:pStyle w:val="Style20"/>
+              <w:pStyle w:val="user6"/>
               <w:rPr>
                 <w:rFonts w:ascii="Times New Roman" w:hAnsi="Times New Roman"/>
                 <w:sz w:val="28"/>
@@ -17912,24 +17756,24 @@
           </w:p>
           <w:p>
             <w:pPr>
-              <w:pStyle w:val="Style20"/>
-              <w:rPr>
-                <w:rFonts w:ascii="Times New Roman" w:hAnsi="Times New Roman"/>
-                <w:sz w:val="28"/>
-                <w:lang w:val="en-US"/>
-              </w:rPr>
-            </w:pPr>
-            <w:r>
-              <w:rPr>
-                <w:rFonts w:ascii="Times New Roman" w:hAnsi="Times New Roman"/>
-                <w:sz w:val="28"/>
-                <w:lang w:val="en-US"/>
-              </w:rPr>
-            </w:r>
-          </w:p>
-          <w:p>
-            <w:pPr>
-              <w:pStyle w:val="Style20"/>
+              <w:pStyle w:val="user6"/>
+              <w:rPr>
+                <w:rFonts w:ascii="Times New Roman" w:hAnsi="Times New Roman"/>
+                <w:sz w:val="28"/>
+                <w:lang w:val="en-US"/>
+              </w:rPr>
+            </w:pPr>
+            <w:r>
+              <w:rPr>
+                <w:rFonts w:ascii="Times New Roman" w:hAnsi="Times New Roman"/>
+                <w:sz w:val="28"/>
+                <w:lang w:val="en-US"/>
+              </w:rPr>
+            </w:r>
+          </w:p>
+          <w:p>
+            <w:pPr>
+              <w:pStyle w:val="user6"/>
               <w:rPr>
                 <w:rFonts w:ascii="Times New Roman" w:hAnsi="Times New Roman"/>
                 <w:sz w:val="28"/>
@@ -18007,7 +17851,7 @@
           </w:p>
           <w:p>
             <w:pPr>
-              <w:pStyle w:val="Style20"/>
+              <w:pStyle w:val="user6"/>
               <w:rPr>
                 <w:rFonts w:ascii="Times New Roman" w:hAnsi="Times New Roman"/>
                 <w:sz w:val="28"/>
@@ -18033,7 +17877,7 @@
           </w:p>
           <w:p>
             <w:pPr>
-              <w:pStyle w:val="Style20"/>
+              <w:pStyle w:val="user6"/>
               <w:rPr>
                 <w:rFonts w:ascii="Times New Roman" w:hAnsi="Times New Roman"/>
                 <w:sz w:val="28"/>
@@ -18059,24 +17903,24 @@
           </w:p>
           <w:p>
             <w:pPr>
-              <w:pStyle w:val="Style20"/>
-              <w:rPr>
-                <w:rFonts w:ascii="Times New Roman" w:hAnsi="Times New Roman"/>
-                <w:sz w:val="28"/>
-                <w:lang w:val="en-US"/>
-              </w:rPr>
-            </w:pPr>
-            <w:r>
-              <w:rPr>
-                <w:rFonts w:ascii="Times New Roman" w:hAnsi="Times New Roman"/>
-                <w:sz w:val="28"/>
-                <w:lang w:val="en-US"/>
-              </w:rPr>
-            </w:r>
-          </w:p>
-          <w:p>
-            <w:pPr>
-              <w:pStyle w:val="Style20"/>
+              <w:pStyle w:val="user6"/>
+              <w:rPr>
+                <w:rFonts w:ascii="Times New Roman" w:hAnsi="Times New Roman"/>
+                <w:sz w:val="28"/>
+                <w:lang w:val="en-US"/>
+              </w:rPr>
+            </w:pPr>
+            <w:r>
+              <w:rPr>
+                <w:rFonts w:ascii="Times New Roman" w:hAnsi="Times New Roman"/>
+                <w:sz w:val="28"/>
+                <w:lang w:val="en-US"/>
+              </w:rPr>
+            </w:r>
+          </w:p>
+          <w:p>
+            <w:pPr>
+              <w:pStyle w:val="user6"/>
               <w:rPr>
                 <w:rFonts w:ascii="Times New Roman" w:hAnsi="Times New Roman"/>
                 <w:sz w:val="28"/>
@@ -18100,7 +17944,7 @@
           </w:p>
           <w:p>
             <w:pPr>
-              <w:pStyle w:val="Style20"/>
+              <w:pStyle w:val="user6"/>
               <w:rPr>
                 <w:rFonts w:ascii="Times New Roman" w:hAnsi="Times New Roman"/>
                 <w:sz w:val="28"/>
@@ -18123,7 +17967,7 @@
           </w:p>
           <w:p>
             <w:pPr>
-              <w:pStyle w:val="Style20"/>
+              <w:pStyle w:val="user6"/>
               <w:rPr>
                 <w:rFonts w:ascii="Times New Roman" w:hAnsi="Times New Roman"/>
                 <w:sz w:val="28"/>
@@ -18146,22 +17990,22 @@
           </w:p>
           <w:p>
             <w:pPr>
-              <w:pStyle w:val="Style20"/>
-              <w:rPr>
-                <w:rFonts w:ascii="Times New Roman" w:hAnsi="Times New Roman"/>
-                <w:sz w:val="28"/>
-              </w:rPr>
-            </w:pPr>
-            <w:r>
-              <w:rPr>
-                <w:rFonts w:ascii="Times New Roman" w:hAnsi="Times New Roman"/>
-                <w:sz w:val="28"/>
-              </w:rPr>
-            </w:r>
-          </w:p>
-          <w:p>
-            <w:pPr>
-              <w:pStyle w:val="Style20"/>
+              <w:pStyle w:val="user6"/>
+              <w:rPr>
+                <w:rFonts w:ascii="Times New Roman" w:hAnsi="Times New Roman"/>
+                <w:sz w:val="28"/>
+              </w:rPr>
+            </w:pPr>
+            <w:r>
+              <w:rPr>
+                <w:rFonts w:ascii="Times New Roman" w:hAnsi="Times New Roman"/>
+                <w:sz w:val="28"/>
+              </w:rPr>
+            </w:r>
+          </w:p>
+          <w:p>
+            <w:pPr>
+              <w:pStyle w:val="user6"/>
               <w:rPr>
                 <w:rFonts w:ascii="Times New Roman" w:hAnsi="Times New Roman"/>
                 <w:sz w:val="28"/>
@@ -18184,7 +18028,7 @@
           </w:p>
           <w:p>
             <w:pPr>
-              <w:pStyle w:val="Style20"/>
+              <w:pStyle w:val="user6"/>
               <w:rPr>
                 <w:rFonts w:ascii="Times New Roman" w:hAnsi="Times New Roman"/>
                 <w:sz w:val="28"/>
@@ -18313,7 +18157,7 @@
           </w:p>
           <w:p>
             <w:pPr>
-              <w:pStyle w:val="Style20"/>
+              <w:pStyle w:val="user6"/>
               <w:rPr>
                 <w:rFonts w:ascii="Times New Roman" w:hAnsi="Times New Roman"/>
                 <w:sz w:val="28"/>
@@ -18377,8 +18221,8 @@
         <w:rPr/>
       </w:pPr>
       <w:bookmarkStart w:id="33" w:name="__RefHeading___Toc2882_2352405526"/>
-      <w:bookmarkStart w:id="34" w:name="_Toc226724660_Копия_1_Копия_2"/>
-      <w:bookmarkStart w:id="35" w:name="_Toc226587363_Копия_1_Копия_2"/>
+      <w:bookmarkStart w:id="34" w:name="_Toc226587363_Копия_1_Копия_2"/>
+      <w:bookmarkStart w:id="35" w:name="_Toc226724660_Копия_1_Копия_2"/>
       <w:bookmarkEnd w:id="33"/>
       <w:r>
         <w:rPr/>
@@ -18625,7 +18469,7 @@
           </w:tcPr>
           <w:p>
             <w:pPr>
-              <w:pStyle w:val="Style20"/>
+              <w:pStyle w:val="user6"/>
               <w:rPr>
                 <w:rFonts w:ascii="Times New Roman" w:hAnsi="Times New Roman"/>
                 <w:sz w:val="28"/>
@@ -18641,7 +18485,7 @@
           </w:p>
           <w:p>
             <w:pPr>
-              <w:pStyle w:val="Style20"/>
+              <w:pStyle w:val="user6"/>
               <w:rPr>
                 <w:rFonts w:ascii="Times New Roman" w:hAnsi="Times New Roman"/>
                 <w:sz w:val="28"/>
@@ -18659,7 +18503,7 @@
           </w:p>
           <w:p>
             <w:pPr>
-              <w:pStyle w:val="Style20"/>
+              <w:pStyle w:val="user6"/>
               <w:rPr>
                 <w:rFonts w:ascii="Times New Roman" w:hAnsi="Times New Roman"/>
                 <w:sz w:val="28"/>
@@ -18685,7 +18529,7 @@
           </w:p>
           <w:p>
             <w:pPr>
-              <w:pStyle w:val="Style20"/>
+              <w:pStyle w:val="user6"/>
               <w:rPr>
                 <w:rFonts w:ascii="Times New Roman" w:hAnsi="Times New Roman"/>
                 <w:sz w:val="28"/>
@@ -18711,7 +18555,7 @@
           </w:p>
           <w:p>
             <w:pPr>
-              <w:pStyle w:val="Style20"/>
+              <w:pStyle w:val="user6"/>
               <w:rPr>
                 <w:rFonts w:ascii="Times New Roman" w:hAnsi="Times New Roman"/>
                 <w:sz w:val="28"/>
@@ -18737,7 +18581,7 @@
           </w:p>
           <w:p>
             <w:pPr>
-              <w:pStyle w:val="Style20"/>
+              <w:pStyle w:val="user6"/>
               <w:rPr>
                 <w:rFonts w:ascii="Times New Roman" w:hAnsi="Times New Roman"/>
                 <w:sz w:val="28"/>
@@ -18763,7 +18607,7 @@
           </w:p>
           <w:p>
             <w:pPr>
-              <w:pStyle w:val="Style20"/>
+              <w:pStyle w:val="user6"/>
               <w:rPr>
                 <w:rFonts w:ascii="Times New Roman" w:hAnsi="Times New Roman"/>
                 <w:sz w:val="28"/>
@@ -18789,7 +18633,7 @@
           </w:p>
           <w:p>
             <w:pPr>
-              <w:pStyle w:val="Style20"/>
+              <w:pStyle w:val="user6"/>
               <w:rPr>
                 <w:rFonts w:ascii="Times New Roman" w:hAnsi="Times New Roman"/>
                 <w:sz w:val="28"/>
@@ -18815,7 +18659,7 @@
           </w:p>
           <w:p>
             <w:pPr>
-              <w:pStyle w:val="Style20"/>
+              <w:pStyle w:val="user6"/>
               <w:rPr>
                 <w:rFonts w:ascii="Times New Roman" w:hAnsi="Times New Roman"/>
                 <w:sz w:val="28"/>
@@ -18833,7 +18677,7 @@
           </w:p>
           <w:p>
             <w:pPr>
-              <w:pStyle w:val="Style20"/>
+              <w:pStyle w:val="user6"/>
               <w:rPr>
                 <w:rFonts w:ascii="Times New Roman" w:hAnsi="Times New Roman"/>
                 <w:sz w:val="28"/>
@@ -19078,7 +18922,7 @@
           </w:tcPr>
           <w:p>
             <w:pPr>
-              <w:pStyle w:val="Style20"/>
+              <w:pStyle w:val="user6"/>
               <w:rPr>
                 <w:rFonts w:ascii="Times New Roman" w:hAnsi="Times New Roman"/>
                 <w:sz w:val="28"/>
@@ -19094,7 +18938,7 @@
           </w:p>
           <w:p>
             <w:pPr>
-              <w:pStyle w:val="Style20"/>
+              <w:pStyle w:val="user6"/>
               <w:rPr>
                 <w:rFonts w:ascii="Times New Roman" w:hAnsi="Times New Roman"/>
                 <w:sz w:val="28"/>
@@ -19112,7 +18956,7 @@
           </w:p>
           <w:p>
             <w:pPr>
-              <w:pStyle w:val="Style20"/>
+              <w:pStyle w:val="user6"/>
               <w:rPr>
                 <w:rFonts w:ascii="Times New Roman" w:hAnsi="Times New Roman"/>
                 <w:sz w:val="28"/>
@@ -19175,7 +19019,7 @@
           </w:p>
           <w:p>
             <w:pPr>
-              <w:pStyle w:val="Style20"/>
+              <w:pStyle w:val="user6"/>
               <w:rPr>
                 <w:rFonts w:ascii="Times New Roman" w:hAnsi="Times New Roman"/>
                 <w:sz w:val="28"/>
@@ -19201,7 +19045,7 @@
           </w:p>
           <w:p>
             <w:pPr>
-              <w:pStyle w:val="Style20"/>
+              <w:pStyle w:val="user6"/>
               <w:rPr>
                 <w:rFonts w:ascii="Times New Roman" w:hAnsi="Times New Roman"/>
                 <w:sz w:val="28"/>
@@ -19225,7 +19069,7 @@
           </w:p>
           <w:p>
             <w:pPr>
-              <w:pStyle w:val="Style20"/>
+              <w:pStyle w:val="user6"/>
               <w:rPr>
                 <w:rFonts w:ascii="Times New Roman" w:hAnsi="Times New Roman"/>
                 <w:sz w:val="28"/>
@@ -19243,7 +19087,7 @@
           </w:p>
           <w:p>
             <w:pPr>
-              <w:pStyle w:val="Style20"/>
+              <w:pStyle w:val="user6"/>
               <w:rPr>
                 <w:rFonts w:ascii="Times New Roman" w:hAnsi="Times New Roman"/>
                 <w:sz w:val="28"/>
@@ -19261,7 +19105,7 @@
           </w:p>
           <w:p>
             <w:pPr>
-              <w:pStyle w:val="Style20"/>
+              <w:pStyle w:val="user6"/>
               <w:rPr>
                 <w:rFonts w:ascii="Times New Roman" w:hAnsi="Times New Roman"/>
                 <w:sz w:val="28"/>
@@ -19279,7 +19123,7 @@
           </w:p>
           <w:p>
             <w:pPr>
-              <w:pStyle w:val="Style20"/>
+              <w:pStyle w:val="user6"/>
               <w:rPr>
                 <w:rFonts w:ascii="Times New Roman" w:hAnsi="Times New Roman"/>
                 <w:sz w:val="28"/>
@@ -19371,7 +19215,7 @@
           </w:tcPr>
           <w:p>
             <w:pPr>
-              <w:pStyle w:val="Style20"/>
+              <w:pStyle w:val="user6"/>
               <w:rPr>
                 <w:rFonts w:ascii="Times New Roman" w:hAnsi="Times New Roman"/>
                 <w:sz w:val="28"/>
@@ -19387,7 +19231,7 @@
           </w:p>
           <w:p>
             <w:pPr>
-              <w:pStyle w:val="Style20"/>
+              <w:pStyle w:val="user6"/>
               <w:rPr>
                 <w:rFonts w:ascii="Times New Roman" w:hAnsi="Times New Roman"/>
                 <w:sz w:val="28"/>
@@ -19403,7 +19247,7 @@
           </w:p>
           <w:p>
             <w:pPr>
-              <w:pStyle w:val="Style20"/>
+              <w:pStyle w:val="user6"/>
               <w:rPr>
                 <w:rFonts w:ascii="Times New Roman" w:hAnsi="Times New Roman"/>
                 <w:sz w:val="28"/>
@@ -19426,7 +19270,7 @@
           </w:p>
           <w:p>
             <w:pPr>
-              <w:pStyle w:val="Style20"/>
+              <w:pStyle w:val="user6"/>
               <w:rPr>
                 <w:rFonts w:ascii="Times New Roman" w:hAnsi="Times New Roman"/>
                 <w:sz w:val="28"/>
@@ -19449,7 +19293,7 @@
           </w:p>
           <w:p>
             <w:pPr>
-              <w:pStyle w:val="Style20"/>
+              <w:pStyle w:val="user6"/>
               <w:rPr>
                 <w:rFonts w:ascii="Times New Roman" w:hAnsi="Times New Roman"/>
                 <w:sz w:val="28"/>
@@ -19474,7 +19318,7 @@
           </w:p>
           <w:p>
             <w:pPr>
-              <w:pStyle w:val="Style20"/>
+              <w:pStyle w:val="user6"/>
               <w:rPr>
                 <w:rFonts w:ascii="Times New Roman" w:hAnsi="Times New Roman"/>
                 <w:sz w:val="28"/>
@@ -19560,7 +19404,7 @@
           </w:p>
           <w:p>
             <w:pPr>
-              <w:pStyle w:val="Style20"/>
+              <w:pStyle w:val="user6"/>
               <w:rPr>
                 <w:rFonts w:ascii="Times New Roman" w:hAnsi="Times New Roman"/>
                 <w:sz w:val="28"/>
@@ -19586,7 +19430,7 @@
           </w:p>
           <w:p>
             <w:pPr>
-              <w:pStyle w:val="Style20"/>
+              <w:pStyle w:val="user6"/>
               <w:rPr>
                 <w:rFonts w:ascii="Times New Roman" w:hAnsi="Times New Roman"/>
                 <w:sz w:val="28"/>
@@ -19649,7 +19493,7 @@
           </w:p>
           <w:p>
             <w:pPr>
-              <w:pStyle w:val="Style20"/>
+              <w:pStyle w:val="user6"/>
               <w:rPr>
                 <w:rFonts w:ascii="Times New Roman" w:hAnsi="Times New Roman"/>
                 <w:sz w:val="28"/>
@@ -19675,7 +19519,7 @@
           </w:p>
           <w:p>
             <w:pPr>
-              <w:pStyle w:val="Style20"/>
+              <w:pStyle w:val="user6"/>
               <w:rPr>
                 <w:rFonts w:ascii="Times New Roman" w:hAnsi="Times New Roman"/>
                 <w:sz w:val="28"/>
@@ -19693,7 +19537,7 @@
           </w:p>
           <w:p>
             <w:pPr>
-              <w:pStyle w:val="Style20"/>
+              <w:pStyle w:val="user6"/>
               <w:rPr>
                 <w:rFonts w:ascii="Times New Roman" w:hAnsi="Times New Roman"/>
                 <w:sz w:val="28"/>
@@ -19711,7 +19555,7 @@
           </w:p>
           <w:p>
             <w:pPr>
-              <w:pStyle w:val="Style20"/>
+              <w:pStyle w:val="user6"/>
               <w:rPr>
                 <w:rFonts w:ascii="Times New Roman" w:hAnsi="Times New Roman"/>
                 <w:sz w:val="28"/>
@@ -19812,7 +19656,7 @@
           </w:tcPr>
           <w:p>
             <w:pPr>
-              <w:pStyle w:val="Style20"/>
+              <w:pStyle w:val="user6"/>
               <w:rPr>
                 <w:rFonts w:ascii="Times New Roman" w:hAnsi="Times New Roman"/>
                 <w:sz w:val="28"/>
@@ -19828,7 +19672,7 @@
           </w:p>
           <w:p>
             <w:pPr>
-              <w:pStyle w:val="Style20"/>
+              <w:pStyle w:val="user6"/>
               <w:rPr>
                 <w:rFonts w:ascii="Times New Roman" w:hAnsi="Times New Roman"/>
                 <w:sz w:val="28"/>
@@ -19846,7 +19690,7 @@
           </w:p>
           <w:p>
             <w:pPr>
-              <w:pStyle w:val="Style20"/>
+              <w:pStyle w:val="user6"/>
               <w:rPr>
                 <w:rFonts w:ascii="Times New Roman" w:hAnsi="Times New Roman"/>
                 <w:sz w:val="28"/>
@@ -19870,7 +19714,7 @@
           </w:p>
           <w:p>
             <w:pPr>
-              <w:pStyle w:val="Style20"/>
+              <w:pStyle w:val="user6"/>
               <w:rPr>
                 <w:rFonts w:ascii="Times New Roman" w:hAnsi="Times New Roman"/>
                 <w:sz w:val="28"/>
@@ -19895,7 +19739,7 @@
           </w:p>
           <w:p>
             <w:pPr>
-              <w:pStyle w:val="Style20"/>
+              <w:pStyle w:val="user6"/>
               <w:rPr>
                 <w:rFonts w:ascii="Times New Roman" w:hAnsi="Times New Roman"/>
                 <w:sz w:val="28"/>
@@ -19921,7 +19765,7 @@
           </w:p>
           <w:p>
             <w:pPr>
-              <w:pStyle w:val="Style20"/>
+              <w:pStyle w:val="user6"/>
               <w:rPr>
                 <w:rFonts w:ascii="Times New Roman" w:hAnsi="Times New Roman"/>
                 <w:sz w:val="28"/>
@@ -19947,24 +19791,24 @@
           </w:p>
           <w:p>
             <w:pPr>
-              <w:pStyle w:val="Style20"/>
-              <w:rPr>
-                <w:rFonts w:ascii="Times New Roman" w:hAnsi="Times New Roman"/>
-                <w:sz w:val="28"/>
-                <w:lang w:val="en-US"/>
-              </w:rPr>
-            </w:pPr>
-            <w:r>
-              <w:rPr>
-                <w:rFonts w:ascii="Times New Roman" w:hAnsi="Times New Roman"/>
-                <w:sz w:val="28"/>
-                <w:lang w:val="en-US"/>
-              </w:rPr>
-            </w:r>
-          </w:p>
-          <w:p>
-            <w:pPr>
-              <w:pStyle w:val="Style20"/>
+              <w:pStyle w:val="user6"/>
+              <w:rPr>
+                <w:rFonts w:ascii="Times New Roman" w:hAnsi="Times New Roman"/>
+                <w:sz w:val="28"/>
+                <w:lang w:val="en-US"/>
+              </w:rPr>
+            </w:pPr>
+            <w:r>
+              <w:rPr>
+                <w:rFonts w:ascii="Times New Roman" w:hAnsi="Times New Roman"/>
+                <w:sz w:val="28"/>
+                <w:lang w:val="en-US"/>
+              </w:rPr>
+            </w:r>
+          </w:p>
+          <w:p>
+            <w:pPr>
+              <w:pStyle w:val="user6"/>
               <w:rPr>
                 <w:rFonts w:ascii="Times New Roman" w:hAnsi="Times New Roman"/>
                 <w:sz w:val="28"/>
@@ -19988,7 +19832,7 @@
           </w:p>
           <w:p>
             <w:pPr>
-              <w:pStyle w:val="Style20"/>
+              <w:pStyle w:val="user6"/>
               <w:rPr>
                 <w:rFonts w:ascii="Times New Roman" w:hAnsi="Times New Roman"/>
                 <w:sz w:val="28"/>
@@ -20013,7 +19857,7 @@
           </w:p>
           <w:p>
             <w:pPr>
-              <w:pStyle w:val="Style20"/>
+              <w:pStyle w:val="user6"/>
               <w:rPr>
                 <w:rFonts w:ascii="Times New Roman" w:hAnsi="Times New Roman"/>
                 <w:sz w:val="28"/>
@@ -20037,7 +19881,7 @@
           </w:p>
           <w:p>
             <w:pPr>
-              <w:pStyle w:val="Style20"/>
+              <w:pStyle w:val="user6"/>
               <w:rPr>
                 <w:rFonts w:ascii="Times New Roman" w:hAnsi="Times New Roman"/>
                 <w:sz w:val="28"/>
@@ -20060,7 +19904,7 @@
           </w:p>
           <w:p>
             <w:pPr>
-              <w:pStyle w:val="Style20"/>
+              <w:pStyle w:val="user6"/>
               <w:rPr>
                 <w:rFonts w:ascii="Times New Roman" w:hAnsi="Times New Roman"/>
                 <w:sz w:val="28"/>
@@ -20085,7 +19929,7 @@
           </w:p>
           <w:p>
             <w:pPr>
-              <w:pStyle w:val="Style20"/>
+              <w:pStyle w:val="user6"/>
               <w:rPr>
                 <w:rFonts w:ascii="Times New Roman" w:hAnsi="Times New Roman"/>
                 <w:sz w:val="28"/>
@@ -20111,7 +19955,7 @@
           </w:p>
           <w:p>
             <w:pPr>
-              <w:pStyle w:val="Style20"/>
+              <w:pStyle w:val="user6"/>
               <w:rPr>
                 <w:rFonts w:ascii="Times New Roman" w:hAnsi="Times New Roman"/>
                 <w:sz w:val="28"/>
@@ -20135,7 +19979,7 @@
           </w:p>
           <w:p>
             <w:pPr>
-              <w:pStyle w:val="Style20"/>
+              <w:pStyle w:val="user6"/>
               <w:rPr>
                 <w:rFonts w:ascii="Times New Roman" w:hAnsi="Times New Roman"/>
                 <w:sz w:val="28"/>
@@ -20158,7 +20002,7 @@
           </w:p>
           <w:p>
             <w:pPr>
-              <w:pStyle w:val="Style20"/>
+              <w:pStyle w:val="user6"/>
               <w:rPr>
                 <w:rFonts w:ascii="Times New Roman" w:hAnsi="Times New Roman"/>
                 <w:sz w:val="28"/>
@@ -20183,24 +20027,24 @@
           </w:p>
           <w:p>
             <w:pPr>
-              <w:pStyle w:val="Style20"/>
-              <w:rPr>
-                <w:rFonts w:ascii="Times New Roman" w:hAnsi="Times New Roman"/>
-                <w:sz w:val="28"/>
-                <w:lang w:val="en-US"/>
-              </w:rPr>
-            </w:pPr>
-            <w:r>
-              <w:rPr>
-                <w:rFonts w:ascii="Times New Roman" w:hAnsi="Times New Roman"/>
-                <w:sz w:val="28"/>
-                <w:lang w:val="en-US"/>
-              </w:rPr>
-            </w:r>
-          </w:p>
-          <w:p>
-            <w:pPr>
-              <w:pStyle w:val="Style20"/>
+              <w:pStyle w:val="user6"/>
+              <w:rPr>
+                <w:rFonts w:ascii="Times New Roman" w:hAnsi="Times New Roman"/>
+                <w:sz w:val="28"/>
+                <w:lang w:val="en-US"/>
+              </w:rPr>
+            </w:pPr>
+            <w:r>
+              <w:rPr>
+                <w:rFonts w:ascii="Times New Roman" w:hAnsi="Times New Roman"/>
+                <w:sz w:val="28"/>
+                <w:lang w:val="en-US"/>
+              </w:rPr>
+            </w:r>
+          </w:p>
+          <w:p>
+            <w:pPr>
+              <w:pStyle w:val="user6"/>
               <w:rPr>
                 <w:rFonts w:ascii="Times New Roman" w:hAnsi="Times New Roman"/>
                 <w:sz w:val="28"/>
@@ -20248,7 +20092,7 @@
           </w:p>
           <w:p>
             <w:pPr>
-              <w:pStyle w:val="Style20"/>
+              <w:pStyle w:val="user6"/>
               <w:rPr>
                 <w:rFonts w:ascii="Times New Roman" w:hAnsi="Times New Roman"/>
                 <w:sz w:val="28"/>
@@ -20274,7 +20118,7 @@
           </w:p>
           <w:p>
             <w:pPr>
-              <w:pStyle w:val="Style20"/>
+              <w:pStyle w:val="user6"/>
               <w:rPr>
                 <w:rFonts w:ascii="Times New Roman" w:hAnsi="Times New Roman"/>
                 <w:sz w:val="28"/>
@@ -20300,7 +20144,7 @@
           </w:p>
           <w:p>
             <w:pPr>
-              <w:pStyle w:val="Style20"/>
+              <w:pStyle w:val="user6"/>
               <w:rPr>
                 <w:rFonts w:ascii="Times New Roman" w:hAnsi="Times New Roman"/>
                 <w:sz w:val="28"/>
@@ -20326,24 +20170,24 @@
           </w:p>
           <w:p>
             <w:pPr>
-              <w:pStyle w:val="Style20"/>
-              <w:rPr>
-                <w:rFonts w:ascii="Times New Roman" w:hAnsi="Times New Roman"/>
-                <w:sz w:val="28"/>
-                <w:lang w:val="en-US"/>
-              </w:rPr>
-            </w:pPr>
-            <w:r>
-              <w:rPr>
-                <w:rFonts w:ascii="Times New Roman" w:hAnsi="Times New Roman"/>
-                <w:sz w:val="28"/>
-                <w:lang w:val="en-US"/>
-              </w:rPr>
-            </w:r>
-          </w:p>
-          <w:p>
-            <w:pPr>
-              <w:pStyle w:val="Style20"/>
+              <w:pStyle w:val="user6"/>
+              <w:rPr>
+                <w:rFonts w:ascii="Times New Roman" w:hAnsi="Times New Roman"/>
+                <w:sz w:val="28"/>
+                <w:lang w:val="en-US"/>
+              </w:rPr>
+            </w:pPr>
+            <w:r>
+              <w:rPr>
+                <w:rFonts w:ascii="Times New Roman" w:hAnsi="Times New Roman"/>
+                <w:sz w:val="28"/>
+                <w:lang w:val="en-US"/>
+              </w:rPr>
+            </w:r>
+          </w:p>
+          <w:p>
+            <w:pPr>
+              <w:pStyle w:val="user6"/>
               <w:rPr>
                 <w:rFonts w:ascii="Times New Roman" w:hAnsi="Times New Roman"/>
                 <w:sz w:val="28"/>
@@ -20406,7 +20250,7 @@
           </w:p>
           <w:p>
             <w:pPr>
-              <w:pStyle w:val="Style20"/>
+              <w:pStyle w:val="user6"/>
               <w:rPr>
                 <w:rFonts w:ascii="Times New Roman" w:hAnsi="Times New Roman"/>
                 <w:sz w:val="28"/>
@@ -20432,7 +20276,7 @@
           </w:p>
           <w:p>
             <w:pPr>
-              <w:pStyle w:val="Style20"/>
+              <w:pStyle w:val="user6"/>
               <w:rPr>
                 <w:rFonts w:ascii="Times New Roman" w:hAnsi="Times New Roman"/>
                 <w:sz w:val="28"/>
@@ -20458,7 +20302,7 @@
           </w:p>
           <w:p>
             <w:pPr>
-              <w:pStyle w:val="Style20"/>
+              <w:pStyle w:val="user6"/>
               <w:rPr>
                 <w:rFonts w:ascii="Times New Roman" w:hAnsi="Times New Roman"/>
                 <w:sz w:val="28"/>
@@ -20484,7 +20328,7 @@
           </w:p>
           <w:p>
             <w:pPr>
-              <w:pStyle w:val="Style20"/>
+              <w:pStyle w:val="user6"/>
               <w:rPr>
                 <w:rFonts w:ascii="Times New Roman" w:hAnsi="Times New Roman"/>
                 <w:sz w:val="28"/>
@@ -20510,7 +20354,7 @@
           </w:p>
           <w:p>
             <w:pPr>
-              <w:pStyle w:val="Style20"/>
+              <w:pStyle w:val="user6"/>
               <w:rPr>
                 <w:rFonts w:ascii="Times New Roman" w:hAnsi="Times New Roman"/>
                 <w:sz w:val="28"/>
@@ -20619,7 +20463,7 @@
           </w:tcPr>
           <w:p>
             <w:pPr>
-              <w:pStyle w:val="Style20"/>
+              <w:pStyle w:val="user6"/>
               <w:rPr>
                 <w:rFonts w:ascii="Times New Roman" w:hAnsi="Times New Roman"/>
                 <w:sz w:val="28"/>
@@ -20635,7 +20479,7 @@
           </w:p>
           <w:p>
             <w:pPr>
-              <w:pStyle w:val="Style20"/>
+              <w:pStyle w:val="user6"/>
               <w:rPr>
                 <w:rFonts w:ascii="Times New Roman" w:hAnsi="Times New Roman"/>
                 <w:sz w:val="28"/>
@@ -20653,7 +20497,7 @@
           </w:p>
           <w:p>
             <w:pPr>
-              <w:pStyle w:val="Style20"/>
+              <w:pStyle w:val="user6"/>
               <w:rPr>
                 <w:rFonts w:ascii="Times New Roman" w:hAnsi="Times New Roman"/>
                 <w:sz w:val="28"/>
@@ -20679,7 +20523,7 @@
           </w:p>
           <w:p>
             <w:pPr>
-              <w:pStyle w:val="Style20"/>
+              <w:pStyle w:val="user6"/>
               <w:rPr>
                 <w:rFonts w:ascii="Times New Roman" w:hAnsi="Times New Roman"/>
                 <w:sz w:val="28"/>
@@ -20705,7 +20549,7 @@
           </w:p>
           <w:p>
             <w:pPr>
-              <w:pStyle w:val="Style20"/>
+              <w:pStyle w:val="user6"/>
               <w:rPr>
                 <w:rFonts w:ascii="Times New Roman" w:hAnsi="Times New Roman"/>
                 <w:sz w:val="28"/>
@@ -20729,7 +20573,7 @@
           </w:p>
           <w:p>
             <w:pPr>
-              <w:pStyle w:val="Style20"/>
+              <w:pStyle w:val="user6"/>
               <w:rPr>
                 <w:rFonts w:ascii="Times New Roman" w:hAnsi="Times New Roman"/>
                 <w:sz w:val="28"/>
@@ -20754,7 +20598,7 @@
           </w:p>
           <w:p>
             <w:pPr>
-              <w:pStyle w:val="Style20"/>
+              <w:pStyle w:val="user6"/>
               <w:rPr>
                 <w:rFonts w:ascii="Times New Roman" w:hAnsi="Times New Roman"/>
                 <w:sz w:val="28"/>
@@ -20780,7 +20624,7 @@
           </w:p>
           <w:p>
             <w:pPr>
-              <w:pStyle w:val="Style20"/>
+              <w:pStyle w:val="user6"/>
               <w:rPr>
                 <w:rFonts w:ascii="Times New Roman" w:hAnsi="Times New Roman"/>
                 <w:sz w:val="28"/>
@@ -20806,7 +20650,7 @@
           </w:p>
           <w:p>
             <w:pPr>
-              <w:pStyle w:val="Style20"/>
+              <w:pStyle w:val="user6"/>
               <w:rPr>
                 <w:rFonts w:ascii="Times New Roman" w:hAnsi="Times New Roman"/>
                 <w:sz w:val="28"/>
@@ -20832,7 +20676,7 @@
           </w:p>
           <w:p>
             <w:pPr>
-              <w:pStyle w:val="Style20"/>
+              <w:pStyle w:val="user6"/>
               <w:rPr>
                 <w:rFonts w:ascii="Times New Roman" w:hAnsi="Times New Roman"/>
                 <w:sz w:val="28"/>
@@ -20856,7 +20700,7 @@
           </w:p>
           <w:p>
             <w:pPr>
-              <w:pStyle w:val="Style20"/>
+              <w:pStyle w:val="user6"/>
               <w:rPr>
                 <w:rFonts w:ascii="Times New Roman" w:hAnsi="Times New Roman"/>
                 <w:sz w:val="28"/>
@@ -20881,7 +20725,7 @@
           </w:p>
           <w:p>
             <w:pPr>
-              <w:pStyle w:val="Style20"/>
+              <w:pStyle w:val="user6"/>
               <w:rPr>
                 <w:rFonts w:ascii="Times New Roman" w:hAnsi="Times New Roman"/>
                 <w:sz w:val="28"/>
@@ -20907,7 +20751,7 @@
           </w:p>
           <w:p>
             <w:pPr>
-              <w:pStyle w:val="Style20"/>
+              <w:pStyle w:val="user6"/>
               <w:rPr>
                 <w:rFonts w:ascii="Times New Roman" w:hAnsi="Times New Roman"/>
                 <w:sz w:val="28"/>
@@ -20933,7 +20777,7 @@
           </w:p>
           <w:p>
             <w:pPr>
-              <w:pStyle w:val="Style20"/>
+              <w:pStyle w:val="user6"/>
               <w:rPr>
                 <w:rFonts w:ascii="Times New Roman" w:hAnsi="Times New Roman"/>
                 <w:sz w:val="28"/>
@@ -20959,7 +20803,7 @@
           </w:p>
           <w:p>
             <w:pPr>
-              <w:pStyle w:val="Style20"/>
+              <w:pStyle w:val="user6"/>
               <w:rPr>
                 <w:rFonts w:ascii="Times New Roman" w:hAnsi="Times New Roman"/>
                 <w:sz w:val="28"/>
@@ -20977,7 +20821,7 @@
           </w:p>
           <w:p>
             <w:pPr>
-              <w:pStyle w:val="Style20"/>
+              <w:pStyle w:val="user6"/>
               <w:rPr>
                 <w:rFonts w:ascii="Times New Roman" w:hAnsi="Times New Roman"/>
                 <w:sz w:val="28"/>
@@ -21086,11 +20930,1145 @@
         </w:numPr>
         <w:rPr/>
       </w:pPr>
-      <w:bookmarkStart w:id="36" w:name="__RefHeading___Toc2884_2352405526"/>
+      <w:bookmarkStart w:id="36" w:name="__RefHeading___Toc2884_2352405526_Копия_"/>
       <w:bookmarkEnd w:id="36"/>
       <w:r>
         <w:rPr/>
-        <w:t>2.5 Выводы по применению авторской методики</w:t>
+        <w:t>2.</w:t>
+      </w:r>
+      <w:r>
+        <w:rPr/>
+        <w:t>5</w:t>
+      </w:r>
+      <w:r>
+        <w:rPr/>
+        <w:t xml:space="preserve"> Интеграция монетизации: система подписок и спонсорских рекламных мест</w:t>
+      </w:r>
+    </w:p>
+    <w:p>
+      <w:pPr>
+        <w:pStyle w:val="15"/>
+        <w:rPr/>
+      </w:pPr>
+      <w:r>
+        <w:rPr/>
+      </w:r>
+    </w:p>
+    <w:p>
+      <w:pPr>
+        <w:pStyle w:val="15"/>
+        <w:rPr/>
+      </w:pPr>
+      <w:r>
+        <w:rPr/>
+        <w:t>Несмотря на социальную миссию проекта, для его долгосрочной устойчивости, развития и покрытия операционных издержек необходима работающая бизнес-модель. В соответствии с принципом доступности базового функционала, ключевые возможности по формированию привычек остаются бесплатными. Монетизация будет реализована через два основных канала: премиум-подписка и этичная нативная реклама от спонсоров.</w:t>
+      </w:r>
+    </w:p>
+    <w:p>
+      <w:pPr>
+        <w:pStyle w:val="15"/>
+        <w:rPr/>
+      </w:pPr>
+      <w:r>
+        <w:rPr/>
+      </w:r>
+    </w:p>
+    <w:p>
+      <w:pPr>
+        <w:pStyle w:val="Heading1"/>
+        <w:numPr>
+          <w:ilvl w:val="0"/>
+          <w:numId w:val="1"/>
+        </w:numPr>
+        <w:rPr/>
+      </w:pPr>
+      <w:bookmarkStart w:id="37" w:name="__RefHeading___Toc2884_2352405526_Копия1"/>
+      <w:bookmarkEnd w:id="37"/>
+      <w:r>
+        <w:rPr/>
+        <w:t>2.</w:t>
+      </w:r>
+      <w:r>
+        <w:rPr/>
+        <w:t>5.</w:t>
+      </w:r>
+      <w:r>
+        <w:rPr/>
+        <w:t>1</w:t>
+      </w:r>
+      <w:r>
+        <w:rPr/>
+        <w:t xml:space="preserve"> Система премиум-подписки</w:t>
+      </w:r>
+    </w:p>
+    <w:p>
+      <w:pPr>
+        <w:pStyle w:val="BodyText"/>
+        <w:rPr/>
+      </w:pPr>
+      <w:r>
+        <w:rPr/>
+      </w:r>
+    </w:p>
+    <w:p>
+      <w:pPr>
+        <w:pStyle w:val="BodyText"/>
+        <w:rPr/>
+      </w:pPr>
+      <w:r>
+        <w:rPr/>
+        <w:t>Данная модель соответствует принципу добавленной ценности, предлагая платные функции, которые расширяют, а не ограничивают базовый опыт.</w:t>
+      </w:r>
+    </w:p>
+    <w:p>
+      <w:pPr>
+        <w:pStyle w:val="BodyText"/>
+        <w:rPr/>
+      </w:pPr>
+      <w:r>
+        <w:rPr/>
+      </w:r>
+    </w:p>
+    <w:p>
+      <w:pPr>
+        <w:pStyle w:val="BodyText"/>
+        <w:rPr/>
+      </w:pPr>
+      <w:r>
+        <w:rPr/>
+        <w:t>Архитектурные изменения в БД: Для реализации подписки необходимо добавить новые таблицы в базу данных.</w:t>
+      </w:r>
+    </w:p>
+    <w:p>
+      <w:pPr>
+        <w:pStyle w:val="BodyText"/>
+        <w:rPr/>
+      </w:pPr>
+      <w:r>
+        <w:rPr/>
+      </w:r>
+    </w:p>
+    <w:tbl>
+      <w:tblPr>
+        <w:tblW w:w="5000" w:type="pct"/>
+        <w:jc w:val="start"/>
+        <w:tblInd w:w="-5" w:type="dxa"/>
+        <w:tblLayout w:type="fixed"/>
+        <w:tblCellMar>
+          <w:top w:w="55" w:type="dxa"/>
+          <w:start w:w="55" w:type="dxa"/>
+          <w:bottom w:w="55" w:type="dxa"/>
+          <w:end w:w="55" w:type="dxa"/>
+        </w:tblCellMar>
+      </w:tblPr>
+      <w:tblGrid>
+        <w:gridCol w:w="9638"/>
+      </w:tblGrid>
+      <w:tr>
+        <w:trPr/>
+        <w:tc>
+          <w:tcPr>
+            <w:tcW w:w="9638" w:type="dxa"/>
+            <w:tcBorders>
+              <w:top w:val="single" w:sz="4" w:space="0" w:color="000000"/>
+              <w:start w:val="single" w:sz="4" w:space="0" w:color="000000"/>
+              <w:bottom w:val="single" w:sz="4" w:space="0" w:color="000000"/>
+              <w:end w:val="single" w:sz="4" w:space="0" w:color="000000"/>
+            </w:tcBorders>
+          </w:tcPr>
+          <w:p>
+            <w:pPr>
+              <w:pStyle w:val="Style20"/>
+              <w:rPr/>
+            </w:pPr>
+            <w:r>
+              <w:rPr/>
+              <w:t>-- Таблица с описанием премиум-планов</w:t>
+            </w:r>
+          </w:p>
+          <w:p>
+            <w:pPr>
+              <w:pStyle w:val="Style20"/>
+              <w:rPr/>
+            </w:pPr>
+            <w:r>
+              <w:rPr/>
+              <w:t>CREATE TABLE IF NOT EXISTS premium_plans (</w:t>
+            </w:r>
+          </w:p>
+          <w:p>
+            <w:pPr>
+              <w:pStyle w:val="Style20"/>
+              <w:rPr/>
+            </w:pPr>
+            <w:r>
+              <w:rPr/>
+              <w:t xml:space="preserve">    </w:t>
+            </w:r>
+            <w:r>
+              <w:rPr/>
+              <w:t>id INTEGER PRIMARY KEY AUTOINCREMENT,</w:t>
+            </w:r>
+          </w:p>
+          <w:p>
+            <w:pPr>
+              <w:pStyle w:val="Style20"/>
+              <w:rPr/>
+            </w:pPr>
+            <w:r>
+              <w:rPr/>
+              <w:t xml:space="preserve">    </w:t>
+            </w:r>
+            <w:r>
+              <w:rPr/>
+              <w:t>name TEXT NOT NULL, -- e.g., "Месячный", "Годовой"</w:t>
+            </w:r>
+          </w:p>
+          <w:p>
+            <w:pPr>
+              <w:pStyle w:val="Style20"/>
+              <w:rPr/>
+            </w:pPr>
+            <w:r>
+              <w:rPr/>
+              <w:t xml:space="preserve">    </w:t>
+            </w:r>
+            <w:r>
+              <w:rPr/>
+              <w:t>price_rub INTEGER NOT NULL,</w:t>
+            </w:r>
+          </w:p>
+          <w:p>
+            <w:pPr>
+              <w:pStyle w:val="Style20"/>
+              <w:rPr/>
+            </w:pPr>
+            <w:r>
+              <w:rPr/>
+              <w:t xml:space="preserve">    </w:t>
+            </w:r>
+            <w:r>
+              <w:rPr/>
+              <w:t>duration_days INTEGER NOT NULL,</w:t>
+            </w:r>
+          </w:p>
+          <w:p>
+            <w:pPr>
+              <w:pStyle w:val="Style20"/>
+              <w:rPr/>
+            </w:pPr>
+            <w:r>
+              <w:rPr/>
+              <w:t xml:space="preserve">    </w:t>
+            </w:r>
+            <w:r>
+              <w:rPr/>
+              <w:t>is_active BOOLEAN DEFAULT TRUE</w:t>
+            </w:r>
+          </w:p>
+          <w:p>
+            <w:pPr>
+              <w:pStyle w:val="Style20"/>
+              <w:rPr/>
+            </w:pPr>
+            <w:r>
+              <w:rPr/>
+              <w:t>);</w:t>
+            </w:r>
+          </w:p>
+          <w:p>
+            <w:pPr>
+              <w:pStyle w:val="Style20"/>
+              <w:rPr/>
+            </w:pPr>
+            <w:r>
+              <w:rPr/>
+            </w:r>
+          </w:p>
+          <w:p>
+            <w:pPr>
+              <w:pStyle w:val="Style20"/>
+              <w:rPr/>
+            </w:pPr>
+            <w:r>
+              <w:rPr/>
+              <w:t>-- Таблица для отслеживания активных подписок пользователей</w:t>
+            </w:r>
+          </w:p>
+          <w:p>
+            <w:pPr>
+              <w:pStyle w:val="Style20"/>
+              <w:rPr/>
+            </w:pPr>
+            <w:r>
+              <w:rPr/>
+              <w:t>CREATE TABLE IF NOT EXISTS user_subscriptions (</w:t>
+            </w:r>
+          </w:p>
+          <w:p>
+            <w:pPr>
+              <w:pStyle w:val="Style20"/>
+              <w:rPr/>
+            </w:pPr>
+            <w:r>
+              <w:rPr/>
+              <w:t xml:space="preserve">    </w:t>
+            </w:r>
+            <w:r>
+              <w:rPr/>
+              <w:t>id INTEGER PRIMARY KEY AUTOINCREMENT,</w:t>
+            </w:r>
+          </w:p>
+          <w:p>
+            <w:pPr>
+              <w:pStyle w:val="Style20"/>
+              <w:rPr/>
+            </w:pPr>
+            <w:r>
+              <w:rPr/>
+              <w:t xml:space="preserve">    </w:t>
+            </w:r>
+            <w:r>
+              <w:rPr/>
+              <w:t>user_id INTEGER NOT NULL,</w:t>
+            </w:r>
+          </w:p>
+          <w:p>
+            <w:pPr>
+              <w:pStyle w:val="Style20"/>
+              <w:rPr/>
+            </w:pPr>
+            <w:r>
+              <w:rPr/>
+              <w:t xml:space="preserve">    </w:t>
+            </w:r>
+            <w:r>
+              <w:rPr/>
+              <w:t>plan_id INTEGER NOT NULL,</w:t>
+            </w:r>
+          </w:p>
+          <w:p>
+            <w:pPr>
+              <w:pStyle w:val="Style20"/>
+              <w:rPr/>
+            </w:pPr>
+            <w:r>
+              <w:rPr/>
+              <w:t xml:space="preserve">    </w:t>
+            </w:r>
+            <w:r>
+              <w:rPr/>
+              <w:t>start_date TIMESTAMP DEFAULT CURRENT_TIMESTAMP,</w:t>
+            </w:r>
+          </w:p>
+          <w:p>
+            <w:pPr>
+              <w:pStyle w:val="Style20"/>
+              <w:rPr/>
+            </w:pPr>
+            <w:r>
+              <w:rPr/>
+              <w:t xml:space="preserve">    </w:t>
+            </w:r>
+            <w:r>
+              <w:rPr/>
+              <w:t>end_date TIMESTAMP NOT NULL,</w:t>
+            </w:r>
+          </w:p>
+          <w:p>
+            <w:pPr>
+              <w:pStyle w:val="Style20"/>
+              <w:rPr/>
+            </w:pPr>
+            <w:r>
+              <w:rPr/>
+              <w:t xml:space="preserve">    </w:t>
+            </w:r>
+            <w:r>
+              <w:rPr/>
+              <w:t>payment_id TEXT, -- ID из платежной системы</w:t>
+            </w:r>
+          </w:p>
+          <w:p>
+            <w:pPr>
+              <w:pStyle w:val="Style20"/>
+              <w:rPr/>
+            </w:pPr>
+            <w:r>
+              <w:rPr/>
+              <w:t xml:space="preserve">    </w:t>
+            </w:r>
+            <w:r>
+              <w:rPr/>
+              <w:t>is_active BOOLEAN DEFAULT TRUE,</w:t>
+            </w:r>
+          </w:p>
+          <w:p>
+            <w:pPr>
+              <w:pStyle w:val="Style20"/>
+              <w:rPr/>
+            </w:pPr>
+            <w:r>
+              <w:rPr/>
+              <w:t xml:space="preserve">    </w:t>
+            </w:r>
+            <w:r>
+              <w:rPr/>
+              <w:t>FOREIGN KEY(user_id) REFERENCES users(id),</w:t>
+            </w:r>
+          </w:p>
+          <w:p>
+            <w:pPr>
+              <w:pStyle w:val="Style20"/>
+              <w:rPr/>
+            </w:pPr>
+            <w:r>
+              <w:rPr/>
+              <w:t xml:space="preserve">    </w:t>
+            </w:r>
+            <w:r>
+              <w:rPr/>
+              <w:t>FOREIGN KEY(plan_id) REFERENCES premium_plans(id)</w:t>
+            </w:r>
+          </w:p>
+          <w:p>
+            <w:pPr>
+              <w:pStyle w:val="Style20"/>
+              <w:rPr/>
+            </w:pPr>
+            <w:r>
+              <w:rPr/>
+              <w:t>);</w:t>
+            </w:r>
+          </w:p>
+        </w:tc>
+      </w:tr>
+    </w:tbl>
+    <w:p>
+      <w:pPr>
+        <w:pStyle w:val="BodyText"/>
+        <w:rPr/>
+      </w:pPr>
+      <w:r>
+        <w:rPr/>
+      </w:r>
+    </w:p>
+    <w:p>
+      <w:pPr>
+        <w:pStyle w:val="BodyText"/>
+        <w:rPr/>
+      </w:pPr>
+      <w:r>
+        <w:rPr/>
+        <w:t>Данный функционал расширяет имеющиеся функции приложения, так как продукт предоставляется на бесплатной основе с открытым исходным кодом, каждый желающий имеет возможность реализовать в рамках личного проекта решение с полным функционалом. Но основное приложения будет иметь возможность пользователям приобрести платную подписку для монетизации и поддержки проекта. Основными функциями будет являться:</w:t>
+      </w:r>
+    </w:p>
+    <w:p>
+      <w:pPr>
+        <w:pStyle w:val="BodyText"/>
+        <w:widowControl/>
+        <w:numPr>
+          <w:ilvl w:val="0"/>
+          <w:numId w:val="22"/>
+        </w:numPr>
+        <w:suppressAutoHyphens w:val="true"/>
+        <w:bidi w:val="0"/>
+        <w:spacing w:lineRule="auto" w:line="360" w:before="0" w:after="140"/>
+        <w:ind w:firstLine="737" w:start="0" w:end="0"/>
+        <w:jc w:val="both"/>
+        <w:textAlignment w:val="baseline"/>
+        <w:rPr>
+          <w:rFonts w:ascii="Times New Roman" w:hAnsi="Times New Roman"/>
+          <w:b w:val="false"/>
+          <w:bCs w:val="false"/>
+          <w:sz w:val="28"/>
+          <w:szCs w:val="28"/>
+        </w:rPr>
+      </w:pPr>
+      <w:r>
+        <w:rPr>
+          <w:rFonts w:ascii="Times New Roman" w:hAnsi="Times New Roman"/>
+          <w:b w:val="false"/>
+          <w:bCs w:val="false"/>
+          <w:i/>
+          <w:iCs/>
+          <w:caps w:val="false"/>
+          <w:smallCaps w:val="false"/>
+          <w:color w:val="404040"/>
+          <w:spacing w:val="0"/>
+          <w:sz w:val="28"/>
+          <w:szCs w:val="28"/>
+        </w:rPr>
+        <w:t>Расширенная аналитика и отчетность.</w:t>
+      </w:r>
+      <w:r>
+        <w:rPr>
+          <w:rFonts w:ascii="Times New Roman" w:hAnsi="Times New Roman"/>
+          <w:b w:val="false"/>
+          <w:bCs w:val="false"/>
+          <w:i w:val="false"/>
+          <w:caps w:val="false"/>
+          <w:smallCaps w:val="false"/>
+          <w:color w:val="404040"/>
+          <w:spacing w:val="0"/>
+          <w:sz w:val="28"/>
+          <w:szCs w:val="28"/>
+        </w:rPr>
+        <w:t xml:space="preserve"> </w:t>
+      </w:r>
+      <w:r>
+        <w:rPr>
+          <w:rFonts w:ascii="Times New Roman" w:hAnsi="Times New Roman"/>
+          <w:b w:val="false"/>
+          <w:bCs w:val="false"/>
+          <w:i w:val="false"/>
+          <w:caps w:val="false"/>
+          <w:smallCaps w:val="false"/>
+          <w:color w:val="404040"/>
+          <w:spacing w:val="0"/>
+          <w:sz w:val="28"/>
+          <w:szCs w:val="28"/>
+        </w:rPr>
+        <w:t xml:space="preserve">Появляется возможность экспорта данных в CSV/PDF, получить детальные графики прогресса по всем привычкам, сравнить с собственными результатами за прошлые периоды. Для реализации планируется создать отдельный модуль PremiumAnalyticsService. В меню бота для премиум-пользователей добавляется пункт "Экспорт данных", который запускает процесс формирования отчета и отправки его файлом в чат. Эта функция адресована наиболее мотивированной части аудитории, заинтересованной в максимально эффективной работе над своими целями. </w:t>
+      </w:r>
+    </w:p>
+    <w:p>
+      <w:pPr>
+        <w:pStyle w:val="BodyText"/>
+        <w:widowControl/>
+        <w:numPr>
+          <w:ilvl w:val="0"/>
+          <w:numId w:val="22"/>
+        </w:numPr>
+        <w:suppressAutoHyphens w:val="true"/>
+        <w:bidi w:val="0"/>
+        <w:spacing w:lineRule="auto" w:line="360" w:before="0" w:after="140"/>
+        <w:ind w:firstLine="737" w:start="0" w:end="0"/>
+        <w:jc w:val="both"/>
+        <w:textAlignment w:val="baseline"/>
+        <w:rPr>
+          <w:rFonts w:ascii="Times New Roman" w:hAnsi="Times New Roman"/>
+          <w:b w:val="false"/>
+          <w:bCs w:val="false"/>
+          <w:i w:val="false"/>
+          <w:caps w:val="false"/>
+          <w:smallCaps w:val="false"/>
+          <w:color w:val="404040"/>
+          <w:spacing w:val="0"/>
+          <w:sz w:val="28"/>
+          <w:szCs w:val="28"/>
+        </w:rPr>
+      </w:pPr>
+      <w:r>
+        <w:rPr>
+          <w:rFonts w:ascii="Times New Roman" w:hAnsi="Times New Roman"/>
+          <w:b w:val="false"/>
+          <w:bCs w:val="false"/>
+          <w:i/>
+          <w:iCs/>
+          <w:caps w:val="false"/>
+          <w:smallCaps w:val="false"/>
+          <w:color w:val="404040"/>
+          <w:spacing w:val="0"/>
+          <w:sz w:val="28"/>
+          <w:szCs w:val="28"/>
+        </w:rPr>
+        <w:t>Уникальные достижения за помощь проекту.</w:t>
+      </w:r>
+      <w:r>
+        <w:rPr>
+          <w:rFonts w:ascii="Times New Roman" w:hAnsi="Times New Roman"/>
+          <w:b w:val="false"/>
+          <w:bCs w:val="false"/>
+          <w:i w:val="false"/>
+          <w:iCs w:val="false"/>
+          <w:caps w:val="false"/>
+          <w:smallCaps w:val="false"/>
+          <w:color w:val="404040"/>
+          <w:spacing w:val="0"/>
+          <w:sz w:val="28"/>
+          <w:szCs w:val="28"/>
+        </w:rPr>
+        <w:t xml:space="preserve"> Пользователи, оказавшие поддержку, получат уникальные виртуальные бейджи. С технической точки зрения, в существующую таблицу badges добавляются специальные записи, помеченные как донационные. Важно подчеркнуть, что эти достижения не связаны с основной игровой механикой и не влияют на прогресс, выполняя исключительно роль знака отличия и принадлежности к сообществу сторонников проекта. Эта практика является общепринятой в моделях с открытым исходным кодом и апеллирует к желанию пользователя напрямую участвовать в развитии продукта.</w:t>
+      </w:r>
+    </w:p>
+    <w:p>
+      <w:pPr>
+        <w:pStyle w:val="BodyText"/>
+        <w:widowControl/>
+        <w:numPr>
+          <w:ilvl w:val="0"/>
+          <w:numId w:val="22"/>
+        </w:numPr>
+        <w:suppressAutoHyphens w:val="true"/>
+        <w:bidi w:val="0"/>
+        <w:spacing w:lineRule="auto" w:line="360" w:before="0" w:after="140"/>
+        <w:ind w:firstLine="737" w:start="0" w:end="0"/>
+        <w:jc w:val="both"/>
+        <w:textAlignment w:val="baseline"/>
+        <w:rPr/>
+      </w:pPr>
+      <w:r>
+        <w:rPr>
+          <w:rFonts w:ascii="Times New Roman" w:hAnsi="Times New Roman"/>
+          <w:b w:val="false"/>
+          <w:bCs w:val="false"/>
+          <w:i/>
+          <w:iCs/>
+          <w:caps w:val="false"/>
+          <w:smallCaps w:val="false"/>
+          <w:color w:val="404040"/>
+          <w:spacing w:val="0"/>
+          <w:sz w:val="28"/>
+          <w:szCs w:val="28"/>
+        </w:rPr>
+        <w:t xml:space="preserve">Возможность прямого общения с разработчиком проекта для предложений и получения консультаций. </w:t>
+      </w:r>
+      <w:r>
+        <w:rPr>
+          <w:rFonts w:ascii="Times New Roman" w:hAnsi="Times New Roman"/>
+          <w:b w:val="false"/>
+          <w:bCs w:val="false"/>
+          <w:i w:val="false"/>
+          <w:iCs w:val="false"/>
+          <w:caps w:val="false"/>
+          <w:smallCaps w:val="false"/>
+          <w:color w:val="404040"/>
+          <w:spacing w:val="0"/>
+          <w:sz w:val="28"/>
+          <w:szCs w:val="28"/>
+        </w:rPr>
+        <w:t>На базе уже существующей системы анонимного наставничества будет создан выделенный приоритетный чат. Запросы и предложения от пользователей с активной подпиской будут помечаться специальным тегом и обрабатываться в первую очередь. Это дает возможность наиболее вовлеченным пользователям напрямую влиять на развитие продукта, предлагая идеи и участвуя в формировании его будущего, что значительно повышает лояльность и чувство сопричастности.</w:t>
+      </w:r>
+    </w:p>
+    <w:p>
+      <w:pPr>
+        <w:pStyle w:val="BodyText"/>
+        <w:rPr/>
+      </w:pPr>
+      <w:r>
+        <w:rPr/>
+      </w:r>
+    </w:p>
+    <w:p>
+      <w:pPr>
+        <w:pStyle w:val="BodyText"/>
+        <w:rPr/>
+      </w:pPr>
+      <w:r>
+        <w:rPr/>
+        <w:t xml:space="preserve">Представленная модель является мягкой и не принудительной, что полностью соответствует </w:t>
+      </w:r>
+      <w:r>
+        <w:rPr/>
+        <w:t xml:space="preserve">ранее принятому </w:t>
+      </w:r>
+      <w:r>
+        <w:rPr/>
+        <w:t xml:space="preserve">принципу доступности базового функционала. Она сознательно избегает создания искусственных ограничений, вместо этого </w:t>
+      </w:r>
+      <w:r>
+        <w:rPr/>
+        <w:t>позволяя получить прибыль за</w:t>
+      </w:r>
+      <w:r>
+        <w:rPr/>
+        <w:t xml:space="preserve"> лояльность и благодарность сформировавшегося сообщества. Такой подход позволяет получать стабильный доход от самой вовлеченной части аудитории, предлагая ей взамен не столько новые функции, сколько сервисные преимущества и статусные элементы, что является классической и этичной практикой для социально-ориентированных проектов.</w:t>
+      </w:r>
+    </w:p>
+    <w:p>
+      <w:pPr>
+        <w:pStyle w:val="BodyText"/>
+        <w:rPr/>
+      </w:pPr>
+      <w:r>
+        <w:rPr/>
+      </w:r>
+    </w:p>
+    <w:p>
+      <w:pPr>
+        <w:pStyle w:val="Heading1"/>
+        <w:numPr>
+          <w:ilvl w:val="0"/>
+          <w:numId w:val="1"/>
+        </w:numPr>
+        <w:rPr/>
+      </w:pPr>
+      <w:bookmarkStart w:id="38" w:name="__RefHeading___Toc2884_2352405526_Копия2"/>
+      <w:bookmarkEnd w:id="38"/>
+      <w:r>
+        <w:rPr/>
+        <w:t>2.</w:t>
+      </w:r>
+      <w:r>
+        <w:rPr/>
+        <w:t>5.</w:t>
+      </w:r>
+      <w:r>
+        <w:rPr/>
+        <w:t>2</w:t>
+      </w:r>
+      <w:r>
+        <w:rPr/>
+        <w:t xml:space="preserve"> Система спонсорской рекламы</w:t>
+      </w:r>
+    </w:p>
+    <w:p>
+      <w:pPr>
+        <w:pStyle w:val="15"/>
+        <w:rPr/>
+      </w:pPr>
+      <w:r>
+        <w:rPr/>
+      </w:r>
+    </w:p>
+    <w:p>
+      <w:pPr>
+        <w:pStyle w:val="15"/>
+        <w:rPr/>
+      </w:pPr>
+      <w:r>
+        <w:rPr/>
+        <w:t>Вторым каналом монетизации, строго следующим принципу этичности работы с данными, является система нативной (естественной) спонсорской рекламы и интеграций. Её ключевой задачей является не просто демонстрация рекламного баннера, а предложение пользователю релевантной добавленной стоимости в рамках его целей здоровья и саморазвития, что обеспечивает высокий уровень вовлеченности и лояльности.</w:t>
+      </w:r>
+    </w:p>
+    <w:p>
+      <w:pPr>
+        <w:pStyle w:val="15"/>
+        <w:rPr/>
+      </w:pPr>
+      <w:r>
+        <w:rPr/>
+        <w:t xml:space="preserve">Рекламодателям предоставляется возможность размещения двух основных форматов. Первый формат </w:t>
+      </w:r>
+      <w:r>
+        <w:rPr/>
+        <w:softHyphen/>
+        <w:t>-</w:t>
+      </w:r>
+      <w:r>
+        <w:rPr/>
+        <w:t xml:space="preserve"> это спонсорские упоминания в коммуникации бота. Рекламное сообщение органично встраивается в контекст диалога, например, после успешного завершения недельной серии привычек бот может похвалить пользователя и добавить мотивационную фразу от спонсора с предложением скидки по промокоду. Второй, более глубокий формат - это размещение готовых программ формирования привычек. Эти программы, разработанные при участии спонсора, добавляются в общий каталог и помечаются соответствующим значком. Пользователь получает полноценный проработанный продукт, внутри которого ненавязчиво интегрирован рекламный контент.</w:t>
+      </w:r>
+    </w:p>
+    <w:p>
+      <w:pPr>
+        <w:pStyle w:val="15"/>
+        <w:rPr/>
+      </w:pPr>
+      <w:r>
+        <w:rPr/>
+        <w:t>Для размещения таких рекламодателей были изменены таблицы базы данных:</w:t>
+      </w:r>
+    </w:p>
+    <w:tbl>
+      <w:tblPr>
+        <w:tblW w:w="5000" w:type="pct"/>
+        <w:jc w:val="start"/>
+        <w:tblInd w:w="-5" w:type="dxa"/>
+        <w:tblLayout w:type="fixed"/>
+        <w:tblCellMar>
+          <w:top w:w="55" w:type="dxa"/>
+          <w:start w:w="55" w:type="dxa"/>
+          <w:bottom w:w="55" w:type="dxa"/>
+          <w:end w:w="55" w:type="dxa"/>
+        </w:tblCellMar>
+      </w:tblPr>
+      <w:tblGrid>
+        <w:gridCol w:w="9638"/>
+      </w:tblGrid>
+      <w:tr>
+        <w:trPr/>
+        <w:tc>
+          <w:tcPr>
+            <w:tcW w:w="9638" w:type="dxa"/>
+            <w:tcBorders>
+              <w:top w:val="single" w:sz="4" w:space="0" w:color="000000"/>
+              <w:start w:val="single" w:sz="4" w:space="0" w:color="000000"/>
+              <w:bottom w:val="single" w:sz="4" w:space="0" w:color="000000"/>
+              <w:end w:val="single" w:sz="4" w:space="0" w:color="000000"/>
+            </w:tcBorders>
+          </w:tcPr>
+          <w:p>
+            <w:pPr>
+              <w:pStyle w:val="Style20"/>
+              <w:rPr/>
+            </w:pPr>
+            <w:r>
+              <w:rPr/>
+              <w:t>-- Таблица рекламных кампаний</w:t>
+            </w:r>
+          </w:p>
+          <w:p>
+            <w:pPr>
+              <w:pStyle w:val="Style20"/>
+              <w:rPr/>
+            </w:pPr>
+            <w:r>
+              <w:rPr/>
+              <w:t>CREATE TABLE IF NOT EXISTS sponsor_campaigns (</w:t>
+            </w:r>
+          </w:p>
+          <w:p>
+            <w:pPr>
+              <w:pStyle w:val="Style20"/>
+              <w:rPr/>
+            </w:pPr>
+            <w:r>
+              <w:rPr/>
+              <w:t xml:space="preserve">    </w:t>
+            </w:r>
+            <w:r>
+              <w:rPr/>
+              <w:t>id INTEGER PRIMARY KEY AUTOINCREMENT,</w:t>
+            </w:r>
+          </w:p>
+          <w:p>
+            <w:pPr>
+              <w:pStyle w:val="Style20"/>
+              <w:rPr/>
+            </w:pPr>
+            <w:r>
+              <w:rPr/>
+              <w:t xml:space="preserve">    </w:t>
+            </w:r>
+            <w:r>
+              <w:rPr/>
+              <w:t>sponsor_name TEXT NOT NULL,</w:t>
+            </w:r>
+          </w:p>
+          <w:p>
+            <w:pPr>
+              <w:pStyle w:val="Style20"/>
+              <w:rPr/>
+            </w:pPr>
+            <w:r>
+              <w:rPr/>
+              <w:t xml:space="preserve">    </w:t>
+            </w:r>
+            <w:r>
+              <w:rPr/>
+              <w:t>ad_text TEXT NOT NULL, -- Текст рекламного сообщения</w:t>
+            </w:r>
+          </w:p>
+          <w:p>
+            <w:pPr>
+              <w:pStyle w:val="Style20"/>
+              <w:rPr/>
+            </w:pPr>
+            <w:r>
+              <w:rPr/>
+              <w:t xml:space="preserve">    </w:t>
+            </w:r>
+            <w:r>
+              <w:rPr/>
+              <w:t>target_condition TEXT, -- Условие показа (e.g., "habit_description LIKE '%бег%'")</w:t>
+            </w:r>
+          </w:p>
+          <w:p>
+            <w:pPr>
+              <w:pStyle w:val="Style20"/>
+              <w:rPr/>
+            </w:pPr>
+            <w:r>
+              <w:rPr/>
+              <w:t xml:space="preserve">    </w:t>
+            </w:r>
+            <w:r>
+              <w:rPr/>
+              <w:t>promo_code TEXT,</w:t>
+            </w:r>
+          </w:p>
+          <w:p>
+            <w:pPr>
+              <w:pStyle w:val="Style20"/>
+              <w:rPr/>
+            </w:pPr>
+            <w:r>
+              <w:rPr/>
+              <w:t xml:space="preserve">    </w:t>
+            </w:r>
+            <w:r>
+              <w:rPr/>
+              <w:t>start_date TIMESTAMP,</w:t>
+            </w:r>
+          </w:p>
+          <w:p>
+            <w:pPr>
+              <w:pStyle w:val="Style20"/>
+              <w:rPr/>
+            </w:pPr>
+            <w:r>
+              <w:rPr/>
+              <w:t xml:space="preserve">    </w:t>
+            </w:r>
+            <w:r>
+              <w:rPr/>
+              <w:t>end_date TIMESTAMP,</w:t>
+            </w:r>
+          </w:p>
+          <w:p>
+            <w:pPr>
+              <w:pStyle w:val="Style20"/>
+              <w:rPr/>
+            </w:pPr>
+            <w:r>
+              <w:rPr/>
+              <w:t xml:space="preserve">    </w:t>
+            </w:r>
+            <w:r>
+              <w:rPr/>
+              <w:t>budget_rub INTEGER, -- Общий бюджет кампании</w:t>
+            </w:r>
+          </w:p>
+          <w:p>
+            <w:pPr>
+              <w:pStyle w:val="Style20"/>
+              <w:rPr/>
+            </w:pPr>
+            <w:r>
+              <w:rPr/>
+              <w:t xml:space="preserve">    </w:t>
+            </w:r>
+            <w:r>
+              <w:rPr/>
+              <w:t>spent_rub INTEGER DEFAULT 0, -- already spent</w:t>
+            </w:r>
+          </w:p>
+          <w:p>
+            <w:pPr>
+              <w:pStyle w:val="Style20"/>
+              <w:rPr/>
+            </w:pPr>
+            <w:r>
+              <w:rPr/>
+              <w:t xml:space="preserve">    </w:t>
+            </w:r>
+            <w:r>
+              <w:rPr/>
+              <w:t>is_active BOOLEAN DEFAULT TRUE</w:t>
+            </w:r>
+          </w:p>
+          <w:p>
+            <w:pPr>
+              <w:pStyle w:val="Style20"/>
+              <w:rPr/>
+            </w:pPr>
+            <w:r>
+              <w:rPr/>
+              <w:t>);</w:t>
+            </w:r>
+          </w:p>
+          <w:p>
+            <w:pPr>
+              <w:pStyle w:val="Style20"/>
+              <w:rPr/>
+            </w:pPr>
+            <w:r>
+              <w:rPr/>
+            </w:r>
+          </w:p>
+          <w:p>
+            <w:pPr>
+              <w:pStyle w:val="Style20"/>
+              <w:rPr/>
+            </w:pPr>
+            <w:r>
+              <w:rPr/>
+              <w:t>-- Таблица для отслеживания показов и кликов</w:t>
+            </w:r>
+          </w:p>
+          <w:p>
+            <w:pPr>
+              <w:pStyle w:val="Style20"/>
+              <w:rPr/>
+            </w:pPr>
+            <w:r>
+              <w:rPr/>
+              <w:t>CREATE TABLE IF NOT EXISTS ad_impressions (</w:t>
+            </w:r>
+          </w:p>
+          <w:p>
+            <w:pPr>
+              <w:pStyle w:val="Style20"/>
+              <w:rPr/>
+            </w:pPr>
+            <w:r>
+              <w:rPr/>
+              <w:t xml:space="preserve">    </w:t>
+            </w:r>
+            <w:r>
+              <w:rPr/>
+              <w:t>id INTEGER PRIMARY KEY AUTOINCREMENT,</w:t>
+            </w:r>
+          </w:p>
+          <w:p>
+            <w:pPr>
+              <w:pStyle w:val="Style20"/>
+              <w:rPr/>
+            </w:pPr>
+            <w:r>
+              <w:rPr/>
+              <w:t xml:space="preserve">    </w:t>
+            </w:r>
+            <w:r>
+              <w:rPr/>
+              <w:t>campaign_id INTEGER NOT NULL,</w:t>
+            </w:r>
+          </w:p>
+          <w:p>
+            <w:pPr>
+              <w:pStyle w:val="Style20"/>
+              <w:rPr/>
+            </w:pPr>
+            <w:r>
+              <w:rPr/>
+              <w:t xml:space="preserve">    </w:t>
+            </w:r>
+            <w:r>
+              <w:rPr/>
+              <w:t>user_id INTEGER NOT NULL,</w:t>
+            </w:r>
+          </w:p>
+          <w:p>
+            <w:pPr>
+              <w:pStyle w:val="Style20"/>
+              <w:rPr/>
+            </w:pPr>
+            <w:r>
+              <w:rPr/>
+              <w:t xml:space="preserve">    </w:t>
+            </w:r>
+            <w:r>
+              <w:rPr/>
+              <w:t>shown_at TIMESTAMP DEFAULT CURRENT_TIMESTAMP,</w:t>
+            </w:r>
+          </w:p>
+          <w:p>
+            <w:pPr>
+              <w:pStyle w:val="Style20"/>
+              <w:rPr/>
+            </w:pPr>
+            <w:r>
+              <w:rPr/>
+              <w:t xml:space="preserve">    </w:t>
+            </w:r>
+            <w:r>
+              <w:rPr/>
+              <w:t>clicked BOOLEAN DEFAULT FALSE,</w:t>
+            </w:r>
+          </w:p>
+          <w:p>
+            <w:pPr>
+              <w:pStyle w:val="Style20"/>
+              <w:rPr/>
+            </w:pPr>
+            <w:r>
+              <w:rPr/>
+              <w:t xml:space="preserve">    </w:t>
+            </w:r>
+            <w:r>
+              <w:rPr/>
+              <w:t>FOREIGN KEY(campaign_id) REFERENCES sponsor_campaigns(id),</w:t>
+            </w:r>
+          </w:p>
+          <w:p>
+            <w:pPr>
+              <w:pStyle w:val="Style20"/>
+              <w:rPr/>
+            </w:pPr>
+            <w:r>
+              <w:rPr/>
+              <w:t xml:space="preserve">    </w:t>
+            </w:r>
+            <w:r>
+              <w:rPr/>
+              <w:t>FOREIGN KEY(user_id) REFERENCES users(id)</w:t>
+            </w:r>
+          </w:p>
+          <w:p>
+            <w:pPr>
+              <w:pStyle w:val="Style20"/>
+              <w:rPr/>
+            </w:pPr>
+            <w:r>
+              <w:rPr/>
+              <w:t>);</w:t>
+            </w:r>
+          </w:p>
+        </w:tc>
+      </w:tr>
+    </w:tbl>
+    <w:p>
+      <w:pPr>
+        <w:pStyle w:val="15"/>
+        <w:rPr/>
+      </w:pPr>
+      <w:r>
+        <w:rPr/>
+      </w:r>
+    </w:p>
+    <w:p>
+      <w:pPr>
+        <w:pStyle w:val="15"/>
+        <w:rPr/>
+      </w:pPr>
+      <w:r>
+        <w:rPr/>
+        <w:t>Для обеспечения полной конфиденциальности и соблюдения законодательства никакие персональные данные пользователей (такие как идентификатор, имя или детальный прогресс) не передаются рекламодателям. Таргетинг рекламных кампаний осуществляется администрацией платформы на основе агрегированных и обезличенных данных о поведенческих паттернах аудитории, что позволяет показывать рекламу фитнес-трекеров пользователям, интересующимся бегом, а сервисы здорового питания - тем, кто формирует соответствующие привычки.</w:t>
+      </w:r>
+    </w:p>
+    <w:p>
+      <w:pPr>
+        <w:pStyle w:val="15"/>
+        <w:rPr/>
+      </w:pPr>
+      <w:r>
+        <w:rPr/>
+        <w:t>Фундаментальным элементом системы является добровольность потребления рекламы. В настройках профиля пользователь имеет возможность полностью отключить показ спонсорского контента. Этот подход, соответствующий принципам этичного дизайна, не только повышает лояльность, но и увеличивает ценность аудитории, которая видит рекламу - это наиболее лояльные и вовлеченные пользователи, сознательно согласившиеся на ее просмотр.</w:t>
+      </w:r>
+    </w:p>
+    <w:p>
+      <w:pPr>
+        <w:pStyle w:val="15"/>
+        <w:rPr/>
+      </w:pPr>
+      <w:r>
+        <w:rPr/>
+        <w:t>Модель оплаты для рекламодателей является гибридной и может включать в себя стоимость за показ для широких кампаний, стоимость за клик по промокоду или специальной ссылке, а также фиксированную ставку за размещение готовой программы в каталоге на определенный период. Такая гибкость позволяет привлекать как крупных рекламодателей с большими бюджетами, так и локальные стартапы, заинтересованные в целевом продвижении.</w:t>
+      </w:r>
+    </w:p>
+    <w:p>
+      <w:pPr>
+        <w:pStyle w:val="15"/>
+        <w:rPr/>
+      </w:pPr>
+      <w:r>
+        <w:rPr/>
+      </w:r>
+    </w:p>
+    <w:p>
+      <w:pPr>
+        <w:pStyle w:val="Heading1"/>
+        <w:numPr>
+          <w:ilvl w:val="0"/>
+          <w:numId w:val="1"/>
+        </w:numPr>
+        <w:rPr/>
+      </w:pPr>
+      <w:bookmarkStart w:id="39" w:name="__RefHeading___Toc2884_2352405526"/>
+      <w:bookmarkEnd w:id="39"/>
+      <w:r>
+        <w:rPr/>
+        <w:t>2.</w:t>
+      </w:r>
+      <w:r>
+        <w:rPr/>
+        <w:t>6</w:t>
+      </w:r>
+      <w:r>
+        <w:rPr/>
+        <w:t xml:space="preserve"> Выводы по применению авторской методики</w:t>
       </w:r>
     </w:p>
     <w:p>
@@ -21471,9 +22449,9 @@
           <w:szCs w:val="28"/>
         </w:rPr>
       </w:pPr>
-      <w:bookmarkStart w:id="37" w:name="__RefHeading___Toc2886_2352405526"/>
-      <w:bookmarkStart w:id="38" w:name="_Toc226724649_Копия_1"/>
-      <w:bookmarkEnd w:id="37"/>
+      <w:bookmarkStart w:id="40" w:name="__RefHeading___Toc2886_2352405526"/>
+      <w:bookmarkStart w:id="41" w:name="_Toc226724649_Копия_1"/>
+      <w:bookmarkEnd w:id="40"/>
       <w:r>
         <w:rPr>
           <w:rFonts w:cs="Times New Roman"/>
@@ -21482,7 +22460,7 @@
         </w:rPr>
         <w:t xml:space="preserve">Глава 3. </w:t>
       </w:r>
-      <w:bookmarkEnd w:id="38"/>
+      <w:bookmarkEnd w:id="41"/>
       <w:r>
         <w:rPr>
           <w:rFonts w:cs="Times New Roman"/>
@@ -21506,18 +22484,18 @@
         <w:pStyle w:val="Heading2"/>
         <w:rPr/>
       </w:pPr>
-      <w:bookmarkStart w:id="39" w:name="__RefHeading___Toc2888_2352405526"/>
-      <w:bookmarkEnd w:id="39"/>
+      <w:bookmarkStart w:id="42" w:name="__RefHeading___Toc2888_2352405526"/>
+      <w:bookmarkEnd w:id="42"/>
       <w:r>
         <w:rPr/>
         <w:t>3</w:t>
       </w:r>
-      <w:bookmarkStart w:id="40" w:name="_Toc226724650_Копия_1"/>
+      <w:bookmarkStart w:id="43" w:name="_Toc226724650_Копия_1"/>
       <w:r>
         <w:rPr/>
         <w:t xml:space="preserve">.1. </w:t>
       </w:r>
-      <w:bookmarkEnd w:id="40"/>
+      <w:bookmarkEnd w:id="43"/>
       <w:r>
         <w:rPr/>
         <w:t>Выявление источников эффектов (эффектообразующих факторов проектного решения</w:t>
@@ -21588,8 +22566,8 @@
       <w:tblGrid>
         <w:gridCol w:w="1987"/>
         <w:gridCol w:w="2866"/>
-        <w:gridCol w:w="2397"/>
-        <w:gridCol w:w="2378"/>
+        <w:gridCol w:w="2396"/>
+        <w:gridCol w:w="2379"/>
       </w:tblGrid>
       <w:tr>
         <w:trPr/>
@@ -21664,7 +22642,7 @@
         </w:tc>
         <w:tc>
           <w:tcPr>
-            <w:tcW w:w="2397" w:type="dxa"/>
+            <w:tcW w:w="2396" w:type="dxa"/>
             <w:tcBorders/>
           </w:tcPr>
           <w:p>
@@ -21694,7 +22672,7 @@
         </w:tc>
         <w:tc>
           <w:tcPr>
-            <w:tcW w:w="2378" w:type="dxa"/>
+            <w:tcW w:w="2379" w:type="dxa"/>
             <w:tcBorders/>
           </w:tcPr>
           <w:p>
@@ -21789,7 +22767,7 @@
         </w:tc>
         <w:tc>
           <w:tcPr>
-            <w:tcW w:w="2397" w:type="dxa"/>
+            <w:tcW w:w="2396" w:type="dxa"/>
             <w:tcBorders/>
           </w:tcPr>
           <w:p>
@@ -21820,7 +22798,7 @@
         </w:tc>
         <w:tc>
           <w:tcPr>
-            <w:tcW w:w="2378" w:type="dxa"/>
+            <w:tcW w:w="2379" w:type="dxa"/>
             <w:tcBorders/>
           </w:tcPr>
           <w:p>
@@ -21914,7 +22892,7 @@
         </w:tc>
         <w:tc>
           <w:tcPr>
-            <w:tcW w:w="2397" w:type="dxa"/>
+            <w:tcW w:w="2396" w:type="dxa"/>
             <w:tcBorders/>
           </w:tcPr>
           <w:p>
@@ -21944,7 +22922,7 @@
         </w:tc>
         <w:tc>
           <w:tcPr>
-            <w:tcW w:w="2378" w:type="dxa"/>
+            <w:tcW w:w="2379" w:type="dxa"/>
             <w:tcBorders/>
           </w:tcPr>
           <w:p>
@@ -22037,7 +23015,7 @@
         </w:tc>
         <w:tc>
           <w:tcPr>
-            <w:tcW w:w="2397" w:type="dxa"/>
+            <w:tcW w:w="2396" w:type="dxa"/>
             <w:tcBorders/>
           </w:tcPr>
           <w:p>
@@ -22067,7 +23045,7 @@
         </w:tc>
         <w:tc>
           <w:tcPr>
-            <w:tcW w:w="2378" w:type="dxa"/>
+            <w:tcW w:w="2379" w:type="dxa"/>
             <w:tcBorders/>
           </w:tcPr>
           <w:p>
@@ -22160,7 +23138,7 @@
         </w:tc>
         <w:tc>
           <w:tcPr>
-            <w:tcW w:w="2397" w:type="dxa"/>
+            <w:tcW w:w="2396" w:type="dxa"/>
             <w:tcBorders/>
           </w:tcPr>
           <w:p>
@@ -22190,7 +23168,7 @@
         </w:tc>
         <w:tc>
           <w:tcPr>
-            <w:tcW w:w="2378" w:type="dxa"/>
+            <w:tcW w:w="2379" w:type="dxa"/>
             <w:tcBorders/>
           </w:tcPr>
           <w:p>
@@ -22283,7 +23261,7 @@
         </w:tc>
         <w:tc>
           <w:tcPr>
-            <w:tcW w:w="2397" w:type="dxa"/>
+            <w:tcW w:w="2396" w:type="dxa"/>
             <w:tcBorders/>
           </w:tcPr>
           <w:p>
@@ -22312,7 +23290,7 @@
         </w:tc>
         <w:tc>
           <w:tcPr>
-            <w:tcW w:w="2378" w:type="dxa"/>
+            <w:tcW w:w="2379" w:type="dxa"/>
             <w:tcBorders/>
           </w:tcPr>
           <w:p>
@@ -22404,7 +23382,7 @@
         </w:tc>
         <w:tc>
           <w:tcPr>
-            <w:tcW w:w="2397" w:type="dxa"/>
+            <w:tcW w:w="2396" w:type="dxa"/>
             <w:tcBorders/>
           </w:tcPr>
           <w:p>
@@ -22434,7 +23412,7 @@
         </w:tc>
         <w:tc>
           <w:tcPr>
-            <w:tcW w:w="2378" w:type="dxa"/>
+            <w:tcW w:w="2379" w:type="dxa"/>
             <w:tcBorders/>
           </w:tcPr>
           <w:p>
@@ -22542,33 +23520,6 @@
     <w:p>
       <w:pPr>
         <w:pStyle w:val="15"/>
-        <w:rPr/>
-      </w:pPr>
-      <w:r>
-        <w:rPr/>
-      </w:r>
-    </w:p>
-    <w:p>
-      <w:pPr>
-        <w:pStyle w:val="15"/>
-        <w:rPr/>
-      </w:pPr>
-      <w:r>
-        <w:rPr/>
-      </w:r>
-    </w:p>
-    <w:p>
-      <w:pPr>
-        <w:pStyle w:val="15"/>
-        <w:rPr/>
-      </w:pPr>
-      <w:r>
-        <w:rPr/>
-      </w:r>
-    </w:p>
-    <w:p>
-      <w:pPr>
-        <w:pStyle w:val="15"/>
         <w:numPr>
           <w:ilvl w:val="0"/>
           <w:numId w:val="18"/>
@@ -22580,11 +23531,11 @@
           <w:b/>
           <w:bCs/>
         </w:rPr>
-        <w:t>Трансформация абстрактного прогресса в материальные достижения</w:t>
-      </w:r>
-      <w:r>
-        <w:rPr/>
-        <w:t> – создает непрерывную петлю положительного подкрепления через систему бейджей и уровней</w:t>
+        <w:t xml:space="preserve">Трансформация абстрактного прогресса в материальные достижения </w:t>
+      </w:r>
+      <w:r>
+        <w:rPr/>
+        <w:t>– создает непрерывную петлю положительного подкрепления через систему бейджей и уровней</w:t>
       </w:r>
     </w:p>
     <w:p>
@@ -22601,11 +23552,11 @@
           <w:b/>
           <w:bCs/>
         </w:rPr>
-        <w:t>Эффект эскалации обязательств через механизм серий</w:t>
-      </w:r>
-      <w:r>
-        <w:rPr/>
-        <w:t> – трансформирует когнитивное искажение в мотивационную силу</w:t>
+        <w:t xml:space="preserve">Эффект эскалации обязательств через механизм серий </w:t>
+      </w:r>
+      <w:r>
+        <w:rPr/>
+        <w:t>– трансформирует когнитивное искажение в мотивационную силу</w:t>
       </w:r>
     </w:p>
     <w:p>
@@ -22622,11 +23573,11 @@
           <w:b/>
           <w:bCs/>
         </w:rPr>
-        <w:t>Снятие психологических барьеров через анонимность</w:t>
-      </w:r>
-      <w:r>
-        <w:rPr/>
-        <w:t> – обеспечивает безопасное пространство для получения поддержки</w:t>
+        <w:t xml:space="preserve">Снятие психологических барьеров через анонимность </w:t>
+      </w:r>
+      <w:r>
+        <w:rPr/>
+        <w:t>– обеспечивает безопасное пространство для получения поддержки</w:t>
       </w:r>
     </w:p>
     <w:p>
@@ -22643,11 +23594,11 @@
           <w:b/>
           <w:bCs/>
         </w:rPr>
-        <w:t>Преодоление адаптации через вариативность и персонализацию</w:t>
-      </w:r>
-      <w:r>
-        <w:rPr/>
-        <w:t> – поддерживает эффективность стимулов в долгосрочной перспективе</w:t>
+        <w:t xml:space="preserve">Преодоление адаптации через вариативность и персонализацию </w:t>
+      </w:r>
+      <w:r>
+        <w:rPr/>
+        <w:t>– поддерживает эффективность стимулов в долгосрочной перспективе</w:t>
       </w:r>
     </w:p>
     <w:p>
@@ -22664,11 +23615,11 @@
           <w:b/>
           <w:bCs/>
         </w:rPr>
-        <w:t>Минимизация когнитивного трения через Telegram-интеграцию</w:t>
-      </w:r>
-      <w:r>
-        <w:rPr/>
-        <w:t> – устраняет барьеры на пути пользователя к целевому действию</w:t>
+        <w:t xml:space="preserve">Минимизация когнитивного трения через Telegram-интеграцию </w:t>
+      </w:r>
+      <w:r>
+        <w:rPr/>
+        <w:t>– устраняет барьеры на пути пользователя к целевому действию</w:t>
       </w:r>
     </w:p>
     <w:p>
@@ -22685,11 +23636,11 @@
           <w:b/>
           <w:bCs/>
         </w:rPr>
-        <w:t>Снижение психологического давления через разрешение на несовершенство</w:t>
-      </w:r>
-      <w:r>
-        <w:rPr/>
-        <w:t> – предотвращает отказ после первых неудач</w:t>
+        <w:t xml:space="preserve">Снижение психологического давления через разрешение на несовершенство </w:t>
+      </w:r>
+      <w:r>
+        <w:rPr/>
+        <w:t>– предотвращает отказ после первых неудач</w:t>
       </w:r>
     </w:p>
     <w:p>
@@ -22706,11 +23657,11 @@
           <w:b/>
           <w:bCs/>
         </w:rPr>
-        <w:t>Предоставление готовых решений через структурированные программы</w:t>
-      </w:r>
-      <w:r>
-        <w:rPr/>
-        <w:t> – снижает когнитивную нагрузку выбора и планирования</w:t>
+        <w:t xml:space="preserve">Предоставление готовых решений через структурированные программы </w:t>
+      </w:r>
+      <w:r>
+        <w:rPr/>
+        <w:t>– снижает когнитивную нагрузку выбора и планирования</w:t>
       </w:r>
     </w:p>
     <w:p>
@@ -22739,18 +23690,18 @@
       </w:pPr>
       <w:r>
         <w:rPr/>
-        <w:t>Критически важным результатом является выявление </w:t>
+        <w:t xml:space="preserve">Критически важным результатом является выявление </w:t>
       </w:r>
       <w:r>
         <w:rPr>
           <w:b/>
           <w:bCs/>
         </w:rPr>
-        <w:t>синергетического эффекта</w:t>
-      </w:r>
-      <w:r>
-        <w:rPr/>
-        <w:t> взаимодействия факторов, при котором их совокупное влияние превышает сумму индивидуальных вкладов. Это подтверждает системный характер разработанной методики и объясняет её качественное превосходство над решениями, реализующими отдельные элементы геймификации или социальной поддержки изолированно.</w:t>
+        <w:t xml:space="preserve">синергетического эффекта </w:t>
+      </w:r>
+      <w:r>
+        <w:rPr/>
+        <w:t>взаимодействия факторов, при котором их совокупное влияние превышает сумму индивидуальных вкладов. Это подтверждает системный характер разработанной методики и объясняет её качественное превосходство над решениями, реализующими отдельные элементы геймификации или социальной поддержки изолированно.</w:t>
       </w:r>
     </w:p>
     <w:p>
@@ -22806,8 +23757,9 @@
         <w:spacing w:before="120" w:after="120"/>
         <w:rPr/>
         <w:sectPr>
-          <w:footerReference w:type="default" r:id="rId8"/>
-          <w:footerReference w:type="first" r:id="rId9"/>
+          <w:footerReference w:type="even" r:id="rId8"/>
+          <w:footerReference w:type="default" r:id="rId9"/>
+          <w:footerReference w:type="first" r:id="rId10"/>
           <w:type w:val="nextPage"/>
           <w:pgSz w:w="11906" w:h="16838"/>
           <w:pgMar w:left="1134" w:right="1134" w:gutter="0" w:header="0" w:top="1134" w:footer="0" w:bottom="1134"/>
@@ -22863,12 +23815,12 @@
       <w:tblGrid>
         <w:gridCol w:w="720"/>
         <w:gridCol w:w="2374"/>
-        <w:gridCol w:w="4088"/>
-        <w:gridCol w:w="673"/>
-        <w:gridCol w:w="671"/>
-        <w:gridCol w:w="674"/>
-        <w:gridCol w:w="674"/>
-        <w:gridCol w:w="673"/>
+        <w:gridCol w:w="1719"/>
+        <w:gridCol w:w="937"/>
+        <w:gridCol w:w="1163"/>
+        <w:gridCol w:w="1375"/>
+        <w:gridCol w:w="1062"/>
+        <w:gridCol w:w="1197"/>
         <w:gridCol w:w="1845"/>
         <w:gridCol w:w="2168"/>
       </w:tblGrid>
@@ -23032,19 +23984,236 @@
             </w:pPr>
             <w:r>
               <w:rPr>
+                <w:rFonts w:cs="Times New Roman"/>
+                <w:sz w:val="20"/>
+                <w:szCs w:val="20"/>
+              </w:rPr>
+            </w:r>
+          </w:p>
+        </w:tc>
+        <w:tc>
+          <w:tcPr>
+            <w:tcW w:w="2374" w:type="dxa"/>
+            <w:vMerge w:val="continue"/>
+            <w:tcBorders/>
+          </w:tcPr>
+          <w:p>
+            <w:pPr>
+              <w:pStyle w:val="15"/>
+              <w:widowControl/>
+              <w:suppressAutoHyphens w:val="true"/>
+              <w:spacing w:before="120" w:after="120"/>
+              <w:ind w:hanging="0"/>
+              <w:rPr>
+                <w:rFonts w:cs="Times New Roman"/>
+                <w:sz w:val="20"/>
+                <w:szCs w:val="20"/>
+              </w:rPr>
+            </w:pPr>
+            <w:r>
+              <w:rPr>
+                <w:rFonts w:cs="Times New Roman"/>
+                <w:sz w:val="20"/>
+                <w:szCs w:val="20"/>
+              </w:rPr>
+            </w:r>
+          </w:p>
+        </w:tc>
+        <w:tc>
+          <w:tcPr>
+            <w:tcW w:w="1719" w:type="dxa"/>
+            <w:tcBorders/>
+          </w:tcPr>
+          <w:p>
+            <w:pPr>
+              <w:pStyle w:val="15"/>
+              <w:widowControl/>
+              <w:suppressAutoHyphens w:val="true"/>
+              <w:spacing w:before="120" w:after="120"/>
+              <w:ind w:hanging="0"/>
+              <w:rPr>
+                <w:rFonts w:cs="Times New Roman"/>
+                <w:sz w:val="20"/>
+                <w:szCs w:val="20"/>
+              </w:rPr>
+            </w:pPr>
+            <w:r>
+              <w:rPr>
+                <w:rFonts w:cs="Times New Roman"/>
+                <w:sz w:val="20"/>
+                <w:szCs w:val="20"/>
+              </w:rPr>
+            </w:r>
+          </w:p>
+        </w:tc>
+        <w:tc>
+          <w:tcPr>
+            <w:tcW w:w="937" w:type="dxa"/>
+            <w:tcBorders/>
+          </w:tcPr>
+          <w:p>
+            <w:pPr>
+              <w:pStyle w:val="15"/>
+              <w:widowControl/>
+              <w:suppressAutoHyphens w:val="true"/>
+              <w:spacing w:before="120" w:after="120"/>
+              <w:ind w:hanging="0"/>
+              <w:rPr>
+                <w:rFonts w:cs="Times New Roman"/>
+                <w:sz w:val="20"/>
+                <w:szCs w:val="20"/>
+              </w:rPr>
+            </w:pPr>
+            <w:r>
+              <w:rPr>
+                <w:rFonts w:cs="Times New Roman"/>
+                <w:sz w:val="20"/>
+                <w:szCs w:val="20"/>
+              </w:rPr>
+            </w:r>
+          </w:p>
+        </w:tc>
+        <w:tc>
+          <w:tcPr>
+            <w:tcW w:w="1163" w:type="dxa"/>
+            <w:tcBorders/>
+          </w:tcPr>
+          <w:p>
+            <w:pPr>
+              <w:pStyle w:val="15"/>
+              <w:widowControl/>
+              <w:suppressAutoHyphens w:val="true"/>
+              <w:spacing w:before="120" w:after="120"/>
+              <w:ind w:hanging="0"/>
+              <w:rPr>
+                <w:rFonts w:cs="Times New Roman"/>
+                <w:sz w:val="20"/>
+                <w:szCs w:val="20"/>
+              </w:rPr>
+            </w:pPr>
+            <w:r>
+              <w:rPr>
+                <w:rFonts w:cs="Times New Roman"/>
+                <w:sz w:val="20"/>
+                <w:szCs w:val="20"/>
+              </w:rPr>
+            </w:r>
+          </w:p>
+        </w:tc>
+        <w:tc>
+          <w:tcPr>
+            <w:tcW w:w="1375" w:type="dxa"/>
+            <w:tcBorders/>
+          </w:tcPr>
+          <w:p>
+            <w:pPr>
+              <w:pStyle w:val="15"/>
+              <w:widowControl/>
+              <w:suppressAutoHyphens w:val="true"/>
+              <w:spacing w:before="120" w:after="120"/>
+              <w:ind w:hanging="0"/>
+              <w:rPr>
+                <w:rFonts w:cs="Times New Roman"/>
+                <w:sz w:val="20"/>
+                <w:szCs w:val="20"/>
+              </w:rPr>
+            </w:pPr>
+            <w:r>
+              <w:rPr>
+                <w:rFonts w:cs="Times New Roman"/>
+                <w:sz w:val="20"/>
+                <w:szCs w:val="20"/>
+              </w:rPr>
+            </w:r>
+          </w:p>
+        </w:tc>
+        <w:tc>
+          <w:tcPr>
+            <w:tcW w:w="1062" w:type="dxa"/>
+            <w:tcBorders/>
+          </w:tcPr>
+          <w:p>
+            <w:pPr>
+              <w:pStyle w:val="15"/>
+              <w:widowControl/>
+              <w:suppressAutoHyphens w:val="true"/>
+              <w:spacing w:before="120" w:after="120"/>
+              <w:ind w:hanging="0"/>
+              <w:rPr>
+                <w:rFonts w:cs="Times New Roman"/>
+                <w:sz w:val="20"/>
+                <w:szCs w:val="20"/>
+              </w:rPr>
+            </w:pPr>
+            <w:r>
+              <w:rPr>
+                <w:rFonts w:cs="Times New Roman"/>
+                <w:sz w:val="20"/>
+                <w:szCs w:val="20"/>
+              </w:rPr>
+            </w:r>
+          </w:p>
+        </w:tc>
+        <w:tc>
+          <w:tcPr>
+            <w:tcW w:w="1197" w:type="dxa"/>
+            <w:tcBorders/>
+          </w:tcPr>
+          <w:p>
+            <w:pPr>
+              <w:pStyle w:val="15"/>
+              <w:widowControl/>
+              <w:suppressAutoHyphens w:val="true"/>
+              <w:spacing w:before="120" w:after="120"/>
+              <w:ind w:hanging="0"/>
+              <w:rPr>
+                <w:rFonts w:cs="Times New Roman"/>
+                <w:sz w:val="20"/>
+                <w:szCs w:val="20"/>
+              </w:rPr>
+            </w:pPr>
+            <w:r>
+              <w:rPr>
+                <w:rFonts w:cs="Times New Roman"/>
+                <w:sz w:val="20"/>
+                <w:szCs w:val="20"/>
+              </w:rPr>
+            </w:r>
+          </w:p>
+        </w:tc>
+        <w:tc>
+          <w:tcPr>
+            <w:tcW w:w="1845" w:type="dxa"/>
+            <w:tcBorders/>
+          </w:tcPr>
+          <w:p>
+            <w:pPr>
+              <w:pStyle w:val="15"/>
+              <w:widowControl/>
+              <w:suppressAutoHyphens w:val="true"/>
+              <w:spacing w:before="120" w:after="120"/>
+              <w:ind w:hanging="0"/>
+              <w:rPr>
+                <w:rFonts w:cs="Times New Roman"/>
+                <w:sz w:val="20"/>
+                <w:szCs w:val="20"/>
+              </w:rPr>
+            </w:pPr>
+            <w:r>
+              <w:rPr>
                 <w:rFonts w:eastAsia="NSimSun" w:cs="Times New Roman"/>
                 <w:kern w:val="2"/>
                 <w:sz w:val="20"/>
                 <w:szCs w:val="20"/>
                 <w:lang w:val="ru-RU" w:eastAsia="zh-CN" w:bidi="hi-IN"/>
               </w:rPr>
-            </w:r>
-          </w:p>
-        </w:tc>
-        <w:tc>
-          <w:tcPr>
-            <w:tcW w:w="2374" w:type="dxa"/>
-            <w:vMerge w:val="continue"/>
+              <w:t xml:space="preserve">Ресурс-ный эффект </w:t>
+            </w:r>
+          </w:p>
+        </w:tc>
+        <w:tc>
+          <w:tcPr>
+            <w:tcW w:w="2168" w:type="dxa"/>
             <w:tcBorders/>
           </w:tcPr>
           <w:p>
@@ -23068,12 +24237,16 @@
                 <w:szCs w:val="20"/>
                 <w:lang w:val="ru-RU" w:eastAsia="zh-CN" w:bidi="hi-IN"/>
               </w:rPr>
-            </w:r>
-          </w:p>
-        </w:tc>
-        <w:tc>
-          <w:tcPr>
-            <w:tcW w:w="4088" w:type="dxa"/>
+              <w:t xml:space="preserve">Коммер-ческий эффект </w:t>
+            </w:r>
+          </w:p>
+        </w:tc>
+      </w:tr>
+      <w:tr>
+        <w:trPr/>
+        <w:tc>
+          <w:tcPr>
+            <w:tcW w:w="720" w:type="dxa"/>
             <w:tcBorders/>
           </w:tcPr>
           <w:p>
@@ -23083,6 +24256,7 @@
               <w:suppressAutoHyphens w:val="true"/>
               <w:spacing w:before="120" w:after="120"/>
               <w:ind w:hanging="0"/>
+              <w:jc w:val="center"/>
               <w:rPr>
                 <w:rFonts w:cs="Times New Roman"/>
                 <w:sz w:val="20"/>
@@ -23097,12 +24271,13 @@
                 <w:szCs w:val="20"/>
                 <w:lang w:val="ru-RU" w:eastAsia="zh-CN" w:bidi="hi-IN"/>
               </w:rPr>
-            </w:r>
-          </w:p>
-        </w:tc>
-        <w:tc>
-          <w:tcPr>
-            <w:tcW w:w="673" w:type="dxa"/>
+              <w:t>1</w:t>
+            </w:r>
+          </w:p>
+        </w:tc>
+        <w:tc>
+          <w:tcPr>
+            <w:tcW w:w="2374" w:type="dxa"/>
             <w:tcBorders/>
           </w:tcPr>
           <w:p>
@@ -23112,6 +24287,7 @@
               <w:suppressAutoHyphens w:val="true"/>
               <w:spacing w:before="120" w:after="120"/>
               <w:ind w:hanging="0"/>
+              <w:jc w:val="center"/>
               <w:rPr>
                 <w:rFonts w:cs="Times New Roman"/>
                 <w:sz w:val="20"/>
@@ -23126,12 +24302,13 @@
                 <w:szCs w:val="20"/>
                 <w:lang w:val="ru-RU" w:eastAsia="zh-CN" w:bidi="hi-IN"/>
               </w:rPr>
-            </w:r>
-          </w:p>
-        </w:tc>
-        <w:tc>
-          <w:tcPr>
-            <w:tcW w:w="671" w:type="dxa"/>
+              <w:t>2</w:t>
+            </w:r>
+          </w:p>
+        </w:tc>
+        <w:tc>
+          <w:tcPr>
+            <w:tcW w:w="1719" w:type="dxa"/>
             <w:tcBorders/>
           </w:tcPr>
           <w:p>
@@ -23141,6 +24318,7 @@
               <w:suppressAutoHyphens w:val="true"/>
               <w:spacing w:before="120" w:after="120"/>
               <w:ind w:hanging="0"/>
+              <w:jc w:val="center"/>
               <w:rPr>
                 <w:rFonts w:cs="Times New Roman"/>
                 <w:sz w:val="20"/>
@@ -23155,12 +24333,13 @@
                 <w:szCs w:val="20"/>
                 <w:lang w:val="ru-RU" w:eastAsia="zh-CN" w:bidi="hi-IN"/>
               </w:rPr>
-            </w:r>
-          </w:p>
-        </w:tc>
-        <w:tc>
-          <w:tcPr>
-            <w:tcW w:w="674" w:type="dxa"/>
+              <w:t>3</w:t>
+            </w:r>
+          </w:p>
+        </w:tc>
+        <w:tc>
+          <w:tcPr>
+            <w:tcW w:w="937" w:type="dxa"/>
             <w:tcBorders/>
           </w:tcPr>
           <w:p>
@@ -23170,6 +24349,7 @@
               <w:suppressAutoHyphens w:val="true"/>
               <w:spacing w:before="120" w:after="120"/>
               <w:ind w:hanging="0"/>
+              <w:jc w:val="center"/>
               <w:rPr>
                 <w:rFonts w:cs="Times New Roman"/>
                 <w:sz w:val="20"/>
@@ -23184,12 +24364,13 @@
                 <w:szCs w:val="20"/>
                 <w:lang w:val="ru-RU" w:eastAsia="zh-CN" w:bidi="hi-IN"/>
               </w:rPr>
-            </w:r>
-          </w:p>
-        </w:tc>
-        <w:tc>
-          <w:tcPr>
-            <w:tcW w:w="674" w:type="dxa"/>
+              <w:t>4</w:t>
+            </w:r>
+          </w:p>
+        </w:tc>
+        <w:tc>
+          <w:tcPr>
+            <w:tcW w:w="1163" w:type="dxa"/>
             <w:tcBorders/>
           </w:tcPr>
           <w:p>
@@ -23199,6 +24380,7 @@
               <w:suppressAutoHyphens w:val="true"/>
               <w:spacing w:before="120" w:after="120"/>
               <w:ind w:hanging="0"/>
+              <w:jc w:val="center"/>
               <w:rPr>
                 <w:rFonts w:cs="Times New Roman"/>
                 <w:sz w:val="20"/>
@@ -23213,12 +24395,13 @@
                 <w:szCs w:val="20"/>
                 <w:lang w:val="ru-RU" w:eastAsia="zh-CN" w:bidi="hi-IN"/>
               </w:rPr>
-            </w:r>
-          </w:p>
-        </w:tc>
-        <w:tc>
-          <w:tcPr>
-            <w:tcW w:w="673" w:type="dxa"/>
+              <w:t>5</w:t>
+            </w:r>
+          </w:p>
+        </w:tc>
+        <w:tc>
+          <w:tcPr>
+            <w:tcW w:w="1375" w:type="dxa"/>
             <w:tcBorders/>
           </w:tcPr>
           <w:p>
@@ -23228,6 +24411,7 @@
               <w:suppressAutoHyphens w:val="true"/>
               <w:spacing w:before="120" w:after="120"/>
               <w:ind w:hanging="0"/>
+              <w:jc w:val="center"/>
               <w:rPr>
                 <w:rFonts w:cs="Times New Roman"/>
                 <w:sz w:val="20"/>
@@ -23242,12 +24426,13 @@
                 <w:szCs w:val="20"/>
                 <w:lang w:val="ru-RU" w:eastAsia="zh-CN" w:bidi="hi-IN"/>
               </w:rPr>
-            </w:r>
-          </w:p>
-        </w:tc>
-        <w:tc>
-          <w:tcPr>
-            <w:tcW w:w="1845" w:type="dxa"/>
+              <w:t>6</w:t>
+            </w:r>
+          </w:p>
+        </w:tc>
+        <w:tc>
+          <w:tcPr>
+            <w:tcW w:w="1062" w:type="dxa"/>
             <w:tcBorders/>
           </w:tcPr>
           <w:p>
@@ -23257,6 +24442,7 @@
               <w:suppressAutoHyphens w:val="true"/>
               <w:spacing w:before="120" w:after="120"/>
               <w:ind w:hanging="0"/>
+              <w:jc w:val="center"/>
               <w:rPr>
                 <w:rFonts w:cs="Times New Roman"/>
                 <w:sz w:val="20"/>
@@ -23271,13 +24457,13 @@
                 <w:szCs w:val="20"/>
                 <w:lang w:val="ru-RU" w:eastAsia="zh-CN" w:bidi="hi-IN"/>
               </w:rPr>
-              <w:t xml:space="preserve">Ресурс-ный эффект </w:t>
-            </w:r>
-          </w:p>
-        </w:tc>
-        <w:tc>
-          <w:tcPr>
-            <w:tcW w:w="2168" w:type="dxa"/>
+              <w:t>7</w:t>
+            </w:r>
+          </w:p>
+        </w:tc>
+        <w:tc>
+          <w:tcPr>
+            <w:tcW w:w="1197" w:type="dxa"/>
             <w:tcBorders/>
           </w:tcPr>
           <w:p>
@@ -23287,6 +24473,7 @@
               <w:suppressAutoHyphens w:val="true"/>
               <w:spacing w:before="120" w:after="120"/>
               <w:ind w:hanging="0"/>
+              <w:jc w:val="center"/>
               <w:rPr>
                 <w:rFonts w:cs="Times New Roman"/>
                 <w:sz w:val="20"/>
@@ -23301,16 +24488,13 @@
                 <w:szCs w:val="20"/>
                 <w:lang w:val="ru-RU" w:eastAsia="zh-CN" w:bidi="hi-IN"/>
               </w:rPr>
-              <w:t xml:space="preserve">Коммер-ческий эффект </w:t>
-            </w:r>
-          </w:p>
-        </w:tc>
-      </w:tr>
-      <w:tr>
-        <w:trPr/>
-        <w:tc>
-          <w:tcPr>
-            <w:tcW w:w="720" w:type="dxa"/>
+              <w:t>8</w:t>
+            </w:r>
+          </w:p>
+        </w:tc>
+        <w:tc>
+          <w:tcPr>
+            <w:tcW w:w="1845" w:type="dxa"/>
             <w:tcBorders/>
           </w:tcPr>
           <w:p>
@@ -23335,13 +24519,13 @@
                 <w:szCs w:val="20"/>
                 <w:lang w:val="ru-RU" w:eastAsia="zh-CN" w:bidi="hi-IN"/>
               </w:rPr>
-              <w:t>1</w:t>
-            </w:r>
-          </w:p>
-        </w:tc>
-        <w:tc>
-          <w:tcPr>
-            <w:tcW w:w="2374" w:type="dxa"/>
+              <w:t>9</w:t>
+            </w:r>
+          </w:p>
+        </w:tc>
+        <w:tc>
+          <w:tcPr>
+            <w:tcW w:w="2168" w:type="dxa"/>
             <w:tcBorders/>
           </w:tcPr>
           <w:p>
@@ -23366,13 +24550,16 @@
                 <w:szCs w:val="20"/>
                 <w:lang w:val="ru-RU" w:eastAsia="zh-CN" w:bidi="hi-IN"/>
               </w:rPr>
-              <w:t>2</w:t>
-            </w:r>
-          </w:p>
-        </w:tc>
-        <w:tc>
-          <w:tcPr>
-            <w:tcW w:w="4088" w:type="dxa"/>
+              <w:t>10</w:t>
+            </w:r>
+          </w:p>
+        </w:tc>
+      </w:tr>
+      <w:tr>
+        <w:trPr/>
+        <w:tc>
+          <w:tcPr>
+            <w:tcW w:w="720" w:type="dxa"/>
             <w:tcBorders/>
           </w:tcPr>
           <w:p>
@@ -23382,7 +24569,6 @@
               <w:suppressAutoHyphens w:val="true"/>
               <w:spacing w:before="120" w:after="120"/>
               <w:ind w:hanging="0"/>
-              <w:jc w:val="center"/>
               <w:rPr>
                 <w:rFonts w:cs="Times New Roman"/>
                 <w:sz w:val="20"/>
@@ -23397,13 +24583,13 @@
                 <w:szCs w:val="20"/>
                 <w:lang w:val="ru-RU" w:eastAsia="zh-CN" w:bidi="hi-IN"/>
               </w:rPr>
-              <w:t>3</w:t>
-            </w:r>
-          </w:p>
-        </w:tc>
-        <w:tc>
-          <w:tcPr>
-            <w:tcW w:w="673" w:type="dxa"/>
+              <w:t>1</w:t>
+            </w:r>
+          </w:p>
+        </w:tc>
+        <w:tc>
+          <w:tcPr>
+            <w:tcW w:w="2374" w:type="dxa"/>
             <w:tcBorders/>
           </w:tcPr>
           <w:p>
@@ -23413,7 +24599,252 @@
               <w:suppressAutoHyphens w:val="true"/>
               <w:spacing w:before="120" w:after="120"/>
               <w:ind w:hanging="0"/>
-              <w:jc w:val="center"/>
+              <w:rPr>
+                <w:rFonts w:cs="Times New Roman"/>
+                <w:sz w:val="20"/>
+                <w:szCs w:val="20"/>
+              </w:rPr>
+            </w:pPr>
+            <w:r>
+              <w:rPr>
+                <w:rFonts w:cs="Times New Roman"/>
+                <w:sz w:val="20"/>
+                <w:szCs w:val="20"/>
+              </w:rPr>
+            </w:r>
+          </w:p>
+        </w:tc>
+        <w:tc>
+          <w:tcPr>
+            <w:tcW w:w="1719" w:type="dxa"/>
+            <w:tcBorders/>
+          </w:tcPr>
+          <w:p>
+            <w:pPr>
+              <w:pStyle w:val="15"/>
+              <w:widowControl/>
+              <w:suppressAutoHyphens w:val="true"/>
+              <w:spacing w:before="120" w:after="120"/>
+              <w:ind w:hanging="0"/>
+              <w:rPr>
+                <w:rFonts w:cs="Times New Roman"/>
+                <w:sz w:val="20"/>
+                <w:szCs w:val="20"/>
+              </w:rPr>
+            </w:pPr>
+            <w:r>
+              <w:rPr>
+                <w:rFonts w:cs="Times New Roman"/>
+                <w:sz w:val="20"/>
+                <w:szCs w:val="20"/>
+              </w:rPr>
+            </w:r>
+          </w:p>
+        </w:tc>
+        <w:tc>
+          <w:tcPr>
+            <w:tcW w:w="937" w:type="dxa"/>
+            <w:tcBorders/>
+          </w:tcPr>
+          <w:p>
+            <w:pPr>
+              <w:pStyle w:val="15"/>
+              <w:widowControl/>
+              <w:suppressAutoHyphens w:val="true"/>
+              <w:spacing w:before="120" w:after="120"/>
+              <w:ind w:hanging="0"/>
+              <w:rPr>
+                <w:rFonts w:cs="Times New Roman"/>
+                <w:sz w:val="20"/>
+                <w:szCs w:val="20"/>
+              </w:rPr>
+            </w:pPr>
+            <w:r>
+              <w:rPr>
+                <w:rFonts w:cs="Times New Roman"/>
+                <w:sz w:val="20"/>
+                <w:szCs w:val="20"/>
+              </w:rPr>
+            </w:r>
+          </w:p>
+        </w:tc>
+        <w:tc>
+          <w:tcPr>
+            <w:tcW w:w="1163" w:type="dxa"/>
+            <w:tcBorders/>
+          </w:tcPr>
+          <w:p>
+            <w:pPr>
+              <w:pStyle w:val="15"/>
+              <w:widowControl/>
+              <w:suppressAutoHyphens w:val="true"/>
+              <w:spacing w:before="120" w:after="120"/>
+              <w:ind w:hanging="0"/>
+              <w:rPr>
+                <w:rFonts w:cs="Times New Roman"/>
+                <w:sz w:val="20"/>
+                <w:szCs w:val="20"/>
+              </w:rPr>
+            </w:pPr>
+            <w:r>
+              <w:rPr>
+                <w:rFonts w:cs="Times New Roman"/>
+                <w:sz w:val="20"/>
+                <w:szCs w:val="20"/>
+              </w:rPr>
+            </w:r>
+          </w:p>
+        </w:tc>
+        <w:tc>
+          <w:tcPr>
+            <w:tcW w:w="1375" w:type="dxa"/>
+            <w:tcBorders/>
+          </w:tcPr>
+          <w:p>
+            <w:pPr>
+              <w:pStyle w:val="15"/>
+              <w:widowControl/>
+              <w:suppressAutoHyphens w:val="true"/>
+              <w:spacing w:before="120" w:after="120"/>
+              <w:ind w:hanging="0"/>
+              <w:rPr>
+                <w:rFonts w:cs="Times New Roman"/>
+                <w:sz w:val="20"/>
+                <w:szCs w:val="20"/>
+              </w:rPr>
+            </w:pPr>
+            <w:r>
+              <w:rPr>
+                <w:rFonts w:cs="Times New Roman"/>
+                <w:sz w:val="20"/>
+                <w:szCs w:val="20"/>
+              </w:rPr>
+            </w:r>
+          </w:p>
+        </w:tc>
+        <w:tc>
+          <w:tcPr>
+            <w:tcW w:w="1062" w:type="dxa"/>
+            <w:tcBorders/>
+          </w:tcPr>
+          <w:p>
+            <w:pPr>
+              <w:pStyle w:val="15"/>
+              <w:widowControl/>
+              <w:suppressAutoHyphens w:val="true"/>
+              <w:spacing w:before="120" w:after="120"/>
+              <w:ind w:hanging="0"/>
+              <w:rPr>
+                <w:rFonts w:cs="Times New Roman"/>
+                <w:sz w:val="20"/>
+                <w:szCs w:val="20"/>
+              </w:rPr>
+            </w:pPr>
+            <w:r>
+              <w:rPr>
+                <w:rFonts w:cs="Times New Roman"/>
+                <w:sz w:val="20"/>
+                <w:szCs w:val="20"/>
+              </w:rPr>
+            </w:r>
+          </w:p>
+        </w:tc>
+        <w:tc>
+          <w:tcPr>
+            <w:tcW w:w="1197" w:type="dxa"/>
+            <w:tcBorders/>
+          </w:tcPr>
+          <w:p>
+            <w:pPr>
+              <w:pStyle w:val="15"/>
+              <w:widowControl/>
+              <w:suppressAutoHyphens w:val="true"/>
+              <w:spacing w:before="120" w:after="120"/>
+              <w:ind w:hanging="0"/>
+              <w:rPr>
+                <w:rFonts w:cs="Times New Roman"/>
+                <w:sz w:val="20"/>
+                <w:szCs w:val="20"/>
+              </w:rPr>
+            </w:pPr>
+            <w:r>
+              <w:rPr>
+                <w:rFonts w:cs="Times New Roman"/>
+                <w:sz w:val="20"/>
+                <w:szCs w:val="20"/>
+              </w:rPr>
+            </w:r>
+          </w:p>
+        </w:tc>
+        <w:tc>
+          <w:tcPr>
+            <w:tcW w:w="1845" w:type="dxa"/>
+            <w:tcBorders/>
+          </w:tcPr>
+          <w:p>
+            <w:pPr>
+              <w:pStyle w:val="15"/>
+              <w:widowControl/>
+              <w:suppressAutoHyphens w:val="true"/>
+              <w:spacing w:before="120" w:after="120"/>
+              <w:ind w:hanging="0"/>
+              <w:rPr>
+                <w:rFonts w:cs="Times New Roman"/>
+                <w:sz w:val="20"/>
+                <w:szCs w:val="20"/>
+              </w:rPr>
+            </w:pPr>
+            <w:r>
+              <w:rPr>
+                <w:rFonts w:cs="Times New Roman"/>
+                <w:sz w:val="20"/>
+                <w:szCs w:val="20"/>
+              </w:rPr>
+            </w:r>
+          </w:p>
+        </w:tc>
+        <w:tc>
+          <w:tcPr>
+            <w:tcW w:w="2168" w:type="dxa"/>
+            <w:tcBorders/>
+          </w:tcPr>
+          <w:p>
+            <w:pPr>
+              <w:pStyle w:val="15"/>
+              <w:widowControl/>
+              <w:suppressAutoHyphens w:val="true"/>
+              <w:spacing w:before="120" w:after="120"/>
+              <w:ind w:hanging="0"/>
+              <w:rPr>
+                <w:rFonts w:cs="Times New Roman"/>
+                <w:sz w:val="20"/>
+                <w:szCs w:val="20"/>
+              </w:rPr>
+            </w:pPr>
+            <w:r>
+              <w:rPr>
+                <w:rFonts w:cs="Times New Roman"/>
+                <w:sz w:val="20"/>
+                <w:szCs w:val="20"/>
+              </w:rPr>
+            </w:r>
+          </w:p>
+        </w:tc>
+      </w:tr>
+      <w:tr>
+        <w:trPr/>
+        <w:tc>
+          <w:tcPr>
+            <w:tcW w:w="720" w:type="dxa"/>
+            <w:tcBorders/>
+          </w:tcPr>
+          <w:p>
+            <w:pPr>
+              <w:pStyle w:val="15"/>
+              <w:widowControl/>
+              <w:suppressAutoHyphens w:val="true"/>
+              <w:spacing w:before="120" w:after="120"/>
+              <w:ind w:hanging="0"/>
               <w:rPr>
                 <w:rFonts w:cs="Times New Roman"/>
                 <w:sz w:val="20"/>
@@ -23428,13 +24859,13 @@
                 <w:szCs w:val="20"/>
                 <w:lang w:val="ru-RU" w:eastAsia="zh-CN" w:bidi="hi-IN"/>
               </w:rPr>
-              <w:t>4</w:t>
-            </w:r>
-          </w:p>
-        </w:tc>
-        <w:tc>
-          <w:tcPr>
-            <w:tcW w:w="671" w:type="dxa"/>
+              <w:t>2</w:t>
+            </w:r>
+          </w:p>
+        </w:tc>
+        <w:tc>
+          <w:tcPr>
+            <w:tcW w:w="2374" w:type="dxa"/>
             <w:tcBorders/>
           </w:tcPr>
           <w:p>
@@ -23444,7 +24875,252 @@
               <w:suppressAutoHyphens w:val="true"/>
               <w:spacing w:before="120" w:after="120"/>
               <w:ind w:hanging="0"/>
-              <w:jc w:val="center"/>
+              <w:rPr>
+                <w:rFonts w:cs="Times New Roman"/>
+                <w:sz w:val="20"/>
+                <w:szCs w:val="20"/>
+              </w:rPr>
+            </w:pPr>
+            <w:r>
+              <w:rPr>
+                <w:rFonts w:cs="Times New Roman"/>
+                <w:sz w:val="20"/>
+                <w:szCs w:val="20"/>
+              </w:rPr>
+            </w:r>
+          </w:p>
+        </w:tc>
+        <w:tc>
+          <w:tcPr>
+            <w:tcW w:w="1719" w:type="dxa"/>
+            <w:tcBorders/>
+          </w:tcPr>
+          <w:p>
+            <w:pPr>
+              <w:pStyle w:val="15"/>
+              <w:widowControl/>
+              <w:suppressAutoHyphens w:val="true"/>
+              <w:spacing w:before="120" w:after="120"/>
+              <w:ind w:hanging="0"/>
+              <w:rPr>
+                <w:rFonts w:cs="Times New Roman"/>
+                <w:sz w:val="20"/>
+                <w:szCs w:val="20"/>
+              </w:rPr>
+            </w:pPr>
+            <w:r>
+              <w:rPr>
+                <w:rFonts w:cs="Times New Roman"/>
+                <w:sz w:val="20"/>
+                <w:szCs w:val="20"/>
+              </w:rPr>
+            </w:r>
+          </w:p>
+        </w:tc>
+        <w:tc>
+          <w:tcPr>
+            <w:tcW w:w="937" w:type="dxa"/>
+            <w:tcBorders/>
+          </w:tcPr>
+          <w:p>
+            <w:pPr>
+              <w:pStyle w:val="15"/>
+              <w:widowControl/>
+              <w:suppressAutoHyphens w:val="true"/>
+              <w:spacing w:before="120" w:after="120"/>
+              <w:ind w:hanging="0"/>
+              <w:rPr>
+                <w:rFonts w:cs="Times New Roman"/>
+                <w:sz w:val="20"/>
+                <w:szCs w:val="20"/>
+              </w:rPr>
+            </w:pPr>
+            <w:r>
+              <w:rPr>
+                <w:rFonts w:cs="Times New Roman"/>
+                <w:sz w:val="20"/>
+                <w:szCs w:val="20"/>
+              </w:rPr>
+            </w:r>
+          </w:p>
+        </w:tc>
+        <w:tc>
+          <w:tcPr>
+            <w:tcW w:w="1163" w:type="dxa"/>
+            <w:tcBorders/>
+          </w:tcPr>
+          <w:p>
+            <w:pPr>
+              <w:pStyle w:val="15"/>
+              <w:widowControl/>
+              <w:suppressAutoHyphens w:val="true"/>
+              <w:spacing w:before="120" w:after="120"/>
+              <w:ind w:hanging="0"/>
+              <w:rPr>
+                <w:rFonts w:cs="Times New Roman"/>
+                <w:sz w:val="20"/>
+                <w:szCs w:val="20"/>
+              </w:rPr>
+            </w:pPr>
+            <w:r>
+              <w:rPr>
+                <w:rFonts w:cs="Times New Roman"/>
+                <w:sz w:val="20"/>
+                <w:szCs w:val="20"/>
+              </w:rPr>
+            </w:r>
+          </w:p>
+        </w:tc>
+        <w:tc>
+          <w:tcPr>
+            <w:tcW w:w="1375" w:type="dxa"/>
+            <w:tcBorders/>
+          </w:tcPr>
+          <w:p>
+            <w:pPr>
+              <w:pStyle w:val="15"/>
+              <w:widowControl/>
+              <w:suppressAutoHyphens w:val="true"/>
+              <w:spacing w:before="120" w:after="120"/>
+              <w:ind w:hanging="0"/>
+              <w:rPr>
+                <w:rFonts w:cs="Times New Roman"/>
+                <w:sz w:val="20"/>
+                <w:szCs w:val="20"/>
+              </w:rPr>
+            </w:pPr>
+            <w:r>
+              <w:rPr>
+                <w:rFonts w:cs="Times New Roman"/>
+                <w:sz w:val="20"/>
+                <w:szCs w:val="20"/>
+              </w:rPr>
+            </w:r>
+          </w:p>
+        </w:tc>
+        <w:tc>
+          <w:tcPr>
+            <w:tcW w:w="1062" w:type="dxa"/>
+            <w:tcBorders/>
+          </w:tcPr>
+          <w:p>
+            <w:pPr>
+              <w:pStyle w:val="15"/>
+              <w:widowControl/>
+              <w:suppressAutoHyphens w:val="true"/>
+              <w:spacing w:before="120" w:after="120"/>
+              <w:ind w:hanging="0"/>
+              <w:rPr>
+                <w:rFonts w:cs="Times New Roman"/>
+                <w:sz w:val="20"/>
+                <w:szCs w:val="20"/>
+              </w:rPr>
+            </w:pPr>
+            <w:r>
+              <w:rPr>
+                <w:rFonts w:cs="Times New Roman"/>
+                <w:sz w:val="20"/>
+                <w:szCs w:val="20"/>
+              </w:rPr>
+            </w:r>
+          </w:p>
+        </w:tc>
+        <w:tc>
+          <w:tcPr>
+            <w:tcW w:w="1197" w:type="dxa"/>
+            <w:tcBorders/>
+          </w:tcPr>
+          <w:p>
+            <w:pPr>
+              <w:pStyle w:val="15"/>
+              <w:widowControl/>
+              <w:suppressAutoHyphens w:val="true"/>
+              <w:spacing w:before="120" w:after="120"/>
+              <w:ind w:hanging="0"/>
+              <w:rPr>
+                <w:rFonts w:cs="Times New Roman"/>
+                <w:sz w:val="20"/>
+                <w:szCs w:val="20"/>
+              </w:rPr>
+            </w:pPr>
+            <w:r>
+              <w:rPr>
+                <w:rFonts w:cs="Times New Roman"/>
+                <w:sz w:val="20"/>
+                <w:szCs w:val="20"/>
+              </w:rPr>
+            </w:r>
+          </w:p>
+        </w:tc>
+        <w:tc>
+          <w:tcPr>
+            <w:tcW w:w="1845" w:type="dxa"/>
+            <w:tcBorders/>
+          </w:tcPr>
+          <w:p>
+            <w:pPr>
+              <w:pStyle w:val="15"/>
+              <w:widowControl/>
+              <w:suppressAutoHyphens w:val="true"/>
+              <w:spacing w:before="120" w:after="120"/>
+              <w:ind w:hanging="0"/>
+              <w:rPr>
+                <w:rFonts w:cs="Times New Roman"/>
+                <w:sz w:val="20"/>
+                <w:szCs w:val="20"/>
+              </w:rPr>
+            </w:pPr>
+            <w:r>
+              <w:rPr>
+                <w:rFonts w:cs="Times New Roman"/>
+                <w:sz w:val="20"/>
+                <w:szCs w:val="20"/>
+              </w:rPr>
+            </w:r>
+          </w:p>
+        </w:tc>
+        <w:tc>
+          <w:tcPr>
+            <w:tcW w:w="2168" w:type="dxa"/>
+            <w:tcBorders/>
+          </w:tcPr>
+          <w:p>
+            <w:pPr>
+              <w:pStyle w:val="15"/>
+              <w:widowControl/>
+              <w:suppressAutoHyphens w:val="true"/>
+              <w:spacing w:before="120" w:after="120"/>
+              <w:ind w:hanging="0"/>
+              <w:rPr>
+                <w:rFonts w:cs="Times New Roman"/>
+                <w:sz w:val="20"/>
+                <w:szCs w:val="20"/>
+              </w:rPr>
+            </w:pPr>
+            <w:r>
+              <w:rPr>
+                <w:rFonts w:cs="Times New Roman"/>
+                <w:sz w:val="20"/>
+                <w:szCs w:val="20"/>
+              </w:rPr>
+            </w:r>
+          </w:p>
+        </w:tc>
+      </w:tr>
+      <w:tr>
+        <w:trPr/>
+        <w:tc>
+          <w:tcPr>
+            <w:tcW w:w="720" w:type="dxa"/>
+            <w:tcBorders/>
+          </w:tcPr>
+          <w:p>
+            <w:pPr>
+              <w:pStyle w:val="15"/>
+              <w:widowControl/>
+              <w:suppressAutoHyphens w:val="true"/>
+              <w:spacing w:before="120" w:after="120"/>
+              <w:ind w:hanging="0"/>
               <w:rPr>
                 <w:rFonts w:cs="Times New Roman"/>
                 <w:sz w:val="20"/>
@@ -23459,13 +25135,13 @@
                 <w:szCs w:val="20"/>
                 <w:lang w:val="ru-RU" w:eastAsia="zh-CN" w:bidi="hi-IN"/>
               </w:rPr>
-              <w:t>5</w:t>
-            </w:r>
-          </w:p>
-        </w:tc>
-        <w:tc>
-          <w:tcPr>
-            <w:tcW w:w="674" w:type="dxa"/>
+              <w:t>3</w:t>
+            </w:r>
+          </w:p>
+        </w:tc>
+        <w:tc>
+          <w:tcPr>
+            <w:tcW w:w="2374" w:type="dxa"/>
             <w:tcBorders/>
           </w:tcPr>
           <w:p>
@@ -23475,7 +25151,252 @@
               <w:suppressAutoHyphens w:val="true"/>
               <w:spacing w:before="120" w:after="120"/>
               <w:ind w:hanging="0"/>
-              <w:jc w:val="center"/>
+              <w:rPr>
+                <w:rFonts w:cs="Times New Roman"/>
+                <w:sz w:val="20"/>
+                <w:szCs w:val="20"/>
+              </w:rPr>
+            </w:pPr>
+            <w:r>
+              <w:rPr>
+                <w:rFonts w:cs="Times New Roman"/>
+                <w:sz w:val="20"/>
+                <w:szCs w:val="20"/>
+              </w:rPr>
+            </w:r>
+          </w:p>
+        </w:tc>
+        <w:tc>
+          <w:tcPr>
+            <w:tcW w:w="1719" w:type="dxa"/>
+            <w:tcBorders/>
+          </w:tcPr>
+          <w:p>
+            <w:pPr>
+              <w:pStyle w:val="15"/>
+              <w:widowControl/>
+              <w:suppressAutoHyphens w:val="true"/>
+              <w:spacing w:before="120" w:after="120"/>
+              <w:ind w:hanging="0"/>
+              <w:rPr>
+                <w:rFonts w:cs="Times New Roman"/>
+                <w:sz w:val="20"/>
+                <w:szCs w:val="20"/>
+              </w:rPr>
+            </w:pPr>
+            <w:r>
+              <w:rPr>
+                <w:rFonts w:cs="Times New Roman"/>
+                <w:sz w:val="20"/>
+                <w:szCs w:val="20"/>
+              </w:rPr>
+            </w:r>
+          </w:p>
+        </w:tc>
+        <w:tc>
+          <w:tcPr>
+            <w:tcW w:w="937" w:type="dxa"/>
+            <w:tcBorders/>
+          </w:tcPr>
+          <w:p>
+            <w:pPr>
+              <w:pStyle w:val="15"/>
+              <w:widowControl/>
+              <w:suppressAutoHyphens w:val="true"/>
+              <w:spacing w:before="120" w:after="120"/>
+              <w:ind w:hanging="0"/>
+              <w:rPr>
+                <w:rFonts w:cs="Times New Roman"/>
+                <w:sz w:val="20"/>
+                <w:szCs w:val="20"/>
+              </w:rPr>
+            </w:pPr>
+            <w:r>
+              <w:rPr>
+                <w:rFonts w:cs="Times New Roman"/>
+                <w:sz w:val="20"/>
+                <w:szCs w:val="20"/>
+              </w:rPr>
+            </w:r>
+          </w:p>
+        </w:tc>
+        <w:tc>
+          <w:tcPr>
+            <w:tcW w:w="1163" w:type="dxa"/>
+            <w:tcBorders/>
+          </w:tcPr>
+          <w:p>
+            <w:pPr>
+              <w:pStyle w:val="15"/>
+              <w:widowControl/>
+              <w:suppressAutoHyphens w:val="true"/>
+              <w:spacing w:before="120" w:after="120"/>
+              <w:ind w:hanging="0"/>
+              <w:rPr>
+                <w:rFonts w:cs="Times New Roman"/>
+                <w:sz w:val="20"/>
+                <w:szCs w:val="20"/>
+              </w:rPr>
+            </w:pPr>
+            <w:r>
+              <w:rPr>
+                <w:rFonts w:cs="Times New Roman"/>
+                <w:sz w:val="20"/>
+                <w:szCs w:val="20"/>
+              </w:rPr>
+            </w:r>
+          </w:p>
+        </w:tc>
+        <w:tc>
+          <w:tcPr>
+            <w:tcW w:w="1375" w:type="dxa"/>
+            <w:tcBorders/>
+          </w:tcPr>
+          <w:p>
+            <w:pPr>
+              <w:pStyle w:val="15"/>
+              <w:widowControl/>
+              <w:suppressAutoHyphens w:val="true"/>
+              <w:spacing w:before="120" w:after="120"/>
+              <w:ind w:hanging="0"/>
+              <w:rPr>
+                <w:rFonts w:cs="Times New Roman"/>
+                <w:sz w:val="20"/>
+                <w:szCs w:val="20"/>
+              </w:rPr>
+            </w:pPr>
+            <w:r>
+              <w:rPr>
+                <w:rFonts w:cs="Times New Roman"/>
+                <w:sz w:val="20"/>
+                <w:szCs w:val="20"/>
+              </w:rPr>
+            </w:r>
+          </w:p>
+        </w:tc>
+        <w:tc>
+          <w:tcPr>
+            <w:tcW w:w="1062" w:type="dxa"/>
+            <w:tcBorders/>
+          </w:tcPr>
+          <w:p>
+            <w:pPr>
+              <w:pStyle w:val="15"/>
+              <w:widowControl/>
+              <w:suppressAutoHyphens w:val="true"/>
+              <w:spacing w:before="120" w:after="120"/>
+              <w:ind w:hanging="0"/>
+              <w:rPr>
+                <w:rFonts w:cs="Times New Roman"/>
+                <w:sz w:val="20"/>
+                <w:szCs w:val="20"/>
+              </w:rPr>
+            </w:pPr>
+            <w:r>
+              <w:rPr>
+                <w:rFonts w:cs="Times New Roman"/>
+                <w:sz w:val="20"/>
+                <w:szCs w:val="20"/>
+              </w:rPr>
+            </w:r>
+          </w:p>
+        </w:tc>
+        <w:tc>
+          <w:tcPr>
+            <w:tcW w:w="1197" w:type="dxa"/>
+            <w:tcBorders/>
+          </w:tcPr>
+          <w:p>
+            <w:pPr>
+              <w:pStyle w:val="15"/>
+              <w:widowControl/>
+              <w:suppressAutoHyphens w:val="true"/>
+              <w:spacing w:before="120" w:after="120"/>
+              <w:ind w:hanging="0"/>
+              <w:rPr>
+                <w:rFonts w:cs="Times New Roman"/>
+                <w:sz w:val="20"/>
+                <w:szCs w:val="20"/>
+              </w:rPr>
+            </w:pPr>
+            <w:r>
+              <w:rPr>
+                <w:rFonts w:cs="Times New Roman"/>
+                <w:sz w:val="20"/>
+                <w:szCs w:val="20"/>
+              </w:rPr>
+            </w:r>
+          </w:p>
+        </w:tc>
+        <w:tc>
+          <w:tcPr>
+            <w:tcW w:w="1845" w:type="dxa"/>
+            <w:tcBorders/>
+          </w:tcPr>
+          <w:p>
+            <w:pPr>
+              <w:pStyle w:val="15"/>
+              <w:widowControl/>
+              <w:suppressAutoHyphens w:val="true"/>
+              <w:spacing w:before="120" w:after="120"/>
+              <w:ind w:hanging="0"/>
+              <w:rPr>
+                <w:rFonts w:cs="Times New Roman"/>
+                <w:sz w:val="20"/>
+                <w:szCs w:val="20"/>
+              </w:rPr>
+            </w:pPr>
+            <w:r>
+              <w:rPr>
+                <w:rFonts w:cs="Times New Roman"/>
+                <w:sz w:val="20"/>
+                <w:szCs w:val="20"/>
+              </w:rPr>
+            </w:r>
+          </w:p>
+        </w:tc>
+        <w:tc>
+          <w:tcPr>
+            <w:tcW w:w="2168" w:type="dxa"/>
+            <w:tcBorders/>
+          </w:tcPr>
+          <w:p>
+            <w:pPr>
+              <w:pStyle w:val="15"/>
+              <w:widowControl/>
+              <w:suppressAutoHyphens w:val="true"/>
+              <w:spacing w:before="120" w:after="120"/>
+              <w:ind w:hanging="0"/>
+              <w:rPr>
+                <w:rFonts w:cs="Times New Roman"/>
+                <w:sz w:val="20"/>
+                <w:szCs w:val="20"/>
+              </w:rPr>
+            </w:pPr>
+            <w:r>
+              <w:rPr>
+                <w:rFonts w:cs="Times New Roman"/>
+                <w:sz w:val="20"/>
+                <w:szCs w:val="20"/>
+              </w:rPr>
+            </w:r>
+          </w:p>
+        </w:tc>
+      </w:tr>
+      <w:tr>
+        <w:trPr/>
+        <w:tc>
+          <w:tcPr>
+            <w:tcW w:w="720" w:type="dxa"/>
+            <w:tcBorders/>
+          </w:tcPr>
+          <w:p>
+            <w:pPr>
+              <w:pStyle w:val="15"/>
+              <w:widowControl/>
+              <w:suppressAutoHyphens w:val="true"/>
+              <w:spacing w:before="120" w:after="120"/>
+              <w:ind w:hanging="0"/>
               <w:rPr>
                 <w:rFonts w:cs="Times New Roman"/>
                 <w:sz w:val="20"/>
@@ -23490,13 +25411,13 @@
                 <w:szCs w:val="20"/>
                 <w:lang w:val="ru-RU" w:eastAsia="zh-CN" w:bidi="hi-IN"/>
               </w:rPr>
-              <w:t>6</w:t>
-            </w:r>
-          </w:p>
-        </w:tc>
-        <w:tc>
-          <w:tcPr>
-            <w:tcW w:w="674" w:type="dxa"/>
+              <w:t>4</w:t>
+            </w:r>
+          </w:p>
+        </w:tc>
+        <w:tc>
+          <w:tcPr>
+            <w:tcW w:w="2374" w:type="dxa"/>
             <w:tcBorders/>
           </w:tcPr>
           <w:p>
@@ -23506,7 +25427,6 @@
               <w:suppressAutoHyphens w:val="true"/>
               <w:spacing w:before="120" w:after="120"/>
               <w:ind w:hanging="0"/>
-              <w:jc w:val="center"/>
               <w:rPr>
                 <w:rFonts w:cs="Times New Roman"/>
                 <w:sz w:val="20"/>
@@ -23515,19 +25435,16 @@
             </w:pPr>
             <w:r>
               <w:rPr>
-                <w:rFonts w:eastAsia="NSimSun" w:cs="Times New Roman"/>
-                <w:kern w:val="2"/>
+                <w:rFonts w:cs="Times New Roman"/>
                 <w:sz w:val="20"/>
                 <w:szCs w:val="20"/>
-                <w:lang w:val="ru-RU" w:eastAsia="zh-CN" w:bidi="hi-IN"/>
-              </w:rPr>
-              <w:t>7</w:t>
-            </w:r>
-          </w:p>
-        </w:tc>
-        <w:tc>
-          <w:tcPr>
-            <w:tcW w:w="673" w:type="dxa"/>
+              </w:rPr>
+            </w:r>
+          </w:p>
+        </w:tc>
+        <w:tc>
+          <w:tcPr>
+            <w:tcW w:w="1719" w:type="dxa"/>
             <w:tcBorders/>
           </w:tcPr>
           <w:p>
@@ -23537,7 +25454,6 @@
               <w:suppressAutoHyphens w:val="true"/>
               <w:spacing w:before="120" w:after="120"/>
               <w:ind w:hanging="0"/>
-              <w:jc w:val="center"/>
               <w:rPr>
                 <w:rFonts w:cs="Times New Roman"/>
                 <w:sz w:val="20"/>
@@ -23546,19 +25462,16 @@
             </w:pPr>
             <w:r>
               <w:rPr>
-                <w:rFonts w:eastAsia="NSimSun" w:cs="Times New Roman"/>
-                <w:kern w:val="2"/>
+                <w:rFonts w:cs="Times New Roman"/>
                 <w:sz w:val="20"/>
                 <w:szCs w:val="20"/>
-                <w:lang w:val="ru-RU" w:eastAsia="zh-CN" w:bidi="hi-IN"/>
-              </w:rPr>
-              <w:t>8</w:t>
-            </w:r>
-          </w:p>
-        </w:tc>
-        <w:tc>
-          <w:tcPr>
-            <w:tcW w:w="1845" w:type="dxa"/>
+              </w:rPr>
+            </w:r>
+          </w:p>
+        </w:tc>
+        <w:tc>
+          <w:tcPr>
+            <w:tcW w:w="937" w:type="dxa"/>
             <w:tcBorders/>
           </w:tcPr>
           <w:p>
@@ -23568,7 +25481,6 @@
               <w:suppressAutoHyphens w:val="true"/>
               <w:spacing w:before="120" w:after="120"/>
               <w:ind w:hanging="0"/>
-              <w:jc w:val="center"/>
               <w:rPr>
                 <w:rFonts w:cs="Times New Roman"/>
                 <w:sz w:val="20"/>
@@ -23577,19 +25489,16 @@
             </w:pPr>
             <w:r>
               <w:rPr>
-                <w:rFonts w:eastAsia="NSimSun" w:cs="Times New Roman"/>
-                <w:kern w:val="2"/>
+                <w:rFonts w:cs="Times New Roman"/>
                 <w:sz w:val="20"/>
                 <w:szCs w:val="20"/>
-                <w:lang w:val="ru-RU" w:eastAsia="zh-CN" w:bidi="hi-IN"/>
-              </w:rPr>
-              <w:t>9</w:t>
-            </w:r>
-          </w:p>
-        </w:tc>
-        <w:tc>
-          <w:tcPr>
-            <w:tcW w:w="2168" w:type="dxa"/>
+              </w:rPr>
+            </w:r>
+          </w:p>
+        </w:tc>
+        <w:tc>
+          <w:tcPr>
+            <w:tcW w:w="1163" w:type="dxa"/>
             <w:tcBorders/>
           </w:tcPr>
           <w:p>
@@ -23599,7 +25508,6 @@
               <w:suppressAutoHyphens w:val="true"/>
               <w:spacing w:before="120" w:after="120"/>
               <w:ind w:hanging="0"/>
-              <w:jc w:val="center"/>
               <w:rPr>
                 <w:rFonts w:cs="Times New Roman"/>
                 <w:sz w:val="20"/>
@@ -23608,22 +25516,16 @@
             </w:pPr>
             <w:r>
               <w:rPr>
-                <w:rFonts w:eastAsia="NSimSun" w:cs="Times New Roman"/>
-                <w:kern w:val="2"/>
+                <w:rFonts w:cs="Times New Roman"/>
                 <w:sz w:val="20"/>
                 <w:szCs w:val="20"/>
-                <w:lang w:val="ru-RU" w:eastAsia="zh-CN" w:bidi="hi-IN"/>
-              </w:rPr>
-              <w:t>10</w:t>
-            </w:r>
-          </w:p>
-        </w:tc>
-      </w:tr>
-      <w:tr>
-        <w:trPr/>
-        <w:tc>
-          <w:tcPr>
-            <w:tcW w:w="720" w:type="dxa"/>
+              </w:rPr>
+            </w:r>
+          </w:p>
+        </w:tc>
+        <w:tc>
+          <w:tcPr>
+            <w:tcW w:w="1375" w:type="dxa"/>
             <w:tcBorders/>
           </w:tcPr>
           <w:p>
@@ -23641,19 +25543,16 @@
             </w:pPr>
             <w:r>
               <w:rPr>
-                <w:rFonts w:eastAsia="NSimSun" w:cs="Times New Roman"/>
-                <w:kern w:val="2"/>
+                <w:rFonts w:cs="Times New Roman"/>
                 <w:sz w:val="20"/>
                 <w:szCs w:val="20"/>
-                <w:lang w:val="ru-RU" w:eastAsia="zh-CN" w:bidi="hi-IN"/>
-              </w:rPr>
-              <w:t>1</w:t>
-            </w:r>
-          </w:p>
-        </w:tc>
-        <w:tc>
-          <w:tcPr>
-            <w:tcW w:w="2374" w:type="dxa"/>
+              </w:rPr>
+            </w:r>
+          </w:p>
+        </w:tc>
+        <w:tc>
+          <w:tcPr>
+            <w:tcW w:w="1062" w:type="dxa"/>
             <w:tcBorders/>
           </w:tcPr>
           <w:p>
@@ -23671,18 +25570,16 @@
             </w:pPr>
             <w:r>
               <w:rPr>
-                <w:rFonts w:eastAsia="NSimSun" w:cs="Times New Roman"/>
-                <w:kern w:val="2"/>
+                <w:rFonts w:cs="Times New Roman"/>
                 <w:sz w:val="20"/>
                 <w:szCs w:val="20"/>
-                <w:lang w:val="ru-RU" w:eastAsia="zh-CN" w:bidi="hi-IN"/>
-              </w:rPr>
-            </w:r>
-          </w:p>
-        </w:tc>
-        <w:tc>
-          <w:tcPr>
-            <w:tcW w:w="4088" w:type="dxa"/>
+              </w:rPr>
+            </w:r>
+          </w:p>
+        </w:tc>
+        <w:tc>
+          <w:tcPr>
+            <w:tcW w:w="1197" w:type="dxa"/>
             <w:tcBorders/>
           </w:tcPr>
           <w:p>
@@ -23700,18 +25597,16 @@
             </w:pPr>
             <w:r>
               <w:rPr>
-                <w:rFonts w:eastAsia="NSimSun" w:cs="Times New Roman"/>
-                <w:kern w:val="2"/>
+                <w:rFonts w:cs="Times New Roman"/>
                 <w:sz w:val="20"/>
                 <w:szCs w:val="20"/>
-                <w:lang w:val="ru-RU" w:eastAsia="zh-CN" w:bidi="hi-IN"/>
-              </w:rPr>
-            </w:r>
-          </w:p>
-        </w:tc>
-        <w:tc>
-          <w:tcPr>
-            <w:tcW w:w="673" w:type="dxa"/>
+              </w:rPr>
+            </w:r>
+          </w:p>
+        </w:tc>
+        <w:tc>
+          <w:tcPr>
+            <w:tcW w:w="1845" w:type="dxa"/>
             <w:tcBorders/>
           </w:tcPr>
           <w:p>
@@ -23729,18 +25624,16 @@
             </w:pPr>
             <w:r>
               <w:rPr>
-                <w:rFonts w:eastAsia="NSimSun" w:cs="Times New Roman"/>
-                <w:kern w:val="2"/>
+                <w:rFonts w:cs="Times New Roman"/>
                 <w:sz w:val="20"/>
                 <w:szCs w:val="20"/>
-                <w:lang w:val="ru-RU" w:eastAsia="zh-CN" w:bidi="hi-IN"/>
-              </w:rPr>
-            </w:r>
-          </w:p>
-        </w:tc>
-        <w:tc>
-          <w:tcPr>
-            <w:tcW w:w="671" w:type="dxa"/>
+              </w:rPr>
+            </w:r>
+          </w:p>
+        </w:tc>
+        <w:tc>
+          <w:tcPr>
+            <w:tcW w:w="2168" w:type="dxa"/>
             <w:tcBorders/>
           </w:tcPr>
           <w:p>
@@ -23758,1039 +25651,10 @@
             </w:pPr>
             <w:r>
               <w:rPr>
-                <w:rFonts w:eastAsia="NSimSun" w:cs="Times New Roman"/>
-                <w:kern w:val="2"/>
-                <w:sz w:val="20"/>
-                <w:szCs w:val="20"/>
-                <w:lang w:val="ru-RU" w:eastAsia="zh-CN" w:bidi="hi-IN"/>
-              </w:rPr>
-            </w:r>
-          </w:p>
-        </w:tc>
-        <w:tc>
-          <w:tcPr>
-            <w:tcW w:w="674" w:type="dxa"/>
-            <w:tcBorders/>
-          </w:tcPr>
-          <w:p>
-            <w:pPr>
-              <w:pStyle w:val="15"/>
-              <w:widowControl/>
-              <w:suppressAutoHyphens w:val="true"/>
-              <w:spacing w:before="120" w:after="120"/>
-              <w:ind w:hanging="0"/>
-              <w:rPr>
                 <w:rFonts w:cs="Times New Roman"/>
                 <w:sz w:val="20"/>
                 <w:szCs w:val="20"/>
               </w:rPr>
-            </w:pPr>
-            <w:r>
-              <w:rPr>
-                <w:rFonts w:eastAsia="NSimSun" w:cs="Times New Roman"/>
-                <w:kern w:val="2"/>
-                <w:sz w:val="20"/>
-                <w:szCs w:val="20"/>
-                <w:lang w:val="ru-RU" w:eastAsia="zh-CN" w:bidi="hi-IN"/>
-              </w:rPr>
-            </w:r>
-          </w:p>
-        </w:tc>
-        <w:tc>
-          <w:tcPr>
-            <w:tcW w:w="674" w:type="dxa"/>
-            <w:tcBorders/>
-          </w:tcPr>
-          <w:p>
-            <w:pPr>
-              <w:pStyle w:val="15"/>
-              <w:widowControl/>
-              <w:suppressAutoHyphens w:val="true"/>
-              <w:spacing w:before="120" w:after="120"/>
-              <w:ind w:hanging="0"/>
-              <w:rPr>
-                <w:rFonts w:cs="Times New Roman"/>
-                <w:sz w:val="20"/>
-                <w:szCs w:val="20"/>
-              </w:rPr>
-            </w:pPr>
-            <w:r>
-              <w:rPr>
-                <w:rFonts w:eastAsia="NSimSun" w:cs="Times New Roman"/>
-                <w:kern w:val="2"/>
-                <w:sz w:val="20"/>
-                <w:szCs w:val="20"/>
-                <w:lang w:val="ru-RU" w:eastAsia="zh-CN" w:bidi="hi-IN"/>
-              </w:rPr>
-            </w:r>
-          </w:p>
-        </w:tc>
-        <w:tc>
-          <w:tcPr>
-            <w:tcW w:w="673" w:type="dxa"/>
-            <w:tcBorders/>
-          </w:tcPr>
-          <w:p>
-            <w:pPr>
-              <w:pStyle w:val="15"/>
-              <w:widowControl/>
-              <w:suppressAutoHyphens w:val="true"/>
-              <w:spacing w:before="120" w:after="120"/>
-              <w:ind w:hanging="0"/>
-              <w:rPr>
-                <w:rFonts w:cs="Times New Roman"/>
-                <w:sz w:val="20"/>
-                <w:szCs w:val="20"/>
-              </w:rPr>
-            </w:pPr>
-            <w:r>
-              <w:rPr>
-                <w:rFonts w:eastAsia="NSimSun" w:cs="Times New Roman"/>
-                <w:kern w:val="2"/>
-                <w:sz w:val="20"/>
-                <w:szCs w:val="20"/>
-                <w:lang w:val="ru-RU" w:eastAsia="zh-CN" w:bidi="hi-IN"/>
-              </w:rPr>
-            </w:r>
-          </w:p>
-        </w:tc>
-        <w:tc>
-          <w:tcPr>
-            <w:tcW w:w="1845" w:type="dxa"/>
-            <w:tcBorders/>
-          </w:tcPr>
-          <w:p>
-            <w:pPr>
-              <w:pStyle w:val="15"/>
-              <w:widowControl/>
-              <w:suppressAutoHyphens w:val="true"/>
-              <w:spacing w:before="120" w:after="120"/>
-              <w:ind w:hanging="0"/>
-              <w:rPr>
-                <w:rFonts w:cs="Times New Roman"/>
-                <w:sz w:val="20"/>
-                <w:szCs w:val="20"/>
-              </w:rPr>
-            </w:pPr>
-            <w:r>
-              <w:rPr>
-                <w:rFonts w:eastAsia="NSimSun" w:cs="Times New Roman"/>
-                <w:kern w:val="2"/>
-                <w:sz w:val="20"/>
-                <w:szCs w:val="20"/>
-                <w:lang w:val="ru-RU" w:eastAsia="zh-CN" w:bidi="hi-IN"/>
-              </w:rPr>
-            </w:r>
-          </w:p>
-        </w:tc>
-        <w:tc>
-          <w:tcPr>
-            <w:tcW w:w="2168" w:type="dxa"/>
-            <w:tcBorders/>
-          </w:tcPr>
-          <w:p>
-            <w:pPr>
-              <w:pStyle w:val="15"/>
-              <w:widowControl/>
-              <w:suppressAutoHyphens w:val="true"/>
-              <w:spacing w:before="120" w:after="120"/>
-              <w:ind w:hanging="0"/>
-              <w:rPr>
-                <w:rFonts w:cs="Times New Roman"/>
-                <w:sz w:val="20"/>
-                <w:szCs w:val="20"/>
-              </w:rPr>
-            </w:pPr>
-            <w:r>
-              <w:rPr>
-                <w:rFonts w:eastAsia="NSimSun" w:cs="Times New Roman"/>
-                <w:kern w:val="2"/>
-                <w:sz w:val="20"/>
-                <w:szCs w:val="20"/>
-                <w:lang w:val="ru-RU" w:eastAsia="zh-CN" w:bidi="hi-IN"/>
-              </w:rPr>
-            </w:r>
-          </w:p>
-        </w:tc>
-      </w:tr>
-      <w:tr>
-        <w:trPr/>
-        <w:tc>
-          <w:tcPr>
-            <w:tcW w:w="720" w:type="dxa"/>
-            <w:tcBorders/>
-          </w:tcPr>
-          <w:p>
-            <w:pPr>
-              <w:pStyle w:val="15"/>
-              <w:widowControl/>
-              <w:suppressAutoHyphens w:val="true"/>
-              <w:spacing w:before="120" w:after="120"/>
-              <w:ind w:hanging="0"/>
-              <w:rPr>
-                <w:rFonts w:cs="Times New Roman"/>
-                <w:sz w:val="20"/>
-                <w:szCs w:val="20"/>
-              </w:rPr>
-            </w:pPr>
-            <w:r>
-              <w:rPr>
-                <w:rFonts w:eastAsia="NSimSun" w:cs="Times New Roman"/>
-                <w:kern w:val="2"/>
-                <w:sz w:val="20"/>
-                <w:szCs w:val="20"/>
-                <w:lang w:val="ru-RU" w:eastAsia="zh-CN" w:bidi="hi-IN"/>
-              </w:rPr>
-              <w:t>2</w:t>
-            </w:r>
-          </w:p>
-        </w:tc>
-        <w:tc>
-          <w:tcPr>
-            <w:tcW w:w="2374" w:type="dxa"/>
-            <w:tcBorders/>
-          </w:tcPr>
-          <w:p>
-            <w:pPr>
-              <w:pStyle w:val="15"/>
-              <w:widowControl/>
-              <w:suppressAutoHyphens w:val="true"/>
-              <w:spacing w:before="120" w:after="120"/>
-              <w:ind w:hanging="0"/>
-              <w:rPr>
-                <w:rFonts w:cs="Times New Roman"/>
-                <w:sz w:val="20"/>
-                <w:szCs w:val="20"/>
-              </w:rPr>
-            </w:pPr>
-            <w:r>
-              <w:rPr>
-                <w:rFonts w:eastAsia="NSimSun" w:cs="Times New Roman"/>
-                <w:kern w:val="2"/>
-                <w:sz w:val="20"/>
-                <w:szCs w:val="20"/>
-                <w:lang w:val="ru-RU" w:eastAsia="zh-CN" w:bidi="hi-IN"/>
-              </w:rPr>
-            </w:r>
-          </w:p>
-        </w:tc>
-        <w:tc>
-          <w:tcPr>
-            <w:tcW w:w="4088" w:type="dxa"/>
-            <w:tcBorders/>
-          </w:tcPr>
-          <w:p>
-            <w:pPr>
-              <w:pStyle w:val="15"/>
-              <w:widowControl/>
-              <w:suppressAutoHyphens w:val="true"/>
-              <w:spacing w:before="120" w:after="120"/>
-              <w:ind w:hanging="0"/>
-              <w:rPr>
-                <w:rFonts w:cs="Times New Roman"/>
-                <w:sz w:val="20"/>
-                <w:szCs w:val="20"/>
-              </w:rPr>
-            </w:pPr>
-            <w:r>
-              <w:rPr>
-                <w:rFonts w:eastAsia="NSimSun" w:cs="Times New Roman"/>
-                <w:kern w:val="2"/>
-                <w:sz w:val="20"/>
-                <w:szCs w:val="20"/>
-                <w:lang w:val="ru-RU" w:eastAsia="zh-CN" w:bidi="hi-IN"/>
-              </w:rPr>
-            </w:r>
-          </w:p>
-        </w:tc>
-        <w:tc>
-          <w:tcPr>
-            <w:tcW w:w="673" w:type="dxa"/>
-            <w:tcBorders/>
-          </w:tcPr>
-          <w:p>
-            <w:pPr>
-              <w:pStyle w:val="15"/>
-              <w:widowControl/>
-              <w:suppressAutoHyphens w:val="true"/>
-              <w:spacing w:before="120" w:after="120"/>
-              <w:ind w:hanging="0"/>
-              <w:rPr>
-                <w:rFonts w:cs="Times New Roman"/>
-                <w:sz w:val="20"/>
-                <w:szCs w:val="20"/>
-              </w:rPr>
-            </w:pPr>
-            <w:r>
-              <w:rPr>
-                <w:rFonts w:eastAsia="NSimSun" w:cs="Times New Roman"/>
-                <w:kern w:val="2"/>
-                <w:sz w:val="20"/>
-                <w:szCs w:val="20"/>
-                <w:lang w:val="ru-RU" w:eastAsia="zh-CN" w:bidi="hi-IN"/>
-              </w:rPr>
-            </w:r>
-          </w:p>
-        </w:tc>
-        <w:tc>
-          <w:tcPr>
-            <w:tcW w:w="671" w:type="dxa"/>
-            <w:tcBorders/>
-          </w:tcPr>
-          <w:p>
-            <w:pPr>
-              <w:pStyle w:val="15"/>
-              <w:widowControl/>
-              <w:suppressAutoHyphens w:val="true"/>
-              <w:spacing w:before="120" w:after="120"/>
-              <w:ind w:hanging="0"/>
-              <w:rPr>
-                <w:rFonts w:cs="Times New Roman"/>
-                <w:sz w:val="20"/>
-                <w:szCs w:val="20"/>
-              </w:rPr>
-            </w:pPr>
-            <w:r>
-              <w:rPr>
-                <w:rFonts w:eastAsia="NSimSun" w:cs="Times New Roman"/>
-                <w:kern w:val="2"/>
-                <w:sz w:val="20"/>
-                <w:szCs w:val="20"/>
-                <w:lang w:val="ru-RU" w:eastAsia="zh-CN" w:bidi="hi-IN"/>
-              </w:rPr>
-            </w:r>
-          </w:p>
-        </w:tc>
-        <w:tc>
-          <w:tcPr>
-            <w:tcW w:w="674" w:type="dxa"/>
-            <w:tcBorders/>
-          </w:tcPr>
-          <w:p>
-            <w:pPr>
-              <w:pStyle w:val="15"/>
-              <w:widowControl/>
-              <w:suppressAutoHyphens w:val="true"/>
-              <w:spacing w:before="120" w:after="120"/>
-              <w:ind w:hanging="0"/>
-              <w:rPr>
-                <w:rFonts w:cs="Times New Roman"/>
-                <w:sz w:val="20"/>
-                <w:szCs w:val="20"/>
-              </w:rPr>
-            </w:pPr>
-            <w:r>
-              <w:rPr>
-                <w:rFonts w:eastAsia="NSimSun" w:cs="Times New Roman"/>
-                <w:kern w:val="2"/>
-                <w:sz w:val="20"/>
-                <w:szCs w:val="20"/>
-                <w:lang w:val="ru-RU" w:eastAsia="zh-CN" w:bidi="hi-IN"/>
-              </w:rPr>
-            </w:r>
-          </w:p>
-        </w:tc>
-        <w:tc>
-          <w:tcPr>
-            <w:tcW w:w="674" w:type="dxa"/>
-            <w:tcBorders/>
-          </w:tcPr>
-          <w:p>
-            <w:pPr>
-              <w:pStyle w:val="15"/>
-              <w:widowControl/>
-              <w:suppressAutoHyphens w:val="true"/>
-              <w:spacing w:before="120" w:after="120"/>
-              <w:ind w:hanging="0"/>
-              <w:rPr>
-                <w:rFonts w:cs="Times New Roman"/>
-                <w:sz w:val="20"/>
-                <w:szCs w:val="20"/>
-              </w:rPr>
-            </w:pPr>
-            <w:r>
-              <w:rPr>
-                <w:rFonts w:eastAsia="NSimSun" w:cs="Times New Roman"/>
-                <w:kern w:val="2"/>
-                <w:sz w:val="20"/>
-                <w:szCs w:val="20"/>
-                <w:lang w:val="ru-RU" w:eastAsia="zh-CN" w:bidi="hi-IN"/>
-              </w:rPr>
-            </w:r>
-          </w:p>
-        </w:tc>
-        <w:tc>
-          <w:tcPr>
-            <w:tcW w:w="673" w:type="dxa"/>
-            <w:tcBorders/>
-          </w:tcPr>
-          <w:p>
-            <w:pPr>
-              <w:pStyle w:val="15"/>
-              <w:widowControl/>
-              <w:suppressAutoHyphens w:val="true"/>
-              <w:spacing w:before="120" w:after="120"/>
-              <w:ind w:hanging="0"/>
-              <w:rPr>
-                <w:rFonts w:cs="Times New Roman"/>
-                <w:sz w:val="20"/>
-                <w:szCs w:val="20"/>
-              </w:rPr>
-            </w:pPr>
-            <w:r>
-              <w:rPr>
-                <w:rFonts w:eastAsia="NSimSun" w:cs="Times New Roman"/>
-                <w:kern w:val="2"/>
-                <w:sz w:val="20"/>
-                <w:szCs w:val="20"/>
-                <w:lang w:val="ru-RU" w:eastAsia="zh-CN" w:bidi="hi-IN"/>
-              </w:rPr>
-            </w:r>
-          </w:p>
-        </w:tc>
-        <w:tc>
-          <w:tcPr>
-            <w:tcW w:w="1845" w:type="dxa"/>
-            <w:tcBorders/>
-          </w:tcPr>
-          <w:p>
-            <w:pPr>
-              <w:pStyle w:val="15"/>
-              <w:widowControl/>
-              <w:suppressAutoHyphens w:val="true"/>
-              <w:spacing w:before="120" w:after="120"/>
-              <w:ind w:hanging="0"/>
-              <w:rPr>
-                <w:rFonts w:cs="Times New Roman"/>
-                <w:sz w:val="20"/>
-                <w:szCs w:val="20"/>
-              </w:rPr>
-            </w:pPr>
-            <w:r>
-              <w:rPr>
-                <w:rFonts w:eastAsia="NSimSun" w:cs="Times New Roman"/>
-                <w:kern w:val="2"/>
-                <w:sz w:val="20"/>
-                <w:szCs w:val="20"/>
-                <w:lang w:val="ru-RU" w:eastAsia="zh-CN" w:bidi="hi-IN"/>
-              </w:rPr>
-            </w:r>
-          </w:p>
-        </w:tc>
-        <w:tc>
-          <w:tcPr>
-            <w:tcW w:w="2168" w:type="dxa"/>
-            <w:tcBorders/>
-          </w:tcPr>
-          <w:p>
-            <w:pPr>
-              <w:pStyle w:val="15"/>
-              <w:widowControl/>
-              <w:suppressAutoHyphens w:val="true"/>
-              <w:spacing w:before="120" w:after="120"/>
-              <w:ind w:hanging="0"/>
-              <w:rPr>
-                <w:rFonts w:cs="Times New Roman"/>
-                <w:sz w:val="20"/>
-                <w:szCs w:val="20"/>
-              </w:rPr>
-            </w:pPr>
-            <w:r>
-              <w:rPr>
-                <w:rFonts w:eastAsia="NSimSun" w:cs="Times New Roman"/>
-                <w:kern w:val="2"/>
-                <w:sz w:val="20"/>
-                <w:szCs w:val="20"/>
-                <w:lang w:val="ru-RU" w:eastAsia="zh-CN" w:bidi="hi-IN"/>
-              </w:rPr>
-            </w:r>
-          </w:p>
-        </w:tc>
-      </w:tr>
-      <w:tr>
-        <w:trPr/>
-        <w:tc>
-          <w:tcPr>
-            <w:tcW w:w="720" w:type="dxa"/>
-            <w:tcBorders/>
-          </w:tcPr>
-          <w:p>
-            <w:pPr>
-              <w:pStyle w:val="15"/>
-              <w:widowControl/>
-              <w:suppressAutoHyphens w:val="true"/>
-              <w:spacing w:before="120" w:after="120"/>
-              <w:ind w:hanging="0"/>
-              <w:rPr>
-                <w:rFonts w:cs="Times New Roman"/>
-                <w:sz w:val="20"/>
-                <w:szCs w:val="20"/>
-              </w:rPr>
-            </w:pPr>
-            <w:r>
-              <w:rPr>
-                <w:rFonts w:eastAsia="NSimSun" w:cs="Times New Roman"/>
-                <w:kern w:val="2"/>
-                <w:sz w:val="20"/>
-                <w:szCs w:val="20"/>
-                <w:lang w:val="ru-RU" w:eastAsia="zh-CN" w:bidi="hi-IN"/>
-              </w:rPr>
-              <w:t>3</w:t>
-            </w:r>
-          </w:p>
-        </w:tc>
-        <w:tc>
-          <w:tcPr>
-            <w:tcW w:w="2374" w:type="dxa"/>
-            <w:tcBorders/>
-          </w:tcPr>
-          <w:p>
-            <w:pPr>
-              <w:pStyle w:val="15"/>
-              <w:widowControl/>
-              <w:suppressAutoHyphens w:val="true"/>
-              <w:spacing w:before="120" w:after="120"/>
-              <w:ind w:hanging="0"/>
-              <w:rPr>
-                <w:rFonts w:cs="Times New Roman"/>
-                <w:sz w:val="20"/>
-                <w:szCs w:val="20"/>
-              </w:rPr>
-            </w:pPr>
-            <w:r>
-              <w:rPr>
-                <w:rFonts w:eastAsia="NSimSun" w:cs="Times New Roman"/>
-                <w:kern w:val="2"/>
-                <w:sz w:val="20"/>
-                <w:szCs w:val="20"/>
-                <w:lang w:val="ru-RU" w:eastAsia="zh-CN" w:bidi="hi-IN"/>
-              </w:rPr>
-            </w:r>
-          </w:p>
-        </w:tc>
-        <w:tc>
-          <w:tcPr>
-            <w:tcW w:w="4088" w:type="dxa"/>
-            <w:tcBorders/>
-          </w:tcPr>
-          <w:p>
-            <w:pPr>
-              <w:pStyle w:val="15"/>
-              <w:widowControl/>
-              <w:suppressAutoHyphens w:val="true"/>
-              <w:spacing w:before="120" w:after="120"/>
-              <w:ind w:hanging="0"/>
-              <w:rPr>
-                <w:rFonts w:cs="Times New Roman"/>
-                <w:sz w:val="20"/>
-                <w:szCs w:val="20"/>
-              </w:rPr>
-            </w:pPr>
-            <w:r>
-              <w:rPr>
-                <w:rFonts w:eastAsia="NSimSun" w:cs="Times New Roman"/>
-                <w:kern w:val="2"/>
-                <w:sz w:val="20"/>
-                <w:szCs w:val="20"/>
-                <w:lang w:val="ru-RU" w:eastAsia="zh-CN" w:bidi="hi-IN"/>
-              </w:rPr>
-            </w:r>
-          </w:p>
-        </w:tc>
-        <w:tc>
-          <w:tcPr>
-            <w:tcW w:w="673" w:type="dxa"/>
-            <w:tcBorders/>
-          </w:tcPr>
-          <w:p>
-            <w:pPr>
-              <w:pStyle w:val="15"/>
-              <w:widowControl/>
-              <w:suppressAutoHyphens w:val="true"/>
-              <w:spacing w:before="120" w:after="120"/>
-              <w:ind w:hanging="0"/>
-              <w:rPr>
-                <w:rFonts w:cs="Times New Roman"/>
-                <w:sz w:val="20"/>
-                <w:szCs w:val="20"/>
-              </w:rPr>
-            </w:pPr>
-            <w:r>
-              <w:rPr>
-                <w:rFonts w:eastAsia="NSimSun" w:cs="Times New Roman"/>
-                <w:kern w:val="2"/>
-                <w:sz w:val="20"/>
-                <w:szCs w:val="20"/>
-                <w:lang w:val="ru-RU" w:eastAsia="zh-CN" w:bidi="hi-IN"/>
-              </w:rPr>
-            </w:r>
-          </w:p>
-        </w:tc>
-        <w:tc>
-          <w:tcPr>
-            <w:tcW w:w="671" w:type="dxa"/>
-            <w:tcBorders/>
-          </w:tcPr>
-          <w:p>
-            <w:pPr>
-              <w:pStyle w:val="15"/>
-              <w:widowControl/>
-              <w:suppressAutoHyphens w:val="true"/>
-              <w:spacing w:before="120" w:after="120"/>
-              <w:ind w:hanging="0"/>
-              <w:rPr>
-                <w:rFonts w:cs="Times New Roman"/>
-                <w:sz w:val="20"/>
-                <w:szCs w:val="20"/>
-              </w:rPr>
-            </w:pPr>
-            <w:r>
-              <w:rPr>
-                <w:rFonts w:eastAsia="NSimSun" w:cs="Times New Roman"/>
-                <w:kern w:val="2"/>
-                <w:sz w:val="20"/>
-                <w:szCs w:val="20"/>
-                <w:lang w:val="ru-RU" w:eastAsia="zh-CN" w:bidi="hi-IN"/>
-              </w:rPr>
-            </w:r>
-          </w:p>
-        </w:tc>
-        <w:tc>
-          <w:tcPr>
-            <w:tcW w:w="674" w:type="dxa"/>
-            <w:tcBorders/>
-          </w:tcPr>
-          <w:p>
-            <w:pPr>
-              <w:pStyle w:val="15"/>
-              <w:widowControl/>
-              <w:suppressAutoHyphens w:val="true"/>
-              <w:spacing w:before="120" w:after="120"/>
-              <w:ind w:hanging="0"/>
-              <w:rPr>
-                <w:rFonts w:cs="Times New Roman"/>
-                <w:sz w:val="20"/>
-                <w:szCs w:val="20"/>
-              </w:rPr>
-            </w:pPr>
-            <w:r>
-              <w:rPr>
-                <w:rFonts w:eastAsia="NSimSun" w:cs="Times New Roman"/>
-                <w:kern w:val="2"/>
-                <w:sz w:val="20"/>
-                <w:szCs w:val="20"/>
-                <w:lang w:val="ru-RU" w:eastAsia="zh-CN" w:bidi="hi-IN"/>
-              </w:rPr>
-            </w:r>
-          </w:p>
-        </w:tc>
-        <w:tc>
-          <w:tcPr>
-            <w:tcW w:w="674" w:type="dxa"/>
-            <w:tcBorders/>
-          </w:tcPr>
-          <w:p>
-            <w:pPr>
-              <w:pStyle w:val="15"/>
-              <w:widowControl/>
-              <w:suppressAutoHyphens w:val="true"/>
-              <w:spacing w:before="120" w:after="120"/>
-              <w:ind w:hanging="0"/>
-              <w:rPr>
-                <w:rFonts w:cs="Times New Roman"/>
-                <w:sz w:val="20"/>
-                <w:szCs w:val="20"/>
-              </w:rPr>
-            </w:pPr>
-            <w:r>
-              <w:rPr>
-                <w:rFonts w:eastAsia="NSimSun" w:cs="Times New Roman"/>
-                <w:kern w:val="2"/>
-                <w:sz w:val="20"/>
-                <w:szCs w:val="20"/>
-                <w:lang w:val="ru-RU" w:eastAsia="zh-CN" w:bidi="hi-IN"/>
-              </w:rPr>
-            </w:r>
-          </w:p>
-        </w:tc>
-        <w:tc>
-          <w:tcPr>
-            <w:tcW w:w="673" w:type="dxa"/>
-            <w:tcBorders/>
-          </w:tcPr>
-          <w:p>
-            <w:pPr>
-              <w:pStyle w:val="15"/>
-              <w:widowControl/>
-              <w:suppressAutoHyphens w:val="true"/>
-              <w:spacing w:before="120" w:after="120"/>
-              <w:ind w:hanging="0"/>
-              <w:rPr>
-                <w:rFonts w:cs="Times New Roman"/>
-                <w:sz w:val="20"/>
-                <w:szCs w:val="20"/>
-              </w:rPr>
-            </w:pPr>
-            <w:r>
-              <w:rPr>
-                <w:rFonts w:eastAsia="NSimSun" w:cs="Times New Roman"/>
-                <w:kern w:val="2"/>
-                <w:sz w:val="20"/>
-                <w:szCs w:val="20"/>
-                <w:lang w:val="ru-RU" w:eastAsia="zh-CN" w:bidi="hi-IN"/>
-              </w:rPr>
-            </w:r>
-          </w:p>
-        </w:tc>
-        <w:tc>
-          <w:tcPr>
-            <w:tcW w:w="1845" w:type="dxa"/>
-            <w:tcBorders/>
-          </w:tcPr>
-          <w:p>
-            <w:pPr>
-              <w:pStyle w:val="15"/>
-              <w:widowControl/>
-              <w:suppressAutoHyphens w:val="true"/>
-              <w:spacing w:before="120" w:after="120"/>
-              <w:ind w:hanging="0"/>
-              <w:rPr>
-                <w:rFonts w:cs="Times New Roman"/>
-                <w:sz w:val="20"/>
-                <w:szCs w:val="20"/>
-              </w:rPr>
-            </w:pPr>
-            <w:r>
-              <w:rPr>
-                <w:rFonts w:eastAsia="NSimSun" w:cs="Times New Roman"/>
-                <w:kern w:val="2"/>
-                <w:sz w:val="20"/>
-                <w:szCs w:val="20"/>
-                <w:lang w:val="ru-RU" w:eastAsia="zh-CN" w:bidi="hi-IN"/>
-              </w:rPr>
-            </w:r>
-          </w:p>
-        </w:tc>
-        <w:tc>
-          <w:tcPr>
-            <w:tcW w:w="2168" w:type="dxa"/>
-            <w:tcBorders/>
-          </w:tcPr>
-          <w:p>
-            <w:pPr>
-              <w:pStyle w:val="15"/>
-              <w:widowControl/>
-              <w:suppressAutoHyphens w:val="true"/>
-              <w:spacing w:before="120" w:after="120"/>
-              <w:ind w:hanging="0"/>
-              <w:rPr>
-                <w:rFonts w:cs="Times New Roman"/>
-                <w:sz w:val="20"/>
-                <w:szCs w:val="20"/>
-              </w:rPr>
-            </w:pPr>
-            <w:r>
-              <w:rPr>
-                <w:rFonts w:eastAsia="NSimSun" w:cs="Times New Roman"/>
-                <w:kern w:val="2"/>
-                <w:sz w:val="20"/>
-                <w:szCs w:val="20"/>
-                <w:lang w:val="ru-RU" w:eastAsia="zh-CN" w:bidi="hi-IN"/>
-              </w:rPr>
-            </w:r>
-          </w:p>
-        </w:tc>
-      </w:tr>
-      <w:tr>
-        <w:trPr/>
-        <w:tc>
-          <w:tcPr>
-            <w:tcW w:w="720" w:type="dxa"/>
-            <w:tcBorders/>
-          </w:tcPr>
-          <w:p>
-            <w:pPr>
-              <w:pStyle w:val="15"/>
-              <w:widowControl/>
-              <w:suppressAutoHyphens w:val="true"/>
-              <w:spacing w:before="120" w:after="120"/>
-              <w:ind w:hanging="0"/>
-              <w:rPr>
-                <w:rFonts w:cs="Times New Roman"/>
-                <w:sz w:val="20"/>
-                <w:szCs w:val="20"/>
-              </w:rPr>
-            </w:pPr>
-            <w:r>
-              <w:rPr>
-                <w:rFonts w:eastAsia="NSimSun" w:cs="Times New Roman"/>
-                <w:kern w:val="2"/>
-                <w:sz w:val="20"/>
-                <w:szCs w:val="20"/>
-                <w:lang w:val="ru-RU" w:eastAsia="zh-CN" w:bidi="hi-IN"/>
-              </w:rPr>
-              <w:t>4</w:t>
-            </w:r>
-          </w:p>
-        </w:tc>
-        <w:tc>
-          <w:tcPr>
-            <w:tcW w:w="2374" w:type="dxa"/>
-            <w:tcBorders/>
-          </w:tcPr>
-          <w:p>
-            <w:pPr>
-              <w:pStyle w:val="15"/>
-              <w:widowControl/>
-              <w:suppressAutoHyphens w:val="true"/>
-              <w:spacing w:before="120" w:after="120"/>
-              <w:ind w:hanging="0"/>
-              <w:rPr>
-                <w:rFonts w:cs="Times New Roman"/>
-                <w:sz w:val="20"/>
-                <w:szCs w:val="20"/>
-              </w:rPr>
-            </w:pPr>
-            <w:r>
-              <w:rPr>
-                <w:rFonts w:eastAsia="NSimSun" w:cs="Times New Roman"/>
-                <w:kern w:val="2"/>
-                <w:sz w:val="20"/>
-                <w:szCs w:val="20"/>
-                <w:lang w:val="ru-RU" w:eastAsia="zh-CN" w:bidi="hi-IN"/>
-              </w:rPr>
-            </w:r>
-          </w:p>
-        </w:tc>
-        <w:tc>
-          <w:tcPr>
-            <w:tcW w:w="4088" w:type="dxa"/>
-            <w:tcBorders/>
-          </w:tcPr>
-          <w:p>
-            <w:pPr>
-              <w:pStyle w:val="15"/>
-              <w:widowControl/>
-              <w:suppressAutoHyphens w:val="true"/>
-              <w:spacing w:before="120" w:after="120"/>
-              <w:ind w:hanging="0"/>
-              <w:rPr>
-                <w:rFonts w:cs="Times New Roman"/>
-                <w:sz w:val="20"/>
-                <w:szCs w:val="20"/>
-              </w:rPr>
-            </w:pPr>
-            <w:r>
-              <w:rPr>
-                <w:rFonts w:eastAsia="NSimSun" w:cs="Times New Roman"/>
-                <w:kern w:val="2"/>
-                <w:sz w:val="20"/>
-                <w:szCs w:val="20"/>
-                <w:lang w:val="ru-RU" w:eastAsia="zh-CN" w:bidi="hi-IN"/>
-              </w:rPr>
-            </w:r>
-          </w:p>
-        </w:tc>
-        <w:tc>
-          <w:tcPr>
-            <w:tcW w:w="673" w:type="dxa"/>
-            <w:tcBorders/>
-          </w:tcPr>
-          <w:p>
-            <w:pPr>
-              <w:pStyle w:val="15"/>
-              <w:widowControl/>
-              <w:suppressAutoHyphens w:val="true"/>
-              <w:spacing w:before="120" w:after="120"/>
-              <w:ind w:hanging="0"/>
-              <w:rPr>
-                <w:rFonts w:cs="Times New Roman"/>
-                <w:sz w:val="20"/>
-                <w:szCs w:val="20"/>
-              </w:rPr>
-            </w:pPr>
-            <w:r>
-              <w:rPr>
-                <w:rFonts w:eastAsia="NSimSun" w:cs="Times New Roman"/>
-                <w:kern w:val="2"/>
-                <w:sz w:val="20"/>
-                <w:szCs w:val="20"/>
-                <w:lang w:val="ru-RU" w:eastAsia="zh-CN" w:bidi="hi-IN"/>
-              </w:rPr>
-            </w:r>
-          </w:p>
-        </w:tc>
-        <w:tc>
-          <w:tcPr>
-            <w:tcW w:w="671" w:type="dxa"/>
-            <w:tcBorders/>
-          </w:tcPr>
-          <w:p>
-            <w:pPr>
-              <w:pStyle w:val="15"/>
-              <w:widowControl/>
-              <w:suppressAutoHyphens w:val="true"/>
-              <w:spacing w:before="120" w:after="120"/>
-              <w:ind w:hanging="0"/>
-              <w:rPr>
-                <w:rFonts w:cs="Times New Roman"/>
-                <w:sz w:val="20"/>
-                <w:szCs w:val="20"/>
-              </w:rPr>
-            </w:pPr>
-            <w:r>
-              <w:rPr>
-                <w:rFonts w:eastAsia="NSimSun" w:cs="Times New Roman"/>
-                <w:kern w:val="2"/>
-                <w:sz w:val="20"/>
-                <w:szCs w:val="20"/>
-                <w:lang w:val="ru-RU" w:eastAsia="zh-CN" w:bidi="hi-IN"/>
-              </w:rPr>
-            </w:r>
-          </w:p>
-        </w:tc>
-        <w:tc>
-          <w:tcPr>
-            <w:tcW w:w="674" w:type="dxa"/>
-            <w:tcBorders/>
-          </w:tcPr>
-          <w:p>
-            <w:pPr>
-              <w:pStyle w:val="15"/>
-              <w:widowControl/>
-              <w:suppressAutoHyphens w:val="true"/>
-              <w:spacing w:before="120" w:after="120"/>
-              <w:ind w:hanging="0"/>
-              <w:rPr>
-                <w:rFonts w:cs="Times New Roman"/>
-                <w:sz w:val="20"/>
-                <w:szCs w:val="20"/>
-              </w:rPr>
-            </w:pPr>
-            <w:r>
-              <w:rPr>
-                <w:rFonts w:eastAsia="NSimSun" w:cs="Times New Roman"/>
-                <w:kern w:val="2"/>
-                <w:sz w:val="20"/>
-                <w:szCs w:val="20"/>
-                <w:lang w:val="ru-RU" w:eastAsia="zh-CN" w:bidi="hi-IN"/>
-              </w:rPr>
-            </w:r>
-          </w:p>
-        </w:tc>
-        <w:tc>
-          <w:tcPr>
-            <w:tcW w:w="674" w:type="dxa"/>
-            <w:tcBorders/>
-          </w:tcPr>
-          <w:p>
-            <w:pPr>
-              <w:pStyle w:val="15"/>
-              <w:widowControl/>
-              <w:suppressAutoHyphens w:val="true"/>
-              <w:spacing w:before="120" w:after="120"/>
-              <w:ind w:hanging="0"/>
-              <w:rPr>
-                <w:rFonts w:cs="Times New Roman"/>
-                <w:sz w:val="20"/>
-                <w:szCs w:val="20"/>
-              </w:rPr>
-            </w:pPr>
-            <w:r>
-              <w:rPr>
-                <w:rFonts w:eastAsia="NSimSun" w:cs="Times New Roman"/>
-                <w:kern w:val="2"/>
-                <w:sz w:val="20"/>
-                <w:szCs w:val="20"/>
-                <w:lang w:val="ru-RU" w:eastAsia="zh-CN" w:bidi="hi-IN"/>
-              </w:rPr>
-            </w:r>
-          </w:p>
-        </w:tc>
-        <w:tc>
-          <w:tcPr>
-            <w:tcW w:w="673" w:type="dxa"/>
-            <w:tcBorders/>
-          </w:tcPr>
-          <w:p>
-            <w:pPr>
-              <w:pStyle w:val="15"/>
-              <w:widowControl/>
-              <w:suppressAutoHyphens w:val="true"/>
-              <w:spacing w:before="120" w:after="120"/>
-              <w:ind w:hanging="0"/>
-              <w:rPr>
-                <w:rFonts w:cs="Times New Roman"/>
-                <w:sz w:val="20"/>
-                <w:szCs w:val="20"/>
-              </w:rPr>
-            </w:pPr>
-            <w:r>
-              <w:rPr>
-                <w:rFonts w:eastAsia="NSimSun" w:cs="Times New Roman"/>
-                <w:kern w:val="2"/>
-                <w:sz w:val="20"/>
-                <w:szCs w:val="20"/>
-                <w:lang w:val="ru-RU" w:eastAsia="zh-CN" w:bidi="hi-IN"/>
-              </w:rPr>
-            </w:r>
-          </w:p>
-        </w:tc>
-        <w:tc>
-          <w:tcPr>
-            <w:tcW w:w="1845" w:type="dxa"/>
-            <w:tcBorders/>
-          </w:tcPr>
-          <w:p>
-            <w:pPr>
-              <w:pStyle w:val="15"/>
-              <w:widowControl/>
-              <w:suppressAutoHyphens w:val="true"/>
-              <w:spacing w:before="120" w:after="120"/>
-              <w:ind w:hanging="0"/>
-              <w:rPr>
-                <w:rFonts w:cs="Times New Roman"/>
-                <w:sz w:val="20"/>
-                <w:szCs w:val="20"/>
-              </w:rPr>
-            </w:pPr>
-            <w:r>
-              <w:rPr>
-                <w:rFonts w:eastAsia="NSimSun" w:cs="Times New Roman"/>
-                <w:kern w:val="2"/>
-                <w:sz w:val="20"/>
-                <w:szCs w:val="20"/>
-                <w:lang w:val="ru-RU" w:eastAsia="zh-CN" w:bidi="hi-IN"/>
-              </w:rPr>
-            </w:r>
-          </w:p>
-        </w:tc>
-        <w:tc>
-          <w:tcPr>
-            <w:tcW w:w="2168" w:type="dxa"/>
-            <w:tcBorders/>
-          </w:tcPr>
-          <w:p>
-            <w:pPr>
-              <w:pStyle w:val="15"/>
-              <w:widowControl/>
-              <w:suppressAutoHyphens w:val="true"/>
-              <w:spacing w:before="120" w:after="120"/>
-              <w:ind w:hanging="0"/>
-              <w:rPr>
-                <w:rFonts w:cs="Times New Roman"/>
-                <w:sz w:val="20"/>
-                <w:szCs w:val="20"/>
-              </w:rPr>
-            </w:pPr>
-            <w:r>
-              <w:rPr>
-                <w:rFonts w:eastAsia="NSimSun" w:cs="Times New Roman"/>
-                <w:kern w:val="2"/>
-                <w:sz w:val="20"/>
-                <w:szCs w:val="20"/>
-                <w:lang w:val="ru-RU" w:eastAsia="zh-CN" w:bidi="hi-IN"/>
-              </w:rPr>
             </w:r>
           </w:p>
         </w:tc>
@@ -24799,24 +25663,15 @@
     <w:p>
       <w:pPr>
         <w:pStyle w:val="15"/>
-        <w:rPr/>
-      </w:pPr>
-      <w:r>
-        <w:rPr/>
-      </w:r>
-    </w:p>
-    <w:p>
-      <w:pPr>
-        <w:pStyle w:val="15"/>
         <w:spacing w:before="120" w:after="0"/>
         <w:rPr/>
         <w:sectPr>
-          <w:headerReference w:type="even" r:id="rId10"/>
-          <w:headerReference w:type="default" r:id="rId11"/>
-          <w:headerReference w:type="first" r:id="rId12"/>
-          <w:footerReference w:type="even" r:id="rId13"/>
-          <w:footerReference w:type="default" r:id="rId14"/>
-          <w:footerReference w:type="first" r:id="rId15"/>
+          <w:headerReference w:type="even" r:id="rId11"/>
+          <w:headerReference w:type="default" r:id="rId12"/>
+          <w:headerReference w:type="first" r:id="rId13"/>
+          <w:footerReference w:type="even" r:id="rId14"/>
+          <w:footerReference w:type="default" r:id="rId15"/>
+          <w:footerReference w:type="first" r:id="rId16"/>
           <w:type w:val="nextPage"/>
           <w:pgSz w:orient="landscape" w:w="16838" w:h="11906"/>
           <w:pgMar w:left="1134" w:right="1134" w:gutter="0" w:header="0" w:top="1134" w:footer="0" w:bottom="1134"/>
@@ -25086,18 +25941,18 @@
         <w:pStyle w:val="Heading2"/>
         <w:rPr/>
       </w:pPr>
-      <w:bookmarkStart w:id="41" w:name="__RefHeading___Toc2890_2352405526"/>
-      <w:bookmarkEnd w:id="41"/>
+      <w:bookmarkStart w:id="44" w:name="__RefHeading___Toc2890_2352405526"/>
+      <w:bookmarkEnd w:id="44"/>
       <w:r>
         <w:rPr/>
         <w:t>3</w:t>
       </w:r>
-      <w:bookmarkStart w:id="42" w:name="_Toc226724650_Копия_1_Копия_1"/>
+      <w:bookmarkStart w:id="45" w:name="_Toc226724650_Копия_1_Копия_1"/>
       <w:r>
         <w:rPr/>
         <w:t>.2.1</w:t>
       </w:r>
-      <w:bookmarkEnd w:id="42"/>
+      <w:bookmarkEnd w:id="45"/>
       <w:r>
         <w:rPr/>
         <w:t xml:space="preserve"> Оценка экономической эффективности внедрения проектного решения по методичке</w:t>
@@ -25176,18 +26031,18 @@
         <w:pStyle w:val="Heading2"/>
         <w:rPr/>
       </w:pPr>
-      <w:bookmarkStart w:id="43" w:name="__RefHeading___Toc2892_2352405526"/>
-      <w:bookmarkEnd w:id="43"/>
+      <w:bookmarkStart w:id="46" w:name="__RefHeading___Toc2892_2352405526"/>
+      <w:bookmarkEnd w:id="46"/>
       <w:r>
         <w:rPr/>
         <w:t>3</w:t>
       </w:r>
-      <w:bookmarkStart w:id="44" w:name="_Toc226724650_Копия_1_Копия_2"/>
+      <w:bookmarkStart w:id="47" w:name="_Toc226724650_Копия_1_Копия_2"/>
       <w:r>
         <w:rPr/>
         <w:t xml:space="preserve">.2.2 </w:t>
       </w:r>
-      <w:bookmarkEnd w:id="44"/>
+      <w:bookmarkEnd w:id="47"/>
       <w:r>
         <w:rPr/>
         <w:t>Оценка эффективности внедрения проектного решения методом экспертных оценок (по Елизарьеву)</w:t>
@@ -25207,18 +26062,18 @@
         <w:pStyle w:val="Heading2"/>
         <w:rPr/>
       </w:pPr>
-      <w:bookmarkStart w:id="45" w:name="__RefHeading___Toc2894_2352405526"/>
-      <w:bookmarkEnd w:id="45"/>
+      <w:bookmarkStart w:id="48" w:name="__RefHeading___Toc2894_2352405526"/>
+      <w:bookmarkEnd w:id="48"/>
       <w:r>
         <w:rPr/>
         <w:t>3</w:t>
       </w:r>
-      <w:bookmarkStart w:id="46" w:name="_Toc226724650_Копия_1_Копия_3"/>
+      <w:bookmarkStart w:id="49" w:name="_Toc226724650_Копия_1_Копия_3"/>
       <w:r>
         <w:rPr/>
         <w:t xml:space="preserve">.3 </w:t>
       </w:r>
-      <w:bookmarkEnd w:id="46"/>
+      <w:bookmarkEnd w:id="49"/>
       <w:r>
         <w:rPr/>
         <w:t>Заключение - краткий обзор содержания магистрской работы</w:t>
@@ -25317,9 +26172,9 @@
           <w:szCs w:val="32"/>
         </w:rPr>
       </w:pPr>
-      <w:bookmarkStart w:id="47" w:name="__RefHeading___Toc2896_2352405526"/>
-      <w:bookmarkStart w:id="48" w:name="_Toc226724661"/>
-      <w:bookmarkEnd w:id="47"/>
+      <w:bookmarkStart w:id="50" w:name="__RefHeading___Toc2896_2352405526"/>
+      <w:bookmarkStart w:id="51" w:name="_Toc226724661"/>
+      <w:bookmarkEnd w:id="50"/>
       <w:r>
         <w:rPr>
           <w:rFonts w:cs="Times New Roman"/>
@@ -25328,7 +26183,7 @@
         </w:rPr>
         <w:t>СПИСОК ЛИТЕРАТУРЫ</w:t>
       </w:r>
-      <w:bookmarkEnd w:id="48"/>
+      <w:bookmarkEnd w:id="51"/>
     </w:p>
     <w:p>
       <w:pPr>
@@ -26749,12 +27604,12 @@
       </w:r>
     </w:p>
     <w:sectPr>
-      <w:headerReference w:type="even" r:id="rId16"/>
-      <w:headerReference w:type="default" r:id="rId17"/>
-      <w:headerReference w:type="first" r:id="rId18"/>
-      <w:footerReference w:type="even" r:id="rId19"/>
-      <w:footerReference w:type="default" r:id="rId20"/>
-      <w:footerReference w:type="first" r:id="rId21"/>
+      <w:headerReference w:type="even" r:id="rId17"/>
+      <w:headerReference w:type="default" r:id="rId18"/>
+      <w:headerReference w:type="first" r:id="rId19"/>
+      <w:footerReference w:type="even" r:id="rId20"/>
+      <w:footerReference w:type="default" r:id="rId21"/>
+      <w:footerReference w:type="first" r:id="rId22"/>
       <w:type w:val="nextPage"/>
       <w:pgSz w:w="11906" w:h="16838"/>
       <w:pgMar w:left="1134" w:right="1134" w:gutter="0" w:header="0" w:top="1134" w:footer="0" w:bottom="1134"/>
@@ -26785,6 +27640,20 @@
 <w:ftr xmlns:o="urn:schemas-microsoft-com:office:office" xmlns:r="http://schemas.openxmlformats.org/officeDocument/2006/relationships" xmlns:v="urn:schemas-microsoft-com:vml" xmlns:w="http://schemas.openxmlformats.org/wordprocessingml/2006/main" xmlns:w10="urn:schemas-microsoft-com:office:word" xmlns:wp="http://schemas.openxmlformats.org/drawingml/2006/wordprocessingDrawing" xmlns:pic="http://schemas.openxmlformats.org/drawingml/2006/picture" xmlns:wps="http://schemas.microsoft.com/office/word/2010/wordprocessingShape" xmlns:wpg="http://schemas.microsoft.com/office/word/2010/wordprocessingGroup" xmlns:mc="http://schemas.openxmlformats.org/markup-compatibility/2006" xmlns:wp14="http://schemas.microsoft.com/office/word/2010/wordprocessingDrawing" xmlns:w14="http://schemas.microsoft.com/office/word/2010/wordml" xmlns:w15="http://schemas.microsoft.com/office/word/2012/wordml" mc:Ignorable="w14 wp14 w15">
   <w:p>
     <w:pPr>
+      <w:pStyle w:val="Footer"/>
+      <w:rPr/>
+    </w:pPr>
+    <w:r>
+      <w:rPr/>
+    </w:r>
+  </w:p>
+</w:ftr>
+</file>
+
+<file path=word/footer11.xml><?xml version="1.0" encoding="utf-8"?>
+<w:ftr xmlns:o="urn:schemas-microsoft-com:office:office" xmlns:r="http://schemas.openxmlformats.org/officeDocument/2006/relationships" xmlns:v="urn:schemas-microsoft-com:vml" xmlns:w="http://schemas.openxmlformats.org/wordprocessingml/2006/main" xmlns:w10="urn:schemas-microsoft-com:office:word" xmlns:wp="http://schemas.openxmlformats.org/drawingml/2006/wordprocessingDrawing" xmlns:pic="http://schemas.openxmlformats.org/drawingml/2006/picture" xmlns:wps="http://schemas.microsoft.com/office/word/2010/wordprocessingShape" xmlns:wpg="http://schemas.microsoft.com/office/word/2010/wordprocessingGroup" xmlns:mc="http://schemas.openxmlformats.org/markup-compatibility/2006" xmlns:wp14="http://schemas.microsoft.com/office/word/2010/wordprocessingDrawing" xmlns:w14="http://schemas.microsoft.com/office/word/2010/wordml" xmlns:w15="http://schemas.microsoft.com/office/word/2012/wordml" mc:Ignorable="w14 wp14 w15">
+  <w:p>
+    <w:pPr>
       <w:pStyle w:val="17"/>
       <w:ind w:hanging="2"/>
       <w:rPr/>
@@ -26796,7 +27665,7 @@
 </w:ftr>
 </file>
 
-<file path=word/footer11.xml><?xml version="1.0" encoding="utf-8"?>
+<file path=word/footer12.xml><?xml version="1.0" encoding="utf-8"?>
 <w:ftr xmlns:o="urn:schemas-microsoft-com:office:office" xmlns:r="http://schemas.openxmlformats.org/officeDocument/2006/relationships" xmlns:v="urn:schemas-microsoft-com:vml" xmlns:w="http://schemas.openxmlformats.org/wordprocessingml/2006/main" xmlns:w10="urn:schemas-microsoft-com:office:word" xmlns:wp="http://schemas.openxmlformats.org/drawingml/2006/wordprocessingDrawing" xmlns:pic="http://schemas.openxmlformats.org/drawingml/2006/picture" xmlns:wps="http://schemas.microsoft.com/office/word/2010/wordprocessingShape" xmlns:wpg="http://schemas.microsoft.com/office/word/2010/wordprocessingGroup" xmlns:mc="http://schemas.openxmlformats.org/markup-compatibility/2006" xmlns:wp14="http://schemas.microsoft.com/office/word/2010/wordprocessingDrawing" xmlns:w14="http://schemas.microsoft.com/office/word/2010/wordml" xmlns:w15="http://schemas.microsoft.com/office/word/2012/wordml" mc:Ignorable="w14 wp14 w15">
   <w:p>
     <w:pPr>
@@ -26883,6 +27752,20 @@
 
 <file path=word/footer4.xml><?xml version="1.0" encoding="utf-8"?>
 <w:ftr xmlns:o="urn:schemas-microsoft-com:office:office" xmlns:r="http://schemas.openxmlformats.org/officeDocument/2006/relationships" xmlns:v="urn:schemas-microsoft-com:vml" xmlns:w="http://schemas.openxmlformats.org/wordprocessingml/2006/main" xmlns:w10="urn:schemas-microsoft-com:office:word" xmlns:wp="http://schemas.openxmlformats.org/drawingml/2006/wordprocessingDrawing" xmlns:pic="http://schemas.openxmlformats.org/drawingml/2006/picture" xmlns:wps="http://schemas.microsoft.com/office/word/2010/wordprocessingShape" xmlns:wpg="http://schemas.microsoft.com/office/word/2010/wordprocessingGroup" xmlns:mc="http://schemas.openxmlformats.org/markup-compatibility/2006" xmlns:wp14="http://schemas.microsoft.com/office/word/2010/wordprocessingDrawing" xmlns:w14="http://schemas.microsoft.com/office/word/2010/wordml" xmlns:w15="http://schemas.microsoft.com/office/word/2012/wordml" mc:Ignorable="w14 wp14 w15">
+  <w:p>
+    <w:pPr>
+      <w:pStyle w:val="Footer"/>
+      <w:rPr/>
+    </w:pPr>
+    <w:r>
+      <w:rPr/>
+    </w:r>
+  </w:p>
+</w:ftr>
+</file>
+
+<file path=word/footer5.xml><?xml version="1.0" encoding="utf-8"?>
+<w:ftr xmlns:o="urn:schemas-microsoft-com:office:office" xmlns:r="http://schemas.openxmlformats.org/officeDocument/2006/relationships" xmlns:v="urn:schemas-microsoft-com:vml" xmlns:w="http://schemas.openxmlformats.org/wordprocessingml/2006/main" xmlns:w10="urn:schemas-microsoft-com:office:word" xmlns:wp="http://schemas.openxmlformats.org/drawingml/2006/wordprocessingDrawing" xmlns:pic="http://schemas.openxmlformats.org/drawingml/2006/picture" xmlns:wps="http://schemas.microsoft.com/office/word/2010/wordprocessingShape" xmlns:wpg="http://schemas.microsoft.com/office/word/2010/wordprocessingGroup" xmlns:mc="http://schemas.openxmlformats.org/markup-compatibility/2006" xmlns:wp14="http://schemas.microsoft.com/office/word/2010/wordprocessingDrawing" xmlns:w14="http://schemas.microsoft.com/office/word/2010/wordml" xmlns:w15="http://schemas.microsoft.com/office/word/2012/wordml" mc:Ignorable="w14 wp14 w15">
   <w:sdt>
     <w:sdtPr>
       <w:id w:val="1998614156"/>
@@ -26936,7 +27819,7 @@
 </w:ftr>
 </file>
 
-<file path=word/footer5.xml><?xml version="1.0" encoding="utf-8"?>
+<file path=word/footer6.xml><?xml version="1.0" encoding="utf-8"?>
 <w:ftr xmlns:o="urn:schemas-microsoft-com:office:office" xmlns:r="http://schemas.openxmlformats.org/officeDocument/2006/relationships" xmlns:v="urn:schemas-microsoft-com:vml" xmlns:w="http://schemas.openxmlformats.org/wordprocessingml/2006/main" xmlns:w10="urn:schemas-microsoft-com:office:word" xmlns:wp="http://schemas.openxmlformats.org/drawingml/2006/wordprocessingDrawing" xmlns:pic="http://schemas.openxmlformats.org/drawingml/2006/picture" xmlns:wps="http://schemas.microsoft.com/office/word/2010/wordprocessingShape" xmlns:wpg="http://schemas.microsoft.com/office/word/2010/wordprocessingGroup" xmlns:mc="http://schemas.openxmlformats.org/markup-compatibility/2006" xmlns:wp14="http://schemas.microsoft.com/office/word/2010/wordprocessingDrawing" xmlns:w14="http://schemas.microsoft.com/office/word/2010/wordml" xmlns:w15="http://schemas.microsoft.com/office/word/2012/wordml" mc:Ignorable="w14 wp14 w15">
   <w:p>
     <w:pPr>
@@ -26951,26 +27834,11 @@
 </w:ftr>
 </file>
 
-<file path=word/footer6.xml><?xml version="1.0" encoding="utf-8"?>
+<file path=word/footer7.xml><?xml version="1.0" encoding="utf-8"?>
 <w:ftr xmlns:o="urn:schemas-microsoft-com:office:office" xmlns:r="http://schemas.openxmlformats.org/officeDocument/2006/relationships" xmlns:v="urn:schemas-microsoft-com:vml" xmlns:w="http://schemas.openxmlformats.org/wordprocessingml/2006/main" xmlns:w10="urn:schemas-microsoft-com:office:word" xmlns:wp="http://schemas.openxmlformats.org/drawingml/2006/wordprocessingDrawing" xmlns:pic="http://schemas.openxmlformats.org/drawingml/2006/picture" xmlns:wps="http://schemas.microsoft.com/office/word/2010/wordprocessingShape" xmlns:wpg="http://schemas.microsoft.com/office/word/2010/wordprocessingGroup" xmlns:mc="http://schemas.openxmlformats.org/markup-compatibility/2006" xmlns:wp14="http://schemas.microsoft.com/office/word/2010/wordprocessingDrawing" xmlns:w14="http://schemas.microsoft.com/office/word/2010/wordml" xmlns:w15="http://schemas.microsoft.com/office/word/2012/wordml" mc:Ignorable="w14 wp14 w15">
   <w:p>
     <w:pPr>
       <w:pStyle w:val="Footer"/>
-      <w:rPr/>
-    </w:pPr>
-    <w:r>
-      <w:rPr/>
-    </w:r>
-  </w:p>
-</w:ftr>
-</file>
-
-<file path=word/footer7.xml><?xml version="1.0" encoding="utf-8"?>
-<w:ftr xmlns:o="urn:schemas-microsoft-com:office:office" xmlns:r="http://schemas.openxmlformats.org/officeDocument/2006/relationships" xmlns:v="urn:schemas-microsoft-com:vml" xmlns:w="http://schemas.openxmlformats.org/wordprocessingml/2006/main" xmlns:w10="urn:schemas-microsoft-com:office:word" xmlns:wp="http://schemas.openxmlformats.org/drawingml/2006/wordprocessingDrawing" xmlns:pic="http://schemas.openxmlformats.org/drawingml/2006/picture" xmlns:wps="http://schemas.microsoft.com/office/word/2010/wordprocessingShape" xmlns:wpg="http://schemas.microsoft.com/office/word/2010/wordprocessingGroup" xmlns:mc="http://schemas.openxmlformats.org/markup-compatibility/2006" xmlns:wp14="http://schemas.microsoft.com/office/word/2010/wordprocessingDrawing" xmlns:w14="http://schemas.microsoft.com/office/word/2010/wordml" xmlns:w15="http://schemas.microsoft.com/office/word/2012/wordml" mc:Ignorable="w14 wp14 w15">
-  <w:p>
-    <w:pPr>
-      <w:pStyle w:val="17"/>
-      <w:ind w:hanging="2"/>
       <w:rPr/>
     </w:pPr>
     <w:r>
@@ -26999,7 +27867,8 @@
 <w:ftr xmlns:o="urn:schemas-microsoft-com:office:office" xmlns:r="http://schemas.openxmlformats.org/officeDocument/2006/relationships" xmlns:v="urn:schemas-microsoft-com:vml" xmlns:w="http://schemas.openxmlformats.org/wordprocessingml/2006/main" xmlns:w10="urn:schemas-microsoft-com:office:word" xmlns:wp="http://schemas.openxmlformats.org/drawingml/2006/wordprocessingDrawing" xmlns:pic="http://schemas.openxmlformats.org/drawingml/2006/picture" xmlns:wps="http://schemas.microsoft.com/office/word/2010/wordprocessingShape" xmlns:wpg="http://schemas.microsoft.com/office/word/2010/wordprocessingGroup" xmlns:mc="http://schemas.openxmlformats.org/markup-compatibility/2006" xmlns:wp14="http://schemas.microsoft.com/office/word/2010/wordprocessingDrawing" xmlns:w14="http://schemas.microsoft.com/office/word/2010/wordml" xmlns:w15="http://schemas.microsoft.com/office/word/2012/wordml" mc:Ignorable="w14 wp14 w15">
   <w:p>
     <w:pPr>
-      <w:pStyle w:val="Footer"/>
+      <w:pStyle w:val="17"/>
+      <w:ind w:hanging="2"/>
       <w:rPr/>
     </w:pPr>
     <w:r>
@@ -29984,6 +30853,143 @@
   <w:abstractNum w:abstractNumId="22">
     <w:lvl w:ilvl="0">
       <w:start w:val="1"/>
+      <w:numFmt w:val="bullet"/>
+      <w:lvlText w:val="-"/>
+      <w:lvlJc w:val="start"/>
+      <w:pPr>
+        <w:tabs>
+          <w:tab w:val="num" w:pos="720"/>
+        </w:tabs>
+        <w:ind w:start="720" w:hanging="360"/>
+      </w:pPr>
+      <w:rPr>
+        <w:rFonts w:ascii="OpenSymbol" w:hAnsi="OpenSymbol" w:cs="OpenSymbol" w:hint="default"/>
+      </w:rPr>
+    </w:lvl>
+    <w:lvl w:ilvl="1">
+      <w:start w:val="1"/>
+      <w:numFmt w:val="bullet"/>
+      <w:lvlText w:val="-"/>
+      <w:lvlJc w:val="start"/>
+      <w:pPr>
+        <w:tabs>
+          <w:tab w:val="num" w:pos="1080"/>
+        </w:tabs>
+        <w:ind w:start="1080" w:hanging="360"/>
+      </w:pPr>
+      <w:rPr>
+        <w:rFonts w:ascii="OpenSymbol" w:hAnsi="OpenSymbol" w:cs="OpenSymbol" w:hint="default"/>
+      </w:rPr>
+    </w:lvl>
+    <w:lvl w:ilvl="2">
+      <w:start w:val="1"/>
+      <w:numFmt w:val="bullet"/>
+      <w:lvlText w:val="-"/>
+      <w:lvlJc w:val="start"/>
+      <w:pPr>
+        <w:tabs>
+          <w:tab w:val="num" w:pos="1440"/>
+        </w:tabs>
+        <w:ind w:start="1440" w:hanging="360"/>
+      </w:pPr>
+      <w:rPr>
+        <w:rFonts w:ascii="OpenSymbol" w:hAnsi="OpenSymbol" w:cs="OpenSymbol" w:hint="default"/>
+      </w:rPr>
+    </w:lvl>
+    <w:lvl w:ilvl="3">
+      <w:start w:val="1"/>
+      <w:numFmt w:val="bullet"/>
+      <w:lvlText w:val="-"/>
+      <w:lvlJc w:val="start"/>
+      <w:pPr>
+        <w:tabs>
+          <w:tab w:val="num" w:pos="1800"/>
+        </w:tabs>
+        <w:ind w:start="1800" w:hanging="360"/>
+      </w:pPr>
+      <w:rPr>
+        <w:rFonts w:ascii="OpenSymbol" w:hAnsi="OpenSymbol" w:cs="OpenSymbol" w:hint="default"/>
+      </w:rPr>
+    </w:lvl>
+    <w:lvl w:ilvl="4">
+      <w:start w:val="1"/>
+      <w:numFmt w:val="bullet"/>
+      <w:lvlText w:val="-"/>
+      <w:lvlJc w:val="start"/>
+      <w:pPr>
+        <w:tabs>
+          <w:tab w:val="num" w:pos="2160"/>
+        </w:tabs>
+        <w:ind w:start="2160" w:hanging="360"/>
+      </w:pPr>
+      <w:rPr>
+        <w:rFonts w:ascii="OpenSymbol" w:hAnsi="OpenSymbol" w:cs="OpenSymbol" w:hint="default"/>
+      </w:rPr>
+    </w:lvl>
+    <w:lvl w:ilvl="5">
+      <w:start w:val="1"/>
+      <w:numFmt w:val="bullet"/>
+      <w:lvlText w:val="-"/>
+      <w:lvlJc w:val="start"/>
+      <w:pPr>
+        <w:tabs>
+          <w:tab w:val="num" w:pos="2520"/>
+        </w:tabs>
+        <w:ind w:start="2520" w:hanging="360"/>
+      </w:pPr>
+      <w:rPr>
+        <w:rFonts w:ascii="OpenSymbol" w:hAnsi="OpenSymbol" w:cs="OpenSymbol" w:hint="default"/>
+      </w:rPr>
+    </w:lvl>
+    <w:lvl w:ilvl="6">
+      <w:start w:val="1"/>
+      <w:numFmt w:val="bullet"/>
+      <w:lvlText w:val="-"/>
+      <w:lvlJc w:val="start"/>
+      <w:pPr>
+        <w:tabs>
+          <w:tab w:val="num" w:pos="2880"/>
+        </w:tabs>
+        <w:ind w:start="2880" w:hanging="360"/>
+      </w:pPr>
+      <w:rPr>
+        <w:rFonts w:ascii="OpenSymbol" w:hAnsi="OpenSymbol" w:cs="OpenSymbol" w:hint="default"/>
+      </w:rPr>
+    </w:lvl>
+    <w:lvl w:ilvl="7">
+      <w:start w:val="1"/>
+      <w:numFmt w:val="bullet"/>
+      <w:lvlText w:val="-"/>
+      <w:lvlJc w:val="start"/>
+      <w:pPr>
+        <w:tabs>
+          <w:tab w:val="num" w:pos="3240"/>
+        </w:tabs>
+        <w:ind w:start="3240" w:hanging="360"/>
+      </w:pPr>
+      <w:rPr>
+        <w:rFonts w:ascii="OpenSymbol" w:hAnsi="OpenSymbol" w:cs="OpenSymbol" w:hint="default"/>
+      </w:rPr>
+    </w:lvl>
+    <w:lvl w:ilvl="8">
+      <w:start w:val="1"/>
+      <w:numFmt w:val="bullet"/>
+      <w:lvlText w:val="-"/>
+      <w:lvlJc w:val="start"/>
+      <w:pPr>
+        <w:tabs>
+          <w:tab w:val="num" w:pos="3600"/>
+        </w:tabs>
+        <w:ind w:start="3600" w:hanging="360"/>
+      </w:pPr>
+      <w:rPr>
+        <w:rFonts w:ascii="OpenSymbol" w:hAnsi="OpenSymbol" w:cs="OpenSymbol" w:hint="default"/>
+      </w:rPr>
+    </w:lvl>
+  </w:abstractNum>
+  <w:abstractNum w:abstractNumId="23">
+    <w:lvl w:ilvl="0">
+      <w:start w:val="1"/>
       <w:numFmt w:val="none"/>
       <w:suff w:val="nothing"/>
       <w:lvlText w:val=""/>
@@ -30024,6 +31030,7 @@
     <w:lvl w:ilvl="3">
       <w:start w:val="1"/>
       <w:numFmt w:val="none"/>
+      <w:pStyle w:val="Heading4"/>
       <w:suff w:val="nothing"/>
       <w:lvlText w:val=""/>
       <w:lvlJc w:val="start"/>
@@ -30165,6 +31172,9 @@
   </w:num>
   <w:num w:numId="22">
     <w:abstractNumId w:val="22"/>
+  </w:num>
+  <w:num w:numId="23">
+    <w:abstractNumId w:val="23"/>
   </w:num>
 </w:numbering>
 </file>
@@ -30650,6 +31660,23 @@
       <w:szCs w:val="21"/>
     </w:rPr>
   </w:style>
+  <w:style w:type="paragraph" w:styleId="Heading4">
+    <w:name w:val="heading 4"/>
+    <w:basedOn w:val="Style17"/>
+    <w:next w:val="BodyText"/>
+    <w:qFormat/>
+    <w:pPr>
+      <w:spacing w:before="120" w:after="120"/>
+      <w:outlineLvl w:val="3"/>
+    </w:pPr>
+    <w:rPr>
+      <w:rFonts w:ascii="Liberation Serif" w:hAnsi="Liberation Serif" w:eastAsia="NSimSun" w:cs="Lucida Sans"/>
+      <w:b/>
+      <w:bCs/>
+      <w:sz w:val="24"/>
+      <w:szCs w:val="24"/>
+    </w:rPr>
+  </w:style>
   <w:style w:type="character" w:styleId="DefaultParagraphFont" w:default="1">
     <w:name w:val="Default Paragraph Font"/>
     <w:uiPriority w:val="1"/>
@@ -30665,8 +31692,8 @@
       <w:u w:val="single"/>
     </w:rPr>
   </w:style>
-  <w:style w:type="character" w:styleId="user" w:customStyle="1">
-    <w:name w:val="Символ нумерации (user)"/>
+  <w:style w:type="character" w:styleId="Style10" w:customStyle="1">
+    <w:name w:val="Символ нумерации"/>
     <w:qFormat/>
     <w:rPr>
       <w:rFonts w:ascii="Times New Roman" w:hAnsi="Times New Roman"/>
@@ -30674,8 +31701,8 @@
       <w:szCs w:val="28"/>
     </w:rPr>
   </w:style>
-  <w:style w:type="character" w:styleId="user1" w:customStyle="1">
-    <w:name w:val="Маркеры (user)"/>
+  <w:style w:type="character" w:styleId="Style11" w:customStyle="1">
+    <w:name w:val="Маркеры"/>
     <w:qFormat/>
     <w:rPr>
       <w:rFonts w:ascii="OpenSymbol" w:hAnsi="OpenSymbol" w:eastAsia="OpenSymbol" w:cs="OpenSymbol"/>
@@ -30689,12 +31716,12 @@
       <w:u w:val="single"/>
     </w:rPr>
   </w:style>
-  <w:style w:type="character" w:styleId="user2" w:customStyle="1">
-    <w:name w:val="Ссылка указателя (user)"/>
+  <w:style w:type="character" w:styleId="Style12" w:customStyle="1">
+    <w:name w:val="Ссылка указателя"/>
     <w:qFormat/>
     <w:rPr/>
   </w:style>
-  <w:style w:type="character" w:styleId="Style11" w:customStyle="1">
+  <w:style w:type="character" w:styleId="Style13" w:customStyle="1">
     <w:name w:val="Основной текст Знак"/>
     <w:basedOn w:val="DefaultParagraphFont"/>
     <w:qFormat/>
@@ -30706,7 +31733,7 @@
   </w:style>
   <w:style w:type="character" w:styleId="1" w:customStyle="1">
     <w:name w:val="Стиль1 Знак"/>
-    <w:basedOn w:val="Style11"/>
+    <w:basedOn w:val="Style13"/>
     <w:link w:val="15"/>
     <w:qFormat/>
     <w:rsid w:val="00827d46"/>
@@ -30752,13 +31779,13 @@
       <w:bCs/>
     </w:rPr>
   </w:style>
-  <w:style w:type="character" w:styleId="Style12" w:customStyle="1">
-    <w:name w:val="Ссылка указателя"/>
+  <w:style w:type="character" w:styleId="user" w:customStyle="1">
+    <w:name w:val="Ссылка указателя (user)"/>
     <w:qFormat/>
     <w:rPr/>
   </w:style>
-  <w:style w:type="character" w:styleId="Style13" w:customStyle="1">
-    <w:name w:val="Символ нумерации"/>
+  <w:style w:type="character" w:styleId="user1" w:customStyle="1">
+    <w:name w:val="Символ нумерации (user)"/>
     <w:qFormat/>
     <w:rPr/>
   </w:style>
@@ -30817,8 +31844,8 @@
       <w:szCs w:val="21"/>
     </w:rPr>
   </w:style>
-  <w:style w:type="character" w:styleId="Style16" w:customStyle="1">
-    <w:name w:val="Маркеры"/>
+  <w:style w:type="character" w:styleId="user2" w:customStyle="1">
+    <w:name w:val="Маркеры (user)"/>
     <w:qFormat/>
     <w:rPr>
       <w:rFonts w:ascii="OpenSymbol" w:hAnsi="OpenSymbol" w:eastAsia="OpenSymbol" w:cs="OpenSymbol"/>
@@ -30829,6 +31856,13 @@
     <w:rPr>
       <w:color w:val="800000"/>
       <w:u w:val="single"/>
+    </w:rPr>
+  </w:style>
+  <w:style w:type="character" w:styleId="Style16">
+    <w:name w:val="Исходный текст"/>
+    <w:qFormat/>
+    <w:rPr>
+      <w:rFonts w:ascii="Liberation Mono" w:hAnsi="Liberation Mono" w:eastAsia="NSimSun" w:cs="Liberation Mono"/>
     </w:rPr>
   </w:style>
   <w:style w:type="paragraph" w:styleId="Style17">
@@ -30849,7 +31883,7 @@
   <w:style w:type="paragraph" w:styleId="BodyText">
     <w:name w:val="Body Text"/>
     <w:basedOn w:val="Normal"/>
-    <w:link w:val="Style11"/>
+    <w:link w:val="Style13"/>
     <w:pPr>
       <w:spacing w:lineRule="auto" w:line="360" w:before="0" w:after="140"/>
       <w:ind w:firstLine="709"/>
@@ -30881,6 +31915,32 @@
   </w:style>
   <w:style w:type="paragraph" w:styleId="Style18">
     <w:name w:val="Указатель"/>
+    <w:basedOn w:val="Normal"/>
+    <w:qFormat/>
+    <w:pPr>
+      <w:suppressLineNumbers/>
+    </w:pPr>
+    <w:rPr>
+      <w:rFonts w:cs="Lucida Sans"/>
+    </w:rPr>
+  </w:style>
+  <w:style w:type="paragraph" w:styleId="user3">
+    <w:name w:val="Заголовок (user)"/>
+    <w:basedOn w:val="Normal"/>
+    <w:next w:val="BodyText"/>
+    <w:qFormat/>
+    <w:pPr>
+      <w:keepNext w:val="true"/>
+      <w:spacing w:before="240" w:after="120"/>
+    </w:pPr>
+    <w:rPr>
+      <w:rFonts w:ascii="Liberation Sans" w:hAnsi="Liberation Sans" w:eastAsia="Microsoft YaHei" w:cs="Lucida Sans"/>
+      <w:sz w:val="28"/>
+      <w:szCs w:val="28"/>
+    </w:rPr>
+  </w:style>
+  <w:style w:type="paragraph" w:styleId="user4">
+    <w:name w:val="Указатель (user)"/>
     <w:basedOn w:val="Normal"/>
     <w:qFormat/>
     <w:pPr>
@@ -31042,15 +32102,15 @@
     </w:pPr>
     <w:rPr/>
   </w:style>
-  <w:style w:type="paragraph" w:styleId="Style19" w:customStyle="1">
-    <w:name w:val="Колонтитулы"/>
+  <w:style w:type="paragraph" w:styleId="user5" w:customStyle="1">
+    <w:name w:val="Колонтитулы (user)"/>
     <w:basedOn w:val="Normal"/>
     <w:qFormat/>
     <w:pPr/>
     <w:rPr/>
   </w:style>
-  <w:style w:type="paragraph" w:styleId="user3" w:customStyle="1">
-    <w:name w:val="Колонтитулы (user)"/>
+  <w:style w:type="paragraph" w:styleId="Style19" w:customStyle="1">
+    <w:name w:val="Колонтитулы"/>
     <w:basedOn w:val="Normal"/>
     <w:qFormat/>
     <w:pPr/>
@@ -31128,8 +32188,8 @@
       <w:szCs w:val="21"/>
     </w:rPr>
   </w:style>
-  <w:style w:type="paragraph" w:styleId="Style20" w:customStyle="1">
-    <w:name w:val="Содержимое таблицы"/>
+  <w:style w:type="paragraph" w:styleId="user6" w:customStyle="1">
+    <w:name w:val="Содержимое таблицы (user)"/>
     <w:basedOn w:val="Normal"/>
     <w:qFormat/>
     <w:pPr>
@@ -31152,15 +32212,38 @@
       <w:szCs w:val="21"/>
     </w:rPr>
   </w:style>
-  <w:style w:type="numbering" w:styleId="Style21" w:customStyle="1">
-    <w:name w:val="Без списка"/>
+  <w:style w:type="paragraph" w:styleId="Style20">
+    <w:name w:val="Содержимое таблицы"/>
+    <w:basedOn w:val="Normal"/>
+    <w:qFormat/>
+    <w:pPr>
+      <w:widowControl w:val="false"/>
+      <w:suppressLineNumbers/>
+    </w:pPr>
+    <w:rPr/>
+  </w:style>
+  <w:style w:type="paragraph" w:styleId="Style21">
+    <w:name w:val="Текст в заданном формате"/>
+    <w:basedOn w:val="Normal"/>
+    <w:qFormat/>
+    <w:pPr>
+      <w:spacing w:before="0" w:after="0"/>
+    </w:pPr>
+    <w:rPr>
+      <w:rFonts w:ascii="Liberation Mono" w:hAnsi="Liberation Mono" w:eastAsia="NSimSun" w:cs="Liberation Mono"/>
+      <w:sz w:val="20"/>
+      <w:szCs w:val="20"/>
+    </w:rPr>
+  </w:style>
+  <w:style w:type="numbering" w:styleId="user7" w:customStyle="1">
+    <w:name w:val="Без списка (user)"/>
     <w:uiPriority w:val="99"/>
     <w:semiHidden/>
     <w:unhideWhenUsed/>
     <w:qFormat/>
   </w:style>
-  <w:style w:type="numbering" w:styleId="user4" w:customStyle="1">
-    <w:name w:val="Без списка (user)"/>
+  <w:style w:type="numbering" w:styleId="Style22" w:customStyle="1">
+    <w:name w:val="Без списка"/>
     <w:uiPriority w:val="99"/>
     <w:semiHidden/>
     <w:unhideWhenUsed/>
@@ -31449,11 +32532,11 @@
         </c:ser>
         <c:gapWidth val="100"/>
         <c:overlap val="0"/>
-        <c:axId val="61789"/>
-        <c:axId val="37859127"/>
+        <c:axId val="91815195"/>
+        <c:axId val="32240449"/>
       </c:barChart>
       <c:catAx>
-        <c:axId val="61789"/>
+        <c:axId val="91815195"/>
         <c:scaling>
           <c:orientation val="minMax"/>
         </c:scaling>
@@ -31485,7 +32568,7 @@
             </a:pPr>
           </a:p>
         </c:txPr>
-        <c:crossAx val="37859127"/>
+        <c:crossAx val="32240449"/>
         <c:crosses val="autoZero"/>
         <c:auto val="1"/>
         <c:lblAlgn val="ctr"/>
@@ -31493,7 +32576,7 @@
         <c:noMultiLvlLbl val="0"/>
       </c:catAx>
       <c:valAx>
-        <c:axId val="37859127"/>
+        <c:axId val="32240449"/>
         <c:scaling>
           <c:orientation val="minMax"/>
         </c:scaling>
@@ -31525,7 +32608,7 @@
             </a:pPr>
           </a:p>
         </c:txPr>
-        <c:crossAx val="61789"/>
+        <c:crossAx val="91815195"/>
         <c:crosses val="autoZero"/>
         <c:crossBetween val="midCat"/>
       </c:valAx>
@@ -31805,11 +32888,11 @@
         </c:ser>
         <c:gapWidth val="100"/>
         <c:overlap val="0"/>
-        <c:axId val="47146645"/>
-        <c:axId val="80317379"/>
+        <c:axId val="29623491"/>
+        <c:axId val="74605606"/>
       </c:barChart>
       <c:catAx>
-        <c:axId val="47146645"/>
+        <c:axId val="29623491"/>
         <c:scaling>
           <c:orientation val="minMax"/>
         </c:scaling>
@@ -31841,7 +32924,7 @@
             </a:pPr>
           </a:p>
         </c:txPr>
-        <c:crossAx val="80317379"/>
+        <c:crossAx val="74605606"/>
         <c:crosses val="autoZero"/>
         <c:auto val="1"/>
         <c:lblAlgn val="ctr"/>
@@ -31849,7 +32932,7 @@
         <c:noMultiLvlLbl val="0"/>
       </c:catAx>
       <c:valAx>
-        <c:axId val="80317379"/>
+        <c:axId val="74605606"/>
         <c:scaling>
           <c:orientation val="minMax"/>
         </c:scaling>
@@ -31881,7 +32964,7 @@
             </a:pPr>
           </a:p>
         </c:txPr>
-        <c:crossAx val="47146645"/>
+        <c:crossAx val="29623491"/>
         <c:crosses val="autoZero"/>
         <c:crossBetween val="midCat"/>
       </c:valAx>
@@ -32173,11 +33256,11 @@
         </c:ser>
         <c:gapWidth val="100"/>
         <c:overlap val="100"/>
-        <c:axId val="84296638"/>
-        <c:axId val="94029325"/>
+        <c:axId val="7293165"/>
+        <c:axId val="21398526"/>
       </c:barChart>
       <c:catAx>
-        <c:axId val="84296638"/>
+        <c:axId val="7293165"/>
         <c:scaling>
           <c:orientation val="minMax"/>
         </c:scaling>
@@ -32209,7 +33292,7 @@
             </a:pPr>
           </a:p>
         </c:txPr>
-        <c:crossAx val="94029325"/>
+        <c:crossAx val="21398526"/>
         <c:crosses val="autoZero"/>
         <c:auto val="1"/>
         <c:lblAlgn val="ctr"/>
@@ -32217,7 +33300,7 @@
         <c:noMultiLvlLbl val="0"/>
       </c:catAx>
       <c:valAx>
-        <c:axId val="94029325"/>
+        <c:axId val="21398526"/>
         <c:scaling>
           <c:orientation val="minMax"/>
         </c:scaling>
@@ -32249,7 +33332,7 @@
             </a:pPr>
           </a:p>
         </c:txPr>
-        <c:crossAx val="84296638"/>
+        <c:crossAx val="7293165"/>
         <c:crosses val="autoZero"/>
         <c:crossBetween val="midCat"/>
       </c:valAx>
